--- a/Package/5_Docs/Francais/Manuel devt BDC pour KB3 v3.docx
+++ b/Package/5_Docs/Francais/Manuel devt BDC pour KB3 v3.docx
@@ -99,10 +99,10 @@
                   <v:path o:extrusionok="f" gradientshapeok="t" o:connecttype="rect"/>
                   <o:lock v:ext="edit" aspectratio="t"/>
                 </v:shapetype>
-                <v:shape id="_x0000_i1025" type="#_x0000_t75" style="width:59.25pt;height:78.95pt" o:ole="">
+                <v:shape id="_x0000_i1025" type="#_x0000_t75" style="width:59.35pt;height:78.9pt" o:ole="">
                   <v:imagedata r:id="rId8" o:title=""/>
                 </v:shape>
-                <o:OLEObject Type="Embed" ProgID="Word.Picture.8" ShapeID="_x0000_i1025" DrawAspect="Content" ObjectID="_1596018644" r:id="rId9"/>
+                <o:OLEObject Type="Embed" ProgID="Word.Picture.8" ShapeID="_x0000_i1025" DrawAspect="Content" ObjectID="_1613568985" r:id="rId9"/>
               </w:object>
             </w:r>
           </w:p>
@@ -904,10 +904,10 @@
                 <w:szCs w:val="24"/>
               </w:rPr>
               <w:object w:dxaOrig="1188" w:dyaOrig="1576">
-                <v:shape id="_x0000_i1026" type="#_x0000_t75" style="width:59.25pt;height:78.95pt" o:ole="">
+                <v:shape id="_x0000_i1026" type="#_x0000_t75" style="width:59.35pt;height:78.9pt" o:ole="">
                   <v:imagedata r:id="rId10" o:title=""/>
                 </v:shape>
-                <o:OLEObject Type="Embed" ProgID="Word.Picture.8" ShapeID="_x0000_i1026" DrawAspect="Content" ObjectID="_1596018645" r:id="rId11"/>
+                <o:OLEObject Type="Embed" ProgID="Word.Picture.8" ShapeID="_x0000_i1026" DrawAspect="Content" ObjectID="_1613568986" r:id="rId11"/>
               </w:object>
             </w:r>
           </w:p>
@@ -1282,14 +1282,36 @@
             <w:pPr>
               <w:pStyle w:val="Z-Fr-Refnote"/>
             </w:pPr>
-            <w:fldSimple w:instr=" STYLEREF Z-Fr-Refnote \* MERGEFORMAT ">
-              <w:r>
-                <w:rPr>
-                  <w:noProof/>
-                </w:rPr>
-                <w:t>HT-52/03/042/J</w:t>
-              </w:r>
-            </w:fldSimple>
+            <w:r>
+              <w:rPr>
+                <w:noProof/>
+              </w:rPr>
+              <w:fldChar w:fldCharType="begin"/>
+            </w:r>
+            <w:r>
+              <w:rPr>
+                <w:noProof/>
+              </w:rPr>
+              <w:instrText xml:space="preserve"> STYLEREF Z-Fr-Refnote \* MERGEFORMAT </w:instrText>
+            </w:r>
+            <w:r>
+              <w:rPr>
+                <w:noProof/>
+              </w:rPr>
+              <w:fldChar w:fldCharType="separate"/>
+            </w:r>
+            <w:r>
+              <w:rPr>
+                <w:noProof/>
+              </w:rPr>
+              <w:t>HT-52/03/042/J</w:t>
+            </w:r>
+            <w:r>
+              <w:rPr>
+                <w:noProof/>
+              </w:rPr>
+              <w:fldChar w:fldCharType="end"/>
+            </w:r>
           </w:p>
         </w:tc>
       </w:tr>
@@ -2831,7 +2853,6 @@
                 <w:szCs w:val="24"/>
               </w:rPr>
             </w:pPr>
-            <w:proofErr w:type="spellStart"/>
             <w:r>
               <w:rPr>
                 <w:b/>
@@ -2840,7 +2861,6 @@
               </w:rPr>
               <w:t>Dept</w:t>
             </w:r>
-            <w:proofErr w:type="spellEnd"/>
           </w:p>
         </w:tc>
         <w:tc>
@@ -2930,7 +2950,6 @@
                 <w:szCs w:val="24"/>
               </w:rPr>
             </w:pPr>
-            <w:proofErr w:type="spellStart"/>
             <w:r>
               <w:rPr>
                 <w:b/>
@@ -2939,7 +2958,6 @@
               </w:rPr>
               <w:t>Dept</w:t>
             </w:r>
-            <w:proofErr w:type="spellEnd"/>
           </w:p>
         </w:tc>
         <w:tc>
@@ -3360,19 +3378,11 @@
                 <w:lang w:val="en-GB"/>
               </w:rPr>
             </w:pPr>
-            <w:proofErr w:type="spellStart"/>
             <w:r>
               <w:rPr>
                 <w:lang w:val="en-GB"/>
               </w:rPr>
-              <w:t>Khin-Yedid</w:t>
-            </w:r>
-            <w:proofErr w:type="spellEnd"/>
-            <w:r>
-              <w:rPr>
-                <w:lang w:val="en-GB"/>
-              </w:rPr>
-              <w:t xml:space="preserve"> C.</w:t>
+              <w:t>Khin-Yedid C.</w:t>
             </w:r>
           </w:p>
         </w:tc>
@@ -3449,19 +3459,11 @@
                 <w:lang w:val="en-GB"/>
               </w:rPr>
             </w:pPr>
-            <w:proofErr w:type="spellStart"/>
             <w:r>
               <w:rPr>
                 <w:lang w:val="en-GB"/>
               </w:rPr>
-              <w:t>Chraïbi</w:t>
-            </w:r>
-            <w:proofErr w:type="spellEnd"/>
-            <w:r>
-              <w:rPr>
-                <w:lang w:val="en-GB"/>
-              </w:rPr>
-              <w:t xml:space="preserve"> H.</w:t>
+              <w:t>Chraïbi H.</w:t>
             </w:r>
           </w:p>
         </w:tc>
@@ -3800,19 +3802,11 @@
                 <w:lang w:val="de-DE"/>
               </w:rPr>
             </w:pPr>
-            <w:proofErr w:type="spellStart"/>
             <w:r>
               <w:rPr>
                 <w:lang w:val="de-DE"/>
               </w:rPr>
-              <w:t>Lhuillier</w:t>
-            </w:r>
-            <w:proofErr w:type="spellEnd"/>
-            <w:r>
-              <w:rPr>
-                <w:lang w:val="de-DE"/>
-              </w:rPr>
-              <w:t xml:space="preserve"> A.</w:t>
+              <w:t>Lhuillier A.</w:t>
             </w:r>
           </w:p>
         </w:tc>
@@ -3901,13 +3895,8 @@
             <w:pPr>
               <w:spacing w:before="60" w:after="60"/>
             </w:pPr>
-            <w:proofErr w:type="spellStart"/>
             <w:r>
-              <w:t>Montat</w:t>
-            </w:r>
-            <w:proofErr w:type="spellEnd"/>
-            <w:r>
-              <w:t xml:space="preserve"> D.</w:t>
+              <w:t>Montat D.</w:t>
             </w:r>
           </w:p>
         </w:tc>
@@ -3984,19 +3973,11 @@
                 <w:lang w:val="en-GB"/>
               </w:rPr>
             </w:pPr>
-            <w:proofErr w:type="spellStart"/>
             <w:r>
               <w:rPr>
                 <w:lang w:val="en-GB"/>
               </w:rPr>
-              <w:t>Chardonnal</w:t>
-            </w:r>
-            <w:proofErr w:type="spellEnd"/>
-            <w:r>
-              <w:rPr>
-                <w:lang w:val="en-GB"/>
-              </w:rPr>
-              <w:t xml:space="preserve"> H.</w:t>
+              <w:t>Chardonnal H.</w:t>
             </w:r>
           </w:p>
         </w:tc>
@@ -4157,19 +4138,11 @@
                 <w:lang w:val="en-GB"/>
               </w:rPr>
             </w:pPr>
-            <w:proofErr w:type="spellStart"/>
             <w:r>
               <w:rPr>
                 <w:lang w:val="en-GB"/>
               </w:rPr>
-              <w:t>Voirin</w:t>
-            </w:r>
-            <w:proofErr w:type="spellEnd"/>
-            <w:r>
-              <w:rPr>
-                <w:lang w:val="en-GB"/>
-              </w:rPr>
-              <w:t xml:space="preserve"> M.</w:t>
+              <w:t>Voirin M.</w:t>
             </w:r>
           </w:p>
         </w:tc>
@@ -4258,13 +4231,8 @@
             <w:pPr>
               <w:spacing w:before="60" w:after="60"/>
             </w:pPr>
-            <w:proofErr w:type="spellStart"/>
             <w:r>
-              <w:t>Aurori</w:t>
-            </w:r>
-            <w:proofErr w:type="spellEnd"/>
-            <w:r>
-              <w:t xml:space="preserve"> C.</w:t>
+              <w:t>Aurori C.</w:t>
             </w:r>
           </w:p>
         </w:tc>
@@ -4341,19 +4309,11 @@
                 <w:lang w:val="en-GB"/>
               </w:rPr>
             </w:pPr>
-            <w:proofErr w:type="spellStart"/>
             <w:r>
               <w:rPr>
                 <w:lang w:val="en-GB"/>
               </w:rPr>
-              <w:t>Pestourie</w:t>
-            </w:r>
-            <w:proofErr w:type="spellEnd"/>
-            <w:r>
-              <w:rPr>
-                <w:lang w:val="en-GB"/>
-              </w:rPr>
-              <w:t xml:space="preserve"> J.</w:t>
+              <w:t>Pestourie J.</w:t>
             </w:r>
           </w:p>
         </w:tc>
@@ -4692,19 +4652,11 @@
                 <w:lang w:val="nl-NL"/>
               </w:rPr>
             </w:pPr>
-            <w:proofErr w:type="spellStart"/>
             <w:r>
               <w:rPr>
                 <w:lang w:val="nl-NL"/>
               </w:rPr>
-              <w:t>Spelleman</w:t>
-            </w:r>
-            <w:proofErr w:type="spellEnd"/>
-            <w:r>
-              <w:rPr>
-                <w:lang w:val="nl-NL"/>
-              </w:rPr>
-              <w:t xml:space="preserve"> C.</w:t>
+              <w:t>Spelleman C.</w:t>
             </w:r>
           </w:p>
         </w:tc>
@@ -8948,15 +8900,7 @@
         <w:spacing w:after="0"/>
       </w:pPr>
       <w:r>
-        <w:t xml:space="preserve">Icône_type_i.sym : icône dans un format propriétaire à la bibliothèque graphique </w:t>
-      </w:r>
-      <w:proofErr w:type="spellStart"/>
-      <w:r>
-        <w:t>Stingray</w:t>
-      </w:r>
-      <w:proofErr w:type="spellEnd"/>
-      <w:r>
-        <w:t xml:space="preserve"> qui a servi de base au développement de KB3 v3. Eventuellement, plusieurs icônes .sym peuvent être associées à un type Figaro : l'une ou l'autre</w:t>
+        <w:t>Icône_type_i.sym : icône dans un format propriétaire à la bibliothèque graphique Stingray qui a servi de base au développement de KB3 v3. Eventuellement, plusieurs icônes .sym peuvent être associées à un type Figaro : l'une ou l'autre</w:t>
       </w:r>
       <w:r>
         <w:t xml:space="preserve"> de ces variantes graphiques</w:t>
@@ -9049,37 +8993,13 @@
         <w:t xml:space="preserve"> de texte</w:t>
       </w:r>
       <w:r>
-        <w:t xml:space="preserve"> en open source </w:t>
-      </w:r>
-      <w:proofErr w:type="spellStart"/>
-      <w:r>
-        <w:t>Jedit</w:t>
-      </w:r>
-      <w:proofErr w:type="spellEnd"/>
-      <w:r>
-        <w:t xml:space="preserve"> et des</w:t>
-      </w:r>
-      <w:r>
-        <w:t xml:space="preserve"> compléments à </w:t>
-      </w:r>
-      <w:proofErr w:type="spellStart"/>
-      <w:r>
-        <w:t>Jedit</w:t>
-      </w:r>
-      <w:proofErr w:type="spellEnd"/>
-      <w:r>
-        <w:t xml:space="preserve"> regroupés dans un ins</w:t>
-      </w:r>
-      <w:r>
-        <w:t>tallateur appelé "</w:t>
-      </w:r>
-      <w:proofErr w:type="spellStart"/>
-      <w:r>
-        <w:t>VisualFigaro</w:t>
-      </w:r>
-      <w:proofErr w:type="spellEnd"/>
-      <w:r>
-        <w:t xml:space="preserve">". </w:t>
+        <w:t xml:space="preserve"> en open source Jedit et des</w:t>
+      </w:r>
+      <w:r>
+        <w:t xml:space="preserve"> compléments à Jedit regroupés dans un ins</w:t>
+      </w:r>
+      <w:r>
+        <w:t xml:space="preserve">tallateur appelé "VisualFigaro". </w:t>
       </w:r>
       <w:r>
         <w:t xml:space="preserve">  </w:t>
@@ -9110,26 +9030,13 @@
         </w:numPr>
       </w:pPr>
       <w:r>
-        <w:t>XnView pour visualiser les icônes en différents modes, les gérer (copier, coller, déplacer, renommer…) et lancer les éditeurs permettant de les modifier. XnView permet aussi de convertir tout un ensemble de fichiers .</w:t>
-      </w:r>
-      <w:proofErr w:type="spellStart"/>
-      <w:r>
-        <w:t>bmp</w:t>
-      </w:r>
-      <w:proofErr w:type="spellEnd"/>
+        <w:t>XnView pour visualiser les icônes en différents modes, les gérer (copier, coller, déplacer, renommer…) et lancer les éditeurs permettant de les modifier. XnView permet aussi de convertir tout un ensemble de fichiers .bmp</w:t>
+      </w:r>
       <w:r>
         <w:t xml:space="preserve"> (ancien format des icônes KB3)</w:t>
       </w:r>
       <w:r>
-        <w:t xml:space="preserve"> en fichiers .</w:t>
-      </w:r>
-      <w:proofErr w:type="spellStart"/>
-      <w:r>
-        <w:t>ico</w:t>
-      </w:r>
-      <w:proofErr w:type="spellEnd"/>
-      <w:r>
-        <w:t xml:space="preserve"> pour lesquels il existe beaucoup plus d'outils d'édition, </w:t>
+        <w:t xml:space="preserve"> en fichiers .ico pour lesquels il existe beaucoup plus d'outils d'édition, </w:t>
       </w:r>
     </w:p>
     <w:p>
@@ -9149,15 +9056,7 @@
         <w:t>seul</w:t>
       </w:r>
       <w:r>
-        <w:t xml:space="preserve"> outil permettant d’éditer les icônes dans ce format, propre à la bibliothèque graphique </w:t>
-      </w:r>
-      <w:proofErr w:type="spellStart"/>
-      <w:r>
-        <w:t>Stingray</w:t>
-      </w:r>
-      <w:proofErr w:type="spellEnd"/>
-      <w:r>
-        <w:t>. Il est systématiquement livré avec KB3</w:t>
+        <w:t xml:space="preserve"> outil permettant d’éditer les icônes dans ce format, propre à la bibliothèque graphique Stingray. Il est systématiquement livré avec KB3</w:t>
       </w:r>
       <w:r>
         <w:t xml:space="preserve"> (c’est l’exécutable </w:t>
@@ -9190,11 +9089,9 @@
           <w:numId w:val="14"/>
         </w:numPr>
       </w:pPr>
-      <w:proofErr w:type="spellStart"/>
       <w:r>
         <w:t>QxmlEdit</w:t>
       </w:r>
-      <w:proofErr w:type="spellEnd"/>
       <w:r>
         <w:t xml:space="preserve"> est un éditeur simple pour les fichiers XML. Il a l'avantage d'être léger à installer et riche en fonctions. Il présente clairement la structure arborescente du fichier XML et sépare bien les "tags" du contenu des champs. Il vérifie la conformité du fichier au schéma associé, ce qui peut être utile pour chercher les erreurs dans le fichier .bdc. Il permet aussi de visualiser graphiquement sous forme d'arbre les schémas tels que bdcfr.xsd et bdceng.xsd. </w:t>
       </w:r>
@@ -9225,23 +9122,7 @@
         <w:t>s ci-dessus est très rapide. Le principal installateur</w:t>
       </w:r>
       <w:r>
-        <w:t xml:space="preserve"> (</w:t>
-      </w:r>
-      <w:proofErr w:type="spellStart"/>
-      <w:r>
-        <w:t>Jedit</w:t>
-      </w:r>
-      <w:proofErr w:type="spellEnd"/>
-      <w:r>
-        <w:t xml:space="preserve"> + </w:t>
-      </w:r>
-      <w:proofErr w:type="spellStart"/>
-      <w:r>
-        <w:t>VisualFigaro</w:t>
-      </w:r>
-      <w:proofErr w:type="spellEnd"/>
-      <w:r>
-        <w:t>)</w:t>
+        <w:t xml:space="preserve"> (Jedit + VisualFigaro)</w:t>
       </w:r>
       <w:r>
         <w:t xml:space="preserve"> qui contient une version « portable », c'est-à-dire entièrement autonome et ne nécessitant pas les droits d’administration</w:t>
@@ -9250,15 +9131,7 @@
         <w:t xml:space="preserve"> </w:t>
       </w:r>
       <w:r>
-        <w:t xml:space="preserve">est disponible sur </w:t>
-      </w:r>
-      <w:proofErr w:type="spellStart"/>
-      <w:r>
-        <w:t>Sourceforge</w:t>
-      </w:r>
-      <w:proofErr w:type="spellEnd"/>
-      <w:r>
-        <w:t>, à l’adresse : http</w:t>
+        <w:t>est disponible sur Sourceforge, à l’adresse : http</w:t>
       </w:r>
       <w:r>
         <w:t>://sourceforge.net/projects/visualfigaro/</w:t>
@@ -9273,13 +9146,8 @@
       </w:pPr>
       <w:bookmarkStart w:id="9" w:name="_Toc453711986"/>
       <w:r>
-        <w:t xml:space="preserve">Configuration de </w:t>
-      </w:r>
-      <w:proofErr w:type="spellStart"/>
-      <w:r>
-        <w:t>Jedit</w:t>
-      </w:r>
-      <w:proofErr w:type="spellEnd"/>
+        <w:t>Configuration de Jedit</w:t>
+      </w:r>
       <w:r>
         <w:t xml:space="preserve"> (important !)</w:t>
       </w:r>
@@ -9287,15 +9155,7 @@
     </w:p>
     <w:p>
       <w:r>
-        <w:t xml:space="preserve">Il est primordial de bien choisir quelques options de </w:t>
-      </w:r>
-      <w:proofErr w:type="spellStart"/>
-      <w:r>
-        <w:t>Jedit</w:t>
-      </w:r>
-      <w:proofErr w:type="spellEnd"/>
-      <w:r>
-        <w:t>, pour une utilisation confortable de VisualFigaro.</w:t>
+        <w:t>Il est primordial de bien choisir quelques options de Jedit, pour une utilisation confortable de VisualFigaro.</w:t>
       </w:r>
     </w:p>
     <w:p>
@@ -9306,21 +9166,11 @@
         <w:t>vérifier que</w:t>
       </w:r>
       <w:r>
-        <w:t xml:space="preserve"> dans « Utilities / Global options / </w:t>
-      </w:r>
-      <w:proofErr w:type="spellStart"/>
-      <w:r>
-        <w:t>Jedit</w:t>
-      </w:r>
-      <w:proofErr w:type="spellEnd"/>
-      <w:r>
-        <w:t xml:space="preserve"> / </w:t>
-      </w:r>
-      <w:proofErr w:type="spellStart"/>
+        <w:t xml:space="preserve"> dans « Utilities / Global options / Jedit / </w:t>
+      </w:r>
       <w:r>
         <w:t>Encodings</w:t>
       </w:r>
-      <w:proofErr w:type="spellEnd"/>
       <w:r>
         <w:t> » (cf. copie d’écran ci-dessous) l’op</w:t>
       </w:r>
@@ -9334,15 +9184,7 @@
         <w:t xml:space="preserve"> (en principe c’est fait par l’installation, </w:t>
       </w:r>
       <w:r>
-        <w:t xml:space="preserve">mais il peut y avoir une interférence créée par un paramétrage de </w:t>
-      </w:r>
-      <w:proofErr w:type="spellStart"/>
-      <w:r>
-        <w:t>Jedit</w:t>
-      </w:r>
-      <w:proofErr w:type="spellEnd"/>
-      <w:r>
-        <w:t xml:space="preserve"> déjà installé sur la machine)</w:t>
+        <w:t>mais il peut y avoir une interférence créée par un paramétrage de Jedit déjà installé sur la machine)</w:t>
       </w:r>
       <w:r>
         <w:t>.</w:t>
@@ -9353,23 +9195,7 @@
     </w:p>
     <w:p>
       <w:r>
-        <w:t>Par ailleurs, dans la rubrique « </w:t>
-      </w:r>
-      <w:proofErr w:type="spellStart"/>
-      <w:r>
-        <w:t>Gutter</w:t>
-      </w:r>
-      <w:proofErr w:type="spellEnd"/>
-      <w:r>
-        <w:t xml:space="preserve"> » de ce même panneau d’options, il faut cocher la case « line </w:t>
-      </w:r>
-      <w:proofErr w:type="spellStart"/>
-      <w:r>
-        <w:t>numbers</w:t>
-      </w:r>
-      <w:proofErr w:type="spellEnd"/>
-      <w:r>
-        <w:t xml:space="preserve"> » car l’affichage des numéros de ligne sera utile pour trouver rapidement les erreurs de syntaxe signalées par le vérificateur de base de connaissances. </w:t>
+        <w:t xml:space="preserve">Par ailleurs, dans la rubrique « Gutter » de ce même panneau d’options, il faut cocher la case « line numbers » car l’affichage des numéros de ligne sera utile pour trouver rapidement les erreurs de syntaxe signalées par le vérificateur de base de connaissances. </w:t>
       </w:r>
     </w:p>
     <w:p/>
@@ -9434,129 +9260,44 @@
     </w:p>
     <w:p>
       <w:r>
-        <w:t xml:space="preserve">Dans la rubrique « </w:t>
-      </w:r>
-      <w:proofErr w:type="spellStart"/>
-      <w:r>
-        <w:t>Editing</w:t>
-      </w:r>
-      <w:proofErr w:type="spellEnd"/>
-      <w:r>
-        <w:t> », il faut prendre l’option « </w:t>
-      </w:r>
-      <w:proofErr w:type="spellStart"/>
-      <w:r>
-        <w:t>indent</w:t>
-      </w:r>
-      <w:proofErr w:type="spellEnd"/>
-      <w:r>
-        <w:t> » pour « </w:t>
-      </w:r>
-      <w:proofErr w:type="spellStart"/>
-      <w:r>
-        <w:t>fo</w:t>
-      </w:r>
-      <w:r>
-        <w:t>lding</w:t>
-      </w:r>
-      <w:proofErr w:type="spellEnd"/>
-      <w:r>
-        <w:t xml:space="preserve"> mode », et prendre l’option « </w:t>
-      </w:r>
-      <w:proofErr w:type="spellStart"/>
+        <w:t>Dans la rubrique « Editing », il faut prendre l’option « indent » pour « fo</w:t>
+      </w:r>
+      <w:r>
+        <w:t>lding mode », et prendre l’option « </w:t>
+      </w:r>
       <w:r>
         <w:t>I</w:t>
       </w:r>
       <w:r>
-        <w:t>nitially</w:t>
-      </w:r>
-      <w:proofErr w:type="spellEnd"/>
-      <w:r>
-        <w:t xml:space="preserve"> collapse </w:t>
-      </w:r>
-      <w:proofErr w:type="spellStart"/>
-      <w:r>
-        <w:t>folds</w:t>
-      </w:r>
-      <w:proofErr w:type="spellEnd"/>
+        <w:t>nitially collapse folds with level 1 » qui permet d’avoir une vue initiale d’une base de connaissances masqu</w:t>
+      </w:r>
+      <w:r>
+        <w:t>ant</w:t>
+      </w:r>
+      <w:r>
+        <w:t xml:space="preserve"> les détails. Il suffit de faire un clic sur le triangle au regard d’un ensemble de lignes masquées pour faire apparaître un niveau de détail supplémentaire (shift + clic si on veut « tout déplier » en une seule fois).</w:t>
+      </w:r>
+      <w:r>
+        <w:t xml:space="preserve"> Cette fonction de Jedit est particulièrement pratique pour éditer le fichier .bdc (à condition de bien maintenir ses indentations).</w:t>
+      </w:r>
+    </w:p>
+    <w:p>
+      <w:r>
+        <w:t>On peut choisir la langue des menus de jEdit dans la rubrique « Utilities / Global options / jEdit /General ».</w:t>
+      </w:r>
+    </w:p>
+    <w:p>
+      <w:pPr>
+        <w:pStyle w:val="Titre2"/>
+      </w:pPr>
+      <w:bookmarkStart w:id="10" w:name="_Toc453711987"/>
+      <w:r>
+        <w:t>Les icônes standard</w:t>
+      </w:r>
+      <w:bookmarkEnd w:id="10"/>
       <w:r>
         <w:t xml:space="preserve"> </w:t>
       </w:r>
-      <w:proofErr w:type="spellStart"/>
-      <w:r>
-        <w:t>with</w:t>
-      </w:r>
-      <w:proofErr w:type="spellEnd"/>
-      <w:r>
-        <w:t xml:space="preserve"> </w:t>
-      </w:r>
-      <w:proofErr w:type="spellStart"/>
-      <w:r>
-        <w:t>level</w:t>
-      </w:r>
-      <w:proofErr w:type="spellEnd"/>
-      <w:r>
-        <w:t xml:space="preserve"> 1 » qui permet d’avoir une vue initiale d’une base de connaissances masqu</w:t>
-      </w:r>
-      <w:r>
-        <w:t>ant</w:t>
-      </w:r>
-      <w:r>
-        <w:t xml:space="preserve"> les détails. Il suffit de faire un clic sur le triangle au regard d’un ensemble de lignes masquées pour faire apparaître un niveau de détail supplémentaire (shift + clic si on veut « tout déplier » en une seule fois).</w:t>
-      </w:r>
-      <w:r>
-        <w:t xml:space="preserve"> Cette fonction de </w:t>
-      </w:r>
-      <w:proofErr w:type="spellStart"/>
-      <w:r>
-        <w:t>Jedit</w:t>
-      </w:r>
-      <w:proofErr w:type="spellEnd"/>
-      <w:r>
-        <w:t xml:space="preserve"> est particulièrement pratique pour éditer le fichier .</w:t>
-      </w:r>
-      <w:proofErr w:type="spellStart"/>
-      <w:r>
-        <w:t>bdc</w:t>
-      </w:r>
-      <w:proofErr w:type="spellEnd"/>
-      <w:r>
-        <w:t xml:space="preserve"> (à condition de bien maintenir ses indentations).</w:t>
-      </w:r>
-    </w:p>
-    <w:p>
-      <w:r>
-        <w:t xml:space="preserve">On peut choisir la langue des menus de </w:t>
-      </w:r>
-      <w:proofErr w:type="spellStart"/>
-      <w:r>
-        <w:t>jEdit</w:t>
-      </w:r>
-      <w:proofErr w:type="spellEnd"/>
-      <w:r>
-        <w:t xml:space="preserve"> dans la rubrique « Utilities / Global options / </w:t>
-      </w:r>
-      <w:proofErr w:type="spellStart"/>
-      <w:r>
-        <w:t>jEdit</w:t>
-      </w:r>
-      <w:proofErr w:type="spellEnd"/>
-      <w:r>
-        <w:t xml:space="preserve"> /General ».</w:t>
-      </w:r>
-    </w:p>
-    <w:p>
-      <w:pPr>
-        <w:pStyle w:val="Titre2"/>
-      </w:pPr>
-      <w:bookmarkStart w:id="10" w:name="_Toc453711987"/>
-      <w:r>
-        <w:t>Les icônes standard</w:t>
-      </w:r>
-      <w:bookmarkEnd w:id="10"/>
-      <w:r>
-        <w:t xml:space="preserve"> </w:t>
-      </w:r>
     </w:p>
     <w:p>
       <w:r>
@@ -9580,50 +9321,12 @@
           <w:lang w:val="en-GB"/>
         </w:rPr>
       </w:pPr>
-      <w:proofErr w:type="spellStart"/>
-      <w:proofErr w:type="gramStart"/>
       <w:r>
         <w:rPr>
           <w:lang w:val="en-GB"/>
         </w:rPr>
-        <w:t>Exemple</w:t>
-      </w:r>
-      <w:proofErr w:type="spellEnd"/>
-      <w:r>
-        <w:rPr>
-          <w:lang w:val="en-GB"/>
-        </w:rPr>
-        <w:t xml:space="preserve"> :</w:t>
-      </w:r>
-      <w:proofErr w:type="gramEnd"/>
-      <w:r>
-        <w:rPr>
-          <w:lang w:val="en-GB"/>
-        </w:rPr>
-        <w:t xml:space="preserve"> </w:t>
-      </w:r>
-      <w:proofErr w:type="spellStart"/>
-      <w:r>
-        <w:rPr>
-          <w:lang w:val="en-GB"/>
-        </w:rPr>
-        <w:t>and_gate</w:t>
-      </w:r>
-      <w:proofErr w:type="spellEnd"/>
-      <w:r>
-        <w:rPr>
-          <w:lang w:val="en-GB"/>
-        </w:rPr>
-        <w:t xml:space="preserve"> / </w:t>
-      </w:r>
-      <w:proofErr w:type="spellStart"/>
-      <w:r>
-        <w:rPr>
-          <w:lang w:val="en-GB"/>
-        </w:rPr>
-        <w:t>and_gate_f</w:t>
-      </w:r>
-      <w:proofErr w:type="spellEnd"/>
+        <w:t>Exemple : and_gate / and_gate_f</w:t>
+      </w:r>
     </w:p>
     <w:p>
       <w:pPr>
@@ -9633,15 +9336,7 @@
         <w:t>Le nom d'une icô</w:t>
       </w:r>
       <w:r>
-        <w:t>ne doit être le plus descriptif possible, sans faire référence à un contexte particulier : on dira "</w:t>
-      </w:r>
-      <w:proofErr w:type="spellStart"/>
-      <w:r>
-        <w:t>white_circle</w:t>
-      </w:r>
-      <w:proofErr w:type="spellEnd"/>
-      <w:r>
-        <w:t>" plutôt que "state" pour désigner une icône pouvant représenter un état dans un graphe de Markov. Il ne doit pas comporter de blanc.</w:t>
+        <w:t>ne doit être le plus descriptif possible, sans faire référence à un contexte particulier : on dira "white_circle" plutôt que "state" pour désigner une icône pouvant représenter un état dans un graphe de Markov. Il ne doit pas comporter de blanc.</w:t>
       </w:r>
     </w:p>
     <w:p>
@@ -9658,70 +9353,12 @@
     </w:p>
     <w:p>
       <w:r>
-        <w:t xml:space="preserve">On aura des variantes par couleurs simples : white, black, </w:t>
-      </w:r>
-      <w:proofErr w:type="spellStart"/>
-      <w:r>
-        <w:t>yellow</w:t>
-      </w:r>
-      <w:proofErr w:type="spellEnd"/>
-      <w:r>
-        <w:t xml:space="preserve">, </w:t>
-      </w:r>
-      <w:proofErr w:type="spellStart"/>
-      <w:r>
-        <w:t>blue</w:t>
-      </w:r>
-      <w:proofErr w:type="spellEnd"/>
-      <w:r>
-        <w:t xml:space="preserve">, </w:t>
-      </w:r>
-      <w:proofErr w:type="spellStart"/>
-      <w:r>
-        <w:t>red</w:t>
-      </w:r>
-      <w:proofErr w:type="spellEnd"/>
-      <w:r>
-        <w:t>, green, etc...</w:t>
-      </w:r>
-    </w:p>
-    <w:p>
-      <w:r>
-        <w:t xml:space="preserve">On aura au maximum trois tailles : </w:t>
-      </w:r>
-      <w:proofErr w:type="spellStart"/>
-      <w:r>
-        <w:t>small</w:t>
-      </w:r>
-      <w:proofErr w:type="spellEnd"/>
-      <w:r>
-        <w:t xml:space="preserve">, </w:t>
-      </w:r>
-      <w:proofErr w:type="spellStart"/>
-      <w:proofErr w:type="gramStart"/>
-      <w:r>
-        <w:t>med</w:t>
-      </w:r>
-      <w:proofErr w:type="spellEnd"/>
-      <w:r>
-        <w:t>(</w:t>
-      </w:r>
-      <w:proofErr w:type="spellStart"/>
-      <w:proofErr w:type="gramEnd"/>
-      <w:r>
-        <w:t>ium</w:t>
-      </w:r>
-      <w:proofErr w:type="spellEnd"/>
-      <w:r>
-        <w:t xml:space="preserve">), </w:t>
-      </w:r>
-      <w:proofErr w:type="spellStart"/>
-      <w:r>
-        <w:t>big</w:t>
-      </w:r>
-      <w:proofErr w:type="spellEnd"/>
-      <w:r>
-        <w:t>.</w:t>
+        <w:t>On aura des variantes par couleurs simples : white, black, yellow, blue, red, green, etc...</w:t>
+      </w:r>
+    </w:p>
+    <w:p>
+      <w:r>
+        <w:t>On aura au maximum trois tailles : small, med(ium), big.</w:t>
       </w:r>
     </w:p>
     <w:p>
@@ -9729,23 +9366,7 @@
         <w:pStyle w:val="Retraitcorpsdetexte3"/>
       </w:pPr>
       <w:r>
-        <w:t>La taille moyenne correspondra à une image inscrite dans un carré de 48x48 pixels (2 fois la taille des .bmp). Sera considéré comme "</w:t>
-      </w:r>
-      <w:proofErr w:type="spellStart"/>
-      <w:r>
-        <w:t>small</w:t>
-      </w:r>
-      <w:proofErr w:type="spellEnd"/>
-      <w:r>
-        <w:t>" toute taille inférieure à cette limite, et comme "</w:t>
-      </w:r>
-      <w:proofErr w:type="spellStart"/>
-      <w:r>
-        <w:t>big</w:t>
-      </w:r>
-      <w:proofErr w:type="spellEnd"/>
-      <w:r>
-        <w:t>" toute taille supérieure. Ce qualificatif de taille ne s'applique qu'à l'icône vectorielle : le même fichier .bmp peut être associé à trois icônes vectorielles différentes.</w:t>
+        <w:t>La taille moyenne correspondra à une image inscrite dans un carré de 48x48 pixels (2 fois la taille des .bmp). Sera considéré comme "small" toute taille inférieure à cette limite, et comme "big" toute taille supérieure. Ce qualificatif de taille ne s'applique qu'à l'icône vectorielle : le même fichier .bmp peut être associé à trois icônes vectorielles différentes.</w:t>
       </w:r>
     </w:p>
     <w:p>
@@ -9783,85 +9404,19 @@
           <w:lang w:val="en-GB"/>
         </w:rPr>
       </w:pPr>
-      <w:proofErr w:type="spellStart"/>
-      <w:proofErr w:type="gramStart"/>
       <w:r>
         <w:rPr>
           <w:lang w:val="en-GB"/>
         </w:rPr>
         <w:lastRenderedPageBreak/>
-        <w:t>Exemples</w:t>
-      </w:r>
-      <w:proofErr w:type="spellEnd"/>
-      <w:r>
+        <w:t>Exemples :  med_green_square, big_red_circle, med_and_gate, med_and_gate_f</w:t>
+      </w:r>
+    </w:p>
+    <w:p>
+      <w:pPr>
         <w:rPr>
           <w:lang w:val="en-GB"/>
         </w:rPr>
-        <w:t xml:space="preserve"> :</w:t>
-      </w:r>
-      <w:proofErr w:type="gramEnd"/>
-      <w:r>
-        <w:rPr>
-          <w:lang w:val="en-GB"/>
-        </w:rPr>
-        <w:t xml:space="preserve">  </w:t>
-      </w:r>
-      <w:proofErr w:type="spellStart"/>
-      <w:r>
-        <w:rPr>
-          <w:lang w:val="en-GB"/>
-        </w:rPr>
-        <w:t>med_green_square</w:t>
-      </w:r>
-      <w:proofErr w:type="spellEnd"/>
-      <w:r>
-        <w:rPr>
-          <w:lang w:val="en-GB"/>
-        </w:rPr>
-        <w:t xml:space="preserve">, </w:t>
-      </w:r>
-      <w:proofErr w:type="spellStart"/>
-      <w:r>
-        <w:rPr>
-          <w:lang w:val="en-GB"/>
-        </w:rPr>
-        <w:t>big_red_circle</w:t>
-      </w:r>
-      <w:proofErr w:type="spellEnd"/>
-      <w:r>
-        <w:rPr>
-          <w:lang w:val="en-GB"/>
-        </w:rPr>
-        <w:t xml:space="preserve">, </w:t>
-      </w:r>
-      <w:proofErr w:type="spellStart"/>
-      <w:r>
-        <w:rPr>
-          <w:lang w:val="en-GB"/>
-        </w:rPr>
-        <w:t>med_and_gate</w:t>
-      </w:r>
-      <w:proofErr w:type="spellEnd"/>
-      <w:r>
-        <w:rPr>
-          <w:lang w:val="en-GB"/>
-        </w:rPr>
-        <w:t xml:space="preserve">, </w:t>
-      </w:r>
-      <w:proofErr w:type="spellStart"/>
-      <w:r>
-        <w:rPr>
-          <w:lang w:val="en-GB"/>
-        </w:rPr>
-        <w:t>med_and_gate_f</w:t>
-      </w:r>
-      <w:proofErr w:type="spellEnd"/>
-    </w:p>
-    <w:p>
-      <w:pPr>
-        <w:rPr>
-          <w:lang w:val="en-GB"/>
-        </w:rPr>
       </w:pPr>
     </w:p>
     <w:p>
@@ -9880,31 +9435,7 @@
       </w:pPr>
       <w:r>
         <w:tab/>
-        <w:t>- type de ligne (</w:t>
-      </w:r>
-      <w:proofErr w:type="spellStart"/>
-      <w:r>
-        <w:t>solid</w:t>
-      </w:r>
-      <w:proofErr w:type="spellEnd"/>
-      <w:r>
-        <w:t xml:space="preserve">, </w:t>
-      </w:r>
-      <w:proofErr w:type="spellStart"/>
-      <w:r>
-        <w:t>dash</w:t>
-      </w:r>
-      <w:proofErr w:type="spellEnd"/>
-      <w:r>
-        <w:t xml:space="preserve">, </w:t>
-      </w:r>
-      <w:proofErr w:type="spellStart"/>
-      <w:r>
-        <w:t>dotted</w:t>
-      </w:r>
-      <w:proofErr w:type="spellEnd"/>
-      <w:r>
-        <w:t>)  (dans le fichier .bdc : TRAIT_PLEIN, POINTILLE, TIRET)</w:t>
+        <w:t>- type de ligne (solid, dash, dotted)  (dans le fichier .bdc : TRAIT_PLEIN, POINTILLE, TIRET)</w:t>
       </w:r>
     </w:p>
     <w:p>
@@ -9979,7 +9510,6 @@
                 <w:lang w:val="en-GB"/>
               </w:rPr>
             </w:pPr>
-            <w:proofErr w:type="spellStart"/>
             <w:r>
               <w:rPr>
                 <w:noProof w:val="0"/>
@@ -9987,7 +9517,6 @@
               </w:rPr>
               <w:t>ll</w:t>
             </w:r>
-            <w:proofErr w:type="spellEnd"/>
           </w:p>
         </w:tc>
       </w:tr>
@@ -10263,27 +9792,11 @@
           <w:lang w:val="en-GB"/>
         </w:rPr>
       </w:pPr>
-      <w:proofErr w:type="spellStart"/>
-      <w:proofErr w:type="gramStart"/>
       <w:r>
         <w:rPr>
           <w:lang w:val="en-GB"/>
         </w:rPr>
-        <w:t>Exemples</w:t>
-      </w:r>
-      <w:proofErr w:type="spellEnd"/>
-      <w:r>
-        <w:rPr>
-          <w:lang w:val="en-GB"/>
-        </w:rPr>
-        <w:t xml:space="preserve"> :</w:t>
-      </w:r>
-      <w:proofErr w:type="gramEnd"/>
-      <w:r>
-        <w:rPr>
-          <w:lang w:val="en-GB"/>
-        </w:rPr>
-        <w:t xml:space="preserve"> solid_green_ll_2, dash_yellow_3p3p_1…</w:t>
+        <w:t>Exemples : solid_green_ll_2, dash_yellow_3p3p_1…</w:t>
       </w:r>
     </w:p>
     <w:p>
@@ -10330,15 +9843,7 @@
         <w:pStyle w:val="Paragraphe"/>
       </w:pPr>
       <w:r>
-        <w:t>Cela crée un répertoire de nom "</w:t>
-      </w:r>
-      <w:proofErr w:type="spellStart"/>
-      <w:r>
-        <w:t>nom_bdc</w:t>
-      </w:r>
-      <w:proofErr w:type="spellEnd"/>
-      <w:r>
-        <w:t xml:space="preserve">", contenant : </w:t>
+        <w:t xml:space="preserve">Cela crée un répertoire de nom "nom_bdc", contenant : </w:t>
       </w:r>
     </w:p>
     <w:p>
@@ -10350,15 +9855,7 @@
         <w:t>- u</w:t>
       </w:r>
       <w:r>
-        <w:t>n répertoire "</w:t>
-      </w:r>
-      <w:proofErr w:type="spellStart"/>
-      <w:r>
-        <w:t>icons</w:t>
-      </w:r>
-      <w:proofErr w:type="spellEnd"/>
-      <w:r>
-        <w:t>", contenant un ensemble minimal d'</w:t>
+        <w:t>n répertoire "icons", contenant un ensemble minimal d'</w:t>
       </w:r>
       <w:r>
         <w:t>icônes "standard" (notamment des formes géométriques simples),</w:t>
@@ -10483,15 +9980,7 @@
       </w:pPr>
       <w:r>
         <w:lastRenderedPageBreak/>
-        <w:t xml:space="preserve">    Cette </w:t>
-      </w:r>
-      <w:proofErr w:type="spellStart"/>
-      <w:r>
-        <w:t>bdc</w:t>
-      </w:r>
-      <w:proofErr w:type="spellEnd"/>
-      <w:r>
-        <w:t xml:space="preserve"> sert à modéliser des réseaux de télécoms </w:t>
+        <w:t xml:space="preserve">    Cette bdc sert à modéliser des réseaux de télécoms </w:t>
       </w:r>
     </w:p>
     <w:p>
@@ -10539,18 +10028,10 @@
         <w:pStyle w:val="Listing"/>
       </w:pPr>
       <w:r>
-        <w:t xml:space="preserve">OBJET_SYSTEME </w:t>
-      </w:r>
-      <w:proofErr w:type="spellStart"/>
-      <w:r>
-        <w:t>Parame</w:t>
-      </w:r>
-      <w:r>
-        <w:t>tres</w:t>
-      </w:r>
-      <w:proofErr w:type="spellEnd"/>
-      <w:r>
-        <w:t xml:space="preserve"> EST_UN GLOBAL_;</w:t>
+        <w:t>OBJET_SYSTEME Parame</w:t>
+      </w:r>
+      <w:r>
+        <w:t>tres EST_UN GLOBAL_;</w:t>
       </w:r>
     </w:p>
     <w:p>
@@ -10606,23 +10087,7 @@
         <w:pStyle w:val="Listing"/>
       </w:pPr>
       <w:r>
-        <w:t xml:space="preserve">DEFAILLANCE DF LOI </w:t>
-      </w:r>
-      <w:proofErr w:type="gramStart"/>
-      <w:r>
-        <w:t>EXP(</w:t>
-      </w:r>
-      <w:proofErr w:type="gramEnd"/>
-      <w:r>
-        <w:t>lambda(</w:t>
-      </w:r>
-      <w:proofErr w:type="spellStart"/>
-      <w:r>
-        <w:t>Parametres</w:t>
-      </w:r>
-      <w:proofErr w:type="spellEnd"/>
-      <w:r>
-        <w:t>));</w:t>
+        <w:t>DEFAILLANCE DF LOI EXP(lambda(Parametres));</w:t>
       </w:r>
     </w:p>
     <w:p>
@@ -10638,15 +10103,7 @@
         <w:pStyle w:val="Listing"/>
       </w:pPr>
       <w:r>
-        <w:t xml:space="preserve">TYPE </w:t>
-      </w:r>
-      <w:proofErr w:type="spellStart"/>
-      <w:r>
-        <w:t>noeud</w:t>
-      </w:r>
-      <w:proofErr w:type="spellEnd"/>
-      <w:r>
-        <w:t xml:space="preserve"> SORTE_DE composant ;</w:t>
+        <w:t>TYPE noeud SORTE_DE composant ;</w:t>
       </w:r>
     </w:p>
     <w:p>
@@ -10662,15 +10119,7 @@
         <w:pStyle w:val="Listing"/>
       </w:pPr>
       <w:r>
-        <w:t xml:space="preserve">  </w:t>
-      </w:r>
-      <w:proofErr w:type="gramStart"/>
-      <w:r>
-        <w:t>source</w:t>
-      </w:r>
-      <w:proofErr w:type="gramEnd"/>
-      <w:r>
-        <w:t xml:space="preserve"> DOMAINE BOOLEEN PAR_DEFAUT FAUX;</w:t>
+        <w:t xml:space="preserve">  source DOMAINE BOOLEEN PAR_DEFAUT FAUX;</w:t>
       </w:r>
     </w:p>
     <w:p>
@@ -10710,15 +10159,7 @@
         <w:pStyle w:val="Listing"/>
       </w:pPr>
       <w:r>
-        <w:t xml:space="preserve">TYPE </w:t>
-      </w:r>
-      <w:proofErr w:type="spellStart"/>
-      <w:r>
-        <w:t>arete_uni_dir</w:t>
-      </w:r>
-      <w:proofErr w:type="spellEnd"/>
-      <w:r>
-        <w:t xml:space="preserve"> SORTE_DE composant ;</w:t>
+        <w:t>TYPE arete_uni_dir SORTE_DE composant ;</w:t>
       </w:r>
     </w:p>
     <w:p>
@@ -10734,25 +10175,7 @@
         <w:pStyle w:val="Listing"/>
       </w:pPr>
       <w:r>
-        <w:t xml:space="preserve">  </w:t>
-      </w:r>
-      <w:proofErr w:type="spellStart"/>
-      <w:proofErr w:type="gramStart"/>
-      <w:r>
-        <w:t>depart</w:t>
-      </w:r>
-      <w:proofErr w:type="spellEnd"/>
-      <w:proofErr w:type="gramEnd"/>
-      <w:r>
-        <w:t xml:space="preserve"> GENRE </w:t>
-      </w:r>
-      <w:proofErr w:type="spellStart"/>
-      <w:r>
-        <w:t>noeud</w:t>
-      </w:r>
-      <w:proofErr w:type="spellEnd"/>
-      <w:r>
-        <w:t xml:space="preserve"> CARDINAL 1;</w:t>
+        <w:t xml:space="preserve">  depart GENRE noeud CARDINAL 1;</w:t>
       </w:r>
     </w:p>
     <w:p>
@@ -10760,25 +10183,7 @@
         <w:pStyle w:val="Listing"/>
       </w:pPr>
       <w:r>
-        <w:t xml:space="preserve">  </w:t>
-      </w:r>
-      <w:proofErr w:type="spellStart"/>
-      <w:proofErr w:type="gramStart"/>
-      <w:r>
-        <w:t>arrivee</w:t>
-      </w:r>
-      <w:proofErr w:type="spellEnd"/>
-      <w:proofErr w:type="gramEnd"/>
-      <w:r>
-        <w:t xml:space="preserve"> GENRE </w:t>
-      </w:r>
-      <w:proofErr w:type="spellStart"/>
-      <w:r>
-        <w:t>noeud</w:t>
-      </w:r>
-      <w:proofErr w:type="spellEnd"/>
-      <w:r>
-        <w:t xml:space="preserve"> CARDINAL 1;</w:t>
+        <w:t xml:space="preserve">  arrivee GENRE noeud CARDINAL 1;</w:t>
       </w:r>
     </w:p>
     <w:p>
@@ -10794,15 +10199,7 @@
         <w:pStyle w:val="Listing"/>
       </w:pPr>
       <w:r>
-        <w:t xml:space="preserve">SI relie DE </w:t>
-      </w:r>
-      <w:proofErr w:type="spellStart"/>
-      <w:r>
-        <w:t>depart</w:t>
-      </w:r>
-      <w:proofErr w:type="spellEnd"/>
-      <w:r>
-        <w:t xml:space="preserve"> ET MARCHE</w:t>
+        <w:t>SI relie DE depart ET MARCHE</w:t>
       </w:r>
     </w:p>
     <w:p>
@@ -10810,15 +10207,7 @@
         <w:pStyle w:val="Listing"/>
       </w:pPr>
       <w:r>
-        <w:t xml:space="preserve">ALORS relie DE </w:t>
-      </w:r>
-      <w:proofErr w:type="spellStart"/>
-      <w:r>
-        <w:t>arrivee</w:t>
-      </w:r>
-      <w:proofErr w:type="spellEnd"/>
-      <w:r>
-        <w:t xml:space="preserve"> ;</w:t>
+        <w:t>ALORS relie DE arrivee ;</w:t>
       </w:r>
     </w:p>
     <w:p>
@@ -10884,15 +10273,7 @@
         <w:pStyle w:val="Paragraphe"/>
       </w:pPr>
       <w:r>
-        <w:t xml:space="preserve">A l'aide du menu "Object Management" de Visual Figaro, on peut créer un modèle, c’est-à-dire un fichier contenant des descriptions d'objets. La commande "New Object" lance un petit </w:t>
-      </w:r>
-      <w:proofErr w:type="spellStart"/>
-      <w:r>
-        <w:t>wizard</w:t>
-      </w:r>
-      <w:proofErr w:type="spellEnd"/>
-      <w:r>
-        <w:t xml:space="preserve"> qui permet de créer facilement un objet à partir du choix de la classe à instancier et de quelques informations saisies dans un dialogue. A la fin du dialogue, l'objet est écrit dans le fichier modèle, en syntaxe Figaro.</w:t>
+        <w:t>A l'aide du menu "Object Management" de Visual Figaro, on peut créer un modèle, c’est-à-dire un fichier contenant des descriptions d'objets. La commande "New Object" lance un petit wizard qui permet de créer facilement un objet à partir du choix de la classe à instancier et de quelques informations saisies dans un dialogue. A la fin du dialogue, l'objet est écrit dans le fichier modèle, en syntaxe Figaro.</w:t>
       </w:r>
       <w:r>
         <w:t xml:space="preserve"> On peut évidemment aussi écrire directement dans le fichier !</w:t>
@@ -10930,15 +10311,7 @@
         </w:numPr>
       </w:pPr>
       <w:r>
-        <w:t>L'instanciation en FIGARO 0 (</w:t>
-      </w:r>
-      <w:proofErr w:type="spellStart"/>
-      <w:r>
-        <w:t>Generate</w:t>
-      </w:r>
-      <w:proofErr w:type="spellEnd"/>
-      <w:r>
-        <w:t xml:space="preserve"> Figaro 0);</w:t>
+        <w:t>L'instanciation en FIGARO 0 (Generate Figaro 0);</w:t>
       </w:r>
     </w:p>
     <w:p>
@@ -10950,15 +10323,7 @@
         </w:numPr>
       </w:pPr>
       <w:r>
-        <w:t>Le lancement du débugger interactif (</w:t>
-      </w:r>
-      <w:proofErr w:type="spellStart"/>
-      <w:r>
-        <w:t>Run</w:t>
-      </w:r>
-      <w:proofErr w:type="spellEnd"/>
-      <w:r>
-        <w:t xml:space="preserve"> Fig0debug);</w:t>
+        <w:t>Le lancement du débugger interactif (Run Fig0debug);</w:t>
       </w:r>
     </w:p>
     <w:p>
@@ -10970,31 +10335,7 @@
         </w:numPr>
       </w:pPr>
       <w:r>
-        <w:t>La génération d'un arbre de défaillances (</w:t>
-      </w:r>
-      <w:proofErr w:type="spellStart"/>
-      <w:r>
-        <w:t>Generate</w:t>
-      </w:r>
-      <w:proofErr w:type="spellEnd"/>
-      <w:r>
-        <w:t xml:space="preserve"> </w:t>
-      </w:r>
-      <w:proofErr w:type="spellStart"/>
-      <w:r>
-        <w:t>Fault</w:t>
-      </w:r>
-      <w:proofErr w:type="spellEnd"/>
-      <w:r>
-        <w:t xml:space="preserve"> </w:t>
-      </w:r>
-      <w:proofErr w:type="spellStart"/>
-      <w:r>
-        <w:t>Tree</w:t>
-      </w:r>
-      <w:proofErr w:type="spellEnd"/>
-      <w:r>
-        <w:t>);</w:t>
+        <w:t>La génération d'un arbre de défaillances (Generate Fault Tree);</w:t>
       </w:r>
     </w:p>
     <w:p>
@@ -11064,15 +10405,7 @@
     </w:p>
     <w:p>
       <w:r>
-        <w:t>Pour cela, il faut charger la base de connaissances dans KB3, ce qui n’est possible qu’avec un fichier .</w:t>
-      </w:r>
-      <w:proofErr w:type="spellStart"/>
-      <w:r>
-        <w:t>bdc</w:t>
-      </w:r>
-      <w:proofErr w:type="spellEnd"/>
-      <w:r>
-        <w:t xml:space="preserve"> contenant un minimum d’informations.</w:t>
+        <w:t>Pour cela, il faut charger la base de connaissances dans KB3, ce qui n’est possible qu’avec un fichier .bdc contenant un minimum d’informations.</w:t>
       </w:r>
     </w:p>
     <w:p>
@@ -11081,43 +10414,22 @@
       </w:pPr>
       <w:bookmarkStart w:id="16" w:name="_Toc453711993"/>
       <w:r>
-        <w:t>Génération automatique d’une première version du fichier .</w:t>
-      </w:r>
-      <w:proofErr w:type="spellStart"/>
-      <w:r>
-        <w:t>bdc</w:t>
+        <w:t>Génération automatique d’une première version du fichier .bdc</w:t>
       </w:r>
       <w:bookmarkEnd w:id="16"/>
-      <w:proofErr w:type="spellEnd"/>
     </w:p>
     <w:p>
       <w:pPr>
         <w:pStyle w:val="Paragraphe"/>
       </w:pPr>
       <w:r>
-        <w:t xml:space="preserve">Par le menu « KB Management / Class </w:t>
-      </w:r>
-      <w:proofErr w:type="spellStart"/>
-      <w:r>
-        <w:t>Hierarchy</w:t>
-      </w:r>
-      <w:proofErr w:type="spellEnd"/>
-      <w:r>
-        <w:t> »</w:t>
-      </w:r>
-      <w:r>
-        <w:t xml:space="preserve"> du plugin </w:t>
-      </w:r>
-      <w:proofErr w:type="spellStart"/>
-      <w:r>
-        <w:t>Visual</w:t>
-      </w:r>
-      <w:r>
-        <w:t>Figaro</w:t>
-      </w:r>
-      <w:proofErr w:type="spellEnd"/>
-      <w:r>
-        <w:t xml:space="preserve">, générer une représentation de la hiérarchie des classes sous forme de texte.  </w:t>
+        <w:t>Par le menu « KB Management / Class Hierarchy »</w:t>
+      </w:r>
+      <w:r>
+        <w:t xml:space="preserve"> du plugin Visual</w:t>
+      </w:r>
+      <w:r>
+        <w:t xml:space="preserve">Figaro, générer une représentation de la hiérarchie des classes sous forme de texte.  </w:t>
       </w:r>
       <w:r>
         <w:t>Dans notre exemple, on obtient ceci :</w:t>
@@ -11167,13 +10479,8 @@
       </w:r>
       <w:r>
         <w:tab/>
-        <w:t>|-</w:t>
-      </w:r>
-      <w:proofErr w:type="spellStart"/>
-      <w:r>
-        <w:t>noeud</w:t>
-      </w:r>
-      <w:proofErr w:type="spellEnd"/>
+        <w:t>|-noeud</w:t>
+      </w:r>
     </w:p>
     <w:p>
       <w:pPr>
@@ -11185,13 +10492,8 @@
       </w:r>
       <w:r>
         <w:tab/>
-        <w:t>|-</w:t>
-      </w:r>
-      <w:proofErr w:type="spellStart"/>
-      <w:r>
-        <w:t>arete_uni_dir</w:t>
-      </w:r>
-      <w:proofErr w:type="spellEnd"/>
+        <w:t>|-arete_uni_dir</w:t>
+      </w:r>
     </w:p>
     <w:p>
       <w:pPr>
@@ -11230,142 +10532,116 @@
           <w:rFonts w:ascii="Courier New" w:hAnsi="Courier New" w:cs="Courier New"/>
           <w:sz w:val="16"/>
         </w:rPr>
-        <w:t xml:space="preserve">TYPE </w:t>
-      </w:r>
-      <w:proofErr w:type="spellStart"/>
-      <w:r>
+        <w:t>TYPE noeud GR_NOEUD SORTE_DE composant ;</w:t>
+      </w:r>
+    </w:p>
+    <w:p>
+      <w:pPr>
+        <w:pStyle w:val="Paragraphe"/>
         <w:rPr>
           <w:rFonts w:ascii="Courier New" w:hAnsi="Courier New" w:cs="Courier New"/>
           <w:sz w:val="16"/>
         </w:rPr>
-        <w:t>noeud</w:t>
-      </w:r>
-      <w:proofErr w:type="spellEnd"/>
+      </w:pPr>
       <w:r>
         <w:rPr>
           <w:rFonts w:ascii="Courier New" w:hAnsi="Courier New" w:cs="Courier New"/>
           <w:sz w:val="16"/>
         </w:rPr>
-        <w:t xml:space="preserve"> GR_NOEUD SORTE_DE composant ;</w:t>
+        <w:t xml:space="preserve">TYPE arete_uni_dir GR_LIEN SORTE_DE composant ; </w:t>
       </w:r>
     </w:p>
     <w:p>
       <w:pPr>
         <w:pStyle w:val="Paragraphe"/>
-        <w:rPr>
-          <w:rFonts w:ascii="Courier New" w:hAnsi="Courier New" w:cs="Courier New"/>
-          <w:sz w:val="16"/>
-        </w:rPr>
-      </w:pPr>
-      <w:r>
-        <w:rPr>
-          <w:rFonts w:ascii="Courier New" w:hAnsi="Courier New" w:cs="Courier New"/>
-          <w:sz w:val="16"/>
-        </w:rPr>
-        <w:t xml:space="preserve">TYPE </w:t>
-      </w:r>
-      <w:proofErr w:type="spellStart"/>
-      <w:r>
-        <w:rPr>
-          <w:rFonts w:ascii="Courier New" w:hAnsi="Courier New" w:cs="Courier New"/>
-          <w:sz w:val="16"/>
-        </w:rPr>
-        <w:t>arete_uni_dir</w:t>
-      </w:r>
-      <w:proofErr w:type="spellEnd"/>
-      <w:r>
-        <w:rPr>
-          <w:rFonts w:ascii="Courier New" w:hAnsi="Courier New" w:cs="Courier New"/>
-          <w:sz w:val="16"/>
-        </w:rPr>
-        <w:t xml:space="preserve"> GR_LIEN SORTE_DE composant ; </w:t>
-      </w:r>
+      </w:pPr>
     </w:p>
     <w:p>
       <w:pPr>
         <w:pStyle w:val="Paragraphe"/>
       </w:pPr>
+      <w:r>
+        <w:t>Générer le .bdc à partir du .fi par la commande : "</w:t>
+      </w:r>
+      <w:r>
+        <w:t xml:space="preserve">Edit </w:t>
+      </w:r>
+      <w:r>
+        <w:t xml:space="preserve">XML </w:t>
+      </w:r>
+      <w:r>
+        <w:t>F</w:t>
+      </w:r>
+      <w:r>
+        <w:t>ile"</w:t>
+      </w:r>
+      <w:r>
+        <w:t xml:space="preserve"> du plugin</w:t>
+      </w:r>
+      <w:r>
+        <w:t>, en prenant l'option de génération de données par défaut (l'option "Start from scratch" est déconseillée aux non experts, car elle nécessite de bien connaître les données minimales à saisir pour pouvoir charger la base de connaissances dans KB3).</w:t>
+      </w:r>
+      <w:r>
+        <w:t xml:space="preserve"> Cette opération est à faire une seule fois</w:t>
+      </w:r>
+      <w:r>
+        <w:t xml:space="preserve"> pour une base de connaissances donnée (d’ailleurs, elle n’est proposée par VisualFigaro que si le fichier .bdc est absent quand on lance la commande d’édition de ce fichier). Par la suite, si l’on ajoute des types </w:t>
+      </w:r>
+      <w:r>
+        <w:t>dans le fichier .fi</w:t>
+      </w:r>
+      <w:r>
+        <w:t>, le plus rapide est habituellement de faire du copier-coller à partir de types déjà déclarés dans</w:t>
+      </w:r>
+      <w:r>
+        <w:t xml:space="preserve"> le fichier .bdc à l’aide de </w:t>
+      </w:r>
+      <w:r>
+        <w:t>QxmlEdit</w:t>
+      </w:r>
+      <w:r>
+        <w:t xml:space="preserve"> </w:t>
+      </w:r>
+      <w:r>
+        <w:t xml:space="preserve">(ou jEdit) </w:t>
+      </w:r>
+      <w:r>
+        <w:t>pour les y ajouter aussi</w:t>
+      </w:r>
+      <w:r>
+        <w:t>.</w:t>
+      </w:r>
     </w:p>
     <w:p>
       <w:pPr>
         <w:pStyle w:val="Paragraphe"/>
       </w:pPr>
       <w:r>
-        <w:t>Générer le .</w:t>
-      </w:r>
-      <w:proofErr w:type="spellStart"/>
-      <w:r>
-        <w:t>bdc</w:t>
-      </w:r>
-      <w:proofErr w:type="spellEnd"/>
-      <w:r>
-        <w:t xml:space="preserve"> à partir du .fi par la commande : "</w:t>
-      </w:r>
-      <w:r>
-        <w:t xml:space="preserve">Edit </w:t>
-      </w:r>
-      <w:r>
-        <w:t xml:space="preserve">XML </w:t>
-      </w:r>
-      <w:r>
-        <w:t>F</w:t>
-      </w:r>
-      <w:r>
-        <w:t>ile"</w:t>
-      </w:r>
-      <w:r>
-        <w:t xml:space="preserve"> du plugin</w:t>
-      </w:r>
-      <w:r>
-        <w:t xml:space="preserve">, en prenant l'option de génération de données par défaut (l'option "Start </w:t>
-      </w:r>
-      <w:proofErr w:type="spellStart"/>
-      <w:r>
-        <w:t>from</w:t>
-      </w:r>
-      <w:proofErr w:type="spellEnd"/>
-      <w:r>
-        <w:t xml:space="preserve"> scratch" est déconseillée aux non experts, car elle nécessite de bien connaître les données minimales à saisir pour pouvoir charger la base de connaissances dans KB3).</w:t>
-      </w:r>
-      <w:r>
-        <w:t xml:space="preserve"> Cette opération est à faire une seule fois</w:t>
-      </w:r>
-      <w:r>
-        <w:t xml:space="preserve"> pour une base de connaissances donnée (d’ailleurs, elle n’est proposée par VisualFigaro que si le fichier .bdc est absent quand on lance la commande d’édition de ce fichier). Par la suite, si l’on ajoute des types </w:t>
-      </w:r>
-      <w:r>
-        <w:t>dans le fichier .fi</w:t>
-      </w:r>
-      <w:r>
-        <w:t>, le plus rapide est habituellement de faire du copier-coller à partir de types déjà déclarés dans</w:t>
-      </w:r>
-      <w:r>
-        <w:t xml:space="preserve"> le fichier .bdc à l’aide de </w:t>
-      </w:r>
-      <w:proofErr w:type="spellStart"/>
+        <w:t>De toute façon, à</w:t>
+      </w:r>
+      <w:r>
+        <w:t xml:space="preserve"> partir de ce point, il est conseillé d'ouvrir </w:t>
+      </w:r>
+      <w:r>
+        <w:t xml:space="preserve">périodiquement </w:t>
+      </w:r>
+      <w:r>
+        <w:t>le fi</w:t>
+      </w:r>
+      <w:r>
+        <w:t xml:space="preserve">chier .bdc dans </w:t>
+      </w:r>
       <w:r>
         <w:t>QxmlEdit</w:t>
       </w:r>
-      <w:proofErr w:type="spellEnd"/>
-      <w:r>
-        <w:t xml:space="preserve"> </w:t>
-      </w:r>
-      <w:r>
-        <w:t xml:space="preserve">(ou </w:t>
-      </w:r>
-      <w:proofErr w:type="spellStart"/>
-      <w:r>
-        <w:t>jEdit</w:t>
-      </w:r>
-      <w:proofErr w:type="spellEnd"/>
-      <w:r>
-        <w:t xml:space="preserve">) </w:t>
-      </w:r>
-      <w:r>
-        <w:t>pour les y ajouter aussi</w:t>
-      </w:r>
-      <w:r>
-        <w:t>.</w:t>
+      <w:r>
+        <w:t xml:space="preserve">. </w:t>
+      </w:r>
+      <w:r>
+        <w:t>Ainsi on a les éventuels messages d'erreur dus à un non-respect du schéma avant de tenter de charger la base de connaissances dans KB3. Ces messages sont dus pour la plupart à des structures ren</w:t>
+      </w:r>
+      <w:r>
+        <w:t>seignées de manière incomplète.</w:t>
       </w:r>
     </w:p>
     <w:p>
@@ -11373,57 +10649,7 @@
         <w:pStyle w:val="Paragraphe"/>
       </w:pPr>
       <w:r>
-        <w:t>De toute façon, à</w:t>
-      </w:r>
-      <w:r>
-        <w:t xml:space="preserve"> partir de ce point, il est conseillé d'ouvrir </w:t>
-      </w:r>
-      <w:r>
-        <w:t xml:space="preserve">périodiquement </w:t>
-      </w:r>
-      <w:r>
-        <w:t>le fi</w:t>
-      </w:r>
-      <w:r>
-        <w:t>chier .</w:t>
-      </w:r>
-      <w:proofErr w:type="spellStart"/>
-      <w:r>
-        <w:t>bdc</w:t>
-      </w:r>
-      <w:proofErr w:type="spellEnd"/>
-      <w:r>
-        <w:t xml:space="preserve"> dans </w:t>
-      </w:r>
-      <w:proofErr w:type="spellStart"/>
-      <w:r>
-        <w:t>QxmlEdit</w:t>
-      </w:r>
-      <w:proofErr w:type="spellEnd"/>
-      <w:r>
-        <w:t xml:space="preserve">. </w:t>
-      </w:r>
-      <w:r>
-        <w:t>Ainsi on a les éventuels messages d'erreur dus à un non-respect du schéma avant de tenter de charger la base de connaissances dans KB3. Ces messages sont dus pour la plupart à des structures ren</w:t>
-      </w:r>
-      <w:r>
-        <w:t>seignées de manière incomplète.</w:t>
-      </w:r>
-    </w:p>
-    <w:p>
-      <w:pPr>
-        <w:pStyle w:val="Paragraphe"/>
-      </w:pPr>
-      <w:r>
-        <w:t>Le .</w:t>
-      </w:r>
-      <w:proofErr w:type="spellStart"/>
-      <w:r>
-        <w:t>bdc</w:t>
-      </w:r>
-      <w:proofErr w:type="spellEnd"/>
-      <w:r>
-        <w:t xml:space="preserve"> généré ne contient pas les types intermédiaires (qui ne sont pas des feuilles dans la hiérarchie des types FIGARO) : il sera possible d'en ajouter éventuellement pour factoriser des informations (cf. § </w:t>
+        <w:t xml:space="preserve">Le .bdc généré ne contient pas les types intermédiaires (qui ne sont pas des feuilles dans la hiérarchie des types FIGARO) : il sera possible d'en ajouter éventuellement pour factoriser des informations (cf. § </w:t>
       </w:r>
       <w:r>
         <w:fldChar w:fldCharType="begin"/>
@@ -11488,15 +10714,10 @@
       <w:bookmarkStart w:id="17" w:name="_Ref417747541"/>
       <w:bookmarkStart w:id="18" w:name="_Toc453711994"/>
       <w:r>
-        <w:t xml:space="preserve">Spécification des traitements associés à la </w:t>
-      </w:r>
-      <w:proofErr w:type="spellStart"/>
-      <w:r>
-        <w:t>bdc</w:t>
+        <w:t>Spécification des traitements associés à la bdc</w:t>
       </w:r>
       <w:bookmarkEnd w:id="17"/>
       <w:bookmarkEnd w:id="18"/>
-      <w:proofErr w:type="spellEnd"/>
     </w:p>
     <w:p>
       <w:pPr>
@@ -11508,11 +10729,9 @@
       <w:r>
         <w:t xml:space="preserve">En ce qui concerne les traitements associés à la bdc, </w:t>
       </w:r>
-      <w:proofErr w:type="spellStart"/>
       <w:r>
         <w:t>VisualFigaro</w:t>
       </w:r>
-      <w:proofErr w:type="spellEnd"/>
       <w:r>
         <w:t xml:space="preserve"> génère par défaut des données (à rectifier éventuellement, surtout en ce qui concerne les groupes de règles) pour les trois types de traitements suivants </w:t>
       </w:r>
@@ -11532,15 +10751,7 @@
         <w:t>peuvent être modifiés, supprimés s'ils n'ont pas de s</w:t>
       </w:r>
       <w:r>
-        <w:t xml:space="preserve">ens pour la </w:t>
-      </w:r>
-      <w:proofErr w:type="spellStart"/>
-      <w:r>
-        <w:t>bdc</w:t>
-      </w:r>
-      <w:proofErr w:type="spellEnd"/>
-      <w:r>
-        <w:t xml:space="preserve"> en construction, ou</w:t>
+        <w:t>ens pour la bdc en construction, ou</w:t>
       </w:r>
       <w:r>
         <w:t xml:space="preserve"> dupliqués et adaptés de façon à proposer à l'utilisateur plusieurs modèles "prêts à l'usage".</w:t>
@@ -11556,21 +10767,11 @@
       <w:r>
         <w:t xml:space="preserve">En outre, il est possible d'ajouter des lancements de codes externes qui permettent d'enchaîner automatiquement des opérations telles que la génération d'un  ADD et/ou d'un modèle en Figaro 0 et le lancement d'un traitement  externe (par exemple : </w:t>
       </w:r>
-      <w:proofErr w:type="spellStart"/>
       <w:r>
         <w:t>GRIF.Tree</w:t>
       </w:r>
-      <w:proofErr w:type="spellEnd"/>
-      <w:r>
-        <w:t xml:space="preserve"> ou </w:t>
-      </w:r>
-      <w:proofErr w:type="spellStart"/>
-      <w:r>
-        <w:t>Figseq</w:t>
-      </w:r>
-      <w:proofErr w:type="spellEnd"/>
-      <w:r>
-        <w:t>).</w:t>
+      <w:r>
+        <w:t xml:space="preserve"> ou Figseq).</w:t>
       </w:r>
       <w:r>
         <w:t xml:space="preserve"> </w:t>
@@ -11660,13 +10861,7 @@
         <w:pStyle w:val="Paragraphe"/>
       </w:pPr>
       <w:r>
-        <w:t xml:space="preserve">La copie d'écran ci-dessus montre une liste de codes déclarés dans </w:t>
-      </w:r>
-      <w:r>
-        <w:t>le fichier KB3Configuration.xml</w:t>
-      </w:r>
-      <w:r>
-        <w:t>. Pour le détail de la  configuration de lancement d'un code particulier, cf. l'annexe A.</w:t>
+        <w:t>La copie d'écran ci-dessus montre une liste de codes déclarés dans le fichier KB3Configuration.xml. Pour le détail de la  configuration de lancement d'un code particulier, cf. l'annexe A.</w:t>
       </w:r>
     </w:p>
     <w:p>
@@ -11677,21 +10872,8 @@
         <w:t xml:space="preserve">Bien entendu, il faut aussi installer les codes de calcul qu'on a l'intention d'utiliser. </w:t>
       </w:r>
       <w:r>
-        <w:t xml:space="preserve">Pour les trois codes de calcul </w:t>
-      </w:r>
-      <w:proofErr w:type="spellStart"/>
-      <w:r>
-        <w:t>Figseq</w:t>
-      </w:r>
-      <w:proofErr w:type="spellEnd"/>
-      <w:r>
-        <w:t xml:space="preserve">, YAMS et </w:t>
-      </w:r>
-      <w:proofErr w:type="spellStart"/>
-      <w:r>
-        <w:t>GRIF.Tree</w:t>
-      </w:r>
-      <w:proofErr w:type="spellEnd"/>
+        <w:t>Pour les trois codes de calcul Figseq, YAMS et GRIF.Tree</w:t>
+      </w:r>
       <w:r>
         <w:t>,</w:t>
       </w:r>
@@ -11724,125 +10906,39 @@
           <w:lang w:val="en-GB"/>
         </w:rPr>
       </w:pPr>
-      <w:proofErr w:type="gramStart"/>
       <w:r>
         <w:rPr>
           <w:lang w:val="en-GB"/>
         </w:rPr>
-        <w:t>&lt;?xml</w:t>
-      </w:r>
-      <w:proofErr w:type="gramEnd"/>
-      <w:r>
+        <w:t>&lt;?xml version="1.0" encoding="UTF-8" standalone="no"?&gt;</w:t>
+      </w:r>
+    </w:p>
+    <w:p>
+      <w:pPr>
+        <w:pStyle w:val="Listing"/>
         <w:rPr>
           <w:lang w:val="en-GB"/>
         </w:rPr>
-        <w:t xml:space="preserve"> version="1.0" encoding="UTF-8" standalone="no"?&gt;</w:t>
+      </w:pPr>
+      <w:r>
+        <w:rPr>
+          <w:lang w:val="en-GB"/>
+        </w:rPr>
+        <w:t>&lt;configuration_KB3 xmlns:xsi="http://www.w3.org/2001/XMLSchema-instance" fichier_bdi="E:\KB3Data\db\DigDyn.mdb" fichier_bdci="E:\KB3Data\2 BDC\BDC DigDyn\V1.0\1_Sources\English\DynDig.bdc" xsi:noNamespaceSchemaLocation="KB3Configuration.xsd"&gt;</w:t>
       </w:r>
     </w:p>
     <w:p>
       <w:pPr>
         <w:pStyle w:val="Listing"/>
+      </w:pPr>
+      <w:r>
         <w:rPr>
           <w:lang w:val="en-GB"/>
         </w:rPr>
-      </w:pPr>
-      <w:r>
-        <w:rPr>
-          <w:lang w:val="en-GB"/>
-        </w:rPr>
-        <w:t xml:space="preserve">&lt;configuration_KB3 </w:t>
-      </w:r>
-      <w:proofErr w:type="spellStart"/>
-      <w:r>
-        <w:rPr>
-          <w:lang w:val="en-GB"/>
-        </w:rPr>
-        <w:t>xmlns:xsi</w:t>
-      </w:r>
-      <w:proofErr w:type="spellEnd"/>
-      <w:r>
-        <w:rPr>
-          <w:lang w:val="en-GB"/>
-        </w:rPr>
-        <w:t xml:space="preserve">="http://www.w3.org/2001/XMLSchema-instance" </w:t>
-      </w:r>
-      <w:proofErr w:type="spellStart"/>
-      <w:r>
-        <w:rPr>
-          <w:lang w:val="en-GB"/>
-        </w:rPr>
-        <w:t>fichier_bdi</w:t>
-      </w:r>
-      <w:proofErr w:type="spellEnd"/>
-      <w:r>
-        <w:rPr>
-          <w:lang w:val="en-GB"/>
-        </w:rPr>
-        <w:t xml:space="preserve">="E:\KB3Data\db\DigDyn.mdb" </w:t>
-      </w:r>
-      <w:proofErr w:type="spellStart"/>
-      <w:r>
-        <w:rPr>
-          <w:lang w:val="en-GB"/>
-        </w:rPr>
-        <w:t>fichier_bdci</w:t>
-      </w:r>
-      <w:proofErr w:type="spellEnd"/>
-      <w:r>
-        <w:rPr>
-          <w:lang w:val="en-GB"/>
-        </w:rPr>
-        <w:t xml:space="preserve">="E:\KB3Data\2 BDC\BDC </w:t>
-      </w:r>
-      <w:proofErr w:type="spellStart"/>
-      <w:r>
-        <w:rPr>
-          <w:lang w:val="en-GB"/>
-        </w:rPr>
-        <w:t>DigDyn</w:t>
-      </w:r>
-      <w:proofErr w:type="spellEnd"/>
-      <w:r>
-        <w:rPr>
-          <w:lang w:val="en-GB"/>
-        </w:rPr>
-        <w:t>\V1.0\1_Sources\English\</w:t>
-      </w:r>
-      <w:proofErr w:type="spellStart"/>
-      <w:r>
-        <w:rPr>
-          <w:lang w:val="en-GB"/>
-        </w:rPr>
-        <w:t>DynDig.bdc</w:t>
-      </w:r>
-      <w:proofErr w:type="spellEnd"/>
-      <w:r>
-        <w:rPr>
-          <w:lang w:val="en-GB"/>
-        </w:rPr>
-        <w:t xml:space="preserve">" </w:t>
-      </w:r>
-      <w:proofErr w:type="spellStart"/>
-      <w:r>
-        <w:rPr>
-          <w:lang w:val="en-GB"/>
-        </w:rPr>
-        <w:t>xsi</w:t>
-      </w:r>
-      <w:proofErr w:type="gramStart"/>
-      <w:r>
-        <w:rPr>
-          <w:lang w:val="en-GB"/>
-        </w:rPr>
-        <w:t>:noNamespaceSchemaLocation</w:t>
-      </w:r>
-      <w:proofErr w:type="spellEnd"/>
-      <w:proofErr w:type="gramEnd"/>
-      <w:r>
-        <w:rPr>
-          <w:lang w:val="en-GB"/>
-        </w:rPr>
-        <w:t>="KB3Configuration.xsd"&gt;</w:t>
+        <w:t xml:space="preserve">  </w:t>
+      </w:r>
+      <w:r>
+        <w:t>&lt;code&gt;</w:t>
       </w:r>
     </w:p>
     <w:p>
@@ -11850,21 +10946,10 @@
         <w:pStyle w:val="Listing"/>
       </w:pPr>
       <w:r>
-        <w:rPr>
-          <w:lang w:val="en-GB"/>
-        </w:rPr>
-        <w:t xml:space="preserve">  </w:t>
-      </w:r>
-      <w:r>
-        <w:t>&lt;</w:t>
-      </w:r>
-      <w:proofErr w:type="gramStart"/>
-      <w:r>
-        <w:t>code</w:t>
-      </w:r>
-      <w:proofErr w:type="gramEnd"/>
-      <w:r>
-        <w:t>&gt;</w:t>
+        <w:t xml:space="preserve">    &lt;nom&gt;FIGSEQ</w:t>
+      </w:r>
+      <w:r>
+        <w:t>&lt;/nom&gt;</w:t>
       </w:r>
     </w:p>
     <w:p>
@@ -11872,18 +10957,7 @@
         <w:pStyle w:val="Listing"/>
       </w:pPr>
       <w:r>
-        <w:t xml:space="preserve">    &lt;</w:t>
-      </w:r>
-      <w:proofErr w:type="gramStart"/>
-      <w:r>
-        <w:t>nom&gt;</w:t>
-      </w:r>
-      <w:proofErr w:type="gramEnd"/>
-      <w:r>
-        <w:t>FIGSEQ</w:t>
-      </w:r>
-      <w:r>
-        <w:t>&lt;/nom&gt;</w:t>
+        <w:t xml:space="preserve">    &lt;chemin_exe/&gt;</w:t>
       </w:r>
     </w:p>
     <w:p>
@@ -11891,15 +10965,13 @@
         <w:pStyle w:val="Listing"/>
       </w:pPr>
       <w:r>
-        <w:t xml:space="preserve">    &lt;</w:t>
-      </w:r>
-      <w:proofErr w:type="spellStart"/>
-      <w:r>
-        <w:t>chemin_exe</w:t>
-      </w:r>
-      <w:proofErr w:type="spellEnd"/>
-      <w:r>
-        <w:t>/&gt;</w:t>
+        <w:t xml:space="preserve">    &lt;chemin_IHM&gt;C:\Program Files\EDF MRI Tools</w:t>
+      </w:r>
+      <w:r>
+        <w:t>\FIGSEQ\figseq-gui</w:t>
+      </w:r>
+      <w:r>
+        <w:t>.exe&lt;/chemin_IHM&gt;</w:t>
       </w:r>
     </w:p>
     <w:p>
@@ -11907,34 +10979,10 @@
         <w:pStyle w:val="Listing"/>
       </w:pPr>
       <w:r>
-        <w:t xml:space="preserve">    &lt;</w:t>
-      </w:r>
-      <w:proofErr w:type="spellStart"/>
-      <w:proofErr w:type="gramStart"/>
-      <w:r>
-        <w:t>chemin_IHM</w:t>
-      </w:r>
-      <w:proofErr w:type="spellEnd"/>
-      <w:r>
-        <w:t>&gt;</w:t>
-      </w:r>
-      <w:proofErr w:type="gramEnd"/>
-      <w:r>
-        <w:t>C:\Program Files\EDF MRI Tools</w:t>
-      </w:r>
-      <w:r>
-        <w:t>\FIGSEQ\figseq-gui</w:t>
-      </w:r>
-      <w:r>
-        <w:t>.exe&lt;/</w:t>
-      </w:r>
-      <w:proofErr w:type="spellStart"/>
-      <w:r>
-        <w:t>chemin_IHM</w:t>
-      </w:r>
-      <w:proofErr w:type="spellEnd"/>
-      <w:r>
-        <w:t>&gt;</w:t>
+        <w:t xml:space="preserve">    </w:t>
+      </w:r>
+      <w:r>
+        <w:t>&lt;chemin_traducteur/&gt;</w:t>
       </w:r>
     </w:p>
     <w:p>
@@ -11942,18 +10990,52 @@
         <w:pStyle w:val="Listing"/>
       </w:pPr>
       <w:r>
+        <w:lastRenderedPageBreak/>
+        <w:t xml:space="preserve">    &lt;chemin_pretraitement/&gt;</w:t>
+      </w:r>
+    </w:p>
+    <w:p>
+      <w:pPr>
+        <w:pStyle w:val="Listing"/>
+      </w:pPr>
+      <w:r>
+        <w:t xml:space="preserve">    &lt;chemin_posttraitement/&gt;</w:t>
+      </w:r>
+    </w:p>
+    <w:p>
+      <w:pPr>
+        <w:pStyle w:val="Listing"/>
+      </w:pPr>
+      <w:r>
+        <w:t xml:space="preserve">    &lt;sous_repertoire&gt;Figaro0</w:t>
+      </w:r>
+      <w:r>
+        <w:t>&lt;/sous_repertoire&gt;</w:t>
+      </w:r>
+    </w:p>
+    <w:p>
+      <w:pPr>
+        <w:pStyle w:val="Listing"/>
+      </w:pPr>
+      <w:r>
+        <w:t xml:space="preserve">    &lt;ADD_requis&gt;FAUX&lt;/ADD_requis&gt;</w:t>
+      </w:r>
+    </w:p>
+    <w:p>
+      <w:pPr>
+        <w:pStyle w:val="Listing"/>
+        <w:rPr>
+          <w:lang w:val="pt-BR"/>
+        </w:rPr>
+      </w:pPr>
+      <w:r>
         <w:t xml:space="preserve">    </w:t>
       </w:r>
       <w:r>
-        <w:t>&lt;</w:t>
-      </w:r>
-      <w:proofErr w:type="spellStart"/>
-      <w:r>
-        <w:t>chemin_traducteur</w:t>
-      </w:r>
-      <w:proofErr w:type="spellEnd"/>
-      <w:r>
-        <w:t>/&gt;</w:t>
+        <w:rPr>
+          <w:lang w:val="pt-BR"/>
+        </w:rPr>
+        <w:t>&lt;Figaro0_requis&gt;VRAI&lt;/Figaro0_requis&gt;</w:t>
       </w:r>
     </w:p>
     <w:p>
@@ -11961,15 +11043,13 @@
         <w:pStyle w:val="Listing"/>
       </w:pPr>
       <w:r>
-        <w:t xml:space="preserve">    &lt;</w:t>
-      </w:r>
-      <w:proofErr w:type="spellStart"/>
-      <w:r>
-        <w:t>chemin_pretraitement</w:t>
-      </w:r>
-      <w:proofErr w:type="spellEnd"/>
-      <w:r>
-        <w:t>/&gt;</w:t>
+        <w:rPr>
+          <w:lang w:val="pt-BR"/>
+        </w:rPr>
+        <w:t xml:space="preserve">    </w:t>
+      </w:r>
+      <w:r>
+        <w:t>&lt;base_de_faits_requise&gt;FAUX&lt;/base_de_faits_requise&gt;</w:t>
       </w:r>
     </w:p>
     <w:p>
@@ -11977,140 +11057,7 @@
         <w:pStyle w:val="Listing"/>
       </w:pPr>
       <w:r>
-        <w:lastRenderedPageBreak/>
-        <w:t xml:space="preserve">    &lt;</w:t>
-      </w:r>
-      <w:proofErr w:type="spellStart"/>
-      <w:r>
-        <w:t>chemin_posttraitement</w:t>
-      </w:r>
-      <w:proofErr w:type="spellEnd"/>
-      <w:r>
-        <w:t>/&gt;</w:t>
-      </w:r>
-    </w:p>
-    <w:p>
-      <w:pPr>
-        <w:pStyle w:val="Listing"/>
-      </w:pPr>
-      <w:r>
-        <w:t xml:space="preserve">    &lt;</w:t>
-      </w:r>
-      <w:proofErr w:type="spellStart"/>
-      <w:proofErr w:type="gramStart"/>
-      <w:r>
-        <w:t>sous_repertoire</w:t>
-      </w:r>
-      <w:proofErr w:type="spellEnd"/>
-      <w:r>
-        <w:t>&gt;</w:t>
-      </w:r>
-      <w:proofErr w:type="gramEnd"/>
-      <w:r>
-        <w:t>Figaro0</w:t>
-      </w:r>
-      <w:r>
-        <w:t>&lt;/</w:t>
-      </w:r>
-      <w:proofErr w:type="spellStart"/>
-      <w:r>
-        <w:t>sous_repertoire</w:t>
-      </w:r>
-      <w:proofErr w:type="spellEnd"/>
-      <w:r>
-        <w:t>&gt;</w:t>
-      </w:r>
-    </w:p>
-    <w:p>
-      <w:pPr>
-        <w:pStyle w:val="Listing"/>
-      </w:pPr>
-      <w:r>
-        <w:t xml:space="preserve">    &lt;</w:t>
-      </w:r>
-      <w:proofErr w:type="spellStart"/>
-      <w:r>
-        <w:t>ADD_requis</w:t>
-      </w:r>
-      <w:proofErr w:type="spellEnd"/>
-      <w:r>
-        <w:t>&gt;FAUX&lt;/</w:t>
-      </w:r>
-      <w:proofErr w:type="spellStart"/>
-      <w:r>
-        <w:t>ADD_requis</w:t>
-      </w:r>
-      <w:proofErr w:type="spellEnd"/>
-      <w:r>
-        <w:t>&gt;</w:t>
-      </w:r>
-    </w:p>
-    <w:p>
-      <w:pPr>
-        <w:pStyle w:val="Listing"/>
-        <w:rPr>
-          <w:lang w:val="pt-BR"/>
-        </w:rPr>
-      </w:pPr>
-      <w:r>
-        <w:t xml:space="preserve">    </w:t>
-      </w:r>
-      <w:r>
-        <w:rPr>
-          <w:lang w:val="pt-BR"/>
-        </w:rPr>
-        <w:t>&lt;Figaro0_requis&gt;VRAI&lt;/Figaro0_requis&gt;</w:t>
-      </w:r>
-    </w:p>
-    <w:p>
-      <w:pPr>
-        <w:pStyle w:val="Listing"/>
-      </w:pPr>
-      <w:r>
-        <w:rPr>
-          <w:lang w:val="pt-BR"/>
-        </w:rPr>
-        <w:t xml:space="preserve">    </w:t>
-      </w:r>
-      <w:r>
-        <w:t>&lt;</w:t>
-      </w:r>
-      <w:proofErr w:type="spellStart"/>
-      <w:proofErr w:type="gramStart"/>
-      <w:r>
-        <w:t>base_de_faits_requise</w:t>
-      </w:r>
-      <w:proofErr w:type="spellEnd"/>
-      <w:r>
-        <w:t>&gt;</w:t>
-      </w:r>
-      <w:proofErr w:type="gramEnd"/>
-      <w:r>
-        <w:t>FAUX&lt;/</w:t>
-      </w:r>
-      <w:proofErr w:type="spellStart"/>
-      <w:r>
-        <w:t>base_de_faits_requise</w:t>
-      </w:r>
-      <w:proofErr w:type="spellEnd"/>
-      <w:r>
-        <w:t>&gt;</w:t>
-      </w:r>
-    </w:p>
-    <w:p>
-      <w:pPr>
-        <w:pStyle w:val="Listing"/>
-      </w:pPr>
-      <w:r>
-        <w:t xml:space="preserve">  &lt;/</w:t>
-      </w:r>
-      <w:proofErr w:type="gramStart"/>
-      <w:r>
-        <w:t>code</w:t>
-      </w:r>
-      <w:proofErr w:type="gramEnd"/>
-      <w:r>
-        <w:t>&gt;</w:t>
+        <w:t xml:space="preserve">  &lt;/code&gt;</w:t>
       </w:r>
     </w:p>
     <w:p>
@@ -12119,15 +11066,7 @@
         <w:keepNext/>
       </w:pPr>
       <w:r>
-        <w:t xml:space="preserve">  &lt;</w:t>
-      </w:r>
-      <w:proofErr w:type="gramStart"/>
-      <w:r>
-        <w:t>code</w:t>
-      </w:r>
-      <w:proofErr w:type="gramEnd"/>
-      <w:r>
-        <w:t>&gt;</w:t>
+        <w:t xml:space="preserve">  &lt;code&gt;</w:t>
       </w:r>
     </w:p>
     <w:p>
@@ -12136,15 +11075,7 @@
         <w:keepNext/>
       </w:pPr>
       <w:r>
-        <w:t xml:space="preserve">    &lt;</w:t>
-      </w:r>
-      <w:proofErr w:type="gramStart"/>
-      <w:r>
-        <w:t>nom&gt;</w:t>
-      </w:r>
-      <w:proofErr w:type="gramEnd"/>
-      <w:r>
-        <w:t>YAMS&lt;/nom&gt;</w:t>
+        <w:t xml:space="preserve">    &lt;nom&gt;YAMS&lt;/nom&gt;</w:t>
       </w:r>
     </w:p>
     <w:p>
@@ -12162,21 +11093,7 @@
         <w:rPr>
           <w:lang w:val="de-DE"/>
         </w:rPr>
-        <w:t>&lt;</w:t>
-      </w:r>
-      <w:proofErr w:type="spellStart"/>
-      <w:r>
-        <w:rPr>
-          <w:lang w:val="de-DE"/>
-        </w:rPr>
-        <w:t>chemin_exe</w:t>
-      </w:r>
-      <w:proofErr w:type="spellEnd"/>
-      <w:r>
-        <w:rPr>
-          <w:lang w:val="de-DE"/>
-        </w:rPr>
-        <w:t>/&gt;</w:t>
+        <w:t>&lt;chemin_exe/&gt;</w:t>
       </w:r>
     </w:p>
     <w:p>
@@ -12191,47 +11108,19 @@
         <w:rPr>
           <w:lang w:val="de-DE"/>
         </w:rPr>
-        <w:t xml:space="preserve">    &lt;</w:t>
-      </w:r>
-      <w:proofErr w:type="spellStart"/>
+        <w:t xml:space="preserve">    &lt;chemin_IHM&gt;c:\Program</w:t>
+      </w:r>
       <w:r>
         <w:rPr>
           <w:lang w:val="de-DE"/>
         </w:rPr>
-        <w:t>chemin_IHM</w:t>
-      </w:r>
-      <w:proofErr w:type="spellEnd"/>
+        <w:t xml:space="preserve"> Files\EDF MRI Tools\YAMS\yams-gui</w:t>
+      </w:r>
       <w:r>
         <w:rPr>
           <w:lang w:val="de-DE"/>
         </w:rPr>
-        <w:t>&gt;c:\Program</w:t>
-      </w:r>
-      <w:r>
-        <w:rPr>
-          <w:lang w:val="de-DE"/>
-        </w:rPr>
-        <w:t xml:space="preserve"> Files\EDF MRI Tools\YAMS\yams-gui</w:t>
-      </w:r>
-      <w:r>
-        <w:rPr>
-          <w:lang w:val="de-DE"/>
-        </w:rPr>
-        <w:t>.exe&lt;/</w:t>
-      </w:r>
-      <w:proofErr w:type="spellStart"/>
-      <w:r>
-        <w:rPr>
-          <w:lang w:val="de-DE"/>
-        </w:rPr>
-        <w:t>chemin_IHM</w:t>
-      </w:r>
-      <w:proofErr w:type="spellEnd"/>
-      <w:r>
-        <w:rPr>
-          <w:lang w:val="de-DE"/>
-        </w:rPr>
-        <w:t>&gt;</w:t>
+        <w:t>.exe&lt;/chemin_IHM&gt;</w:t>
       </w:r>
     </w:p>
     <w:p>
@@ -12246,15 +11135,7 @@
         <w:t xml:space="preserve">    </w:t>
       </w:r>
       <w:r>
-        <w:t>&lt;</w:t>
-      </w:r>
-      <w:proofErr w:type="spellStart"/>
-      <w:r>
-        <w:t>chemin_traducteur</w:t>
-      </w:r>
-      <w:proofErr w:type="spellEnd"/>
-      <w:r>
-        <w:t>/&gt;</w:t>
+        <w:t>&lt;chemin_traducteur/&gt;</w:t>
       </w:r>
     </w:p>
     <w:p>
@@ -12263,15 +11144,7 @@
         <w:keepNext/>
       </w:pPr>
       <w:r>
-        <w:t xml:space="preserve">    &lt;</w:t>
-      </w:r>
-      <w:proofErr w:type="spellStart"/>
-      <w:r>
-        <w:t>chemin_pretraitement</w:t>
-      </w:r>
-      <w:proofErr w:type="spellEnd"/>
-      <w:r>
-        <w:t>/&gt;</w:t>
+        <w:t xml:space="preserve">    &lt;chemin_pretraitement/&gt;</w:t>
       </w:r>
     </w:p>
     <w:p>
@@ -12280,15 +11153,7 @@
         <w:keepNext/>
       </w:pPr>
       <w:r>
-        <w:t xml:space="preserve">    &lt;</w:t>
-      </w:r>
-      <w:proofErr w:type="spellStart"/>
-      <w:r>
-        <w:t>chemin_posttraitement</w:t>
-      </w:r>
-      <w:proofErr w:type="spellEnd"/>
-      <w:r>
-        <w:t>/&gt;</w:t>
+        <w:t xml:space="preserve">    &lt;chemin_posttraitement/&gt;</w:t>
       </w:r>
     </w:p>
     <w:p>
@@ -12297,31 +11162,13 @@
         <w:keepNext/>
       </w:pPr>
       <w:r>
-        <w:t xml:space="preserve">    &lt;</w:t>
-      </w:r>
-      <w:proofErr w:type="spellStart"/>
-      <w:proofErr w:type="gramStart"/>
-      <w:r>
-        <w:t>sous_repertoire</w:t>
-      </w:r>
-      <w:proofErr w:type="spellEnd"/>
-      <w:r>
-        <w:t>&gt;</w:t>
-      </w:r>
-      <w:proofErr w:type="gramEnd"/>
+        <w:t xml:space="preserve">    &lt;sous_repertoire&gt;</w:t>
+      </w:r>
       <w:r>
         <w:t>Figaro0</w:t>
       </w:r>
       <w:r>
-        <w:t>&lt;/</w:t>
-      </w:r>
-      <w:proofErr w:type="spellStart"/>
-      <w:r>
-        <w:t>sous_repertoire</w:t>
-      </w:r>
-      <w:proofErr w:type="spellEnd"/>
-      <w:r>
-        <w:t>&gt;</w:t>
+        <w:t>&lt;/sous_repertoire&gt;</w:t>
       </w:r>
     </w:p>
     <w:p>
@@ -12330,23 +11177,7 @@
         <w:keepNext/>
       </w:pPr>
       <w:r>
-        <w:t xml:space="preserve">    &lt;</w:t>
-      </w:r>
-      <w:proofErr w:type="spellStart"/>
-      <w:r>
-        <w:t>ADD_requis</w:t>
-      </w:r>
-      <w:proofErr w:type="spellEnd"/>
-      <w:r>
-        <w:t>&gt;FAUX&lt;/</w:t>
-      </w:r>
-      <w:proofErr w:type="spellStart"/>
-      <w:r>
-        <w:t>ADD_requis</w:t>
-      </w:r>
-      <w:proofErr w:type="spellEnd"/>
-      <w:r>
-        <w:t>&gt;</w:t>
+        <w:t xml:space="preserve">    &lt;ADD_requis&gt;FAUX&lt;/ADD_requis&gt;</w:t>
       </w:r>
     </w:p>
     <w:p>
@@ -12379,28 +11210,7 @@
         <w:t xml:space="preserve">    </w:t>
       </w:r>
       <w:r>
-        <w:t>&lt;</w:t>
-      </w:r>
-      <w:proofErr w:type="spellStart"/>
-      <w:proofErr w:type="gramStart"/>
-      <w:r>
-        <w:t>base_de_faits_requise</w:t>
-      </w:r>
-      <w:proofErr w:type="spellEnd"/>
-      <w:r>
-        <w:t>&gt;</w:t>
-      </w:r>
-      <w:proofErr w:type="gramEnd"/>
-      <w:r>
-        <w:t>FAUX&lt;/</w:t>
-      </w:r>
-      <w:proofErr w:type="spellStart"/>
-      <w:r>
-        <w:t>base_de_faits_requise</w:t>
-      </w:r>
-      <w:proofErr w:type="spellEnd"/>
-      <w:r>
-        <w:t>&gt;</w:t>
+        <w:t>&lt;base_de_faits_requise&gt;FAUX&lt;/base_de_faits_requise&gt;</w:t>
       </w:r>
     </w:p>
     <w:p>
@@ -12409,15 +11219,7 @@
         <w:keepNext/>
       </w:pPr>
       <w:r>
-        <w:t xml:space="preserve">  &lt;/</w:t>
-      </w:r>
-      <w:proofErr w:type="gramStart"/>
-      <w:r>
-        <w:t>code</w:t>
-      </w:r>
-      <w:proofErr w:type="gramEnd"/>
-      <w:r>
-        <w:t>&gt;</w:t>
+        <w:t xml:space="preserve">  &lt;/code&gt;</w:t>
       </w:r>
     </w:p>
     <w:p>
@@ -12472,23 +11274,7 @@
         <w:t>Remarque</w:t>
       </w:r>
       <w:r>
-        <w:t xml:space="preserve"> : Dans la plupart des cas (et comme dans les exemples ci-dessus), le seul champ &lt;</w:t>
-      </w:r>
-      <w:proofErr w:type="spellStart"/>
-      <w:r>
-        <w:t>chemin_xx</w:t>
-      </w:r>
-      <w:proofErr w:type="spellEnd"/>
-      <w:r>
-        <w:t>&gt; utile est &lt;</w:t>
-      </w:r>
-      <w:proofErr w:type="spellStart"/>
-      <w:r>
-        <w:t>chemin_IHM</w:t>
-      </w:r>
-      <w:proofErr w:type="spellEnd"/>
-      <w:r>
-        <w:t xml:space="preserve">&gt;. Si d'autres champs doivent être remplis, il faut prendre garde au fait que pour le pré et le post traitement, il faut donner le nom du </w:t>
+        <w:t xml:space="preserve"> : Dans la plupart des cas (et comme dans les exemples ci-dessus), le seul champ &lt;chemin_xx&gt; utile est &lt;chemin_IHM&gt;. Si d'autres champs doivent être remplis, il faut prendre garde au fait que pour le pré et le post traitement, il faut donner le nom du </w:t>
       </w:r>
       <w:r>
         <w:rPr>
@@ -12506,26 +11292,10 @@
         <w:pStyle w:val="Paragraphe"/>
       </w:pPr>
       <w:r>
-        <w:t>Le champ &lt;</w:t>
-      </w:r>
-      <w:proofErr w:type="spellStart"/>
-      <w:r>
-        <w:t>sous_repertoire</w:t>
-      </w:r>
-      <w:proofErr w:type="spellEnd"/>
-      <w:r>
-        <w:t>&gt; donne le nom d'un</w:t>
-      </w:r>
-      <w:r>
-        <w:t xml:space="preserve"> sous-répertoire du répertoire KB3data/</w:t>
-      </w:r>
-      <w:proofErr w:type="spellStart"/>
-      <w:r>
-        <w:t>extern</w:t>
-      </w:r>
-      <w:proofErr w:type="spellEnd"/>
-      <w:r>
-        <w:t xml:space="preserve"> (KB3data</w:t>
+        <w:t>Le champ &lt;sous_repertoire&gt; donne le nom d'un</w:t>
+      </w:r>
+      <w:r>
+        <w:t xml:space="preserve"> sous-répertoire du répertoire KB3data/extern (KB3data</w:t>
       </w:r>
       <w:r>
         <w:t xml:space="preserve"> désignant le répertoire qui contient la base de données chargée dans KB3) dans lequel seront créées les données temporaires nécessaires au lancement du code externe correspondant.</w:t>
@@ -12536,15 +11306,7 @@
         <w:pStyle w:val="Paragraphe"/>
       </w:pPr>
       <w:r>
-        <w:t>Les opérations préliminaires décrites précédemment étant faites, il reste maintenant à insérer dans le fichier .</w:t>
-      </w:r>
-      <w:proofErr w:type="spellStart"/>
-      <w:r>
-        <w:t>bdc</w:t>
-      </w:r>
-      <w:proofErr w:type="spellEnd"/>
-      <w:r>
-        <w:t xml:space="preserve"> </w:t>
+        <w:t xml:space="preserve">Les opérations préliminaires décrites précédemment étant faites, il reste maintenant à insérer dans le fichier .bdc </w:t>
       </w:r>
       <w:r>
         <w:t xml:space="preserve">de la base de connaissances en cours de construction </w:t>
@@ -12558,15 +11320,7 @@
         <w:pStyle w:val="Paragraphe"/>
       </w:pPr>
       <w:r>
-        <w:t>Le seul lien entre la déclaration d’un traitement externe dans le fichier .</w:t>
-      </w:r>
-      <w:proofErr w:type="spellStart"/>
-      <w:r>
-        <w:t>bdc</w:t>
-      </w:r>
-      <w:proofErr w:type="spellEnd"/>
-      <w:r>
-        <w:t xml:space="preserve"> et le fichier </w:t>
+        <w:t xml:space="preserve">Le seul lien entre la déclaration d’un traitement externe dans le fichier .bdc et le fichier </w:t>
       </w:r>
       <w:r>
         <w:t>KB3Configuration.xml est le nom du code. Il faut donc faire attention à ne pas se tromper en le saisissant dans l’IHM VisualFigaro (il n’y a pas de contrôle).</w:t>
@@ -12577,15 +11331,7 @@
         <w:pStyle w:val="Paragraphe"/>
       </w:pPr>
       <w:r>
-        <w:t>Voici un exemple de ce qui est introduit dans le fichier .</w:t>
-      </w:r>
-      <w:proofErr w:type="spellStart"/>
-      <w:r>
-        <w:t>bdc</w:t>
-      </w:r>
-      <w:proofErr w:type="spellEnd"/>
-      <w:r>
-        <w:t xml:space="preserve"> à la suite de la déclaration d’un traitement externe </w:t>
+        <w:t xml:space="preserve">Voici un exemple de ce qui est introduit dans le fichier .bdc à la suite de la déclaration d’un traitement externe </w:t>
       </w:r>
       <w:r>
         <w:t xml:space="preserve"> permettant de lancer Figseq sans avoir à faire manuellement la génération du Figaro 0 au préalable.</w:t>
@@ -12753,21 +11499,8 @@
       </w:r>
     </w:p>
     <w:p>
-      <w:proofErr w:type="gramStart"/>
-      <w:r>
-        <w:t>du</w:t>
-      </w:r>
-      <w:proofErr w:type="gramEnd"/>
-      <w:r>
-        <w:t xml:space="preserve"> fichier .</w:t>
-      </w:r>
-      <w:proofErr w:type="spellStart"/>
-      <w:r>
-        <w:t>bdc</w:t>
-      </w:r>
-      <w:proofErr w:type="spellEnd"/>
-      <w:r>
-        <w:t xml:space="preserve"> et les champs</w:t>
+      <w:r>
+        <w:t>du fichier .bdc et les champs</w:t>
       </w:r>
     </w:p>
     <w:p>
@@ -12775,29 +11508,14 @@
         <w:pStyle w:val="Listing"/>
       </w:pPr>
       <w:r>
-        <w:t>&lt;</w:t>
-      </w:r>
-      <w:proofErr w:type="spellStart"/>
-      <w:r>
-        <w:t>ADD_requis</w:t>
-      </w:r>
-      <w:proofErr w:type="spellEnd"/>
-      <w:r>
-        <w:t>&gt;</w:t>
+        <w:lastRenderedPageBreak/>
+        <w:t>&lt;ADD_requis&gt;</w:t>
       </w:r>
       <w:r>
         <w:t>FAUX</w:t>
       </w:r>
       <w:r>
-        <w:t>&lt;/</w:t>
-      </w:r>
-      <w:proofErr w:type="spellStart"/>
-      <w:r>
-        <w:t>ADD_requis</w:t>
-      </w:r>
-      <w:proofErr w:type="spellEnd"/>
-      <w:r>
-        <w:t>&gt;</w:t>
+        <w:t>&lt;/ADD_requis&gt;</w:t>
       </w:r>
     </w:p>
     <w:p>
@@ -12805,18 +11523,12 @@
         <w:pStyle w:val="Listing"/>
       </w:pPr>
       <w:r>
-        <w:lastRenderedPageBreak/>
         <w:t>&lt;Figaro0_requis&gt;FAUX&lt;/Figaro0_requis&gt;</w:t>
       </w:r>
     </w:p>
     <w:p>
-      <w:proofErr w:type="gramStart"/>
-      <w:r>
-        <w:t>du</w:t>
-      </w:r>
-      <w:proofErr w:type="gramEnd"/>
-      <w:r>
-        <w:t xml:space="preserve"> fichier </w:t>
+      <w:r>
+        <w:t xml:space="preserve">du fichier </w:t>
       </w:r>
       <w:r>
         <w:t>KB3Configuration.xml</w:t>
@@ -12833,15 +11545,7 @@
         <w:t xml:space="preserve"> informations du fic</w:t>
       </w:r>
       <w:r>
-        <w:t>hier .</w:t>
-      </w:r>
-      <w:proofErr w:type="spellStart"/>
-      <w:r>
-        <w:t>bdc</w:t>
-      </w:r>
-      <w:proofErr w:type="spellEnd"/>
-      <w:r>
-        <w:t xml:space="preserve"> sont prises en compte au moment de l’affichage de la fenêtre KB3 « Lancement traitement externe » pour griser certaines cases, mais quand on clique pour lancer effectivement le traitement, une vérification de conformité avec ce qui est mentionné dans le fichier </w:t>
+        <w:t xml:space="preserve">hier .bdc sont prises en compte au moment de l’affichage de la fenêtre KB3 « Lancement traitement externe » pour griser certaines cases, mais quand on clique pour lancer effectivement le traitement, une vérification de conformité avec ce qui est mentionné dans le fichier </w:t>
       </w:r>
       <w:r>
         <w:t>KB3Configuration.xml</w:t>
@@ -12867,13 +11571,8 @@
       <w:r>
         <w:t>.</w:t>
       </w:r>
-      <w:proofErr w:type="spellStart"/>
-      <w:r>
-        <w:t>bdc</w:t>
-      </w:r>
-      <w:proofErr w:type="spellEnd"/>
-      <w:r>
-        <w:t xml:space="preserve"> ce qui est spécifié pour le code à lancer dans le fichier </w:t>
+      <w:r>
+        <w:t xml:space="preserve">bdc ce qui est spécifié pour le code à lancer dans le fichier </w:t>
       </w:r>
       <w:r>
         <w:t>KB3Configuration.xml</w:t>
@@ -12969,14 +11668,12 @@
       <w:r>
         <w:t xml:space="preserve"> dans le type </w:t>
       </w:r>
-      <w:proofErr w:type="spellStart"/>
       <w:r>
         <w:rPr>
           <w:rFonts w:ascii="Courier" w:hAnsi="Courier"/>
         </w:rPr>
         <w:t>arete_uni_dir</w:t>
       </w:r>
-      <w:proofErr w:type="spellEnd"/>
       <w:r>
         <w:t xml:space="preserve"> :</w:t>
       </w:r>
@@ -12994,87 +11691,53 @@
         <w:pStyle w:val="Listing"/>
       </w:pPr>
       <w:r>
-        <w:t xml:space="preserve">SI relie DE </w:t>
-      </w:r>
-      <w:proofErr w:type="spellStart"/>
-      <w:r>
-        <w:t>depart</w:t>
-      </w:r>
-      <w:proofErr w:type="spellEnd"/>
-      <w:r>
-        <w:t xml:space="preserve"> ET MARCHE </w:t>
+        <w:t xml:space="preserve">SI relie DE depart ET MARCHE </w:t>
       </w:r>
       <w:r>
         <w:rPr>
           <w:b/>
           <w:bCs/>
         </w:rPr>
-        <w:t xml:space="preserve">ET MARCHE </w:t>
-      </w:r>
-      <w:proofErr w:type="gramStart"/>
+        <w:t>ET MARCHE DE arrivee</w:t>
+      </w:r>
+    </w:p>
+    <w:p>
+      <w:pPr>
+        <w:pStyle w:val="Listing"/>
+      </w:pPr>
+      <w:r>
+        <w:t>ALORS relie DE arrivee ;</w:t>
+      </w:r>
+    </w:p>
+    <w:p>
+      <w:pPr>
+        <w:pStyle w:val="Titre2"/>
+      </w:pPr>
+      <w:bookmarkStart w:id="21" w:name="_Toc453711996"/>
+      <w:r>
+        <w:t>Spécifier les points de connexion</w:t>
+      </w:r>
+      <w:bookmarkEnd w:id="21"/>
+    </w:p>
+    <w:p>
+      <w:r>
+        <w:t>L’IHM de KB3 permet de définir des interfaces graphiques « intelligentes » capables de connecter (ou refuser de connecter) un lien à un nœud en fonction des instructions contenues dans le fichier .bdc. Il est également possible de faire en sorte que le lien aille automatiquement s’accrocher à  tel ou tel point de connexion (en remplissant une ou plusieurs interfaces d’objets FIGARO), sans obliger l’utilisateur à le viser précisément.</w:t>
+      </w:r>
+    </w:p>
+    <w:p>
+      <w:r>
+        <w:t>Afin que les instructions de remplissage d'interfaces aient un sens, il est nécessaire de mettre des contraintes sur les possibilités d'attacher un lien donné sur des points de connexion de nœuds donnés. Ces contraintes peuvent être déclarées au niveau des liens et/ou des nœuds, dans la sous-structure CONNEXION_ACCEPTEE.</w:t>
+      </w:r>
+    </w:p>
+    <w:p>
+      <w:r>
+        <w:t xml:space="preserve">Au niveau des nœuds, on définit des </w:t>
+      </w:r>
       <w:r>
         <w:rPr>
           <w:b/>
           <w:bCs/>
         </w:rPr>
-        <w:t xml:space="preserve">DE </w:t>
-      </w:r>
-      <w:proofErr w:type="spellStart"/>
-      <w:r>
-        <w:rPr>
-          <w:b/>
-          <w:bCs/>
-        </w:rPr>
-        <w:t>arrivee</w:t>
-      </w:r>
-      <w:proofErr w:type="spellEnd"/>
-      <w:proofErr w:type="gramEnd"/>
-    </w:p>
-    <w:p>
-      <w:pPr>
-        <w:pStyle w:val="Listing"/>
-      </w:pPr>
-      <w:r>
-        <w:t xml:space="preserve">ALORS relie DE </w:t>
-      </w:r>
-      <w:proofErr w:type="spellStart"/>
-      <w:r>
-        <w:t>arrivee</w:t>
-      </w:r>
-      <w:proofErr w:type="spellEnd"/>
-      <w:r>
-        <w:t xml:space="preserve"> ;</w:t>
-      </w:r>
-    </w:p>
-    <w:p>
-      <w:pPr>
-        <w:pStyle w:val="Titre2"/>
-      </w:pPr>
-      <w:bookmarkStart w:id="21" w:name="_Toc453711996"/>
-      <w:r>
-        <w:t>Spécifier les points de connexion</w:t>
-      </w:r>
-      <w:bookmarkEnd w:id="21"/>
-    </w:p>
-    <w:p>
-      <w:r>
-        <w:t>L’IHM de KB3 permet de définir des interfaces graphiques « intelligentes » capables de connecter (ou refuser de connecter) un lien à un nœud en fonction des instructions contenues dans le fichier .bdc. Il est également possible de faire en sorte que le lien aille automatiquement s’accrocher à  tel ou tel point de connexion (en remplissant une ou plusieurs interfaces d’objets FIGARO), sans obliger l’utilisateur à le viser précisément.</w:t>
-      </w:r>
-    </w:p>
-    <w:p>
-      <w:r>
-        <w:t>Afin que les instructions de remplissage d'interfaces aient un sens, il est nécessaire de mettre des contraintes sur les possibilités d'attacher un lien donné sur des points de connexion de nœuds donnés. Ces contraintes peuvent être déclarées au niveau des liens et/ou des nœuds, dans la sous-structure CONNEXION_ACCEPTEE.</w:t>
-      </w:r>
-    </w:p>
-    <w:p>
-      <w:r>
-        <w:t xml:space="preserve">Au niveau des nœuds, on définit des </w:t>
-      </w:r>
-      <w:r>
-        <w:rPr>
-          <w:b/>
-          <w:bCs/>
-        </w:rPr>
         <w:t>points de connexion</w:t>
       </w:r>
       <w:r>
@@ -13100,39 +11763,7 @@
     </w:p>
     <w:p>
       <w:r>
-        <w:t xml:space="preserve">C’est ainsi que par exemple, au sein d’une même bdc, on pourra avoir un lien représentant un tuyau et allant d’un point de connexion « out » d’un type </w:t>
-      </w:r>
-      <w:proofErr w:type="spellStart"/>
-      <w:r>
-        <w:t>composant_hydraulique</w:t>
-      </w:r>
-      <w:proofErr w:type="spellEnd"/>
-      <w:r>
-        <w:t xml:space="preserve"> à un point de connexion « in » d’un type </w:t>
-      </w:r>
-      <w:proofErr w:type="spellStart"/>
-      <w:r>
-        <w:t>composant_hydraulique</w:t>
-      </w:r>
-      <w:proofErr w:type="spellEnd"/>
-      <w:r>
-        <w:t xml:space="preserve">, et un autre lien représentant un câble électrique et allant d’un point de connexion « out » d’un type </w:t>
-      </w:r>
-      <w:proofErr w:type="spellStart"/>
-      <w:r>
-        <w:t>composant_electrique</w:t>
-      </w:r>
-      <w:proofErr w:type="spellEnd"/>
-      <w:r>
-        <w:t xml:space="preserve"> à un point de connexion « in » d’un type </w:t>
-      </w:r>
-      <w:proofErr w:type="spellStart"/>
-      <w:r>
-        <w:t>composant_electrique</w:t>
-      </w:r>
-      <w:proofErr w:type="spellEnd"/>
-      <w:r>
-        <w:t>. Le même résultat serait obtenu en différenciant les noms des points de connexion suivant qu'ils appartiennent à des composants électriques ou hydrauliques, ce qui permettrait d’autoriser la connexion des liens sur le type FIGARO, qui est le père de tous les types. La première solution est préférable car elle évite l'inflation du vocabulaire de la bdc, qui est une source d'erreurs.</w:t>
+        <w:t>C’est ainsi que par exemple, au sein d’une même bdc, on pourra avoir un lien représentant un tuyau et allant d’un point de connexion « out » d’un type composant_hydraulique à un point de connexion « in » d’un type composant_hydraulique, et un autre lien représentant un câble électrique et allant d’un point de connexion « out » d’un type composant_electrique à un point de connexion « in » d’un type composant_electrique. Le même résultat serait obtenu en différenciant les noms des points de connexion suivant qu'ils appartiennent à des composants électriques ou hydrauliques, ce qui permettrait d’autoriser la connexion des liens sur le type FIGARO, qui est le père de tous les types. La première solution est préférable car elle évite l'inflation du vocabulaire de la bdc, qui est une source d'erreurs.</w:t>
       </w:r>
     </w:p>
     <w:p>
@@ -13328,15 +11959,7 @@
         <w:pStyle w:val="Paragraphe"/>
       </w:pPr>
       <w:r>
-        <w:t>Une telle connexion provoque le remplissage de l'interface "</w:t>
-      </w:r>
-      <w:proofErr w:type="spellStart"/>
-      <w:r>
-        <w:t>depart</w:t>
-      </w:r>
-      <w:proofErr w:type="spellEnd"/>
-      <w:r>
-        <w:t>" du lien lui-même par le nœud de départ.</w:t>
+        <w:t>Une telle connexion provoque le remplissage de l'interface "depart" du lien lui-même par le nœud de départ.</w:t>
       </w:r>
     </w:p>
     <w:p>
@@ -13415,15 +12038,7 @@
       </w:r>
       <w:r>
         <w:tab/>
-        <w:t>&lt;TYPE_POINT_CONNEXION&gt;</w:t>
-      </w:r>
-      <w:proofErr w:type="spellStart"/>
-      <w:r>
-        <w:t>noeud</w:t>
-      </w:r>
-      <w:proofErr w:type="spellEnd"/>
-      <w:r>
-        <w:t>&lt;/TYPE_POINT_CONNEXION&gt;</w:t>
+        <w:t>&lt;TYPE_POINT_CONNEXION&gt;noeud&lt;/TYPE_POINT_CONNEXION&gt;</w:t>
       </w:r>
     </w:p>
     <w:p>
@@ -13470,15 +12085,7 @@
       </w:r>
       <w:r>
         <w:tab/>
-        <w:t>&lt;INTERFACE&gt;</w:t>
-      </w:r>
-      <w:proofErr w:type="spellStart"/>
-      <w:r>
-        <w:t>depart</w:t>
-      </w:r>
-      <w:proofErr w:type="spellEnd"/>
-      <w:r>
-        <w:t>&lt;/INTERFACE&gt;</w:t>
+        <w:t>&lt;INTERFACE&gt;depart&lt;/INTERFACE&gt;</w:t>
       </w:r>
     </w:p>
     <w:p>
@@ -13544,15 +12151,7 @@
       </w:pPr>
       <w:r>
         <w:lastRenderedPageBreak/>
-        <w:t>Exemple2 : l'extrait qui suit signifie que le point d'arrivée du lien auquel appartient cet extrait peut être connecté sur le point de connexion "</w:t>
-      </w:r>
-      <w:proofErr w:type="spellStart"/>
-      <w:r>
-        <w:t>entree</w:t>
-      </w:r>
-      <w:proofErr w:type="spellEnd"/>
-      <w:r>
-        <w:t>" de n'importe quel type.</w:t>
+        <w:t>Exemple2 : l'extrait qui suit signifie que le point d'arrivée du lien auquel appartient cet extrait peut être connecté sur le point de connexion "entree" de n'importe quel type.</w:t>
       </w:r>
     </w:p>
     <w:p>
@@ -13560,15 +12159,7 @@
         <w:pStyle w:val="Paragraphe"/>
       </w:pPr>
       <w:r>
-        <w:t>Une telle connexion provoque le remplissage de l'interface "</w:t>
-      </w:r>
-      <w:proofErr w:type="spellStart"/>
-      <w:r>
-        <w:t>arrivee</w:t>
-      </w:r>
-      <w:proofErr w:type="spellEnd"/>
-      <w:r>
-        <w:t>" du lien lui-même par le nœud de départ.</w:t>
+        <w:t>Une telle connexion provoque le remplissage de l'interface "arrivee" du lien lui-même par le nœud de départ.</w:t>
       </w:r>
     </w:p>
     <w:p>
@@ -13625,15 +12216,7 @@
       </w:r>
       <w:r>
         <w:tab/>
-        <w:t>&lt;NOM&gt;</w:t>
-      </w:r>
-      <w:proofErr w:type="spellStart"/>
-      <w:r>
-        <w:t>entree</w:t>
-      </w:r>
-      <w:proofErr w:type="spellEnd"/>
-      <w:r>
-        <w:t>&lt;/NOM&gt;</w:t>
+        <w:t>&lt;NOM&gt;entree&lt;/NOM&gt;</w:t>
       </w:r>
     </w:p>
     <w:p>
@@ -13702,15 +12285,7 @@
       </w:r>
       <w:r>
         <w:tab/>
-        <w:t>&lt;INTERFACE&gt;</w:t>
-      </w:r>
-      <w:proofErr w:type="spellStart"/>
-      <w:r>
-        <w:t>arrivee</w:t>
-      </w:r>
-      <w:proofErr w:type="spellEnd"/>
-      <w:r>
-        <w:t>&lt;/INTERFACE&gt;</w:t>
+        <w:t>&lt;INTERFACE&gt;arrivee&lt;/INTERFACE&gt;</w:t>
       </w:r>
     </w:p>
     <w:p>
@@ -13787,31 +12362,7 @@
         <w:pStyle w:val="Paragraphe"/>
       </w:pPr>
       <w:r>
-        <w:t>Une telle connexion provoque le remplissage des interfaces "</w:t>
-      </w:r>
-      <w:proofErr w:type="spellStart"/>
-      <w:r>
-        <w:t>aretes</w:t>
-      </w:r>
-      <w:proofErr w:type="spellEnd"/>
-      <w:r>
-        <w:t>" et "</w:t>
-      </w:r>
-      <w:proofErr w:type="spellStart"/>
-      <w:r>
-        <w:t>aretes_av</w:t>
-      </w:r>
-      <w:proofErr w:type="spellEnd"/>
-      <w:r>
-        <w:t>" de l'objet de départ du lien (donc, un nœud) par le lien lui-même, et de l'interface "</w:t>
-      </w:r>
-      <w:proofErr w:type="spellStart"/>
-      <w:r>
-        <w:t>depart</w:t>
-      </w:r>
-      <w:proofErr w:type="spellEnd"/>
-      <w:r>
-        <w:t>" du lien par le nœud de départ.</w:t>
+        <w:t>Une telle connexion provoque le remplissage des interfaces "aretes" et "aretes_av" de l'objet de départ du lien (donc, un nœud) par le lien lui-même, et de l'interface "depart" du lien par le nœud de départ.</w:t>
       </w:r>
     </w:p>
     <w:p>
@@ -13890,15 +12441,7 @@
       </w:r>
       <w:r>
         <w:tab/>
-        <w:t>&lt;TYPE_POINT_CONNEXION&gt;</w:t>
-      </w:r>
-      <w:proofErr w:type="spellStart"/>
-      <w:r>
-        <w:t>noeud</w:t>
-      </w:r>
-      <w:proofErr w:type="spellEnd"/>
-      <w:r>
-        <w:t>&lt;/TYPE_POINT_CONNEXION&gt;</w:t>
+        <w:t>&lt;TYPE_POINT_CONNEXION&gt;noeud&lt;/TYPE_POINT_CONNEXION&gt;</w:t>
       </w:r>
     </w:p>
     <w:p>
@@ -13974,21 +12517,7 @@
           <w:color w:val="FF0000"/>
         </w:rPr>
         <w:tab/>
-        <w:t>&lt;INTERFACE&gt;</w:t>
-      </w:r>
-      <w:proofErr w:type="spellStart"/>
-      <w:r>
-        <w:rPr>
-          <w:color w:val="FF0000"/>
-        </w:rPr>
-        <w:t>aretes</w:t>
-      </w:r>
-      <w:proofErr w:type="spellEnd"/>
-      <w:r>
-        <w:rPr>
-          <w:color w:val="FF0000"/>
-        </w:rPr>
-        <w:t>&lt;/INTERFACE&gt;</w:t>
+        <w:t>&lt;INTERFACE&gt;aretes&lt;/INTERFACE&gt;</w:t>
       </w:r>
     </w:p>
     <w:p>
@@ -14034,21 +12563,7 @@
           <w:color w:val="FF0000"/>
         </w:rPr>
         <w:tab/>
-        <w:t>&lt;INTERFACE&gt;</w:t>
-      </w:r>
-      <w:proofErr w:type="spellStart"/>
-      <w:r>
-        <w:rPr>
-          <w:color w:val="FF0000"/>
-        </w:rPr>
-        <w:t>aretes_av</w:t>
-      </w:r>
-      <w:proofErr w:type="spellEnd"/>
-      <w:r>
-        <w:rPr>
-          <w:color w:val="FF0000"/>
-        </w:rPr>
-        <w:t>&lt;/INTERFACE&gt;</w:t>
+        <w:t>&lt;INTERFACE&gt;aretes_av&lt;/INTERFACE&gt;</w:t>
       </w:r>
     </w:p>
     <w:p>
@@ -14174,21 +12689,7 @@
           <w:color w:val="FF0000"/>
         </w:rPr>
         <w:tab/>
-        <w:t>&lt;INTERFACE&gt;</w:t>
-      </w:r>
-      <w:proofErr w:type="spellStart"/>
-      <w:r>
-        <w:rPr>
-          <w:color w:val="FF0000"/>
-        </w:rPr>
-        <w:t>depart</w:t>
-      </w:r>
-      <w:proofErr w:type="spellEnd"/>
-      <w:r>
-        <w:rPr>
-          <w:color w:val="FF0000"/>
-        </w:rPr>
-        <w:t>&lt;/INTERFACE&gt;</w:t>
+        <w:t>&lt;INTERFACE&gt;depart&lt;/INTERFACE&gt;</w:t>
       </w:r>
     </w:p>
     <w:p>
@@ -14286,23 +12787,7 @@
         <w:t xml:space="preserve">&lt;CONNEXION_ACCEPTEE&gt; </w:t>
       </w:r>
       <w:r>
-        <w:t>contient plusieurs règles de remplissage d'interfaces, ces règles doivent être dans l'ordre suivant d'après le schéma définissant la structure du fichier .</w:t>
-      </w:r>
-      <w:proofErr w:type="spellStart"/>
-      <w:r>
-        <w:t>bdc</w:t>
-      </w:r>
-      <w:proofErr w:type="spellEnd"/>
-      <w:r>
-        <w:t xml:space="preserve">, faute de quoi la </w:t>
-      </w:r>
-      <w:proofErr w:type="spellStart"/>
-      <w:r>
-        <w:t>bdc</w:t>
-      </w:r>
-      <w:proofErr w:type="spellEnd"/>
-      <w:r>
-        <w:t xml:space="preserve"> ne pourra pas être chargée dans KB3.</w:t>
+        <w:t>contient plusieurs règles de remplissage d'interfaces, ces règles doivent être dans l'ordre suivant d'après le schéma définissant la structure du fichier .bdc, faute de quoi la bdc ne pourra pas être chargée dans KB3.</w:t>
       </w:r>
     </w:p>
     <w:p>
@@ -14404,39 +12889,7 @@
         <w:pStyle w:val="Paragraphe"/>
       </w:pPr>
       <w:r>
-        <w:t>Exemple4 : cet exemple est pris dans une base de connaissances contenant un type composant, muni d'un point de connexion "sortie" et d'un point de connexion "</w:t>
-      </w:r>
-      <w:proofErr w:type="spellStart"/>
-      <w:r>
-        <w:t>entree</w:t>
-      </w:r>
-      <w:proofErr w:type="spellEnd"/>
-      <w:r>
-        <w:t>". Tous les sous-types de composant héritent de ces points de connexion, à l'exception du composant "bascule", qui hérite du point "sortie", mais a, au lieu du point de connexion "</w:t>
-      </w:r>
-      <w:proofErr w:type="spellStart"/>
-      <w:r>
-        <w:t>entree</w:t>
-      </w:r>
-      <w:proofErr w:type="spellEnd"/>
-      <w:r>
-        <w:t>", deux points appelés "</w:t>
-      </w:r>
-      <w:proofErr w:type="spellStart"/>
-      <w:r>
-        <w:t>entree_s</w:t>
-      </w:r>
-      <w:proofErr w:type="spellEnd"/>
-      <w:r>
-        <w:t>" et "</w:t>
-      </w:r>
-      <w:proofErr w:type="spellStart"/>
-      <w:r>
-        <w:t>entree_n</w:t>
-      </w:r>
-      <w:proofErr w:type="spellEnd"/>
-      <w:r>
-        <w:t xml:space="preserve">". On a besoin dans cette base de </w:t>
+        <w:t xml:space="preserve">Exemple4 : cet exemple est pris dans une base de connaissances contenant un type composant, muni d'un point de connexion "sortie" et d'un point de connexion "entree". Tous les sous-types de composant héritent de ces points de connexion, à l'exception du composant "bascule", qui hérite du point "sortie", mais a, au lieu du point de connexion "entree", deux points appelés "entree_s" et "entree_n". On a besoin dans cette base de </w:t>
       </w:r>
       <w:r>
         <w:lastRenderedPageBreak/>
@@ -14648,15 +13101,7 @@
       </w:r>
       <w:r>
         <w:tab/>
-        <w:t>&lt;NOM&gt;</w:t>
-      </w:r>
-      <w:proofErr w:type="spellStart"/>
-      <w:r>
-        <w:t>entree</w:t>
-      </w:r>
-      <w:proofErr w:type="spellEnd"/>
-      <w:r>
-        <w:t>&lt;/NOM&gt;</w:t>
+        <w:t>&lt;NOM&gt;entree&lt;/NOM&gt;</w:t>
       </w:r>
     </w:p>
     <w:p>
@@ -14860,14 +13305,12 @@
         <w:tab/>
         <w:t>&lt;NOM&gt;</w:t>
       </w:r>
-      <w:proofErr w:type="spellStart"/>
       <w:r>
         <w:rPr>
           <w:color w:val="FF0000"/>
         </w:rPr>
         <w:t>entree_n</w:t>
       </w:r>
-      <w:proofErr w:type="spellEnd"/>
       <w:r>
         <w:t>&lt;/NOM&gt;</w:t>
       </w:r>
@@ -15044,14 +13487,12 @@
         <w:tab/>
         <w:t>&lt;NOM&gt;</w:t>
       </w:r>
-      <w:proofErr w:type="spellStart"/>
       <w:r>
         <w:rPr>
           <w:color w:val="FF0000"/>
         </w:rPr>
         <w:t>entree_s</w:t>
       </w:r>
-      <w:proofErr w:type="spellEnd"/>
       <w:r>
         <w:t>&lt;/NOM&gt;</w:t>
       </w:r>
@@ -15350,29 +13791,11 @@
       <w:r>
         <w:t xml:space="preserve">Se servir de l'IHM pour choisir des icônes </w:t>
       </w:r>
-      <w:proofErr w:type="gramStart"/>
       <w:r>
         <w:t>standard</w:t>
       </w:r>
-      <w:proofErr w:type="gramEnd"/>
-      <w:r>
-        <w:t xml:space="preserve"> (mises dans le répertoire </w:t>
-      </w:r>
-      <w:proofErr w:type="spellStart"/>
-      <w:r>
-        <w:t>icons</w:t>
-      </w:r>
-      <w:proofErr w:type="spellEnd"/>
-      <w:r>
-        <w:t xml:space="preserve"> lors de la création de la base de connaissances) ou aller en récupérer d'autres (qui dans ce cas vont être copiées dans le répertoire </w:t>
-      </w:r>
-      <w:proofErr w:type="spellStart"/>
-      <w:r>
-        <w:t>icons</w:t>
-      </w:r>
-      <w:proofErr w:type="spellEnd"/>
-      <w:r>
-        <w:t>) dans d'autres répertoires.</w:t>
+      <w:r>
+        <w:t xml:space="preserve"> (mises dans le répertoire icons lors de la création de la base de connaissances) ou aller en récupérer d'autres (qui dans ce cas vont être copiées dans le répertoire icons) dans d'autres répertoires.</w:t>
       </w:r>
     </w:p>
     <w:p>
@@ -15414,23 +13837,7 @@
         <w:jc w:val="left"/>
       </w:pPr>
       <w:r>
-        <w:t xml:space="preserve">Se servir de l'IHM pour choisir des icônes standard (mises dans le répertoire </w:t>
-      </w:r>
-      <w:proofErr w:type="spellStart"/>
-      <w:r>
-        <w:t>icons</w:t>
-      </w:r>
-      <w:proofErr w:type="spellEnd"/>
-      <w:r>
-        <w:t xml:space="preserve"> lors de la création de la base de connaissances) ou aller en récupérer d'autres (qui dans ce cas vont être copiées dans le répertoire </w:t>
-      </w:r>
-      <w:proofErr w:type="spellStart"/>
-      <w:r>
-        <w:t>icons</w:t>
-      </w:r>
-      <w:proofErr w:type="spellEnd"/>
-      <w:r>
-        <w:t>) dans d'autres répertoires, et éditer les caractéristiques du lien accessibles par le bouton "Edit Default GV".</w:t>
+        <w:t>Se servir de l'IHM pour choisir des icônes standard (mises dans le répertoire icons lors de la création de la base de connaissances) ou aller en récupérer d'autres (qui dans ce cas vont être copiées dans le répertoire icons) dans d'autres répertoires, et éditer les caractéristiques du lien accessibles par le bouton "Edit Default GV".</w:t>
       </w:r>
     </w:p>
     <w:p>
@@ -15501,13 +13908,8 @@
       </w:pPr>
       <w:r>
         <w:tab/>
-        <w:t>|-</w:t>
-      </w:r>
-      <w:proofErr w:type="spellStart"/>
-      <w:r>
-        <w:t>etat</w:t>
-      </w:r>
-      <w:proofErr w:type="spellEnd"/>
+        <w:t>|-etat</w:t>
+      </w:r>
     </w:p>
     <w:p>
       <w:pPr>
@@ -15519,13 +13921,8 @@
       </w:r>
       <w:r>
         <w:tab/>
-        <w:t>|-</w:t>
-      </w:r>
-      <w:proofErr w:type="spellStart"/>
-      <w:r>
-        <w:t>etat_depart</w:t>
-      </w:r>
-      <w:proofErr w:type="spellEnd"/>
+        <w:t>|-etat_depart</w:t>
+      </w:r>
     </w:p>
     <w:p>
       <w:pPr>
@@ -15541,13 +13938,8 @@
       </w:r>
       <w:r>
         <w:tab/>
-        <w:t>|-</w:t>
-      </w:r>
-      <w:proofErr w:type="spellStart"/>
-      <w:r>
-        <w:t>etat_depart_tangible</w:t>
-      </w:r>
-      <w:proofErr w:type="spellEnd"/>
+        <w:t>|-etat_depart_tangible</w:t>
+      </w:r>
     </w:p>
     <w:p>
       <w:pPr>
@@ -15563,13 +13955,8 @@
       </w:r>
       <w:r>
         <w:tab/>
-        <w:t>|-</w:t>
-      </w:r>
-      <w:proofErr w:type="spellStart"/>
-      <w:r>
-        <w:t>etat_depart_instantane</w:t>
-      </w:r>
-      <w:proofErr w:type="spellEnd"/>
+        <w:t>|-etat_depart_instantane</w:t>
+      </w:r>
     </w:p>
     <w:p>
       <w:pPr>
@@ -15581,13 +13968,8 @@
       </w:r>
       <w:r>
         <w:tab/>
-        <w:t>|-</w:t>
-      </w:r>
-      <w:proofErr w:type="spellStart"/>
-      <w:r>
-        <w:t>etat_panne</w:t>
-      </w:r>
-      <w:proofErr w:type="spellEnd"/>
+        <w:t>|-etat_panne</w:t>
+      </w:r>
     </w:p>
     <w:p>
       <w:pPr>
@@ -15595,13 +13977,8 @@
       </w:pPr>
       <w:r>
         <w:tab/>
-        <w:t>|-</w:t>
-      </w:r>
-      <w:proofErr w:type="spellStart"/>
-      <w:r>
-        <w:t>transition_exp</w:t>
-      </w:r>
-      <w:proofErr w:type="spellEnd"/>
+        <w:t>|-transition_exp</w:t>
+      </w:r>
     </w:p>
     <w:p>
       <w:pPr>
@@ -15613,13 +13990,8 @@
       </w:r>
       <w:r>
         <w:tab/>
-        <w:t>|-</w:t>
-      </w:r>
-      <w:proofErr w:type="spellStart"/>
-      <w:r>
-        <w:t>defaillance</w:t>
-      </w:r>
-      <w:proofErr w:type="spellEnd"/>
+        <w:t>|-defaillance</w:t>
+      </w:r>
     </w:p>
     <w:p>
       <w:pPr>
@@ -15631,13 +14003,8 @@
       </w:r>
       <w:r>
         <w:tab/>
-        <w:t>|-</w:t>
-      </w:r>
-      <w:proofErr w:type="spellStart"/>
-      <w:r>
-        <w:t>reparation</w:t>
-      </w:r>
-      <w:proofErr w:type="spellEnd"/>
+        <w:t>|-reparation</w:t>
+      </w:r>
     </w:p>
     <w:p>
       <w:pPr>
@@ -15649,36 +14016,7 @@
         <w:pStyle w:val="Paragraphe"/>
       </w:pPr>
       <w:r>
-        <w:t xml:space="preserve">On pourra spécifier que </w:t>
-      </w:r>
-      <w:proofErr w:type="spellStart"/>
-      <w:r>
-        <w:t>etat_depart_tangible</w:t>
-      </w:r>
-      <w:proofErr w:type="spellEnd"/>
-      <w:r>
-        <w:t xml:space="preserve"> et </w:t>
-      </w:r>
-      <w:proofErr w:type="spellStart"/>
-      <w:r>
-        <w:t>etat_depart_instantane</w:t>
-      </w:r>
-      <w:proofErr w:type="spellEnd"/>
-      <w:r>
-        <w:t xml:space="preserve"> héritent certaines de leurs caractéristiques (variantes graphiques ou points de connexion) </w:t>
-      </w:r>
-      <w:proofErr w:type="gramStart"/>
-      <w:r>
-        <w:t xml:space="preserve">de </w:t>
-      </w:r>
-      <w:proofErr w:type="spellStart"/>
-      <w:r>
-        <w:t>etat</w:t>
-      </w:r>
-      <w:proofErr w:type="spellEnd"/>
-      <w:proofErr w:type="gramEnd"/>
-      <w:r>
-        <w:t>.</w:t>
+        <w:t>On pourra spécifier que etat_depart_tangible et etat_depart_instantane héritent certaines de leurs caractéristiques (variantes graphiques ou points de connexion) de etat.</w:t>
       </w:r>
     </w:p>
     <w:p>
@@ -15889,15 +14227,7 @@
         <w:t>, etc. Un fichier contenant un squelette de document d'aide est automatiquement copié dans le répertoire de la base de connaissances lors de sa création.</w:t>
       </w:r>
       <w:r>
-        <w:t xml:space="preserve"> Une autre possibilité est de créer un fichier Excel dans lequel chaque feuille est associée à un type de la </w:t>
-      </w:r>
-      <w:proofErr w:type="spellStart"/>
-      <w:r>
-        <w:t>bdc</w:t>
-      </w:r>
-      <w:proofErr w:type="spellEnd"/>
-      <w:r>
-        <w:t xml:space="preserve">, et une feuille « sommaire » contient la hiérarchie des types. </w:t>
+        <w:t xml:space="preserve"> Une autre possibilité est de créer un fichier Excel dans lequel chaque feuille est associée à un type de la bdc, et une feuille « sommaire » contient la hiérarchie des types. </w:t>
       </w:r>
     </w:p>
     <w:p>
@@ -15956,32 +14286,11 @@
     </w:p>
     <w:p>
       <w:r>
-        <w:t xml:space="preserve">Le risque principal lorsqu'on reprend une base existante, est de se perdre dans les détails et d'introduire des erreurs par manque de vue d'ensemble. C'est pourquoi nous conseillons, pour une reprise assez profonde d'une bdc, de commencer par supprimer le fichier .bdc de façon à </w:t>
-      </w:r>
-      <w:proofErr w:type="spellStart"/>
-      <w:r>
-        <w:t>re-génerer</w:t>
-      </w:r>
-      <w:proofErr w:type="spellEnd"/>
-      <w:r>
-        <w:t xml:space="preserve"> un squelette de fichier .bdc qui sera réduit au minimum, et de reprendre les étapes définies dans cette note, </w:t>
-      </w:r>
-      <w:proofErr w:type="gramStart"/>
-      <w:r>
-        <w:t>sans en</w:t>
-      </w:r>
-      <w:proofErr w:type="gramEnd"/>
-      <w:r>
-        <w:t xml:space="preserve"> sauter aucune. Il n'est pas interdit, évidemment, de gagner du temps à chaque étape en utilisant le copier-coller à partir de l'ancienne version du fichier .bdc (cela se fait alors en u</w:t>
-      </w:r>
-      <w:r>
-        <w:t xml:space="preserve">tilisant </w:t>
-      </w:r>
-      <w:proofErr w:type="spellStart"/>
-      <w:r>
-        <w:t>XMLPad</w:t>
-      </w:r>
-      <w:proofErr w:type="spellEnd"/>
+        <w:t>Le risque principal lorsqu'on reprend une base existante, est de se perdre dans les détails et d'introduire des erreurs par manque de vue d'ensemble. C'est pourquoi nous conseillons, pour une reprise assez profonde d'une bdc, de commencer par supprimer le fichier .bdc de façon à re-génerer un squelette de fichier .bdc qui sera réduit au minimum, et de reprendre les étapes définies dans cette note, sans en sauter aucune. Il n'est pas interdit, évidemment, de gagner du temps à chaque étape en utilisant le copier-coller à partir de l'ancienne version du fichier .bdc (cela se fait alors en u</w:t>
+      </w:r>
+      <w:r>
+        <w:t>tilisant XMLPad</w:t>
+      </w:r>
       <w:r>
         <w:t>).</w:t>
       </w:r>
@@ -15994,67 +14303,22 @@
         <w:t>Remarque</w:t>
       </w:r>
       <w:r>
-        <w:t xml:space="preserve"> : gestion des versions d'une </w:t>
-      </w:r>
-      <w:proofErr w:type="spellStart"/>
-      <w:r>
-        <w:t>bdc</w:t>
-      </w:r>
-      <w:proofErr w:type="spellEnd"/>
+        <w:t xml:space="preserve"> : gestion des versions d'une bdc</w:t>
+      </w:r>
       <w:r>
         <w:t xml:space="preserve">. </w:t>
       </w:r>
       <w:r>
-        <w:t xml:space="preserve">Dans le cas où on fait peu d'évolutions, il est pratique de garder le même nom de </w:t>
-      </w:r>
-      <w:proofErr w:type="spellStart"/>
-      <w:r>
-        <w:t>bdc</w:t>
-      </w:r>
-      <w:proofErr w:type="spellEnd"/>
-      <w:r>
-        <w:t xml:space="preserve"> (ce nom est déclaré dans le fichier .</w:t>
-      </w:r>
-      <w:proofErr w:type="spellStart"/>
-      <w:r>
-        <w:t>bdc</w:t>
-      </w:r>
-      <w:proofErr w:type="spellEnd"/>
-      <w:r>
-        <w:t xml:space="preserve">), et de signaler le numéro de version dans la description. Le nom de la </w:t>
-      </w:r>
-      <w:proofErr w:type="spellStart"/>
-      <w:r>
-        <w:t>bdc</w:t>
-      </w:r>
-      <w:proofErr w:type="spellEnd"/>
-      <w:r>
-        <w:t xml:space="preserve"> et sa description sont affichés dans KB3</w:t>
-      </w:r>
-      <w:r>
-        <w:t xml:space="preserve">; on ne peut donc pas se tromper sur la version de </w:t>
-      </w:r>
-      <w:proofErr w:type="spellStart"/>
-      <w:r>
-        <w:t>bdc</w:t>
-      </w:r>
-      <w:proofErr w:type="spellEnd"/>
-      <w:r>
-        <w:t xml:space="preserve"> que l'on utilise.</w:t>
+        <w:t>Dans le cas où on fait peu d'évolutions, il est pratique de garder le même nom de bdc (ce nom est déclaré dans le fichier .bdc), et de signaler le numéro de version dans la description. Le nom de la bdc et sa description sont affichés dans KB3</w:t>
+      </w:r>
+      <w:r>
+        <w:t>; on ne peut donc pas se tromper sur la version de bdc que l'on utilise.</w:t>
       </w:r>
       <w:r>
         <w:t xml:space="preserve"> </w:t>
       </w:r>
       <w:r>
-        <w:t xml:space="preserve">En revanche, pour des évolutions significatives, il vaut mieux inclure le numéro de version dans le nom de la </w:t>
-      </w:r>
-      <w:proofErr w:type="spellStart"/>
-      <w:r>
-        <w:t>bdc</w:t>
-      </w:r>
-      <w:proofErr w:type="spellEnd"/>
-      <w:r>
-        <w:t xml:space="preserve">. Dans tous les cas, il est recommandé de conserver les mêmes noms pour les </w:t>
+        <w:t xml:space="preserve">En revanche, pour des évolutions significatives, il vaut mieux inclure le numéro de version dans le nom de la bdc. Dans tous les cas, il est recommandé de conserver les mêmes noms pour les </w:t>
       </w:r>
       <w:r>
         <w:rPr>
@@ -16137,13 +14401,7 @@
         <w:t>On peut préciser ces</w:t>
       </w:r>
       <w:r>
-        <w:t xml:space="preserve"> paramètres dans le panneau d'options. Il faut d'abord sélectionner un code dans la fenêtre suivante (ou le créer en cliquant sur le bouton "+" </w:t>
-      </w:r>
-      <w:r>
-        <w:t>s'il n'est pas dans la liste</w:t>
-      </w:r>
-      <w:r>
-        <w:t xml:space="preserve">) : </w:t>
+        <w:t xml:space="preserve"> paramètres dans le panneau d'options. Il faut d'abord sélectionner un code dans la fenêtre suivante (ou le créer en cliquant sur le bouton "+" s'il n'est pas dans la liste) : </w:t>
       </w:r>
     </w:p>
     <w:p>
@@ -16257,15 +14515,7 @@
         <w:t xml:space="preserve"> faisant charger directement le fichier Figaro 0 qui vient d'être généré pa</w:t>
       </w:r>
       <w:r>
-        <w:t xml:space="preserve">r KB3 (on peut faire la même chose pour </w:t>
-      </w:r>
-      <w:proofErr w:type="spellStart"/>
-      <w:r>
-        <w:t>Figseq</w:t>
-      </w:r>
-      <w:proofErr w:type="spellEnd"/>
-      <w:r>
-        <w:t>).</w:t>
+        <w:t>r KB3 (on peut faire la même chose pour Figseq).</w:t>
       </w:r>
     </w:p>
     <w:p>
@@ -16290,15 +14540,7 @@
         <w:t>.</w:t>
       </w:r>
       <w:r>
-        <w:t xml:space="preserve"> Dans l'exemple ci-dessus, %1 vaut "-</w:t>
-      </w:r>
-      <w:proofErr w:type="spellStart"/>
-      <w:r>
-        <w:t>wd</w:t>
-      </w:r>
-      <w:proofErr w:type="spellEnd"/>
-      <w:r>
-        <w:t xml:space="preserve">", %2 est le répertoire de travail, %3 vaut "-ffi0" et %4 est le nom complet d'accès au fichier Figaro0 à charger par YAMS. </w:t>
+        <w:t xml:space="preserve"> Dans l'exemple ci-dessus, %1 vaut "-wd", %2 est le répertoire de travail, %3 vaut "-ffi0" et %4 est le nom complet d'accès au fichier Figaro0 à charger par YAMS. </w:t>
       </w:r>
       <w:r>
         <w:t xml:space="preserve"> </w:t>
@@ -16574,23 +14816,7 @@
         <w:footnoteRef/>
       </w:r>
       <w:r>
-        <w:t xml:space="preserve"> Noter que </w:t>
-      </w:r>
-      <w:proofErr w:type="spellStart"/>
-      <w:r>
-        <w:t>VisualFigaro</w:t>
-      </w:r>
-      <w:proofErr w:type="spellEnd"/>
-      <w:r>
-        <w:t xml:space="preserve"> utilise aussi ce fichier pour savoir où se trouvent YAMS et </w:t>
-      </w:r>
-      <w:proofErr w:type="spellStart"/>
-      <w:r>
-        <w:t>Figseq</w:t>
-      </w:r>
-      <w:proofErr w:type="spellEnd"/>
-      <w:r>
-        <w:t>.</w:t>
+        <w:t xml:space="preserve"> Noter que VisualFigaro utilise aussi ce fichier pour savoir où se trouvent YAMS et Figseq.</w:t>
       </w:r>
     </w:p>
   </w:footnote>
@@ -16606,40 +14832,50 @@
         <w:footnoteRef/>
       </w:r>
       <w:r>
-        <w:t xml:space="preserve"> En fait, il peut exister deux fichiers KB3Configuration.xml : un fichier situé dans C:ProgramData, dont les données sont accessibles à tous les utilisateurs de la machine, et un fichier propre à l'utilisateur "</w:t>
-      </w:r>
-      <w:proofErr w:type="spellStart"/>
+        <w:t xml:space="preserve"> En fait, il peut exister deux fichiers KB3Configuration.xml : un fichier situé dans C:</w:t>
+      </w:r>
+      <w:r>
+        <w:t>\</w:t>
+      </w:r>
+      <w:r>
+        <w:t>ProgramData</w:t>
+      </w:r>
+      <w:r>
+        <w:t>\EDF MRI TOOLS</w:t>
+      </w:r>
+      <w:r>
+        <w:t>, dont les données sont accessibles à tous les utilisateurs de la machine</w:t>
+      </w:r>
+      <w:r>
+        <w:t>, et qui n'est pas modifié par KB3</w:t>
+      </w:r>
+      <w:r>
+        <w:t xml:space="preserve">, et un fichier propre à l'utilisateur "nom_user", situé dans le répertoire : </w:t>
+      </w:r>
+      <w:r>
+        <w:t>C:\Users\</w:t>
+      </w:r>
       <w:r>
         <w:t>nom_user</w:t>
       </w:r>
-      <w:proofErr w:type="spellEnd"/>
-      <w:r>
-        <w:t xml:space="preserve">", situé dans le répertoire : </w:t>
-      </w:r>
-      <w:r>
-        <w:t>C:\Users\</w:t>
-      </w:r>
-      <w:r>
-        <w:t>nom_user</w:t>
-      </w:r>
       <w:r>
         <w:t>\AppData\Roaming\EDF MRI TOOLS</w:t>
       </w:r>
       <w:r>
-        <w:t xml:space="preserve">. A chaque lancement, KB3 lit les deux fichiers et prend l'union des informations qu'il y trouve. En cas de conflit pour un code donné, il prend les informations du fichier propre à l'utilisateur. </w:t>
-      </w:r>
-    </w:p>
-    <w:p>
-      <w:pPr>
-        <w:pStyle w:val="Notedebasdepage"/>
-      </w:pPr>
-      <w:r>
-        <w:t>Pour éviter des conflits, c'est le fichier propre à l'utilisateur qui est modifié par les in</w:t>
+        <w:t>. A chaque lancement, KB3 lit les deux fichiers et pre</w:t>
       </w:r>
       <w:bookmarkStart w:id="19" w:name="_GoBack"/>
       <w:bookmarkEnd w:id="19"/>
       <w:r>
-        <w:t>stallateurs des codes de calcul</w:t>
+        <w:t xml:space="preserve">nd l'union des informations qu'il y trouve. En cas de conflit pour un code donné, il prend les informations du fichier propre à l'utilisateur. </w:t>
+      </w:r>
+    </w:p>
+    <w:p>
+      <w:pPr>
+        <w:pStyle w:val="Notedebasdepage"/>
+      </w:pPr>
+      <w:r>
+        <w:t>Pour éviter des conflits, c'est le fichier propre à l'utilisateur qui est modifié par les installateurs des codes de calcul</w:t>
       </w:r>
       <w:r>
         <w:t xml:space="preserve"> et par KB3</w:t>
@@ -16661,15 +14897,7 @@
         <w:footnoteRef/>
       </w:r>
       <w:r>
-        <w:t xml:space="preserve"> Les points de connexion sont appelés « ports » dans l’IHM </w:t>
-      </w:r>
-      <w:proofErr w:type="spellStart"/>
-      <w:r>
-        <w:t>VisualFigaro</w:t>
-      </w:r>
-      <w:proofErr w:type="spellEnd"/>
-      <w:r>
-        <w:t>.</w:t>
+        <w:t xml:space="preserve"> Les points de connexion sont appelés « ports » dans l’IHM VisualFigaro.</w:t>
       </w:r>
     </w:p>
   </w:footnote>
@@ -16900,7 +15128,7 @@
               <w:noProof/>
               <w:sz w:val="20"/>
             </w:rPr>
-            <w:t>14</w:t>
+            <w:t>13</w:t>
           </w:r>
           <w:r>
             <w:rPr>
@@ -20125,7 +18353,6 @@
     <w:rPr>
       <w:i/>
       <w:iCs/>
-      <w:color w:val="000000"/>
       <w:sz w:val="18"/>
       <w:szCs w:val="18"/>
       <w14:shadow w14:blurRad="0" w14:dist="0" w14:dir="0" w14:sx="0" w14:sy="0" w14:kx="0" w14:ky="0" w14:algn="none">
@@ -20563,7 +18790,7 @@
 </file>
 
 <file path=customXml/itemProps1.xml><?xml version="1.0" encoding="utf-8"?>
-<ds:datastoreItem xmlns:ds="http://schemas.openxmlformats.org/officeDocument/2006/customXml" ds:itemID="{BAC4C5D5-BA29-47B4-82A3-E6BEFB424892}">
+<ds:datastoreItem xmlns:ds="http://schemas.openxmlformats.org/officeDocument/2006/customXml" ds:itemID="{03CEA210-6D77-4257-8F73-82E76B4F1510}">
   <ds:schemaRefs>
     <ds:schemaRef ds:uri="http://schemas.openxmlformats.org/officeDocument/2006/bibliography"/>
   </ds:schemaRefs>

--- a/Package/5_Docs/Francais/Manuel devt BDC pour KB3 v3.docx
+++ b/Package/5_Docs/Francais/Manuel devt BDC pour KB3 v3.docx
@@ -102,7 +102,7 @@
                 <v:shape id="_x0000_i1025" type="#_x0000_t75" style="width:59.35pt;height:78.9pt" o:ole="">
                   <v:imagedata r:id="rId8" o:title=""/>
                 </v:shape>
-                <o:OLEObject Type="Embed" ProgID="Word.Picture.8" ShapeID="_x0000_i1025" DrawAspect="Content" ObjectID="_1613568985" r:id="rId9"/>
+                <o:OLEObject Type="Embed" ProgID="Word.Picture.8" ShapeID="_x0000_i1025" DrawAspect="Content" ObjectID="_1613577362" r:id="rId9"/>
               </w:object>
             </w:r>
           </w:p>
@@ -134,13 +134,13 @@
         <w:framePr w:hSpace="0" w:wrap="auto" w:vAnchor="margin" w:hAnchor="text" w:xAlign="left" w:yAlign="inline"/>
       </w:pPr>
       <w:r>
-        <w:t>Août</w:t>
+        <w:t>Mars</w:t>
       </w:r>
       <w:r>
         <w:t xml:space="preserve"> </w:t>
       </w:r>
       <w:r>
-        <w:t>2018</w:t>
+        <w:t>2019</w:t>
       </w:r>
     </w:p>
     <w:p>
@@ -575,8 +575,16 @@
               <w:rPr>
                 <w:szCs w:val="24"/>
               </w:rPr>
-              <w:t> ; Tutoriel d’utilisation de l’interface VisualFigaro</w:t>
+              <w:t xml:space="preserve"> ; Tutoriel d’utilisation de l’interface </w:t>
             </w:r>
+            <w:proofErr w:type="spellStart"/>
+            <w:r>
+              <w:rPr>
+                <w:szCs w:val="24"/>
+              </w:rPr>
+              <w:t>VisualFigaro</w:t>
+            </w:r>
+            <w:proofErr w:type="spellEnd"/>
           </w:p>
         </w:tc>
       </w:tr>
@@ -762,7 +770,7 @@
           <w:rStyle w:val="Z-Fr-Copyright"/>
           <w:szCs w:val="24"/>
         </w:rPr>
-        <w:t>8</w:t>
+        <w:t>9</w:t>
       </w:r>
     </w:p>
     <w:p>
@@ -907,7 +915,7 @@
                 <v:shape id="_x0000_i1026" type="#_x0000_t75" style="width:59.35pt;height:78.9pt" o:ole="">
                   <v:imagedata r:id="rId10" o:title=""/>
                 </v:shape>
-                <o:OLEObject Type="Embed" ProgID="Word.Picture.8" ShapeID="_x0000_i1026" DrawAspect="Content" ObjectID="_1613568986" r:id="rId11"/>
+                <o:OLEObject Type="Embed" ProgID="Word.Picture.8" ShapeID="_x0000_i1026" DrawAspect="Content" ObjectID="_1613577363" r:id="rId11"/>
               </w:object>
             </w:r>
           </w:p>
@@ -944,7 +952,7 @@
         <w:rPr>
           <w:lang w:val="en-GB"/>
         </w:rPr>
-        <w:t>August</w:t>
+        <w:t>March</w:t>
       </w:r>
       <w:r>
         <w:rPr>
@@ -962,7 +970,7 @@
         <w:rPr>
           <w:lang w:val="en-GB"/>
         </w:rPr>
-        <w:t>8</w:t>
+        <w:t>9</w:t>
       </w:r>
     </w:p>
     <w:p>
@@ -1666,7 +1674,7 @@
           <w:szCs w:val="24"/>
           <w:lang w:val="en-GB"/>
         </w:rPr>
-        <w:t>8</w:t>
+        <w:t>9</w:t>
       </w:r>
     </w:p>
     <w:p>
@@ -2853,6 +2861,7 @@
                 <w:szCs w:val="24"/>
               </w:rPr>
             </w:pPr>
+            <w:proofErr w:type="spellStart"/>
             <w:r>
               <w:rPr>
                 <w:b/>
@@ -2861,6 +2870,7 @@
               </w:rPr>
               <w:t>Dept</w:t>
             </w:r>
+            <w:proofErr w:type="spellEnd"/>
           </w:p>
         </w:tc>
         <w:tc>
@@ -2950,6 +2960,7 @@
                 <w:szCs w:val="24"/>
               </w:rPr>
             </w:pPr>
+            <w:proofErr w:type="spellStart"/>
             <w:r>
               <w:rPr>
                 <w:b/>
@@ -2958,6 +2969,7 @@
               </w:rPr>
               <w:t>Dept</w:t>
             </w:r>
+            <w:proofErr w:type="spellEnd"/>
           </w:p>
         </w:tc>
         <w:tc>
@@ -3275,11 +3287,19 @@
                 <w:lang w:val="en-GB"/>
               </w:rPr>
             </w:pPr>
+            <w:proofErr w:type="spellStart"/>
             <w:r>
               <w:rPr>
                 <w:lang w:val="en-GB"/>
               </w:rPr>
-              <w:t>Villatte N.</w:t>
+              <w:t>Villatte</w:t>
+            </w:r>
+            <w:proofErr w:type="spellEnd"/>
+            <w:r>
+              <w:rPr>
+                <w:lang w:val="en-GB"/>
+              </w:rPr>
+              <w:t xml:space="preserve"> N.</w:t>
             </w:r>
           </w:p>
         </w:tc>
@@ -3378,11 +3398,19 @@
                 <w:lang w:val="en-GB"/>
               </w:rPr>
             </w:pPr>
+            <w:proofErr w:type="spellStart"/>
             <w:r>
               <w:rPr>
                 <w:lang w:val="en-GB"/>
               </w:rPr>
-              <w:t>Khin-Yedid C.</w:t>
+              <w:t>Khin-Yedid</w:t>
+            </w:r>
+            <w:proofErr w:type="spellEnd"/>
+            <w:r>
+              <w:rPr>
+                <w:lang w:val="en-GB"/>
+              </w:rPr>
+              <w:t xml:space="preserve"> C.</w:t>
             </w:r>
           </w:p>
         </w:tc>
@@ -3459,11 +3487,19 @@
                 <w:lang w:val="en-GB"/>
               </w:rPr>
             </w:pPr>
+            <w:proofErr w:type="spellStart"/>
             <w:r>
               <w:rPr>
                 <w:lang w:val="en-GB"/>
               </w:rPr>
-              <w:t>Chraïbi H.</w:t>
+              <w:t>Chraïbi</w:t>
+            </w:r>
+            <w:proofErr w:type="spellEnd"/>
+            <w:r>
+              <w:rPr>
+                <w:lang w:val="en-GB"/>
+              </w:rPr>
+              <w:t xml:space="preserve"> H.</w:t>
             </w:r>
           </w:p>
         </w:tc>
@@ -3562,11 +3598,19 @@
                 <w:lang w:val="en-GB"/>
               </w:rPr>
             </w:pPr>
+            <w:proofErr w:type="spellStart"/>
             <w:r>
               <w:rPr>
                 <w:lang w:val="en-GB"/>
               </w:rPr>
-              <w:t>Primet J.</w:t>
+              <w:t>Primet</w:t>
+            </w:r>
+            <w:proofErr w:type="spellEnd"/>
+            <w:r>
+              <w:rPr>
+                <w:lang w:val="en-GB"/>
+              </w:rPr>
+              <w:t xml:space="preserve"> J.</w:t>
             </w:r>
           </w:p>
         </w:tc>
@@ -3802,11 +3846,19 @@
                 <w:lang w:val="de-DE"/>
               </w:rPr>
             </w:pPr>
+            <w:proofErr w:type="spellStart"/>
             <w:r>
               <w:rPr>
                 <w:lang w:val="de-DE"/>
               </w:rPr>
-              <w:t>Lhuillier A.</w:t>
+              <w:t>Lhuillier</w:t>
+            </w:r>
+            <w:proofErr w:type="spellEnd"/>
+            <w:r>
+              <w:rPr>
+                <w:lang w:val="de-DE"/>
+              </w:rPr>
+              <w:t xml:space="preserve"> A.</w:t>
             </w:r>
           </w:p>
         </w:tc>
@@ -3895,8 +3947,13 @@
             <w:pPr>
               <w:spacing w:before="60" w:after="60"/>
             </w:pPr>
+            <w:proofErr w:type="spellStart"/>
             <w:r>
-              <w:t>Montat D.</w:t>
+              <w:t>Montat</w:t>
+            </w:r>
+            <w:proofErr w:type="spellEnd"/>
+            <w:r>
+              <w:t xml:space="preserve"> D.</w:t>
             </w:r>
           </w:p>
         </w:tc>
@@ -3973,11 +4030,19 @@
                 <w:lang w:val="en-GB"/>
               </w:rPr>
             </w:pPr>
+            <w:proofErr w:type="spellStart"/>
             <w:r>
               <w:rPr>
                 <w:lang w:val="en-GB"/>
               </w:rPr>
-              <w:t>Chardonnal H.</w:t>
+              <w:t>Chardonnal</w:t>
+            </w:r>
+            <w:proofErr w:type="spellEnd"/>
+            <w:r>
+              <w:rPr>
+                <w:lang w:val="en-GB"/>
+              </w:rPr>
+              <w:t xml:space="preserve"> H.</w:t>
             </w:r>
           </w:p>
         </w:tc>
@@ -4138,11 +4203,19 @@
                 <w:lang w:val="en-GB"/>
               </w:rPr>
             </w:pPr>
+            <w:proofErr w:type="spellStart"/>
             <w:r>
               <w:rPr>
                 <w:lang w:val="en-GB"/>
               </w:rPr>
-              <w:t>Voirin M.</w:t>
+              <w:t>Voirin</w:t>
+            </w:r>
+            <w:proofErr w:type="spellEnd"/>
+            <w:r>
+              <w:rPr>
+                <w:lang w:val="en-GB"/>
+              </w:rPr>
+              <w:t xml:space="preserve"> M.</w:t>
             </w:r>
           </w:p>
         </w:tc>
@@ -4231,8 +4304,13 @@
             <w:pPr>
               <w:spacing w:before="60" w:after="60"/>
             </w:pPr>
+            <w:proofErr w:type="spellStart"/>
             <w:r>
-              <w:t>Aurori C.</w:t>
+              <w:t>Aurori</w:t>
+            </w:r>
+            <w:proofErr w:type="spellEnd"/>
+            <w:r>
+              <w:t xml:space="preserve"> C.</w:t>
             </w:r>
           </w:p>
         </w:tc>
@@ -4309,11 +4387,19 @@
                 <w:lang w:val="en-GB"/>
               </w:rPr>
             </w:pPr>
+            <w:proofErr w:type="spellStart"/>
             <w:r>
               <w:rPr>
                 <w:lang w:val="en-GB"/>
               </w:rPr>
-              <w:t>Pestourie J.</w:t>
+              <w:t>Pestourie</w:t>
+            </w:r>
+            <w:proofErr w:type="spellEnd"/>
+            <w:r>
+              <w:rPr>
+                <w:lang w:val="en-GB"/>
+              </w:rPr>
+              <w:t xml:space="preserve"> J.</w:t>
             </w:r>
           </w:p>
         </w:tc>
@@ -4652,11 +4738,19 @@
                 <w:lang w:val="nl-NL"/>
               </w:rPr>
             </w:pPr>
+            <w:proofErr w:type="spellStart"/>
             <w:r>
               <w:rPr>
                 <w:lang w:val="nl-NL"/>
               </w:rPr>
-              <w:t>Spelleman C.</w:t>
+              <w:t>Spelleman</w:t>
+            </w:r>
+            <w:proofErr w:type="spellEnd"/>
+            <w:r>
+              <w:rPr>
+                <w:lang w:val="nl-NL"/>
+              </w:rPr>
+              <w:t xml:space="preserve"> C.</w:t>
             </w:r>
           </w:p>
         </w:tc>
@@ -4906,7 +5000,15 @@
         <w:t xml:space="preserve">Afin de réduire les coûts de développement des outils autour de KB3, la procédure que nous donnons repose essentiellement sur l'utilisation d'outils standard du marché, complétés par </w:t>
       </w:r>
       <w:r>
-        <w:t>le programme spécifique VisualFigaro qui permet</w:t>
+        <w:t xml:space="preserve">le programme spécifique </w:t>
+      </w:r>
+      <w:proofErr w:type="spellStart"/>
+      <w:r>
+        <w:t>VisualFigaro</w:t>
+      </w:r>
+      <w:proofErr w:type="spellEnd"/>
+      <w:r>
+        <w:t xml:space="preserve"> qui permet</w:t>
       </w:r>
       <w:r>
         <w:t xml:space="preserve"> une aide à la saisie et des contrôles sophistiqués de cohérence des informations saisies.</w:t>
@@ -4925,8 +5027,13 @@
         </w:numPr>
       </w:pPr>
       <w:r>
-        <w:t>La construction du "noyau dur" de la bdc</w:t>
-      </w:r>
+        <w:t xml:space="preserve">La construction du "noyau dur" de la </w:t>
+      </w:r>
+      <w:proofErr w:type="spellStart"/>
+      <w:r>
+        <w:t>bdc</w:t>
+      </w:r>
+      <w:proofErr w:type="spellEnd"/>
     </w:p>
     <w:p>
       <w:pPr>
@@ -4936,8 +5043,13 @@
         </w:numPr>
       </w:pPr>
       <w:r>
-        <w:t>La construction en langage FIGARO d'une première ébauche de la bdc</w:t>
-      </w:r>
+        <w:t xml:space="preserve">La construction en langage FIGARO d'une première ébauche de la </w:t>
+      </w:r>
+      <w:proofErr w:type="spellStart"/>
+      <w:r>
+        <w:t>bdc</w:t>
+      </w:r>
+      <w:proofErr w:type="spellEnd"/>
     </w:p>
     <w:p>
       <w:pPr>
@@ -5165,24 +5277,40 @@
         </w:rPr>
         <w:t>o</w:t>
       </w:r>
+      <w:proofErr w:type="spellStart"/>
       <w:r>
         <w:rPr>
           <w:lang w:val="en-US" w:eastAsia="en-US"/>
         </w:rPr>
-        <w:t xml:space="preserve">f the market, completed by </w:t>
-      </w:r>
+        <w:t>f</w:t>
+      </w:r>
+      <w:proofErr w:type="spellEnd"/>
       <w:r>
         <w:rPr>
           <w:lang w:val="en-US" w:eastAsia="en-US"/>
         </w:rPr>
-        <w:t>the specific program Visual</w:t>
+        <w:t xml:space="preserve"> the market, completed by </w:t>
       </w:r>
       <w:r>
         <w:rPr>
           <w:lang w:val="en-US" w:eastAsia="en-US"/>
         </w:rPr>
+        <w:t xml:space="preserve">the specific program </w:t>
+      </w:r>
+      <w:proofErr w:type="spellStart"/>
+      <w:r>
+        <w:rPr>
+          <w:lang w:val="en-US" w:eastAsia="en-US"/>
+        </w:rPr>
+        <w:t>Visual</w:t>
+      </w:r>
+      <w:r>
+        <w:rPr>
+          <w:lang w:val="en-US" w:eastAsia="en-US"/>
+        </w:rPr>
         <w:t>Figaro</w:t>
       </w:r>
+      <w:proofErr w:type="spellEnd"/>
       <w:r>
         <w:rPr>
           <w:lang w:val="en-US" w:eastAsia="en-US"/>
@@ -5865,7 +5993,7 @@
         </w:rPr>
         <w:fldChar w:fldCharType="separate"/>
       </w:r>
-      <w:hyperlink w:anchor="_Toc453711982" w:history="1">
+      <w:hyperlink w:anchor="_Toc2964550" w:history="1">
         <w:r>
           <w:rPr>
             <w:rStyle w:val="Lienhypertexte"/>
@@ -5911,7 +6039,7 @@
             <w:noProof/>
             <w:webHidden/>
           </w:rPr>
-          <w:instrText xml:space="preserve"> PAGEREF _Toc453711982 \h </w:instrText>
+          <w:instrText xml:space="preserve"> PAGEREF _Toc2964550 \h </w:instrText>
         </w:r>
         <w:r>
           <w:rPr>
@@ -5958,7 +6086,7 @@
           <w:szCs w:val="22"/>
         </w:rPr>
       </w:pPr>
-      <w:hyperlink w:anchor="_Toc453711983" w:history="1">
+      <w:hyperlink w:anchor="_Toc2964551" w:history="1">
         <w:r>
           <w:rPr>
             <w:rStyle w:val="Lienhypertexte"/>
@@ -6004,7 +6132,7 @@
             <w:noProof/>
             <w:webHidden/>
           </w:rPr>
-          <w:instrText xml:space="preserve"> PAGEREF _Toc453711983 \h </w:instrText>
+          <w:instrText xml:space="preserve"> PAGEREF _Toc2964551 \h </w:instrText>
         </w:r>
         <w:r>
           <w:rPr>
@@ -6051,7 +6179,7 @@
           <w:szCs w:val="22"/>
         </w:rPr>
       </w:pPr>
-      <w:hyperlink w:anchor="_Toc453711984" w:history="1">
+      <w:hyperlink w:anchor="_Toc2964552" w:history="1">
         <w:r>
           <w:rPr>
             <w:rStyle w:val="Lienhypertexte"/>
@@ -6097,7 +6225,7 @@
             <w:noProof/>
             <w:webHidden/>
           </w:rPr>
-          <w:instrText xml:space="preserve"> PAGEREF _Toc453711984 \h </w:instrText>
+          <w:instrText xml:space="preserve"> PAGEREF _Toc2964552 \h </w:instrText>
         </w:r>
         <w:r>
           <w:rPr>
@@ -6142,7 +6270,7 @@
           <w:szCs w:val="22"/>
         </w:rPr>
       </w:pPr>
-      <w:hyperlink w:anchor="_Toc453711985" w:history="1">
+      <w:hyperlink w:anchor="_Toc2964553" w:history="1">
         <w:r>
           <w:rPr>
             <w:rStyle w:val="Lienhypertexte"/>
@@ -6186,7 +6314,7 @@
             <w:noProof/>
             <w:webHidden/>
           </w:rPr>
-          <w:instrText xml:space="preserve"> PAGEREF _Toc453711985 \h </w:instrText>
+          <w:instrText xml:space="preserve"> PAGEREF _Toc2964553 \h </w:instrText>
         </w:r>
         <w:r>
           <w:rPr>
@@ -6231,7 +6359,7 @@
           <w:szCs w:val="22"/>
         </w:rPr>
       </w:pPr>
-      <w:hyperlink w:anchor="_Toc453711986" w:history="1">
+      <w:hyperlink w:anchor="_Toc2964554" w:history="1">
         <w:r>
           <w:rPr>
             <w:rStyle w:val="Lienhypertexte"/>
@@ -6275,7 +6403,7 @@
             <w:noProof/>
             <w:webHidden/>
           </w:rPr>
-          <w:instrText xml:space="preserve"> PAGEREF _Toc453711986 \h </w:instrText>
+          <w:instrText xml:space="preserve"> PAGEREF _Toc2964554 \h </w:instrText>
         </w:r>
         <w:r>
           <w:rPr>
@@ -6320,7 +6448,7 @@
           <w:szCs w:val="22"/>
         </w:rPr>
       </w:pPr>
-      <w:hyperlink w:anchor="_Toc453711987" w:history="1">
+      <w:hyperlink w:anchor="_Toc2964555" w:history="1">
         <w:r>
           <w:rPr>
             <w:rStyle w:val="Lienhypertexte"/>
@@ -6364,7 +6492,7 @@
             <w:noProof/>
             <w:webHidden/>
           </w:rPr>
-          <w:instrText xml:space="preserve"> PAGEREF _Toc453711987 \h </w:instrText>
+          <w:instrText xml:space="preserve"> PAGEREF _Toc2964555 \h </w:instrText>
         </w:r>
         <w:r>
           <w:rPr>
@@ -6411,7 +6539,7 @@
           <w:szCs w:val="22"/>
         </w:rPr>
       </w:pPr>
-      <w:hyperlink w:anchor="_Toc453711988" w:history="1">
+      <w:hyperlink w:anchor="_Toc2964556" w:history="1">
         <w:r>
           <w:rPr>
             <w:rStyle w:val="Lienhypertexte"/>
@@ -6457,7 +6585,7 @@
             <w:noProof/>
             <w:webHidden/>
           </w:rPr>
-          <w:instrText xml:space="preserve"> PAGEREF _Toc453711988 \h </w:instrText>
+          <w:instrText xml:space="preserve"> PAGEREF _Toc2964556 \h </w:instrText>
         </w:r>
         <w:r>
           <w:rPr>
@@ -6502,7 +6630,7 @@
           <w:szCs w:val="22"/>
         </w:rPr>
       </w:pPr>
-      <w:hyperlink w:anchor="_Toc453711989" w:history="1">
+      <w:hyperlink w:anchor="_Toc2964557" w:history="1">
         <w:r>
           <w:rPr>
             <w:rStyle w:val="Lienhypertexte"/>
@@ -6546,7 +6674,7 @@
             <w:noProof/>
             <w:webHidden/>
           </w:rPr>
-          <w:instrText xml:space="preserve"> PAGEREF _Toc453711989 \h </w:instrText>
+          <w:instrText xml:space="preserve"> PAGEREF _Toc2964557 \h </w:instrText>
         </w:r>
         <w:r>
           <w:rPr>
@@ -6591,7 +6719,7 @@
           <w:szCs w:val="22"/>
         </w:rPr>
       </w:pPr>
-      <w:hyperlink w:anchor="_Toc453711990" w:history="1">
+      <w:hyperlink w:anchor="_Toc2964558" w:history="1">
         <w:r>
           <w:rPr>
             <w:rStyle w:val="Lienhypertexte"/>
@@ -6635,7 +6763,7 @@
             <w:noProof/>
             <w:webHidden/>
           </w:rPr>
-          <w:instrText xml:space="preserve"> PAGEREF _Toc453711990 \h </w:instrText>
+          <w:instrText xml:space="preserve"> PAGEREF _Toc2964558 \h </w:instrText>
         </w:r>
         <w:r>
           <w:rPr>
@@ -6680,7 +6808,7 @@
           <w:szCs w:val="22"/>
         </w:rPr>
       </w:pPr>
-      <w:hyperlink w:anchor="_Toc453711991" w:history="1">
+      <w:hyperlink w:anchor="_Toc2964559" w:history="1">
         <w:r>
           <w:rPr>
             <w:rStyle w:val="Lienhypertexte"/>
@@ -6724,7 +6852,7 @@
             <w:noProof/>
             <w:webHidden/>
           </w:rPr>
-          <w:instrText xml:space="preserve"> PAGEREF _Toc453711991 \h </w:instrText>
+          <w:instrText xml:space="preserve"> PAGEREF _Toc2964559 \h </w:instrText>
         </w:r>
         <w:r>
           <w:rPr>
@@ -6769,7 +6897,7 @@
           <w:szCs w:val="22"/>
         </w:rPr>
       </w:pPr>
-      <w:hyperlink w:anchor="_Toc453711992" w:history="1">
+      <w:hyperlink w:anchor="_Toc2964560" w:history="1">
         <w:r>
           <w:rPr>
             <w:rStyle w:val="Lienhypertexte"/>
@@ -6813,7 +6941,7 @@
             <w:noProof/>
             <w:webHidden/>
           </w:rPr>
-          <w:instrText xml:space="preserve"> PAGEREF _Toc453711992 \h </w:instrText>
+          <w:instrText xml:space="preserve"> PAGEREF _Toc2964560 \h </w:instrText>
         </w:r>
         <w:r>
           <w:rPr>
@@ -6859,7 +6987,7 @@
           <w:szCs w:val="22"/>
         </w:rPr>
       </w:pPr>
-      <w:hyperlink w:anchor="_Toc453711993" w:history="1">
+      <w:hyperlink w:anchor="_Toc2964561" w:history="1">
         <w:r>
           <w:rPr>
             <w:rStyle w:val="Lienhypertexte"/>
@@ -6904,7 +7032,7 @@
             <w:noProof/>
             <w:webHidden/>
           </w:rPr>
-          <w:instrText xml:space="preserve"> PAGEREF _Toc453711993 \h </w:instrText>
+          <w:instrText xml:space="preserve"> PAGEREF _Toc2964561 \h </w:instrText>
         </w:r>
         <w:r>
           <w:rPr>
@@ -6950,7 +7078,7 @@
           <w:szCs w:val="22"/>
         </w:rPr>
       </w:pPr>
-      <w:hyperlink w:anchor="_Toc453711994" w:history="1">
+      <w:hyperlink w:anchor="_Toc2964562" w:history="1">
         <w:r>
           <w:rPr>
             <w:rStyle w:val="Lienhypertexte"/>
@@ -6995,7 +7123,7 @@
             <w:noProof/>
             <w:webHidden/>
           </w:rPr>
-          <w:instrText xml:space="preserve"> PAGEREF _Toc453711994 \h </w:instrText>
+          <w:instrText xml:space="preserve"> PAGEREF _Toc2964562 \h </w:instrText>
         </w:r>
         <w:r>
           <w:rPr>
@@ -7041,7 +7169,7 @@
           <w:szCs w:val="22"/>
         </w:rPr>
       </w:pPr>
-      <w:hyperlink w:anchor="_Toc453711995" w:history="1">
+      <w:hyperlink w:anchor="_Toc2964563" w:history="1">
         <w:r>
           <w:rPr>
             <w:rStyle w:val="Lienhypertexte"/>
@@ -7086,7 +7214,7 @@
             <w:noProof/>
             <w:webHidden/>
           </w:rPr>
-          <w:instrText xml:space="preserve"> PAGEREF _Toc453711995 \h </w:instrText>
+          <w:instrText xml:space="preserve"> PAGEREF _Toc2964563 \h </w:instrText>
         </w:r>
         <w:r>
           <w:rPr>
@@ -7131,7 +7259,7 @@
           <w:szCs w:val="22"/>
         </w:rPr>
       </w:pPr>
-      <w:hyperlink w:anchor="_Toc453711996" w:history="1">
+      <w:hyperlink w:anchor="_Toc2964564" w:history="1">
         <w:r>
           <w:rPr>
             <w:rStyle w:val="Lienhypertexte"/>
@@ -7175,7 +7303,7 @@
             <w:noProof/>
             <w:webHidden/>
           </w:rPr>
-          <w:instrText xml:space="preserve"> PAGEREF _Toc453711996 \h </w:instrText>
+          <w:instrText xml:space="preserve"> PAGEREF _Toc2964564 \h </w:instrText>
         </w:r>
         <w:r>
           <w:rPr>
@@ -7220,7 +7348,7 @@
           <w:szCs w:val="22"/>
         </w:rPr>
       </w:pPr>
-      <w:hyperlink w:anchor="_Toc453711997" w:history="1">
+      <w:hyperlink w:anchor="_Toc2964565" w:history="1">
         <w:r>
           <w:rPr>
             <w:rStyle w:val="Lienhypertexte"/>
@@ -7264,7 +7392,7 @@
             <w:noProof/>
             <w:webHidden/>
           </w:rPr>
-          <w:instrText xml:space="preserve"> PAGEREF _Toc453711997 \h </w:instrText>
+          <w:instrText xml:space="preserve"> PAGEREF _Toc2964565 \h </w:instrText>
         </w:r>
         <w:r>
           <w:rPr>
@@ -7309,7 +7437,7 @@
           <w:szCs w:val="22"/>
         </w:rPr>
       </w:pPr>
-      <w:hyperlink w:anchor="_Toc453711998" w:history="1">
+      <w:hyperlink w:anchor="_Toc2964566" w:history="1">
         <w:r>
           <w:rPr>
             <w:rStyle w:val="Lienhypertexte"/>
@@ -7353,7 +7481,7 @@
             <w:noProof/>
             <w:webHidden/>
           </w:rPr>
-          <w:instrText xml:space="preserve"> PAGEREF _Toc453711998 \h </w:instrText>
+          <w:instrText xml:space="preserve"> PAGEREF _Toc2964566 \h </w:instrText>
         </w:r>
         <w:r>
           <w:rPr>
@@ -7398,7 +7526,7 @@
           <w:szCs w:val="22"/>
         </w:rPr>
       </w:pPr>
-      <w:hyperlink w:anchor="_Toc453711999" w:history="1">
+      <w:hyperlink w:anchor="_Toc2964567" w:history="1">
         <w:r>
           <w:rPr>
             <w:rStyle w:val="Lienhypertexte"/>
@@ -7442,7 +7570,7 @@
             <w:noProof/>
             <w:webHidden/>
           </w:rPr>
-          <w:instrText xml:space="preserve"> PAGEREF _Toc453711999 \h </w:instrText>
+          <w:instrText xml:space="preserve"> PAGEREF _Toc2964567 \h </w:instrText>
         </w:r>
         <w:r>
           <w:rPr>
@@ -7462,7 +7590,7 @@
             <w:noProof/>
             <w:webHidden/>
           </w:rPr>
-          <w:t>18</w:t>
+          <w:t>19</w:t>
         </w:r>
         <w:r>
           <w:rPr>
@@ -7488,7 +7616,7 @@
           <w:szCs w:val="22"/>
         </w:rPr>
       </w:pPr>
-      <w:hyperlink w:anchor="_Toc453712000" w:history="1">
+      <w:hyperlink w:anchor="_Toc2964568" w:history="1">
         <w:r>
           <w:rPr>
             <w:rStyle w:val="Lienhypertexte"/>
@@ -7533,7 +7661,7 @@
             <w:noProof/>
             <w:webHidden/>
           </w:rPr>
-          <w:instrText xml:space="preserve"> PAGEREF _Toc453712000 \h </w:instrText>
+          <w:instrText xml:space="preserve"> PAGEREF _Toc2964568 \h </w:instrText>
         </w:r>
         <w:r>
           <w:rPr>
@@ -7553,7 +7681,7 @@
             <w:noProof/>
             <w:webHidden/>
           </w:rPr>
-          <w:t>18</w:t>
+          <w:t>19</w:t>
         </w:r>
         <w:r>
           <w:rPr>
@@ -7579,7 +7707,7 @@
           <w:szCs w:val="22"/>
         </w:rPr>
       </w:pPr>
-      <w:hyperlink w:anchor="_Toc453712001" w:history="1">
+      <w:hyperlink w:anchor="_Toc2964569" w:history="1">
         <w:r>
           <w:rPr>
             <w:rStyle w:val="Lienhypertexte"/>
@@ -7624,7 +7752,7 @@
             <w:noProof/>
             <w:webHidden/>
           </w:rPr>
-          <w:instrText xml:space="preserve"> PAGEREF _Toc453712001 \h </w:instrText>
+          <w:instrText xml:space="preserve"> PAGEREF _Toc2964569 \h </w:instrText>
         </w:r>
         <w:r>
           <w:rPr>
@@ -7669,7 +7797,7 @@
           <w:szCs w:val="22"/>
         </w:rPr>
       </w:pPr>
-      <w:hyperlink w:anchor="_Toc453712002" w:history="1">
+      <w:hyperlink w:anchor="_Toc2964570" w:history="1">
         <w:r>
           <w:rPr>
             <w:rStyle w:val="Lienhypertexte"/>
@@ -7713,7 +7841,7 @@
             <w:noProof/>
             <w:webHidden/>
           </w:rPr>
-          <w:instrText xml:space="preserve"> PAGEREF _Toc453712002 \h </w:instrText>
+          <w:instrText xml:space="preserve"> PAGEREF _Toc2964570 \h </w:instrText>
         </w:r>
         <w:r>
           <w:rPr>
@@ -7758,7 +7886,7 @@
           <w:szCs w:val="22"/>
         </w:rPr>
       </w:pPr>
-      <w:hyperlink w:anchor="_Toc453712003" w:history="1">
+      <w:hyperlink w:anchor="_Toc2964571" w:history="1">
         <w:r>
           <w:rPr>
             <w:rStyle w:val="Lienhypertexte"/>
@@ -7802,7 +7930,7 @@
             <w:noProof/>
             <w:webHidden/>
           </w:rPr>
-          <w:instrText xml:space="preserve"> PAGEREF _Toc453712003 \h </w:instrText>
+          <w:instrText xml:space="preserve"> PAGEREF _Toc2964571 \h </w:instrText>
         </w:r>
         <w:r>
           <w:rPr>
@@ -7847,7 +7975,7 @@
           <w:szCs w:val="22"/>
         </w:rPr>
       </w:pPr>
-      <w:hyperlink w:anchor="_Toc453712004" w:history="1">
+      <w:hyperlink w:anchor="_Toc2964572" w:history="1">
         <w:r>
           <w:rPr>
             <w:rStyle w:val="Lienhypertexte"/>
@@ -7891,7 +8019,7 @@
             <w:noProof/>
             <w:webHidden/>
           </w:rPr>
-          <w:instrText xml:space="preserve"> PAGEREF _Toc453712004 \h </w:instrText>
+          <w:instrText xml:space="preserve"> PAGEREF _Toc2964572 \h </w:instrText>
         </w:r>
         <w:r>
           <w:rPr>
@@ -7911,7 +8039,7 @@
             <w:noProof/>
             <w:webHidden/>
           </w:rPr>
-          <w:t>19</w:t>
+          <w:t>20</w:t>
         </w:r>
         <w:r>
           <w:rPr>
@@ -7936,7 +8064,7 @@
           <w:szCs w:val="22"/>
         </w:rPr>
       </w:pPr>
-      <w:hyperlink w:anchor="_Toc453712005" w:history="1">
+      <w:hyperlink w:anchor="_Toc2964573" w:history="1">
         <w:r>
           <w:rPr>
             <w:rStyle w:val="Lienhypertexte"/>
@@ -7980,7 +8108,7 @@
             <w:noProof/>
             <w:webHidden/>
           </w:rPr>
-          <w:instrText xml:space="preserve"> PAGEREF _Toc453712005 \h </w:instrText>
+          <w:instrText xml:space="preserve"> PAGEREF _Toc2964573 \h </w:instrText>
         </w:r>
         <w:r>
           <w:rPr>
@@ -8027,7 +8155,7 @@
           <w:szCs w:val="22"/>
         </w:rPr>
       </w:pPr>
-      <w:hyperlink w:anchor="_Toc453712006" w:history="1">
+      <w:hyperlink w:anchor="_Toc2964574" w:history="1">
         <w:r>
           <w:rPr>
             <w:rStyle w:val="Lienhypertexte"/>
@@ -8073,7 +8201,7 @@
             <w:noProof/>
             <w:webHidden/>
           </w:rPr>
-          <w:instrText xml:space="preserve"> PAGEREF _Toc453712006 \h </w:instrText>
+          <w:instrText xml:space="preserve"> PAGEREF _Toc2964574 \h </w:instrText>
         </w:r>
         <w:r>
           <w:rPr>
@@ -8094,6 +8222,184 @@
             <w:webHidden/>
           </w:rPr>
           <w:t>20</w:t>
+        </w:r>
+        <w:r>
+          <w:rPr>
+            <w:noProof/>
+            <w:webHidden/>
+          </w:rPr>
+          <w:fldChar w:fldCharType="end"/>
+        </w:r>
+      </w:hyperlink>
+    </w:p>
+    <w:p>
+      <w:pPr>
+        <w:pStyle w:val="TM2"/>
+        <w:tabs>
+          <w:tab w:val="left" w:pos="600"/>
+        </w:tabs>
+        <w:rPr>
+          <w:rFonts w:asciiTheme="minorHAnsi" w:eastAsiaTheme="minorEastAsia" w:hAnsiTheme="minorHAnsi" w:cstheme="minorBidi"/>
+          <w:smallCaps w:val="0"/>
+          <w:noProof/>
+          <w:sz w:val="22"/>
+          <w:szCs w:val="22"/>
+        </w:rPr>
+      </w:pPr>
+      <w:hyperlink w:anchor="_Toc2964575" w:history="1">
+        <w:r>
+          <w:rPr>
+            <w:rStyle w:val="Lienhypertexte"/>
+            <w:noProof/>
+          </w:rPr>
+          <w:t>5.1</w:t>
+        </w:r>
+        <w:r>
+          <w:rPr>
+            <w:rFonts w:asciiTheme="minorHAnsi" w:eastAsiaTheme="minorEastAsia" w:hAnsiTheme="minorHAnsi" w:cstheme="minorBidi"/>
+            <w:smallCaps w:val="0"/>
+            <w:noProof/>
+            <w:sz w:val="22"/>
+            <w:szCs w:val="22"/>
+          </w:rPr>
+          <w:tab/>
+        </w:r>
+        <w:r>
+          <w:rPr>
+            <w:rStyle w:val="Lienhypertexte"/>
+            <w:noProof/>
+          </w:rPr>
+          <w:t>Principes généraux</w:t>
+        </w:r>
+        <w:r>
+          <w:rPr>
+            <w:noProof/>
+            <w:webHidden/>
+          </w:rPr>
+          <w:tab/>
+        </w:r>
+        <w:r>
+          <w:rPr>
+            <w:noProof/>
+            <w:webHidden/>
+          </w:rPr>
+          <w:fldChar w:fldCharType="begin"/>
+        </w:r>
+        <w:r>
+          <w:rPr>
+            <w:noProof/>
+            <w:webHidden/>
+          </w:rPr>
+          <w:instrText xml:space="preserve"> PAGEREF _Toc2964575 \h </w:instrText>
+        </w:r>
+        <w:r>
+          <w:rPr>
+            <w:noProof/>
+            <w:webHidden/>
+          </w:rPr>
+        </w:r>
+        <w:r>
+          <w:rPr>
+            <w:noProof/>
+            <w:webHidden/>
+          </w:rPr>
+          <w:fldChar w:fldCharType="separate"/>
+        </w:r>
+        <w:r>
+          <w:rPr>
+            <w:noProof/>
+            <w:webHidden/>
+          </w:rPr>
+          <w:t>20</w:t>
+        </w:r>
+        <w:r>
+          <w:rPr>
+            <w:noProof/>
+            <w:webHidden/>
+          </w:rPr>
+          <w:fldChar w:fldCharType="end"/>
+        </w:r>
+      </w:hyperlink>
+    </w:p>
+    <w:p>
+      <w:pPr>
+        <w:pStyle w:val="TM2"/>
+        <w:tabs>
+          <w:tab w:val="left" w:pos="600"/>
+        </w:tabs>
+        <w:rPr>
+          <w:rFonts w:asciiTheme="minorHAnsi" w:eastAsiaTheme="minorEastAsia" w:hAnsiTheme="minorHAnsi" w:cstheme="minorBidi"/>
+          <w:smallCaps w:val="0"/>
+          <w:noProof/>
+          <w:sz w:val="22"/>
+          <w:szCs w:val="22"/>
+        </w:rPr>
+      </w:pPr>
+      <w:hyperlink w:anchor="_Toc2964576" w:history="1">
+        <w:r>
+          <w:rPr>
+            <w:rStyle w:val="Lienhypertexte"/>
+            <w:noProof/>
+          </w:rPr>
+          <w:t>5.2</w:t>
+        </w:r>
+        <w:r>
+          <w:rPr>
+            <w:rFonts w:asciiTheme="minorHAnsi" w:eastAsiaTheme="minorEastAsia" w:hAnsiTheme="minorHAnsi" w:cstheme="minorBidi"/>
+            <w:smallCaps w:val="0"/>
+            <w:noProof/>
+            <w:sz w:val="22"/>
+            <w:szCs w:val="22"/>
+          </w:rPr>
+          <w:tab/>
+        </w:r>
+        <w:r>
+          <w:rPr>
+            <w:rStyle w:val="Lienhypertexte"/>
+            <w:noProof/>
+          </w:rPr>
+          <w:t>Comment recharger les études saisies avec une version précédente de bdc ?</w:t>
+        </w:r>
+        <w:r>
+          <w:rPr>
+            <w:noProof/>
+            <w:webHidden/>
+          </w:rPr>
+          <w:tab/>
+        </w:r>
+        <w:r>
+          <w:rPr>
+            <w:noProof/>
+            <w:webHidden/>
+          </w:rPr>
+          <w:fldChar w:fldCharType="begin"/>
+        </w:r>
+        <w:r>
+          <w:rPr>
+            <w:noProof/>
+            <w:webHidden/>
+          </w:rPr>
+          <w:instrText xml:space="preserve"> PAGEREF _Toc2964576 \h </w:instrText>
+        </w:r>
+        <w:r>
+          <w:rPr>
+            <w:noProof/>
+            <w:webHidden/>
+          </w:rPr>
+        </w:r>
+        <w:r>
+          <w:rPr>
+            <w:noProof/>
+            <w:webHidden/>
+          </w:rPr>
+          <w:fldChar w:fldCharType="separate"/>
+        </w:r>
+        <w:r>
+          <w:rPr>
+            <w:noProof/>
+            <w:webHidden/>
+          </w:rPr>
+          <w:t>21</w:t>
         </w:r>
         <w:r>
           <w:rPr>
@@ -8120,7 +8426,7 @@
           <w:szCs w:val="22"/>
         </w:rPr>
       </w:pPr>
-      <w:hyperlink w:anchor="_Toc453712007" w:history="1">
+      <w:hyperlink w:anchor="_Toc2964577" w:history="1">
         <w:r>
           <w:rPr>
             <w:rStyle w:val="Lienhypertexte"/>
@@ -8166,7 +8472,7 @@
             <w:noProof/>
             <w:webHidden/>
           </w:rPr>
-          <w:instrText xml:space="preserve"> PAGEREF _Toc453712007 \h </w:instrText>
+          <w:instrText xml:space="preserve"> PAGEREF _Toc2964577 \h </w:instrText>
         </w:r>
         <w:r>
           <w:rPr>
@@ -8186,7 +8492,7 @@
             <w:noProof/>
             <w:webHidden/>
           </w:rPr>
-          <w:t>20</w:t>
+          <w:t>21</w:t>
         </w:r>
         <w:r>
           <w:rPr>
@@ -8213,7 +8519,7 @@
           <w:szCs w:val="22"/>
         </w:rPr>
       </w:pPr>
-      <w:hyperlink w:anchor="_Toc453712008" w:history="1">
+      <w:hyperlink w:anchor="_Toc2964578" w:history="1">
         <w:r>
           <w:rPr>
             <w:rStyle w:val="Lienhypertexte"/>
@@ -8259,7 +8565,7 @@
             <w:noProof/>
             <w:webHidden/>
           </w:rPr>
-          <w:instrText xml:space="preserve"> PAGEREF _Toc453712008 \h </w:instrText>
+          <w:instrText xml:space="preserve"> PAGEREF _Toc2964578 \h </w:instrText>
         </w:r>
         <w:r>
           <w:rPr>
@@ -8279,7 +8585,7 @@
             <w:noProof/>
             <w:webHidden/>
           </w:rPr>
-          <w:t>21</w:t>
+          <w:t>22</w:t>
         </w:r>
         <w:r>
           <w:rPr>
@@ -8636,7 +8942,7 @@
       <w:pPr>
         <w:pStyle w:val="Titre1"/>
       </w:pPr>
-      <w:bookmarkStart w:id="5" w:name="_Toc453711982"/>
+      <w:bookmarkStart w:id="5" w:name="_Toc2964550"/>
       <w:r>
         <w:lastRenderedPageBreak/>
         <w:t>Introduction</w:t>
@@ -8648,7 +8954,15 @@
         <w:t>L’outil KB3 a pour but d'automatiser les études de sûreté de fonctionnement, grâce à l'utilisation de bases de connaissances</w:t>
       </w:r>
       <w:r>
-        <w:t xml:space="preserve"> (bdc)</w:t>
+        <w:t xml:space="preserve"> (</w:t>
+      </w:r>
+      <w:proofErr w:type="spellStart"/>
+      <w:r>
+        <w:t>bdc</w:t>
+      </w:r>
+      <w:proofErr w:type="spellEnd"/>
+      <w:r>
+        <w:t>)</w:t>
       </w:r>
       <w:r>
         <w:t>. Il permet des gains très importants dans la productivité des études de systèmes complexes et permet à des non spécialistes de la sûreté de fonctionnement de les réaliser. Les bases de connaissances</w:t>
@@ -8691,7 +9005,15 @@
     </w:p>
     <w:p>
       <w:r>
-        <w:t>Nous montrerons enfin que la modification d'une bdc existante peut également s'appuyer sur cette procédure.</w:t>
+        <w:t xml:space="preserve">Nous montrerons enfin que la modification d'une </w:t>
+      </w:r>
+      <w:proofErr w:type="spellStart"/>
+      <w:r>
+        <w:t>bdc</w:t>
+      </w:r>
+      <w:proofErr w:type="spellEnd"/>
+      <w:r>
+        <w:t xml:space="preserve"> existante peut également s'appuyer sur cette procédure.</w:t>
       </w:r>
     </w:p>
     <w:p>
@@ -8718,11 +9040,16 @@
       <w:pPr>
         <w:pStyle w:val="Titre1"/>
       </w:pPr>
-      <w:bookmarkStart w:id="6" w:name="_Toc453711983"/>
-      <w:r>
-        <w:t>Eléments constituants d'une bdc</w:t>
+      <w:bookmarkStart w:id="6" w:name="_Toc2964551"/>
+      <w:r>
+        <w:t xml:space="preserve">Eléments constituants d'une </w:t>
+      </w:r>
+      <w:proofErr w:type="spellStart"/>
+      <w:r>
+        <w:t>bdc</w:t>
       </w:r>
       <w:bookmarkEnd w:id="6"/>
+      <w:proofErr w:type="spellEnd"/>
     </w:p>
     <w:p>
       <w:pPr>
@@ -8813,7 +9140,15 @@
         <w:t>Base.bdc : paramétrage de l'interface graphique, des algorithmes calculant les objets déduits,</w:t>
       </w:r>
       <w:r>
-        <w:t xml:space="preserve"> et des menus propres à la bdc. Ce fichier est en syn</w:t>
+        <w:t xml:space="preserve"> et des menus propres à la </w:t>
+      </w:r>
+      <w:proofErr w:type="spellStart"/>
+      <w:r>
+        <w:t>bdc</w:t>
+      </w:r>
+      <w:proofErr w:type="spellEnd"/>
+      <w:r>
+        <w:t>. Ce fichier est en syn</w:t>
       </w:r>
       <w:r>
         <w:t>taxe XML, et doit respecter un schéma</w:t>
@@ -8844,7 +9179,15 @@
         <w:spacing w:after="0"/>
       </w:pPr>
       <w:r>
-        <w:t>Pour chaque type de la bdc ayant une représentation graphique :</w:t>
+        <w:t xml:space="preserve">Pour chaque type de la </w:t>
+      </w:r>
+      <w:proofErr w:type="spellStart"/>
+      <w:r>
+        <w:t>bdc</w:t>
+      </w:r>
+      <w:proofErr w:type="spellEnd"/>
+      <w:r>
+        <w:t xml:space="preserve"> ayant une représentation graphique :</w:t>
       </w:r>
     </w:p>
     <w:p>
@@ -8899,8 +9242,29 @@
         </w:tabs>
         <w:spacing w:after="0"/>
       </w:pPr>
-      <w:r>
-        <w:t>Icône_type_i.sym : icône dans un format propriétaire à la bibliothèque graphique Stingray qui a servi de base au développement de KB3 v3. Eventuellement, plusieurs icônes .sym peuvent être associées à un type Figaro : l'une ou l'autre</w:t>
+      <w:proofErr w:type="spellStart"/>
+      <w:r>
+        <w:t>Icône_type_i.sym</w:t>
+      </w:r>
+      <w:proofErr w:type="spellEnd"/>
+      <w:r>
+        <w:t xml:space="preserve"> : icône dans un format propriétaire à la bibliothèque graphique </w:t>
+      </w:r>
+      <w:proofErr w:type="spellStart"/>
+      <w:r>
+        <w:t>Stingray</w:t>
+      </w:r>
+      <w:proofErr w:type="spellEnd"/>
+      <w:r>
+        <w:t xml:space="preserve"> qui a servi de base au développement de KB3 v3. Eventuellement, plusieurs icônes .</w:t>
+      </w:r>
+      <w:proofErr w:type="spellStart"/>
+      <w:r>
+        <w:t>sym</w:t>
+      </w:r>
+      <w:proofErr w:type="spellEnd"/>
+      <w:r>
+        <w:t xml:space="preserve"> peuvent être associées à un type Figaro : l'une ou l'autre</w:t>
       </w:r>
       <w:r>
         <w:t xml:space="preserve"> de ces variantes graphiques</w:t>
@@ -8925,7 +9289,15 @@
         <w:spacing w:after="0"/>
       </w:pPr>
       <w:r>
-        <w:t>Un ou plusieurs fichier(s) d'aide (.doc ou .pdf).</w:t>
+        <w:t>Un ou plusieurs fichier(s) d'aide (.doc ou .</w:t>
+      </w:r>
+      <w:proofErr w:type="spellStart"/>
+      <w:r>
+        <w:t>pdf</w:t>
+      </w:r>
+      <w:proofErr w:type="spellEnd"/>
+      <w:r>
+        <w:t>).</w:t>
       </w:r>
     </w:p>
     <w:p>
@@ -8935,7 +9307,7 @@
       <w:r>
         <w:br w:type="page"/>
       </w:r>
-      <w:bookmarkStart w:id="7" w:name="_Toc453711984"/>
+      <w:bookmarkStart w:id="7" w:name="_Toc2964552"/>
       <w:r>
         <w:lastRenderedPageBreak/>
         <w:t>L'environnement développeur pour KB3</w:t>
@@ -8946,7 +9318,7 @@
       <w:pPr>
         <w:pStyle w:val="Titre2"/>
       </w:pPr>
-      <w:bookmarkStart w:id="8" w:name="_Toc453711985"/>
+      <w:bookmarkStart w:id="8" w:name="_Toc2964553"/>
       <w:r>
         <w:t>Les logiciels</w:t>
       </w:r>
@@ -8960,7 +9332,15 @@
         <w:t>gratuits</w:t>
       </w:r>
       <w:r>
-        <w:t xml:space="preserve"> qui ont été choisis pour leur efficacité dans différentes fonctions qui sont nécessaires à la construction de la bdc. </w:t>
+        <w:t xml:space="preserve"> qui ont été choisis pour leur efficacité dans différentes fonctions qui sont nécessaires à la construction de la </w:t>
+      </w:r>
+      <w:proofErr w:type="spellStart"/>
+      <w:r>
+        <w:t>bdc</w:t>
+      </w:r>
+      <w:proofErr w:type="spellEnd"/>
+      <w:r>
+        <w:t xml:space="preserve">. </w:t>
       </w:r>
     </w:p>
     <w:p>
@@ -8993,13 +9373,37 @@
         <w:t xml:space="preserve"> de texte</w:t>
       </w:r>
       <w:r>
-        <w:t xml:space="preserve"> en open source Jedit et des</w:t>
-      </w:r>
-      <w:r>
-        <w:t xml:space="preserve"> compléments à Jedit regroupés dans un ins</w:t>
-      </w:r>
-      <w:r>
-        <w:t xml:space="preserve">tallateur appelé "VisualFigaro". </w:t>
+        <w:t xml:space="preserve"> en open source </w:t>
+      </w:r>
+      <w:proofErr w:type="spellStart"/>
+      <w:r>
+        <w:t>Jedit</w:t>
+      </w:r>
+      <w:proofErr w:type="spellEnd"/>
+      <w:r>
+        <w:t xml:space="preserve"> et des</w:t>
+      </w:r>
+      <w:r>
+        <w:t xml:space="preserve"> compléments à </w:t>
+      </w:r>
+      <w:proofErr w:type="spellStart"/>
+      <w:r>
+        <w:t>Jedit</w:t>
+      </w:r>
+      <w:proofErr w:type="spellEnd"/>
+      <w:r>
+        <w:t xml:space="preserve"> regroupés dans un ins</w:t>
+      </w:r>
+      <w:r>
+        <w:t>tallateur appelé "</w:t>
+      </w:r>
+      <w:proofErr w:type="spellStart"/>
+      <w:r>
+        <w:t>VisualFigaro</w:t>
+      </w:r>
+      <w:proofErr w:type="spellEnd"/>
+      <w:r>
+        <w:t xml:space="preserve">". </w:t>
       </w:r>
       <w:r>
         <w:t xml:space="preserve">  </w:t>
@@ -9029,14 +9433,40 @@
           <w:numId w:val="14"/>
         </w:numPr>
       </w:pPr>
-      <w:r>
-        <w:t>XnView pour visualiser les icônes en différents modes, les gérer (copier, coller, déplacer, renommer…) et lancer les éditeurs permettant de les modifier. XnView permet aussi de convertir tout un ensemble de fichiers .bmp</w:t>
-      </w:r>
+      <w:proofErr w:type="spellStart"/>
+      <w:r>
+        <w:t>XnView</w:t>
+      </w:r>
+      <w:proofErr w:type="spellEnd"/>
+      <w:r>
+        <w:t xml:space="preserve"> pour visualiser les icônes en différents modes, les gérer (copier, coller, déplacer, renommer…) et lancer les éditeurs permettant de les modifier. </w:t>
+      </w:r>
+      <w:proofErr w:type="spellStart"/>
+      <w:r>
+        <w:t>XnView</w:t>
+      </w:r>
+      <w:proofErr w:type="spellEnd"/>
+      <w:r>
+        <w:t xml:space="preserve"> permet aussi de convertir tout un ensemble de fichiers .</w:t>
+      </w:r>
+      <w:proofErr w:type="spellStart"/>
+      <w:r>
+        <w:t>bmp</w:t>
+      </w:r>
+      <w:proofErr w:type="spellEnd"/>
       <w:r>
         <w:t xml:space="preserve"> (ancien format des icônes KB3)</w:t>
       </w:r>
       <w:r>
-        <w:t xml:space="preserve"> en fichiers .ico pour lesquels il existe beaucoup plus d'outils d'édition, </w:t>
+        <w:t xml:space="preserve"> en fichiers .</w:t>
+      </w:r>
+      <w:proofErr w:type="spellStart"/>
+      <w:r>
+        <w:t>ico</w:t>
+      </w:r>
+      <w:proofErr w:type="spellEnd"/>
+      <w:r>
+        <w:t xml:space="preserve"> pour lesquels il existe beaucoup plus d'outils d'édition, </w:t>
       </w:r>
     </w:p>
     <w:p>
@@ -9047,7 +9477,15 @@
         </w:numPr>
       </w:pPr>
       <w:r>
-        <w:t xml:space="preserve">Designer pour éditer les icônes en .sym. Designer est le </w:t>
+        <w:t>Designer pour éditer les icônes en .</w:t>
+      </w:r>
+      <w:proofErr w:type="spellStart"/>
+      <w:r>
+        <w:t>sym</w:t>
+      </w:r>
+      <w:proofErr w:type="spellEnd"/>
+      <w:r>
+        <w:t xml:space="preserve">. Designer est le </w:t>
       </w:r>
       <w:r>
         <w:rPr>
@@ -9056,7 +9494,15 @@
         <w:t>seul</w:t>
       </w:r>
       <w:r>
-        <w:t xml:space="preserve"> outil permettant d’éditer les icônes dans ce format, propre à la bibliothèque graphique Stingray. Il est systématiquement livré avec KB3</w:t>
+        <w:t xml:space="preserve"> outil permettant d’éditer les icônes dans ce format, propre à la bibliothèque graphique </w:t>
+      </w:r>
+      <w:proofErr w:type="spellStart"/>
+      <w:r>
+        <w:t>Stingray</w:t>
+      </w:r>
+      <w:proofErr w:type="spellEnd"/>
+      <w:r>
+        <w:t>. Il est systématiquement livré avec KB3</w:t>
       </w:r>
       <w:r>
         <w:t xml:space="preserve"> (c’est l’exécutable </w:t>
@@ -9068,7 +9514,23 @@
         <w:t xml:space="preserve"> présent dans le répertoire d’installation de KB3)</w:t>
       </w:r>
       <w:r>
-        <w:t>. Après configuration de XnView, Designer peut être lancé pour éditer une icône directement à partir de la fenêtre de XnView permettant de visualiser la liste de tous les fichiers contenus dans un répertoire,</w:t>
+        <w:t xml:space="preserve">. Après configuration de </w:t>
+      </w:r>
+      <w:proofErr w:type="spellStart"/>
+      <w:r>
+        <w:t>XnView</w:t>
+      </w:r>
+      <w:proofErr w:type="spellEnd"/>
+      <w:r>
+        <w:t xml:space="preserve">, Designer peut être lancé pour éditer une icône directement à partir de la fenêtre de </w:t>
+      </w:r>
+      <w:proofErr w:type="spellStart"/>
+      <w:r>
+        <w:t>XnView</w:t>
+      </w:r>
+      <w:proofErr w:type="spellEnd"/>
+      <w:r>
+        <w:t xml:space="preserve"> permettant de visualiser la liste de tous les fichiers contenus dans un répertoire,</w:t>
       </w:r>
     </w:p>
     <w:p>
@@ -9078,8 +9540,29 @@
           <w:numId w:val="14"/>
         </w:numPr>
       </w:pPr>
-      <w:r>
-        <w:t>Awicons lite ou IconArt pour éditer les icônes en .ico. Ces outils offrent un mode de visualisation simultané de l'icône en gros (pour l'édition) et en réduction (pour que l'on voie en temps réel l'effet produit) ; ils permettent l'utilisation d'une palette réduite à 16 couleurs, le dessin de formes géométriques (cercles…) et de texte.</w:t>
+      <w:proofErr w:type="spellStart"/>
+      <w:r>
+        <w:t>Awicons</w:t>
+      </w:r>
+      <w:proofErr w:type="spellEnd"/>
+      <w:r>
+        <w:t xml:space="preserve"> lite ou </w:t>
+      </w:r>
+      <w:proofErr w:type="spellStart"/>
+      <w:r>
+        <w:t>IconArt</w:t>
+      </w:r>
+      <w:proofErr w:type="spellEnd"/>
+      <w:r>
+        <w:t xml:space="preserve"> pour éditer les icônes en .</w:t>
+      </w:r>
+      <w:proofErr w:type="spellStart"/>
+      <w:r>
+        <w:t>ico</w:t>
+      </w:r>
+      <w:proofErr w:type="spellEnd"/>
+      <w:r>
+        <w:t>. Ces outils offrent un mode de visualisation simultané de l'icône en gros (pour l'édition) et en réduction (pour que l'on voie en temps réel l'effet produit) ; ils permettent l'utilisation d'une palette réduite à 16 couleurs, le dessin de formes géométriques (cercles…) et de texte.</w:t>
       </w:r>
     </w:p>
     <w:p>
@@ -9089,11 +9572,21 @@
           <w:numId w:val="14"/>
         </w:numPr>
       </w:pPr>
+      <w:proofErr w:type="spellStart"/>
       <w:r>
         <w:t>QxmlEdit</w:t>
       </w:r>
-      <w:r>
-        <w:t xml:space="preserve"> est un éditeur simple pour les fichiers XML. Il a l'avantage d'être léger à installer et riche en fonctions. Il présente clairement la structure arborescente du fichier XML et sépare bien les "tags" du contenu des champs. Il vérifie la conformité du fichier au schéma associé, ce qui peut être utile pour chercher les erreurs dans le fichier .bdc. Il permet aussi de visualiser graphiquement sous forme d'arbre les schémas tels que bdcfr.xsd et bdceng.xsd. </w:t>
+      <w:proofErr w:type="spellEnd"/>
+      <w:r>
+        <w:t xml:space="preserve"> est un éditeur simple pour les fichiers XML. Il a l'avantage d'être léger à installer et riche en fonctions. Il présente clairement la structure arborescente du fichier XML et sépare bien les "tags" du contenu des champs. Il vérifie la conformité du fichier au schéma associé, ce qui peut être utile pour chercher les erreurs dans le fichier .</w:t>
+      </w:r>
+      <w:proofErr w:type="spellStart"/>
+      <w:r>
+        <w:t>bdc</w:t>
+      </w:r>
+      <w:proofErr w:type="spellEnd"/>
+      <w:r>
+        <w:t xml:space="preserve">. Il permet aussi de visualiser graphiquement sous forme d'arbre les schémas tels que bdcfr.xsd et bdceng.xsd. </w:t>
       </w:r>
       <w:r>
         <w:t>O</w:t>
@@ -9122,7 +9615,23 @@
         <w:t>s ci-dessus est très rapide. Le principal installateur</w:t>
       </w:r>
       <w:r>
-        <w:t xml:space="preserve"> (Jedit + VisualFigaro)</w:t>
+        <w:t xml:space="preserve"> (</w:t>
+      </w:r>
+      <w:proofErr w:type="spellStart"/>
+      <w:r>
+        <w:t>Jedit</w:t>
+      </w:r>
+      <w:proofErr w:type="spellEnd"/>
+      <w:r>
+        <w:t xml:space="preserve"> + </w:t>
+      </w:r>
+      <w:proofErr w:type="spellStart"/>
+      <w:r>
+        <w:t>VisualFigaro</w:t>
+      </w:r>
+      <w:proofErr w:type="spellEnd"/>
+      <w:r>
+        <w:t>)</w:t>
       </w:r>
       <w:r>
         <w:t xml:space="preserve"> qui contient une version « portable », c'est-à-dire entièrement autonome et ne nécessitant pas les droits d’administration</w:t>
@@ -9131,7 +9640,15 @@
         <w:t xml:space="preserve"> </w:t>
       </w:r>
       <w:r>
-        <w:t>est disponible sur Sourceforge, à l’adresse : http</w:t>
+        <w:t xml:space="preserve">est disponible sur </w:t>
+      </w:r>
+      <w:proofErr w:type="spellStart"/>
+      <w:r>
+        <w:t>Sourceforge</w:t>
+      </w:r>
+      <w:proofErr w:type="spellEnd"/>
+      <w:r>
+        <w:t>, à l’adresse : http</w:t>
       </w:r>
       <w:r>
         <w:t>://sourceforge.net/projects/visualfigaro/</w:t>
@@ -9144,10 +9661,15 @@
       <w:pPr>
         <w:pStyle w:val="Titre2"/>
       </w:pPr>
-      <w:bookmarkStart w:id="9" w:name="_Toc453711986"/>
-      <w:r>
-        <w:t>Configuration de Jedit</w:t>
-      </w:r>
+      <w:bookmarkStart w:id="9" w:name="_Toc2964554"/>
+      <w:r>
+        <w:t xml:space="preserve">Configuration de </w:t>
+      </w:r>
+      <w:proofErr w:type="spellStart"/>
+      <w:r>
+        <w:t>Jedit</w:t>
+      </w:r>
+      <w:proofErr w:type="spellEnd"/>
       <w:r>
         <w:t xml:space="preserve"> (important !)</w:t>
       </w:r>
@@ -9155,7 +9677,23 @@
     </w:p>
     <w:p>
       <w:r>
-        <w:t>Il est primordial de bien choisir quelques options de Jedit, pour une utilisation confortable de VisualFigaro.</w:t>
+        <w:t xml:space="preserve">Il est primordial de bien choisir quelques options de </w:t>
+      </w:r>
+      <w:proofErr w:type="spellStart"/>
+      <w:r>
+        <w:t>Jedit</w:t>
+      </w:r>
+      <w:proofErr w:type="spellEnd"/>
+      <w:r>
+        <w:t xml:space="preserve">, pour une utilisation confortable de </w:t>
+      </w:r>
+      <w:proofErr w:type="spellStart"/>
+      <w:r>
+        <w:t>VisualFigaro</w:t>
+      </w:r>
+      <w:proofErr w:type="spellEnd"/>
+      <w:r>
+        <w:t>.</w:t>
       </w:r>
     </w:p>
     <w:p>
@@ -9166,11 +9704,21 @@
         <w:t>vérifier que</w:t>
       </w:r>
       <w:r>
-        <w:t xml:space="preserve"> dans « Utilities / Global options / Jedit / </w:t>
-      </w:r>
+        <w:t xml:space="preserve"> dans « Utilities / Global options / </w:t>
+      </w:r>
+      <w:proofErr w:type="spellStart"/>
+      <w:r>
+        <w:t>Jedit</w:t>
+      </w:r>
+      <w:proofErr w:type="spellEnd"/>
+      <w:r>
+        <w:t xml:space="preserve"> / </w:t>
+      </w:r>
+      <w:proofErr w:type="spellStart"/>
       <w:r>
         <w:t>Encodings</w:t>
       </w:r>
+      <w:proofErr w:type="spellEnd"/>
       <w:r>
         <w:t> » (cf. copie d’écran ci-dessous) l’op</w:t>
       </w:r>
@@ -9184,7 +9732,15 @@
         <w:t xml:space="preserve"> (en principe c’est fait par l’installation, </w:t>
       </w:r>
       <w:r>
-        <w:t>mais il peut y avoir une interférence créée par un paramétrage de Jedit déjà installé sur la machine)</w:t>
+        <w:t xml:space="preserve">mais il peut y avoir une interférence créée par un paramétrage de </w:t>
+      </w:r>
+      <w:proofErr w:type="spellStart"/>
+      <w:r>
+        <w:t>Jedit</w:t>
+      </w:r>
+      <w:proofErr w:type="spellEnd"/>
+      <w:r>
+        <w:t xml:space="preserve"> déjà installé sur la machine)</w:t>
       </w:r>
       <w:r>
         <w:t>.</w:t>
@@ -9195,7 +9751,23 @@
     </w:p>
     <w:p>
       <w:r>
-        <w:t xml:space="preserve">Par ailleurs, dans la rubrique « Gutter » de ce même panneau d’options, il faut cocher la case « line numbers » car l’affichage des numéros de ligne sera utile pour trouver rapidement les erreurs de syntaxe signalées par le vérificateur de base de connaissances. </w:t>
+        <w:t>Par ailleurs, dans la rubrique « </w:t>
+      </w:r>
+      <w:proofErr w:type="spellStart"/>
+      <w:r>
+        <w:t>Gutter</w:t>
+      </w:r>
+      <w:proofErr w:type="spellEnd"/>
+      <w:r>
+        <w:t xml:space="preserve"> » de ce même panneau d’options, il faut cocher la case « line </w:t>
+      </w:r>
+      <w:proofErr w:type="spellStart"/>
+      <w:r>
+        <w:t>numbers</w:t>
+      </w:r>
+      <w:proofErr w:type="spellEnd"/>
+      <w:r>
+        <w:t xml:space="preserve"> » car l’affichage des numéros de ligne sera utile pour trouver rapidement les erreurs de syntaxe signalées par le vérificateur de base de connaissances. </w:t>
       </w:r>
     </w:p>
     <w:p/>
@@ -9260,16 +9832,69 @@
     </w:p>
     <w:p>
       <w:r>
-        <w:t>Dans la rubrique « Editing », il faut prendre l’option « indent » pour « fo</w:t>
-      </w:r>
-      <w:r>
-        <w:t>lding mode », et prendre l’option « </w:t>
-      </w:r>
+        <w:t xml:space="preserve">Dans la rubrique « </w:t>
+      </w:r>
+      <w:proofErr w:type="spellStart"/>
+      <w:r>
+        <w:t>Editing</w:t>
+      </w:r>
+      <w:proofErr w:type="spellEnd"/>
+      <w:r>
+        <w:t> », il faut prendre l’option « </w:t>
+      </w:r>
+      <w:proofErr w:type="spellStart"/>
+      <w:r>
+        <w:t>indent</w:t>
+      </w:r>
+      <w:proofErr w:type="spellEnd"/>
+      <w:r>
+        <w:t> » pour « </w:t>
+      </w:r>
+      <w:proofErr w:type="spellStart"/>
+      <w:r>
+        <w:t>fo</w:t>
+      </w:r>
+      <w:r>
+        <w:t>lding</w:t>
+      </w:r>
+      <w:proofErr w:type="spellEnd"/>
+      <w:r>
+        <w:t xml:space="preserve"> mode », et prendre l’option « </w:t>
+      </w:r>
+      <w:proofErr w:type="spellStart"/>
       <w:r>
         <w:t>I</w:t>
       </w:r>
       <w:r>
-        <w:t>nitially collapse folds with level 1 » qui permet d’avoir une vue initiale d’une base de connaissances masqu</w:t>
+        <w:t>nitially</w:t>
+      </w:r>
+      <w:proofErr w:type="spellEnd"/>
+      <w:r>
+        <w:t xml:space="preserve"> collapse </w:t>
+      </w:r>
+      <w:proofErr w:type="spellStart"/>
+      <w:r>
+        <w:t>folds</w:t>
+      </w:r>
+      <w:proofErr w:type="spellEnd"/>
+      <w:r>
+        <w:t xml:space="preserve"> </w:t>
+      </w:r>
+      <w:proofErr w:type="spellStart"/>
+      <w:r>
+        <w:t>with</w:t>
+      </w:r>
+      <w:proofErr w:type="spellEnd"/>
+      <w:r>
+        <w:t xml:space="preserve"> </w:t>
+      </w:r>
+      <w:proofErr w:type="spellStart"/>
+      <w:r>
+        <w:t>level</w:t>
+      </w:r>
+      <w:proofErr w:type="spellEnd"/>
+      <w:r>
+        <w:t xml:space="preserve"> 1 » qui permet d’avoir une vue initiale d’une base de connaissances masqu</w:t>
       </w:r>
       <w:r>
         <w:t>ant</w:t>
@@ -9278,19 +9903,51 @@
         <w:t xml:space="preserve"> les détails. Il suffit de faire un clic sur le triangle au regard d’un ensemble de lignes masquées pour faire apparaître un niveau de détail supplémentaire (shift + clic si on veut « tout déplier » en une seule fois).</w:t>
       </w:r>
       <w:r>
-        <w:t xml:space="preserve"> Cette fonction de Jedit est particulièrement pratique pour éditer le fichier .bdc (à condition de bien maintenir ses indentations).</w:t>
-      </w:r>
-    </w:p>
-    <w:p>
-      <w:r>
-        <w:t>On peut choisir la langue des menus de jEdit dans la rubrique « Utilities / Global options / jEdit /General ».</w:t>
+        <w:t xml:space="preserve"> Cette fonction de </w:t>
+      </w:r>
+      <w:proofErr w:type="spellStart"/>
+      <w:r>
+        <w:t>Jedit</w:t>
+      </w:r>
+      <w:proofErr w:type="spellEnd"/>
+      <w:r>
+        <w:t xml:space="preserve"> est particulièrement pratique pour éditer le fichier .</w:t>
+      </w:r>
+      <w:proofErr w:type="spellStart"/>
+      <w:r>
+        <w:t>bdc</w:t>
+      </w:r>
+      <w:proofErr w:type="spellEnd"/>
+      <w:r>
+        <w:t xml:space="preserve"> (à condition de bien maintenir ses indentations).</w:t>
+      </w:r>
+    </w:p>
+    <w:p>
+      <w:r>
+        <w:t xml:space="preserve">On peut choisir la langue des menus de </w:t>
+      </w:r>
+      <w:proofErr w:type="spellStart"/>
+      <w:r>
+        <w:t>jEdit</w:t>
+      </w:r>
+      <w:proofErr w:type="spellEnd"/>
+      <w:r>
+        <w:t xml:space="preserve"> dans la rubrique « Utilities / Global options / </w:t>
+      </w:r>
+      <w:proofErr w:type="spellStart"/>
+      <w:r>
+        <w:t>jEdit</w:t>
+      </w:r>
+      <w:proofErr w:type="spellEnd"/>
+      <w:r>
+        <w:t xml:space="preserve"> /General ».</w:t>
       </w:r>
     </w:p>
     <w:p>
       <w:pPr>
         <w:pStyle w:val="Titre2"/>
       </w:pPr>
-      <w:bookmarkStart w:id="10" w:name="_Toc453711987"/>
+      <w:bookmarkStart w:id="10" w:name="_Toc2964555"/>
       <w:r>
         <w:t>Les icônes standard</w:t>
       </w:r>
@@ -9321,12 +9978,50 @@
           <w:lang w:val="en-GB"/>
         </w:rPr>
       </w:pPr>
+      <w:proofErr w:type="spellStart"/>
+      <w:proofErr w:type="gramStart"/>
       <w:r>
         <w:rPr>
           <w:lang w:val="en-GB"/>
         </w:rPr>
-        <w:t>Exemple : and_gate / and_gate_f</w:t>
-      </w:r>
+        <w:t>Exemple</w:t>
+      </w:r>
+      <w:proofErr w:type="spellEnd"/>
+      <w:r>
+        <w:rPr>
+          <w:lang w:val="en-GB"/>
+        </w:rPr>
+        <w:t xml:space="preserve"> :</w:t>
+      </w:r>
+      <w:proofErr w:type="gramEnd"/>
+      <w:r>
+        <w:rPr>
+          <w:lang w:val="en-GB"/>
+        </w:rPr>
+        <w:t xml:space="preserve"> </w:t>
+      </w:r>
+      <w:proofErr w:type="spellStart"/>
+      <w:r>
+        <w:rPr>
+          <w:lang w:val="en-GB"/>
+        </w:rPr>
+        <w:t>and_gate</w:t>
+      </w:r>
+      <w:proofErr w:type="spellEnd"/>
+      <w:r>
+        <w:rPr>
+          <w:lang w:val="en-GB"/>
+        </w:rPr>
+        <w:t xml:space="preserve"> / </w:t>
+      </w:r>
+      <w:proofErr w:type="spellStart"/>
+      <w:r>
+        <w:rPr>
+          <w:lang w:val="en-GB"/>
+        </w:rPr>
+        <w:t>and_gate_f</w:t>
+      </w:r>
+      <w:proofErr w:type="spellEnd"/>
     </w:p>
     <w:p>
       <w:pPr>
@@ -9336,7 +10031,15 @@
         <w:t>Le nom d'une icô</w:t>
       </w:r>
       <w:r>
-        <w:t>ne doit être le plus descriptif possible, sans faire référence à un contexte particulier : on dira "white_circle" plutôt que "state" pour désigner une icône pouvant représenter un état dans un graphe de Markov. Il ne doit pas comporter de blanc.</w:t>
+        <w:t>ne doit être le plus descriptif possible, sans faire référence à un contexte particulier : on dira "</w:t>
+      </w:r>
+      <w:proofErr w:type="spellStart"/>
+      <w:r>
+        <w:t>white_circle</w:t>
+      </w:r>
+      <w:proofErr w:type="spellEnd"/>
+      <w:r>
+        <w:t>" plutôt que "state" pour désigner une icône pouvant représenter un état dans un graphe de Markov. Il ne doit pas comporter de blanc.</w:t>
       </w:r>
     </w:p>
     <w:p>
@@ -9353,12 +10056,70 @@
     </w:p>
     <w:p>
       <w:r>
-        <w:t>On aura des variantes par couleurs simples : white, black, yellow, blue, red, green, etc...</w:t>
-      </w:r>
-    </w:p>
-    <w:p>
-      <w:r>
-        <w:t>On aura au maximum trois tailles : small, med(ium), big.</w:t>
+        <w:t xml:space="preserve">On aura des variantes par couleurs simples : white, black, </w:t>
+      </w:r>
+      <w:proofErr w:type="spellStart"/>
+      <w:r>
+        <w:t>yellow</w:t>
+      </w:r>
+      <w:proofErr w:type="spellEnd"/>
+      <w:r>
+        <w:t xml:space="preserve">, </w:t>
+      </w:r>
+      <w:proofErr w:type="spellStart"/>
+      <w:r>
+        <w:t>blue</w:t>
+      </w:r>
+      <w:proofErr w:type="spellEnd"/>
+      <w:r>
+        <w:t xml:space="preserve">, </w:t>
+      </w:r>
+      <w:proofErr w:type="spellStart"/>
+      <w:r>
+        <w:t>red</w:t>
+      </w:r>
+      <w:proofErr w:type="spellEnd"/>
+      <w:r>
+        <w:t>, green, etc...</w:t>
+      </w:r>
+    </w:p>
+    <w:p>
+      <w:r>
+        <w:t xml:space="preserve">On aura au maximum trois tailles : </w:t>
+      </w:r>
+      <w:proofErr w:type="spellStart"/>
+      <w:r>
+        <w:t>small</w:t>
+      </w:r>
+      <w:proofErr w:type="spellEnd"/>
+      <w:r>
+        <w:t xml:space="preserve">, </w:t>
+      </w:r>
+      <w:proofErr w:type="spellStart"/>
+      <w:proofErr w:type="gramStart"/>
+      <w:r>
+        <w:t>med</w:t>
+      </w:r>
+      <w:proofErr w:type="spellEnd"/>
+      <w:r>
+        <w:t>(</w:t>
+      </w:r>
+      <w:proofErr w:type="spellStart"/>
+      <w:proofErr w:type="gramEnd"/>
+      <w:r>
+        <w:t>ium</w:t>
+      </w:r>
+      <w:proofErr w:type="spellEnd"/>
+      <w:r>
+        <w:t xml:space="preserve">), </w:t>
+      </w:r>
+      <w:proofErr w:type="spellStart"/>
+      <w:r>
+        <w:t>big</w:t>
+      </w:r>
+      <w:proofErr w:type="spellEnd"/>
+      <w:r>
+        <w:t>.</w:t>
       </w:r>
     </w:p>
     <w:p>
@@ -9366,7 +10127,39 @@
         <w:pStyle w:val="Retraitcorpsdetexte3"/>
       </w:pPr>
       <w:r>
-        <w:t>La taille moyenne correspondra à une image inscrite dans un carré de 48x48 pixels (2 fois la taille des .bmp). Sera considéré comme "small" toute taille inférieure à cette limite, et comme "big" toute taille supérieure. Ce qualificatif de taille ne s'applique qu'à l'icône vectorielle : le même fichier .bmp peut être associé à trois icônes vectorielles différentes.</w:t>
+        <w:t>La taille moyenne correspondra à une image inscrite dans un carré de 48x48 pixels (2 fois la taille des .</w:t>
+      </w:r>
+      <w:proofErr w:type="spellStart"/>
+      <w:r>
+        <w:t>bmp</w:t>
+      </w:r>
+      <w:proofErr w:type="spellEnd"/>
+      <w:r>
+        <w:t>). Sera considéré comme "</w:t>
+      </w:r>
+      <w:proofErr w:type="spellStart"/>
+      <w:r>
+        <w:t>small</w:t>
+      </w:r>
+      <w:proofErr w:type="spellEnd"/>
+      <w:r>
+        <w:t>" toute taille inférieure à cette limite, et comme "</w:t>
+      </w:r>
+      <w:proofErr w:type="spellStart"/>
+      <w:r>
+        <w:t>big</w:t>
+      </w:r>
+      <w:proofErr w:type="spellEnd"/>
+      <w:r>
+        <w:t>" toute taille supérieure. Ce qualificatif de taille ne s'applique qu'à l'icône vectorielle : le même fichier .</w:t>
+      </w:r>
+      <w:proofErr w:type="spellStart"/>
+      <w:r>
+        <w:t>bmp</w:t>
+      </w:r>
+      <w:proofErr w:type="spellEnd"/>
+      <w:r>
+        <w:t xml:space="preserve"> peut être associé à trois icônes vectorielles différentes.</w:t>
       </w:r>
     </w:p>
     <w:p>
@@ -9404,29 +10197,111 @@
           <w:lang w:val="en-GB"/>
         </w:rPr>
       </w:pPr>
+      <w:proofErr w:type="spellStart"/>
+      <w:proofErr w:type="gramStart"/>
       <w:r>
         <w:rPr>
           <w:lang w:val="en-GB"/>
         </w:rPr>
         <w:lastRenderedPageBreak/>
-        <w:t>Exemples :  med_green_square, big_red_circle, med_and_gate, med_and_gate_f</w:t>
-      </w:r>
-    </w:p>
-    <w:p>
-      <w:pPr>
+        <w:t>Exemples</w:t>
+      </w:r>
+      <w:proofErr w:type="spellEnd"/>
+      <w:r>
         <w:rPr>
           <w:lang w:val="en-GB"/>
         </w:rPr>
-      </w:pPr>
-    </w:p>
-    <w:p>
-      <w:r>
-        <w:t xml:space="preserve">Cas des icônes de liens : pour les liens, il n'y a pas de fichier .sym. </w:t>
-      </w:r>
-    </w:p>
-    <w:p>
-      <w:r>
-        <w:t xml:space="preserve">Le nom d'un fichier .ico de lien comprendra obligatoirement les éléments suivants, séparés par des "_" : </w:t>
+        <w:t xml:space="preserve"> :</w:t>
+      </w:r>
+      <w:proofErr w:type="gramEnd"/>
+      <w:r>
+        <w:rPr>
+          <w:lang w:val="en-GB"/>
+        </w:rPr>
+        <w:t xml:space="preserve">  </w:t>
+      </w:r>
+      <w:proofErr w:type="spellStart"/>
+      <w:r>
+        <w:rPr>
+          <w:lang w:val="en-GB"/>
+        </w:rPr>
+        <w:t>med_green_square</w:t>
+      </w:r>
+      <w:proofErr w:type="spellEnd"/>
+      <w:r>
+        <w:rPr>
+          <w:lang w:val="en-GB"/>
+        </w:rPr>
+        <w:t xml:space="preserve">, </w:t>
+      </w:r>
+      <w:proofErr w:type="spellStart"/>
+      <w:r>
+        <w:rPr>
+          <w:lang w:val="en-GB"/>
+        </w:rPr>
+        <w:t>big_red_circle</w:t>
+      </w:r>
+      <w:proofErr w:type="spellEnd"/>
+      <w:r>
+        <w:rPr>
+          <w:lang w:val="en-GB"/>
+        </w:rPr>
+        <w:t xml:space="preserve">, </w:t>
+      </w:r>
+      <w:proofErr w:type="spellStart"/>
+      <w:r>
+        <w:rPr>
+          <w:lang w:val="en-GB"/>
+        </w:rPr>
+        <w:t>med_and_gate</w:t>
+      </w:r>
+      <w:proofErr w:type="spellEnd"/>
+      <w:r>
+        <w:rPr>
+          <w:lang w:val="en-GB"/>
+        </w:rPr>
+        <w:t xml:space="preserve">, </w:t>
+      </w:r>
+      <w:proofErr w:type="spellStart"/>
+      <w:r>
+        <w:rPr>
+          <w:lang w:val="en-GB"/>
+        </w:rPr>
+        <w:t>med_and_gate_f</w:t>
+      </w:r>
+      <w:proofErr w:type="spellEnd"/>
+    </w:p>
+    <w:p>
+      <w:pPr>
+        <w:rPr>
+          <w:lang w:val="en-GB"/>
+        </w:rPr>
+      </w:pPr>
+    </w:p>
+    <w:p>
+      <w:r>
+        <w:t>Cas des icônes de liens : pour les liens, il n'y a pas de fichier .</w:t>
+      </w:r>
+      <w:proofErr w:type="spellStart"/>
+      <w:r>
+        <w:t>sym</w:t>
+      </w:r>
+      <w:proofErr w:type="spellEnd"/>
+      <w:r>
+        <w:t xml:space="preserve">. </w:t>
+      </w:r>
+    </w:p>
+    <w:p>
+      <w:r>
+        <w:t>Le nom d'un fichier .</w:t>
+      </w:r>
+      <w:proofErr w:type="spellStart"/>
+      <w:r>
+        <w:t>ico</w:t>
+      </w:r>
+      <w:proofErr w:type="spellEnd"/>
+      <w:r>
+        <w:t xml:space="preserve"> de lien comprendra obligatoirement les éléments suivants, séparés par des "_" : </w:t>
       </w:r>
     </w:p>
     <w:p>
@@ -9435,7 +10310,39 @@
       </w:pPr>
       <w:r>
         <w:tab/>
-        <w:t>- type de ligne (solid, dash, dotted)  (dans le fichier .bdc : TRAIT_PLEIN, POINTILLE, TIRET)</w:t>
+        <w:t>- type de ligne (</w:t>
+      </w:r>
+      <w:proofErr w:type="spellStart"/>
+      <w:r>
+        <w:t>solid</w:t>
+      </w:r>
+      <w:proofErr w:type="spellEnd"/>
+      <w:r>
+        <w:t xml:space="preserve">, </w:t>
+      </w:r>
+      <w:proofErr w:type="spellStart"/>
+      <w:r>
+        <w:t>dash</w:t>
+      </w:r>
+      <w:proofErr w:type="spellEnd"/>
+      <w:r>
+        <w:t xml:space="preserve">, </w:t>
+      </w:r>
+      <w:proofErr w:type="spellStart"/>
+      <w:r>
+        <w:t>dotted</w:t>
+      </w:r>
+      <w:proofErr w:type="spellEnd"/>
+      <w:r>
+        <w:t>)  (dans le fichier .</w:t>
+      </w:r>
+      <w:proofErr w:type="spellStart"/>
+      <w:r>
+        <w:t>bdc</w:t>
+      </w:r>
+      <w:proofErr w:type="spellEnd"/>
+      <w:r>
+        <w:t xml:space="preserve"> : TRAIT_PLEIN, POINTILLE, TIRET)</w:t>
       </w:r>
     </w:p>
     <w:p>
@@ -9510,6 +10417,7 @@
                 <w:lang w:val="en-GB"/>
               </w:rPr>
             </w:pPr>
+            <w:proofErr w:type="spellStart"/>
             <w:r>
               <w:rPr>
                 <w:noProof w:val="0"/>
@@ -9517,6 +10425,7 @@
               </w:rPr>
               <w:t>ll</w:t>
             </w:r>
+            <w:proofErr w:type="spellEnd"/>
           </w:p>
         </w:tc>
       </w:tr>
@@ -9792,33 +10701,62 @@
           <w:lang w:val="en-GB"/>
         </w:rPr>
       </w:pPr>
+      <w:proofErr w:type="spellStart"/>
+      <w:proofErr w:type="gramStart"/>
       <w:r>
         <w:rPr>
           <w:lang w:val="en-GB"/>
         </w:rPr>
-        <w:t>Exemples : solid_green_ll_2, dash_yellow_3p3p_1…</w:t>
+        <w:t>Exemples</w:t>
+      </w:r>
+      <w:proofErr w:type="spellEnd"/>
+      <w:r>
+        <w:rPr>
+          <w:lang w:val="en-GB"/>
+        </w:rPr>
+        <w:t xml:space="preserve"> :</w:t>
+      </w:r>
+      <w:proofErr w:type="gramEnd"/>
+      <w:r>
+        <w:rPr>
+          <w:lang w:val="en-GB"/>
+        </w:rPr>
+        <w:t xml:space="preserve"> solid_green_ll_2, dash_yellow_3p3p_1…</w:t>
       </w:r>
     </w:p>
     <w:p>
       <w:pPr>
         <w:pStyle w:val="Titre1"/>
       </w:pPr>
-      <w:bookmarkStart w:id="11" w:name="_Toc453711988"/>
-      <w:r>
-        <w:t>Etapes de la construction d'une nouvelle bdc</w:t>
+      <w:bookmarkStart w:id="11" w:name="_Toc2964556"/>
+      <w:r>
+        <w:t xml:space="preserve">Etapes de la construction d'une nouvelle </w:t>
+      </w:r>
+      <w:proofErr w:type="spellStart"/>
+      <w:r>
+        <w:t>bdc</w:t>
       </w:r>
       <w:bookmarkEnd w:id="11"/>
-    </w:p>
-    <w:p>
-      <w:r>
-        <w:t>Préambule : le présent document complète (sur les questions "de fond") les informations limitées à l'aspect pratique de manipulation de l'IHM décrites (avec de nombreuses copies d'écran) dans le document intitulé "Tutoriel de l'utilisation de VisualFigaro".</w:t>
+      <w:proofErr w:type="spellEnd"/>
+    </w:p>
+    <w:p>
+      <w:r>
+        <w:t xml:space="preserve">Préambule : le présent document complète (sur les questions "de fond") les informations limitées à l'aspect pratique de manipulation de l'IHM décrites (avec de nombreuses copies d'écran) dans le document intitulé "Tutoriel de l'utilisation de </w:t>
+      </w:r>
+      <w:proofErr w:type="spellStart"/>
+      <w:r>
+        <w:t>VisualFigaro</w:t>
+      </w:r>
+      <w:proofErr w:type="spellEnd"/>
+      <w:r>
+        <w:t>".</w:t>
       </w:r>
     </w:p>
     <w:p>
       <w:pPr>
         <w:pStyle w:val="Titre2"/>
       </w:pPr>
-      <w:bookmarkStart w:id="12" w:name="_Toc453711989"/>
+      <w:bookmarkStart w:id="12" w:name="_Toc2964557"/>
       <w:r>
         <w:t>Création des fichiers de départ</w:t>
       </w:r>
@@ -9835,7 +10773,15 @@
         <w:t xml:space="preserve">e de développement </w:t>
       </w:r>
       <w:r>
-        <w:t xml:space="preserve">et y créer les fichiers nécessaires à partir de VisualFigaro, par la commande : "KB management/New KB". </w:t>
+        <w:t xml:space="preserve">et y créer les fichiers nécessaires à partir de </w:t>
+      </w:r>
+      <w:proofErr w:type="spellStart"/>
+      <w:r>
+        <w:t>VisualFigaro</w:t>
+      </w:r>
+      <w:proofErr w:type="spellEnd"/>
+      <w:r>
+        <w:t xml:space="preserve">, par la commande : "KB management/New KB". </w:t>
       </w:r>
     </w:p>
     <w:p>
@@ -9843,7 +10789,15 @@
         <w:pStyle w:val="Paragraphe"/>
       </w:pPr>
       <w:r>
-        <w:t xml:space="preserve">Cela crée un répertoire de nom "nom_bdc", contenant : </w:t>
+        <w:t>Cela crée un répertoire de nom "</w:t>
+      </w:r>
+      <w:proofErr w:type="spellStart"/>
+      <w:r>
+        <w:t>nom_bdc</w:t>
+      </w:r>
+      <w:proofErr w:type="spellEnd"/>
+      <w:r>
+        <w:t xml:space="preserve">", contenant : </w:t>
       </w:r>
     </w:p>
     <w:p>
@@ -9855,7 +10809,15 @@
         <w:t>- u</w:t>
       </w:r>
       <w:r>
-        <w:t>n répertoire "icons", contenant un ensemble minimal d'</w:t>
+        <w:t>n répertoire "</w:t>
+      </w:r>
+      <w:proofErr w:type="spellStart"/>
+      <w:r>
+        <w:t>icons</w:t>
+      </w:r>
+      <w:proofErr w:type="spellEnd"/>
+      <w:r>
+        <w:t>", contenant un ensemble minimal d'</w:t>
       </w:r>
       <w:r>
         <w:t>icônes "standard" (notamment des formes géométriques simples),</w:t>
@@ -9867,7 +10829,15 @@
         <w:ind w:left="567"/>
       </w:pPr>
       <w:r>
-        <w:t xml:space="preserve">- le fichier de schéma Bdcfr.xsd ou Bdceng.xsd suivant qu'on on choisi la langue Français ou Anglais, </w:t>
+        <w:t xml:space="preserve">- le fichier de schéma Bdcfr.xsd ou Bdceng.xsd suivant qu'on on </w:t>
+      </w:r>
+      <w:proofErr w:type="spellStart"/>
+      <w:r>
+        <w:t>choisi</w:t>
+      </w:r>
+      <w:proofErr w:type="spellEnd"/>
+      <w:r>
+        <w:t xml:space="preserve"> la langue Français ou Anglais, </w:t>
       </w:r>
     </w:p>
     <w:p>
@@ -9879,14 +10849,22 @@
         </w:rPr>
       </w:pPr>
       <w:r>
-        <w:t>- un fichier "nom_bdc.fi" initialisé par quelques lignes paramétrables dans le fichier "copiedFiles.xml" de l'environnement VisualFigaro.</w:t>
+        <w:t xml:space="preserve">- un fichier "nom_bdc.fi" initialisé par quelques lignes paramétrables dans le fichier "copiedFiles.xml" de l'environnement </w:t>
+      </w:r>
+      <w:proofErr w:type="spellStart"/>
+      <w:r>
+        <w:t>VisualFigaro</w:t>
+      </w:r>
+      <w:proofErr w:type="spellEnd"/>
+      <w:r>
+        <w:t>.</w:t>
       </w:r>
     </w:p>
     <w:p>
       <w:pPr>
         <w:pStyle w:val="Titre2"/>
       </w:pPr>
-      <w:bookmarkStart w:id="13" w:name="_Toc453711990"/>
+      <w:bookmarkStart w:id="13" w:name="_Toc2964558"/>
       <w:r>
         <w:t>Construction du cœur du modèle</w:t>
       </w:r>
@@ -9944,7 +10922,21 @@
         <w:rPr>
           <w:b/>
         </w:rPr>
-        <w:t xml:space="preserve"> la validité de la bdc  en cliquant sur le grand bouton vertical.</w:t>
+        <w:t xml:space="preserve"> la validité de la </w:t>
+      </w:r>
+      <w:proofErr w:type="spellStart"/>
+      <w:r>
+        <w:rPr>
+          <w:b/>
+        </w:rPr>
+        <w:t>bdc</w:t>
+      </w:r>
+      <w:proofErr w:type="spellEnd"/>
+      <w:r>
+        <w:rPr>
+          <w:b/>
+        </w:rPr>
+        <w:t xml:space="preserve">  en cliquant sur le grand bouton vertical.</w:t>
       </w:r>
     </w:p>
     <w:p>
@@ -9980,7 +10972,15 @@
       </w:pPr>
       <w:r>
         <w:lastRenderedPageBreak/>
-        <w:t xml:space="preserve">    Cette bdc sert à modéliser des réseaux de télécoms </w:t>
+        <w:t xml:space="preserve">    Cette </w:t>
+      </w:r>
+      <w:proofErr w:type="spellStart"/>
+      <w:r>
+        <w:t>bdc</w:t>
+      </w:r>
+      <w:proofErr w:type="spellEnd"/>
+      <w:r>
+        <w:t xml:space="preserve"> sert à modéliser des réseaux de télécoms </w:t>
       </w:r>
     </w:p>
     <w:p>
@@ -10028,10 +11028,18 @@
         <w:pStyle w:val="Listing"/>
       </w:pPr>
       <w:r>
-        <w:t>OBJET_SYSTEME Parame</w:t>
-      </w:r>
-      <w:r>
-        <w:t>tres EST_UN GLOBAL_;</w:t>
+        <w:t xml:space="preserve">OBJET_SYSTEME </w:t>
+      </w:r>
+      <w:proofErr w:type="spellStart"/>
+      <w:r>
+        <w:t>Parame</w:t>
+      </w:r>
+      <w:r>
+        <w:t>tres</w:t>
+      </w:r>
+      <w:proofErr w:type="spellEnd"/>
+      <w:r>
+        <w:t xml:space="preserve"> EST_UN GLOBAL_;</w:t>
       </w:r>
     </w:p>
     <w:p>
@@ -10087,7 +11095,23 @@
         <w:pStyle w:val="Listing"/>
       </w:pPr>
       <w:r>
-        <w:t>DEFAILLANCE DF LOI EXP(lambda(Parametres));</w:t>
+        <w:t xml:space="preserve">DEFAILLANCE DF LOI </w:t>
+      </w:r>
+      <w:proofErr w:type="gramStart"/>
+      <w:r>
+        <w:t>EXP(</w:t>
+      </w:r>
+      <w:proofErr w:type="gramEnd"/>
+      <w:r>
+        <w:t>lambda(</w:t>
+      </w:r>
+      <w:proofErr w:type="spellStart"/>
+      <w:r>
+        <w:t>Parametres</w:t>
+      </w:r>
+      <w:proofErr w:type="spellEnd"/>
+      <w:r>
+        <w:t>));</w:t>
       </w:r>
     </w:p>
     <w:p>
@@ -10103,7 +11127,15 @@
         <w:pStyle w:val="Listing"/>
       </w:pPr>
       <w:r>
-        <w:t>TYPE noeud SORTE_DE composant ;</w:t>
+        <w:t xml:space="preserve">TYPE </w:t>
+      </w:r>
+      <w:proofErr w:type="spellStart"/>
+      <w:r>
+        <w:t>noeud</w:t>
+      </w:r>
+      <w:proofErr w:type="spellEnd"/>
+      <w:r>
+        <w:t xml:space="preserve"> SORTE_DE composant ;</w:t>
       </w:r>
     </w:p>
     <w:p>
@@ -10119,7 +11151,15 @@
         <w:pStyle w:val="Listing"/>
       </w:pPr>
       <w:r>
-        <w:t xml:space="preserve">  source DOMAINE BOOLEEN PAR_DEFAUT FAUX;</w:t>
+        <w:t xml:space="preserve">  </w:t>
+      </w:r>
+      <w:proofErr w:type="gramStart"/>
+      <w:r>
+        <w:t>source</w:t>
+      </w:r>
+      <w:proofErr w:type="gramEnd"/>
+      <w:r>
+        <w:t xml:space="preserve"> DOMAINE BOOLEEN PAR_DEFAUT FAUX;</w:t>
       </w:r>
     </w:p>
     <w:p>
@@ -10159,7 +11199,15 @@
         <w:pStyle w:val="Listing"/>
       </w:pPr>
       <w:r>
-        <w:t>TYPE arete_uni_dir SORTE_DE composant ;</w:t>
+        <w:t xml:space="preserve">TYPE </w:t>
+      </w:r>
+      <w:proofErr w:type="spellStart"/>
+      <w:r>
+        <w:t>arete_uni_dir</w:t>
+      </w:r>
+      <w:proofErr w:type="spellEnd"/>
+      <w:r>
+        <w:t xml:space="preserve"> SORTE_DE composant ;</w:t>
       </w:r>
     </w:p>
     <w:p>
@@ -10175,7 +11223,25 @@
         <w:pStyle w:val="Listing"/>
       </w:pPr>
       <w:r>
-        <w:t xml:space="preserve">  depart GENRE noeud CARDINAL 1;</w:t>
+        <w:t xml:space="preserve">  </w:t>
+      </w:r>
+      <w:proofErr w:type="spellStart"/>
+      <w:proofErr w:type="gramStart"/>
+      <w:r>
+        <w:t>depart</w:t>
+      </w:r>
+      <w:proofErr w:type="spellEnd"/>
+      <w:proofErr w:type="gramEnd"/>
+      <w:r>
+        <w:t xml:space="preserve"> GENRE </w:t>
+      </w:r>
+      <w:proofErr w:type="spellStart"/>
+      <w:r>
+        <w:t>noeud</w:t>
+      </w:r>
+      <w:proofErr w:type="spellEnd"/>
+      <w:r>
+        <w:t xml:space="preserve"> CARDINAL 1;</w:t>
       </w:r>
     </w:p>
     <w:p>
@@ -10183,7 +11249,25 @@
         <w:pStyle w:val="Listing"/>
       </w:pPr>
       <w:r>
-        <w:t xml:space="preserve">  arrivee GENRE noeud CARDINAL 1;</w:t>
+        <w:t xml:space="preserve">  </w:t>
+      </w:r>
+      <w:proofErr w:type="spellStart"/>
+      <w:proofErr w:type="gramStart"/>
+      <w:r>
+        <w:t>arrivee</w:t>
+      </w:r>
+      <w:proofErr w:type="spellEnd"/>
+      <w:proofErr w:type="gramEnd"/>
+      <w:r>
+        <w:t xml:space="preserve"> GENRE </w:t>
+      </w:r>
+      <w:proofErr w:type="spellStart"/>
+      <w:r>
+        <w:t>noeud</w:t>
+      </w:r>
+      <w:proofErr w:type="spellEnd"/>
+      <w:r>
+        <w:t xml:space="preserve"> CARDINAL 1;</w:t>
       </w:r>
     </w:p>
     <w:p>
@@ -10199,7 +11283,15 @@
         <w:pStyle w:val="Listing"/>
       </w:pPr>
       <w:r>
-        <w:t>SI relie DE depart ET MARCHE</w:t>
+        <w:t xml:space="preserve">SI relie DE </w:t>
+      </w:r>
+      <w:proofErr w:type="spellStart"/>
+      <w:r>
+        <w:t>depart</w:t>
+      </w:r>
+      <w:proofErr w:type="spellEnd"/>
+      <w:r>
+        <w:t xml:space="preserve"> ET MARCHE</w:t>
       </w:r>
     </w:p>
     <w:p>
@@ -10207,7 +11299,15 @@
         <w:pStyle w:val="Listing"/>
       </w:pPr>
       <w:r>
-        <w:t>ALORS relie DE arrivee ;</w:t>
+        <w:t xml:space="preserve">ALORS relie DE </w:t>
+      </w:r>
+      <w:proofErr w:type="spellStart"/>
+      <w:r>
+        <w:t>arrivee</w:t>
+      </w:r>
+      <w:proofErr w:type="spellEnd"/>
+      <w:r>
+        <w:t xml:space="preserve"> ;</w:t>
       </w:r>
     </w:p>
     <w:p>
@@ -10222,7 +11322,7 @@
       <w:pPr>
         <w:pStyle w:val="Titre2"/>
       </w:pPr>
-      <w:bookmarkStart w:id="14" w:name="_Toc453711991"/>
+      <w:bookmarkStart w:id="14" w:name="_Toc2964559"/>
       <w:r>
         <w:t>Premiers tests en mode texte pur</w:t>
       </w:r>
@@ -10273,7 +11373,15 @@
         <w:pStyle w:val="Paragraphe"/>
       </w:pPr>
       <w:r>
-        <w:t>A l'aide du menu "Object Management" de Visual Figaro, on peut créer un modèle, c’est-à-dire un fichier contenant des descriptions d'objets. La commande "New Object" lance un petit wizard qui permet de créer facilement un objet à partir du choix de la classe à instancier et de quelques informations saisies dans un dialogue. A la fin du dialogue, l'objet est écrit dans le fichier modèle, en syntaxe Figaro.</w:t>
+        <w:t xml:space="preserve">A l'aide du menu "Object Management" de Visual Figaro, on peut créer un modèle, c’est-à-dire un fichier contenant des descriptions d'objets. La commande "New Object" lance un petit </w:t>
+      </w:r>
+      <w:proofErr w:type="spellStart"/>
+      <w:r>
+        <w:t>wizard</w:t>
+      </w:r>
+      <w:proofErr w:type="spellEnd"/>
+      <w:r>
+        <w:t xml:space="preserve"> qui permet de créer facilement un objet à partir du choix de la classe à instancier et de quelques informations saisies dans un dialogue. A la fin du dialogue, l'objet est écrit dans le fichier modèle, en syntaxe Figaro.</w:t>
       </w:r>
       <w:r>
         <w:t xml:space="preserve"> On peut évidemment aussi écrire directement dans le fichier !</w:t>
@@ -10311,7 +11419,15 @@
         </w:numPr>
       </w:pPr>
       <w:r>
-        <w:t>L'instanciation en FIGARO 0 (Generate Figaro 0);</w:t>
+        <w:t>L'instanciation en FIGARO 0 (</w:t>
+      </w:r>
+      <w:proofErr w:type="spellStart"/>
+      <w:r>
+        <w:t>Generate</w:t>
+      </w:r>
+      <w:proofErr w:type="spellEnd"/>
+      <w:r>
+        <w:t xml:space="preserve"> Figaro 0);</w:t>
       </w:r>
     </w:p>
     <w:p>
@@ -10323,7 +11439,15 @@
         </w:numPr>
       </w:pPr>
       <w:r>
-        <w:t>Le lancement du débugger interactif (Run Fig0debug);</w:t>
+        <w:t>Le lancement du débugger interactif (</w:t>
+      </w:r>
+      <w:proofErr w:type="spellStart"/>
+      <w:r>
+        <w:t>Run</w:t>
+      </w:r>
+      <w:proofErr w:type="spellEnd"/>
+      <w:r>
+        <w:t xml:space="preserve"> Fig0debug);</w:t>
       </w:r>
     </w:p>
     <w:p>
@@ -10335,7 +11459,31 @@
         </w:numPr>
       </w:pPr>
       <w:r>
-        <w:t>La génération d'un arbre de défaillances (Generate Fault Tree);</w:t>
+        <w:t>La génération d'un arbre de défaillances (</w:t>
+      </w:r>
+      <w:proofErr w:type="spellStart"/>
+      <w:r>
+        <w:t>Generate</w:t>
+      </w:r>
+      <w:proofErr w:type="spellEnd"/>
+      <w:r>
+        <w:t xml:space="preserve"> </w:t>
+      </w:r>
+      <w:proofErr w:type="spellStart"/>
+      <w:r>
+        <w:t>Fault</w:t>
+      </w:r>
+      <w:proofErr w:type="spellEnd"/>
+      <w:r>
+        <w:t xml:space="preserve"> </w:t>
+      </w:r>
+      <w:proofErr w:type="spellStart"/>
+      <w:r>
+        <w:t>Tree</w:t>
+      </w:r>
+      <w:proofErr w:type="spellEnd"/>
+      <w:r>
+        <w:t>);</w:t>
       </w:r>
     </w:p>
     <w:p>
@@ -10348,7 +11496,15 @@
       </w:pPr>
       <w:r>
         <w:lastRenderedPageBreak/>
-        <w:t>Le lancement des outils de calcul Figseq et YAMS</w:t>
+        <w:t xml:space="preserve">Le lancement des outils de calcul </w:t>
+      </w:r>
+      <w:proofErr w:type="spellStart"/>
+      <w:r>
+        <w:t>Figseq</w:t>
+      </w:r>
+      <w:proofErr w:type="spellEnd"/>
+      <w:r>
+        <w:t xml:space="preserve"> et YAMS</w:t>
       </w:r>
       <w:r>
         <w:rPr>
@@ -10383,7 +11539,7 @@
       <w:pPr>
         <w:pStyle w:val="Titre2"/>
       </w:pPr>
-      <w:bookmarkStart w:id="15" w:name="_Toc453711992"/>
+      <w:bookmarkStart w:id="15" w:name="_Toc2964560"/>
       <w:r>
         <w:t xml:space="preserve">Premiers tests avec </w:t>
       </w:r>
@@ -10405,31 +11561,60 @@
     </w:p>
     <w:p>
       <w:r>
-        <w:t>Pour cela, il faut charger la base de connaissances dans KB3, ce qui n’est possible qu’avec un fichier .bdc contenant un minimum d’informations.</w:t>
+        <w:t>Pour cela, il faut charger la base de connaissances dans KB3, ce qui n’est possible qu’avec un fichier .</w:t>
+      </w:r>
+      <w:proofErr w:type="spellStart"/>
+      <w:r>
+        <w:t>bdc</w:t>
+      </w:r>
+      <w:proofErr w:type="spellEnd"/>
+      <w:r>
+        <w:t xml:space="preserve"> contenant un minimum d’informations.</w:t>
       </w:r>
     </w:p>
     <w:p>
       <w:pPr>
         <w:pStyle w:val="Titre3"/>
       </w:pPr>
-      <w:bookmarkStart w:id="16" w:name="_Toc453711993"/>
-      <w:r>
-        <w:t>Génération automatique d’une première version du fichier .bdc</w:t>
+      <w:bookmarkStart w:id="16" w:name="_Toc2964561"/>
+      <w:r>
+        <w:t>Génération automatique d’une première version du fichier .</w:t>
+      </w:r>
+      <w:proofErr w:type="spellStart"/>
+      <w:r>
+        <w:t>bdc</w:t>
       </w:r>
       <w:bookmarkEnd w:id="16"/>
+      <w:proofErr w:type="spellEnd"/>
     </w:p>
     <w:p>
       <w:pPr>
         <w:pStyle w:val="Paragraphe"/>
       </w:pPr>
       <w:r>
-        <w:t>Par le menu « KB Management / Class Hierarchy »</w:t>
-      </w:r>
-      <w:r>
-        <w:t xml:space="preserve"> du plugin Visual</w:t>
-      </w:r>
-      <w:r>
-        <w:t xml:space="preserve">Figaro, générer une représentation de la hiérarchie des classes sous forme de texte.  </w:t>
+        <w:t xml:space="preserve">Par le menu « KB Management / Class </w:t>
+      </w:r>
+      <w:proofErr w:type="spellStart"/>
+      <w:r>
+        <w:t>Hierarchy</w:t>
+      </w:r>
+      <w:proofErr w:type="spellEnd"/>
+      <w:r>
+        <w:t> »</w:t>
+      </w:r>
+      <w:r>
+        <w:t xml:space="preserve"> du plugin </w:t>
+      </w:r>
+      <w:proofErr w:type="spellStart"/>
+      <w:r>
+        <w:t>Visual</w:t>
+      </w:r>
+      <w:r>
+        <w:t>Figaro</w:t>
+      </w:r>
+      <w:proofErr w:type="spellEnd"/>
+      <w:r>
+        <w:t xml:space="preserve">, générer une représentation de la hiérarchie des classes sous forme de texte.  </w:t>
       </w:r>
       <w:r>
         <w:t>Dans notre exemple, on obtient ceci :</w:t>
@@ -10479,8 +11664,13 @@
       </w:r>
       <w:r>
         <w:tab/>
-        <w:t>|-noeud</w:t>
-      </w:r>
+        <w:t>|-</w:t>
+      </w:r>
+      <w:proofErr w:type="spellStart"/>
+      <w:r>
+        <w:t>noeud</w:t>
+      </w:r>
+      <w:proofErr w:type="spellEnd"/>
     </w:p>
     <w:p>
       <w:pPr>
@@ -10492,8 +11682,13 @@
       </w:r>
       <w:r>
         <w:tab/>
-        <w:t>|-arete_uni_dir</w:t>
-      </w:r>
+        <w:t>|-</w:t>
+      </w:r>
+      <w:proofErr w:type="spellStart"/>
+      <w:r>
+        <w:t>arete_uni_dir</w:t>
+      </w:r>
+      <w:proofErr w:type="spellEnd"/>
     </w:p>
     <w:p>
       <w:pPr>
@@ -10532,36 +11727,76 @@
           <w:rFonts w:ascii="Courier New" w:hAnsi="Courier New" w:cs="Courier New"/>
           <w:sz w:val="16"/>
         </w:rPr>
-        <w:t>TYPE noeud GR_NOEUD SORTE_DE composant ;</w:t>
-      </w:r>
-    </w:p>
-    <w:p>
-      <w:pPr>
-        <w:pStyle w:val="Paragraphe"/>
+        <w:t xml:space="preserve">TYPE </w:t>
+      </w:r>
+      <w:proofErr w:type="spellStart"/>
+      <w:r>
         <w:rPr>
           <w:rFonts w:ascii="Courier New" w:hAnsi="Courier New" w:cs="Courier New"/>
           <w:sz w:val="16"/>
         </w:rPr>
-      </w:pPr>
+        <w:t>noeud</w:t>
+      </w:r>
+      <w:proofErr w:type="spellEnd"/>
       <w:r>
         <w:rPr>
           <w:rFonts w:ascii="Courier New" w:hAnsi="Courier New" w:cs="Courier New"/>
           <w:sz w:val="16"/>
         </w:rPr>
-        <w:t xml:space="preserve">TYPE arete_uni_dir GR_LIEN SORTE_DE composant ; </w:t>
+        <w:t xml:space="preserve"> GR_NOEUD SORTE_DE composant ;</w:t>
       </w:r>
     </w:p>
     <w:p>
       <w:pPr>
         <w:pStyle w:val="Paragraphe"/>
-      </w:pPr>
+        <w:rPr>
+          <w:rFonts w:ascii="Courier New" w:hAnsi="Courier New" w:cs="Courier New"/>
+          <w:sz w:val="16"/>
+        </w:rPr>
+      </w:pPr>
+      <w:r>
+        <w:rPr>
+          <w:rFonts w:ascii="Courier New" w:hAnsi="Courier New" w:cs="Courier New"/>
+          <w:sz w:val="16"/>
+        </w:rPr>
+        <w:t xml:space="preserve">TYPE </w:t>
+      </w:r>
+      <w:proofErr w:type="spellStart"/>
+      <w:r>
+        <w:rPr>
+          <w:rFonts w:ascii="Courier New" w:hAnsi="Courier New" w:cs="Courier New"/>
+          <w:sz w:val="16"/>
+        </w:rPr>
+        <w:t>arete_uni_dir</w:t>
+      </w:r>
+      <w:proofErr w:type="spellEnd"/>
+      <w:r>
+        <w:rPr>
+          <w:rFonts w:ascii="Courier New" w:hAnsi="Courier New" w:cs="Courier New"/>
+          <w:sz w:val="16"/>
+        </w:rPr>
+        <w:t xml:space="preserve"> GR_LIEN SORTE_DE composant ; </w:t>
+      </w:r>
     </w:p>
     <w:p>
       <w:pPr>
         <w:pStyle w:val="Paragraphe"/>
       </w:pPr>
-      <w:r>
-        <w:t>Générer le .bdc à partir du .fi par la commande : "</w:t>
+    </w:p>
+    <w:p>
+      <w:pPr>
+        <w:pStyle w:val="Paragraphe"/>
+      </w:pPr>
+      <w:r>
+        <w:t>Générer le .</w:t>
+      </w:r>
+      <w:proofErr w:type="spellStart"/>
+      <w:r>
+        <w:t>bdc</w:t>
+      </w:r>
+      <w:proofErr w:type="spellEnd"/>
+      <w:r>
+        <w:t xml:space="preserve"> à partir du .fi par la commande : "</w:t>
       </w:r>
       <w:r>
         <w:t xml:space="preserve">Edit </w:t>
@@ -10579,13 +11814,37 @@
         <w:t xml:space="preserve"> du plugin</w:t>
       </w:r>
       <w:r>
-        <w:t>, en prenant l'option de génération de données par défaut (l'option "Start from scratch" est déconseillée aux non experts, car elle nécessite de bien connaître les données minimales à saisir pour pouvoir charger la base de connaissances dans KB3).</w:t>
+        <w:t xml:space="preserve">, en prenant l'option de génération de données par défaut (l'option "Start </w:t>
+      </w:r>
+      <w:proofErr w:type="spellStart"/>
+      <w:r>
+        <w:t>from</w:t>
+      </w:r>
+      <w:proofErr w:type="spellEnd"/>
+      <w:r>
+        <w:t xml:space="preserve"> scratch" est déconseillée aux non experts, car elle nécessite de bien connaître les données minimales à saisir pour pouvoir charger la base de connaissances dans KB3).</w:t>
       </w:r>
       <w:r>
         <w:t xml:space="preserve"> Cette opération est à faire une seule fois</w:t>
       </w:r>
       <w:r>
-        <w:t xml:space="preserve"> pour une base de connaissances donnée (d’ailleurs, elle n’est proposée par VisualFigaro que si le fichier .bdc est absent quand on lance la commande d’édition de ce fichier). Par la suite, si l’on ajoute des types </w:t>
+        <w:t xml:space="preserve"> pour une base de connaissances donnée (d’ailleurs, elle n’est proposée par </w:t>
+      </w:r>
+      <w:proofErr w:type="spellStart"/>
+      <w:r>
+        <w:t>VisualFigaro</w:t>
+      </w:r>
+      <w:proofErr w:type="spellEnd"/>
+      <w:r>
+        <w:t xml:space="preserve"> que si le fichier .</w:t>
+      </w:r>
+      <w:proofErr w:type="spellStart"/>
+      <w:r>
+        <w:t>bdc</w:t>
+      </w:r>
+      <w:proofErr w:type="spellEnd"/>
+      <w:r>
+        <w:t xml:space="preserve"> est absent quand on lance la commande d’édition de ce fichier). Par la suite, si l’on ajoute des types </w:t>
       </w:r>
       <w:r>
         <w:t>dans le fichier .fi</w:t>
@@ -10594,16 +11853,34 @@
         <w:t>, le plus rapide est habituellement de faire du copier-coller à partir de types déjà déclarés dans</w:t>
       </w:r>
       <w:r>
-        <w:t xml:space="preserve"> le fichier .bdc à l’aide de </w:t>
-      </w:r>
+        <w:t xml:space="preserve"> le fichier .</w:t>
+      </w:r>
+      <w:proofErr w:type="spellStart"/>
+      <w:r>
+        <w:t>bdc</w:t>
+      </w:r>
+      <w:proofErr w:type="spellEnd"/>
+      <w:r>
+        <w:t xml:space="preserve"> à l’aide de </w:t>
+      </w:r>
+      <w:proofErr w:type="spellStart"/>
       <w:r>
         <w:t>QxmlEdit</w:t>
       </w:r>
+      <w:proofErr w:type="spellEnd"/>
       <w:r>
         <w:t xml:space="preserve"> </w:t>
       </w:r>
       <w:r>
-        <w:t xml:space="preserve">(ou jEdit) </w:t>
+        <w:t xml:space="preserve">(ou </w:t>
+      </w:r>
+      <w:proofErr w:type="spellStart"/>
+      <w:r>
+        <w:t>jEdit</w:t>
+      </w:r>
+      <w:proofErr w:type="spellEnd"/>
+      <w:r>
+        <w:t xml:space="preserve">) </w:t>
       </w:r>
       <w:r>
         <w:t>pour les y ajouter aussi</w:t>
@@ -10629,11 +11906,21 @@
         <w:t>le fi</w:t>
       </w:r>
       <w:r>
-        <w:t xml:space="preserve">chier .bdc dans </w:t>
-      </w:r>
+        <w:t>chier .</w:t>
+      </w:r>
+      <w:proofErr w:type="spellStart"/>
+      <w:r>
+        <w:t>bdc</w:t>
+      </w:r>
+      <w:proofErr w:type="spellEnd"/>
+      <w:r>
+        <w:t xml:space="preserve"> dans </w:t>
+      </w:r>
+      <w:proofErr w:type="spellStart"/>
       <w:r>
         <w:t>QxmlEdit</w:t>
       </w:r>
+      <w:proofErr w:type="spellEnd"/>
       <w:r>
         <w:t xml:space="preserve">. </w:t>
       </w:r>
@@ -10649,7 +11936,15 @@
         <w:pStyle w:val="Paragraphe"/>
       </w:pPr>
       <w:r>
-        <w:t xml:space="preserve">Le .bdc généré ne contient pas les types intermédiaires (qui ne sont pas des feuilles dans la hiérarchie des types FIGARO) : il sera possible d'en ajouter éventuellement pour factoriser des informations (cf. § </w:t>
+        <w:t>Le .</w:t>
+      </w:r>
+      <w:proofErr w:type="spellStart"/>
+      <w:r>
+        <w:t>bdc</w:t>
+      </w:r>
+      <w:proofErr w:type="spellEnd"/>
+      <w:r>
+        <w:t xml:space="preserve"> généré ne contient pas les types intermédiaires (qui ne sont pas des feuilles dans la hiérarchie des types FIGARO) : il sera possible d'en ajouter éventuellement pour factoriser des informations (cf. § </w:t>
       </w:r>
       <w:r>
         <w:fldChar w:fldCharType="begin"/>
@@ -10712,12 +12007,17 @@
         <w:pStyle w:val="Titre3"/>
       </w:pPr>
       <w:bookmarkStart w:id="17" w:name="_Ref417747541"/>
-      <w:bookmarkStart w:id="18" w:name="_Toc453711994"/>
-      <w:r>
-        <w:t>Spécification des traitements associés à la bdc</w:t>
+      <w:bookmarkStart w:id="18" w:name="_Toc2964562"/>
+      <w:r>
+        <w:t xml:space="preserve">Spécification des traitements associés à la </w:t>
+      </w:r>
+      <w:proofErr w:type="spellStart"/>
+      <w:r>
+        <w:t>bdc</w:t>
       </w:r>
       <w:bookmarkEnd w:id="17"/>
       <w:bookmarkEnd w:id="18"/>
+      <w:proofErr w:type="spellEnd"/>
     </w:p>
     <w:p>
       <w:pPr>
@@ -10727,11 +12027,21 @@
         </w:rPr>
       </w:pPr>
       <w:r>
-        <w:t xml:space="preserve">En ce qui concerne les traitements associés à la bdc, </w:t>
-      </w:r>
+        <w:t xml:space="preserve">En ce qui concerne les traitements associés à la </w:t>
+      </w:r>
+      <w:proofErr w:type="spellStart"/>
+      <w:r>
+        <w:t>bdc</w:t>
+      </w:r>
+      <w:proofErr w:type="spellEnd"/>
+      <w:r>
+        <w:t xml:space="preserve">, </w:t>
+      </w:r>
+      <w:proofErr w:type="spellStart"/>
       <w:r>
         <w:t>VisualFigaro</w:t>
       </w:r>
+      <w:proofErr w:type="spellEnd"/>
       <w:r>
         <w:t xml:space="preserve"> génère par défaut des données (à rectifier éventuellement, surtout en ce qui concerne les groupes de règles) pour les trois types de traitements suivants </w:t>
       </w:r>
@@ -10751,7 +12061,15 @@
         <w:t>peuvent être modifiés, supprimés s'ils n'ont pas de s</w:t>
       </w:r>
       <w:r>
-        <w:t>ens pour la bdc en construction, ou</w:t>
+        <w:t xml:space="preserve">ens pour la </w:t>
+      </w:r>
+      <w:proofErr w:type="spellStart"/>
+      <w:r>
+        <w:t>bdc</w:t>
+      </w:r>
+      <w:proofErr w:type="spellEnd"/>
+      <w:r>
+        <w:t xml:space="preserve"> en construction, ou</w:t>
       </w:r>
       <w:r>
         <w:t xml:space="preserve"> dupliqués et adaptés de façon à proposer à l'utilisateur plusieurs modèles "prêts à l'usage".</w:t>
@@ -10765,13 +12083,28 @@
         <w:pStyle w:val="Paragraphe"/>
       </w:pPr>
       <w:r>
-        <w:t xml:space="preserve">En outre, il est possible d'ajouter des lancements de codes externes qui permettent d'enchaîner automatiquement des opérations telles que la génération d'un  ADD et/ou d'un modèle en Figaro 0 et le lancement d'un traitement  externe (par exemple : </w:t>
-      </w:r>
+        <w:t>En outre, il est possible d'ajouter des lanceme</w:t>
+      </w:r>
+      <w:bookmarkStart w:id="19" w:name="_GoBack"/>
+      <w:bookmarkEnd w:id="19"/>
+      <w:r>
+        <w:t xml:space="preserve">nts de codes externes qui permettent d'enchaîner automatiquement des opérations telles que la génération d'un  ADD et/ou d'un modèle en Figaro 0 et le lancement d'un traitement  externe (par exemple : </w:t>
+      </w:r>
+      <w:proofErr w:type="spellStart"/>
       <w:r>
         <w:t>GRIF.Tree</w:t>
       </w:r>
-      <w:r>
-        <w:t xml:space="preserve"> ou Figseq).</w:t>
+      <w:proofErr w:type="spellEnd"/>
+      <w:r>
+        <w:t xml:space="preserve"> ou </w:t>
+      </w:r>
+      <w:proofErr w:type="spellStart"/>
+      <w:r>
+        <w:t>Figseq</w:t>
+      </w:r>
+      <w:proofErr w:type="spellEnd"/>
+      <w:r>
+        <w:t>).</w:t>
       </w:r>
       <w:r>
         <w:t xml:space="preserve"> </w:t>
@@ -10872,8 +12205,21 @@
         <w:t xml:space="preserve">Bien entendu, il faut aussi installer les codes de calcul qu'on a l'intention d'utiliser. </w:t>
       </w:r>
       <w:r>
-        <w:t>Pour les trois codes de calcul Figseq, YAMS et GRIF.Tree</w:t>
-      </w:r>
+        <w:t xml:space="preserve">Pour les trois codes de calcul </w:t>
+      </w:r>
+      <w:proofErr w:type="spellStart"/>
+      <w:r>
+        <w:t>Figseq</w:t>
+      </w:r>
+      <w:proofErr w:type="spellEnd"/>
+      <w:r>
+        <w:t xml:space="preserve">, YAMS et </w:t>
+      </w:r>
+      <w:proofErr w:type="spellStart"/>
+      <w:r>
+        <w:t>GRIF.Tree</w:t>
+      </w:r>
+      <w:proofErr w:type="spellEnd"/>
       <w:r>
         <w:t>,</w:t>
       </w:r>
@@ -10906,11 +12252,19 @@
           <w:lang w:val="en-GB"/>
         </w:rPr>
       </w:pPr>
+      <w:proofErr w:type="gramStart"/>
       <w:r>
         <w:rPr>
           <w:lang w:val="en-GB"/>
         </w:rPr>
-        <w:t>&lt;?xml version="1.0" encoding="UTF-8" standalone="no"?&gt;</w:t>
+        <w:t>&lt;?xml</w:t>
+      </w:r>
+      <w:proofErr w:type="gramEnd"/>
+      <w:r>
+        <w:rPr>
+          <w:lang w:val="en-GB"/>
+        </w:rPr>
+        <w:t xml:space="preserve"> version="1.0" encoding="UTF-8" standalone="no"?&gt;</w:t>
       </w:r>
     </w:p>
     <w:p>
@@ -10924,7 +12278,99 @@
         <w:rPr>
           <w:lang w:val="en-GB"/>
         </w:rPr>
-        <w:t>&lt;configuration_KB3 xmlns:xsi="http://www.w3.org/2001/XMLSchema-instance" fichier_bdi="E:\KB3Data\db\DigDyn.mdb" fichier_bdci="E:\KB3Data\2 BDC\BDC DigDyn\V1.0\1_Sources\English\DynDig.bdc" xsi:noNamespaceSchemaLocation="KB3Configuration.xsd"&gt;</w:t>
+        <w:t xml:space="preserve">&lt;configuration_KB3 </w:t>
+      </w:r>
+      <w:proofErr w:type="spellStart"/>
+      <w:r>
+        <w:rPr>
+          <w:lang w:val="en-GB"/>
+        </w:rPr>
+        <w:t>xmlns:xsi</w:t>
+      </w:r>
+      <w:proofErr w:type="spellEnd"/>
+      <w:r>
+        <w:rPr>
+          <w:lang w:val="en-GB"/>
+        </w:rPr>
+        <w:t xml:space="preserve">="http://www.w3.org/2001/XMLSchema-instance" </w:t>
+      </w:r>
+      <w:proofErr w:type="spellStart"/>
+      <w:r>
+        <w:rPr>
+          <w:lang w:val="en-GB"/>
+        </w:rPr>
+        <w:t>fichier_bdi</w:t>
+      </w:r>
+      <w:proofErr w:type="spellEnd"/>
+      <w:r>
+        <w:rPr>
+          <w:lang w:val="en-GB"/>
+        </w:rPr>
+        <w:t xml:space="preserve">="E:\KB3Data\db\DigDyn.mdb" </w:t>
+      </w:r>
+      <w:proofErr w:type="spellStart"/>
+      <w:r>
+        <w:rPr>
+          <w:lang w:val="en-GB"/>
+        </w:rPr>
+        <w:t>fichier_bdci</w:t>
+      </w:r>
+      <w:proofErr w:type="spellEnd"/>
+      <w:r>
+        <w:rPr>
+          <w:lang w:val="en-GB"/>
+        </w:rPr>
+        <w:t xml:space="preserve">="E:\KB3Data\2 BDC\BDC </w:t>
+      </w:r>
+      <w:proofErr w:type="spellStart"/>
+      <w:r>
+        <w:rPr>
+          <w:lang w:val="en-GB"/>
+        </w:rPr>
+        <w:t>DigDyn</w:t>
+      </w:r>
+      <w:proofErr w:type="spellEnd"/>
+      <w:r>
+        <w:rPr>
+          <w:lang w:val="en-GB"/>
+        </w:rPr>
+        <w:t>\V1.0\1_Sources\English\</w:t>
+      </w:r>
+      <w:proofErr w:type="spellStart"/>
+      <w:r>
+        <w:rPr>
+          <w:lang w:val="en-GB"/>
+        </w:rPr>
+        <w:t>DynDig.bdc</w:t>
+      </w:r>
+      <w:proofErr w:type="spellEnd"/>
+      <w:r>
+        <w:rPr>
+          <w:lang w:val="en-GB"/>
+        </w:rPr>
+        <w:t xml:space="preserve">" </w:t>
+      </w:r>
+      <w:proofErr w:type="spellStart"/>
+      <w:r>
+        <w:rPr>
+          <w:lang w:val="en-GB"/>
+        </w:rPr>
+        <w:t>xsi</w:t>
+      </w:r>
+      <w:proofErr w:type="gramStart"/>
+      <w:r>
+        <w:rPr>
+          <w:lang w:val="en-GB"/>
+        </w:rPr>
+        <w:t>:noNamespaceSchemaLocation</w:t>
+      </w:r>
+      <w:proofErr w:type="spellEnd"/>
+      <w:proofErr w:type="gramEnd"/>
+      <w:r>
+        <w:rPr>
+          <w:lang w:val="en-GB"/>
+        </w:rPr>
+        <w:t>="KB3Configuration.xsd"&gt;</w:t>
       </w:r>
     </w:p>
     <w:p>
@@ -10938,7 +12384,15 @@
         <w:t xml:space="preserve">  </w:t>
       </w:r>
       <w:r>
-        <w:t>&lt;code&gt;</w:t>
+        <w:t>&lt;</w:t>
+      </w:r>
+      <w:proofErr w:type="gramStart"/>
+      <w:r>
+        <w:t>code</w:t>
+      </w:r>
+      <w:proofErr w:type="gramEnd"/>
+      <w:r>
+        <w:t>&gt;</w:t>
       </w:r>
     </w:p>
     <w:p>
@@ -10946,7 +12400,15 @@
         <w:pStyle w:val="Listing"/>
       </w:pPr>
       <w:r>
-        <w:t xml:space="preserve">    &lt;nom&gt;FIGSEQ</w:t>
+        <w:t xml:space="preserve">    &lt;</w:t>
+      </w:r>
+      <w:proofErr w:type="gramStart"/>
+      <w:r>
+        <w:t>nom&gt;</w:t>
+      </w:r>
+      <w:proofErr w:type="gramEnd"/>
+      <w:r>
+        <w:t>FIGSEQ</w:t>
       </w:r>
       <w:r>
         <w:t>&lt;/nom&gt;</w:t>
@@ -10957,7 +12419,15 @@
         <w:pStyle w:val="Listing"/>
       </w:pPr>
       <w:r>
-        <w:t xml:space="preserve">    &lt;chemin_exe/&gt;</w:t>
+        <w:t xml:space="preserve">    &lt;</w:t>
+      </w:r>
+      <w:proofErr w:type="spellStart"/>
+      <w:r>
+        <w:t>chemin_exe</w:t>
+      </w:r>
+      <w:proofErr w:type="spellEnd"/>
+      <w:r>
+        <w:t>/&gt;</w:t>
       </w:r>
     </w:p>
     <w:p>
@@ -10965,13 +12435,34 @@
         <w:pStyle w:val="Listing"/>
       </w:pPr>
       <w:r>
-        <w:t xml:space="preserve">    &lt;chemin_IHM&gt;C:\Program Files\EDF MRI Tools</w:t>
+        <w:t xml:space="preserve">    &lt;</w:t>
+      </w:r>
+      <w:proofErr w:type="spellStart"/>
+      <w:proofErr w:type="gramStart"/>
+      <w:r>
+        <w:t>chemin_IHM</w:t>
+      </w:r>
+      <w:proofErr w:type="spellEnd"/>
+      <w:r>
+        <w:t>&gt;</w:t>
+      </w:r>
+      <w:proofErr w:type="gramEnd"/>
+      <w:r>
+        <w:t>C:\Program Files\EDF MRI Tools</w:t>
       </w:r>
       <w:r>
         <w:t>\FIGSEQ\figseq-gui</w:t>
       </w:r>
       <w:r>
-        <w:t>.exe&lt;/chemin_IHM&gt;</w:t>
+        <w:t>.exe&lt;/</w:t>
+      </w:r>
+      <w:proofErr w:type="spellStart"/>
+      <w:r>
+        <w:t>chemin_IHM</w:t>
+      </w:r>
+      <w:proofErr w:type="spellEnd"/>
+      <w:r>
+        <w:t>&gt;</w:t>
       </w:r>
     </w:p>
     <w:p>
@@ -10982,7 +12473,15 @@
         <w:t xml:space="preserve">    </w:t>
       </w:r>
       <w:r>
-        <w:t>&lt;chemin_traducteur/&gt;</w:t>
+        <w:t>&lt;</w:t>
+      </w:r>
+      <w:proofErr w:type="spellStart"/>
+      <w:r>
+        <w:t>chemin_traducteur</w:t>
+      </w:r>
+      <w:proofErr w:type="spellEnd"/>
+      <w:r>
+        <w:t>/&gt;</w:t>
       </w:r>
     </w:p>
     <w:p>
@@ -10991,7 +12490,15 @@
       </w:pPr>
       <w:r>
         <w:lastRenderedPageBreak/>
-        <w:t xml:space="preserve">    &lt;chemin_pretraitement/&gt;</w:t>
+        <w:t xml:space="preserve">    &lt;</w:t>
+      </w:r>
+      <w:proofErr w:type="spellStart"/>
+      <w:r>
+        <w:t>chemin_pretraitement</w:t>
+      </w:r>
+      <w:proofErr w:type="spellEnd"/>
+      <w:r>
+        <w:t>/&gt;</w:t>
       </w:r>
     </w:p>
     <w:p>
@@ -10999,7 +12506,15 @@
         <w:pStyle w:val="Listing"/>
       </w:pPr>
       <w:r>
-        <w:t xml:space="preserve">    &lt;chemin_posttraitement/&gt;</w:t>
+        <w:t xml:space="preserve">    &lt;</w:t>
+      </w:r>
+      <w:proofErr w:type="spellStart"/>
+      <w:r>
+        <w:t>chemin_posttraitement</w:t>
+      </w:r>
+      <w:proofErr w:type="spellEnd"/>
+      <w:r>
+        <w:t>/&gt;</w:t>
       </w:r>
     </w:p>
     <w:p>
@@ -11007,10 +12522,31 @@
         <w:pStyle w:val="Listing"/>
       </w:pPr>
       <w:r>
-        <w:t xml:space="preserve">    &lt;sous_repertoire&gt;Figaro0</w:t>
-      </w:r>
-      <w:r>
-        <w:t>&lt;/sous_repertoire&gt;</w:t>
+        <w:t xml:space="preserve">    &lt;</w:t>
+      </w:r>
+      <w:proofErr w:type="spellStart"/>
+      <w:proofErr w:type="gramStart"/>
+      <w:r>
+        <w:t>sous_repertoire</w:t>
+      </w:r>
+      <w:proofErr w:type="spellEnd"/>
+      <w:r>
+        <w:t>&gt;</w:t>
+      </w:r>
+      <w:proofErr w:type="gramEnd"/>
+      <w:r>
+        <w:t>Figaro0</w:t>
+      </w:r>
+      <w:r>
+        <w:t>&lt;/</w:t>
+      </w:r>
+      <w:proofErr w:type="spellStart"/>
+      <w:r>
+        <w:t>sous_repertoire</w:t>
+      </w:r>
+      <w:proofErr w:type="spellEnd"/>
+      <w:r>
+        <w:t>&gt;</w:t>
       </w:r>
     </w:p>
     <w:p>
@@ -11018,7 +12554,23 @@
         <w:pStyle w:val="Listing"/>
       </w:pPr>
       <w:r>
-        <w:t xml:space="preserve">    &lt;ADD_requis&gt;FAUX&lt;/ADD_requis&gt;</w:t>
+        <w:t xml:space="preserve">    &lt;</w:t>
+      </w:r>
+      <w:proofErr w:type="spellStart"/>
+      <w:r>
+        <w:t>ADD_requis</w:t>
+      </w:r>
+      <w:proofErr w:type="spellEnd"/>
+      <w:r>
+        <w:t>&gt;FAUX&lt;/</w:t>
+      </w:r>
+      <w:proofErr w:type="spellStart"/>
+      <w:r>
+        <w:t>ADD_requis</w:t>
+      </w:r>
+      <w:proofErr w:type="spellEnd"/>
+      <w:r>
+        <w:t>&gt;</w:t>
       </w:r>
     </w:p>
     <w:p>
@@ -11049,7 +12601,28 @@
         <w:t xml:space="preserve">    </w:t>
       </w:r>
       <w:r>
-        <w:t>&lt;base_de_faits_requise&gt;FAUX&lt;/base_de_faits_requise&gt;</w:t>
+        <w:t>&lt;</w:t>
+      </w:r>
+      <w:proofErr w:type="spellStart"/>
+      <w:proofErr w:type="gramStart"/>
+      <w:r>
+        <w:t>base_de_faits_requise</w:t>
+      </w:r>
+      <w:proofErr w:type="spellEnd"/>
+      <w:r>
+        <w:t>&gt;</w:t>
+      </w:r>
+      <w:proofErr w:type="gramEnd"/>
+      <w:r>
+        <w:t>FAUX&lt;/</w:t>
+      </w:r>
+      <w:proofErr w:type="spellStart"/>
+      <w:r>
+        <w:t>base_de_faits_requise</w:t>
+      </w:r>
+      <w:proofErr w:type="spellEnd"/>
+      <w:r>
+        <w:t>&gt;</w:t>
       </w:r>
     </w:p>
     <w:p>
@@ -11057,7 +12630,15 @@
         <w:pStyle w:val="Listing"/>
       </w:pPr>
       <w:r>
-        <w:t xml:space="preserve">  &lt;/code&gt;</w:t>
+        <w:t xml:space="preserve">  &lt;/</w:t>
+      </w:r>
+      <w:proofErr w:type="gramStart"/>
+      <w:r>
+        <w:t>code</w:t>
+      </w:r>
+      <w:proofErr w:type="gramEnd"/>
+      <w:r>
+        <w:t>&gt;</w:t>
       </w:r>
     </w:p>
     <w:p>
@@ -11066,7 +12647,15 @@
         <w:keepNext/>
       </w:pPr>
       <w:r>
-        <w:t xml:space="preserve">  &lt;code&gt;</w:t>
+        <w:t xml:space="preserve">  &lt;</w:t>
+      </w:r>
+      <w:proofErr w:type="gramStart"/>
+      <w:r>
+        <w:t>code</w:t>
+      </w:r>
+      <w:proofErr w:type="gramEnd"/>
+      <w:r>
+        <w:t>&gt;</w:t>
       </w:r>
     </w:p>
     <w:p>
@@ -11075,7 +12664,15 @@
         <w:keepNext/>
       </w:pPr>
       <w:r>
-        <w:t xml:space="preserve">    &lt;nom&gt;YAMS&lt;/nom&gt;</w:t>
+        <w:t xml:space="preserve">    &lt;</w:t>
+      </w:r>
+      <w:proofErr w:type="gramStart"/>
+      <w:r>
+        <w:t>nom&gt;</w:t>
+      </w:r>
+      <w:proofErr w:type="gramEnd"/>
+      <w:r>
+        <w:t>YAMS&lt;/nom&gt;</w:t>
       </w:r>
     </w:p>
     <w:p>
@@ -11093,7 +12690,21 @@
         <w:rPr>
           <w:lang w:val="de-DE"/>
         </w:rPr>
-        <w:t>&lt;chemin_exe/&gt;</w:t>
+        <w:t>&lt;</w:t>
+      </w:r>
+      <w:proofErr w:type="spellStart"/>
+      <w:r>
+        <w:rPr>
+          <w:lang w:val="de-DE"/>
+        </w:rPr>
+        <w:t>chemin_exe</w:t>
+      </w:r>
+      <w:proofErr w:type="spellEnd"/>
+      <w:r>
+        <w:rPr>
+          <w:lang w:val="de-DE"/>
+        </w:rPr>
+        <w:t>/&gt;</w:t>
       </w:r>
     </w:p>
     <w:p>
@@ -11108,19 +12719,47 @@
         <w:rPr>
           <w:lang w:val="de-DE"/>
         </w:rPr>
-        <w:t xml:space="preserve">    &lt;chemin_IHM&gt;c:\Program</w:t>
-      </w:r>
+        <w:t xml:space="preserve">    &lt;</w:t>
+      </w:r>
+      <w:proofErr w:type="spellStart"/>
       <w:r>
         <w:rPr>
           <w:lang w:val="de-DE"/>
         </w:rPr>
+        <w:t>chemin_IHM</w:t>
+      </w:r>
+      <w:proofErr w:type="spellEnd"/>
+      <w:r>
+        <w:rPr>
+          <w:lang w:val="de-DE"/>
+        </w:rPr>
+        <w:t>&gt;c:\Program</w:t>
+      </w:r>
+      <w:r>
+        <w:rPr>
+          <w:lang w:val="de-DE"/>
+        </w:rPr>
         <w:t xml:space="preserve"> Files\EDF MRI Tools\YAMS\yams-gui</w:t>
       </w:r>
       <w:r>
         <w:rPr>
           <w:lang w:val="de-DE"/>
         </w:rPr>
-        <w:t>.exe&lt;/chemin_IHM&gt;</w:t>
+        <w:t>.exe&lt;/</w:t>
+      </w:r>
+      <w:proofErr w:type="spellStart"/>
+      <w:r>
+        <w:rPr>
+          <w:lang w:val="de-DE"/>
+        </w:rPr>
+        <w:t>chemin_IHM</w:t>
+      </w:r>
+      <w:proofErr w:type="spellEnd"/>
+      <w:r>
+        <w:rPr>
+          <w:lang w:val="de-DE"/>
+        </w:rPr>
+        <w:t>&gt;</w:t>
       </w:r>
     </w:p>
     <w:p>
@@ -11135,7 +12774,15 @@
         <w:t xml:space="preserve">    </w:t>
       </w:r>
       <w:r>
-        <w:t>&lt;chemin_traducteur/&gt;</w:t>
+        <w:t>&lt;</w:t>
+      </w:r>
+      <w:proofErr w:type="spellStart"/>
+      <w:r>
+        <w:t>chemin_traducteur</w:t>
+      </w:r>
+      <w:proofErr w:type="spellEnd"/>
+      <w:r>
+        <w:t>/&gt;</w:t>
       </w:r>
     </w:p>
     <w:p>
@@ -11144,7 +12791,15 @@
         <w:keepNext/>
       </w:pPr>
       <w:r>
-        <w:t xml:space="preserve">    &lt;chemin_pretraitement/&gt;</w:t>
+        <w:t xml:space="preserve">    &lt;</w:t>
+      </w:r>
+      <w:proofErr w:type="spellStart"/>
+      <w:r>
+        <w:t>chemin_pretraitement</w:t>
+      </w:r>
+      <w:proofErr w:type="spellEnd"/>
+      <w:r>
+        <w:t>/&gt;</w:t>
       </w:r>
     </w:p>
     <w:p>
@@ -11153,7 +12808,15 @@
         <w:keepNext/>
       </w:pPr>
       <w:r>
-        <w:t xml:space="preserve">    &lt;chemin_posttraitement/&gt;</w:t>
+        <w:t xml:space="preserve">    &lt;</w:t>
+      </w:r>
+      <w:proofErr w:type="spellStart"/>
+      <w:r>
+        <w:t>chemin_posttraitement</w:t>
+      </w:r>
+      <w:proofErr w:type="spellEnd"/>
+      <w:r>
+        <w:t>/&gt;</w:t>
       </w:r>
     </w:p>
     <w:p>
@@ -11162,13 +12825,31 @@
         <w:keepNext/>
       </w:pPr>
       <w:r>
-        <w:t xml:space="preserve">    &lt;sous_repertoire&gt;</w:t>
-      </w:r>
+        <w:t xml:space="preserve">    &lt;</w:t>
+      </w:r>
+      <w:proofErr w:type="spellStart"/>
+      <w:proofErr w:type="gramStart"/>
+      <w:r>
+        <w:t>sous_repertoire</w:t>
+      </w:r>
+      <w:proofErr w:type="spellEnd"/>
+      <w:r>
+        <w:t>&gt;</w:t>
+      </w:r>
+      <w:proofErr w:type="gramEnd"/>
       <w:r>
         <w:t>Figaro0</w:t>
       </w:r>
       <w:r>
-        <w:t>&lt;/sous_repertoire&gt;</w:t>
+        <w:t>&lt;/</w:t>
+      </w:r>
+      <w:proofErr w:type="spellStart"/>
+      <w:r>
+        <w:t>sous_repertoire</w:t>
+      </w:r>
+      <w:proofErr w:type="spellEnd"/>
+      <w:r>
+        <w:t>&gt;</w:t>
       </w:r>
     </w:p>
     <w:p>
@@ -11177,7 +12858,23 @@
         <w:keepNext/>
       </w:pPr>
       <w:r>
-        <w:t xml:space="preserve">    &lt;ADD_requis&gt;FAUX&lt;/ADD_requis&gt;</w:t>
+        <w:t xml:space="preserve">    &lt;</w:t>
+      </w:r>
+      <w:proofErr w:type="spellStart"/>
+      <w:r>
+        <w:t>ADD_requis</w:t>
+      </w:r>
+      <w:proofErr w:type="spellEnd"/>
+      <w:r>
+        <w:t>&gt;FAUX&lt;/</w:t>
+      </w:r>
+      <w:proofErr w:type="spellStart"/>
+      <w:r>
+        <w:t>ADD_requis</w:t>
+      </w:r>
+      <w:proofErr w:type="spellEnd"/>
+      <w:r>
+        <w:t>&gt;</w:t>
       </w:r>
     </w:p>
     <w:p>
@@ -11210,7 +12907,28 @@
         <w:t xml:space="preserve">    </w:t>
       </w:r>
       <w:r>
-        <w:t>&lt;base_de_faits_requise&gt;FAUX&lt;/base_de_faits_requise&gt;</w:t>
+        <w:t>&lt;</w:t>
+      </w:r>
+      <w:proofErr w:type="spellStart"/>
+      <w:proofErr w:type="gramStart"/>
+      <w:r>
+        <w:t>base_de_faits_requise</w:t>
+      </w:r>
+      <w:proofErr w:type="spellEnd"/>
+      <w:r>
+        <w:t>&gt;</w:t>
+      </w:r>
+      <w:proofErr w:type="gramEnd"/>
+      <w:r>
+        <w:t>FAUX&lt;/</w:t>
+      </w:r>
+      <w:proofErr w:type="spellStart"/>
+      <w:r>
+        <w:t>base_de_faits_requise</w:t>
+      </w:r>
+      <w:proofErr w:type="spellEnd"/>
+      <w:r>
+        <w:t>&gt;</w:t>
       </w:r>
     </w:p>
     <w:p>
@@ -11219,7 +12937,15 @@
         <w:keepNext/>
       </w:pPr>
       <w:r>
-        <w:t xml:space="preserve">  &lt;/code&gt;</w:t>
+        <w:t xml:space="preserve">  &lt;/</w:t>
+      </w:r>
+      <w:proofErr w:type="gramStart"/>
+      <w:r>
+        <w:t>code</w:t>
+      </w:r>
+      <w:proofErr w:type="gramEnd"/>
+      <w:r>
+        <w:t>&gt;</w:t>
       </w:r>
     </w:p>
     <w:p>
@@ -11274,7 +13000,23 @@
         <w:t>Remarque</w:t>
       </w:r>
       <w:r>
-        <w:t xml:space="preserve"> : Dans la plupart des cas (et comme dans les exemples ci-dessus), le seul champ &lt;chemin_xx&gt; utile est &lt;chemin_IHM&gt;. Si d'autres champs doivent être remplis, il faut prendre garde au fait que pour le pré et le post traitement, il faut donner le nom du </w:t>
+        <w:t xml:space="preserve"> : Dans la plupart des cas (et comme dans les exemples ci-dessus), le seul champ &lt;</w:t>
+      </w:r>
+      <w:proofErr w:type="spellStart"/>
+      <w:r>
+        <w:t>chemin_xx</w:t>
+      </w:r>
+      <w:proofErr w:type="spellEnd"/>
+      <w:r>
+        <w:t>&gt; utile est &lt;</w:t>
+      </w:r>
+      <w:proofErr w:type="spellStart"/>
+      <w:r>
+        <w:t>chemin_IHM</w:t>
+      </w:r>
+      <w:proofErr w:type="spellEnd"/>
+      <w:r>
+        <w:t xml:space="preserve">&gt;. Si d'autres champs doivent être remplis, il faut prendre garde au fait que pour le pré et le post traitement, il faut donner le nom du </w:t>
       </w:r>
       <w:r>
         <w:rPr>
@@ -11292,10 +13034,26 @@
         <w:pStyle w:val="Paragraphe"/>
       </w:pPr>
       <w:r>
-        <w:t>Le champ &lt;sous_repertoire&gt; donne le nom d'un</w:t>
-      </w:r>
-      <w:r>
-        <w:t xml:space="preserve"> sous-répertoire du répertoire KB3data/extern (KB3data</w:t>
+        <w:t>Le champ &lt;</w:t>
+      </w:r>
+      <w:proofErr w:type="spellStart"/>
+      <w:r>
+        <w:t>sous_repertoire</w:t>
+      </w:r>
+      <w:proofErr w:type="spellEnd"/>
+      <w:r>
+        <w:t>&gt; donne le nom d'un</w:t>
+      </w:r>
+      <w:r>
+        <w:t xml:space="preserve"> sous-répertoire du répertoire KB3data/</w:t>
+      </w:r>
+      <w:proofErr w:type="spellStart"/>
+      <w:r>
+        <w:t>extern</w:t>
+      </w:r>
+      <w:proofErr w:type="spellEnd"/>
+      <w:r>
+        <w:t xml:space="preserve"> (KB3data</w:t>
       </w:r>
       <w:r>
         <w:t xml:space="preserve"> désignant le répertoire qui contient la base de données chargée dans KB3) dans lequel seront créées les données temporaires nécessaires au lancement du code externe correspondant.</w:t>
@@ -11306,7 +13064,15 @@
         <w:pStyle w:val="Paragraphe"/>
       </w:pPr>
       <w:r>
-        <w:t xml:space="preserve">Les opérations préliminaires décrites précédemment étant faites, il reste maintenant à insérer dans le fichier .bdc </w:t>
+        <w:t>Les opérations préliminaires décrites précédemment étant faites, il reste maintenant à insérer dans le fichier .</w:t>
+      </w:r>
+      <w:proofErr w:type="spellStart"/>
+      <w:r>
+        <w:t>bdc</w:t>
+      </w:r>
+      <w:proofErr w:type="spellEnd"/>
+      <w:r>
+        <w:t xml:space="preserve"> </w:t>
       </w:r>
       <w:r>
         <w:t xml:space="preserve">de la base de connaissances en cours de construction </w:t>
@@ -11320,10 +13086,26 @@
         <w:pStyle w:val="Paragraphe"/>
       </w:pPr>
       <w:r>
-        <w:t xml:space="preserve">Le seul lien entre la déclaration d’un traitement externe dans le fichier .bdc et le fichier </w:t>
-      </w:r>
-      <w:r>
-        <w:t>KB3Configuration.xml est le nom du code. Il faut donc faire attention à ne pas se tromper en le saisissant dans l’IHM VisualFigaro (il n’y a pas de contrôle).</w:t>
+        <w:t>Le seul lien entre la déclaration d’un traitement externe dans le fichier .</w:t>
+      </w:r>
+      <w:proofErr w:type="spellStart"/>
+      <w:r>
+        <w:t>bdc</w:t>
+      </w:r>
+      <w:proofErr w:type="spellEnd"/>
+      <w:r>
+        <w:t xml:space="preserve"> et le fichier </w:t>
+      </w:r>
+      <w:r>
+        <w:t xml:space="preserve">KB3Configuration.xml est le nom du code. Il faut donc faire attention à ne pas se tromper en le saisissant dans l’IHM </w:t>
+      </w:r>
+      <w:proofErr w:type="spellStart"/>
+      <w:r>
+        <w:t>VisualFigaro</w:t>
+      </w:r>
+      <w:proofErr w:type="spellEnd"/>
+      <w:r>
+        <w:t xml:space="preserve"> (il n’y a pas de contrôle).</w:t>
       </w:r>
     </w:p>
     <w:p>
@@ -11331,10 +13113,26 @@
         <w:pStyle w:val="Paragraphe"/>
       </w:pPr>
       <w:r>
-        <w:t xml:space="preserve">Voici un exemple de ce qui est introduit dans le fichier .bdc à la suite de la déclaration d’un traitement externe </w:t>
-      </w:r>
-      <w:r>
-        <w:t xml:space="preserve"> permettant de lancer Figseq sans avoir à faire manuellement la génération du Figaro 0 au préalable.</w:t>
+        <w:t>Voici un exemple de ce qui est introduit dans le fichier .</w:t>
+      </w:r>
+      <w:proofErr w:type="spellStart"/>
+      <w:r>
+        <w:t>bdc</w:t>
+      </w:r>
+      <w:proofErr w:type="spellEnd"/>
+      <w:r>
+        <w:t xml:space="preserve"> à la suite de la déclaration d’un traitement externe </w:t>
+      </w:r>
+      <w:r>
+        <w:t xml:space="preserve"> permettant de lancer </w:t>
+      </w:r>
+      <w:proofErr w:type="spellStart"/>
+      <w:r>
+        <w:t>Figseq</w:t>
+      </w:r>
+      <w:proofErr w:type="spellEnd"/>
+      <w:r>
+        <w:t xml:space="preserve"> sans avoir à faire manuellement la génération du Figaro 0 au préalable.</w:t>
       </w:r>
     </w:p>
     <w:p>
@@ -11370,7 +13168,15 @@
       </w:r>
       <w:r>
         <w:tab/>
-        <w:t>&lt;DESCRIPTION&gt;Génère le figaro 0 et lance Figseq&lt;/DESCRIPTION&gt;</w:t>
+        <w:t xml:space="preserve">&lt;DESCRIPTION&gt;Génère le figaro 0 et lance </w:t>
+      </w:r>
+      <w:proofErr w:type="spellStart"/>
+      <w:r>
+        <w:t>Figseq</w:t>
+      </w:r>
+      <w:proofErr w:type="spellEnd"/>
+      <w:r>
+        <w:t>&lt;/DESCRIPTION&gt;</w:t>
       </w:r>
     </w:p>
     <w:p>
@@ -11499,8 +13305,21 @@
       </w:r>
     </w:p>
     <w:p>
-      <w:r>
-        <w:t>du fichier .bdc et les champs</w:t>
+      <w:proofErr w:type="gramStart"/>
+      <w:r>
+        <w:t>du</w:t>
+      </w:r>
+      <w:proofErr w:type="gramEnd"/>
+      <w:r>
+        <w:t xml:space="preserve"> fichier .</w:t>
+      </w:r>
+      <w:proofErr w:type="spellStart"/>
+      <w:r>
+        <w:t>bdc</w:t>
+      </w:r>
+      <w:proofErr w:type="spellEnd"/>
+      <w:r>
+        <w:t xml:space="preserve"> et les champs</w:t>
       </w:r>
     </w:p>
     <w:p>
@@ -11509,13 +13328,29 @@
       </w:pPr>
       <w:r>
         <w:lastRenderedPageBreak/>
-        <w:t>&lt;ADD_requis&gt;</w:t>
+        <w:t>&lt;</w:t>
+      </w:r>
+      <w:proofErr w:type="spellStart"/>
+      <w:r>
+        <w:t>ADD_requis</w:t>
+      </w:r>
+      <w:proofErr w:type="spellEnd"/>
+      <w:r>
+        <w:t>&gt;</w:t>
       </w:r>
       <w:r>
         <w:t>FAUX</w:t>
       </w:r>
       <w:r>
-        <w:t>&lt;/ADD_requis&gt;</w:t>
+        <w:t>&lt;/</w:t>
+      </w:r>
+      <w:proofErr w:type="spellStart"/>
+      <w:r>
+        <w:t>ADD_requis</w:t>
+      </w:r>
+      <w:proofErr w:type="spellEnd"/>
+      <w:r>
+        <w:t>&gt;</w:t>
       </w:r>
     </w:p>
     <w:p>
@@ -11527,8 +13362,13 @@
       </w:r>
     </w:p>
     <w:p>
-      <w:r>
-        <w:t xml:space="preserve">du fichier </w:t>
+      <w:proofErr w:type="gramStart"/>
+      <w:r>
+        <w:t>du</w:t>
+      </w:r>
+      <w:proofErr w:type="gramEnd"/>
+      <w:r>
+        <w:t xml:space="preserve"> fichier </w:t>
       </w:r>
       <w:r>
         <w:t>KB3Configuration.xml</w:t>
@@ -11545,7 +13385,15 @@
         <w:t xml:space="preserve"> informations du fic</w:t>
       </w:r>
       <w:r>
-        <w:t xml:space="preserve">hier .bdc sont prises en compte au moment de l’affichage de la fenêtre KB3 « Lancement traitement externe » pour griser certaines cases, mais quand on clique pour lancer effectivement le traitement, une vérification de conformité avec ce qui est mentionné dans le fichier </w:t>
+        <w:t>hier .</w:t>
+      </w:r>
+      <w:proofErr w:type="spellStart"/>
+      <w:r>
+        <w:t>bdc</w:t>
+      </w:r>
+      <w:proofErr w:type="spellEnd"/>
+      <w:r>
+        <w:t xml:space="preserve"> sont prises en compte au moment de l’affichage de la fenêtre KB3 « Lancement traitement externe » pour griser certaines cases, mais quand on clique pour lancer effectivement le traitement, une vérification de conformité avec ce qui est mentionné dans le fichier </w:t>
       </w:r>
       <w:r>
         <w:t>KB3Configuration.xml</w:t>
@@ -11571,8 +13419,13 @@
       <w:r>
         <w:t>.</w:t>
       </w:r>
-      <w:r>
-        <w:t xml:space="preserve">bdc ce qui est spécifié pour le code à lancer dans le fichier </w:t>
+      <w:proofErr w:type="spellStart"/>
+      <w:r>
+        <w:t>bdc</w:t>
+      </w:r>
+      <w:proofErr w:type="spellEnd"/>
+      <w:r>
+        <w:t xml:space="preserve"> ce qui est spécifié pour le code à lancer dans le fichier </w:t>
       </w:r>
       <w:r>
         <w:t>KB3Configuration.xml</w:t>
@@ -11582,10 +13435,53 @@
       </w:r>
     </w:p>
     <w:p>
+      <w:r>
+        <w:t>Si des groupes de règles ont été définis dans le fichier .fi, o</w:t>
+      </w:r>
+      <w:r>
+        <w:t xml:space="preserve">n est amené à </w:t>
+      </w:r>
+      <w:r>
+        <w:t>préciser</w:t>
+      </w:r>
+      <w:r>
+        <w:t xml:space="preserve"> dans le .</w:t>
+      </w:r>
+      <w:proofErr w:type="spellStart"/>
+      <w:r>
+        <w:t>bdc</w:t>
+      </w:r>
+      <w:proofErr w:type="spellEnd"/>
+      <w:r>
+        <w:t xml:space="preserve"> les groupes de règles à considérer pour chaque type de traitement. Il faut tenir compte du fait que les règles non attribuées à un (des) groupe(s) sont considérées comme faisant partie </w:t>
+      </w:r>
+      <w:r>
+        <w:t>du</w:t>
+      </w:r>
+      <w:r>
+        <w:t xml:space="preserve"> groupe SANS_NOM. </w:t>
+      </w:r>
+      <w:r>
+        <w:t xml:space="preserve">Si on ne précise pas quels groupes de règles il faut utiliser pour un traitement donné, </w:t>
+      </w:r>
+      <w:r>
+        <w:rPr>
+          <w:i/>
+        </w:rPr>
+        <w:t>toutes</w:t>
+      </w:r>
+      <w:r>
+        <w:t xml:space="preserve"> les règles sont utilisées.</w:t>
+      </w:r>
+      <w:r>
+        <w:t xml:space="preserve"> On peut déclarer les choix de groupes de règles faits dans la base de connaissance comme modifiables ou non par l'utilisateur de la base de connaissances dans KB3. </w:t>
+      </w:r>
+    </w:p>
+    <w:p>
       <w:pPr>
         <w:pStyle w:val="Titre3"/>
       </w:pPr>
-      <w:bookmarkStart w:id="20" w:name="_Toc453711995"/>
+      <w:bookmarkStart w:id="20" w:name="_Toc2964563"/>
       <w:r>
         <w:t>Premiers tests</w:t>
       </w:r>
@@ -11596,7 +13492,15 @@
         <w:pStyle w:val="Paragraphe"/>
       </w:pPr>
       <w:r>
-        <w:t xml:space="preserve">On peut à ce stade charger la bdc dans KB3 et faire des tests en remplissant les interfaces à la main. Tous les objets (nœuds et liens) peuvent être créés, et on peut brancher tout lien sur tout nœud (mais cela n'affecte pas </w:t>
+        <w:t xml:space="preserve">On peut à ce stade charger la </w:t>
+      </w:r>
+      <w:proofErr w:type="spellStart"/>
+      <w:r>
+        <w:t>bdc</w:t>
+      </w:r>
+      <w:proofErr w:type="spellEnd"/>
+      <w:r>
+        <w:t xml:space="preserve"> dans KB3 et faire des tests en remplissant les interfaces à la main. Tous les objets (nœuds et liens) peuvent être créés, et on peut brancher tout lien sur tout nœud (mais cela n'affecte pas </w:t>
       </w:r>
       <w:r>
         <w:t>les interfaces). Les icônes sont toutes identiques à l'icône par défaut</w:t>
@@ -11625,34 +13529,31 @@
         <w:t>s</w:t>
       </w:r>
       <w:r>
-        <w:t xml:space="preserve"> groupes de règles, au niveau de la simulation, génération d'ADD, et de </w:t>
+        <w:t xml:space="preserve"> groupes de règles,</w:t>
+      </w:r>
+      <w:r>
+        <w:t xml:space="preserve"> pour chaque type de traitement</w:t>
+      </w:r>
+      <w:r>
+        <w:t xml:space="preserve">. </w:t>
       </w:r>
       <w:r>
         <w:rPr>
           <w:bCs/>
         </w:rPr>
-        <w:t>FIGSEQ</w:t>
-      </w:r>
-      <w:r>
-        <w:t xml:space="preserve">. </w:t>
+        <w:t xml:space="preserve">Suivant les résultats, </w:t>
       </w:r>
       <w:r>
         <w:rPr>
           <w:bCs/>
         </w:rPr>
-        <w:t>Suivant les résultats, supprimer ou modifier les modèles de traitement</w:t>
-      </w:r>
-      <w:r>
-        <w:t xml:space="preserve"> </w:t>
-      </w:r>
-      <w:r>
-        <w:t>(attention en particulier aux groupes de règles : aucun n'est déclaré par défaut</w:t>
-      </w:r>
-      <w:r>
-        <w:t>, mais le groupe SANS_NOM est toujours pris en compte</w:t>
-      </w:r>
-      <w:r>
-        <w:t>)</w:t>
+        <w:t xml:space="preserve">on peut </w:t>
+      </w:r>
+      <w:r>
+        <w:rPr>
+          <w:bCs/>
+        </w:rPr>
+        <w:t>supprimer ou modifier les modèles de traitement</w:t>
       </w:r>
       <w:r>
         <w:t>.</w:t>
@@ -11668,12 +13569,14 @@
       <w:r>
         <w:t xml:space="preserve"> dans le type </w:t>
       </w:r>
+      <w:proofErr w:type="spellStart"/>
       <w:r>
         <w:rPr>
           <w:rFonts w:ascii="Courier" w:hAnsi="Courier"/>
         </w:rPr>
         <w:t>arete_uni_dir</w:t>
       </w:r>
+      <w:proofErr w:type="spellEnd"/>
       <w:r>
         <w:t xml:space="preserve"> :</w:t>
       </w:r>
@@ -11691,53 +13594,95 @@
         <w:pStyle w:val="Listing"/>
       </w:pPr>
       <w:r>
-        <w:t xml:space="preserve">SI relie DE depart ET MARCHE </w:t>
+        <w:t xml:space="preserve">SI relie DE </w:t>
+      </w:r>
+      <w:proofErr w:type="spellStart"/>
+      <w:r>
+        <w:t>depart</w:t>
+      </w:r>
+      <w:proofErr w:type="spellEnd"/>
+      <w:r>
+        <w:t xml:space="preserve"> ET MARCHE </w:t>
       </w:r>
       <w:r>
         <w:rPr>
           <w:b/>
           <w:bCs/>
         </w:rPr>
-        <w:t>ET MARCHE DE arrivee</w:t>
-      </w:r>
-    </w:p>
-    <w:p>
-      <w:pPr>
-        <w:pStyle w:val="Listing"/>
-      </w:pPr>
-      <w:r>
-        <w:t>ALORS relie DE arrivee ;</w:t>
-      </w:r>
-    </w:p>
-    <w:p>
-      <w:pPr>
-        <w:pStyle w:val="Titre2"/>
-      </w:pPr>
-      <w:bookmarkStart w:id="21" w:name="_Toc453711996"/>
-      <w:r>
-        <w:t>Spécifier les points de connexion</w:t>
-      </w:r>
-      <w:bookmarkEnd w:id="21"/>
-    </w:p>
-    <w:p>
-      <w:r>
-        <w:t>L’IHM de KB3 permet de définir des interfaces graphiques « intelligentes » capables de connecter (ou refuser de connecter) un lien à un nœud en fonction des instructions contenues dans le fichier .bdc. Il est également possible de faire en sorte que le lien aille automatiquement s’accrocher à  tel ou tel point de connexion (en remplissant une ou plusieurs interfaces d’objets FIGARO), sans obliger l’utilisateur à le viser précisément.</w:t>
-      </w:r>
-    </w:p>
-    <w:p>
-      <w:r>
-        <w:t>Afin que les instructions de remplissage d'interfaces aient un sens, il est nécessaire de mettre des contraintes sur les possibilités d'attacher un lien donné sur des points de connexion de nœuds donnés. Ces contraintes peuvent être déclarées au niveau des liens et/ou des nœuds, dans la sous-structure CONNEXION_ACCEPTEE.</w:t>
-      </w:r>
-    </w:p>
-    <w:p>
-      <w:r>
-        <w:t xml:space="preserve">Au niveau des nœuds, on définit des </w:t>
-      </w:r>
+        <w:t xml:space="preserve">ET MARCHE </w:t>
+      </w:r>
+      <w:proofErr w:type="gramStart"/>
       <w:r>
         <w:rPr>
           <w:b/>
           <w:bCs/>
         </w:rPr>
+        <w:t xml:space="preserve">DE </w:t>
+      </w:r>
+      <w:proofErr w:type="spellStart"/>
+      <w:r>
+        <w:rPr>
+          <w:b/>
+          <w:bCs/>
+        </w:rPr>
+        <w:t>arrivee</w:t>
+      </w:r>
+      <w:proofErr w:type="spellEnd"/>
+      <w:proofErr w:type="gramEnd"/>
+    </w:p>
+    <w:p>
+      <w:pPr>
+        <w:pStyle w:val="Listing"/>
+      </w:pPr>
+      <w:r>
+        <w:t xml:space="preserve">ALORS relie DE </w:t>
+      </w:r>
+      <w:proofErr w:type="spellStart"/>
+      <w:r>
+        <w:t>arrivee</w:t>
+      </w:r>
+      <w:proofErr w:type="spellEnd"/>
+      <w:r>
+        <w:t xml:space="preserve"> ;</w:t>
+      </w:r>
+    </w:p>
+    <w:p>
+      <w:pPr>
+        <w:pStyle w:val="Titre2"/>
+      </w:pPr>
+      <w:bookmarkStart w:id="21" w:name="_Toc2964564"/>
+      <w:r>
+        <w:t>Spécifier les points de connexion</w:t>
+      </w:r>
+      <w:bookmarkEnd w:id="21"/>
+    </w:p>
+    <w:p>
+      <w:r>
+        <w:t>L’IHM de KB3 permet de définir des interfaces graphiques « intelligentes » capables de connecter (ou refuser de connecter) un lien à un nœud en fonction des instructions contenues dans le fichier .</w:t>
+      </w:r>
+      <w:proofErr w:type="spellStart"/>
+      <w:r>
+        <w:t>bdc</w:t>
+      </w:r>
+      <w:proofErr w:type="spellEnd"/>
+      <w:r>
+        <w:t>. Il est également possible de faire en sorte que le lien aille automatiquement s’accrocher à  tel ou tel point de connexion (en remplissant une ou plusieurs interfaces d’objets FIGARO), sans obliger l’utilisateur à le viser précisément.</w:t>
+      </w:r>
+    </w:p>
+    <w:p>
+      <w:r>
+        <w:t>Afin que les instructions de remplissage d'interfaces aient un sens, il est nécessaire de mettre des contraintes sur les possibilités d'attacher un lien donné sur des points de connexion de nœuds donnés. Ces contraintes peuvent être déclarées au niveau des liens et/ou des nœuds, dans la sous-structure CONNEXION_ACCEPTEE.</w:t>
+      </w:r>
+    </w:p>
+    <w:p>
+      <w:r>
+        <w:t xml:space="preserve">Au niveau des nœuds, on définit des </w:t>
+      </w:r>
+      <w:r>
+        <w:rPr>
+          <w:b/>
+          <w:bCs/>
+        </w:rPr>
         <w:t>points de connexion</w:t>
       </w:r>
       <w:r>
@@ -11763,11 +13708,60 @@
     </w:p>
     <w:p>
       <w:r>
-        <w:t>C’est ainsi que par exemple, au sein d’une même bdc, on pourra avoir un lien représentant un tuyau et allant d’un point de connexion « out » d’un type composant_hydraulique à un point de connexion « in » d’un type composant_hydraulique, et un autre lien représentant un câble électrique et allant d’un point de connexion « out » d’un type composant_electrique à un point de connexion « in » d’un type composant_electrique. Le même résultat serait obtenu en différenciant les noms des points de connexion suivant qu'ils appartiennent à des composants électriques ou hydrauliques, ce qui permettrait d’autoriser la connexion des liens sur le type FIGARO, qui est le père de tous les types. La première solution est préférable car elle évite l'inflation du vocabulaire de la bdc, qui est une source d'erreurs.</w:t>
-      </w:r>
-    </w:p>
-    <w:p>
-      <w:r>
+        <w:t xml:space="preserve">C’est ainsi que par exemple, au sein d’une même </w:t>
+      </w:r>
+      <w:proofErr w:type="spellStart"/>
+      <w:r>
+        <w:t>bdc</w:t>
+      </w:r>
+      <w:proofErr w:type="spellEnd"/>
+      <w:r>
+        <w:t xml:space="preserve">, on pourra avoir un lien représentant un tuyau et allant d’un point de connexion « out » d’un type </w:t>
+      </w:r>
+      <w:proofErr w:type="spellStart"/>
+      <w:r>
+        <w:t>composant_hydraulique</w:t>
+      </w:r>
+      <w:proofErr w:type="spellEnd"/>
+      <w:r>
+        <w:t xml:space="preserve"> à un point de connexion « in » d’un type </w:t>
+      </w:r>
+      <w:proofErr w:type="spellStart"/>
+      <w:r>
+        <w:t>composant_hydraulique</w:t>
+      </w:r>
+      <w:proofErr w:type="spellEnd"/>
+      <w:r>
+        <w:t xml:space="preserve">, et un autre lien représentant un câble électrique et allant d’un point de connexion « out » d’un type </w:t>
+      </w:r>
+      <w:proofErr w:type="spellStart"/>
+      <w:r>
+        <w:t>composant_electrique</w:t>
+      </w:r>
+      <w:proofErr w:type="spellEnd"/>
+      <w:r>
+        <w:t xml:space="preserve"> à un point de connexion « in » d’un type </w:t>
+      </w:r>
+      <w:proofErr w:type="spellStart"/>
+      <w:r>
+        <w:t>composant_electrique</w:t>
+      </w:r>
+      <w:proofErr w:type="spellEnd"/>
+      <w:r>
+        <w:t xml:space="preserve">. Le même résultat serait obtenu en différenciant les noms des points de connexion suivant qu'ils appartiennent à des composants électriques ou hydrauliques, ce qui permettrait d’autoriser la connexion des liens sur le type FIGARO, qui est le père de tous les types. La première solution est préférable car elle évite l'inflation du vocabulaire de la </w:t>
+      </w:r>
+      <w:proofErr w:type="spellStart"/>
+      <w:r>
+        <w:t>bdc</w:t>
+      </w:r>
+      <w:proofErr w:type="spellEnd"/>
+      <w:r>
+        <w:t>, qui est une source d'erreurs.</w:t>
+      </w:r>
+    </w:p>
+    <w:p>
+      <w:r>
+        <w:lastRenderedPageBreak/>
         <w:t xml:space="preserve">Deux philosophies différentes sont possibles pour placer géographiquement les points de connexion d’un nœud, suivant que l’on pense que l’utilisateur voudra viser des points précis ou non pour "accrocher" les liens de son modèle : </w:t>
       </w:r>
     </w:p>
@@ -11779,11 +13773,7 @@
         </w:numPr>
       </w:pPr>
       <w:r>
-        <w:t xml:space="preserve">on peut donner des contraintes discriminantes sur les types de liens qu'il est possible d'accrocher à chaque point de connexion, avec des règles de remplissage d'interfaces adaptées à chaque cas </w:t>
-      </w:r>
-      <w:r>
-        <w:lastRenderedPageBreak/>
-        <w:t>(dans ce cas, il sera inutile de viser, et il sera possible d'avoir plusieurs points de connexion superposés, par exemple au point (0, 0)),</w:t>
+        <w:t>on peut donner des contraintes discriminantes sur les types de liens qu'il est possible d'accrocher à chaque point de connexion, avec des règles de remplissage d'interfaces adaptées à chaque cas (dans ce cas, il sera inutile de viser, et il sera possible d'avoir plusieurs points de connexion superposés, par exemple au point (0, 0)),</w:t>
       </w:r>
     </w:p>
     <w:p>
@@ -11799,7 +13789,15 @@
     </w:p>
     <w:p>
       <w:r>
-        <w:t xml:space="preserve"> La première solution est évidemment la plus satisfaisante dans la majorité des cas ; elle a l'avantage de minimiser le nombre de noms de points de connexion à créer et donc à gérer par la suite. En particulier, elle permet de ne pas avoir à retoucher (sauf peut-être en ce qui concerne la position en X et Y) les points de connexion créés par défaut lors de la génération du squelette du fichier .bdc à partir du fichier .fi.</w:t>
+        <w:t xml:space="preserve"> La première solution est évidemment la plus satisfaisante dans la majorité des cas ; elle a l'avantage de minimiser le nombre de noms de points de connexion à créer et donc à gérer par la suite. En particulier, elle permet de ne pas avoir à retoucher (sauf peut-être en ce qui concerne la position en X et Y) les points de connexion créés par défaut lors de la génération du squelette du fichier .</w:t>
+      </w:r>
+      <w:proofErr w:type="spellStart"/>
+      <w:r>
+        <w:t>bdc</w:t>
+      </w:r>
+      <w:proofErr w:type="spellEnd"/>
+      <w:r>
+        <w:t xml:space="preserve"> à partir du fichier .fi.</w:t>
       </w:r>
     </w:p>
     <w:p>
@@ -11816,7 +13814,7 @@
       <w:pPr>
         <w:pStyle w:val="Titre2"/>
       </w:pPr>
-      <w:bookmarkStart w:id="22" w:name="_Toc453711997"/>
+      <w:bookmarkStart w:id="22" w:name="_Toc2964565"/>
       <w:r>
         <w:t>Renseigner les contraintes de connexion et les règles de remplissage des interfaces</w:t>
       </w:r>
@@ -11869,7 +13867,15 @@
         </w:numPr>
       </w:pPr>
       <w:r>
-        <w:t>comme en général, il y a beaucoup moins de liens que de nœuds dans une base de connaissances, les informations &lt;CONNEXION_ACCEPTEE&gt;, qui sont les plus complexes d'un fichier .bdc, sont regroupées en un petit nombre de structures, ce qui facilite la vue d'ensemble.</w:t>
+        <w:t>comme en général, il y a beaucoup moins de liens que de nœuds dans une base de connaissances, les informations &lt;CONNEXION_ACCEPTEE&gt;, qui sont les plus complexes d'un fichier .</w:t>
+      </w:r>
+      <w:proofErr w:type="spellStart"/>
+      <w:r>
+        <w:t>bdc</w:t>
+      </w:r>
+      <w:proofErr w:type="spellEnd"/>
+      <w:r>
+        <w:t>, sont regroupées en un petit nombre de structures, ce qui facilite la vue d'ensemble.</w:t>
       </w:r>
     </w:p>
     <w:p>
@@ -11959,7 +13965,15 @@
         <w:pStyle w:val="Paragraphe"/>
       </w:pPr>
       <w:r>
-        <w:t>Une telle connexion provoque le remplissage de l'interface "depart" du lien lui-même par le nœud de départ.</w:t>
+        <w:t>Une telle connexion provoque le remplissage de l'interface "</w:t>
+      </w:r>
+      <w:proofErr w:type="spellStart"/>
+      <w:r>
+        <w:t>depart</w:t>
+      </w:r>
+      <w:proofErr w:type="spellEnd"/>
+      <w:r>
+        <w:t>" du lien lui-même par le nœud de départ.</w:t>
       </w:r>
     </w:p>
     <w:p>
@@ -11968,6 +13982,7 @@
         <w:keepNext/>
       </w:pPr>
       <w:r>
+        <w:lastRenderedPageBreak/>
         <w:tab/>
       </w:r>
       <w:r>
@@ -12038,7 +14053,15 @@
       </w:r>
       <w:r>
         <w:tab/>
-        <w:t>&lt;TYPE_POINT_CONNEXION&gt;noeud&lt;/TYPE_POINT_CONNEXION&gt;</w:t>
+        <w:t>&lt;TYPE_POINT_CONNEXION&gt;</w:t>
+      </w:r>
+      <w:proofErr w:type="spellStart"/>
+      <w:r>
+        <w:t>noeud</w:t>
+      </w:r>
+      <w:proofErr w:type="spellEnd"/>
+      <w:r>
+        <w:t>&lt;/TYPE_POINT_CONNEXION&gt;</w:t>
       </w:r>
     </w:p>
     <w:p>
@@ -12085,7 +14108,15 @@
       </w:r>
       <w:r>
         <w:tab/>
-        <w:t>&lt;INTERFACE&gt;depart&lt;/INTERFACE&gt;</w:t>
+        <w:t>&lt;INTERFACE&gt;</w:t>
+      </w:r>
+      <w:proofErr w:type="spellStart"/>
+      <w:r>
+        <w:t>depart</w:t>
+      </w:r>
+      <w:proofErr w:type="spellEnd"/>
+      <w:r>
+        <w:t>&lt;/INTERFACE&gt;</w:t>
       </w:r>
     </w:p>
     <w:p>
@@ -12150,8 +14181,15 @@
         <w:pStyle w:val="Paragraphe"/>
       </w:pPr>
       <w:r>
-        <w:lastRenderedPageBreak/>
-        <w:t>Exemple2 : l'extrait qui suit signifie que le point d'arrivée du lien auquel appartient cet extrait peut être connecté sur le point de connexion "entree" de n'importe quel type.</w:t>
+        <w:t>Exemple2 : l'extrait qui suit signifie que le point d'arrivée du lien auquel appartient cet extrait peut être connecté sur le point de connexion "</w:t>
+      </w:r>
+      <w:proofErr w:type="spellStart"/>
+      <w:r>
+        <w:t>entree</w:t>
+      </w:r>
+      <w:proofErr w:type="spellEnd"/>
+      <w:r>
+        <w:t>" de n'importe quel type.</w:t>
       </w:r>
     </w:p>
     <w:p>
@@ -12159,7 +14197,15 @@
         <w:pStyle w:val="Paragraphe"/>
       </w:pPr>
       <w:r>
-        <w:t>Une telle connexion provoque le remplissage de l'interface "arrivee" du lien lui-même par le nœud de départ.</w:t>
+        <w:t>Une telle connexion provoque le remplissage de l'interface "</w:t>
+      </w:r>
+      <w:proofErr w:type="spellStart"/>
+      <w:r>
+        <w:t>arrivee</w:t>
+      </w:r>
+      <w:proofErr w:type="spellEnd"/>
+      <w:r>
+        <w:t>" du lien lui-même par le nœud de départ.</w:t>
       </w:r>
     </w:p>
     <w:p>
@@ -12216,7 +14262,15 @@
       </w:r>
       <w:r>
         <w:tab/>
-        <w:t>&lt;NOM&gt;entree&lt;/NOM&gt;</w:t>
+        <w:t>&lt;NOM&gt;</w:t>
+      </w:r>
+      <w:proofErr w:type="spellStart"/>
+      <w:r>
+        <w:t>entree</w:t>
+      </w:r>
+      <w:proofErr w:type="spellEnd"/>
+      <w:r>
+        <w:t>&lt;/NOM&gt;</w:t>
       </w:r>
     </w:p>
     <w:p>
@@ -12285,7 +14339,15 @@
       </w:r>
       <w:r>
         <w:tab/>
-        <w:t>&lt;INTERFACE&gt;arrivee&lt;/INTERFACE&gt;</w:t>
+        <w:t>&lt;INTERFACE&gt;</w:t>
+      </w:r>
+      <w:proofErr w:type="spellStart"/>
+      <w:r>
+        <w:t>arrivee</w:t>
+      </w:r>
+      <w:proofErr w:type="spellEnd"/>
+      <w:r>
+        <w:t>&lt;/INTERFACE&gt;</w:t>
       </w:r>
     </w:p>
     <w:p>
@@ -12362,7 +14424,31 @@
         <w:pStyle w:val="Paragraphe"/>
       </w:pPr>
       <w:r>
-        <w:t>Une telle connexion provoque le remplissage des interfaces "aretes" et "aretes_av" de l'objet de départ du lien (donc, un nœud) par le lien lui-même, et de l'interface "depart" du lien par le nœud de départ.</w:t>
+        <w:t>Une telle connexion provoque le remplissage des interfaces "</w:t>
+      </w:r>
+      <w:proofErr w:type="spellStart"/>
+      <w:r>
+        <w:t>aretes</w:t>
+      </w:r>
+      <w:proofErr w:type="spellEnd"/>
+      <w:r>
+        <w:t>" et "</w:t>
+      </w:r>
+      <w:proofErr w:type="spellStart"/>
+      <w:r>
+        <w:t>aretes_av</w:t>
+      </w:r>
+      <w:proofErr w:type="spellEnd"/>
+      <w:r>
+        <w:t>" de l'objet de départ du lien (donc, un nœud) par le lien lui-même, et de l'interface "</w:t>
+      </w:r>
+      <w:proofErr w:type="spellStart"/>
+      <w:r>
+        <w:t>depart</w:t>
+      </w:r>
+      <w:proofErr w:type="spellEnd"/>
+      <w:r>
+        <w:t>" du lien par le nœud de départ.</w:t>
       </w:r>
     </w:p>
     <w:p>
@@ -12441,7 +14527,15 @@
       </w:r>
       <w:r>
         <w:tab/>
-        <w:t>&lt;TYPE_POINT_CONNEXION&gt;noeud&lt;/TYPE_POINT_CONNEXION&gt;</w:t>
+        <w:t>&lt;TYPE_POINT_CONNEXION&gt;</w:t>
+      </w:r>
+      <w:proofErr w:type="spellStart"/>
+      <w:r>
+        <w:t>noeud</w:t>
+      </w:r>
+      <w:proofErr w:type="spellEnd"/>
+      <w:r>
+        <w:t>&lt;/TYPE_POINT_CONNEXION&gt;</w:t>
       </w:r>
     </w:p>
     <w:p>
@@ -12517,7 +14611,21 @@
           <w:color w:val="FF0000"/>
         </w:rPr>
         <w:tab/>
-        <w:t>&lt;INTERFACE&gt;aretes&lt;/INTERFACE&gt;</w:t>
+        <w:t>&lt;INTERFACE&gt;</w:t>
+      </w:r>
+      <w:proofErr w:type="spellStart"/>
+      <w:r>
+        <w:rPr>
+          <w:color w:val="FF0000"/>
+        </w:rPr>
+        <w:t>aretes</w:t>
+      </w:r>
+      <w:proofErr w:type="spellEnd"/>
+      <w:r>
+        <w:rPr>
+          <w:color w:val="FF0000"/>
+        </w:rPr>
+        <w:t>&lt;/INTERFACE&gt;</w:t>
       </w:r>
     </w:p>
     <w:p>
@@ -12563,7 +14671,21 @@
           <w:color w:val="FF0000"/>
         </w:rPr>
         <w:tab/>
-        <w:t>&lt;INTERFACE&gt;aretes_av&lt;/INTERFACE&gt;</w:t>
+        <w:t>&lt;INTERFACE&gt;</w:t>
+      </w:r>
+      <w:proofErr w:type="spellStart"/>
+      <w:r>
+        <w:rPr>
+          <w:color w:val="FF0000"/>
+        </w:rPr>
+        <w:t>aretes_av</w:t>
+      </w:r>
+      <w:proofErr w:type="spellEnd"/>
+      <w:r>
+        <w:rPr>
+          <w:color w:val="FF0000"/>
+        </w:rPr>
+        <w:t>&lt;/INTERFACE&gt;</w:t>
       </w:r>
     </w:p>
     <w:p>
@@ -12689,7 +14811,21 @@
           <w:color w:val="FF0000"/>
         </w:rPr>
         <w:tab/>
-        <w:t>&lt;INTERFACE&gt;depart&lt;/INTERFACE&gt;</w:t>
+        <w:t>&lt;INTERFACE&gt;</w:t>
+      </w:r>
+      <w:proofErr w:type="spellStart"/>
+      <w:r>
+        <w:rPr>
+          <w:color w:val="FF0000"/>
+        </w:rPr>
+        <w:t>depart</w:t>
+      </w:r>
+      <w:proofErr w:type="spellEnd"/>
+      <w:r>
+        <w:rPr>
+          <w:color w:val="FF0000"/>
+        </w:rPr>
+        <w:t>&lt;/INTERFACE&gt;</w:t>
       </w:r>
     </w:p>
     <w:p>
@@ -12787,7 +14923,23 @@
         <w:t xml:space="preserve">&lt;CONNEXION_ACCEPTEE&gt; </w:t>
       </w:r>
       <w:r>
-        <w:t>contient plusieurs règles de remplissage d'interfaces, ces règles doivent être dans l'ordre suivant d'après le schéma définissant la structure du fichier .bdc, faute de quoi la bdc ne pourra pas être chargée dans KB3.</w:t>
+        <w:t>contient plusieurs règles de remplissage d'interfaces, ces règles doivent être dans l'ordre suivant d'après le schéma définissant la structure du fichier .</w:t>
+      </w:r>
+      <w:proofErr w:type="spellStart"/>
+      <w:r>
+        <w:t>bdc</w:t>
+      </w:r>
+      <w:proofErr w:type="spellEnd"/>
+      <w:r>
+        <w:t xml:space="preserve">, faute de quoi la </w:t>
+      </w:r>
+      <w:proofErr w:type="spellStart"/>
+      <w:r>
+        <w:t>bdc</w:t>
+      </w:r>
+      <w:proofErr w:type="spellEnd"/>
+      <w:r>
+        <w:t xml:space="preserve"> ne pourra pas être chargée dans KB3.</w:t>
       </w:r>
     </w:p>
     <w:p>
@@ -12858,6 +15010,7 @@
         </w:numPr>
       </w:pPr>
       <w:r>
+        <w:lastRenderedPageBreak/>
         <w:t>REGLE_LIEN_ARRIVEE</w:t>
       </w:r>
     </w:p>
@@ -12889,11 +15042,39 @@
         <w:pStyle w:val="Paragraphe"/>
       </w:pPr>
       <w:r>
-        <w:t xml:space="preserve">Exemple4 : cet exemple est pris dans une base de connaissances contenant un type composant, muni d'un point de connexion "sortie" et d'un point de connexion "entree". Tous les sous-types de composant héritent de ces points de connexion, à l'exception du composant "bascule", qui hérite du point "sortie", mais a, au lieu du point de connexion "entree", deux points appelés "entree_s" et "entree_n". On a besoin dans cette base de </w:t>
-      </w:r>
-      <w:r>
-        <w:lastRenderedPageBreak/>
-        <w:t xml:space="preserve">connaissances d'un seul type de lien, qui va remplir, </w:t>
+        <w:t>Exemple4 : cet exemple est pris dans une base de connaissances contenant un type composant, muni d'un point de connexion "sortie" et d'un point de connexion "</w:t>
+      </w:r>
+      <w:proofErr w:type="spellStart"/>
+      <w:r>
+        <w:t>entree</w:t>
+      </w:r>
+      <w:proofErr w:type="spellEnd"/>
+      <w:r>
+        <w:t>". Tous les sous-types de composant héritent de ces points de connexion, à l'exception du composant "bascule", qui hérite du point "sortie", mais a, au lieu du point de connexion "</w:t>
+      </w:r>
+      <w:proofErr w:type="spellStart"/>
+      <w:r>
+        <w:t>entree</w:t>
+      </w:r>
+      <w:proofErr w:type="spellEnd"/>
+      <w:r>
+        <w:t>", deux points appelés "</w:t>
+      </w:r>
+      <w:proofErr w:type="spellStart"/>
+      <w:r>
+        <w:t>entree_s</w:t>
+      </w:r>
+      <w:proofErr w:type="spellEnd"/>
+      <w:r>
+        <w:t>" et "</w:t>
+      </w:r>
+      <w:proofErr w:type="spellStart"/>
+      <w:r>
+        <w:t>entree_n</w:t>
+      </w:r>
+      <w:proofErr w:type="spellEnd"/>
+      <w:r>
+        <w:t xml:space="preserve">". On a besoin dans cette base de connaissances d'un seul type de lien, qui va remplir, </w:t>
       </w:r>
       <w:r>
         <w:rPr>
@@ -13101,7 +15282,15 @@
       </w:r>
       <w:r>
         <w:tab/>
-        <w:t>&lt;NOM&gt;entree&lt;/NOM&gt;</w:t>
+        <w:t>&lt;NOM&gt;</w:t>
+      </w:r>
+      <w:proofErr w:type="spellStart"/>
+      <w:r>
+        <w:t>entree</w:t>
+      </w:r>
+      <w:proofErr w:type="spellEnd"/>
+      <w:r>
+        <w:t>&lt;/NOM&gt;</w:t>
       </w:r>
     </w:p>
     <w:p>
@@ -13305,12 +15494,14 @@
         <w:tab/>
         <w:t>&lt;NOM&gt;</w:t>
       </w:r>
+      <w:proofErr w:type="spellStart"/>
       <w:r>
         <w:rPr>
           <w:color w:val="FF0000"/>
         </w:rPr>
         <w:t>entree_n</w:t>
       </w:r>
+      <w:proofErr w:type="spellEnd"/>
       <w:r>
         <w:t>&lt;/NOM&gt;</w:t>
       </w:r>
@@ -13487,12 +15678,14 @@
         <w:tab/>
         <w:t>&lt;NOM&gt;</w:t>
       </w:r>
+      <w:proofErr w:type="spellStart"/>
       <w:r>
         <w:rPr>
           <w:color w:val="FF0000"/>
         </w:rPr>
         <w:t>entree_s</w:t>
       </w:r>
+      <w:proofErr w:type="spellEnd"/>
       <w:r>
         <w:t>&lt;/NOM&gt;</w:t>
       </w:r>
@@ -13718,7 +15911,7 @@
       <w:pPr>
         <w:pStyle w:val="Titre2"/>
       </w:pPr>
-      <w:bookmarkStart w:id="23" w:name="_Toc453711998"/>
+      <w:bookmarkStart w:id="23" w:name="_Toc2964566"/>
       <w:r>
         <w:t>Spécifier les algorithmes d'objets déduits</w:t>
       </w:r>
@@ -13759,8 +15952,9 @@
       <w:pPr>
         <w:pStyle w:val="Titre2"/>
       </w:pPr>
-      <w:bookmarkStart w:id="24" w:name="_Toc453711999"/>
-      <w:r>
+      <w:bookmarkStart w:id="24" w:name="_Toc2964567"/>
+      <w:r>
+        <w:lastRenderedPageBreak/>
         <w:t>Choisir ou créer des icônes et styles de liens</w:t>
       </w:r>
       <w:bookmarkEnd w:id="24"/>
@@ -13770,16 +15964,23 @@
         <w:pStyle w:val="Paragraphe"/>
       </w:pPr>
       <w:r>
-        <w:t>Une fois parvenu à ce stade, le .bdc est suffisant pour permettre de saisir rapidement des systèmes et pour lancer différents types de traitement. Les objets créés ont tous le même aspect, mais ils portent des noms formés du nom de leur type suivi d'un numéro, ce qui est suffisant pour les distinguer. Toutefois, il devient rapidement utile pour la lisibilité des modèles, de particulariser les icônes et styles de liens associés aux différents types.</w:t>
+        <w:t>Une fois parvenu à ce stade, le .</w:t>
+      </w:r>
+      <w:proofErr w:type="spellStart"/>
+      <w:r>
+        <w:t>bdc</w:t>
+      </w:r>
+      <w:proofErr w:type="spellEnd"/>
+      <w:r>
+        <w:t xml:space="preserve"> est suffisant pour permettre de saisir rapidement des systèmes et pour lancer différents types de traitement. Les objets créés ont tous le même aspect, mais ils portent des noms formés du nom de leur type suivi d'un numéro, ce qui est suffisant pour les distinguer. Toutefois, il devient rapidement utile pour la lisibilité des modèles, de particulariser les icônes et styles de liens associés aux différents types.</w:t>
       </w:r>
     </w:p>
     <w:p>
       <w:pPr>
         <w:pStyle w:val="Titre3"/>
       </w:pPr>
-      <w:bookmarkStart w:id="25" w:name="_Toc453712000"/>
-      <w:r>
-        <w:lastRenderedPageBreak/>
+      <w:bookmarkStart w:id="25" w:name="_Toc2964568"/>
+      <w:r>
         <w:t>Icônes</w:t>
       </w:r>
       <w:bookmarkEnd w:id="25"/>
@@ -13791,11 +15992,29 @@
       <w:r>
         <w:t xml:space="preserve">Se servir de l'IHM pour choisir des icônes </w:t>
       </w:r>
+      <w:proofErr w:type="gramStart"/>
       <w:r>
         <w:t>standard</w:t>
       </w:r>
-      <w:r>
-        <w:t xml:space="preserve"> (mises dans le répertoire icons lors de la création de la base de connaissances) ou aller en récupérer d'autres (qui dans ce cas vont être copiées dans le répertoire icons) dans d'autres répertoires.</w:t>
+      <w:proofErr w:type="gramEnd"/>
+      <w:r>
+        <w:t xml:space="preserve"> (mises dans le répertoire </w:t>
+      </w:r>
+      <w:proofErr w:type="spellStart"/>
+      <w:r>
+        <w:t>icons</w:t>
+      </w:r>
+      <w:proofErr w:type="spellEnd"/>
+      <w:r>
+        <w:t xml:space="preserve"> lors de la création de la base de connaissances) ou aller en récupérer d'autres (qui dans ce cas vont être copiées dans le répertoire </w:t>
+      </w:r>
+      <w:proofErr w:type="spellStart"/>
+      <w:r>
+        <w:t>icons</w:t>
+      </w:r>
+      <w:proofErr w:type="spellEnd"/>
+      <w:r>
+        <w:t>) dans d'autres répertoires.</w:t>
       </w:r>
     </w:p>
     <w:p>
@@ -13812,20 +16031,36 @@
         <w:t xml:space="preserve"> : o</w:t>
       </w:r>
       <w:r>
-        <w:t xml:space="preserve">utre les icônes correspondant aux objets définis dans la bdc, il faut systématiquement </w:t>
+        <w:t xml:space="preserve">utre les icônes correspondant aux objets définis dans la </w:t>
+      </w:r>
+      <w:proofErr w:type="spellStart"/>
+      <w:r>
+        <w:t>bdc</w:t>
+      </w:r>
+      <w:proofErr w:type="spellEnd"/>
+      <w:r>
+        <w:t xml:space="preserve">, il faut systématiquement </w:t>
       </w:r>
       <w:r>
         <w:t>avoir</w:t>
       </w:r>
       <w:r>
-        <w:t xml:space="preserve"> une icône de nom MCG (donc les deux fichiers MCG.ico et MCG.sym) qui servira à représenter les macro-composants graphiques.</w:t>
+        <w:t xml:space="preserve"> une icône de nom MCG (donc les deux fichiers MCG.ico et </w:t>
+      </w:r>
+      <w:proofErr w:type="spellStart"/>
+      <w:r>
+        <w:t>MCG.sym</w:t>
+      </w:r>
+      <w:proofErr w:type="spellEnd"/>
+      <w:r>
+        <w:t>) qui servira à représenter les macro-composants graphiques.</w:t>
       </w:r>
     </w:p>
     <w:p>
       <w:pPr>
         <w:pStyle w:val="Titre3"/>
       </w:pPr>
-      <w:bookmarkStart w:id="26" w:name="_Toc453712001"/>
+      <w:bookmarkStart w:id="26" w:name="_Toc2964569"/>
       <w:r>
         <w:t>Liens</w:t>
       </w:r>
@@ -13837,7 +16072,23 @@
         <w:jc w:val="left"/>
       </w:pPr>
       <w:r>
-        <w:t>Se servir de l'IHM pour choisir des icônes standard (mises dans le répertoire icons lors de la création de la base de connaissances) ou aller en récupérer d'autres (qui dans ce cas vont être copiées dans le répertoire icons) dans d'autres répertoires, et éditer les caractéristiques du lien accessibles par le bouton "Edit Default GV".</w:t>
+        <w:t xml:space="preserve">Se servir de l'IHM pour choisir des icônes standard (mises dans le répertoire </w:t>
+      </w:r>
+      <w:proofErr w:type="spellStart"/>
+      <w:r>
+        <w:t>icons</w:t>
+      </w:r>
+      <w:proofErr w:type="spellEnd"/>
+      <w:r>
+        <w:t xml:space="preserve"> lors de la création de la base de connaissances) ou aller en récupérer d'autres (qui dans ce cas vont être copiées dans le répertoire </w:t>
+      </w:r>
+      <w:proofErr w:type="spellStart"/>
+      <w:r>
+        <w:t>icons</w:t>
+      </w:r>
+      <w:proofErr w:type="spellEnd"/>
+      <w:r>
+        <w:t>) dans d'autres répertoires, et éditer les caractéristiques du lien accessibles par le bouton "Edit Default GV".</w:t>
       </w:r>
     </w:p>
     <w:p>
@@ -13861,19 +16112,32 @@
         <w:pStyle w:val="Titre2"/>
       </w:pPr>
       <w:bookmarkStart w:id="27" w:name="_Ref153967930"/>
-      <w:bookmarkStart w:id="28" w:name="_Toc453712002"/>
-      <w:r>
-        <w:t>Exploiter l'héritage dans le fichier .bdc</w:t>
+      <w:bookmarkStart w:id="28" w:name="_Toc2964570"/>
+      <w:r>
+        <w:t>Exploiter l'héritage dans le fichier .</w:t>
+      </w:r>
+      <w:proofErr w:type="spellStart"/>
+      <w:r>
+        <w:t>bdc</w:t>
       </w:r>
       <w:bookmarkEnd w:id="27"/>
       <w:bookmarkEnd w:id="28"/>
+      <w:proofErr w:type="spellEnd"/>
     </w:p>
     <w:p>
       <w:pPr>
         <w:pStyle w:val="Paragraphe"/>
       </w:pPr>
       <w:r>
-        <w:t xml:space="preserve">Jusqu'ici, nous n'avons exploité l'héritage que dans le fichier en langage Figaro. Il est possible de le faire aussi dans le .bdc. Dans ce dernier, les liens d'héritage doivent être explicites, et doivent constituer </w:t>
+        <w:t>Jusqu'ici, nous n'avons exploité l'héritage que dans le fichier en langage Figaro. Il est possible de le faire aussi dans le .</w:t>
+      </w:r>
+      <w:proofErr w:type="spellStart"/>
+      <w:r>
+        <w:t>bdc</w:t>
+      </w:r>
+      <w:proofErr w:type="spellEnd"/>
+      <w:r>
+        <w:t xml:space="preserve">. Dans ce dernier, les liens d'héritage doivent être explicites, et doivent constituer </w:t>
       </w:r>
       <w:r>
         <w:rPr>
@@ -13883,7 +16147,15 @@
         <w:t>un sous-ensemble des liens d'héritage existants dans le fichier .fi</w:t>
       </w:r>
       <w:r>
-        <w:t>. Il est possible de sauter des étapes dans la hiérarchie, car il n'est pas obligatoire de déclarer les types non terminaux dans le .bdc.</w:t>
+        <w:t>. Il est possible de sauter des étapes dans la hiérarchie, car il n'est pas obligatoire de déclarer les types non terminaux dans le .</w:t>
+      </w:r>
+      <w:proofErr w:type="spellStart"/>
+      <w:r>
+        <w:t>bdc</w:t>
+      </w:r>
+      <w:proofErr w:type="spellEnd"/>
+      <w:r>
+        <w:t>.</w:t>
       </w:r>
     </w:p>
     <w:p>
@@ -13908,8 +16180,13 @@
       </w:pPr>
       <w:r>
         <w:tab/>
-        <w:t>|-etat</w:t>
-      </w:r>
+        <w:t>|-</w:t>
+      </w:r>
+      <w:proofErr w:type="spellStart"/>
+      <w:r>
+        <w:t>etat</w:t>
+      </w:r>
+      <w:proofErr w:type="spellEnd"/>
     </w:p>
     <w:p>
       <w:pPr>
@@ -13921,8 +16198,13 @@
       </w:r>
       <w:r>
         <w:tab/>
-        <w:t>|-etat_depart</w:t>
-      </w:r>
+        <w:t>|-</w:t>
+      </w:r>
+      <w:proofErr w:type="spellStart"/>
+      <w:r>
+        <w:t>etat_depart</w:t>
+      </w:r>
+      <w:proofErr w:type="spellEnd"/>
     </w:p>
     <w:p>
       <w:pPr>
@@ -13938,8 +16220,13 @@
       </w:r>
       <w:r>
         <w:tab/>
-        <w:t>|-etat_depart_tangible</w:t>
-      </w:r>
+        <w:t>|-</w:t>
+      </w:r>
+      <w:proofErr w:type="spellStart"/>
+      <w:r>
+        <w:t>etat_depart_tangible</w:t>
+      </w:r>
+      <w:proofErr w:type="spellEnd"/>
     </w:p>
     <w:p>
       <w:pPr>
@@ -13955,8 +16242,13 @@
       </w:r>
       <w:r>
         <w:tab/>
-        <w:t>|-etat_depart_instantane</w:t>
-      </w:r>
+        <w:t>|-</w:t>
+      </w:r>
+      <w:proofErr w:type="spellStart"/>
+      <w:r>
+        <w:t>etat_depart_instantane</w:t>
+      </w:r>
+      <w:proofErr w:type="spellEnd"/>
     </w:p>
     <w:p>
       <w:pPr>
@@ -13968,8 +16260,13 @@
       </w:r>
       <w:r>
         <w:tab/>
-        <w:t>|-etat_panne</w:t>
-      </w:r>
+        <w:t>|-</w:t>
+      </w:r>
+      <w:proofErr w:type="spellStart"/>
+      <w:r>
+        <w:t>etat_panne</w:t>
+      </w:r>
+      <w:proofErr w:type="spellEnd"/>
     </w:p>
     <w:p>
       <w:pPr>
@@ -13977,8 +16274,13 @@
       </w:pPr>
       <w:r>
         <w:tab/>
-        <w:t>|-transition_exp</w:t>
-      </w:r>
+        <w:t>|-</w:t>
+      </w:r>
+      <w:proofErr w:type="spellStart"/>
+      <w:r>
+        <w:t>transition_exp</w:t>
+      </w:r>
+      <w:proofErr w:type="spellEnd"/>
     </w:p>
     <w:p>
       <w:pPr>
@@ -13990,8 +16292,13 @@
       </w:r>
       <w:r>
         <w:tab/>
-        <w:t>|-defaillance</w:t>
-      </w:r>
+        <w:t>|-</w:t>
+      </w:r>
+      <w:proofErr w:type="spellStart"/>
+      <w:r>
+        <w:t>defaillance</w:t>
+      </w:r>
+      <w:proofErr w:type="spellEnd"/>
     </w:p>
     <w:p>
       <w:pPr>
@@ -14003,8 +16310,13 @@
       </w:r>
       <w:r>
         <w:tab/>
-        <w:t>|-reparation</w:t>
-      </w:r>
+        <w:t>|-</w:t>
+      </w:r>
+      <w:proofErr w:type="spellStart"/>
+      <w:r>
+        <w:t>reparation</w:t>
+      </w:r>
+      <w:proofErr w:type="spellEnd"/>
     </w:p>
     <w:p>
       <w:pPr>
@@ -14016,7 +16328,36 @@
         <w:pStyle w:val="Paragraphe"/>
       </w:pPr>
       <w:r>
-        <w:t>On pourra spécifier que etat_depart_tangible et etat_depart_instantane héritent certaines de leurs caractéristiques (variantes graphiques ou points de connexion) de etat.</w:t>
+        <w:t xml:space="preserve">On pourra spécifier que </w:t>
+      </w:r>
+      <w:proofErr w:type="spellStart"/>
+      <w:r>
+        <w:t>etat_depart_tangible</w:t>
+      </w:r>
+      <w:proofErr w:type="spellEnd"/>
+      <w:r>
+        <w:t xml:space="preserve"> et </w:t>
+      </w:r>
+      <w:proofErr w:type="spellStart"/>
+      <w:r>
+        <w:t>etat_depart_instantane</w:t>
+      </w:r>
+      <w:proofErr w:type="spellEnd"/>
+      <w:r>
+        <w:t xml:space="preserve"> héritent certaines de leurs caractéristiques (variantes graphiques ou points de connexion) </w:t>
+      </w:r>
+      <w:proofErr w:type="gramStart"/>
+      <w:r>
+        <w:t xml:space="preserve">de </w:t>
+      </w:r>
+      <w:proofErr w:type="spellStart"/>
+      <w:r>
+        <w:t>etat</w:t>
+      </w:r>
+      <w:proofErr w:type="spellEnd"/>
+      <w:proofErr w:type="gramEnd"/>
+      <w:r>
+        <w:t>.</w:t>
       </w:r>
     </w:p>
     <w:p>
@@ -14048,7 +16389,23 @@
         <w:pStyle w:val="Paragraphe"/>
       </w:pPr>
       <w:r>
-        <w:t>Il semble que l'introduction de l'héritage est optimale à ce point de développement de la bdc. Lorsqu'elle est encore très instable car en cours de mise au point, il semble difficile de le faire, car des changements d'héritage dans le fichier .fi nécessiteraient à chaque fois des modifications dans le .bdc.</w:t>
+        <w:t xml:space="preserve">Il semble que l'introduction de l'héritage est optimale à ce point de développement de la </w:t>
+      </w:r>
+      <w:proofErr w:type="spellStart"/>
+      <w:r>
+        <w:t>bdc</w:t>
+      </w:r>
+      <w:proofErr w:type="spellEnd"/>
+      <w:r>
+        <w:t>. Lorsqu'elle est encore très instable car en cours de mise au point, il semble difficile de le faire, car des changements d'héritage dans le fichier .fi nécessiteraient à chaque fois des modifications dans le .</w:t>
+      </w:r>
+      <w:proofErr w:type="spellStart"/>
+      <w:r>
+        <w:t>bdc</w:t>
+      </w:r>
+      <w:proofErr w:type="spellEnd"/>
+      <w:r>
+        <w:t>.</w:t>
       </w:r>
     </w:p>
     <w:p>
@@ -14058,7 +16415,7 @@
       <w:r>
         <w:t xml:space="preserve"> </w:t>
       </w:r>
-      <w:bookmarkStart w:id="29" w:name="_Toc453712003"/>
+      <w:bookmarkStart w:id="29" w:name="_Toc2964571"/>
       <w:r>
         <w:t>Ajouter des modes de visualisation</w:t>
       </w:r>
@@ -14077,6 +16434,7 @@
         <w:pStyle w:val="Paragraphe"/>
       </w:pPr>
       <w:r>
+        <w:lastRenderedPageBreak/>
         <w:t>Il faut commencer par déclarer la liste des noms de tous les modes de visualisation que l'on prévoit.</w:t>
       </w:r>
     </w:p>
@@ -14095,10 +16453,9 @@
         <w:pStyle w:val="Titre2"/>
       </w:pPr>
       <w:r>
-        <w:lastRenderedPageBreak/>
         <w:t xml:space="preserve"> </w:t>
       </w:r>
-      <w:bookmarkStart w:id="30" w:name="_Toc453712004"/>
+      <w:bookmarkStart w:id="30" w:name="_Toc2964572"/>
       <w:r>
         <w:t>Verrouiller</w:t>
       </w:r>
@@ -14175,7 +16532,7 @@
       <w:r>
         <w:t xml:space="preserve"> </w:t>
       </w:r>
-      <w:bookmarkStart w:id="31" w:name="_Toc453712005"/>
+      <w:bookmarkStart w:id="31" w:name="_Toc2964573"/>
       <w:r>
         <w:t>Rédiger les aides à l’utilisateur</w:t>
       </w:r>
@@ -14227,7 +16584,15 @@
         <w:t>, etc. Un fichier contenant un squelette de document d'aide est automatiquement copié dans le répertoire de la base de connaissances lors de sa création.</w:t>
       </w:r>
       <w:r>
-        <w:t xml:space="preserve"> Une autre possibilité est de créer un fichier Excel dans lequel chaque feuille est associée à un type de la bdc, et une feuille « sommaire » contient la hiérarchie des types. </w:t>
+        <w:t xml:space="preserve"> Une autre possibilité est de créer un fichier Excel dans lequel chaque feuille est associée à un type de la </w:t>
+      </w:r>
+      <w:proofErr w:type="spellStart"/>
+      <w:r>
+        <w:t>bdc</w:t>
+      </w:r>
+      <w:proofErr w:type="spellEnd"/>
+      <w:r>
+        <w:t xml:space="preserve">, et une feuille « sommaire » contient la hiérarchie des types. </w:t>
       </w:r>
     </w:p>
     <w:p>
@@ -14250,7 +16615,15 @@
         <w:t>seigner le champ DESCRIPTION ass</w:t>
       </w:r>
       <w:r>
-        <w:t xml:space="preserve">ocié à chaque type dans le fichier .bdc, car </w:t>
+        <w:t>ocié à chaque type dans le fichier .</w:t>
+      </w:r>
+      <w:proofErr w:type="spellStart"/>
+      <w:r>
+        <w:t>bdc</w:t>
+      </w:r>
+      <w:proofErr w:type="spellEnd"/>
+      <w:r>
+        <w:t xml:space="preserve">, car </w:t>
       </w:r>
       <w:r>
         <w:t>ce champ s'affiche à droite de l'icône du</w:t>
@@ -14278,19 +16651,90 @@
       <w:pPr>
         <w:pStyle w:val="Titre1"/>
       </w:pPr>
-      <w:bookmarkStart w:id="32" w:name="_Toc453712006"/>
-      <w:r>
-        <w:t>Modification d'une bdc existante</w:t>
+      <w:bookmarkStart w:id="32" w:name="_Toc2964574"/>
+      <w:r>
+        <w:t xml:space="preserve">Modification d'une </w:t>
+      </w:r>
+      <w:proofErr w:type="spellStart"/>
+      <w:r>
+        <w:t>bdc</w:t>
+      </w:r>
+      <w:proofErr w:type="spellEnd"/>
+      <w:r>
+        <w:t xml:space="preserve"> existante</w:t>
       </w:r>
       <w:bookmarkEnd w:id="32"/>
     </w:p>
     <w:p>
-      <w:r>
-        <w:t>Le risque principal lorsqu'on reprend une base existante, est de se perdre dans les détails et d'introduire des erreurs par manque de vue d'ensemble. C'est pourquoi nous conseillons, pour une reprise assez profonde d'une bdc, de commencer par supprimer le fichier .bdc de façon à re-génerer un squelette de fichier .bdc qui sera réduit au minimum, et de reprendre les étapes définies dans cette note, sans en sauter aucune. Il n'est pas interdit, évidemment, de gagner du temps à chaque étape en utilisant le copier-coller à partir de l'ancienne version du fichier .bdc (cela se fait alors en u</w:t>
-      </w:r>
-      <w:r>
-        <w:t>tilisant XMLPad</w:t>
-      </w:r>
+      <w:pPr>
+        <w:pStyle w:val="Titre2"/>
+      </w:pPr>
+      <w:bookmarkStart w:id="33" w:name="_Toc2964575"/>
+      <w:r>
+        <w:t>Principes généraux</w:t>
+      </w:r>
+      <w:bookmarkEnd w:id="33"/>
+    </w:p>
+    <w:p>
+      <w:r>
+        <w:t xml:space="preserve">Le risque principal lorsqu'on reprend une base existante, est de se perdre dans les détails et d'introduire des erreurs par manque de vue d'ensemble. C'est pourquoi nous conseillons, pour une reprise assez profonde d'une </w:t>
+      </w:r>
+      <w:proofErr w:type="spellStart"/>
+      <w:r>
+        <w:t>bdc</w:t>
+      </w:r>
+      <w:proofErr w:type="spellEnd"/>
+      <w:r>
+        <w:t>, de commencer par supprimer le fichier .</w:t>
+      </w:r>
+      <w:proofErr w:type="spellStart"/>
+      <w:r>
+        <w:t>bdc</w:t>
+      </w:r>
+      <w:proofErr w:type="spellEnd"/>
+      <w:r>
+        <w:t xml:space="preserve"> de façon à </w:t>
+      </w:r>
+      <w:proofErr w:type="spellStart"/>
+      <w:r>
+        <w:t>re-génerer</w:t>
+      </w:r>
+      <w:proofErr w:type="spellEnd"/>
+      <w:r>
+        <w:t xml:space="preserve"> un squelette de fichier .</w:t>
+      </w:r>
+      <w:proofErr w:type="spellStart"/>
+      <w:r>
+        <w:t>bdc</w:t>
+      </w:r>
+      <w:proofErr w:type="spellEnd"/>
+      <w:r>
+        <w:t xml:space="preserve"> qui sera réduit au minimum, et de reprendre les étapes définies dans cette note, </w:t>
+      </w:r>
+      <w:proofErr w:type="gramStart"/>
+      <w:r>
+        <w:t>sans en</w:t>
+      </w:r>
+      <w:proofErr w:type="gramEnd"/>
+      <w:r>
+        <w:t xml:space="preserve"> sauter aucune. Il n'est pas interdit, évidemment, de gagner du temps à chaque étape en utilisant le copier-coller à partir de l'ancienne version du fichier .</w:t>
+      </w:r>
+      <w:proofErr w:type="spellStart"/>
+      <w:r>
+        <w:t>bdc</w:t>
+      </w:r>
+      <w:proofErr w:type="spellEnd"/>
+      <w:r>
+        <w:t xml:space="preserve"> (cela se fait alors en u</w:t>
+      </w:r>
+      <w:r>
+        <w:t xml:space="preserve">tilisant </w:t>
+      </w:r>
+      <w:proofErr w:type="spellStart"/>
+      <w:r>
+        <w:t>XMLPad</w:t>
+      </w:r>
+      <w:proofErr w:type="spellEnd"/>
       <w:r>
         <w:t>).</w:t>
       </w:r>
@@ -14303,22 +16747,67 @@
         <w:t>Remarque</w:t>
       </w:r>
       <w:r>
-        <w:t xml:space="preserve"> : gestion des versions d'une bdc</w:t>
-      </w:r>
+        <w:t xml:space="preserve"> : gestion des versions d'une </w:t>
+      </w:r>
+      <w:proofErr w:type="spellStart"/>
+      <w:r>
+        <w:t>bdc</w:t>
+      </w:r>
+      <w:proofErr w:type="spellEnd"/>
       <w:r>
         <w:t xml:space="preserve">. </w:t>
       </w:r>
       <w:r>
-        <w:t>Dans le cas où on fait peu d'évolutions, il est pratique de garder le même nom de bdc (ce nom est déclaré dans le fichier .bdc), et de signaler le numéro de version dans la description. Le nom de la bdc et sa description sont affichés dans KB3</w:t>
-      </w:r>
-      <w:r>
-        <w:t>; on ne peut donc pas se tromper sur la version de bdc que l'on utilise.</w:t>
+        <w:t xml:space="preserve">Dans le cas où on fait peu d'évolutions, il est pratique de garder le même nom de </w:t>
+      </w:r>
+      <w:proofErr w:type="spellStart"/>
+      <w:r>
+        <w:t>bdc</w:t>
+      </w:r>
+      <w:proofErr w:type="spellEnd"/>
+      <w:r>
+        <w:t xml:space="preserve"> (ce nom est déclaré dans le fichier .</w:t>
+      </w:r>
+      <w:proofErr w:type="spellStart"/>
+      <w:r>
+        <w:t>bdc</w:t>
+      </w:r>
+      <w:proofErr w:type="spellEnd"/>
+      <w:r>
+        <w:t xml:space="preserve">), et de signaler le numéro de version dans la description. Le nom de la </w:t>
+      </w:r>
+      <w:proofErr w:type="spellStart"/>
+      <w:r>
+        <w:t>bdc</w:t>
+      </w:r>
+      <w:proofErr w:type="spellEnd"/>
+      <w:r>
+        <w:t xml:space="preserve"> et sa description sont affichés dans KB3</w:t>
+      </w:r>
+      <w:r>
+        <w:t xml:space="preserve">; on ne peut donc pas se tromper sur la version de </w:t>
+      </w:r>
+      <w:proofErr w:type="spellStart"/>
+      <w:r>
+        <w:t>bdc</w:t>
+      </w:r>
+      <w:proofErr w:type="spellEnd"/>
+      <w:r>
+        <w:t xml:space="preserve"> que l'on utilise.</w:t>
       </w:r>
       <w:r>
         <w:t xml:space="preserve"> </w:t>
       </w:r>
       <w:r>
-        <w:t xml:space="preserve">En revanche, pour des évolutions significatives, il vaut mieux inclure le numéro de version dans le nom de la bdc. Dans tous les cas, il est recommandé de conserver les mêmes noms pour les </w:t>
+        <w:t xml:space="preserve">En revanche, pour des évolutions significatives, il vaut mieux inclure le numéro de version dans le nom de la </w:t>
+      </w:r>
+      <w:proofErr w:type="spellStart"/>
+      <w:r>
+        <w:t>bdc</w:t>
+      </w:r>
+      <w:proofErr w:type="spellEnd"/>
+      <w:r>
+        <w:t xml:space="preserve">. Dans tous les cas, il est recommandé de conserver les mêmes noms pour les </w:t>
       </w:r>
       <w:r>
         <w:rPr>
@@ -14330,18 +16819,710 @@
         <w:t>.</w:t>
       </w:r>
       <w:r>
-        <w:t xml:space="preserve">    </w:t>
+        <w:t xml:space="preserve"> </w:t>
+      </w:r>
+    </w:p>
+    <w:p>
+      <w:pPr>
+        <w:pStyle w:val="Titre2"/>
+      </w:pPr>
+      <w:bookmarkStart w:id="34" w:name="_Toc2964576"/>
+      <w:r>
+        <w:lastRenderedPageBreak/>
+        <w:t xml:space="preserve">Comment </w:t>
+      </w:r>
+      <w:r>
+        <w:t>recharger</w:t>
+      </w:r>
+      <w:r>
+        <w:t xml:space="preserve"> les études saisies avec une version précédente de </w:t>
+      </w:r>
+      <w:proofErr w:type="spellStart"/>
+      <w:r>
+        <w:t>bdc</w:t>
+      </w:r>
+      <w:proofErr w:type="spellEnd"/>
+      <w:r>
+        <w:t xml:space="preserve"> ?</w:t>
+      </w:r>
+      <w:bookmarkEnd w:id="34"/>
+    </w:p>
+    <w:p>
+      <w:r>
+        <w:t xml:space="preserve">Même si on modifie assez fortement une base de connaissances, on aimerait pouvoir réutiliser les études saisies avec une version précédente plutôt que de les ressaisir intégralement. </w:t>
+      </w:r>
+    </w:p>
+    <w:p>
+      <w:r>
+        <w:t xml:space="preserve">On peut procéder ainsi pour gérer les changements les plus courants : </w:t>
+      </w:r>
+    </w:p>
+    <w:p>
+      <w:pPr>
+        <w:tabs>
+          <w:tab w:val="clear" w:pos="567"/>
+          <w:tab w:val="left" w:pos="709"/>
+        </w:tabs>
+        <w:ind w:left="709" w:hanging="142"/>
+      </w:pPr>
+      <w:r>
+        <w:t>- changements de règles et de variables déduites uniquement : on doit pouvoir recharger une étude directement ;</w:t>
+      </w:r>
+    </w:p>
+    <w:p>
+      <w:pPr>
+        <w:tabs>
+          <w:tab w:val="clear" w:pos="567"/>
+          <w:tab w:val="left" w:pos="709"/>
+        </w:tabs>
+        <w:ind w:left="709" w:hanging="142"/>
+      </w:pPr>
+      <w:r>
+        <w:t>- changements de noms de variables essentielles : les initialisations de ces variables faites dans les profils et variantes de KB3 seront perdues au chargement de l'étude ;</w:t>
+      </w:r>
+    </w:p>
+    <w:p>
+      <w:pPr>
+        <w:tabs>
+          <w:tab w:val="clear" w:pos="567"/>
+          <w:tab w:val="left" w:pos="709"/>
+        </w:tabs>
+        <w:ind w:left="709" w:hanging="142"/>
+      </w:pPr>
+      <w:r>
+        <w:t>- changements de noms d'interfaces : les remplissages de ces interfaces seront perdus au chargement de l'étude. Cela peut introduire des incohérences relativement difficiles à détecter dans une grosse étude ;</w:t>
+      </w:r>
+    </w:p>
+    <w:p>
+      <w:pPr>
+        <w:tabs>
+          <w:tab w:val="clear" w:pos="567"/>
+          <w:tab w:val="left" w:pos="709"/>
+        </w:tabs>
+        <w:ind w:left="709" w:hanging="142"/>
+      </w:pPr>
+      <w:r>
+        <w:t xml:space="preserve">- suppression pure et simple de types : les objets des types inexistants dans la nouvelle </w:t>
+      </w:r>
+      <w:proofErr w:type="spellStart"/>
+      <w:r>
+        <w:t>bdc</w:t>
+      </w:r>
+      <w:proofErr w:type="spellEnd"/>
+      <w:r>
+        <w:t xml:space="preserve"> seront détruits au chargement de l'étude ;</w:t>
+      </w:r>
+    </w:p>
+    <w:p>
+      <w:pPr>
+        <w:tabs>
+          <w:tab w:val="clear" w:pos="567"/>
+          <w:tab w:val="left" w:pos="709"/>
+        </w:tabs>
+        <w:ind w:left="709" w:hanging="142"/>
+      </w:pPr>
+      <w:r>
+        <w:t xml:space="preserve">- changements de noms de </w:t>
+      </w:r>
+      <w:r>
+        <w:t>types visibles dans la palette.</w:t>
+      </w:r>
+      <w:r>
+        <w:t xml:space="preserve"> </w:t>
+      </w:r>
+      <w:r>
+        <w:t>Pour renommer le type A en B, o</w:t>
+      </w:r>
+      <w:r>
+        <w:t>n peut ajouter à l'ancienne base de connaissances le type</w:t>
+      </w:r>
+      <w:r>
+        <w:t xml:space="preserve"> B</w:t>
+      </w:r>
+      <w:r>
+        <w:t xml:space="preserve"> avec toute sa définition, charger l'étude avec cette base de connaissances</w:t>
+      </w:r>
+      <w:r>
+        <w:t xml:space="preserve"> provisoire</w:t>
+      </w:r>
+      <w:r>
+        <w:t xml:space="preserve"> et utiliser KB3 pour changer le type de tous les objets</w:t>
+      </w:r>
+      <w:r>
+        <w:t xml:space="preserve"> du type A en objets du type B (c'est possible en une seule opération). On perd éventuellement des informations lors de cette transformation. On sauve ensuite l'étude, puis on la rouvre avec la nouvelle base de connaissances.</w:t>
+      </w:r>
+    </w:p>
+    <w:p>
+      <w:r>
+        <w:t xml:space="preserve">Dans tous les cas, KB3 liste dans son fichier log toutes les informations détruites lors du chargement de l'étude avec une nouvelle base de connaissances. On peut donc par un examen détaillé de ce fichier être informé de tous les changements qu'il faut faire. Pour des changements très nombreux et répétitifs, cela peut valoir la peine d'écrire un petit script en SQL </w:t>
+      </w:r>
+      <w:r>
+        <w:t xml:space="preserve">à charger au lancement de KB3 (par le bouton "appliquer patch"). </w:t>
+      </w:r>
+    </w:p>
+    <w:p>
+      <w:r>
+        <w:t>Voici ci-dessous un exemple de tel script, dont l'objet est de</w:t>
+      </w:r>
+      <w:r>
+        <w:t xml:space="preserve"> réunir en un seul type "</w:t>
+      </w:r>
+      <w:proofErr w:type="spellStart"/>
+      <w:r>
+        <w:t>lien_testeur</w:t>
+      </w:r>
+      <w:proofErr w:type="spellEnd"/>
+      <w:r>
+        <w:t>" des objets qui appartenaient à deux types différents (</w:t>
+      </w:r>
+      <w:proofErr w:type="spellStart"/>
+      <w:r>
+        <w:t>lien_testeur_hydrau</w:t>
+      </w:r>
+      <w:proofErr w:type="spellEnd"/>
+      <w:r>
+        <w:t xml:space="preserve"> et </w:t>
+      </w:r>
+      <w:proofErr w:type="spellStart"/>
+      <w:r>
+        <w:t>lien_testeur_elec</w:t>
+      </w:r>
+      <w:proofErr w:type="spellEnd"/>
+      <w:r>
+        <w:t>). Il s'agit donc juste de changer le nom de type des anciens liens. Un tel script doit être dans un fichier d'extension .</w:t>
+      </w:r>
+      <w:proofErr w:type="spellStart"/>
+      <w:r>
+        <w:t>kbp</w:t>
+      </w:r>
+      <w:proofErr w:type="spellEnd"/>
+      <w:r>
+        <w:t>.</w:t>
+      </w:r>
+    </w:p>
+    <w:p>
+      <w:pPr>
+        <w:rPr>
+          <w:sz w:val="14"/>
+        </w:rPr>
+      </w:pPr>
+      <w:proofErr w:type="gramStart"/>
+      <w:r>
+        <w:rPr>
+          <w:sz w:val="14"/>
+        </w:rPr>
+        <w:t>&lt;?</w:t>
+      </w:r>
+      <w:proofErr w:type="spellStart"/>
+      <w:r>
+        <w:rPr>
+          <w:sz w:val="14"/>
+        </w:rPr>
+        <w:t>xml</w:t>
+      </w:r>
+      <w:proofErr w:type="spellEnd"/>
+      <w:proofErr w:type="gramEnd"/>
+      <w:r>
+        <w:rPr>
+          <w:sz w:val="14"/>
+        </w:rPr>
+        <w:t xml:space="preserve"> version="1.0" </w:t>
+      </w:r>
+      <w:proofErr w:type="spellStart"/>
+      <w:r>
+        <w:rPr>
+          <w:sz w:val="14"/>
+        </w:rPr>
+        <w:t>encoding</w:t>
+      </w:r>
+      <w:proofErr w:type="spellEnd"/>
+      <w:r>
+        <w:rPr>
+          <w:sz w:val="14"/>
+        </w:rPr>
+        <w:t>="utf-8"?&gt;</w:t>
+      </w:r>
+    </w:p>
+    <w:p>
+      <w:pPr>
+        <w:rPr>
+          <w:sz w:val="14"/>
+        </w:rPr>
+      </w:pPr>
+      <w:r>
+        <w:rPr>
+          <w:sz w:val="14"/>
+        </w:rPr>
+        <w:t>&lt;</w:t>
+      </w:r>
+      <w:proofErr w:type="spellStart"/>
+      <w:r>
+        <w:rPr>
+          <w:sz w:val="14"/>
+        </w:rPr>
+        <w:t>DatabaseManagement</w:t>
+      </w:r>
+      <w:proofErr w:type="spellEnd"/>
+      <w:r>
+        <w:rPr>
+          <w:sz w:val="14"/>
+        </w:rPr>
+        <w:t xml:space="preserve"> </w:t>
+      </w:r>
+      <w:proofErr w:type="spellStart"/>
+      <w:r>
+        <w:rPr>
+          <w:sz w:val="14"/>
+        </w:rPr>
+        <w:t>xmlns:xsi</w:t>
+      </w:r>
+      <w:proofErr w:type="spellEnd"/>
+      <w:r>
+        <w:rPr>
+          <w:sz w:val="14"/>
+        </w:rPr>
+        <w:t xml:space="preserve">="http://www.w3.org/2001/XMLSchema-instance" </w:t>
+      </w:r>
+      <w:proofErr w:type="spellStart"/>
+      <w:r>
+        <w:rPr>
+          <w:sz w:val="14"/>
+        </w:rPr>
+        <w:t>xsi:noNamespaceSchemaLocation</w:t>
+      </w:r>
+      <w:proofErr w:type="spellEnd"/>
+      <w:r>
+        <w:rPr>
+          <w:sz w:val="14"/>
+        </w:rPr>
+        <w:t>="KB3DatabaseManager.xsd"&gt;</w:t>
+      </w:r>
+    </w:p>
+    <w:p>
+      <w:pPr>
+        <w:rPr>
+          <w:sz w:val="14"/>
+        </w:rPr>
+      </w:pPr>
+      <w:r>
+        <w:rPr>
+          <w:sz w:val="14"/>
+        </w:rPr>
+        <w:t>&lt;</w:t>
+      </w:r>
+      <w:proofErr w:type="spellStart"/>
+      <w:r>
+        <w:rPr>
+          <w:sz w:val="14"/>
+        </w:rPr>
+        <w:t>VersionUpdate</w:t>
+      </w:r>
+      <w:proofErr w:type="spellEnd"/>
+      <w:r>
+        <w:rPr>
+          <w:sz w:val="14"/>
+        </w:rPr>
+        <w:t xml:space="preserve"> </w:t>
+      </w:r>
+      <w:proofErr w:type="spellStart"/>
+      <w:r>
+        <w:rPr>
+          <w:sz w:val="14"/>
+        </w:rPr>
+        <w:t>fromVersion</w:t>
+      </w:r>
+      <w:proofErr w:type="spellEnd"/>
+      <w:r>
+        <w:rPr>
+          <w:sz w:val="14"/>
+        </w:rPr>
+        <w:t xml:space="preserve">="24" </w:t>
+      </w:r>
+      <w:proofErr w:type="spellStart"/>
+      <w:r>
+        <w:rPr>
+          <w:sz w:val="14"/>
+        </w:rPr>
+        <w:t>toVersion</w:t>
+      </w:r>
+      <w:proofErr w:type="spellEnd"/>
+      <w:r>
+        <w:rPr>
+          <w:sz w:val="14"/>
+        </w:rPr>
+        <w:t>="24"&gt;</w:t>
+      </w:r>
+    </w:p>
+    <w:p>
+      <w:pPr>
+        <w:rPr>
+          <w:sz w:val="14"/>
+        </w:rPr>
+      </w:pPr>
+      <w:r>
+        <w:rPr>
+          <w:sz w:val="14"/>
+        </w:rPr>
+        <w:tab/>
+        <w:t xml:space="preserve">&lt;Comment&gt;modification noms </w:t>
+      </w:r>
+      <w:proofErr w:type="spellStart"/>
+      <w:r>
+        <w:rPr>
+          <w:sz w:val="14"/>
+        </w:rPr>
+        <w:t>bdc</w:t>
+      </w:r>
+      <w:proofErr w:type="spellEnd"/>
+      <w:r>
+        <w:rPr>
+          <w:sz w:val="14"/>
+        </w:rPr>
+        <w:t xml:space="preserve"> et types&lt;/Comment&gt;</w:t>
+      </w:r>
+    </w:p>
+    <w:p>
+      <w:pPr>
+        <w:rPr>
+          <w:sz w:val="14"/>
+        </w:rPr>
+      </w:pPr>
+      <w:r>
+        <w:rPr>
+          <w:sz w:val="14"/>
+        </w:rPr>
+        <w:tab/>
+      </w:r>
+    </w:p>
+    <w:p>
+      <w:pPr>
+        <w:rPr>
+          <w:sz w:val="14"/>
+        </w:rPr>
+      </w:pPr>
+      <w:r>
+        <w:rPr>
+          <w:sz w:val="14"/>
+        </w:rPr>
+        <w:tab/>
+        <w:t>&lt;Command&gt;update STRU_FIG set NOM="</w:t>
+      </w:r>
+      <w:proofErr w:type="spellStart"/>
+      <w:r>
+        <w:rPr>
+          <w:sz w:val="14"/>
+        </w:rPr>
+        <w:t>lien_testeur</w:t>
+      </w:r>
+      <w:proofErr w:type="spellEnd"/>
+      <w:r>
+        <w:rPr>
+          <w:sz w:val="14"/>
+        </w:rPr>
+        <w:t xml:space="preserve">" </w:t>
+      </w:r>
+      <w:proofErr w:type="spellStart"/>
+      <w:r>
+        <w:rPr>
+          <w:sz w:val="14"/>
+        </w:rPr>
+        <w:t>where</w:t>
+      </w:r>
+      <w:proofErr w:type="spellEnd"/>
+      <w:r>
+        <w:rPr>
+          <w:sz w:val="14"/>
+        </w:rPr>
+        <w:t xml:space="preserve"> NOM="</w:t>
+      </w:r>
+      <w:proofErr w:type="spellStart"/>
+      <w:r>
+        <w:rPr>
+          <w:sz w:val="14"/>
+        </w:rPr>
+        <w:t>lien_testeur_hydrau</w:t>
+      </w:r>
+      <w:proofErr w:type="spellEnd"/>
+      <w:r>
+        <w:rPr>
+          <w:sz w:val="14"/>
+        </w:rPr>
+        <w:t>";&lt;/Command&gt;</w:t>
+      </w:r>
+    </w:p>
+    <w:p>
+      <w:pPr>
+        <w:rPr>
+          <w:sz w:val="14"/>
+        </w:rPr>
+      </w:pPr>
+      <w:r>
+        <w:rPr>
+          <w:sz w:val="14"/>
+        </w:rPr>
+        <w:tab/>
+        <w:t>&lt;Command&gt;update STRU_FIG set TYPE_NAME="</w:t>
+      </w:r>
+      <w:proofErr w:type="spellStart"/>
+      <w:r>
+        <w:rPr>
+          <w:sz w:val="14"/>
+        </w:rPr>
+        <w:t>lien_testeur</w:t>
+      </w:r>
+      <w:proofErr w:type="spellEnd"/>
+      <w:r>
+        <w:rPr>
+          <w:sz w:val="14"/>
+        </w:rPr>
+        <w:t xml:space="preserve">" </w:t>
+      </w:r>
+      <w:proofErr w:type="spellStart"/>
+      <w:r>
+        <w:rPr>
+          <w:sz w:val="14"/>
+        </w:rPr>
+        <w:t>where</w:t>
+      </w:r>
+      <w:proofErr w:type="spellEnd"/>
+      <w:r>
+        <w:rPr>
+          <w:sz w:val="14"/>
+        </w:rPr>
+        <w:t xml:space="preserve"> TYPE_NAME="</w:t>
+      </w:r>
+      <w:proofErr w:type="spellStart"/>
+      <w:r>
+        <w:rPr>
+          <w:sz w:val="14"/>
+        </w:rPr>
+        <w:t>lien_testeur_hydrau</w:t>
+      </w:r>
+      <w:proofErr w:type="spellEnd"/>
+      <w:r>
+        <w:rPr>
+          <w:sz w:val="14"/>
+        </w:rPr>
+        <w:t>";&lt;/Command&gt;</w:t>
+      </w:r>
+    </w:p>
+    <w:p>
+      <w:pPr>
+        <w:rPr>
+          <w:sz w:val="14"/>
+        </w:rPr>
+      </w:pPr>
+      <w:r>
+        <w:rPr>
+          <w:sz w:val="14"/>
+        </w:rPr>
+        <w:tab/>
+      </w:r>
+    </w:p>
+    <w:p>
+      <w:pPr>
+        <w:rPr>
+          <w:sz w:val="14"/>
+        </w:rPr>
+      </w:pPr>
+      <w:r>
+        <w:rPr>
+          <w:sz w:val="14"/>
+        </w:rPr>
+        <w:tab/>
+        <w:t>&lt;Command&gt;update STRU_FIG set NOM="</w:t>
+      </w:r>
+      <w:proofErr w:type="spellStart"/>
+      <w:r>
+        <w:rPr>
+          <w:sz w:val="14"/>
+        </w:rPr>
+        <w:t>lien_testeur</w:t>
+      </w:r>
+      <w:proofErr w:type="spellEnd"/>
+      <w:r>
+        <w:rPr>
+          <w:sz w:val="14"/>
+        </w:rPr>
+        <w:t xml:space="preserve">" </w:t>
+      </w:r>
+      <w:proofErr w:type="spellStart"/>
+      <w:r>
+        <w:rPr>
+          <w:sz w:val="14"/>
+        </w:rPr>
+        <w:t>where</w:t>
+      </w:r>
+      <w:proofErr w:type="spellEnd"/>
+      <w:r>
+        <w:rPr>
+          <w:sz w:val="14"/>
+        </w:rPr>
+        <w:t xml:space="preserve"> NOM="</w:t>
+      </w:r>
+      <w:proofErr w:type="spellStart"/>
+      <w:r>
+        <w:rPr>
+          <w:sz w:val="14"/>
+        </w:rPr>
+        <w:t>lien_testeur_elec</w:t>
+      </w:r>
+      <w:proofErr w:type="spellEnd"/>
+      <w:r>
+        <w:rPr>
+          <w:sz w:val="14"/>
+        </w:rPr>
+        <w:t>";&lt;/Command&gt;</w:t>
+      </w:r>
+    </w:p>
+    <w:p>
+      <w:pPr>
+        <w:rPr>
+          <w:sz w:val="14"/>
+          <w:lang w:val="en-GB"/>
+        </w:rPr>
+      </w:pPr>
+      <w:r>
+        <w:rPr>
+          <w:sz w:val="14"/>
+        </w:rPr>
+        <w:tab/>
+      </w:r>
+      <w:r>
+        <w:rPr>
+          <w:sz w:val="14"/>
+          <w:lang w:val="en-GB"/>
+        </w:rPr>
+        <w:t>&lt;Command&gt;update STRU_FIG set TYPE_NAME="</w:t>
+      </w:r>
+      <w:proofErr w:type="spellStart"/>
+      <w:r>
+        <w:rPr>
+          <w:sz w:val="14"/>
+          <w:lang w:val="en-GB"/>
+        </w:rPr>
+        <w:t>lien_testeur</w:t>
+      </w:r>
+      <w:proofErr w:type="spellEnd"/>
+      <w:r>
+        <w:rPr>
+          <w:sz w:val="14"/>
+          <w:lang w:val="en-GB"/>
+        </w:rPr>
+        <w:t>" where TYPE_NAME="</w:t>
+      </w:r>
+      <w:proofErr w:type="spellStart"/>
+      <w:r>
+        <w:rPr>
+          <w:sz w:val="14"/>
+          <w:lang w:val="en-GB"/>
+        </w:rPr>
+        <w:t>lien_testeur_elec</w:t>
+      </w:r>
+      <w:proofErr w:type="spellEnd"/>
+      <w:r>
+        <w:rPr>
+          <w:sz w:val="14"/>
+          <w:lang w:val="en-GB"/>
+        </w:rPr>
+        <w:t>";</w:t>
+      </w:r>
+      <w:proofErr w:type="gramStart"/>
+      <w:r>
+        <w:rPr>
+          <w:sz w:val="14"/>
+          <w:lang w:val="en-GB"/>
+        </w:rPr>
+        <w:t>&lt;/</w:t>
+      </w:r>
+      <w:proofErr w:type="gramEnd"/>
+      <w:r>
+        <w:rPr>
+          <w:sz w:val="14"/>
+          <w:lang w:val="en-GB"/>
+        </w:rPr>
+        <w:t>Command&gt;</w:t>
+      </w:r>
+    </w:p>
+    <w:p>
+      <w:pPr>
+        <w:rPr>
+          <w:sz w:val="14"/>
+          <w:lang w:val="en-GB"/>
+        </w:rPr>
+      </w:pPr>
+      <w:r>
+        <w:rPr>
+          <w:sz w:val="14"/>
+          <w:lang w:val="en-GB"/>
+        </w:rPr>
+        <w:tab/>
+      </w:r>
+    </w:p>
+    <w:p>
+      <w:pPr>
+        <w:rPr>
+          <w:sz w:val="14"/>
+        </w:rPr>
+      </w:pPr>
+      <w:r>
+        <w:rPr>
+          <w:sz w:val="14"/>
+        </w:rPr>
+        <w:t>&lt;/</w:t>
+      </w:r>
+      <w:proofErr w:type="spellStart"/>
+      <w:r>
+        <w:rPr>
+          <w:sz w:val="14"/>
+        </w:rPr>
+        <w:t>VersionUpdate</w:t>
+      </w:r>
+      <w:proofErr w:type="spellEnd"/>
+      <w:r>
+        <w:rPr>
+          <w:sz w:val="14"/>
+        </w:rPr>
+        <w:t>&gt;</w:t>
+      </w:r>
+    </w:p>
+    <w:p>
+      <w:r>
+        <w:rPr>
+          <w:sz w:val="14"/>
+        </w:rPr>
+        <w:t>&lt;/</w:t>
+      </w:r>
+      <w:proofErr w:type="spellStart"/>
+      <w:r>
+        <w:rPr>
+          <w:sz w:val="14"/>
+        </w:rPr>
+        <w:t>DatabaseManagement</w:t>
+      </w:r>
+      <w:proofErr w:type="spellEnd"/>
+      <w:r>
+        <w:rPr>
+          <w:sz w:val="14"/>
+        </w:rPr>
+        <w:t>&gt;</w:t>
+      </w:r>
+      <w:r>
+        <w:t xml:space="preserve"> </w:t>
+      </w:r>
+      <w:r>
+        <w:t xml:space="preserve">  </w:t>
       </w:r>
     </w:p>
     <w:p>
       <w:pPr>
         <w:pStyle w:val="Titre1"/>
       </w:pPr>
-      <w:bookmarkStart w:id="33" w:name="_Toc453712007"/>
+      <w:bookmarkStart w:id="35" w:name="_Toc2964577"/>
       <w:r>
         <w:t>Conclusion</w:t>
       </w:r>
-      <w:bookmarkEnd w:id="33"/>
+      <w:bookmarkEnd w:id="35"/>
     </w:p>
     <w:p>
       <w:r>
@@ -14353,7 +17534,15 @@
         <w:ind w:left="567"/>
       </w:pPr>
       <w:r>
-        <w:t>- l'évolution de KB3 et de l'éditeur VisualFigaro,</w:t>
+        <w:t xml:space="preserve">- l'évolution de KB3 et de l'éditeur </w:t>
+      </w:r>
+      <w:proofErr w:type="spellStart"/>
+      <w:r>
+        <w:t>VisualFigaro</w:t>
+      </w:r>
+      <w:proofErr w:type="spellEnd"/>
+      <w:r>
+        <w:t>,</w:t>
       </w:r>
     </w:p>
     <w:p>
@@ -14379,12 +17568,12 @@
       <w:r>
         <w:br w:type="page"/>
       </w:r>
-      <w:bookmarkStart w:id="34" w:name="_Toc453712008"/>
+      <w:bookmarkStart w:id="36" w:name="_Toc2964578"/>
       <w:r>
         <w:lastRenderedPageBreak/>
         <w:t>Annexe A : passage de paramètres lors du lancement d'un code externe par KB3</w:t>
       </w:r>
-      <w:bookmarkEnd w:id="34"/>
+      <w:bookmarkEnd w:id="36"/>
     </w:p>
     <w:p/>
     <w:p>
@@ -14515,7 +17704,15 @@
         <w:t xml:space="preserve"> faisant charger directement le fichier Figaro 0 qui vient d'être généré pa</w:t>
       </w:r>
       <w:r>
-        <w:t>r KB3 (on peut faire la même chose pour Figseq).</w:t>
+        <w:t xml:space="preserve">r KB3 (on peut faire la même chose pour </w:t>
+      </w:r>
+      <w:proofErr w:type="spellStart"/>
+      <w:r>
+        <w:t>Figseq</w:t>
+      </w:r>
+      <w:proofErr w:type="spellEnd"/>
+      <w:r>
+        <w:t>).</w:t>
       </w:r>
     </w:p>
     <w:p>
@@ -14540,7 +17737,15 @@
         <w:t>.</w:t>
       </w:r>
       <w:r>
-        <w:t xml:space="preserve"> Dans l'exemple ci-dessus, %1 vaut "-wd", %2 est le répertoire de travail, %3 vaut "-ffi0" et %4 est le nom complet d'accès au fichier Figaro0 à charger par YAMS. </w:t>
+        <w:t xml:space="preserve"> Dans l'exemple ci-dessus, %1 vaut "-</w:t>
+      </w:r>
+      <w:proofErr w:type="spellStart"/>
+      <w:r>
+        <w:t>wd</w:t>
+      </w:r>
+      <w:proofErr w:type="spellEnd"/>
+      <w:r>
+        <w:t xml:space="preserve">", %2 est le répertoire de travail, %3 vaut "-ffi0" et %4 est le nom complet d'accès au fichier Figaro0 à charger par YAMS. </w:t>
       </w:r>
       <w:r>
         <w:t xml:space="preserve"> </w:t>
@@ -14782,7 +17987,15 @@
         <w:footnoteRef/>
       </w:r>
       <w:r>
-        <w:t xml:space="preserve"> Pour Figseq et YAMS, il faut installer ces codes séparément de Visual Figaro, et se référer aux indications du §</w:t>
+        <w:t xml:space="preserve"> Pour </w:t>
+      </w:r>
+      <w:proofErr w:type="spellStart"/>
+      <w:r>
+        <w:t>Figseq</w:t>
+      </w:r>
+      <w:proofErr w:type="spellEnd"/>
+      <w:r>
+        <w:t xml:space="preserve"> et YAMS, il faut installer ces codes séparément de Visual Figaro, et se référer aux indications du §</w:t>
       </w:r>
       <w:r>
         <w:fldChar w:fldCharType="begin"/>
@@ -14816,7 +18029,23 @@
         <w:footnoteRef/>
       </w:r>
       <w:r>
-        <w:t xml:space="preserve"> Noter que VisualFigaro utilise aussi ce fichier pour savoir où se trouvent YAMS et Figseq.</w:t>
+        <w:t xml:space="preserve"> Noter que </w:t>
+      </w:r>
+      <w:proofErr w:type="spellStart"/>
+      <w:r>
+        <w:t>VisualFigaro</w:t>
+      </w:r>
+      <w:proofErr w:type="spellEnd"/>
+      <w:r>
+        <w:t xml:space="preserve"> utilise aussi ce fichier pour savoir où se trouvent YAMS et </w:t>
+      </w:r>
+      <w:proofErr w:type="spellStart"/>
+      <w:r>
+        <w:t>Figseq</w:t>
+      </w:r>
+      <w:proofErr w:type="spellEnd"/>
+      <w:r>
+        <w:t>.</w:t>
       </w:r>
     </w:p>
   </w:footnote>
@@ -14832,25 +18061,15 @@
         <w:footnoteRef/>
       </w:r>
       <w:r>
-        <w:t xml:space="preserve"> En fait, il peut exister deux fichiers KB3Configuration.xml : un fichier situé dans C:</w:t>
-      </w:r>
-      <w:r>
-        <w:t>\</w:t>
-      </w:r>
-      <w:r>
-        <w:t>ProgramData</w:t>
-      </w:r>
-      <w:r>
-        <w:t>\EDF MRI TOOLS</w:t>
-      </w:r>
-      <w:r>
-        <w:t>, dont les données sont accessibles à tous les utilisateurs de la machine</w:t>
-      </w:r>
-      <w:r>
-        <w:t>, et qui n'est pas modifié par KB3</w:t>
-      </w:r>
-      <w:r>
-        <w:t xml:space="preserve">, et un fichier propre à l'utilisateur "nom_user", situé dans le répertoire : </w:t>
+        <w:t xml:space="preserve"> En fait, il peut exister deux fichiers KB3Configuration.xml : un fichier situé dans C:\ProgramData\EDF MRI TOOLS, dont les données sont accessibles à tous les utilisateurs de la machine, et qui n'est pas modifié par KB3, et un fichier propre à l'utilisateur "</w:t>
+      </w:r>
+      <w:proofErr w:type="spellStart"/>
+      <w:r>
+        <w:t>nom_user</w:t>
+      </w:r>
+      <w:proofErr w:type="spellEnd"/>
+      <w:r>
+        <w:t xml:space="preserve">", situé dans le répertoire : </w:t>
       </w:r>
       <w:r>
         <w:t>C:\Users\</w:t>
@@ -14862,12 +18081,7 @@
         <w:t>\AppData\Roaming\EDF MRI TOOLS</w:t>
       </w:r>
       <w:r>
-        <w:t>. A chaque lancement, KB3 lit les deux fichiers et pre</w:t>
-      </w:r>
-      <w:bookmarkStart w:id="19" w:name="_GoBack"/>
-      <w:bookmarkEnd w:id="19"/>
-      <w:r>
-        <w:t xml:space="preserve">nd l'union des informations qu'il y trouve. En cas de conflit pour un code donné, il prend les informations du fichier propre à l'utilisateur. </w:t>
+        <w:t xml:space="preserve">. A chaque lancement, KB3 lit les deux fichiers et prend l'union des informations qu'il y trouve. En cas de conflit pour un code donné, il prend les informations du fichier propre à l'utilisateur. </w:t>
       </w:r>
     </w:p>
     <w:p>
@@ -14875,13 +18089,7 @@
         <w:pStyle w:val="Notedebasdepage"/>
       </w:pPr>
       <w:r>
-        <w:t>Pour éviter des conflits, c'est le fichier propre à l'utilisateur qui est modifié par les installateurs des codes de calcul</w:t>
-      </w:r>
-      <w:r>
-        <w:t xml:space="preserve"> et par KB3</w:t>
-      </w:r>
-      <w:r>
-        <w:t xml:space="preserve">. Ce fichier est réécrit par KB3 à chaque fin de session, sous la forme d'une ligne unique. Pour pouvoir le lire commodément, il faut le reformater avec un éditeur de XML. </w:t>
+        <w:t xml:space="preserve">Pour éviter des conflits, c'est le fichier propre à l'utilisateur qui est modifié par les installateurs des codes de calcul et par KB3. Ce fichier est réécrit par KB3 à chaque fin de session, sous la forme d'une ligne unique. Pour pouvoir le lire commodément, il faut le reformater avec un éditeur de XML. </w:t>
       </w:r>
     </w:p>
   </w:footnote>
@@ -14897,7 +18105,15 @@
         <w:footnoteRef/>
       </w:r>
       <w:r>
-        <w:t xml:space="preserve"> Les points de connexion sont appelés « ports » dans l’IHM VisualFigaro.</w:t>
+        <w:t xml:space="preserve"> Les points de connexion sont appelés « ports » dans l’IHM </w:t>
+      </w:r>
+      <w:proofErr w:type="spellStart"/>
+      <w:r>
+        <w:t>VisualFigaro</w:t>
+      </w:r>
+      <w:proofErr w:type="spellEnd"/>
+      <w:r>
+        <w:t>.</w:t>
       </w:r>
     </w:p>
   </w:footnote>
@@ -15171,7 +18387,7 @@
               <w:noProof/>
               <w:sz w:val="20"/>
             </w:rPr>
-            <w:t>22</w:t>
+            <w:t>23</w:t>
           </w:r>
           <w:r>
             <w:rPr>
@@ -18497,6 +21713,17 @@
       <w:szCs w:val="16"/>
     </w:rPr>
   </w:style>
+  <w:style w:type="paragraph" w:styleId="Paragraphedeliste">
+    <w:name w:val="List Paragraph"/>
+    <w:basedOn w:val="Normal"/>
+    <w:uiPriority w:val="34"/>
+    <w:qFormat/>
+    <w:rsid w:val="002A4410"/>
+    <w:pPr>
+      <w:ind w:left="720"/>
+      <w:contextualSpacing/>
+    </w:pPr>
+  </w:style>
 </w:styles>
 </file>
 
@@ -18790,7 +22017,7 @@
 </file>
 
 <file path=customXml/itemProps1.xml><?xml version="1.0" encoding="utf-8"?>
-<ds:datastoreItem xmlns:ds="http://schemas.openxmlformats.org/officeDocument/2006/customXml" ds:itemID="{03CEA210-6D77-4257-8F73-82E76B4F1510}">
+<ds:datastoreItem xmlns:ds="http://schemas.openxmlformats.org/officeDocument/2006/customXml" ds:itemID="{74CC514D-A953-4397-86FC-837E923F1B05}">
   <ds:schemaRefs>
     <ds:schemaRef ds:uri="http://schemas.openxmlformats.org/officeDocument/2006/bibliography"/>
   </ds:schemaRefs>

--- a/Package/5_Docs/Francais/Manuel devt BDC pour KB3 v3.docx
+++ b/Package/5_Docs/Francais/Manuel devt BDC pour KB3 v3.docx
@@ -99,10 +99,10 @@
                   <v:path o:extrusionok="f" gradientshapeok="t" o:connecttype="rect"/>
                   <o:lock v:ext="edit" aspectratio="t"/>
                 </v:shapetype>
-                <v:shape id="_x0000_i1025" type="#_x0000_t75" style="width:59.35pt;height:78.9pt" o:ole="">
+                <v:shape id="_x0000_i1025" type="#_x0000_t75" style="width:59.25pt;height:78.75pt" o:ole="">
                   <v:imagedata r:id="rId8" o:title=""/>
                 </v:shape>
-                <o:OLEObject Type="Embed" ProgID="Word.Picture.8" ShapeID="_x0000_i1025" DrawAspect="Content" ObjectID="_1613577362" r:id="rId9"/>
+                <o:OLEObject Type="Embed" ProgID="Word.Picture.8" ShapeID="_x0000_i1025" DrawAspect="Content" ObjectID="_1613820747" r:id="rId9"/>
               </w:object>
             </w:r>
           </w:p>
@@ -912,10 +912,10 @@
                 <w:szCs w:val="24"/>
               </w:rPr>
               <w:object w:dxaOrig="1188" w:dyaOrig="1576">
-                <v:shape id="_x0000_i1026" type="#_x0000_t75" style="width:59.35pt;height:78.9pt" o:ole="">
+                <v:shape id="_x0000_i1026" type="#_x0000_t75" style="width:59.25pt;height:78.75pt" o:ole="">
                   <v:imagedata r:id="rId10" o:title=""/>
                 </v:shape>
-                <o:OLEObject Type="Embed" ProgID="Word.Picture.8" ShapeID="_x0000_i1026" DrawAspect="Content" ObjectID="_1613577363" r:id="rId11"/>
+                <o:OLEObject Type="Embed" ProgID="Word.Picture.8" ShapeID="_x0000_i1026" DrawAspect="Content" ObjectID="_1613820748" r:id="rId11"/>
               </w:object>
             </w:r>
           </w:p>
@@ -12083,12 +12083,7 @@
         <w:pStyle w:val="Paragraphe"/>
       </w:pPr>
       <w:r>
-        <w:t>En outre, il est possible d'ajouter des lanceme</w:t>
-      </w:r>
-      <w:bookmarkStart w:id="19" w:name="_GoBack"/>
-      <w:bookmarkEnd w:id="19"/>
-      <w:r>
-        <w:t xml:space="preserve">nts de codes externes qui permettent d'enchaîner automatiquement des opérations telles que la génération d'un  ADD et/ou d'un modèle en Figaro 0 et le lancement d'un traitement  externe (par exemple : </w:t>
+        <w:t xml:space="preserve">En outre, il est possible d'ajouter des lancements de codes externes qui permettent d'enchaîner automatiquement des opérations telles que la génération d'un  ADD et/ou d'un modèle en Figaro 0 et le lancement d'un traitement  externe (par exemple : </w:t>
       </w:r>
       <w:proofErr w:type="spellStart"/>
       <w:r>
@@ -13481,11 +13476,11 @@
       <w:pPr>
         <w:pStyle w:val="Titre3"/>
       </w:pPr>
-      <w:bookmarkStart w:id="20" w:name="_Toc2964563"/>
+      <w:bookmarkStart w:id="19" w:name="_Toc2964563"/>
       <w:r>
         <w:t>Premiers tests</w:t>
       </w:r>
-      <w:bookmarkEnd w:id="20"/>
+      <w:bookmarkEnd w:id="19"/>
     </w:p>
     <w:p>
       <w:pPr>
@@ -13650,11 +13645,11 @@
       <w:pPr>
         <w:pStyle w:val="Titre2"/>
       </w:pPr>
-      <w:bookmarkStart w:id="21" w:name="_Toc2964564"/>
+      <w:bookmarkStart w:id="20" w:name="_Toc2964564"/>
       <w:r>
         <w:t>Spécifier les points de connexion</w:t>
       </w:r>
-      <w:bookmarkEnd w:id="21"/>
+      <w:bookmarkEnd w:id="20"/>
     </w:p>
     <w:p>
       <w:r>
@@ -13814,11 +13809,11 @@
       <w:pPr>
         <w:pStyle w:val="Titre2"/>
       </w:pPr>
-      <w:bookmarkStart w:id="22" w:name="_Toc2964565"/>
+      <w:bookmarkStart w:id="21" w:name="_Toc2964565"/>
       <w:r>
         <w:t>Renseigner les contraintes de connexion et les règles de remplissage des interfaces</w:t>
       </w:r>
-      <w:bookmarkEnd w:id="22"/>
+      <w:bookmarkEnd w:id="21"/>
     </w:p>
     <w:p>
       <w:pPr>
@@ -15911,11 +15906,11 @@
       <w:pPr>
         <w:pStyle w:val="Titre2"/>
       </w:pPr>
-      <w:bookmarkStart w:id="23" w:name="_Toc2964566"/>
+      <w:bookmarkStart w:id="22" w:name="_Toc2964566"/>
       <w:r>
         <w:t>Spécifier les algorithmes d'objets déduits</w:t>
       </w:r>
-      <w:bookmarkEnd w:id="23"/>
+      <w:bookmarkEnd w:id="22"/>
     </w:p>
     <w:p>
       <w:pPr>
@@ -15952,11 +15947,37 @@
       <w:pPr>
         <w:pStyle w:val="Titre2"/>
       </w:pPr>
-      <w:bookmarkStart w:id="24" w:name="_Toc2964567"/>
+      <w:bookmarkStart w:id="23" w:name="_Toc2964567"/>
       <w:r>
         <w:lastRenderedPageBreak/>
         <w:t>Choisir ou créer des icônes et styles de liens</w:t>
       </w:r>
+      <w:bookmarkEnd w:id="23"/>
+    </w:p>
+    <w:p>
+      <w:pPr>
+        <w:pStyle w:val="Paragraphe"/>
+      </w:pPr>
+      <w:r>
+        <w:t>Une fois parvenu à ce stade, le .</w:t>
+      </w:r>
+      <w:proofErr w:type="spellStart"/>
+      <w:r>
+        <w:t>bdc</w:t>
+      </w:r>
+      <w:proofErr w:type="spellEnd"/>
+      <w:r>
+        <w:t xml:space="preserve"> est suffisant pour permettre de saisir rapidement des systèmes et pour lancer différents types de traitement. Les objets créés ont tous le même aspect, mais ils portent des noms formés du nom de leur type suivi d'un numéro, ce qui est suffisant pour les distinguer. Toutefois, il devient rapidement utile pour la lisibilité des modèles, de particulariser les icônes et styles de liens associés aux différents types.</w:t>
+      </w:r>
+    </w:p>
+    <w:p>
+      <w:pPr>
+        <w:pStyle w:val="Titre3"/>
+      </w:pPr>
+      <w:bookmarkStart w:id="24" w:name="_Toc2964568"/>
+      <w:r>
+        <w:t>Icônes</w:t>
+      </w:r>
       <w:bookmarkEnd w:id="24"/>
     </w:p>
     <w:p>
@@ -15964,7 +15985,48 @@
         <w:pStyle w:val="Paragraphe"/>
       </w:pPr>
       <w:r>
-        <w:t>Une fois parvenu à ce stade, le .</w:t>
+        <w:t xml:space="preserve">Se servir de l'IHM pour choisir des icônes </w:t>
+      </w:r>
+      <w:proofErr w:type="gramStart"/>
+      <w:r>
+        <w:t>standard</w:t>
+      </w:r>
+      <w:proofErr w:type="gramEnd"/>
+      <w:r>
+        <w:t xml:space="preserve"> (mises dans le répertoire </w:t>
+      </w:r>
+      <w:proofErr w:type="spellStart"/>
+      <w:r>
+        <w:t>icons</w:t>
+      </w:r>
+      <w:proofErr w:type="spellEnd"/>
+      <w:r>
+        <w:t xml:space="preserve"> lors de la création de la base de connaissances) ou aller en récupérer d'autres (qui dans ce cas vont être copiées dans le répertoire </w:t>
+      </w:r>
+      <w:proofErr w:type="spellStart"/>
+      <w:r>
+        <w:t>icons</w:t>
+      </w:r>
+      <w:proofErr w:type="spellEnd"/>
+      <w:r>
+        <w:t>) dans d'autres répertoires.</w:t>
+      </w:r>
+    </w:p>
+    <w:p>
+      <w:pPr>
+        <w:pStyle w:val="Paragraphe"/>
+      </w:pPr>
+      <w:r>
+        <w:rPr>
+          <w:i/>
+        </w:rPr>
+        <w:t>Remarque</w:t>
+      </w:r>
+      <w:r>
+        <w:t xml:space="preserve"> : o</w:t>
+      </w:r>
+      <w:r>
+        <w:t xml:space="preserve">utre les icônes correspondant aux objets définis dans la </w:t>
       </w:r>
       <w:proofErr w:type="spellStart"/>
       <w:r>
@@ -15972,99 +16034,32 @@
       </w:r>
       <w:proofErr w:type="spellEnd"/>
       <w:r>
-        <w:t xml:space="preserve"> est suffisant pour permettre de saisir rapidement des systèmes et pour lancer différents types de traitement. Les objets créés ont tous le même aspect, mais ils portent des noms formés du nom de leur type suivi d'un numéro, ce qui est suffisant pour les distinguer. Toutefois, il devient rapidement utile pour la lisibilité des modèles, de particulariser les icônes et styles de liens associés aux différents types.</w:t>
+        <w:t xml:space="preserve">, il faut systématiquement </w:t>
+      </w:r>
+      <w:r>
+        <w:t>avoir</w:t>
+      </w:r>
+      <w:r>
+        <w:t xml:space="preserve"> une icône de nom MCG (donc les deux fichiers MCG.ico et </w:t>
+      </w:r>
+      <w:proofErr w:type="spellStart"/>
+      <w:r>
+        <w:t>MCG.sym</w:t>
+      </w:r>
+      <w:proofErr w:type="spellEnd"/>
+      <w:r>
+        <w:t>) qui servira à représenter les macro-composants graphiques.</w:t>
       </w:r>
     </w:p>
     <w:p>
       <w:pPr>
         <w:pStyle w:val="Titre3"/>
       </w:pPr>
-      <w:bookmarkStart w:id="25" w:name="_Toc2964568"/>
-      <w:r>
-        <w:t>Icônes</w:t>
+      <w:bookmarkStart w:id="25" w:name="_Toc2964569"/>
+      <w:r>
+        <w:t>Liens</w:t>
       </w:r>
       <w:bookmarkEnd w:id="25"/>
-    </w:p>
-    <w:p>
-      <w:pPr>
-        <w:pStyle w:val="Paragraphe"/>
-      </w:pPr>
-      <w:r>
-        <w:t xml:space="preserve">Se servir de l'IHM pour choisir des icônes </w:t>
-      </w:r>
-      <w:proofErr w:type="gramStart"/>
-      <w:r>
-        <w:t>standard</w:t>
-      </w:r>
-      <w:proofErr w:type="gramEnd"/>
-      <w:r>
-        <w:t xml:space="preserve"> (mises dans le répertoire </w:t>
-      </w:r>
-      <w:proofErr w:type="spellStart"/>
-      <w:r>
-        <w:t>icons</w:t>
-      </w:r>
-      <w:proofErr w:type="spellEnd"/>
-      <w:r>
-        <w:t xml:space="preserve"> lors de la création de la base de connaissances) ou aller en récupérer d'autres (qui dans ce cas vont être copiées dans le répertoire </w:t>
-      </w:r>
-      <w:proofErr w:type="spellStart"/>
-      <w:r>
-        <w:t>icons</w:t>
-      </w:r>
-      <w:proofErr w:type="spellEnd"/>
-      <w:r>
-        <w:t>) dans d'autres répertoires.</w:t>
-      </w:r>
-    </w:p>
-    <w:p>
-      <w:pPr>
-        <w:pStyle w:val="Paragraphe"/>
-      </w:pPr>
-      <w:r>
-        <w:rPr>
-          <w:i/>
-        </w:rPr>
-        <w:t>Remarque</w:t>
-      </w:r>
-      <w:r>
-        <w:t xml:space="preserve"> : o</w:t>
-      </w:r>
-      <w:r>
-        <w:t xml:space="preserve">utre les icônes correspondant aux objets définis dans la </w:t>
-      </w:r>
-      <w:proofErr w:type="spellStart"/>
-      <w:r>
-        <w:t>bdc</w:t>
-      </w:r>
-      <w:proofErr w:type="spellEnd"/>
-      <w:r>
-        <w:t xml:space="preserve">, il faut systématiquement </w:t>
-      </w:r>
-      <w:r>
-        <w:t>avoir</w:t>
-      </w:r>
-      <w:r>
-        <w:t xml:space="preserve"> une icône de nom MCG (donc les deux fichiers MCG.ico et </w:t>
-      </w:r>
-      <w:proofErr w:type="spellStart"/>
-      <w:r>
-        <w:t>MCG.sym</w:t>
-      </w:r>
-      <w:proofErr w:type="spellEnd"/>
-      <w:r>
-        <w:t>) qui servira à représenter les macro-composants graphiques.</w:t>
-      </w:r>
-    </w:p>
-    <w:p>
-      <w:pPr>
-        <w:pStyle w:val="Titre3"/>
-      </w:pPr>
-      <w:bookmarkStart w:id="26" w:name="_Toc2964569"/>
-      <w:r>
-        <w:t>Liens</w:t>
-      </w:r>
-      <w:bookmarkEnd w:id="26"/>
     </w:p>
     <w:p>
       <w:pPr>
@@ -16111,8 +16106,8 @@
       <w:pPr>
         <w:pStyle w:val="Titre2"/>
       </w:pPr>
-      <w:bookmarkStart w:id="27" w:name="_Ref153967930"/>
-      <w:bookmarkStart w:id="28" w:name="_Toc2964570"/>
+      <w:bookmarkStart w:id="26" w:name="_Ref153967930"/>
+      <w:bookmarkStart w:id="27" w:name="_Toc2964570"/>
       <w:r>
         <w:t>Exploiter l'héritage dans le fichier .</w:t>
       </w:r>
@@ -16120,8 +16115,8 @@
       <w:r>
         <w:t>bdc</w:t>
       </w:r>
+      <w:bookmarkEnd w:id="26"/>
       <w:bookmarkEnd w:id="27"/>
-      <w:bookmarkEnd w:id="28"/>
       <w:proofErr w:type="spellEnd"/>
     </w:p>
     <w:p>
@@ -16415,11 +16410,11 @@
       <w:r>
         <w:t xml:space="preserve"> </w:t>
       </w:r>
-      <w:bookmarkStart w:id="29" w:name="_Toc2964571"/>
+      <w:bookmarkStart w:id="28" w:name="_Toc2964571"/>
       <w:r>
         <w:t>Ajouter des modes de visualisation</w:t>
       </w:r>
-      <w:bookmarkEnd w:id="29"/>
+      <w:bookmarkEnd w:id="28"/>
     </w:p>
     <w:p>
       <w:pPr>
@@ -16441,6 +16436,574 @@
     <w:p>
       <w:r>
         <w:t>L'IHM permet ensuite de choisir parmi ces modes ceux dans lesquels une variante graphique s'applique.</w:t>
+      </w:r>
+    </w:p>
+    <w:p>
+      <w:bookmarkStart w:id="29" w:name="_GoBack"/>
+      <w:r>
+        <w:t xml:space="preserve">Une variante graphique permet de : </w:t>
+      </w:r>
+    </w:p>
+    <w:p>
+      <w:pPr>
+        <w:pStyle w:val="Paragraphedeliste"/>
+        <w:numPr>
+          <w:ilvl w:val="0"/>
+          <w:numId w:val="20"/>
+        </w:numPr>
+      </w:pPr>
+      <w:r>
+        <w:t>Changer la couleur d'une icône</w:t>
+      </w:r>
+    </w:p>
+    <w:p>
+      <w:pPr>
+        <w:pStyle w:val="Paragraphedeliste"/>
+        <w:numPr>
+          <w:ilvl w:val="0"/>
+          <w:numId w:val="20"/>
+        </w:numPr>
+      </w:pPr>
+      <w:r>
+        <w:t>Changer d'icône (il faut alors disposer d'un autre fichier .</w:t>
+      </w:r>
+      <w:proofErr w:type="spellStart"/>
+      <w:r>
+        <w:t>sym</w:t>
+      </w:r>
+      <w:proofErr w:type="spellEnd"/>
+      <w:r>
+        <w:t xml:space="preserve"> que l'on associe à la variante graphique)</w:t>
+      </w:r>
+    </w:p>
+    <w:p>
+      <w:pPr>
+        <w:pStyle w:val="Paragraphedeliste"/>
+        <w:numPr>
+          <w:ilvl w:val="0"/>
+          <w:numId w:val="20"/>
+        </w:numPr>
+      </w:pPr>
+      <w:r>
+        <w:t>Inscrire un texte à proximité de l'icône</w:t>
+      </w:r>
+      <w:r>
+        <w:t xml:space="preserve"> (position HAUT, BAS, GAUCHE ou DROITE)</w:t>
+      </w:r>
+      <w:r>
+        <w:t>. Cela permet par exemple d'afficher la valeur d'une variable en la désignant par %s</w:t>
+      </w:r>
+      <w:r>
+        <w:t xml:space="preserve"> au sein d'une chaîne de caractères définissant un "format"</w:t>
+      </w:r>
+      <w:r>
+        <w:t>. Voici par exemple</w:t>
+      </w:r>
+      <w:r>
+        <w:t xml:space="preserve"> comment afficher dans tous les cas (condition égale à VRAI) </w:t>
+      </w:r>
+      <w:r>
+        <w:t>un texte comportant des variables et des chaînes de caractère</w:t>
+      </w:r>
+      <w:r>
+        <w:t>s</w:t>
+      </w:r>
+      <w:r>
+        <w:t xml:space="preserve"> fixes concaténées</w:t>
+      </w:r>
+      <w:r>
+        <w:t xml:space="preserve">, pour afficher une première variable, numérique et une deuxième de type </w:t>
+      </w:r>
+      <w:r>
+        <w:t>énuméré qui peut prendre les valeurs 'watts' et '</w:t>
+      </w:r>
+      <w:proofErr w:type="spellStart"/>
+      <w:r>
+        <w:t>megawatts</w:t>
+      </w:r>
+      <w:proofErr w:type="spellEnd"/>
+      <w:r>
+        <w:t>'</w:t>
+      </w:r>
+      <w:r>
+        <w:t> </w:t>
+      </w:r>
+      <w:r>
+        <w:t>:</w:t>
+      </w:r>
+    </w:p>
+    <w:p>
+      <w:pPr>
+        <w:pStyle w:val="NormalWeb"/>
+        <w:spacing w:before="0" w:beforeAutospacing="0" w:after="0" w:afterAutospacing="0"/>
+        <w:ind w:left="708"/>
+        <w:rPr>
+          <w:rFonts w:ascii="Courier New" w:hAnsi="Courier New" w:cs="Courier New"/>
+          <w:sz w:val="16"/>
+          <w:szCs w:val="16"/>
+        </w:rPr>
+      </w:pPr>
+      <w:r>
+        <w:rPr>
+          <w:rFonts w:ascii="Courier New" w:hAnsi="Courier New" w:cs="Courier New"/>
+          <w:sz w:val="16"/>
+          <w:szCs w:val="16"/>
+        </w:rPr>
+        <w:t>&lt;VARIANTE_GRAPHIQUE&gt;</w:t>
+      </w:r>
+    </w:p>
+    <w:p>
+      <w:pPr>
+        <w:tabs>
+          <w:tab w:val="clear" w:pos="567"/>
+          <w:tab w:val="clear" w:pos="1134"/>
+          <w:tab w:val="clear" w:pos="1701"/>
+          <w:tab w:val="clear" w:pos="2268"/>
+          <w:tab w:val="clear" w:pos="2835"/>
+        </w:tabs>
+        <w:autoSpaceDE/>
+        <w:autoSpaceDN/>
+        <w:adjustRightInd/>
+        <w:spacing w:after="0"/>
+        <w:ind w:left="708" w:firstLine="708"/>
+        <w:jc w:val="left"/>
+        <w:rPr>
+          <w:rFonts w:ascii="Courier New" w:hAnsi="Courier New" w:cs="Courier New"/>
+          <w:sz w:val="16"/>
+          <w:szCs w:val="16"/>
+        </w:rPr>
+      </w:pPr>
+      <w:r>
+        <w:rPr>
+          <w:rFonts w:ascii="Courier New" w:hAnsi="Courier New" w:cs="Courier New"/>
+          <w:sz w:val="16"/>
+          <w:szCs w:val="16"/>
+        </w:rPr>
+        <w:t>&lt;NOM&gt;VG2&lt;/NOM&gt;</w:t>
+      </w:r>
+    </w:p>
+    <w:p>
+      <w:pPr>
+        <w:tabs>
+          <w:tab w:val="clear" w:pos="567"/>
+          <w:tab w:val="clear" w:pos="1134"/>
+          <w:tab w:val="clear" w:pos="1701"/>
+          <w:tab w:val="clear" w:pos="2268"/>
+          <w:tab w:val="clear" w:pos="2835"/>
+        </w:tabs>
+        <w:autoSpaceDE/>
+        <w:autoSpaceDN/>
+        <w:adjustRightInd/>
+        <w:spacing w:after="0"/>
+        <w:ind w:left="708" w:firstLine="708"/>
+        <w:jc w:val="left"/>
+        <w:rPr>
+          <w:rFonts w:ascii="Courier New" w:hAnsi="Courier New" w:cs="Courier New"/>
+          <w:sz w:val="16"/>
+          <w:szCs w:val="16"/>
+        </w:rPr>
+      </w:pPr>
+      <w:r>
+        <w:rPr>
+          <w:rFonts w:ascii="Courier New" w:hAnsi="Courier New" w:cs="Courier New"/>
+          <w:sz w:val="16"/>
+          <w:szCs w:val="16"/>
+        </w:rPr>
+        <w:t>&lt;VISUALISATION&gt;Capacités&lt;/VISUALISATION&gt;</w:t>
+      </w:r>
+    </w:p>
+    <w:p>
+      <w:pPr>
+        <w:tabs>
+          <w:tab w:val="clear" w:pos="567"/>
+          <w:tab w:val="clear" w:pos="1134"/>
+          <w:tab w:val="clear" w:pos="1701"/>
+          <w:tab w:val="clear" w:pos="2268"/>
+          <w:tab w:val="clear" w:pos="2835"/>
+        </w:tabs>
+        <w:autoSpaceDE/>
+        <w:autoSpaceDN/>
+        <w:adjustRightInd/>
+        <w:spacing w:after="0"/>
+        <w:ind w:left="708" w:firstLine="708"/>
+        <w:jc w:val="left"/>
+        <w:rPr>
+          <w:rFonts w:ascii="Courier New" w:hAnsi="Courier New" w:cs="Courier New"/>
+          <w:sz w:val="16"/>
+          <w:szCs w:val="16"/>
+        </w:rPr>
+      </w:pPr>
+      <w:r>
+        <w:rPr>
+          <w:rFonts w:ascii="Courier New" w:hAnsi="Courier New" w:cs="Courier New"/>
+          <w:sz w:val="16"/>
+          <w:szCs w:val="16"/>
+        </w:rPr>
+        <w:t>&lt;CONDITION&gt;VRAI&lt;/CONDITION&gt;</w:t>
+      </w:r>
+    </w:p>
+    <w:p>
+      <w:pPr>
+        <w:tabs>
+          <w:tab w:val="clear" w:pos="567"/>
+          <w:tab w:val="clear" w:pos="1134"/>
+          <w:tab w:val="clear" w:pos="1701"/>
+          <w:tab w:val="clear" w:pos="2268"/>
+          <w:tab w:val="clear" w:pos="2835"/>
+        </w:tabs>
+        <w:autoSpaceDE/>
+        <w:autoSpaceDN/>
+        <w:adjustRightInd/>
+        <w:spacing w:after="0"/>
+        <w:ind w:left="708" w:firstLine="708"/>
+        <w:jc w:val="left"/>
+        <w:rPr>
+          <w:rFonts w:ascii="Courier New" w:hAnsi="Courier New" w:cs="Courier New"/>
+          <w:sz w:val="16"/>
+          <w:szCs w:val="16"/>
+        </w:rPr>
+      </w:pPr>
+      <w:r>
+        <w:rPr>
+          <w:rFonts w:ascii="Courier New" w:hAnsi="Courier New" w:cs="Courier New"/>
+          <w:sz w:val="16"/>
+          <w:szCs w:val="16"/>
+        </w:rPr>
+        <w:t>&lt;TEXTE&gt;</w:t>
+      </w:r>
+    </w:p>
+    <w:p>
+      <w:pPr>
+        <w:tabs>
+          <w:tab w:val="clear" w:pos="567"/>
+          <w:tab w:val="clear" w:pos="1134"/>
+          <w:tab w:val="clear" w:pos="1701"/>
+          <w:tab w:val="clear" w:pos="2268"/>
+          <w:tab w:val="clear" w:pos="2835"/>
+        </w:tabs>
+        <w:autoSpaceDE/>
+        <w:autoSpaceDN/>
+        <w:adjustRightInd/>
+        <w:spacing w:after="0"/>
+        <w:ind w:left="708" w:firstLine="708"/>
+        <w:jc w:val="left"/>
+        <w:rPr>
+          <w:rFonts w:ascii="Courier New" w:hAnsi="Courier New" w:cs="Courier New"/>
+          <w:sz w:val="16"/>
+          <w:szCs w:val="16"/>
+        </w:rPr>
+      </w:pPr>
+      <w:r>
+        <w:rPr>
+          <w:rFonts w:ascii="Courier New" w:hAnsi="Courier New" w:cs="Courier New"/>
+          <w:sz w:val="16"/>
+          <w:szCs w:val="16"/>
+        </w:rPr>
+        <w:t xml:space="preserve">   </w:t>
+      </w:r>
+      <w:r>
+        <w:rPr>
+          <w:rFonts w:ascii="Courier New" w:hAnsi="Courier New" w:cs="Courier New"/>
+          <w:sz w:val="16"/>
+          <w:szCs w:val="16"/>
+        </w:rPr>
+        <w:t>&lt;EXPRESSION&gt;</w:t>
+      </w:r>
+    </w:p>
+    <w:p>
+      <w:pPr>
+        <w:tabs>
+          <w:tab w:val="clear" w:pos="567"/>
+          <w:tab w:val="clear" w:pos="1134"/>
+          <w:tab w:val="clear" w:pos="1701"/>
+          <w:tab w:val="clear" w:pos="2268"/>
+          <w:tab w:val="clear" w:pos="2835"/>
+        </w:tabs>
+        <w:autoSpaceDE/>
+        <w:autoSpaceDN/>
+        <w:adjustRightInd/>
+        <w:spacing w:after="0"/>
+        <w:ind w:left="2124"/>
+        <w:jc w:val="left"/>
+        <w:rPr>
+          <w:rFonts w:ascii="Courier New" w:hAnsi="Courier New" w:cs="Courier New"/>
+          <w:sz w:val="16"/>
+          <w:szCs w:val="16"/>
+        </w:rPr>
+      </w:pPr>
+      <w:r>
+        <w:rPr>
+          <w:rFonts w:ascii="Courier New" w:hAnsi="Courier New" w:cs="Courier New"/>
+          <w:sz w:val="16"/>
+          <w:szCs w:val="16"/>
+        </w:rPr>
+        <w:t>&lt;FORMAT&gt;</w:t>
+      </w:r>
+      <w:r>
+        <w:rPr>
+          <w:rFonts w:ascii="Courier New" w:hAnsi="Courier New" w:cs="Courier New"/>
+          <w:sz w:val="16"/>
+          <w:szCs w:val="16"/>
+        </w:rPr>
+        <w:t>Puissance = %s %s</w:t>
+      </w:r>
+      <w:r>
+        <w:rPr>
+          <w:rFonts w:ascii="Courier New" w:hAnsi="Courier New" w:cs="Courier New"/>
+          <w:sz w:val="16"/>
+          <w:szCs w:val="16"/>
+        </w:rPr>
+        <w:t>&lt;/FORMAT&gt;</w:t>
+      </w:r>
+    </w:p>
+    <w:p>
+      <w:pPr>
+        <w:tabs>
+          <w:tab w:val="clear" w:pos="567"/>
+          <w:tab w:val="clear" w:pos="1134"/>
+          <w:tab w:val="clear" w:pos="1701"/>
+          <w:tab w:val="clear" w:pos="2268"/>
+          <w:tab w:val="clear" w:pos="2835"/>
+        </w:tabs>
+        <w:autoSpaceDE/>
+        <w:autoSpaceDN/>
+        <w:adjustRightInd/>
+        <w:spacing w:after="0"/>
+        <w:ind w:left="2124"/>
+        <w:jc w:val="left"/>
+        <w:rPr>
+          <w:rFonts w:ascii="Courier New" w:hAnsi="Courier New" w:cs="Courier New"/>
+          <w:sz w:val="16"/>
+          <w:szCs w:val="16"/>
+        </w:rPr>
+      </w:pPr>
+      <w:r>
+        <w:rPr>
+          <w:rFonts w:ascii="Courier New" w:hAnsi="Courier New" w:cs="Courier New"/>
+          <w:sz w:val="16"/>
+          <w:szCs w:val="16"/>
+        </w:rPr>
+        <w:t>&lt;PARAMETRES&gt;</w:t>
+      </w:r>
+      <w:proofErr w:type="spellStart"/>
+      <w:r>
+        <w:rPr>
+          <w:rFonts w:ascii="Courier New" w:hAnsi="Courier New" w:cs="Courier New"/>
+          <w:sz w:val="16"/>
+          <w:szCs w:val="16"/>
+        </w:rPr>
+        <w:t>capacite</w:t>
+      </w:r>
+      <w:proofErr w:type="spellEnd"/>
+      <w:r>
+        <w:rPr>
+          <w:rFonts w:ascii="Courier New" w:hAnsi="Courier New" w:cs="Courier New"/>
+          <w:sz w:val="16"/>
+          <w:szCs w:val="16"/>
+        </w:rPr>
+        <w:t>&lt;/PARAMETRES&gt;</w:t>
+      </w:r>
+    </w:p>
+    <w:p>
+      <w:pPr>
+        <w:tabs>
+          <w:tab w:val="clear" w:pos="567"/>
+          <w:tab w:val="clear" w:pos="1134"/>
+          <w:tab w:val="clear" w:pos="1701"/>
+          <w:tab w:val="clear" w:pos="2268"/>
+          <w:tab w:val="clear" w:pos="2835"/>
+        </w:tabs>
+        <w:autoSpaceDE/>
+        <w:autoSpaceDN/>
+        <w:adjustRightInd/>
+        <w:spacing w:after="0"/>
+        <w:ind w:left="2124"/>
+        <w:jc w:val="left"/>
+        <w:rPr>
+          <w:rFonts w:ascii="Courier New" w:hAnsi="Courier New" w:cs="Courier New"/>
+          <w:sz w:val="16"/>
+          <w:szCs w:val="16"/>
+        </w:rPr>
+      </w:pPr>
+      <w:r>
+        <w:rPr>
+          <w:rFonts w:ascii="Courier New" w:hAnsi="Courier New" w:cs="Courier New"/>
+          <w:sz w:val="16"/>
+          <w:szCs w:val="16"/>
+        </w:rPr>
+        <w:t>&lt;PARAMETRES&gt;</w:t>
+      </w:r>
+      <w:proofErr w:type="spellStart"/>
+      <w:r>
+        <w:rPr>
+          <w:rFonts w:ascii="Courier New" w:hAnsi="Courier New" w:cs="Courier New"/>
+          <w:sz w:val="16"/>
+          <w:szCs w:val="16"/>
+        </w:rPr>
+        <w:t>unite</w:t>
+      </w:r>
+      <w:proofErr w:type="spellEnd"/>
+      <w:r>
+        <w:rPr>
+          <w:rFonts w:ascii="Courier New" w:hAnsi="Courier New" w:cs="Courier New"/>
+          <w:sz w:val="16"/>
+          <w:szCs w:val="16"/>
+        </w:rPr>
+        <w:t>&lt;/PARAMETRES</w:t>
+      </w:r>
+      <w:r>
+        <w:rPr>
+          <w:rFonts w:ascii="Courier New" w:hAnsi="Courier New" w:cs="Courier New"/>
+          <w:sz w:val="16"/>
+          <w:szCs w:val="16"/>
+        </w:rPr>
+        <w:t>&gt;</w:t>
+      </w:r>
+    </w:p>
+    <w:p>
+      <w:pPr>
+        <w:tabs>
+          <w:tab w:val="clear" w:pos="567"/>
+          <w:tab w:val="clear" w:pos="1134"/>
+          <w:tab w:val="clear" w:pos="1701"/>
+          <w:tab w:val="clear" w:pos="2268"/>
+          <w:tab w:val="clear" w:pos="2835"/>
+        </w:tabs>
+        <w:autoSpaceDE/>
+        <w:autoSpaceDN/>
+        <w:adjustRightInd/>
+        <w:spacing w:after="0"/>
+        <w:ind w:left="708" w:firstLine="708"/>
+        <w:jc w:val="left"/>
+        <w:rPr>
+          <w:rFonts w:ascii="Courier New" w:hAnsi="Courier New" w:cs="Courier New"/>
+          <w:sz w:val="16"/>
+          <w:szCs w:val="16"/>
+        </w:rPr>
+      </w:pPr>
+      <w:r>
+        <w:rPr>
+          <w:rFonts w:ascii="Courier New" w:hAnsi="Courier New" w:cs="Courier New"/>
+          <w:sz w:val="16"/>
+          <w:szCs w:val="16"/>
+        </w:rPr>
+        <w:t xml:space="preserve">   </w:t>
+      </w:r>
+      <w:r>
+        <w:rPr>
+          <w:rFonts w:ascii="Courier New" w:hAnsi="Courier New" w:cs="Courier New"/>
+          <w:sz w:val="16"/>
+          <w:szCs w:val="16"/>
+        </w:rPr>
+        <w:t>&lt;/EXPRESSION&gt;</w:t>
+      </w:r>
+    </w:p>
+    <w:p>
+      <w:pPr>
+        <w:tabs>
+          <w:tab w:val="clear" w:pos="567"/>
+          <w:tab w:val="clear" w:pos="1134"/>
+          <w:tab w:val="clear" w:pos="1701"/>
+          <w:tab w:val="clear" w:pos="2268"/>
+          <w:tab w:val="clear" w:pos="2835"/>
+        </w:tabs>
+        <w:autoSpaceDE/>
+        <w:autoSpaceDN/>
+        <w:adjustRightInd/>
+        <w:spacing w:after="0"/>
+        <w:ind w:left="708" w:firstLine="708"/>
+        <w:jc w:val="left"/>
+        <w:rPr>
+          <w:rFonts w:ascii="Courier New" w:hAnsi="Courier New" w:cs="Courier New"/>
+          <w:sz w:val="16"/>
+          <w:szCs w:val="16"/>
+        </w:rPr>
+      </w:pPr>
+      <w:r>
+        <w:rPr>
+          <w:rFonts w:ascii="Courier New" w:hAnsi="Courier New" w:cs="Courier New"/>
+          <w:sz w:val="16"/>
+          <w:szCs w:val="16"/>
+        </w:rPr>
+        <w:t xml:space="preserve">   </w:t>
+      </w:r>
+      <w:r>
+        <w:rPr>
+          <w:rFonts w:ascii="Courier New" w:hAnsi="Courier New" w:cs="Courier New"/>
+          <w:sz w:val="16"/>
+          <w:szCs w:val="16"/>
+        </w:rPr>
+        <w:t>&lt;POSITION_TEXTE&gt;HAUT&lt;/POSITION_TEXTE&gt;</w:t>
+      </w:r>
+    </w:p>
+    <w:p>
+      <w:pPr>
+        <w:tabs>
+          <w:tab w:val="clear" w:pos="567"/>
+          <w:tab w:val="clear" w:pos="1134"/>
+          <w:tab w:val="clear" w:pos="1701"/>
+          <w:tab w:val="clear" w:pos="2268"/>
+          <w:tab w:val="clear" w:pos="2835"/>
+        </w:tabs>
+        <w:autoSpaceDE/>
+        <w:autoSpaceDN/>
+        <w:adjustRightInd/>
+        <w:spacing w:after="0"/>
+        <w:ind w:left="708" w:firstLine="708"/>
+        <w:jc w:val="left"/>
+        <w:rPr>
+          <w:rFonts w:ascii="Courier New" w:hAnsi="Courier New" w:cs="Courier New"/>
+          <w:sz w:val="16"/>
+          <w:szCs w:val="16"/>
+        </w:rPr>
+      </w:pPr>
+      <w:r>
+        <w:rPr>
+          <w:rFonts w:ascii="Courier New" w:hAnsi="Courier New" w:cs="Courier New"/>
+          <w:sz w:val="16"/>
+          <w:szCs w:val="16"/>
+        </w:rPr>
+        <w:t>&lt;/TEXTE&gt;</w:t>
+      </w:r>
+    </w:p>
+    <w:p>
+      <w:pPr>
+        <w:ind w:left="708"/>
+        <w:rPr>
+          <w:rFonts w:ascii="Courier New" w:hAnsi="Courier New" w:cs="Courier New"/>
+          <w:sz w:val="16"/>
+          <w:szCs w:val="16"/>
+        </w:rPr>
+      </w:pPr>
+      <w:r>
+        <w:rPr>
+          <w:rFonts w:ascii="Courier New" w:hAnsi="Courier New" w:cs="Courier New"/>
+          <w:sz w:val="16"/>
+          <w:szCs w:val="16"/>
+        </w:rPr>
+        <w:t>&lt;/VARIANTE_GRAPHIQUE&gt;</w:t>
+      </w:r>
+    </w:p>
+    <w:p>
+      <w:pPr>
+        <w:ind w:left="708"/>
+      </w:pPr>
+      <w:r>
+        <w:t xml:space="preserve">Cela écrira par exemple : Puissance = 15,5 </w:t>
+      </w:r>
+      <w:proofErr w:type="spellStart"/>
+      <w:r>
+        <w:t>megawatts</w:t>
+      </w:r>
+      <w:proofErr w:type="spellEnd"/>
+    </w:p>
+    <w:p>
+      <w:r>
+        <w:t xml:space="preserve">Chaque variante graphique est conditionnée à la fois par le mode de visualisation choisi par l'utilisateur de KB3 et par une condition booléenne définie en langage Figaro. Si plusieurs variantes graphiques sont applicables dans une situation donnée, seule la première est appliquée. </w:t>
+      </w:r>
+      <w:bookmarkEnd w:id="29"/>
+      <w:r>
+        <w:t xml:space="preserve"> </w:t>
       </w:r>
     </w:p>
     <w:p>
@@ -16635,7 +17198,11 @@
         <w:t>possible</w:t>
       </w:r>
       <w:r>
-        <w:t xml:space="preserve"> de renseigner dans le fichier .fi les champs LIBELLE associés aux différentes caractéristiques des types : interfaces, constantes, attributs, effets, pannes. En effet, ces libellés, outre le fait qu'ils servent à donner des noms lisibles aux portes des arbres de défaillances générés par KB3, sont affichés par l'IHM de KB3 lorsqu'on </w:t>
+        <w:t xml:space="preserve"> de renseigner dans le fichier .fi les champs LIBELLE associés aux différentes caractéristiques des types : interfaces, constantes, attributs, effets, pannes. En effet, ces libellés, outre le fait qu'ils servent à donner des noms lisibles </w:t>
+      </w:r>
+      <w:r>
+        <w:lastRenderedPageBreak/>
+        <w:t xml:space="preserve">aux portes des arbres de défaillances générés par KB3, sont affichés par l'IHM de KB3 lorsqu'on </w:t>
       </w:r>
       <w:r>
         <w:t>clique sur le "+" associé à un nom d'objet dans la palette</w:t>
@@ -16828,7 +17395,6 @@
       </w:pPr>
       <w:bookmarkStart w:id="34" w:name="_Toc2964576"/>
       <w:r>
-        <w:lastRenderedPageBreak/>
         <w:t xml:space="preserve">Comment </w:t>
       </w:r>
       <w:r>
@@ -17204,6 +17770,7 @@
         <w:rPr>
           <w:sz w:val="14"/>
         </w:rPr>
+        <w:lastRenderedPageBreak/>
         <w:tab/>
         <w:t>&lt;Command&gt;update STRU_FIG set NOM="</w:t>
       </w:r>
@@ -18344,7 +18911,7 @@
               <w:noProof/>
               <w:sz w:val="20"/>
             </w:rPr>
-            <w:t>13</w:t>
+            <w:t>23</w:t>
           </w:r>
           <w:r>
             <w:rPr>
@@ -18387,7 +18954,7 @@
               <w:noProof/>
               <w:sz w:val="20"/>
             </w:rPr>
-            <w:t>23</w:t>
+            <w:t>24</w:t>
           </w:r>
           <w:r>
             <w:rPr>
@@ -19697,6 +20264,119 @@
     </w:lvl>
   </w:abstractNum>
   <w:abstractNum w:abstractNumId="16" w15:restartNumberingAfterBreak="0">
+    <w:nsid w:val="68455F8D"/>
+    <w:multiLevelType w:val="hybridMultilevel"/>
+    <w:tmpl w:val="BBECF75C"/>
+    <w:lvl w:ilvl="0" w:tplc="040C0001">
+      <w:start w:val="1"/>
+      <w:numFmt w:val="bullet"/>
+      <w:lvlText w:val=""/>
+      <w:lvlJc w:val="left"/>
+      <w:pPr>
+        <w:ind w:left="720" w:hanging="360"/>
+      </w:pPr>
+      <w:rPr>
+        <w:rFonts w:ascii="Symbol" w:hAnsi="Symbol" w:hint="default"/>
+      </w:rPr>
+    </w:lvl>
+    <w:lvl w:ilvl="1" w:tplc="040C0003">
+      <w:start w:val="1"/>
+      <w:numFmt w:val="bullet"/>
+      <w:lvlText w:val="o"/>
+      <w:lvlJc w:val="left"/>
+      <w:pPr>
+        <w:ind w:left="1440" w:hanging="360"/>
+      </w:pPr>
+      <w:rPr>
+        <w:rFonts w:ascii="Courier New" w:hAnsi="Courier New" w:cs="Courier New" w:hint="default"/>
+      </w:rPr>
+    </w:lvl>
+    <w:lvl w:ilvl="2" w:tplc="040C0005" w:tentative="1">
+      <w:start w:val="1"/>
+      <w:numFmt w:val="bullet"/>
+      <w:lvlText w:val=""/>
+      <w:lvlJc w:val="left"/>
+      <w:pPr>
+        <w:ind w:left="2160" w:hanging="360"/>
+      </w:pPr>
+      <w:rPr>
+        <w:rFonts w:ascii="Wingdings" w:hAnsi="Wingdings" w:hint="default"/>
+      </w:rPr>
+    </w:lvl>
+    <w:lvl w:ilvl="3" w:tplc="040C0001" w:tentative="1">
+      <w:start w:val="1"/>
+      <w:numFmt w:val="bullet"/>
+      <w:lvlText w:val=""/>
+      <w:lvlJc w:val="left"/>
+      <w:pPr>
+        <w:ind w:left="2880" w:hanging="360"/>
+      </w:pPr>
+      <w:rPr>
+        <w:rFonts w:ascii="Symbol" w:hAnsi="Symbol" w:hint="default"/>
+      </w:rPr>
+    </w:lvl>
+    <w:lvl w:ilvl="4" w:tplc="040C0003" w:tentative="1">
+      <w:start w:val="1"/>
+      <w:numFmt w:val="bullet"/>
+      <w:lvlText w:val="o"/>
+      <w:lvlJc w:val="left"/>
+      <w:pPr>
+        <w:ind w:left="3600" w:hanging="360"/>
+      </w:pPr>
+      <w:rPr>
+        <w:rFonts w:ascii="Courier New" w:hAnsi="Courier New" w:cs="Courier New" w:hint="default"/>
+      </w:rPr>
+    </w:lvl>
+    <w:lvl w:ilvl="5" w:tplc="040C0005" w:tentative="1">
+      <w:start w:val="1"/>
+      <w:numFmt w:val="bullet"/>
+      <w:lvlText w:val=""/>
+      <w:lvlJc w:val="left"/>
+      <w:pPr>
+        <w:ind w:left="4320" w:hanging="360"/>
+      </w:pPr>
+      <w:rPr>
+        <w:rFonts w:ascii="Wingdings" w:hAnsi="Wingdings" w:hint="default"/>
+      </w:rPr>
+    </w:lvl>
+    <w:lvl w:ilvl="6" w:tplc="040C0001" w:tentative="1">
+      <w:start w:val="1"/>
+      <w:numFmt w:val="bullet"/>
+      <w:lvlText w:val=""/>
+      <w:lvlJc w:val="left"/>
+      <w:pPr>
+        <w:ind w:left="5040" w:hanging="360"/>
+      </w:pPr>
+      <w:rPr>
+        <w:rFonts w:ascii="Symbol" w:hAnsi="Symbol" w:hint="default"/>
+      </w:rPr>
+    </w:lvl>
+    <w:lvl w:ilvl="7" w:tplc="040C0003" w:tentative="1">
+      <w:start w:val="1"/>
+      <w:numFmt w:val="bullet"/>
+      <w:lvlText w:val="o"/>
+      <w:lvlJc w:val="left"/>
+      <w:pPr>
+        <w:ind w:left="5760" w:hanging="360"/>
+      </w:pPr>
+      <w:rPr>
+        <w:rFonts w:ascii="Courier New" w:hAnsi="Courier New" w:cs="Courier New" w:hint="default"/>
+      </w:rPr>
+    </w:lvl>
+    <w:lvl w:ilvl="8" w:tplc="040C0005" w:tentative="1">
+      <w:start w:val="1"/>
+      <w:numFmt w:val="bullet"/>
+      <w:lvlText w:val=""/>
+      <w:lvlJc w:val="left"/>
+      <w:pPr>
+        <w:ind w:left="6480" w:hanging="360"/>
+      </w:pPr>
+      <w:rPr>
+        <w:rFonts w:ascii="Wingdings" w:hAnsi="Wingdings" w:hint="default"/>
+      </w:rPr>
+    </w:lvl>
+  </w:abstractNum>
+  <w:abstractNum w:abstractNumId="17" w15:restartNumberingAfterBreak="0">
     <w:nsid w:val="731C3DAA"/>
     <w:multiLevelType w:val="multilevel"/>
     <w:tmpl w:val="F7EEFF28"/>
@@ -19846,7 +20526,7 @@
       </w:rPr>
     </w:lvl>
   </w:abstractNum>
-  <w:abstractNum w:abstractNumId="17" w15:restartNumberingAfterBreak="0">
+  <w:abstractNum w:abstractNumId="18" w15:restartNumberingAfterBreak="0">
     <w:nsid w:val="75755438"/>
     <w:multiLevelType w:val="singleLevel"/>
     <w:tmpl w:val="6BAAD1EE"/>
@@ -19862,7 +20542,7 @@
     </w:lvl>
   </w:abstractNum>
   <w:num w:numId="1">
-    <w:abstractNumId w:val="17"/>
+    <w:abstractNumId w:val="18"/>
   </w:num>
   <w:num w:numId="2">
     <w:abstractNumId w:val="1"/>
@@ -19889,7 +20569,7 @@
     <w:abstractNumId w:val="10"/>
   </w:num>
   <w:num w:numId="10">
-    <w:abstractNumId w:val="16"/>
+    <w:abstractNumId w:val="17"/>
   </w:num>
   <w:num w:numId="11">
     <w:abstractNumId w:val="9"/>
@@ -19916,7 +20596,7 @@
     <w:abstractNumId w:val="14"/>
   </w:num>
   <w:num w:numId="19">
-    <w:abstractNumId w:val="16"/>
+    <w:abstractNumId w:val="17"/>
     <w:lvlOverride w:ilvl="0">
       <w:startOverride w:val="1"/>
     </w:lvlOverride>
@@ -19944,6 +20624,9 @@
     <w:lvlOverride w:ilvl="8">
       <w:startOverride w:val="1"/>
     </w:lvlOverride>
+  </w:num>
+  <w:num w:numId="20">
+    <w:abstractNumId w:val="16"/>
   </w:num>
 </w:numbering>
 </file>
@@ -20048,7 +20731,7 @@
     <w:lsdException w:name="E-mail Signature" w:semiHidden="1" w:unhideWhenUsed="1"/>
     <w:lsdException w:name="HTML Top of Form" w:semiHidden="1" w:unhideWhenUsed="1"/>
     <w:lsdException w:name="HTML Bottom of Form" w:semiHidden="1" w:unhideWhenUsed="1"/>
-    <w:lsdException w:name="Normal (Web)" w:semiHidden="1" w:unhideWhenUsed="1"/>
+    <w:lsdException w:name="Normal (Web)" w:semiHidden="1" w:uiPriority="99" w:unhideWhenUsed="1"/>
     <w:lsdException w:name="HTML Acronym" w:semiHidden="1" w:unhideWhenUsed="1"/>
     <w:lsdException w:name="HTML Address" w:semiHidden="1" w:unhideWhenUsed="1"/>
     <w:lsdException w:name="HTML Cite" w:semiHidden="1" w:unhideWhenUsed="1"/>
@@ -21724,6 +22407,32 @@
       <w:contextualSpacing/>
     </w:pPr>
   </w:style>
+  <w:style w:type="paragraph" w:styleId="NormalWeb">
+    <w:name w:val="Normal (Web)"/>
+    <w:basedOn w:val="Normal"/>
+    <w:uiPriority w:val="99"/>
+    <w:semiHidden/>
+    <w:unhideWhenUsed/>
+    <w:rsid w:val="00BD4BDE"/>
+    <w:pPr>
+      <w:tabs>
+        <w:tab w:val="clear" w:pos="567"/>
+        <w:tab w:val="clear" w:pos="1134"/>
+        <w:tab w:val="clear" w:pos="1701"/>
+        <w:tab w:val="clear" w:pos="2268"/>
+        <w:tab w:val="clear" w:pos="2835"/>
+      </w:tabs>
+      <w:autoSpaceDE/>
+      <w:autoSpaceDN/>
+      <w:adjustRightInd/>
+      <w:spacing w:before="100" w:beforeAutospacing="1" w:after="100" w:afterAutospacing="1"/>
+      <w:jc w:val="left"/>
+    </w:pPr>
+    <w:rPr>
+      <w:sz w:val="24"/>
+      <w:szCs w:val="24"/>
+    </w:rPr>
+  </w:style>
 </w:styles>
 </file>
 
@@ -22017,7 +22726,7 @@
 </file>
 
 <file path=customXml/itemProps1.xml><?xml version="1.0" encoding="utf-8"?>
-<ds:datastoreItem xmlns:ds="http://schemas.openxmlformats.org/officeDocument/2006/customXml" ds:itemID="{74CC514D-A953-4397-86FC-837E923F1B05}">
+<ds:datastoreItem xmlns:ds="http://schemas.openxmlformats.org/officeDocument/2006/customXml" ds:itemID="{28DE607C-500E-46C7-9970-58430C689578}">
   <ds:schemaRefs>
     <ds:schemaRef ds:uri="http://schemas.openxmlformats.org/officeDocument/2006/bibliography"/>
   </ds:schemaRefs>

--- a/Package/5_Docs/Francais/Manuel devt BDC pour KB3 v3.docx
+++ b/Package/5_Docs/Francais/Manuel devt BDC pour KB3 v3.docx
@@ -99,10 +99,10 @@
                   <v:path o:extrusionok="f" gradientshapeok="t" o:connecttype="rect"/>
                   <o:lock v:ext="edit" aspectratio="t"/>
                 </v:shapetype>
-                <v:shape id="_x0000_i1025" type="#_x0000_t75" style="width:59.25pt;height:78.75pt" o:ole="">
+                <v:shape id="_x0000_i1025" type="#_x0000_t75" style="width:59.35pt;height:78.9pt" o:ole="">
                   <v:imagedata r:id="rId8" o:title=""/>
                 </v:shape>
-                <o:OLEObject Type="Embed" ProgID="Word.Picture.8" ShapeID="_x0000_i1025" DrawAspect="Content" ObjectID="_1613820747" r:id="rId9"/>
+                <o:OLEObject Type="Embed" ProgID="Word.Picture.8" ShapeID="_x0000_i1025" DrawAspect="Content" ObjectID="_1614670429" r:id="rId9"/>
               </w:object>
             </w:r>
           </w:p>
@@ -575,16 +575,8 @@
               <w:rPr>
                 <w:szCs w:val="24"/>
               </w:rPr>
-              <w:t xml:space="preserve"> ; Tutoriel d’utilisation de l’interface </w:t>
+              <w:t> ; Tutoriel d’utilisation de l’interface VisualFigaro</w:t>
             </w:r>
-            <w:proofErr w:type="spellStart"/>
-            <w:r>
-              <w:rPr>
-                <w:szCs w:val="24"/>
-              </w:rPr>
-              <w:t>VisualFigaro</w:t>
-            </w:r>
-            <w:proofErr w:type="spellEnd"/>
           </w:p>
         </w:tc>
       </w:tr>
@@ -912,10 +904,10 @@
                 <w:szCs w:val="24"/>
               </w:rPr>
               <w:object w:dxaOrig="1188" w:dyaOrig="1576">
-                <v:shape id="_x0000_i1026" type="#_x0000_t75" style="width:59.25pt;height:78.75pt" o:ole="">
+                <v:shape id="_x0000_i1026" type="#_x0000_t75" style="width:59.35pt;height:78.9pt" o:ole="">
                   <v:imagedata r:id="rId10" o:title=""/>
                 </v:shape>
-                <o:OLEObject Type="Embed" ProgID="Word.Picture.8" ShapeID="_x0000_i1026" DrawAspect="Content" ObjectID="_1613820748" r:id="rId11"/>
+                <o:OLEObject Type="Embed" ProgID="Word.Picture.8" ShapeID="_x0000_i1026" DrawAspect="Content" ObjectID="_1614670430" r:id="rId11"/>
               </w:object>
             </w:r>
           </w:p>
@@ -2861,7 +2853,6 @@
                 <w:szCs w:val="24"/>
               </w:rPr>
             </w:pPr>
-            <w:proofErr w:type="spellStart"/>
             <w:r>
               <w:rPr>
                 <w:b/>
@@ -2870,7 +2861,6 @@
               </w:rPr>
               <w:t>Dept</w:t>
             </w:r>
-            <w:proofErr w:type="spellEnd"/>
           </w:p>
         </w:tc>
         <w:tc>
@@ -2960,7 +2950,6 @@
                 <w:szCs w:val="24"/>
               </w:rPr>
             </w:pPr>
-            <w:proofErr w:type="spellStart"/>
             <w:r>
               <w:rPr>
                 <w:b/>
@@ -2969,7 +2958,6 @@
               </w:rPr>
               <w:t>Dept</w:t>
             </w:r>
-            <w:proofErr w:type="spellEnd"/>
           </w:p>
         </w:tc>
         <w:tc>
@@ -3287,19 +3275,11 @@
                 <w:lang w:val="en-GB"/>
               </w:rPr>
             </w:pPr>
-            <w:proofErr w:type="spellStart"/>
             <w:r>
               <w:rPr>
                 <w:lang w:val="en-GB"/>
               </w:rPr>
-              <w:t>Villatte</w:t>
-            </w:r>
-            <w:proofErr w:type="spellEnd"/>
-            <w:r>
-              <w:rPr>
-                <w:lang w:val="en-GB"/>
-              </w:rPr>
-              <w:t xml:space="preserve"> N.</w:t>
+              <w:t>Villatte N.</w:t>
             </w:r>
           </w:p>
         </w:tc>
@@ -3398,19 +3378,11 @@
                 <w:lang w:val="en-GB"/>
               </w:rPr>
             </w:pPr>
-            <w:proofErr w:type="spellStart"/>
             <w:r>
               <w:rPr>
                 <w:lang w:val="en-GB"/>
               </w:rPr>
-              <w:t>Khin-Yedid</w:t>
-            </w:r>
-            <w:proofErr w:type="spellEnd"/>
-            <w:r>
-              <w:rPr>
-                <w:lang w:val="en-GB"/>
-              </w:rPr>
-              <w:t xml:space="preserve"> C.</w:t>
+              <w:t>Khin-Yedid C.</w:t>
             </w:r>
           </w:p>
         </w:tc>
@@ -3487,19 +3459,11 @@
                 <w:lang w:val="en-GB"/>
               </w:rPr>
             </w:pPr>
-            <w:proofErr w:type="spellStart"/>
             <w:r>
               <w:rPr>
                 <w:lang w:val="en-GB"/>
               </w:rPr>
-              <w:t>Chraïbi</w:t>
-            </w:r>
-            <w:proofErr w:type="spellEnd"/>
-            <w:r>
-              <w:rPr>
-                <w:lang w:val="en-GB"/>
-              </w:rPr>
-              <w:t xml:space="preserve"> H.</w:t>
+              <w:t>Chraïbi H.</w:t>
             </w:r>
           </w:p>
         </w:tc>
@@ -3598,19 +3562,11 @@
                 <w:lang w:val="en-GB"/>
               </w:rPr>
             </w:pPr>
-            <w:proofErr w:type="spellStart"/>
             <w:r>
               <w:rPr>
                 <w:lang w:val="en-GB"/>
               </w:rPr>
-              <w:t>Primet</w:t>
-            </w:r>
-            <w:proofErr w:type="spellEnd"/>
-            <w:r>
-              <w:rPr>
-                <w:lang w:val="en-GB"/>
-              </w:rPr>
-              <w:t xml:space="preserve"> J.</w:t>
+              <w:t>Primet J.</w:t>
             </w:r>
           </w:p>
         </w:tc>
@@ -3846,19 +3802,11 @@
                 <w:lang w:val="de-DE"/>
               </w:rPr>
             </w:pPr>
-            <w:proofErr w:type="spellStart"/>
             <w:r>
               <w:rPr>
                 <w:lang w:val="de-DE"/>
               </w:rPr>
-              <w:t>Lhuillier</w:t>
-            </w:r>
-            <w:proofErr w:type="spellEnd"/>
-            <w:r>
-              <w:rPr>
-                <w:lang w:val="de-DE"/>
-              </w:rPr>
-              <w:t xml:space="preserve"> A.</w:t>
+              <w:t>Lhuillier A.</w:t>
             </w:r>
           </w:p>
         </w:tc>
@@ -3947,13 +3895,8 @@
             <w:pPr>
               <w:spacing w:before="60" w:after="60"/>
             </w:pPr>
-            <w:proofErr w:type="spellStart"/>
             <w:r>
-              <w:t>Montat</w:t>
-            </w:r>
-            <w:proofErr w:type="spellEnd"/>
-            <w:r>
-              <w:t xml:space="preserve"> D.</w:t>
+              <w:t>Montat D.</w:t>
             </w:r>
           </w:p>
         </w:tc>
@@ -4030,19 +3973,11 @@
                 <w:lang w:val="en-GB"/>
               </w:rPr>
             </w:pPr>
-            <w:proofErr w:type="spellStart"/>
             <w:r>
               <w:rPr>
                 <w:lang w:val="en-GB"/>
               </w:rPr>
-              <w:t>Chardonnal</w:t>
-            </w:r>
-            <w:proofErr w:type="spellEnd"/>
-            <w:r>
-              <w:rPr>
-                <w:lang w:val="en-GB"/>
-              </w:rPr>
-              <w:t xml:space="preserve"> H.</w:t>
+              <w:t>Chardonnal H.</w:t>
             </w:r>
           </w:p>
         </w:tc>
@@ -4203,19 +4138,11 @@
                 <w:lang w:val="en-GB"/>
               </w:rPr>
             </w:pPr>
-            <w:proofErr w:type="spellStart"/>
             <w:r>
               <w:rPr>
                 <w:lang w:val="en-GB"/>
               </w:rPr>
-              <w:t>Voirin</w:t>
-            </w:r>
-            <w:proofErr w:type="spellEnd"/>
-            <w:r>
-              <w:rPr>
-                <w:lang w:val="en-GB"/>
-              </w:rPr>
-              <w:t xml:space="preserve"> M.</w:t>
+              <w:t>Voirin M.</w:t>
             </w:r>
           </w:p>
         </w:tc>
@@ -4304,13 +4231,8 @@
             <w:pPr>
               <w:spacing w:before="60" w:after="60"/>
             </w:pPr>
-            <w:proofErr w:type="spellStart"/>
             <w:r>
-              <w:t>Aurori</w:t>
-            </w:r>
-            <w:proofErr w:type="spellEnd"/>
-            <w:r>
-              <w:t xml:space="preserve"> C.</w:t>
+              <w:t>Aurori C.</w:t>
             </w:r>
           </w:p>
         </w:tc>
@@ -4387,19 +4309,11 @@
                 <w:lang w:val="en-GB"/>
               </w:rPr>
             </w:pPr>
-            <w:proofErr w:type="spellStart"/>
             <w:r>
               <w:rPr>
                 <w:lang w:val="en-GB"/>
               </w:rPr>
-              <w:t>Pestourie</w:t>
-            </w:r>
-            <w:proofErr w:type="spellEnd"/>
-            <w:r>
-              <w:rPr>
-                <w:lang w:val="en-GB"/>
-              </w:rPr>
-              <w:t xml:space="preserve"> J.</w:t>
+              <w:t>Pestourie J.</w:t>
             </w:r>
           </w:p>
         </w:tc>
@@ -4738,19 +4652,11 @@
                 <w:lang w:val="nl-NL"/>
               </w:rPr>
             </w:pPr>
-            <w:proofErr w:type="spellStart"/>
             <w:r>
               <w:rPr>
                 <w:lang w:val="nl-NL"/>
               </w:rPr>
-              <w:t>Spelleman</w:t>
-            </w:r>
-            <w:proofErr w:type="spellEnd"/>
-            <w:r>
-              <w:rPr>
-                <w:lang w:val="nl-NL"/>
-              </w:rPr>
-              <w:t xml:space="preserve"> C.</w:t>
+              <w:t>Spelleman C.</w:t>
             </w:r>
           </w:p>
         </w:tc>
@@ -5000,15 +4906,7 @@
         <w:t xml:space="preserve">Afin de réduire les coûts de développement des outils autour de KB3, la procédure que nous donnons repose essentiellement sur l'utilisation d'outils standard du marché, complétés par </w:t>
       </w:r>
       <w:r>
-        <w:t xml:space="preserve">le programme spécifique </w:t>
-      </w:r>
-      <w:proofErr w:type="spellStart"/>
-      <w:r>
-        <w:t>VisualFigaro</w:t>
-      </w:r>
-      <w:proofErr w:type="spellEnd"/>
-      <w:r>
-        <w:t xml:space="preserve"> qui permet</w:t>
+        <w:t>le programme spécifique VisualFigaro qui permet</w:t>
       </w:r>
       <w:r>
         <w:t xml:space="preserve"> une aide à la saisie et des contrôles sophistiqués de cohérence des informations saisies.</w:t>
@@ -5027,13 +4925,8 @@
         </w:numPr>
       </w:pPr>
       <w:r>
-        <w:t xml:space="preserve">La construction du "noyau dur" de la </w:t>
-      </w:r>
-      <w:proofErr w:type="spellStart"/>
-      <w:r>
-        <w:t>bdc</w:t>
-      </w:r>
-      <w:proofErr w:type="spellEnd"/>
+        <w:t>La construction du "noyau dur" de la bdc</w:t>
+      </w:r>
     </w:p>
     <w:p>
       <w:pPr>
@@ -5043,13 +4936,8 @@
         </w:numPr>
       </w:pPr>
       <w:r>
-        <w:t xml:space="preserve">La construction en langage FIGARO d'une première ébauche de la </w:t>
-      </w:r>
-      <w:proofErr w:type="spellStart"/>
-      <w:r>
-        <w:t>bdc</w:t>
-      </w:r>
-      <w:proofErr w:type="spellEnd"/>
+        <w:t>La construction en langage FIGARO d'une première ébauche de la bdc</w:t>
+      </w:r>
     </w:p>
     <w:p>
       <w:pPr>
@@ -5277,40 +5165,24 @@
         </w:rPr>
         <w:t>o</w:t>
       </w:r>
-      <w:proofErr w:type="spellStart"/>
       <w:r>
         <w:rPr>
           <w:lang w:val="en-US" w:eastAsia="en-US"/>
         </w:rPr>
-        <w:t>f</w:t>
-      </w:r>
-      <w:proofErr w:type="spellEnd"/>
+        <w:t xml:space="preserve">f the market, completed by </w:t>
+      </w:r>
       <w:r>
         <w:rPr>
           <w:lang w:val="en-US" w:eastAsia="en-US"/>
         </w:rPr>
-        <w:t xml:space="preserve"> the market, completed by </w:t>
+        <w:t>the specific program Visual</w:t>
       </w:r>
       <w:r>
         <w:rPr>
           <w:lang w:val="en-US" w:eastAsia="en-US"/>
         </w:rPr>
-        <w:t xml:space="preserve">the specific program </w:t>
-      </w:r>
-      <w:proofErr w:type="spellStart"/>
-      <w:r>
-        <w:rPr>
-          <w:lang w:val="en-US" w:eastAsia="en-US"/>
-        </w:rPr>
-        <w:t>Visual</w:t>
-      </w:r>
-      <w:r>
-        <w:rPr>
-          <w:lang w:val="en-US" w:eastAsia="en-US"/>
-        </w:rPr>
         <w:t>Figaro</w:t>
       </w:r>
-      <w:proofErr w:type="spellEnd"/>
       <w:r>
         <w:rPr>
           <w:lang w:val="en-US" w:eastAsia="en-US"/>
@@ -5993,7 +5865,7 @@
         </w:rPr>
         <w:fldChar w:fldCharType="separate"/>
       </w:r>
-      <w:hyperlink w:anchor="_Toc2964550" w:history="1">
+      <w:hyperlink w:anchor="_Toc4057664" w:history="1">
         <w:r>
           <w:rPr>
             <w:rStyle w:val="Lienhypertexte"/>
@@ -6039,7 +5911,7 @@
             <w:noProof/>
             <w:webHidden/>
           </w:rPr>
-          <w:instrText xml:space="preserve"> PAGEREF _Toc2964550 \h </w:instrText>
+          <w:instrText xml:space="preserve"> PAGEREF _Toc4057664 \h </w:instrText>
         </w:r>
         <w:r>
           <w:rPr>
@@ -6086,7 +5958,7 @@
           <w:szCs w:val="22"/>
         </w:rPr>
       </w:pPr>
-      <w:hyperlink w:anchor="_Toc2964551" w:history="1">
+      <w:hyperlink w:anchor="_Toc4057665" w:history="1">
         <w:r>
           <w:rPr>
             <w:rStyle w:val="Lienhypertexte"/>
@@ -6132,7 +6004,7 @@
             <w:noProof/>
             <w:webHidden/>
           </w:rPr>
-          <w:instrText xml:space="preserve"> PAGEREF _Toc2964551 \h </w:instrText>
+          <w:instrText xml:space="preserve"> PAGEREF _Toc4057665 \h </w:instrText>
         </w:r>
         <w:r>
           <w:rPr>
@@ -6179,7 +6051,7 @@
           <w:szCs w:val="22"/>
         </w:rPr>
       </w:pPr>
-      <w:hyperlink w:anchor="_Toc2964552" w:history="1">
+      <w:hyperlink w:anchor="_Toc4057666" w:history="1">
         <w:r>
           <w:rPr>
             <w:rStyle w:val="Lienhypertexte"/>
@@ -6225,7 +6097,7 @@
             <w:noProof/>
             <w:webHidden/>
           </w:rPr>
-          <w:instrText xml:space="preserve"> PAGEREF _Toc2964552 \h </w:instrText>
+          <w:instrText xml:space="preserve"> PAGEREF _Toc4057666 \h </w:instrText>
         </w:r>
         <w:r>
           <w:rPr>
@@ -6270,7 +6142,7 @@
           <w:szCs w:val="22"/>
         </w:rPr>
       </w:pPr>
-      <w:hyperlink w:anchor="_Toc2964553" w:history="1">
+      <w:hyperlink w:anchor="_Toc4057667" w:history="1">
         <w:r>
           <w:rPr>
             <w:rStyle w:val="Lienhypertexte"/>
@@ -6314,7 +6186,7 @@
             <w:noProof/>
             <w:webHidden/>
           </w:rPr>
-          <w:instrText xml:space="preserve"> PAGEREF _Toc2964553 \h </w:instrText>
+          <w:instrText xml:space="preserve"> PAGEREF _Toc4057667 \h </w:instrText>
         </w:r>
         <w:r>
           <w:rPr>
@@ -6359,7 +6231,7 @@
           <w:szCs w:val="22"/>
         </w:rPr>
       </w:pPr>
-      <w:hyperlink w:anchor="_Toc2964554" w:history="1">
+      <w:hyperlink w:anchor="_Toc4057668" w:history="1">
         <w:r>
           <w:rPr>
             <w:rStyle w:val="Lienhypertexte"/>
@@ -6403,7 +6275,7 @@
             <w:noProof/>
             <w:webHidden/>
           </w:rPr>
-          <w:instrText xml:space="preserve"> PAGEREF _Toc2964554 \h </w:instrText>
+          <w:instrText xml:space="preserve"> PAGEREF _Toc4057668 \h </w:instrText>
         </w:r>
         <w:r>
           <w:rPr>
@@ -6448,7 +6320,7 @@
           <w:szCs w:val="22"/>
         </w:rPr>
       </w:pPr>
-      <w:hyperlink w:anchor="_Toc2964555" w:history="1">
+      <w:hyperlink w:anchor="_Toc4057669" w:history="1">
         <w:r>
           <w:rPr>
             <w:rStyle w:val="Lienhypertexte"/>
@@ -6492,7 +6364,7 @@
             <w:noProof/>
             <w:webHidden/>
           </w:rPr>
-          <w:instrText xml:space="preserve"> PAGEREF _Toc2964555 \h </w:instrText>
+          <w:instrText xml:space="preserve"> PAGEREF _Toc4057669 \h </w:instrText>
         </w:r>
         <w:r>
           <w:rPr>
@@ -6539,7 +6411,7 @@
           <w:szCs w:val="22"/>
         </w:rPr>
       </w:pPr>
-      <w:hyperlink w:anchor="_Toc2964556" w:history="1">
+      <w:hyperlink w:anchor="_Toc4057670" w:history="1">
         <w:r>
           <w:rPr>
             <w:rStyle w:val="Lienhypertexte"/>
@@ -6585,7 +6457,7 @@
             <w:noProof/>
             <w:webHidden/>
           </w:rPr>
-          <w:instrText xml:space="preserve"> PAGEREF _Toc2964556 \h </w:instrText>
+          <w:instrText xml:space="preserve"> PAGEREF _Toc4057670 \h </w:instrText>
         </w:r>
         <w:r>
           <w:rPr>
@@ -6630,7 +6502,7 @@
           <w:szCs w:val="22"/>
         </w:rPr>
       </w:pPr>
-      <w:hyperlink w:anchor="_Toc2964557" w:history="1">
+      <w:hyperlink w:anchor="_Toc4057671" w:history="1">
         <w:r>
           <w:rPr>
             <w:rStyle w:val="Lienhypertexte"/>
@@ -6674,7 +6546,7 @@
             <w:noProof/>
             <w:webHidden/>
           </w:rPr>
-          <w:instrText xml:space="preserve"> PAGEREF _Toc2964557 \h </w:instrText>
+          <w:instrText xml:space="preserve"> PAGEREF _Toc4057671 \h </w:instrText>
         </w:r>
         <w:r>
           <w:rPr>
@@ -6719,7 +6591,7 @@
           <w:szCs w:val="22"/>
         </w:rPr>
       </w:pPr>
-      <w:hyperlink w:anchor="_Toc2964558" w:history="1">
+      <w:hyperlink w:anchor="_Toc4057672" w:history="1">
         <w:r>
           <w:rPr>
             <w:rStyle w:val="Lienhypertexte"/>
@@ -6763,7 +6635,7 @@
             <w:noProof/>
             <w:webHidden/>
           </w:rPr>
-          <w:instrText xml:space="preserve"> PAGEREF _Toc2964558 \h </w:instrText>
+          <w:instrText xml:space="preserve"> PAGEREF _Toc4057672 \h </w:instrText>
         </w:r>
         <w:r>
           <w:rPr>
@@ -6808,7 +6680,7 @@
           <w:szCs w:val="22"/>
         </w:rPr>
       </w:pPr>
-      <w:hyperlink w:anchor="_Toc2964559" w:history="1">
+      <w:hyperlink w:anchor="_Toc4057673" w:history="1">
         <w:r>
           <w:rPr>
             <w:rStyle w:val="Lienhypertexte"/>
@@ -6852,7 +6724,7 @@
             <w:noProof/>
             <w:webHidden/>
           </w:rPr>
-          <w:instrText xml:space="preserve"> PAGEREF _Toc2964559 \h </w:instrText>
+          <w:instrText xml:space="preserve"> PAGEREF _Toc4057673 \h </w:instrText>
         </w:r>
         <w:r>
           <w:rPr>
@@ -6897,7 +6769,7 @@
           <w:szCs w:val="22"/>
         </w:rPr>
       </w:pPr>
-      <w:hyperlink w:anchor="_Toc2964560" w:history="1">
+      <w:hyperlink w:anchor="_Toc4057674" w:history="1">
         <w:r>
           <w:rPr>
             <w:rStyle w:val="Lienhypertexte"/>
@@ -6941,7 +6813,7 @@
             <w:noProof/>
             <w:webHidden/>
           </w:rPr>
-          <w:instrText xml:space="preserve"> PAGEREF _Toc2964560 \h </w:instrText>
+          <w:instrText xml:space="preserve"> PAGEREF _Toc4057674 \h </w:instrText>
         </w:r>
         <w:r>
           <w:rPr>
@@ -6987,7 +6859,7 @@
           <w:szCs w:val="22"/>
         </w:rPr>
       </w:pPr>
-      <w:hyperlink w:anchor="_Toc2964561" w:history="1">
+      <w:hyperlink w:anchor="_Toc4057675" w:history="1">
         <w:r>
           <w:rPr>
             <w:rStyle w:val="Lienhypertexte"/>
@@ -7032,7 +6904,7 @@
             <w:noProof/>
             <w:webHidden/>
           </w:rPr>
-          <w:instrText xml:space="preserve"> PAGEREF _Toc2964561 \h </w:instrText>
+          <w:instrText xml:space="preserve"> PAGEREF _Toc4057675 \h </w:instrText>
         </w:r>
         <w:r>
           <w:rPr>
@@ -7078,7 +6950,7 @@
           <w:szCs w:val="22"/>
         </w:rPr>
       </w:pPr>
-      <w:hyperlink w:anchor="_Toc2964562" w:history="1">
+      <w:hyperlink w:anchor="_Toc4057676" w:history="1">
         <w:r>
           <w:rPr>
             <w:rStyle w:val="Lienhypertexte"/>
@@ -7123,7 +6995,7 @@
             <w:noProof/>
             <w:webHidden/>
           </w:rPr>
-          <w:instrText xml:space="preserve"> PAGEREF _Toc2964562 \h </w:instrText>
+          <w:instrText xml:space="preserve"> PAGEREF _Toc4057676 \h </w:instrText>
         </w:r>
         <w:r>
           <w:rPr>
@@ -7169,7 +7041,7 @@
           <w:szCs w:val="22"/>
         </w:rPr>
       </w:pPr>
-      <w:hyperlink w:anchor="_Toc2964563" w:history="1">
+      <w:hyperlink w:anchor="_Toc4057677" w:history="1">
         <w:r>
           <w:rPr>
             <w:rStyle w:val="Lienhypertexte"/>
@@ -7214,7 +7086,7 @@
             <w:noProof/>
             <w:webHidden/>
           </w:rPr>
-          <w:instrText xml:space="preserve"> PAGEREF _Toc2964563 \h </w:instrText>
+          <w:instrText xml:space="preserve"> PAGEREF _Toc4057677 \h </w:instrText>
         </w:r>
         <w:r>
           <w:rPr>
@@ -7259,7 +7131,7 @@
           <w:szCs w:val="22"/>
         </w:rPr>
       </w:pPr>
-      <w:hyperlink w:anchor="_Toc2964564" w:history="1">
+      <w:hyperlink w:anchor="_Toc4057678" w:history="1">
         <w:r>
           <w:rPr>
             <w:rStyle w:val="Lienhypertexte"/>
@@ -7303,7 +7175,7 @@
             <w:noProof/>
             <w:webHidden/>
           </w:rPr>
-          <w:instrText xml:space="preserve"> PAGEREF _Toc2964564 \h </w:instrText>
+          <w:instrText xml:space="preserve"> PAGEREF _Toc4057678 \h </w:instrText>
         </w:r>
         <w:r>
           <w:rPr>
@@ -7348,7 +7220,7 @@
           <w:szCs w:val="22"/>
         </w:rPr>
       </w:pPr>
-      <w:hyperlink w:anchor="_Toc2964565" w:history="1">
+      <w:hyperlink w:anchor="_Toc4057679" w:history="1">
         <w:r>
           <w:rPr>
             <w:rStyle w:val="Lienhypertexte"/>
@@ -7392,7 +7264,7 @@
             <w:noProof/>
             <w:webHidden/>
           </w:rPr>
-          <w:instrText xml:space="preserve"> PAGEREF _Toc2964565 \h </w:instrText>
+          <w:instrText xml:space="preserve"> PAGEREF _Toc4057679 \h </w:instrText>
         </w:r>
         <w:r>
           <w:rPr>
@@ -7437,7 +7309,7 @@
           <w:szCs w:val="22"/>
         </w:rPr>
       </w:pPr>
-      <w:hyperlink w:anchor="_Toc2964566" w:history="1">
+      <w:hyperlink w:anchor="_Toc4057680" w:history="1">
         <w:r>
           <w:rPr>
             <w:rStyle w:val="Lienhypertexte"/>
@@ -7460,7 +7332,16 @@
             <w:rStyle w:val="Lienhypertexte"/>
             <w:noProof/>
           </w:rPr>
-          <w:t>Spécifier les algorithmes d'objets déduits</w:t>
+          <w:t>Spécifier les algorithmes d'ob</w:t>
+        </w:r>
+        <w:bookmarkStart w:id="5" w:name="_GoBack"/>
+        <w:bookmarkEnd w:id="5"/>
+        <w:r>
+          <w:rPr>
+            <w:rStyle w:val="Lienhypertexte"/>
+            <w:noProof/>
+          </w:rPr>
+          <w:t>jets déduits</w:t>
         </w:r>
         <w:r>
           <w:rPr>
@@ -7481,7 +7362,7 @@
             <w:noProof/>
             <w:webHidden/>
           </w:rPr>
-          <w:instrText xml:space="preserve"> PAGEREF _Toc2964566 \h </w:instrText>
+          <w:instrText xml:space="preserve"> PAGEREF _Toc4057680 \h </w:instrText>
         </w:r>
         <w:r>
           <w:rPr>
@@ -7526,7 +7407,7 @@
           <w:szCs w:val="22"/>
         </w:rPr>
       </w:pPr>
-      <w:hyperlink w:anchor="_Toc2964567" w:history="1">
+      <w:hyperlink w:anchor="_Toc4057681" w:history="1">
         <w:r>
           <w:rPr>
             <w:rStyle w:val="Lienhypertexte"/>
@@ -7570,7 +7451,7 @@
             <w:noProof/>
             <w:webHidden/>
           </w:rPr>
-          <w:instrText xml:space="preserve"> PAGEREF _Toc2964567 \h </w:instrText>
+          <w:instrText xml:space="preserve"> PAGEREF _Toc4057681 \h </w:instrText>
         </w:r>
         <w:r>
           <w:rPr>
@@ -7616,7 +7497,7 @@
           <w:szCs w:val="22"/>
         </w:rPr>
       </w:pPr>
-      <w:hyperlink w:anchor="_Toc2964568" w:history="1">
+      <w:hyperlink w:anchor="_Toc4057682" w:history="1">
         <w:r>
           <w:rPr>
             <w:rStyle w:val="Lienhypertexte"/>
@@ -7661,7 +7542,7 @@
             <w:noProof/>
             <w:webHidden/>
           </w:rPr>
-          <w:instrText xml:space="preserve"> PAGEREF _Toc2964568 \h </w:instrText>
+          <w:instrText xml:space="preserve"> PAGEREF _Toc4057682 \h </w:instrText>
         </w:r>
         <w:r>
           <w:rPr>
@@ -7707,7 +7588,7 @@
           <w:szCs w:val="22"/>
         </w:rPr>
       </w:pPr>
-      <w:hyperlink w:anchor="_Toc2964569" w:history="1">
+      <w:hyperlink w:anchor="_Toc4057683" w:history="1">
         <w:r>
           <w:rPr>
             <w:rStyle w:val="Lienhypertexte"/>
@@ -7752,7 +7633,7 @@
             <w:noProof/>
             <w:webHidden/>
           </w:rPr>
-          <w:instrText xml:space="preserve"> PAGEREF _Toc2964569 \h </w:instrText>
+          <w:instrText xml:space="preserve"> PAGEREF _Toc4057683 \h </w:instrText>
         </w:r>
         <w:r>
           <w:rPr>
@@ -7797,7 +7678,7 @@
           <w:szCs w:val="22"/>
         </w:rPr>
       </w:pPr>
-      <w:hyperlink w:anchor="_Toc2964570" w:history="1">
+      <w:hyperlink w:anchor="_Toc4057684" w:history="1">
         <w:r>
           <w:rPr>
             <w:rStyle w:val="Lienhypertexte"/>
@@ -7841,7 +7722,7 @@
             <w:noProof/>
             <w:webHidden/>
           </w:rPr>
-          <w:instrText xml:space="preserve"> PAGEREF _Toc2964570 \h </w:instrText>
+          <w:instrText xml:space="preserve"> PAGEREF _Toc4057684 \h </w:instrText>
         </w:r>
         <w:r>
           <w:rPr>
@@ -7886,7 +7767,7 @@
           <w:szCs w:val="22"/>
         </w:rPr>
       </w:pPr>
-      <w:hyperlink w:anchor="_Toc2964571" w:history="1">
+      <w:hyperlink w:anchor="_Toc4057685" w:history="1">
         <w:r>
           <w:rPr>
             <w:rStyle w:val="Lienhypertexte"/>
@@ -7930,7 +7811,7 @@
             <w:noProof/>
             <w:webHidden/>
           </w:rPr>
-          <w:instrText xml:space="preserve"> PAGEREF _Toc2964571 \h </w:instrText>
+          <w:instrText xml:space="preserve"> PAGEREF _Toc4057685 \h </w:instrText>
         </w:r>
         <w:r>
           <w:rPr>
@@ -7950,7 +7831,7 @@
             <w:noProof/>
             <w:webHidden/>
           </w:rPr>
-          <w:t>19</w:t>
+          <w:t>20</w:t>
         </w:r>
         <w:r>
           <w:rPr>
@@ -7975,7 +7856,7 @@
           <w:szCs w:val="22"/>
         </w:rPr>
       </w:pPr>
-      <w:hyperlink w:anchor="_Toc2964572" w:history="1">
+      <w:hyperlink w:anchor="_Toc4057686" w:history="1">
         <w:r>
           <w:rPr>
             <w:rStyle w:val="Lienhypertexte"/>
@@ -7998,7 +7879,7 @@
             <w:rStyle w:val="Lienhypertexte"/>
             <w:noProof/>
           </w:rPr>
-          <w:t>Verrouiller l'application</w:t>
+          <w:t>Ajouter des calques</w:t>
         </w:r>
         <w:r>
           <w:rPr>
@@ -8019,7 +7900,7 @@
             <w:noProof/>
             <w:webHidden/>
           </w:rPr>
-          <w:instrText xml:space="preserve"> PAGEREF _Toc2964572 \h </w:instrText>
+          <w:instrText xml:space="preserve"> PAGEREF _Toc4057686 \h </w:instrText>
         </w:r>
         <w:r>
           <w:rPr>
@@ -8064,7 +7945,7 @@
           <w:szCs w:val="22"/>
         </w:rPr>
       </w:pPr>
-      <w:hyperlink w:anchor="_Toc2964573" w:history="1">
+      <w:hyperlink w:anchor="_Toc4057687" w:history="1">
         <w:r>
           <w:rPr>
             <w:rStyle w:val="Lienhypertexte"/>
@@ -8087,6 +7968,95 @@
             <w:rStyle w:val="Lienhypertexte"/>
             <w:noProof/>
           </w:rPr>
+          <w:t>Verrouiller l'application</w:t>
+        </w:r>
+        <w:r>
+          <w:rPr>
+            <w:noProof/>
+            <w:webHidden/>
+          </w:rPr>
+          <w:tab/>
+        </w:r>
+        <w:r>
+          <w:rPr>
+            <w:noProof/>
+            <w:webHidden/>
+          </w:rPr>
+          <w:fldChar w:fldCharType="begin"/>
+        </w:r>
+        <w:r>
+          <w:rPr>
+            <w:noProof/>
+            <w:webHidden/>
+          </w:rPr>
+          <w:instrText xml:space="preserve"> PAGEREF _Toc4057687 \h </w:instrText>
+        </w:r>
+        <w:r>
+          <w:rPr>
+            <w:noProof/>
+            <w:webHidden/>
+          </w:rPr>
+        </w:r>
+        <w:r>
+          <w:rPr>
+            <w:noProof/>
+            <w:webHidden/>
+          </w:rPr>
+          <w:fldChar w:fldCharType="separate"/>
+        </w:r>
+        <w:r>
+          <w:rPr>
+            <w:noProof/>
+            <w:webHidden/>
+          </w:rPr>
+          <w:t>21</w:t>
+        </w:r>
+        <w:r>
+          <w:rPr>
+            <w:noProof/>
+            <w:webHidden/>
+          </w:rPr>
+          <w:fldChar w:fldCharType="end"/>
+        </w:r>
+      </w:hyperlink>
+    </w:p>
+    <w:p>
+      <w:pPr>
+        <w:pStyle w:val="TM2"/>
+        <w:tabs>
+          <w:tab w:val="left" w:pos="600"/>
+        </w:tabs>
+        <w:rPr>
+          <w:rFonts w:asciiTheme="minorHAnsi" w:eastAsiaTheme="minorEastAsia" w:hAnsiTheme="minorHAnsi" w:cstheme="minorBidi"/>
+          <w:smallCaps w:val="0"/>
+          <w:noProof/>
+          <w:sz w:val="22"/>
+          <w:szCs w:val="22"/>
+        </w:rPr>
+      </w:pPr>
+      <w:hyperlink w:anchor="_Toc4057688" w:history="1">
+        <w:r>
+          <w:rPr>
+            <w:rStyle w:val="Lienhypertexte"/>
+            <w:noProof/>
+          </w:rPr>
+          <w:t>4.13</w:t>
+        </w:r>
+        <w:r>
+          <w:rPr>
+            <w:rFonts w:asciiTheme="minorHAnsi" w:eastAsiaTheme="minorEastAsia" w:hAnsiTheme="minorHAnsi" w:cstheme="minorBidi"/>
+            <w:smallCaps w:val="0"/>
+            <w:noProof/>
+            <w:sz w:val="22"/>
+            <w:szCs w:val="22"/>
+          </w:rPr>
+          <w:tab/>
+        </w:r>
+        <w:r>
+          <w:rPr>
+            <w:rStyle w:val="Lienhypertexte"/>
+            <w:noProof/>
+          </w:rPr>
           <w:t>Rédiger les aides à l’utilisateur</w:t>
         </w:r>
         <w:r>
@@ -8108,7 +8078,7 @@
             <w:noProof/>
             <w:webHidden/>
           </w:rPr>
-          <w:instrText xml:space="preserve"> PAGEREF _Toc2964573 \h </w:instrText>
+          <w:instrText xml:space="preserve"> PAGEREF _Toc4057688 \h </w:instrText>
         </w:r>
         <w:r>
           <w:rPr>
@@ -8128,7 +8098,7 @@
             <w:noProof/>
             <w:webHidden/>
           </w:rPr>
-          <w:t>20</w:t>
+          <w:t>21</w:t>
         </w:r>
         <w:r>
           <w:rPr>
@@ -8155,7 +8125,7 @@
           <w:szCs w:val="22"/>
         </w:rPr>
       </w:pPr>
-      <w:hyperlink w:anchor="_Toc2964574" w:history="1">
+      <w:hyperlink w:anchor="_Toc4057689" w:history="1">
         <w:r>
           <w:rPr>
             <w:rStyle w:val="Lienhypertexte"/>
@@ -8201,7 +8171,7 @@
             <w:noProof/>
             <w:webHidden/>
           </w:rPr>
-          <w:instrText xml:space="preserve"> PAGEREF _Toc2964574 \h </w:instrText>
+          <w:instrText xml:space="preserve"> PAGEREF _Toc4057689 \h </w:instrText>
         </w:r>
         <w:r>
           <w:rPr>
@@ -8221,7 +8191,7 @@
             <w:noProof/>
             <w:webHidden/>
           </w:rPr>
-          <w:t>20</w:t>
+          <w:t>21</w:t>
         </w:r>
         <w:r>
           <w:rPr>
@@ -8246,7 +8216,7 @@
           <w:szCs w:val="22"/>
         </w:rPr>
       </w:pPr>
-      <w:hyperlink w:anchor="_Toc2964575" w:history="1">
+      <w:hyperlink w:anchor="_Toc4057690" w:history="1">
         <w:r>
           <w:rPr>
             <w:rStyle w:val="Lienhypertexte"/>
@@ -8290,7 +8260,7 @@
             <w:noProof/>
             <w:webHidden/>
           </w:rPr>
-          <w:instrText xml:space="preserve"> PAGEREF _Toc2964575 \h </w:instrText>
+          <w:instrText xml:space="preserve"> PAGEREF _Toc4057690 \h </w:instrText>
         </w:r>
         <w:r>
           <w:rPr>
@@ -8310,7 +8280,7 @@
             <w:noProof/>
             <w:webHidden/>
           </w:rPr>
-          <w:t>20</w:t>
+          <w:t>21</w:t>
         </w:r>
         <w:r>
           <w:rPr>
@@ -8335,7 +8305,7 @@
           <w:szCs w:val="22"/>
         </w:rPr>
       </w:pPr>
-      <w:hyperlink w:anchor="_Toc2964576" w:history="1">
+      <w:hyperlink w:anchor="_Toc4057691" w:history="1">
         <w:r>
           <w:rPr>
             <w:rStyle w:val="Lienhypertexte"/>
@@ -8379,7 +8349,7 @@
             <w:noProof/>
             <w:webHidden/>
           </w:rPr>
-          <w:instrText xml:space="preserve"> PAGEREF _Toc2964576 \h </w:instrText>
+          <w:instrText xml:space="preserve"> PAGEREF _Toc4057691 \h </w:instrText>
         </w:r>
         <w:r>
           <w:rPr>
@@ -8399,7 +8369,7 @@
             <w:noProof/>
             <w:webHidden/>
           </w:rPr>
-          <w:t>21</w:t>
+          <w:t>22</w:t>
         </w:r>
         <w:r>
           <w:rPr>
@@ -8426,7 +8396,7 @@
           <w:szCs w:val="22"/>
         </w:rPr>
       </w:pPr>
-      <w:hyperlink w:anchor="_Toc2964577" w:history="1">
+      <w:hyperlink w:anchor="_Toc4057692" w:history="1">
         <w:r>
           <w:rPr>
             <w:rStyle w:val="Lienhypertexte"/>
@@ -8472,7 +8442,7 @@
             <w:noProof/>
             <w:webHidden/>
           </w:rPr>
-          <w:instrText xml:space="preserve"> PAGEREF _Toc2964577 \h </w:instrText>
+          <w:instrText xml:space="preserve"> PAGEREF _Toc4057692 \h </w:instrText>
         </w:r>
         <w:r>
           <w:rPr>
@@ -8492,7 +8462,7 @@
             <w:noProof/>
             <w:webHidden/>
           </w:rPr>
-          <w:t>21</w:t>
+          <w:t>22</w:t>
         </w:r>
         <w:r>
           <w:rPr>
@@ -8519,7 +8489,7 @@
           <w:szCs w:val="22"/>
         </w:rPr>
       </w:pPr>
-      <w:hyperlink w:anchor="_Toc2964578" w:history="1">
+      <w:hyperlink w:anchor="_Toc4057693" w:history="1">
         <w:r>
           <w:rPr>
             <w:rStyle w:val="Lienhypertexte"/>
@@ -8565,7 +8535,7 @@
             <w:noProof/>
             <w:webHidden/>
           </w:rPr>
-          <w:instrText xml:space="preserve"> PAGEREF _Toc2964578 \h </w:instrText>
+          <w:instrText xml:space="preserve"> PAGEREF _Toc4057693 \h </w:instrText>
         </w:r>
         <w:r>
           <w:rPr>
@@ -8585,7 +8555,7 @@
             <w:noProof/>
             <w:webHidden/>
           </w:rPr>
-          <w:t>22</w:t>
+          <w:t>24</w:t>
         </w:r>
         <w:r>
           <w:rPr>
@@ -8942,27 +8912,19 @@
       <w:pPr>
         <w:pStyle w:val="Titre1"/>
       </w:pPr>
-      <w:bookmarkStart w:id="5" w:name="_Toc2964550"/>
+      <w:bookmarkStart w:id="6" w:name="_Toc4057664"/>
       <w:r>
         <w:lastRenderedPageBreak/>
         <w:t>Introduction</w:t>
       </w:r>
-      <w:bookmarkEnd w:id="5"/>
+      <w:bookmarkEnd w:id="6"/>
     </w:p>
     <w:p>
       <w:r>
         <w:t>L’outil KB3 a pour but d'automatiser les études de sûreté de fonctionnement, grâce à l'utilisation de bases de connaissances</w:t>
       </w:r>
       <w:r>
-        <w:t xml:space="preserve"> (</w:t>
-      </w:r>
-      <w:proofErr w:type="spellStart"/>
-      <w:r>
-        <w:t>bdc</w:t>
-      </w:r>
-      <w:proofErr w:type="spellEnd"/>
-      <w:r>
-        <w:t>)</w:t>
+        <w:t xml:space="preserve"> (bdc)</w:t>
       </w:r>
       <w:r>
         <w:t>. Il permet des gains très importants dans la productivité des études de systèmes complexes et permet à des non spécialistes de la sûreté de fonctionnement de les réaliser. Les bases de connaissances</w:t>
@@ -9005,15 +8967,7 @@
     </w:p>
     <w:p>
       <w:r>
-        <w:t xml:space="preserve">Nous montrerons enfin que la modification d'une </w:t>
-      </w:r>
-      <w:proofErr w:type="spellStart"/>
-      <w:r>
-        <w:t>bdc</w:t>
-      </w:r>
-      <w:proofErr w:type="spellEnd"/>
-      <w:r>
-        <w:t xml:space="preserve"> existante peut également s'appuyer sur cette procédure.</w:t>
+        <w:t>Nous montrerons enfin que la modification d'une bdc existante peut également s'appuyer sur cette procédure.</w:t>
       </w:r>
     </w:p>
     <w:p>
@@ -9040,16 +8994,11 @@
       <w:pPr>
         <w:pStyle w:val="Titre1"/>
       </w:pPr>
-      <w:bookmarkStart w:id="6" w:name="_Toc2964551"/>
-      <w:r>
-        <w:t xml:space="preserve">Eléments constituants d'une </w:t>
-      </w:r>
-      <w:proofErr w:type="spellStart"/>
-      <w:r>
-        <w:t>bdc</w:t>
-      </w:r>
-      <w:bookmarkEnd w:id="6"/>
-      <w:proofErr w:type="spellEnd"/>
+      <w:bookmarkStart w:id="7" w:name="_Toc4057665"/>
+      <w:r>
+        <w:t>Eléments constituants d'une bdc</w:t>
+      </w:r>
+      <w:bookmarkEnd w:id="7"/>
     </w:p>
     <w:p>
       <w:pPr>
@@ -9140,15 +9089,7 @@
         <w:t>Base.bdc : paramétrage de l'interface graphique, des algorithmes calculant les objets déduits,</w:t>
       </w:r>
       <w:r>
-        <w:t xml:space="preserve"> et des menus propres à la </w:t>
-      </w:r>
-      <w:proofErr w:type="spellStart"/>
-      <w:r>
-        <w:t>bdc</w:t>
-      </w:r>
-      <w:proofErr w:type="spellEnd"/>
-      <w:r>
-        <w:t>. Ce fichier est en syn</w:t>
+        <w:t xml:space="preserve"> et des menus propres à la bdc. Ce fichier est en syn</w:t>
       </w:r>
       <w:r>
         <w:t>taxe XML, et doit respecter un schéma</w:t>
@@ -9179,15 +9120,7 @@
         <w:spacing w:after="0"/>
       </w:pPr>
       <w:r>
-        <w:t xml:space="preserve">Pour chaque type de la </w:t>
-      </w:r>
-      <w:proofErr w:type="spellStart"/>
-      <w:r>
-        <w:t>bdc</w:t>
-      </w:r>
-      <w:proofErr w:type="spellEnd"/>
-      <w:r>
-        <w:t xml:space="preserve"> ayant une représentation graphique :</w:t>
+        <w:t>Pour chaque type de la bdc ayant une représentation graphique :</w:t>
       </w:r>
     </w:p>
     <w:p>
@@ -9242,29 +9175,8 @@
         </w:tabs>
         <w:spacing w:after="0"/>
       </w:pPr>
-      <w:proofErr w:type="spellStart"/>
-      <w:r>
-        <w:t>Icône_type_i.sym</w:t>
-      </w:r>
-      <w:proofErr w:type="spellEnd"/>
-      <w:r>
-        <w:t xml:space="preserve"> : icône dans un format propriétaire à la bibliothèque graphique </w:t>
-      </w:r>
-      <w:proofErr w:type="spellStart"/>
-      <w:r>
-        <w:t>Stingray</w:t>
-      </w:r>
-      <w:proofErr w:type="spellEnd"/>
-      <w:r>
-        <w:t xml:space="preserve"> qui a servi de base au développement de KB3 v3. Eventuellement, plusieurs icônes .</w:t>
-      </w:r>
-      <w:proofErr w:type="spellStart"/>
-      <w:r>
-        <w:t>sym</w:t>
-      </w:r>
-      <w:proofErr w:type="spellEnd"/>
-      <w:r>
-        <w:t xml:space="preserve"> peuvent être associées à un type Figaro : l'une ou l'autre</w:t>
+      <w:r>
+        <w:t>Icône_type_i.sym : icône dans un format propriétaire à la bibliothèque graphique Stingray qui a servi de base au développement de KB3 v3. Eventuellement, plusieurs icônes .sym peuvent être associées à un type Figaro : l'une ou l'autre</w:t>
       </w:r>
       <w:r>
         <w:t xml:space="preserve"> de ces variantes graphiques</w:t>
@@ -9289,15 +9201,7 @@
         <w:spacing w:after="0"/>
       </w:pPr>
       <w:r>
-        <w:t>Un ou plusieurs fichier(s) d'aide (.doc ou .</w:t>
-      </w:r>
-      <w:proofErr w:type="spellStart"/>
-      <w:r>
-        <w:t>pdf</w:t>
-      </w:r>
-      <w:proofErr w:type="spellEnd"/>
-      <w:r>
-        <w:t>).</w:t>
+        <w:t>Un ou plusieurs fichier(s) d'aide (.doc ou .pdf).</w:t>
       </w:r>
     </w:p>
     <w:p>
@@ -9307,22 +9211,22 @@
       <w:r>
         <w:br w:type="page"/>
       </w:r>
-      <w:bookmarkStart w:id="7" w:name="_Toc2964552"/>
+      <w:bookmarkStart w:id="8" w:name="_Toc4057666"/>
       <w:r>
         <w:lastRenderedPageBreak/>
         <w:t>L'environnement développeur pour KB3</w:t>
       </w:r>
-      <w:bookmarkEnd w:id="7"/>
+      <w:bookmarkEnd w:id="8"/>
     </w:p>
     <w:p>
       <w:pPr>
         <w:pStyle w:val="Titre2"/>
       </w:pPr>
-      <w:bookmarkStart w:id="8" w:name="_Toc2964553"/>
+      <w:bookmarkStart w:id="9" w:name="_Toc4057667"/>
       <w:r>
         <w:t>Les logiciels</w:t>
       </w:r>
-      <w:bookmarkEnd w:id="8"/>
+      <w:bookmarkEnd w:id="9"/>
     </w:p>
     <w:p>
       <w:r>
@@ -9332,15 +9236,7 @@
         <w:t>gratuits</w:t>
       </w:r>
       <w:r>
-        <w:t xml:space="preserve"> qui ont été choisis pour leur efficacité dans différentes fonctions qui sont nécessaires à la construction de la </w:t>
-      </w:r>
-      <w:proofErr w:type="spellStart"/>
-      <w:r>
-        <w:t>bdc</w:t>
-      </w:r>
-      <w:proofErr w:type="spellEnd"/>
-      <w:r>
-        <w:t xml:space="preserve">. </w:t>
+        <w:t xml:space="preserve"> qui ont été choisis pour leur efficacité dans différentes fonctions qui sont nécessaires à la construction de la bdc. </w:t>
       </w:r>
     </w:p>
     <w:p>
@@ -9373,37 +9269,13 @@
         <w:t xml:space="preserve"> de texte</w:t>
       </w:r>
       <w:r>
-        <w:t xml:space="preserve"> en open source </w:t>
-      </w:r>
-      <w:proofErr w:type="spellStart"/>
-      <w:r>
-        <w:t>Jedit</w:t>
-      </w:r>
-      <w:proofErr w:type="spellEnd"/>
-      <w:r>
-        <w:t xml:space="preserve"> et des</w:t>
-      </w:r>
-      <w:r>
-        <w:t xml:space="preserve"> compléments à </w:t>
-      </w:r>
-      <w:proofErr w:type="spellStart"/>
-      <w:r>
-        <w:t>Jedit</w:t>
-      </w:r>
-      <w:proofErr w:type="spellEnd"/>
-      <w:r>
-        <w:t xml:space="preserve"> regroupés dans un ins</w:t>
-      </w:r>
-      <w:r>
-        <w:t>tallateur appelé "</w:t>
-      </w:r>
-      <w:proofErr w:type="spellStart"/>
-      <w:r>
-        <w:t>VisualFigaro</w:t>
-      </w:r>
-      <w:proofErr w:type="spellEnd"/>
-      <w:r>
-        <w:t xml:space="preserve">". </w:t>
+        <w:t xml:space="preserve"> en open source Jedit et des</w:t>
+      </w:r>
+      <w:r>
+        <w:t xml:space="preserve"> compléments à Jedit regroupés dans un ins</w:t>
+      </w:r>
+      <w:r>
+        <w:t xml:space="preserve">tallateur appelé "VisualFigaro". </w:t>
       </w:r>
       <w:r>
         <w:t xml:space="preserve">  </w:t>
@@ -9433,40 +9305,14 @@
           <w:numId w:val="14"/>
         </w:numPr>
       </w:pPr>
-      <w:proofErr w:type="spellStart"/>
-      <w:r>
-        <w:t>XnView</w:t>
-      </w:r>
-      <w:proofErr w:type="spellEnd"/>
-      <w:r>
-        <w:t xml:space="preserve"> pour visualiser les icônes en différents modes, les gérer (copier, coller, déplacer, renommer…) et lancer les éditeurs permettant de les modifier. </w:t>
-      </w:r>
-      <w:proofErr w:type="spellStart"/>
-      <w:r>
-        <w:t>XnView</w:t>
-      </w:r>
-      <w:proofErr w:type="spellEnd"/>
-      <w:r>
-        <w:t xml:space="preserve"> permet aussi de convertir tout un ensemble de fichiers .</w:t>
-      </w:r>
-      <w:proofErr w:type="spellStart"/>
-      <w:r>
-        <w:t>bmp</w:t>
-      </w:r>
-      <w:proofErr w:type="spellEnd"/>
+      <w:r>
+        <w:t>XnView pour visualiser les icônes en différents modes, les gérer (copier, coller, déplacer, renommer…) et lancer les éditeurs permettant de les modifier. XnView permet aussi de convertir tout un ensemble de fichiers .bmp</w:t>
+      </w:r>
       <w:r>
         <w:t xml:space="preserve"> (ancien format des icônes KB3)</w:t>
       </w:r>
       <w:r>
-        <w:t xml:space="preserve"> en fichiers .</w:t>
-      </w:r>
-      <w:proofErr w:type="spellStart"/>
-      <w:r>
-        <w:t>ico</w:t>
-      </w:r>
-      <w:proofErr w:type="spellEnd"/>
-      <w:r>
-        <w:t xml:space="preserve"> pour lesquels il existe beaucoup plus d'outils d'édition, </w:t>
+        <w:t xml:space="preserve"> en fichiers .ico pour lesquels il existe beaucoup plus d'outils d'édition, </w:t>
       </w:r>
     </w:p>
     <w:p>
@@ -9477,15 +9323,7 @@
         </w:numPr>
       </w:pPr>
       <w:r>
-        <w:t>Designer pour éditer les icônes en .</w:t>
-      </w:r>
-      <w:proofErr w:type="spellStart"/>
-      <w:r>
-        <w:t>sym</w:t>
-      </w:r>
-      <w:proofErr w:type="spellEnd"/>
-      <w:r>
-        <w:t xml:space="preserve">. Designer est le </w:t>
+        <w:t xml:space="preserve">Designer pour éditer les icônes en .sym. Designer est le </w:t>
       </w:r>
       <w:r>
         <w:rPr>
@@ -9494,15 +9332,7 @@
         <w:t>seul</w:t>
       </w:r>
       <w:r>
-        <w:t xml:space="preserve"> outil permettant d’éditer les icônes dans ce format, propre à la bibliothèque graphique </w:t>
-      </w:r>
-      <w:proofErr w:type="spellStart"/>
-      <w:r>
-        <w:t>Stingray</w:t>
-      </w:r>
-      <w:proofErr w:type="spellEnd"/>
-      <w:r>
-        <w:t>. Il est systématiquement livré avec KB3</w:t>
+        <w:t xml:space="preserve"> outil permettant d’éditer les icônes dans ce format, propre à la bibliothèque graphique Stingray. Il est systématiquement livré avec KB3</w:t>
       </w:r>
       <w:r>
         <w:t xml:space="preserve"> (c’est l’exécutable </w:t>
@@ -9514,23 +9344,7 @@
         <w:t xml:space="preserve"> présent dans le répertoire d’installation de KB3)</w:t>
       </w:r>
       <w:r>
-        <w:t xml:space="preserve">. Après configuration de </w:t>
-      </w:r>
-      <w:proofErr w:type="spellStart"/>
-      <w:r>
-        <w:t>XnView</w:t>
-      </w:r>
-      <w:proofErr w:type="spellEnd"/>
-      <w:r>
-        <w:t xml:space="preserve">, Designer peut être lancé pour éditer une icône directement à partir de la fenêtre de </w:t>
-      </w:r>
-      <w:proofErr w:type="spellStart"/>
-      <w:r>
-        <w:t>XnView</w:t>
-      </w:r>
-      <w:proofErr w:type="spellEnd"/>
-      <w:r>
-        <w:t xml:space="preserve"> permettant de visualiser la liste de tous les fichiers contenus dans un répertoire,</w:t>
+        <w:t>. Après configuration de XnView, Designer peut être lancé pour éditer une icône directement à partir de la fenêtre de XnView permettant de visualiser la liste de tous les fichiers contenus dans un répertoire,</w:t>
       </w:r>
     </w:p>
     <w:p>
@@ -9540,29 +9354,8 @@
           <w:numId w:val="14"/>
         </w:numPr>
       </w:pPr>
-      <w:proofErr w:type="spellStart"/>
-      <w:r>
-        <w:t>Awicons</w:t>
-      </w:r>
-      <w:proofErr w:type="spellEnd"/>
-      <w:r>
-        <w:t xml:space="preserve"> lite ou </w:t>
-      </w:r>
-      <w:proofErr w:type="spellStart"/>
-      <w:r>
-        <w:t>IconArt</w:t>
-      </w:r>
-      <w:proofErr w:type="spellEnd"/>
-      <w:r>
-        <w:t xml:space="preserve"> pour éditer les icônes en .</w:t>
-      </w:r>
-      <w:proofErr w:type="spellStart"/>
-      <w:r>
-        <w:t>ico</w:t>
-      </w:r>
-      <w:proofErr w:type="spellEnd"/>
-      <w:r>
-        <w:t>. Ces outils offrent un mode de visualisation simultané de l'icône en gros (pour l'édition) et en réduction (pour que l'on voie en temps réel l'effet produit) ; ils permettent l'utilisation d'une palette réduite à 16 couleurs, le dessin de formes géométriques (cercles…) et de texte.</w:t>
+      <w:r>
+        <w:t>Awicons lite ou IconArt pour éditer les icônes en .ico. Ces outils offrent un mode de visualisation simultané de l'icône en gros (pour l'édition) et en réduction (pour que l'on voie en temps réel l'effet produit) ; ils permettent l'utilisation d'une palette réduite à 16 couleurs, le dessin de formes géométriques (cercles…) et de texte.</w:t>
       </w:r>
     </w:p>
     <w:p>
@@ -9572,21 +9365,11 @@
           <w:numId w:val="14"/>
         </w:numPr>
       </w:pPr>
-      <w:proofErr w:type="spellStart"/>
       <w:r>
         <w:t>QxmlEdit</w:t>
       </w:r>
-      <w:proofErr w:type="spellEnd"/>
-      <w:r>
-        <w:t xml:space="preserve"> est un éditeur simple pour les fichiers XML. Il a l'avantage d'être léger à installer et riche en fonctions. Il présente clairement la structure arborescente du fichier XML et sépare bien les "tags" du contenu des champs. Il vérifie la conformité du fichier au schéma associé, ce qui peut être utile pour chercher les erreurs dans le fichier .</w:t>
-      </w:r>
-      <w:proofErr w:type="spellStart"/>
-      <w:r>
-        <w:t>bdc</w:t>
-      </w:r>
-      <w:proofErr w:type="spellEnd"/>
-      <w:r>
-        <w:t xml:space="preserve">. Il permet aussi de visualiser graphiquement sous forme d'arbre les schémas tels que bdcfr.xsd et bdceng.xsd. </w:t>
+      <w:r>
+        <w:t xml:space="preserve"> est un éditeur simple pour les fichiers XML. Il a l'avantage d'être léger à installer et riche en fonctions. Il présente clairement la structure arborescente du fichier XML et sépare bien les "tags" du contenu des champs. Il vérifie la conformité du fichier au schéma associé, ce qui peut être utile pour chercher les erreurs dans le fichier .bdc. Il permet aussi de visualiser graphiquement sous forme d'arbre les schémas tels que bdcfr.xsd et bdceng.xsd. </w:t>
       </w:r>
       <w:r>
         <w:t>O</w:t>
@@ -9615,23 +9398,7 @@
         <w:t>s ci-dessus est très rapide. Le principal installateur</w:t>
       </w:r>
       <w:r>
-        <w:t xml:space="preserve"> (</w:t>
-      </w:r>
-      <w:proofErr w:type="spellStart"/>
-      <w:r>
-        <w:t>Jedit</w:t>
-      </w:r>
-      <w:proofErr w:type="spellEnd"/>
-      <w:r>
-        <w:t xml:space="preserve"> + </w:t>
-      </w:r>
-      <w:proofErr w:type="spellStart"/>
-      <w:r>
-        <w:t>VisualFigaro</w:t>
-      </w:r>
-      <w:proofErr w:type="spellEnd"/>
-      <w:r>
-        <w:t>)</w:t>
+        <w:t xml:space="preserve"> (Jedit + VisualFigaro)</w:t>
       </w:r>
       <w:r>
         <w:t xml:space="preserve"> qui contient une version « portable », c'est-à-dire entièrement autonome et ne nécessitant pas les droits d’administration</w:t>
@@ -9640,15 +9407,7 @@
         <w:t xml:space="preserve"> </w:t>
       </w:r>
       <w:r>
-        <w:t xml:space="preserve">est disponible sur </w:t>
-      </w:r>
-      <w:proofErr w:type="spellStart"/>
-      <w:r>
-        <w:t>Sourceforge</w:t>
-      </w:r>
-      <w:proofErr w:type="spellEnd"/>
-      <w:r>
-        <w:t>, à l’adresse : http</w:t>
+        <w:t>est disponible sur Sourceforge, à l’adresse : http</w:t>
       </w:r>
       <w:r>
         <w:t>://sourceforge.net/projects/visualfigaro/</w:t>
@@ -9661,113 +9420,58 @@
       <w:pPr>
         <w:pStyle w:val="Titre2"/>
       </w:pPr>
-      <w:bookmarkStart w:id="9" w:name="_Toc2964554"/>
-      <w:r>
-        <w:t xml:space="preserve">Configuration de </w:t>
-      </w:r>
-      <w:proofErr w:type="spellStart"/>
-      <w:r>
-        <w:t>Jedit</w:t>
-      </w:r>
-      <w:proofErr w:type="spellEnd"/>
+      <w:bookmarkStart w:id="10" w:name="_Toc4057668"/>
+      <w:r>
+        <w:t>Configuration de Jedit</w:t>
+      </w:r>
       <w:r>
         <w:t xml:space="preserve"> (important !)</w:t>
       </w:r>
-      <w:bookmarkEnd w:id="9"/>
-    </w:p>
-    <w:p>
-      <w:r>
-        <w:t xml:space="preserve">Il est primordial de bien choisir quelques options de </w:t>
-      </w:r>
-      <w:proofErr w:type="spellStart"/>
-      <w:r>
-        <w:t>Jedit</w:t>
-      </w:r>
-      <w:proofErr w:type="spellEnd"/>
-      <w:r>
-        <w:t xml:space="preserve">, pour une utilisation confortable de </w:t>
-      </w:r>
-      <w:proofErr w:type="spellStart"/>
-      <w:r>
-        <w:t>VisualFigaro</w:t>
-      </w:r>
-      <w:proofErr w:type="spellEnd"/>
+      <w:bookmarkEnd w:id="10"/>
+    </w:p>
+    <w:p>
+      <w:r>
+        <w:t>Il est primordial de bien choisir quelques options de Jedit, pour une utilisation confortable de VisualFigaro.</w:t>
+      </w:r>
+    </w:p>
+    <w:p>
+      <w:r>
+        <w:t xml:space="preserve">Pour éviter que les lettres accentuées soient transformées en caractères illisibles, il faut </w:t>
+      </w:r>
+      <w:r>
+        <w:t>vérifier que</w:t>
+      </w:r>
+      <w:r>
+        <w:t xml:space="preserve"> dans « Utilities / Global options / Jedit / </w:t>
+      </w:r>
+      <w:r>
+        <w:t>Encodings</w:t>
+      </w:r>
+      <w:r>
+        <w:t> » (cf. copie d’écran ci-dessous) l’op</w:t>
+      </w:r>
+      <w:r>
+        <w:t xml:space="preserve">tion d’encodage par défaut est </w:t>
+      </w:r>
+      <w:r>
+        <w:t>UTF8-Y ou UTF-8</w:t>
+      </w:r>
+      <w:r>
+        <w:t xml:space="preserve"> (en principe c’est fait par l’installation, </w:t>
+      </w:r>
+      <w:r>
+        <w:t>mais il peut y avoir une interférence créée par un paramétrage de Jedit déjà installé sur la machine)</w:t>
+      </w:r>
       <w:r>
         <w:t>.</w:t>
       </w:r>
-    </w:p>
-    <w:p>
-      <w:r>
-        <w:t xml:space="preserve">Pour éviter que les lettres accentuées soient transformées en caractères illisibles, il faut </w:t>
-      </w:r>
-      <w:r>
-        <w:t>vérifier que</w:t>
-      </w:r>
-      <w:r>
-        <w:t xml:space="preserve"> dans « Utilities / Global options / </w:t>
-      </w:r>
-      <w:proofErr w:type="spellStart"/>
-      <w:r>
-        <w:t>Jedit</w:t>
-      </w:r>
-      <w:proofErr w:type="spellEnd"/>
-      <w:r>
-        <w:t xml:space="preserve"> / </w:t>
-      </w:r>
-      <w:proofErr w:type="spellStart"/>
-      <w:r>
-        <w:t>Encodings</w:t>
-      </w:r>
-      <w:proofErr w:type="spellEnd"/>
-      <w:r>
-        <w:t> » (cf. copie d’écran ci-dessous) l’op</w:t>
-      </w:r>
-      <w:r>
-        <w:t xml:space="preserve">tion d’encodage par défaut est </w:t>
-      </w:r>
-      <w:r>
-        <w:t>UTF8-Y ou UTF-8</w:t>
-      </w:r>
-      <w:r>
-        <w:t xml:space="preserve"> (en principe c’est fait par l’installation, </w:t>
-      </w:r>
-      <w:r>
-        <w:t xml:space="preserve">mais il peut y avoir une interférence créée par un paramétrage de </w:t>
-      </w:r>
-      <w:proofErr w:type="spellStart"/>
-      <w:r>
-        <w:t>Jedit</w:t>
-      </w:r>
-      <w:proofErr w:type="spellEnd"/>
-      <w:r>
-        <w:t xml:space="preserve"> déjà installé sur la machine)</w:t>
-      </w:r>
-      <w:r>
-        <w:t>.</w:t>
-      </w:r>
       <w:r>
         <w:t xml:space="preserve"> </w:t>
       </w:r>
     </w:p>
     <w:p>
       <w:r>
-        <w:t>Par ailleurs, dans la rubrique « </w:t>
-      </w:r>
-      <w:proofErr w:type="spellStart"/>
-      <w:r>
-        <w:t>Gutter</w:t>
-      </w:r>
-      <w:proofErr w:type="spellEnd"/>
-      <w:r>
-        <w:t xml:space="preserve"> » de ce même panneau d’options, il faut cocher la case « line </w:t>
-      </w:r>
-      <w:proofErr w:type="spellStart"/>
-      <w:r>
-        <w:t>numbers</w:t>
-      </w:r>
-      <w:proofErr w:type="spellEnd"/>
-      <w:r>
-        <w:t xml:space="preserve"> » car l’affichage des numéros de ligne sera utile pour trouver rapidement les erreurs de syntaxe signalées par le vérificateur de base de connaissances. </w:t>
+        <w:t xml:space="preserve">Par ailleurs, dans la rubrique « Gutter » de ce même panneau d’options, il faut cocher la case « line numbers » car l’affichage des numéros de ligne sera utile pour trouver rapidement les erreurs de syntaxe signalées par le vérificateur de base de connaissances. </w:t>
       </w:r>
     </w:p>
     <w:p/>
@@ -9832,129 +9536,44 @@
     </w:p>
     <w:p>
       <w:r>
-        <w:t xml:space="preserve">Dans la rubrique « </w:t>
-      </w:r>
-      <w:proofErr w:type="spellStart"/>
-      <w:r>
-        <w:t>Editing</w:t>
-      </w:r>
-      <w:proofErr w:type="spellEnd"/>
-      <w:r>
-        <w:t> », il faut prendre l’option « </w:t>
-      </w:r>
-      <w:proofErr w:type="spellStart"/>
-      <w:r>
-        <w:t>indent</w:t>
-      </w:r>
-      <w:proofErr w:type="spellEnd"/>
-      <w:r>
-        <w:t> » pour « </w:t>
-      </w:r>
-      <w:proofErr w:type="spellStart"/>
-      <w:r>
-        <w:t>fo</w:t>
-      </w:r>
-      <w:r>
-        <w:t>lding</w:t>
-      </w:r>
-      <w:proofErr w:type="spellEnd"/>
-      <w:r>
-        <w:t xml:space="preserve"> mode », et prendre l’option « </w:t>
-      </w:r>
-      <w:proofErr w:type="spellStart"/>
+        <w:t>Dans la rubrique « Editing », il faut prendre l’option « indent » pour « fo</w:t>
+      </w:r>
+      <w:r>
+        <w:t>lding mode », et prendre l’option « </w:t>
+      </w:r>
       <w:r>
         <w:t>I</w:t>
       </w:r>
       <w:r>
-        <w:t>nitially</w:t>
-      </w:r>
-      <w:proofErr w:type="spellEnd"/>
-      <w:r>
-        <w:t xml:space="preserve"> collapse </w:t>
-      </w:r>
-      <w:proofErr w:type="spellStart"/>
-      <w:r>
-        <w:t>folds</w:t>
-      </w:r>
-      <w:proofErr w:type="spellEnd"/>
+        <w:t>nitially collapse folds with level 1 » qui permet d’avoir une vue initiale d’une base de connaissances masqu</w:t>
+      </w:r>
+      <w:r>
+        <w:t>ant</w:t>
+      </w:r>
+      <w:r>
+        <w:t xml:space="preserve"> les détails. Il suffit de faire un clic sur le triangle au regard d’un ensemble de lignes masquées pour faire apparaître un niveau de détail supplémentaire (shift + clic si on veut « tout déplier » en une seule fois).</w:t>
+      </w:r>
+      <w:r>
+        <w:t xml:space="preserve"> Cette fonction de Jedit est particulièrement pratique pour éditer le fichier .bdc (à condition de bien maintenir ses indentations).</w:t>
+      </w:r>
+    </w:p>
+    <w:p>
+      <w:r>
+        <w:t>On peut choisir la langue des menus de jEdit dans la rubrique « Utilities / Global options / jEdit /General ».</w:t>
+      </w:r>
+    </w:p>
+    <w:p>
+      <w:pPr>
+        <w:pStyle w:val="Titre2"/>
+      </w:pPr>
+      <w:bookmarkStart w:id="11" w:name="_Toc4057669"/>
+      <w:r>
+        <w:t>Les icônes standard</w:t>
+      </w:r>
+      <w:bookmarkEnd w:id="11"/>
       <w:r>
         <w:t xml:space="preserve"> </w:t>
       </w:r>
-      <w:proofErr w:type="spellStart"/>
-      <w:r>
-        <w:t>with</w:t>
-      </w:r>
-      <w:proofErr w:type="spellEnd"/>
-      <w:r>
-        <w:t xml:space="preserve"> </w:t>
-      </w:r>
-      <w:proofErr w:type="spellStart"/>
-      <w:r>
-        <w:t>level</w:t>
-      </w:r>
-      <w:proofErr w:type="spellEnd"/>
-      <w:r>
-        <w:t xml:space="preserve"> 1 » qui permet d’avoir une vue initiale d’une base de connaissances masqu</w:t>
-      </w:r>
-      <w:r>
-        <w:t>ant</w:t>
-      </w:r>
-      <w:r>
-        <w:t xml:space="preserve"> les détails. Il suffit de faire un clic sur le triangle au regard d’un ensemble de lignes masquées pour faire apparaître un niveau de détail supplémentaire (shift + clic si on veut « tout déplier » en une seule fois).</w:t>
-      </w:r>
-      <w:r>
-        <w:t xml:space="preserve"> Cette fonction de </w:t>
-      </w:r>
-      <w:proofErr w:type="spellStart"/>
-      <w:r>
-        <w:t>Jedit</w:t>
-      </w:r>
-      <w:proofErr w:type="spellEnd"/>
-      <w:r>
-        <w:t xml:space="preserve"> est particulièrement pratique pour éditer le fichier .</w:t>
-      </w:r>
-      <w:proofErr w:type="spellStart"/>
-      <w:r>
-        <w:t>bdc</w:t>
-      </w:r>
-      <w:proofErr w:type="spellEnd"/>
-      <w:r>
-        <w:t xml:space="preserve"> (à condition de bien maintenir ses indentations).</w:t>
-      </w:r>
-    </w:p>
-    <w:p>
-      <w:r>
-        <w:t xml:space="preserve">On peut choisir la langue des menus de </w:t>
-      </w:r>
-      <w:proofErr w:type="spellStart"/>
-      <w:r>
-        <w:t>jEdit</w:t>
-      </w:r>
-      <w:proofErr w:type="spellEnd"/>
-      <w:r>
-        <w:t xml:space="preserve"> dans la rubrique « Utilities / Global options / </w:t>
-      </w:r>
-      <w:proofErr w:type="spellStart"/>
-      <w:r>
-        <w:t>jEdit</w:t>
-      </w:r>
-      <w:proofErr w:type="spellEnd"/>
-      <w:r>
-        <w:t xml:space="preserve"> /General ».</w:t>
-      </w:r>
-    </w:p>
-    <w:p>
-      <w:pPr>
-        <w:pStyle w:val="Titre2"/>
-      </w:pPr>
-      <w:bookmarkStart w:id="10" w:name="_Toc2964555"/>
-      <w:r>
-        <w:t>Les icônes standard</w:t>
-      </w:r>
-      <w:bookmarkEnd w:id="10"/>
-      <w:r>
-        <w:t xml:space="preserve"> </w:t>
-      </w:r>
     </w:p>
     <w:p>
       <w:r>
@@ -9978,50 +9597,12 @@
           <w:lang w:val="en-GB"/>
         </w:rPr>
       </w:pPr>
-      <w:proofErr w:type="spellStart"/>
-      <w:proofErr w:type="gramStart"/>
       <w:r>
         <w:rPr>
           <w:lang w:val="en-GB"/>
         </w:rPr>
-        <w:t>Exemple</w:t>
-      </w:r>
-      <w:proofErr w:type="spellEnd"/>
-      <w:r>
-        <w:rPr>
-          <w:lang w:val="en-GB"/>
-        </w:rPr>
-        <w:t xml:space="preserve"> :</w:t>
-      </w:r>
-      <w:proofErr w:type="gramEnd"/>
-      <w:r>
-        <w:rPr>
-          <w:lang w:val="en-GB"/>
-        </w:rPr>
-        <w:t xml:space="preserve"> </w:t>
-      </w:r>
-      <w:proofErr w:type="spellStart"/>
-      <w:r>
-        <w:rPr>
-          <w:lang w:val="en-GB"/>
-        </w:rPr>
-        <w:t>and_gate</w:t>
-      </w:r>
-      <w:proofErr w:type="spellEnd"/>
-      <w:r>
-        <w:rPr>
-          <w:lang w:val="en-GB"/>
-        </w:rPr>
-        <w:t xml:space="preserve"> / </w:t>
-      </w:r>
-      <w:proofErr w:type="spellStart"/>
-      <w:r>
-        <w:rPr>
-          <w:lang w:val="en-GB"/>
-        </w:rPr>
-        <w:t>and_gate_f</w:t>
-      </w:r>
-      <w:proofErr w:type="spellEnd"/>
+        <w:t>Exemple : and_gate / and_gate_f</w:t>
+      </w:r>
     </w:p>
     <w:p>
       <w:pPr>
@@ -10031,15 +9612,7 @@
         <w:t>Le nom d'une icô</w:t>
       </w:r>
       <w:r>
-        <w:t>ne doit être le plus descriptif possible, sans faire référence à un contexte particulier : on dira "</w:t>
-      </w:r>
-      <w:proofErr w:type="spellStart"/>
-      <w:r>
-        <w:t>white_circle</w:t>
-      </w:r>
-      <w:proofErr w:type="spellEnd"/>
-      <w:r>
-        <w:t>" plutôt que "state" pour désigner une icône pouvant représenter un état dans un graphe de Markov. Il ne doit pas comporter de blanc.</w:t>
+        <w:t>ne doit être le plus descriptif possible, sans faire référence à un contexte particulier : on dira "white_circle" plutôt que "state" pour désigner une icône pouvant représenter un état dans un graphe de Markov. Il ne doit pas comporter de blanc.</w:t>
       </w:r>
     </w:p>
     <w:p>
@@ -10056,70 +9629,12 @@
     </w:p>
     <w:p>
       <w:r>
-        <w:t xml:space="preserve">On aura des variantes par couleurs simples : white, black, </w:t>
-      </w:r>
-      <w:proofErr w:type="spellStart"/>
-      <w:r>
-        <w:t>yellow</w:t>
-      </w:r>
-      <w:proofErr w:type="spellEnd"/>
-      <w:r>
-        <w:t xml:space="preserve">, </w:t>
-      </w:r>
-      <w:proofErr w:type="spellStart"/>
-      <w:r>
-        <w:t>blue</w:t>
-      </w:r>
-      <w:proofErr w:type="spellEnd"/>
-      <w:r>
-        <w:t xml:space="preserve">, </w:t>
-      </w:r>
-      <w:proofErr w:type="spellStart"/>
-      <w:r>
-        <w:t>red</w:t>
-      </w:r>
-      <w:proofErr w:type="spellEnd"/>
-      <w:r>
-        <w:t>, green, etc...</w:t>
-      </w:r>
-    </w:p>
-    <w:p>
-      <w:r>
-        <w:t xml:space="preserve">On aura au maximum trois tailles : </w:t>
-      </w:r>
-      <w:proofErr w:type="spellStart"/>
-      <w:r>
-        <w:t>small</w:t>
-      </w:r>
-      <w:proofErr w:type="spellEnd"/>
-      <w:r>
-        <w:t xml:space="preserve">, </w:t>
-      </w:r>
-      <w:proofErr w:type="spellStart"/>
-      <w:proofErr w:type="gramStart"/>
-      <w:r>
-        <w:t>med</w:t>
-      </w:r>
-      <w:proofErr w:type="spellEnd"/>
-      <w:r>
-        <w:t>(</w:t>
-      </w:r>
-      <w:proofErr w:type="spellStart"/>
-      <w:proofErr w:type="gramEnd"/>
-      <w:r>
-        <w:t>ium</w:t>
-      </w:r>
-      <w:proofErr w:type="spellEnd"/>
-      <w:r>
-        <w:t xml:space="preserve">), </w:t>
-      </w:r>
-      <w:proofErr w:type="spellStart"/>
-      <w:r>
-        <w:t>big</w:t>
-      </w:r>
-      <w:proofErr w:type="spellEnd"/>
-      <w:r>
-        <w:t>.</w:t>
+        <w:t>On aura des variantes par couleurs simples : white, black, yellow, blue, red, green, etc...</w:t>
+      </w:r>
+    </w:p>
+    <w:p>
+      <w:r>
+        <w:t>On aura au maximum trois tailles : small, med(ium), big.</w:t>
       </w:r>
     </w:p>
     <w:p>
@@ -10127,39 +9642,7 @@
         <w:pStyle w:val="Retraitcorpsdetexte3"/>
       </w:pPr>
       <w:r>
-        <w:t>La taille moyenne correspondra à une image inscrite dans un carré de 48x48 pixels (2 fois la taille des .</w:t>
-      </w:r>
-      <w:proofErr w:type="spellStart"/>
-      <w:r>
-        <w:t>bmp</w:t>
-      </w:r>
-      <w:proofErr w:type="spellEnd"/>
-      <w:r>
-        <w:t>). Sera considéré comme "</w:t>
-      </w:r>
-      <w:proofErr w:type="spellStart"/>
-      <w:r>
-        <w:t>small</w:t>
-      </w:r>
-      <w:proofErr w:type="spellEnd"/>
-      <w:r>
-        <w:t>" toute taille inférieure à cette limite, et comme "</w:t>
-      </w:r>
-      <w:proofErr w:type="spellStart"/>
-      <w:r>
-        <w:t>big</w:t>
-      </w:r>
-      <w:proofErr w:type="spellEnd"/>
-      <w:r>
-        <w:t>" toute taille supérieure. Ce qualificatif de taille ne s'applique qu'à l'icône vectorielle : le même fichier .</w:t>
-      </w:r>
-      <w:proofErr w:type="spellStart"/>
-      <w:r>
-        <w:t>bmp</w:t>
-      </w:r>
-      <w:proofErr w:type="spellEnd"/>
-      <w:r>
-        <w:t xml:space="preserve"> peut être associé à trois icônes vectorielles différentes.</w:t>
+        <w:t>La taille moyenne correspondra à une image inscrite dans un carré de 48x48 pixels (2 fois la taille des .bmp). Sera considéré comme "small" toute taille inférieure à cette limite, et comme "big" toute taille supérieure. Ce qualificatif de taille ne s'applique qu'à l'icône vectorielle : le même fichier .bmp peut être associé à trois icônes vectorielles différentes.</w:t>
       </w:r>
     </w:p>
     <w:p>
@@ -10197,170 +9680,62 @@
           <w:lang w:val="en-GB"/>
         </w:rPr>
       </w:pPr>
-      <w:proofErr w:type="spellStart"/>
-      <w:proofErr w:type="gramStart"/>
       <w:r>
         <w:rPr>
           <w:lang w:val="en-GB"/>
         </w:rPr>
         <w:lastRenderedPageBreak/>
-        <w:t>Exemples</w:t>
-      </w:r>
-      <w:proofErr w:type="spellEnd"/>
-      <w:r>
+        <w:t>Exemples :  med_green_square, big_red_circle, med_and_gate, med_and_gate_f</w:t>
+      </w:r>
+    </w:p>
+    <w:p>
+      <w:pPr>
         <w:rPr>
           <w:lang w:val="en-GB"/>
         </w:rPr>
+      </w:pPr>
+    </w:p>
+    <w:p>
+      <w:r>
+        <w:t xml:space="preserve">Cas des icônes de liens : pour les liens, il n'y a pas de fichier .sym. </w:t>
+      </w:r>
+    </w:p>
+    <w:p>
+      <w:r>
+        <w:t xml:space="preserve">Le nom d'un fichier .ico de lien comprendra obligatoirement les éléments suivants, séparés par des "_" : </w:t>
+      </w:r>
+    </w:p>
+    <w:p>
+      <w:pPr>
+        <w:ind w:left="360"/>
+      </w:pPr>
+      <w:r>
+        <w:tab/>
+        <w:t>- type de ligne (solid, dash, dotted)  (dans le fichier .bdc : TRAIT_PLEIN, POINTILLE, TIRET)</w:t>
+      </w:r>
+    </w:p>
+    <w:p>
+      <w:pPr>
+        <w:ind w:left="360"/>
+      </w:pPr>
+      <w:r>
+        <w:tab/>
+        <w:t>- couleur (mêmes conventions que pour les icônes de nœuds)</w:t>
+      </w:r>
+    </w:p>
+    <w:p>
+      <w:pPr>
+        <w:ind w:left="709" w:hanging="283"/>
+      </w:pPr>
+      <w:r>
+        <w:tab/>
+        <w:t>- type d'extrémités, sous la forme d'un abrégé, pris dans le tableau suivant</w:t>
+      </w:r>
+      <w:r>
+        <w:t xml:space="preserve"> (les deux dernières lignes correspondent à des lignes comportant une flèche en leur milieu)</w:t>
+      </w:r>
+      <w:r>
         <w:t xml:space="preserve"> :</w:t>
-      </w:r>
-      <w:proofErr w:type="gramEnd"/>
-      <w:r>
-        <w:rPr>
-          <w:lang w:val="en-GB"/>
-        </w:rPr>
-        <w:t xml:space="preserve">  </w:t>
-      </w:r>
-      <w:proofErr w:type="spellStart"/>
-      <w:r>
-        <w:rPr>
-          <w:lang w:val="en-GB"/>
-        </w:rPr>
-        <w:t>med_green_square</w:t>
-      </w:r>
-      <w:proofErr w:type="spellEnd"/>
-      <w:r>
-        <w:rPr>
-          <w:lang w:val="en-GB"/>
-        </w:rPr>
-        <w:t xml:space="preserve">, </w:t>
-      </w:r>
-      <w:proofErr w:type="spellStart"/>
-      <w:r>
-        <w:rPr>
-          <w:lang w:val="en-GB"/>
-        </w:rPr>
-        <w:t>big_red_circle</w:t>
-      </w:r>
-      <w:proofErr w:type="spellEnd"/>
-      <w:r>
-        <w:rPr>
-          <w:lang w:val="en-GB"/>
-        </w:rPr>
-        <w:t xml:space="preserve">, </w:t>
-      </w:r>
-      <w:proofErr w:type="spellStart"/>
-      <w:r>
-        <w:rPr>
-          <w:lang w:val="en-GB"/>
-        </w:rPr>
-        <w:t>med_and_gate</w:t>
-      </w:r>
-      <w:proofErr w:type="spellEnd"/>
-      <w:r>
-        <w:rPr>
-          <w:lang w:val="en-GB"/>
-        </w:rPr>
-        <w:t xml:space="preserve">, </w:t>
-      </w:r>
-      <w:proofErr w:type="spellStart"/>
-      <w:r>
-        <w:rPr>
-          <w:lang w:val="en-GB"/>
-        </w:rPr>
-        <w:t>med_and_gate_f</w:t>
-      </w:r>
-      <w:proofErr w:type="spellEnd"/>
-    </w:p>
-    <w:p>
-      <w:pPr>
-        <w:rPr>
-          <w:lang w:val="en-GB"/>
-        </w:rPr>
-      </w:pPr>
-    </w:p>
-    <w:p>
-      <w:r>
-        <w:t>Cas des icônes de liens : pour les liens, il n'y a pas de fichier .</w:t>
-      </w:r>
-      <w:proofErr w:type="spellStart"/>
-      <w:r>
-        <w:t>sym</w:t>
-      </w:r>
-      <w:proofErr w:type="spellEnd"/>
-      <w:r>
-        <w:t xml:space="preserve">. </w:t>
-      </w:r>
-    </w:p>
-    <w:p>
-      <w:r>
-        <w:t>Le nom d'un fichier .</w:t>
-      </w:r>
-      <w:proofErr w:type="spellStart"/>
-      <w:r>
-        <w:t>ico</w:t>
-      </w:r>
-      <w:proofErr w:type="spellEnd"/>
-      <w:r>
-        <w:t xml:space="preserve"> de lien comprendra obligatoirement les éléments suivants, séparés par des "_" : </w:t>
-      </w:r>
-    </w:p>
-    <w:p>
-      <w:pPr>
-        <w:ind w:left="360"/>
-      </w:pPr>
-      <w:r>
-        <w:tab/>
-        <w:t>- type de ligne (</w:t>
-      </w:r>
-      <w:proofErr w:type="spellStart"/>
-      <w:r>
-        <w:t>solid</w:t>
-      </w:r>
-      <w:proofErr w:type="spellEnd"/>
-      <w:r>
-        <w:t xml:space="preserve">, </w:t>
-      </w:r>
-      <w:proofErr w:type="spellStart"/>
-      <w:r>
-        <w:t>dash</w:t>
-      </w:r>
-      <w:proofErr w:type="spellEnd"/>
-      <w:r>
-        <w:t xml:space="preserve">, </w:t>
-      </w:r>
-      <w:proofErr w:type="spellStart"/>
-      <w:r>
-        <w:t>dotted</w:t>
-      </w:r>
-      <w:proofErr w:type="spellEnd"/>
-      <w:r>
-        <w:t>)  (dans le fichier .</w:t>
-      </w:r>
-      <w:proofErr w:type="spellStart"/>
-      <w:r>
-        <w:t>bdc</w:t>
-      </w:r>
-      <w:proofErr w:type="spellEnd"/>
-      <w:r>
-        <w:t xml:space="preserve"> : TRAIT_PLEIN, POINTILLE, TIRET)</w:t>
-      </w:r>
-    </w:p>
-    <w:p>
-      <w:pPr>
-        <w:ind w:left="360"/>
-      </w:pPr>
-      <w:r>
-        <w:tab/>
-        <w:t>- couleur (mêmes conventions que pour les icônes de nœuds)</w:t>
-      </w:r>
-    </w:p>
-    <w:p>
-      <w:pPr>
-        <w:ind w:left="360"/>
-      </w:pPr>
-      <w:r>
-        <w:tab/>
-        <w:t>- type d'extrémités, sous la forme d'un abrégé, pris dans le tableau suivant :</w:t>
       </w:r>
     </w:p>
     <w:tbl>
@@ -10417,7 +9792,6 @@
                 <w:lang w:val="en-GB"/>
               </w:rPr>
             </w:pPr>
-            <w:proofErr w:type="spellStart"/>
             <w:r>
               <w:rPr>
                 <w:noProof w:val="0"/>
@@ -10425,7 +9799,6 @@
               </w:rPr>
               <w:t>ll</w:t>
             </w:r>
-            <w:proofErr w:type="spellEnd"/>
           </w:p>
         </w:tc>
       </w:tr>
@@ -10679,6 +10052,64 @@
           </w:p>
         </w:tc>
       </w:tr>
+      <w:tr>
+        <w:tc>
+          <w:tcPr>
+            <w:tcW w:w="3697" w:type="dxa"/>
+          </w:tcPr>
+          <w:p>
+            <w:r>
+              <w:t>LIGNE_TROIS_POINTS_LIGNE</w:t>
+            </w:r>
+          </w:p>
+        </w:tc>
+        <w:tc>
+          <w:tcPr>
+            <w:tcW w:w="1380" w:type="dxa"/>
+          </w:tcPr>
+          <w:p>
+            <w:pPr>
+              <w:ind w:left="60"/>
+              <w:jc w:val="center"/>
+            </w:pPr>
+            <w:r>
+              <w:t>l3pl</w:t>
+            </w:r>
+          </w:p>
+        </w:tc>
+      </w:tr>
+      <w:tr>
+        <w:tc>
+          <w:tcPr>
+            <w:tcW w:w="3697" w:type="dxa"/>
+          </w:tcPr>
+          <w:p>
+            <w:r>
+              <w:t>LIGNE_QUATRE_POINTS_LIGNE</w:t>
+            </w:r>
+          </w:p>
+        </w:tc>
+        <w:tc>
+          <w:tcPr>
+            <w:tcW w:w="1380" w:type="dxa"/>
+          </w:tcPr>
+          <w:p>
+            <w:pPr>
+              <w:ind w:left="60"/>
+              <w:jc w:val="center"/>
+              <w:rPr>
+                <w:lang w:val="en-GB"/>
+              </w:rPr>
+            </w:pPr>
+            <w:r>
+              <w:rPr>
+                <w:lang w:val="en-GB"/>
+              </w:rPr>
+              <w:t>l4pl</w:t>
+            </w:r>
+          </w:p>
+        </w:tc>
+      </w:tr>
     </w:tbl>
     <w:p>
       <w:pPr>
@@ -10701,66 +10132,37 @@
           <w:lang w:val="en-GB"/>
         </w:rPr>
       </w:pPr>
-      <w:proofErr w:type="spellStart"/>
-      <w:proofErr w:type="gramStart"/>
       <w:r>
         <w:rPr>
           <w:lang w:val="en-GB"/>
         </w:rPr>
-        <w:t>Exemples</w:t>
-      </w:r>
-      <w:proofErr w:type="spellEnd"/>
-      <w:r>
-        <w:rPr>
-          <w:lang w:val="en-GB"/>
-        </w:rPr>
-        <w:t xml:space="preserve"> :</w:t>
-      </w:r>
-      <w:proofErr w:type="gramEnd"/>
-      <w:r>
-        <w:rPr>
-          <w:lang w:val="en-GB"/>
-        </w:rPr>
-        <w:t xml:space="preserve"> solid_green_ll_2, dash_yellow_3p3p_1…</w:t>
+        <w:t>Exemples : solid_green_ll_2, dash_yellow_3p3p_1…</w:t>
       </w:r>
     </w:p>
     <w:p>
       <w:pPr>
         <w:pStyle w:val="Titre1"/>
       </w:pPr>
-      <w:bookmarkStart w:id="11" w:name="_Toc2964556"/>
-      <w:r>
-        <w:t xml:space="preserve">Etapes de la construction d'une nouvelle </w:t>
-      </w:r>
-      <w:proofErr w:type="spellStart"/>
-      <w:r>
-        <w:t>bdc</w:t>
-      </w:r>
-      <w:bookmarkEnd w:id="11"/>
-      <w:proofErr w:type="spellEnd"/>
-    </w:p>
-    <w:p>
-      <w:r>
-        <w:t xml:space="preserve">Préambule : le présent document complète (sur les questions "de fond") les informations limitées à l'aspect pratique de manipulation de l'IHM décrites (avec de nombreuses copies d'écran) dans le document intitulé "Tutoriel de l'utilisation de </w:t>
-      </w:r>
-      <w:proofErr w:type="spellStart"/>
-      <w:r>
-        <w:t>VisualFigaro</w:t>
-      </w:r>
-      <w:proofErr w:type="spellEnd"/>
-      <w:r>
-        <w:t>".</w:t>
+      <w:bookmarkStart w:id="12" w:name="_Toc4057670"/>
+      <w:r>
+        <w:t>Etapes de la construction d'une nouvelle bdc</w:t>
+      </w:r>
+      <w:bookmarkEnd w:id="12"/>
+    </w:p>
+    <w:p>
+      <w:r>
+        <w:t>Préambule : le présent document complète (sur les questions "de fond") les informations limitées à l'aspect pratique de manipulation de l'IHM décrites (avec de nombreuses copies d'écran) dans le document intitulé "Tutoriel de l'utilisation de VisualFigaro".</w:t>
       </w:r>
     </w:p>
     <w:p>
       <w:pPr>
         <w:pStyle w:val="Titre2"/>
       </w:pPr>
-      <w:bookmarkStart w:id="12" w:name="_Toc2964557"/>
+      <w:bookmarkStart w:id="13" w:name="_Toc4057671"/>
       <w:r>
         <w:t>Création des fichiers de départ</w:t>
       </w:r>
-      <w:bookmarkEnd w:id="12"/>
+      <w:bookmarkEnd w:id="13"/>
     </w:p>
     <w:p>
       <w:pPr>
@@ -10773,15 +10175,7 @@
         <w:t xml:space="preserve">e de développement </w:t>
       </w:r>
       <w:r>
-        <w:t xml:space="preserve">et y créer les fichiers nécessaires à partir de </w:t>
-      </w:r>
-      <w:proofErr w:type="spellStart"/>
-      <w:r>
-        <w:t>VisualFigaro</w:t>
-      </w:r>
-      <w:proofErr w:type="spellEnd"/>
-      <w:r>
-        <w:t xml:space="preserve">, par la commande : "KB management/New KB". </w:t>
+        <w:t xml:space="preserve">et y créer les fichiers nécessaires à partir de VisualFigaro, par la commande : "KB management/New KB". </w:t>
       </w:r>
     </w:p>
     <w:p>
@@ -10789,15 +10183,7 @@
         <w:pStyle w:val="Paragraphe"/>
       </w:pPr>
       <w:r>
-        <w:t>Cela crée un répertoire de nom "</w:t>
-      </w:r>
-      <w:proofErr w:type="spellStart"/>
-      <w:r>
-        <w:t>nom_bdc</w:t>
-      </w:r>
-      <w:proofErr w:type="spellEnd"/>
-      <w:r>
-        <w:t xml:space="preserve">", contenant : </w:t>
+        <w:t xml:space="preserve">Cela crée un répertoire de nom "nom_bdc", contenant : </w:t>
       </w:r>
     </w:p>
     <w:p>
@@ -10809,15 +10195,7 @@
         <w:t>- u</w:t>
       </w:r>
       <w:r>
-        <w:t>n répertoire "</w:t>
-      </w:r>
-      <w:proofErr w:type="spellStart"/>
-      <w:r>
-        <w:t>icons</w:t>
-      </w:r>
-      <w:proofErr w:type="spellEnd"/>
-      <w:r>
-        <w:t>", contenant un ensemble minimal d'</w:t>
+        <w:t>n répertoire "icons", contenant un ensemble minimal d'</w:t>
       </w:r>
       <w:r>
         <w:t>icônes "standard" (notamment des formes géométriques simples),</w:t>
@@ -10829,15 +10207,7 @@
         <w:ind w:left="567"/>
       </w:pPr>
       <w:r>
-        <w:t xml:space="preserve">- le fichier de schéma Bdcfr.xsd ou Bdceng.xsd suivant qu'on on </w:t>
-      </w:r>
-      <w:proofErr w:type="spellStart"/>
-      <w:r>
-        <w:t>choisi</w:t>
-      </w:r>
-      <w:proofErr w:type="spellEnd"/>
-      <w:r>
-        <w:t xml:space="preserve"> la langue Français ou Anglais, </w:t>
+        <w:t xml:space="preserve">- le fichier de schéma Bdcfr.xsd ou Bdceng.xsd suivant qu'on on choisi la langue Français ou Anglais, </w:t>
       </w:r>
     </w:p>
     <w:p>
@@ -10849,29 +10219,21 @@
         </w:rPr>
       </w:pPr>
       <w:r>
-        <w:t xml:space="preserve">- un fichier "nom_bdc.fi" initialisé par quelques lignes paramétrables dans le fichier "copiedFiles.xml" de l'environnement </w:t>
-      </w:r>
-      <w:proofErr w:type="spellStart"/>
-      <w:r>
-        <w:t>VisualFigaro</w:t>
-      </w:r>
-      <w:proofErr w:type="spellEnd"/>
-      <w:r>
-        <w:t>.</w:t>
+        <w:t>- un fichier "nom_bdc.fi" initialisé par quelques lignes paramétrables dans le fichier "copiedFiles.xml" de l'environnement VisualFigaro.</w:t>
       </w:r>
     </w:p>
     <w:p>
       <w:pPr>
         <w:pStyle w:val="Titre2"/>
       </w:pPr>
-      <w:bookmarkStart w:id="13" w:name="_Toc2964558"/>
+      <w:bookmarkStart w:id="14" w:name="_Toc4057672"/>
       <w:r>
         <w:t>Construction du cœur du modèle</w:t>
       </w:r>
       <w:r>
         <w:t xml:space="preserve"> (en FIGARO 1)</w:t>
       </w:r>
-      <w:bookmarkEnd w:id="13"/>
+      <w:bookmarkEnd w:id="14"/>
     </w:p>
     <w:p>
       <w:pPr>
@@ -10922,21 +10284,7 @@
         <w:rPr>
           <w:b/>
         </w:rPr>
-        <w:t xml:space="preserve"> la validité de la </w:t>
-      </w:r>
-      <w:proofErr w:type="spellStart"/>
-      <w:r>
-        <w:rPr>
-          <w:b/>
-        </w:rPr>
-        <w:t>bdc</w:t>
-      </w:r>
-      <w:proofErr w:type="spellEnd"/>
-      <w:r>
-        <w:rPr>
-          <w:b/>
-        </w:rPr>
-        <w:t xml:space="preserve">  en cliquant sur le grand bouton vertical.</w:t>
+        <w:t xml:space="preserve"> la validité de la bdc  en cliquant sur le grand bouton vertical.</w:t>
       </w:r>
     </w:p>
     <w:p>
@@ -10944,6 +10292,7 @@
         <w:pStyle w:val="Paragraphe"/>
       </w:pPr>
       <w:r>
+        <w:lastRenderedPageBreak/>
         <w:t>Supposons que nous ayons saisi la base de connaissances suivante</w:t>
       </w:r>
       <w:r>
@@ -10971,16 +10320,7 @@
         <w:pStyle w:val="Listing"/>
       </w:pPr>
       <w:r>
-        <w:lastRenderedPageBreak/>
-        <w:t xml:space="preserve">    Cette </w:t>
-      </w:r>
-      <w:proofErr w:type="spellStart"/>
-      <w:r>
-        <w:t>bdc</w:t>
-      </w:r>
-      <w:proofErr w:type="spellEnd"/>
-      <w:r>
-        <w:t xml:space="preserve"> sert à modéliser des réseaux de télécoms </w:t>
+        <w:t xml:space="preserve">    Cette bdc sert à modéliser des réseaux de télécoms </w:t>
       </w:r>
     </w:p>
     <w:p>
@@ -11028,18 +10368,10 @@
         <w:pStyle w:val="Listing"/>
       </w:pPr>
       <w:r>
-        <w:t xml:space="preserve">OBJET_SYSTEME </w:t>
-      </w:r>
-      <w:proofErr w:type="spellStart"/>
-      <w:r>
-        <w:t>Parame</w:t>
-      </w:r>
-      <w:r>
-        <w:t>tres</w:t>
-      </w:r>
-      <w:proofErr w:type="spellEnd"/>
-      <w:r>
-        <w:t xml:space="preserve"> EST_UN GLOBAL_;</w:t>
+        <w:t>OBJET_SYSTEME Parame</w:t>
+      </w:r>
+      <w:r>
+        <w:t>tres EST_UN GLOBAL_;</w:t>
       </w:r>
     </w:p>
     <w:p>
@@ -11095,23 +10427,7 @@
         <w:pStyle w:val="Listing"/>
       </w:pPr>
       <w:r>
-        <w:t xml:space="preserve">DEFAILLANCE DF LOI </w:t>
-      </w:r>
-      <w:proofErr w:type="gramStart"/>
-      <w:r>
-        <w:t>EXP(</w:t>
-      </w:r>
-      <w:proofErr w:type="gramEnd"/>
-      <w:r>
-        <w:t>lambda(</w:t>
-      </w:r>
-      <w:proofErr w:type="spellStart"/>
-      <w:r>
-        <w:t>Parametres</w:t>
-      </w:r>
-      <w:proofErr w:type="spellEnd"/>
-      <w:r>
-        <w:t>));</w:t>
+        <w:t>DEFAILLANCE DF LOI EXP(lambda(Parametres));</w:t>
       </w:r>
     </w:p>
     <w:p>
@@ -11127,15 +10443,7 @@
         <w:pStyle w:val="Listing"/>
       </w:pPr>
       <w:r>
-        <w:t xml:space="preserve">TYPE </w:t>
-      </w:r>
-      <w:proofErr w:type="spellStart"/>
-      <w:r>
-        <w:t>noeud</w:t>
-      </w:r>
-      <w:proofErr w:type="spellEnd"/>
-      <w:r>
-        <w:t xml:space="preserve"> SORTE_DE composant ;</w:t>
+        <w:t>TYPE noeud SORTE_DE composant ;</w:t>
       </w:r>
     </w:p>
     <w:p>
@@ -11151,15 +10459,7 @@
         <w:pStyle w:val="Listing"/>
       </w:pPr>
       <w:r>
-        <w:t xml:space="preserve">  </w:t>
-      </w:r>
-      <w:proofErr w:type="gramStart"/>
-      <w:r>
-        <w:t>source</w:t>
-      </w:r>
-      <w:proofErr w:type="gramEnd"/>
-      <w:r>
-        <w:t xml:space="preserve"> DOMAINE BOOLEEN PAR_DEFAUT FAUX;</w:t>
+        <w:t xml:space="preserve">  source DOMAINE BOOLEEN PAR_DEFAUT FAUX;</w:t>
       </w:r>
     </w:p>
     <w:p>
@@ -11199,15 +10499,7 @@
         <w:pStyle w:val="Listing"/>
       </w:pPr>
       <w:r>
-        <w:t xml:space="preserve">TYPE </w:t>
-      </w:r>
-      <w:proofErr w:type="spellStart"/>
-      <w:r>
-        <w:t>arete_uni_dir</w:t>
-      </w:r>
-      <w:proofErr w:type="spellEnd"/>
-      <w:r>
-        <w:t xml:space="preserve"> SORTE_DE composant ;</w:t>
+        <w:t>TYPE arete_uni_dir SORTE_DE composant ;</w:t>
       </w:r>
     </w:p>
     <w:p>
@@ -11223,25 +10515,7 @@
         <w:pStyle w:val="Listing"/>
       </w:pPr>
       <w:r>
-        <w:t xml:space="preserve">  </w:t>
-      </w:r>
-      <w:proofErr w:type="spellStart"/>
-      <w:proofErr w:type="gramStart"/>
-      <w:r>
-        <w:t>depart</w:t>
-      </w:r>
-      <w:proofErr w:type="spellEnd"/>
-      <w:proofErr w:type="gramEnd"/>
-      <w:r>
-        <w:t xml:space="preserve"> GENRE </w:t>
-      </w:r>
-      <w:proofErr w:type="spellStart"/>
-      <w:r>
-        <w:t>noeud</w:t>
-      </w:r>
-      <w:proofErr w:type="spellEnd"/>
-      <w:r>
-        <w:t xml:space="preserve"> CARDINAL 1;</w:t>
+        <w:t xml:space="preserve">  depart GENRE noeud CARDINAL 1;</w:t>
       </w:r>
     </w:p>
     <w:p>
@@ -11249,25 +10523,7 @@
         <w:pStyle w:val="Listing"/>
       </w:pPr>
       <w:r>
-        <w:t xml:space="preserve">  </w:t>
-      </w:r>
-      <w:proofErr w:type="spellStart"/>
-      <w:proofErr w:type="gramStart"/>
-      <w:r>
-        <w:t>arrivee</w:t>
-      </w:r>
-      <w:proofErr w:type="spellEnd"/>
-      <w:proofErr w:type="gramEnd"/>
-      <w:r>
-        <w:t xml:space="preserve"> GENRE </w:t>
-      </w:r>
-      <w:proofErr w:type="spellStart"/>
-      <w:r>
-        <w:t>noeud</w:t>
-      </w:r>
-      <w:proofErr w:type="spellEnd"/>
-      <w:r>
-        <w:t xml:space="preserve"> CARDINAL 1;</w:t>
+        <w:t xml:space="preserve">  arrivee GENRE noeud CARDINAL 1;</w:t>
       </w:r>
     </w:p>
     <w:p>
@@ -11283,15 +10539,7 @@
         <w:pStyle w:val="Listing"/>
       </w:pPr>
       <w:r>
-        <w:t xml:space="preserve">SI relie DE </w:t>
-      </w:r>
-      <w:proofErr w:type="spellStart"/>
-      <w:r>
-        <w:t>depart</w:t>
-      </w:r>
-      <w:proofErr w:type="spellEnd"/>
-      <w:r>
-        <w:t xml:space="preserve"> ET MARCHE</w:t>
+        <w:t>SI relie DE depart ET MARCHE</w:t>
       </w:r>
     </w:p>
     <w:p>
@@ -11299,15 +10547,7 @@
         <w:pStyle w:val="Listing"/>
       </w:pPr>
       <w:r>
-        <w:t xml:space="preserve">ALORS relie DE </w:t>
-      </w:r>
-      <w:proofErr w:type="spellStart"/>
-      <w:r>
-        <w:t>arrivee</w:t>
-      </w:r>
-      <w:proofErr w:type="spellEnd"/>
-      <w:r>
-        <w:t xml:space="preserve"> ;</w:t>
+        <w:t>ALORS relie DE arrivee ;</w:t>
       </w:r>
     </w:p>
     <w:p>
@@ -11322,11 +10562,11 @@
       <w:pPr>
         <w:pStyle w:val="Titre2"/>
       </w:pPr>
-      <w:bookmarkStart w:id="14" w:name="_Toc2964559"/>
+      <w:bookmarkStart w:id="15" w:name="_Toc4057673"/>
       <w:r>
         <w:t>Premiers tests en mode texte pur</w:t>
       </w:r>
-      <w:bookmarkEnd w:id="14"/>
+      <w:bookmarkEnd w:id="15"/>
     </w:p>
     <w:p>
       <w:pPr>
@@ -11373,15 +10613,7 @@
         <w:pStyle w:val="Paragraphe"/>
       </w:pPr>
       <w:r>
-        <w:t xml:space="preserve">A l'aide du menu "Object Management" de Visual Figaro, on peut créer un modèle, c’est-à-dire un fichier contenant des descriptions d'objets. La commande "New Object" lance un petit </w:t>
-      </w:r>
-      <w:proofErr w:type="spellStart"/>
-      <w:r>
-        <w:t>wizard</w:t>
-      </w:r>
-      <w:proofErr w:type="spellEnd"/>
-      <w:r>
-        <w:t xml:space="preserve"> qui permet de créer facilement un objet à partir du choix de la classe à instancier et de quelques informations saisies dans un dialogue. A la fin du dialogue, l'objet est écrit dans le fichier modèle, en syntaxe Figaro.</w:t>
+        <w:t>A l'aide du menu "Object Management" de Visual Figaro, on peut créer un modèle, c’est-à-dire un fichier contenant des descriptions d'objets. La commande "New Object" lance un petit wizard qui permet de créer facilement un objet à partir du choix de la classe à instancier et de quelques informations saisies dans un dialogue. A la fin du dialogue, l'objet est écrit dans le fichier modèle, en syntaxe Figaro.</w:t>
       </w:r>
       <w:r>
         <w:t xml:space="preserve"> On peut évidemment aussi écrire directement dans le fichier !</w:t>
@@ -11419,15 +10651,7 @@
         </w:numPr>
       </w:pPr>
       <w:r>
-        <w:t>L'instanciation en FIGARO 0 (</w:t>
-      </w:r>
-      <w:proofErr w:type="spellStart"/>
-      <w:r>
-        <w:t>Generate</w:t>
-      </w:r>
-      <w:proofErr w:type="spellEnd"/>
-      <w:r>
-        <w:t xml:space="preserve"> Figaro 0);</w:t>
+        <w:t>L'instanciation en FIGARO 0 (Generate Figaro 0);</w:t>
       </w:r>
     </w:p>
     <w:p>
@@ -11439,15 +10663,7 @@
         </w:numPr>
       </w:pPr>
       <w:r>
-        <w:t>Le lancement du débugger interactif (</w:t>
-      </w:r>
-      <w:proofErr w:type="spellStart"/>
-      <w:r>
-        <w:t>Run</w:t>
-      </w:r>
-      <w:proofErr w:type="spellEnd"/>
-      <w:r>
-        <w:t xml:space="preserve"> Fig0debug);</w:t>
+        <w:t>Le lancement du débugger interactif (Run Fig0debug);</w:t>
       </w:r>
     </w:p>
     <w:p>
@@ -11459,31 +10675,7 @@
         </w:numPr>
       </w:pPr>
       <w:r>
-        <w:t>La génération d'un arbre de défaillances (</w:t>
-      </w:r>
-      <w:proofErr w:type="spellStart"/>
-      <w:r>
-        <w:t>Generate</w:t>
-      </w:r>
-      <w:proofErr w:type="spellEnd"/>
-      <w:r>
-        <w:t xml:space="preserve"> </w:t>
-      </w:r>
-      <w:proofErr w:type="spellStart"/>
-      <w:r>
-        <w:t>Fault</w:t>
-      </w:r>
-      <w:proofErr w:type="spellEnd"/>
-      <w:r>
-        <w:t xml:space="preserve"> </w:t>
-      </w:r>
-      <w:proofErr w:type="spellStart"/>
-      <w:r>
-        <w:t>Tree</w:t>
-      </w:r>
-      <w:proofErr w:type="spellEnd"/>
-      <w:r>
-        <w:t>);</w:t>
+        <w:t>La génération d'un arbre de défaillances (Generate Fault Tree);</w:t>
       </w:r>
     </w:p>
     <w:p>
@@ -11496,15 +10688,7 @@
       </w:pPr>
       <w:r>
         <w:lastRenderedPageBreak/>
-        <w:t xml:space="preserve">Le lancement des outils de calcul </w:t>
-      </w:r>
-      <w:proofErr w:type="spellStart"/>
-      <w:r>
-        <w:t>Figseq</w:t>
-      </w:r>
-      <w:proofErr w:type="spellEnd"/>
-      <w:r>
-        <w:t xml:space="preserve"> et YAMS</w:t>
+        <w:t>Le lancement des outils de calcul Figseq et YAMS</w:t>
       </w:r>
       <w:r>
         <w:rPr>
@@ -11539,7 +10723,7 @@
       <w:pPr>
         <w:pStyle w:val="Titre2"/>
       </w:pPr>
-      <w:bookmarkStart w:id="15" w:name="_Toc2964560"/>
+      <w:bookmarkStart w:id="16" w:name="_Toc4057674"/>
       <w:r>
         <w:t xml:space="preserve">Premiers tests avec </w:t>
       </w:r>
@@ -11552,7 +10736,7 @@
       <w:r>
         <w:t>graphique de KB3</w:t>
       </w:r>
-      <w:bookmarkEnd w:id="15"/>
+      <w:bookmarkEnd w:id="16"/>
     </w:p>
     <w:p>
       <w:r>
@@ -11561,60 +10745,31 @@
     </w:p>
     <w:p>
       <w:r>
-        <w:t>Pour cela, il faut charger la base de connaissances dans KB3, ce qui n’est possible qu’avec un fichier .</w:t>
-      </w:r>
-      <w:proofErr w:type="spellStart"/>
-      <w:r>
-        <w:t>bdc</w:t>
-      </w:r>
-      <w:proofErr w:type="spellEnd"/>
-      <w:r>
-        <w:t xml:space="preserve"> contenant un minimum d’informations.</w:t>
+        <w:t>Pour cela, il faut charger la base de connaissances dans KB3, ce qui n’est possible qu’avec un fichier .bdc contenant un minimum d’informations.</w:t>
       </w:r>
     </w:p>
     <w:p>
       <w:pPr>
         <w:pStyle w:val="Titre3"/>
       </w:pPr>
-      <w:bookmarkStart w:id="16" w:name="_Toc2964561"/>
-      <w:r>
-        <w:t>Génération automatique d’une première version du fichier .</w:t>
-      </w:r>
-      <w:proofErr w:type="spellStart"/>
-      <w:r>
-        <w:t>bdc</w:t>
-      </w:r>
-      <w:bookmarkEnd w:id="16"/>
-      <w:proofErr w:type="spellEnd"/>
+      <w:bookmarkStart w:id="17" w:name="_Toc4057675"/>
+      <w:r>
+        <w:t>Génération automatique d’une première version du fichier .bdc</w:t>
+      </w:r>
+      <w:bookmarkEnd w:id="17"/>
     </w:p>
     <w:p>
       <w:pPr>
         <w:pStyle w:val="Paragraphe"/>
       </w:pPr>
       <w:r>
-        <w:t xml:space="preserve">Par le menu « KB Management / Class </w:t>
-      </w:r>
-      <w:proofErr w:type="spellStart"/>
-      <w:r>
-        <w:t>Hierarchy</w:t>
-      </w:r>
-      <w:proofErr w:type="spellEnd"/>
-      <w:r>
-        <w:t> »</w:t>
-      </w:r>
-      <w:r>
-        <w:t xml:space="preserve"> du plugin </w:t>
-      </w:r>
-      <w:proofErr w:type="spellStart"/>
-      <w:r>
-        <w:t>Visual</w:t>
-      </w:r>
-      <w:r>
-        <w:t>Figaro</w:t>
-      </w:r>
-      <w:proofErr w:type="spellEnd"/>
-      <w:r>
-        <w:t xml:space="preserve">, générer une représentation de la hiérarchie des classes sous forme de texte.  </w:t>
+        <w:t>Par le menu « KB Management / Class Hierarchy »</w:t>
+      </w:r>
+      <w:r>
+        <w:t xml:space="preserve"> du plugin Visual</w:t>
+      </w:r>
+      <w:r>
+        <w:t xml:space="preserve">Figaro, générer une représentation de la hiérarchie des classes sous forme de texte.  </w:t>
       </w:r>
       <w:r>
         <w:t>Dans notre exemple, on obtient ceci :</w:t>
@@ -11664,13 +10819,8 @@
       </w:r>
       <w:r>
         <w:tab/>
-        <w:t>|-</w:t>
-      </w:r>
-      <w:proofErr w:type="spellStart"/>
-      <w:r>
-        <w:t>noeud</w:t>
-      </w:r>
-      <w:proofErr w:type="spellEnd"/>
+        <w:t>|-noeud</w:t>
+      </w:r>
     </w:p>
     <w:p>
       <w:pPr>
@@ -11682,13 +10832,8 @@
       </w:r>
       <w:r>
         <w:tab/>
-        <w:t>|-</w:t>
-      </w:r>
-      <w:proofErr w:type="spellStart"/>
-      <w:r>
-        <w:t>arete_uni_dir</w:t>
-      </w:r>
-      <w:proofErr w:type="spellEnd"/>
+        <w:t>|-arete_uni_dir</w:t>
+      </w:r>
     </w:p>
     <w:p>
       <w:pPr>
@@ -11727,166 +10872,116 @@
           <w:rFonts w:ascii="Courier New" w:hAnsi="Courier New" w:cs="Courier New"/>
           <w:sz w:val="16"/>
         </w:rPr>
-        <w:t xml:space="preserve">TYPE </w:t>
-      </w:r>
-      <w:proofErr w:type="spellStart"/>
-      <w:r>
+        <w:t>TYPE noeud GR_NOEUD SORTE_DE composant ;</w:t>
+      </w:r>
+    </w:p>
+    <w:p>
+      <w:pPr>
+        <w:pStyle w:val="Paragraphe"/>
         <w:rPr>
           <w:rFonts w:ascii="Courier New" w:hAnsi="Courier New" w:cs="Courier New"/>
           <w:sz w:val="16"/>
         </w:rPr>
-        <w:t>noeud</w:t>
-      </w:r>
-      <w:proofErr w:type="spellEnd"/>
+      </w:pPr>
       <w:r>
         <w:rPr>
           <w:rFonts w:ascii="Courier New" w:hAnsi="Courier New" w:cs="Courier New"/>
           <w:sz w:val="16"/>
         </w:rPr>
-        <w:t xml:space="preserve"> GR_NOEUD SORTE_DE composant ;</w:t>
+        <w:t xml:space="preserve">TYPE arete_uni_dir GR_LIEN SORTE_DE composant ; </w:t>
       </w:r>
     </w:p>
     <w:p>
       <w:pPr>
         <w:pStyle w:val="Paragraphe"/>
-        <w:rPr>
-          <w:rFonts w:ascii="Courier New" w:hAnsi="Courier New" w:cs="Courier New"/>
-          <w:sz w:val="16"/>
-        </w:rPr>
-      </w:pPr>
-      <w:r>
-        <w:rPr>
-          <w:rFonts w:ascii="Courier New" w:hAnsi="Courier New" w:cs="Courier New"/>
-          <w:sz w:val="16"/>
-        </w:rPr>
-        <w:t xml:space="preserve">TYPE </w:t>
-      </w:r>
-      <w:proofErr w:type="spellStart"/>
-      <w:r>
-        <w:rPr>
-          <w:rFonts w:ascii="Courier New" w:hAnsi="Courier New" w:cs="Courier New"/>
-          <w:sz w:val="16"/>
-        </w:rPr>
-        <w:t>arete_uni_dir</w:t>
-      </w:r>
-      <w:proofErr w:type="spellEnd"/>
-      <w:r>
-        <w:rPr>
-          <w:rFonts w:ascii="Courier New" w:hAnsi="Courier New" w:cs="Courier New"/>
-          <w:sz w:val="16"/>
-        </w:rPr>
-        <w:t xml:space="preserve"> GR_LIEN SORTE_DE composant ; </w:t>
-      </w:r>
+      </w:pPr>
     </w:p>
     <w:p>
       <w:pPr>
         <w:pStyle w:val="Paragraphe"/>
       </w:pPr>
+      <w:r>
+        <w:t>Générer le .bdc à partir du .fi par la commande : "</w:t>
+      </w:r>
+      <w:r>
+        <w:t xml:space="preserve">Edit </w:t>
+      </w:r>
+      <w:r>
+        <w:t xml:space="preserve">XML </w:t>
+      </w:r>
+      <w:r>
+        <w:t>F</w:t>
+      </w:r>
+      <w:r>
+        <w:t>ile"</w:t>
+      </w:r>
+      <w:r>
+        <w:t xml:space="preserve"> du plugin</w:t>
+      </w:r>
+      <w:r>
+        <w:t>, en prenant l'option de génération de données par défaut (l'option "Start from scratch" est déconseillée aux non experts, car elle nécessite de bien connaître les données minimales à saisir pour pouvoir charger la base de connaissances dans KB3).</w:t>
+      </w:r>
+      <w:r>
+        <w:t xml:space="preserve"> Cette opération est à faire une seule fois</w:t>
+      </w:r>
+      <w:r>
+        <w:t xml:space="preserve"> pour une base de connaissances donnée (d’ailleurs, elle n’est proposée par VisualFigaro que si le fichier .bdc est absent quand on lance la commande d’édition de ce fichier). Par la suite, si l’on ajoute des types </w:t>
+      </w:r>
+      <w:r>
+        <w:t>dans le fichier .fi</w:t>
+      </w:r>
+      <w:r>
+        <w:t>, le plus rapide est habituellement de faire du copier-coller à partir de types déjà déclarés dans</w:t>
+      </w:r>
+      <w:r>
+        <w:t xml:space="preserve"> le fichier .bdc à l’aide de </w:t>
+      </w:r>
+      <w:r>
+        <w:t>QxmlEdit</w:t>
+      </w:r>
+      <w:r>
+        <w:t xml:space="preserve"> </w:t>
+      </w:r>
+      <w:r>
+        <w:t xml:space="preserve">(ou jEdit) </w:t>
+      </w:r>
+      <w:r>
+        <w:t>pour les y ajouter aussi</w:t>
+      </w:r>
+      <w:r>
+        <w:t>.</w:t>
+      </w:r>
     </w:p>
     <w:p>
       <w:pPr>
         <w:pStyle w:val="Paragraphe"/>
       </w:pPr>
       <w:r>
-        <w:t>Générer le .</w:t>
-      </w:r>
-      <w:proofErr w:type="spellStart"/>
-      <w:r>
-        <w:t>bdc</w:t>
-      </w:r>
-      <w:proofErr w:type="spellEnd"/>
-      <w:r>
-        <w:t xml:space="preserve"> à partir du .fi par la commande : "</w:t>
-      </w:r>
-      <w:r>
-        <w:t xml:space="preserve">Edit </w:t>
-      </w:r>
-      <w:r>
-        <w:t xml:space="preserve">XML </w:t>
-      </w:r>
-      <w:r>
-        <w:t>F</w:t>
-      </w:r>
-      <w:r>
-        <w:t>ile"</w:t>
-      </w:r>
-      <w:r>
-        <w:t xml:space="preserve"> du plugin</w:t>
-      </w:r>
-      <w:r>
-        <w:t xml:space="preserve">, en prenant l'option de génération de données par défaut (l'option "Start </w:t>
-      </w:r>
-      <w:proofErr w:type="spellStart"/>
-      <w:r>
-        <w:t>from</w:t>
-      </w:r>
-      <w:proofErr w:type="spellEnd"/>
-      <w:r>
-        <w:t xml:space="preserve"> scratch" est déconseillée aux non experts, car elle nécessite de bien connaître les données minimales à saisir pour pouvoir charger la base de connaissances dans KB3).</w:t>
-      </w:r>
-      <w:r>
-        <w:t xml:space="preserve"> Cette opération est à faire une seule fois</w:t>
-      </w:r>
-      <w:r>
-        <w:t xml:space="preserve"> pour une base de connaissances donnée (d’ailleurs, elle n’est proposée par </w:t>
-      </w:r>
-      <w:proofErr w:type="spellStart"/>
-      <w:r>
-        <w:t>VisualFigaro</w:t>
-      </w:r>
-      <w:proofErr w:type="spellEnd"/>
-      <w:r>
-        <w:t xml:space="preserve"> que si le fichier .</w:t>
-      </w:r>
-      <w:proofErr w:type="spellStart"/>
-      <w:r>
-        <w:t>bdc</w:t>
-      </w:r>
-      <w:proofErr w:type="spellEnd"/>
-      <w:r>
-        <w:t xml:space="preserve"> est absent quand on lance la commande d’édition de ce fichier). Par la suite, si l’on ajoute des types </w:t>
-      </w:r>
-      <w:r>
-        <w:t>dans le fichier .fi</w:t>
-      </w:r>
-      <w:r>
-        <w:t>, le plus rapide est habituellement de faire du copier-coller à partir de types déjà déclarés dans</w:t>
-      </w:r>
-      <w:r>
-        <w:t xml:space="preserve"> le fichier .</w:t>
-      </w:r>
-      <w:proofErr w:type="spellStart"/>
-      <w:r>
-        <w:t>bdc</w:t>
-      </w:r>
-      <w:proofErr w:type="spellEnd"/>
-      <w:r>
-        <w:t xml:space="preserve"> à l’aide de </w:t>
-      </w:r>
-      <w:proofErr w:type="spellStart"/>
+        <w:t>De toute façon, à</w:t>
+      </w:r>
+      <w:r>
+        <w:t xml:space="preserve"> partir de ce point, il est conseillé d'ouvrir </w:t>
+      </w:r>
+      <w:r>
+        <w:t xml:space="preserve">périodiquement </w:t>
+      </w:r>
+      <w:r>
+        <w:t>le fi</w:t>
+      </w:r>
+      <w:r>
+        <w:t xml:space="preserve">chier .bdc dans </w:t>
+      </w:r>
       <w:r>
         <w:t>QxmlEdit</w:t>
       </w:r>
-      <w:proofErr w:type="spellEnd"/>
-      <w:r>
-        <w:t xml:space="preserve"> </w:t>
-      </w:r>
-      <w:r>
-        <w:t xml:space="preserve">(ou </w:t>
-      </w:r>
-      <w:proofErr w:type="spellStart"/>
-      <w:r>
-        <w:t>jEdit</w:t>
-      </w:r>
-      <w:proofErr w:type="spellEnd"/>
-      <w:r>
-        <w:t xml:space="preserve">) </w:t>
-      </w:r>
-      <w:r>
-        <w:t>pour les y ajouter aussi</w:t>
-      </w:r>
-      <w:r>
-        <w:t>.</w:t>
+      <w:r>
+        <w:t xml:space="preserve">. </w:t>
+      </w:r>
+      <w:r>
+        <w:t>Ainsi on a les éventuels messages d'erreur dus à un non-respect du schéma avant de tenter de charger la base de connaissances dans KB3. Ces messages sont dus pour la plupart à des structures ren</w:t>
+      </w:r>
+      <w:r>
+        <w:t>seignées de manière incomplète.</w:t>
       </w:r>
     </w:p>
     <w:p>
@@ -11894,57 +10989,7 @@
         <w:pStyle w:val="Paragraphe"/>
       </w:pPr>
       <w:r>
-        <w:t>De toute façon, à</w:t>
-      </w:r>
-      <w:r>
-        <w:t xml:space="preserve"> partir de ce point, il est conseillé d'ouvrir </w:t>
-      </w:r>
-      <w:r>
-        <w:t xml:space="preserve">périodiquement </w:t>
-      </w:r>
-      <w:r>
-        <w:t>le fi</w:t>
-      </w:r>
-      <w:r>
-        <w:t>chier .</w:t>
-      </w:r>
-      <w:proofErr w:type="spellStart"/>
-      <w:r>
-        <w:t>bdc</w:t>
-      </w:r>
-      <w:proofErr w:type="spellEnd"/>
-      <w:r>
-        <w:t xml:space="preserve"> dans </w:t>
-      </w:r>
-      <w:proofErr w:type="spellStart"/>
-      <w:r>
-        <w:t>QxmlEdit</w:t>
-      </w:r>
-      <w:proofErr w:type="spellEnd"/>
-      <w:r>
-        <w:t xml:space="preserve">. </w:t>
-      </w:r>
-      <w:r>
-        <w:t>Ainsi on a les éventuels messages d'erreur dus à un non-respect du schéma avant de tenter de charger la base de connaissances dans KB3. Ces messages sont dus pour la plupart à des structures ren</w:t>
-      </w:r>
-      <w:r>
-        <w:t>seignées de manière incomplète.</w:t>
-      </w:r>
-    </w:p>
-    <w:p>
-      <w:pPr>
-        <w:pStyle w:val="Paragraphe"/>
-      </w:pPr>
-      <w:r>
-        <w:t>Le .</w:t>
-      </w:r>
-      <w:proofErr w:type="spellStart"/>
-      <w:r>
-        <w:t>bdc</w:t>
-      </w:r>
-      <w:proofErr w:type="spellEnd"/>
-      <w:r>
-        <w:t xml:space="preserve"> généré ne contient pas les types intermédiaires (qui ne sont pas des feuilles dans la hiérarchie des types FIGARO) : il sera possible d'en ajouter éventuellement pour factoriser des informations (cf. § </w:t>
+        <w:t xml:space="preserve">Le .bdc généré ne contient pas les types intermédiaires (qui ne sont pas des feuilles dans la hiérarchie des types FIGARO) : il sera possible d'en ajouter éventuellement pour factoriser des informations (cf. § </w:t>
       </w:r>
       <w:r>
         <w:fldChar w:fldCharType="begin"/>
@@ -12006,18 +11051,13 @@
       <w:pPr>
         <w:pStyle w:val="Titre3"/>
       </w:pPr>
-      <w:bookmarkStart w:id="17" w:name="_Ref417747541"/>
-      <w:bookmarkStart w:id="18" w:name="_Toc2964562"/>
-      <w:r>
-        <w:t xml:space="preserve">Spécification des traitements associés à la </w:t>
-      </w:r>
-      <w:proofErr w:type="spellStart"/>
-      <w:r>
-        <w:t>bdc</w:t>
-      </w:r>
-      <w:bookmarkEnd w:id="17"/>
+      <w:bookmarkStart w:id="18" w:name="_Ref417747541"/>
+      <w:bookmarkStart w:id="19" w:name="_Toc4057676"/>
+      <w:r>
+        <w:t>Spécification des traitements associés à la bdc</w:t>
+      </w:r>
       <w:bookmarkEnd w:id="18"/>
-      <w:proofErr w:type="spellEnd"/>
+      <w:bookmarkEnd w:id="19"/>
     </w:p>
     <w:p>
       <w:pPr>
@@ -12027,21 +11067,11 @@
         </w:rPr>
       </w:pPr>
       <w:r>
-        <w:t xml:space="preserve">En ce qui concerne les traitements associés à la </w:t>
-      </w:r>
-      <w:proofErr w:type="spellStart"/>
-      <w:r>
-        <w:t>bdc</w:t>
-      </w:r>
-      <w:proofErr w:type="spellEnd"/>
-      <w:r>
-        <w:t xml:space="preserve">, </w:t>
-      </w:r>
-      <w:proofErr w:type="spellStart"/>
+        <w:t xml:space="preserve">En ce qui concerne les traitements associés à la bdc, </w:t>
+      </w:r>
       <w:r>
         <w:t>VisualFigaro</w:t>
       </w:r>
-      <w:proofErr w:type="spellEnd"/>
       <w:r>
         <w:t xml:space="preserve"> génère par défaut des données (à rectifier éventuellement, surtout en ce qui concerne les groupes de règles) pour les trois types de traitements suivants </w:t>
       </w:r>
@@ -12061,15 +11091,7 @@
         <w:t>peuvent être modifiés, supprimés s'ils n'ont pas de s</w:t>
       </w:r>
       <w:r>
-        <w:t xml:space="preserve">ens pour la </w:t>
-      </w:r>
-      <w:proofErr w:type="spellStart"/>
-      <w:r>
-        <w:t>bdc</w:t>
-      </w:r>
-      <w:proofErr w:type="spellEnd"/>
-      <w:r>
-        <w:t xml:space="preserve"> en construction, ou</w:t>
+        <w:t>ens pour la bdc en construction, ou</w:t>
       </w:r>
       <w:r>
         <w:t xml:space="preserve"> dupliqués et adaptés de façon à proposer à l'utilisateur plusieurs modèles "prêts à l'usage".</w:t>
@@ -12085,21 +11107,11 @@
       <w:r>
         <w:t xml:space="preserve">En outre, il est possible d'ajouter des lancements de codes externes qui permettent d'enchaîner automatiquement des opérations telles que la génération d'un  ADD et/ou d'un modèle en Figaro 0 et le lancement d'un traitement  externe (par exemple : </w:t>
       </w:r>
-      <w:proofErr w:type="spellStart"/>
       <w:r>
         <w:t>GRIF.Tree</w:t>
       </w:r>
-      <w:proofErr w:type="spellEnd"/>
-      <w:r>
-        <w:t xml:space="preserve"> ou </w:t>
-      </w:r>
-      <w:proofErr w:type="spellStart"/>
-      <w:r>
-        <w:t>Figseq</w:t>
-      </w:r>
-      <w:proofErr w:type="spellEnd"/>
-      <w:r>
-        <w:t>).</w:t>
+      <w:r>
+        <w:t xml:space="preserve"> ou Figseq).</w:t>
       </w:r>
       <w:r>
         <w:t xml:space="preserve"> </w:t>
@@ -12200,21 +11212,8 @@
         <w:t xml:space="preserve">Bien entendu, il faut aussi installer les codes de calcul qu'on a l'intention d'utiliser. </w:t>
       </w:r>
       <w:r>
-        <w:t xml:space="preserve">Pour les trois codes de calcul </w:t>
-      </w:r>
-      <w:proofErr w:type="spellStart"/>
-      <w:r>
-        <w:t>Figseq</w:t>
-      </w:r>
-      <w:proofErr w:type="spellEnd"/>
-      <w:r>
-        <w:t xml:space="preserve">, YAMS et </w:t>
-      </w:r>
-      <w:proofErr w:type="spellStart"/>
-      <w:r>
-        <w:t>GRIF.Tree</w:t>
-      </w:r>
-      <w:proofErr w:type="spellEnd"/>
+        <w:t>Pour les trois codes de calcul Figseq, YAMS et GRIF.Tree</w:t>
+      </w:r>
       <w:r>
         <w:t>,</w:t>
       </w:r>
@@ -12247,125 +11246,39 @@
           <w:lang w:val="en-GB"/>
         </w:rPr>
       </w:pPr>
-      <w:proofErr w:type="gramStart"/>
       <w:r>
         <w:rPr>
           <w:lang w:val="en-GB"/>
         </w:rPr>
-        <w:t>&lt;?xml</w:t>
-      </w:r>
-      <w:proofErr w:type="gramEnd"/>
-      <w:r>
+        <w:t>&lt;?xml version="1.0" encoding="UTF-8" standalone="no"?&gt;</w:t>
+      </w:r>
+    </w:p>
+    <w:p>
+      <w:pPr>
+        <w:pStyle w:val="Listing"/>
         <w:rPr>
           <w:lang w:val="en-GB"/>
         </w:rPr>
-        <w:t xml:space="preserve"> version="1.0" encoding="UTF-8" standalone="no"?&gt;</w:t>
+      </w:pPr>
+      <w:r>
+        <w:rPr>
+          <w:lang w:val="en-GB"/>
+        </w:rPr>
+        <w:t>&lt;configuration_KB3 xmlns:xsi="http://www.w3.org/2001/XMLSchema-instance" fichier_bdi="E:\KB3Data\db\DigDyn.mdb" fichier_bdci="E:\KB3Data\2 BDC\BDC DigDyn\V1.0\1_Sources\English\DynDig.bdc" xsi:noNamespaceSchemaLocation="KB3Configuration.xsd"&gt;</w:t>
       </w:r>
     </w:p>
     <w:p>
       <w:pPr>
         <w:pStyle w:val="Listing"/>
+      </w:pPr>
+      <w:r>
         <w:rPr>
           <w:lang w:val="en-GB"/>
         </w:rPr>
-      </w:pPr>
-      <w:r>
-        <w:rPr>
-          <w:lang w:val="en-GB"/>
-        </w:rPr>
-        <w:t xml:space="preserve">&lt;configuration_KB3 </w:t>
-      </w:r>
-      <w:proofErr w:type="spellStart"/>
-      <w:r>
-        <w:rPr>
-          <w:lang w:val="en-GB"/>
-        </w:rPr>
-        <w:t>xmlns:xsi</w:t>
-      </w:r>
-      <w:proofErr w:type="spellEnd"/>
-      <w:r>
-        <w:rPr>
-          <w:lang w:val="en-GB"/>
-        </w:rPr>
-        <w:t xml:space="preserve">="http://www.w3.org/2001/XMLSchema-instance" </w:t>
-      </w:r>
-      <w:proofErr w:type="spellStart"/>
-      <w:r>
-        <w:rPr>
-          <w:lang w:val="en-GB"/>
-        </w:rPr>
-        <w:t>fichier_bdi</w:t>
-      </w:r>
-      <w:proofErr w:type="spellEnd"/>
-      <w:r>
-        <w:rPr>
-          <w:lang w:val="en-GB"/>
-        </w:rPr>
-        <w:t xml:space="preserve">="E:\KB3Data\db\DigDyn.mdb" </w:t>
-      </w:r>
-      <w:proofErr w:type="spellStart"/>
-      <w:r>
-        <w:rPr>
-          <w:lang w:val="en-GB"/>
-        </w:rPr>
-        <w:t>fichier_bdci</w:t>
-      </w:r>
-      <w:proofErr w:type="spellEnd"/>
-      <w:r>
-        <w:rPr>
-          <w:lang w:val="en-GB"/>
-        </w:rPr>
-        <w:t xml:space="preserve">="E:\KB3Data\2 BDC\BDC </w:t>
-      </w:r>
-      <w:proofErr w:type="spellStart"/>
-      <w:r>
-        <w:rPr>
-          <w:lang w:val="en-GB"/>
-        </w:rPr>
-        <w:t>DigDyn</w:t>
-      </w:r>
-      <w:proofErr w:type="spellEnd"/>
-      <w:r>
-        <w:rPr>
-          <w:lang w:val="en-GB"/>
-        </w:rPr>
-        <w:t>\V1.0\1_Sources\English\</w:t>
-      </w:r>
-      <w:proofErr w:type="spellStart"/>
-      <w:r>
-        <w:rPr>
-          <w:lang w:val="en-GB"/>
-        </w:rPr>
-        <w:t>DynDig.bdc</w:t>
-      </w:r>
-      <w:proofErr w:type="spellEnd"/>
-      <w:r>
-        <w:rPr>
-          <w:lang w:val="en-GB"/>
-        </w:rPr>
-        <w:t xml:space="preserve">" </w:t>
-      </w:r>
-      <w:proofErr w:type="spellStart"/>
-      <w:r>
-        <w:rPr>
-          <w:lang w:val="en-GB"/>
-        </w:rPr>
-        <w:t>xsi</w:t>
-      </w:r>
-      <w:proofErr w:type="gramStart"/>
-      <w:r>
-        <w:rPr>
-          <w:lang w:val="en-GB"/>
-        </w:rPr>
-        <w:t>:noNamespaceSchemaLocation</w:t>
-      </w:r>
-      <w:proofErr w:type="spellEnd"/>
-      <w:proofErr w:type="gramEnd"/>
-      <w:r>
-        <w:rPr>
-          <w:lang w:val="en-GB"/>
-        </w:rPr>
-        <w:t>="KB3Configuration.xsd"&gt;</w:t>
+        <w:t xml:space="preserve">  </w:t>
+      </w:r>
+      <w:r>
+        <w:t>&lt;code&gt;</w:t>
       </w:r>
     </w:p>
     <w:p>
@@ -12373,21 +11286,10 @@
         <w:pStyle w:val="Listing"/>
       </w:pPr>
       <w:r>
-        <w:rPr>
-          <w:lang w:val="en-GB"/>
-        </w:rPr>
-        <w:t xml:space="preserve">  </w:t>
-      </w:r>
-      <w:r>
-        <w:t>&lt;</w:t>
-      </w:r>
-      <w:proofErr w:type="gramStart"/>
-      <w:r>
-        <w:t>code</w:t>
-      </w:r>
-      <w:proofErr w:type="gramEnd"/>
-      <w:r>
-        <w:t>&gt;</w:t>
+        <w:t xml:space="preserve">    &lt;nom&gt;FIGSEQ</w:t>
+      </w:r>
+      <w:r>
+        <w:t>&lt;/nom&gt;</w:t>
       </w:r>
     </w:p>
     <w:p>
@@ -12395,18 +11297,7 @@
         <w:pStyle w:val="Listing"/>
       </w:pPr>
       <w:r>
-        <w:t xml:space="preserve">    &lt;</w:t>
-      </w:r>
-      <w:proofErr w:type="gramStart"/>
-      <w:r>
-        <w:t>nom&gt;</w:t>
-      </w:r>
-      <w:proofErr w:type="gramEnd"/>
-      <w:r>
-        <w:t>FIGSEQ</w:t>
-      </w:r>
-      <w:r>
-        <w:t>&lt;/nom&gt;</w:t>
+        <w:t xml:space="preserve">    &lt;chemin_exe/&gt;</w:t>
       </w:r>
     </w:p>
     <w:p>
@@ -12414,15 +11305,13 @@
         <w:pStyle w:val="Listing"/>
       </w:pPr>
       <w:r>
-        <w:t xml:space="preserve">    &lt;</w:t>
-      </w:r>
-      <w:proofErr w:type="spellStart"/>
-      <w:r>
-        <w:t>chemin_exe</w:t>
-      </w:r>
-      <w:proofErr w:type="spellEnd"/>
-      <w:r>
-        <w:t>/&gt;</w:t>
+        <w:t xml:space="preserve">    &lt;chemin_IHM&gt;C:\Program Files\EDF MRI Tools</w:t>
+      </w:r>
+      <w:r>
+        <w:t>\FIGSEQ\figseq-gui</w:t>
+      </w:r>
+      <w:r>
+        <w:t>.exe&lt;/chemin_IHM&gt;</w:t>
       </w:r>
     </w:p>
     <w:p>
@@ -12430,34 +11319,10 @@
         <w:pStyle w:val="Listing"/>
       </w:pPr>
       <w:r>
-        <w:t xml:space="preserve">    &lt;</w:t>
-      </w:r>
-      <w:proofErr w:type="spellStart"/>
-      <w:proofErr w:type="gramStart"/>
-      <w:r>
-        <w:t>chemin_IHM</w:t>
-      </w:r>
-      <w:proofErr w:type="spellEnd"/>
-      <w:r>
-        <w:t>&gt;</w:t>
-      </w:r>
-      <w:proofErr w:type="gramEnd"/>
-      <w:r>
-        <w:t>C:\Program Files\EDF MRI Tools</w:t>
-      </w:r>
-      <w:r>
-        <w:t>\FIGSEQ\figseq-gui</w:t>
-      </w:r>
-      <w:r>
-        <w:t>.exe&lt;/</w:t>
-      </w:r>
-      <w:proofErr w:type="spellStart"/>
-      <w:r>
-        <w:t>chemin_IHM</w:t>
-      </w:r>
-      <w:proofErr w:type="spellEnd"/>
-      <w:r>
-        <w:t>&gt;</w:t>
+        <w:t xml:space="preserve">    </w:t>
+      </w:r>
+      <w:r>
+        <w:t>&lt;chemin_traducteur/&gt;</w:t>
       </w:r>
     </w:p>
     <w:p>
@@ -12465,18 +11330,52 @@
         <w:pStyle w:val="Listing"/>
       </w:pPr>
       <w:r>
+        <w:lastRenderedPageBreak/>
+        <w:t xml:space="preserve">    &lt;chemin_pretraitement/&gt;</w:t>
+      </w:r>
+    </w:p>
+    <w:p>
+      <w:pPr>
+        <w:pStyle w:val="Listing"/>
+      </w:pPr>
+      <w:r>
+        <w:t xml:space="preserve">    &lt;chemin_posttraitement/&gt;</w:t>
+      </w:r>
+    </w:p>
+    <w:p>
+      <w:pPr>
+        <w:pStyle w:val="Listing"/>
+      </w:pPr>
+      <w:r>
+        <w:t xml:space="preserve">    &lt;sous_repertoire&gt;Figaro0</w:t>
+      </w:r>
+      <w:r>
+        <w:t>&lt;/sous_repertoire&gt;</w:t>
+      </w:r>
+    </w:p>
+    <w:p>
+      <w:pPr>
+        <w:pStyle w:val="Listing"/>
+      </w:pPr>
+      <w:r>
+        <w:t xml:space="preserve">    &lt;ADD_requis&gt;FAUX&lt;/ADD_requis&gt;</w:t>
+      </w:r>
+    </w:p>
+    <w:p>
+      <w:pPr>
+        <w:pStyle w:val="Listing"/>
+        <w:rPr>
+          <w:lang w:val="pt-BR"/>
+        </w:rPr>
+      </w:pPr>
+      <w:r>
         <w:t xml:space="preserve">    </w:t>
       </w:r>
       <w:r>
-        <w:t>&lt;</w:t>
-      </w:r>
-      <w:proofErr w:type="spellStart"/>
-      <w:r>
-        <w:t>chemin_traducteur</w:t>
-      </w:r>
-      <w:proofErr w:type="spellEnd"/>
-      <w:r>
-        <w:t>/&gt;</w:t>
+        <w:rPr>
+          <w:lang w:val="pt-BR"/>
+        </w:rPr>
+        <w:t>&lt;Figaro0_requis&gt;VRAI&lt;/Figaro0_requis&gt;</w:t>
       </w:r>
     </w:p>
     <w:p>
@@ -12484,16 +11383,13 @@
         <w:pStyle w:val="Listing"/>
       </w:pPr>
       <w:r>
-        <w:lastRenderedPageBreak/>
-        <w:t xml:space="preserve">    &lt;</w:t>
-      </w:r>
-      <w:proofErr w:type="spellStart"/>
-      <w:r>
-        <w:t>chemin_pretraitement</w:t>
-      </w:r>
-      <w:proofErr w:type="spellEnd"/>
-      <w:r>
-        <w:t>/&gt;</w:t>
+        <w:rPr>
+          <w:lang w:val="pt-BR"/>
+        </w:rPr>
+        <w:t xml:space="preserve">    </w:t>
+      </w:r>
+      <w:r>
+        <w:t>&lt;base_de_faits_requise&gt;FAUX&lt;/base_de_faits_requise&gt;</w:t>
       </w:r>
     </w:p>
     <w:p>
@@ -12501,139 +11397,7 @@
         <w:pStyle w:val="Listing"/>
       </w:pPr>
       <w:r>
-        <w:t xml:space="preserve">    &lt;</w:t>
-      </w:r>
-      <w:proofErr w:type="spellStart"/>
-      <w:r>
-        <w:t>chemin_posttraitement</w:t>
-      </w:r>
-      <w:proofErr w:type="spellEnd"/>
-      <w:r>
-        <w:t>/&gt;</w:t>
-      </w:r>
-    </w:p>
-    <w:p>
-      <w:pPr>
-        <w:pStyle w:val="Listing"/>
-      </w:pPr>
-      <w:r>
-        <w:t xml:space="preserve">    &lt;</w:t>
-      </w:r>
-      <w:proofErr w:type="spellStart"/>
-      <w:proofErr w:type="gramStart"/>
-      <w:r>
-        <w:t>sous_repertoire</w:t>
-      </w:r>
-      <w:proofErr w:type="spellEnd"/>
-      <w:r>
-        <w:t>&gt;</w:t>
-      </w:r>
-      <w:proofErr w:type="gramEnd"/>
-      <w:r>
-        <w:t>Figaro0</w:t>
-      </w:r>
-      <w:r>
-        <w:t>&lt;/</w:t>
-      </w:r>
-      <w:proofErr w:type="spellStart"/>
-      <w:r>
-        <w:t>sous_repertoire</w:t>
-      </w:r>
-      <w:proofErr w:type="spellEnd"/>
-      <w:r>
-        <w:t>&gt;</w:t>
-      </w:r>
-    </w:p>
-    <w:p>
-      <w:pPr>
-        <w:pStyle w:val="Listing"/>
-      </w:pPr>
-      <w:r>
-        <w:t xml:space="preserve">    &lt;</w:t>
-      </w:r>
-      <w:proofErr w:type="spellStart"/>
-      <w:r>
-        <w:t>ADD_requis</w:t>
-      </w:r>
-      <w:proofErr w:type="spellEnd"/>
-      <w:r>
-        <w:t>&gt;FAUX&lt;/</w:t>
-      </w:r>
-      <w:proofErr w:type="spellStart"/>
-      <w:r>
-        <w:t>ADD_requis</w:t>
-      </w:r>
-      <w:proofErr w:type="spellEnd"/>
-      <w:r>
-        <w:t>&gt;</w:t>
-      </w:r>
-    </w:p>
-    <w:p>
-      <w:pPr>
-        <w:pStyle w:val="Listing"/>
-        <w:rPr>
-          <w:lang w:val="pt-BR"/>
-        </w:rPr>
-      </w:pPr>
-      <w:r>
-        <w:t xml:space="preserve">    </w:t>
-      </w:r>
-      <w:r>
-        <w:rPr>
-          <w:lang w:val="pt-BR"/>
-        </w:rPr>
-        <w:t>&lt;Figaro0_requis&gt;VRAI&lt;/Figaro0_requis&gt;</w:t>
-      </w:r>
-    </w:p>
-    <w:p>
-      <w:pPr>
-        <w:pStyle w:val="Listing"/>
-      </w:pPr>
-      <w:r>
-        <w:rPr>
-          <w:lang w:val="pt-BR"/>
-        </w:rPr>
-        <w:t xml:space="preserve">    </w:t>
-      </w:r>
-      <w:r>
-        <w:t>&lt;</w:t>
-      </w:r>
-      <w:proofErr w:type="spellStart"/>
-      <w:proofErr w:type="gramStart"/>
-      <w:r>
-        <w:t>base_de_faits_requise</w:t>
-      </w:r>
-      <w:proofErr w:type="spellEnd"/>
-      <w:r>
-        <w:t>&gt;</w:t>
-      </w:r>
-      <w:proofErr w:type="gramEnd"/>
-      <w:r>
-        <w:t>FAUX&lt;/</w:t>
-      </w:r>
-      <w:proofErr w:type="spellStart"/>
-      <w:r>
-        <w:t>base_de_faits_requise</w:t>
-      </w:r>
-      <w:proofErr w:type="spellEnd"/>
-      <w:r>
-        <w:t>&gt;</w:t>
-      </w:r>
-    </w:p>
-    <w:p>
-      <w:pPr>
-        <w:pStyle w:val="Listing"/>
-      </w:pPr>
-      <w:r>
-        <w:t xml:space="preserve">  &lt;/</w:t>
-      </w:r>
-      <w:proofErr w:type="gramStart"/>
-      <w:r>
-        <w:t>code</w:t>
-      </w:r>
-      <w:proofErr w:type="gramEnd"/>
-      <w:r>
-        <w:t>&gt;</w:t>
+        <w:t xml:space="preserve">  &lt;/code&gt;</w:t>
       </w:r>
     </w:p>
     <w:p>
@@ -12642,15 +11406,7 @@
         <w:keepNext/>
       </w:pPr>
       <w:r>
-        <w:t xml:space="preserve">  &lt;</w:t>
-      </w:r>
-      <w:proofErr w:type="gramStart"/>
-      <w:r>
-        <w:t>code</w:t>
-      </w:r>
-      <w:proofErr w:type="gramEnd"/>
-      <w:r>
-        <w:t>&gt;</w:t>
+        <w:t xml:space="preserve">  &lt;code&gt;</w:t>
       </w:r>
     </w:p>
     <w:p>
@@ -12659,15 +11415,7 @@
         <w:keepNext/>
       </w:pPr>
       <w:r>
-        <w:t xml:space="preserve">    &lt;</w:t>
-      </w:r>
-      <w:proofErr w:type="gramStart"/>
-      <w:r>
-        <w:t>nom&gt;</w:t>
-      </w:r>
-      <w:proofErr w:type="gramEnd"/>
-      <w:r>
-        <w:t>YAMS&lt;/nom&gt;</w:t>
+        <w:t xml:space="preserve">    &lt;nom&gt;YAMS&lt;/nom&gt;</w:t>
       </w:r>
     </w:p>
     <w:p>
@@ -12685,21 +11433,7 @@
         <w:rPr>
           <w:lang w:val="de-DE"/>
         </w:rPr>
-        <w:t>&lt;</w:t>
-      </w:r>
-      <w:proofErr w:type="spellStart"/>
-      <w:r>
-        <w:rPr>
-          <w:lang w:val="de-DE"/>
-        </w:rPr>
-        <w:t>chemin_exe</w:t>
-      </w:r>
-      <w:proofErr w:type="spellEnd"/>
-      <w:r>
-        <w:rPr>
-          <w:lang w:val="de-DE"/>
-        </w:rPr>
-        <w:t>/&gt;</w:t>
+        <w:t>&lt;chemin_exe/&gt;</w:t>
       </w:r>
     </w:p>
     <w:p>
@@ -12714,47 +11448,19 @@
         <w:rPr>
           <w:lang w:val="de-DE"/>
         </w:rPr>
-        <w:t xml:space="preserve">    &lt;</w:t>
-      </w:r>
-      <w:proofErr w:type="spellStart"/>
+        <w:t xml:space="preserve">    &lt;chemin_IHM&gt;c:\Program</w:t>
+      </w:r>
       <w:r>
         <w:rPr>
           <w:lang w:val="de-DE"/>
         </w:rPr>
-        <w:t>chemin_IHM</w:t>
-      </w:r>
-      <w:proofErr w:type="spellEnd"/>
+        <w:t xml:space="preserve"> Files\EDF MRI Tools\YAMS\yams-gui</w:t>
+      </w:r>
       <w:r>
         <w:rPr>
           <w:lang w:val="de-DE"/>
         </w:rPr>
-        <w:t>&gt;c:\Program</w:t>
-      </w:r>
-      <w:r>
-        <w:rPr>
-          <w:lang w:val="de-DE"/>
-        </w:rPr>
-        <w:t xml:space="preserve"> Files\EDF MRI Tools\YAMS\yams-gui</w:t>
-      </w:r>
-      <w:r>
-        <w:rPr>
-          <w:lang w:val="de-DE"/>
-        </w:rPr>
-        <w:t>.exe&lt;/</w:t>
-      </w:r>
-      <w:proofErr w:type="spellStart"/>
-      <w:r>
-        <w:rPr>
-          <w:lang w:val="de-DE"/>
-        </w:rPr>
-        <w:t>chemin_IHM</w:t>
-      </w:r>
-      <w:proofErr w:type="spellEnd"/>
-      <w:r>
-        <w:rPr>
-          <w:lang w:val="de-DE"/>
-        </w:rPr>
-        <w:t>&gt;</w:t>
+        <w:t>.exe&lt;/chemin_IHM&gt;</w:t>
       </w:r>
     </w:p>
     <w:p>
@@ -12769,15 +11475,7 @@
         <w:t xml:space="preserve">    </w:t>
       </w:r>
       <w:r>
-        <w:t>&lt;</w:t>
-      </w:r>
-      <w:proofErr w:type="spellStart"/>
-      <w:r>
-        <w:t>chemin_traducteur</w:t>
-      </w:r>
-      <w:proofErr w:type="spellEnd"/>
-      <w:r>
-        <w:t>/&gt;</w:t>
+        <w:t>&lt;chemin_traducteur/&gt;</w:t>
       </w:r>
     </w:p>
     <w:p>
@@ -12786,15 +11484,7 @@
         <w:keepNext/>
       </w:pPr>
       <w:r>
-        <w:t xml:space="preserve">    &lt;</w:t>
-      </w:r>
-      <w:proofErr w:type="spellStart"/>
-      <w:r>
-        <w:t>chemin_pretraitement</w:t>
-      </w:r>
-      <w:proofErr w:type="spellEnd"/>
-      <w:r>
-        <w:t>/&gt;</w:t>
+        <w:t xml:space="preserve">    &lt;chemin_pretraitement/&gt;</w:t>
       </w:r>
     </w:p>
     <w:p>
@@ -12803,15 +11493,7 @@
         <w:keepNext/>
       </w:pPr>
       <w:r>
-        <w:t xml:space="preserve">    &lt;</w:t>
-      </w:r>
-      <w:proofErr w:type="spellStart"/>
-      <w:r>
-        <w:t>chemin_posttraitement</w:t>
-      </w:r>
-      <w:proofErr w:type="spellEnd"/>
-      <w:r>
-        <w:t>/&gt;</w:t>
+        <w:t xml:space="preserve">    &lt;chemin_posttraitement/&gt;</w:t>
       </w:r>
     </w:p>
     <w:p>
@@ -12820,31 +11502,13 @@
         <w:keepNext/>
       </w:pPr>
       <w:r>
-        <w:t xml:space="preserve">    &lt;</w:t>
-      </w:r>
-      <w:proofErr w:type="spellStart"/>
-      <w:proofErr w:type="gramStart"/>
-      <w:r>
-        <w:t>sous_repertoire</w:t>
-      </w:r>
-      <w:proofErr w:type="spellEnd"/>
-      <w:r>
-        <w:t>&gt;</w:t>
-      </w:r>
-      <w:proofErr w:type="gramEnd"/>
+        <w:t xml:space="preserve">    &lt;sous_repertoire&gt;</w:t>
+      </w:r>
       <w:r>
         <w:t>Figaro0</w:t>
       </w:r>
       <w:r>
-        <w:t>&lt;/</w:t>
-      </w:r>
-      <w:proofErr w:type="spellStart"/>
-      <w:r>
-        <w:t>sous_repertoire</w:t>
-      </w:r>
-      <w:proofErr w:type="spellEnd"/>
-      <w:r>
-        <w:t>&gt;</w:t>
+        <w:t>&lt;/sous_repertoire&gt;</w:t>
       </w:r>
     </w:p>
     <w:p>
@@ -12853,23 +11517,7 @@
         <w:keepNext/>
       </w:pPr>
       <w:r>
-        <w:t xml:space="preserve">    &lt;</w:t>
-      </w:r>
-      <w:proofErr w:type="spellStart"/>
-      <w:r>
-        <w:t>ADD_requis</w:t>
-      </w:r>
-      <w:proofErr w:type="spellEnd"/>
-      <w:r>
-        <w:t>&gt;FAUX&lt;/</w:t>
-      </w:r>
-      <w:proofErr w:type="spellStart"/>
-      <w:r>
-        <w:t>ADD_requis</w:t>
-      </w:r>
-      <w:proofErr w:type="spellEnd"/>
-      <w:r>
-        <w:t>&gt;</w:t>
+        <w:t xml:space="preserve">    &lt;ADD_requis&gt;FAUX&lt;/ADD_requis&gt;</w:t>
       </w:r>
     </w:p>
     <w:p>
@@ -12902,28 +11550,7 @@
         <w:t xml:space="preserve">    </w:t>
       </w:r>
       <w:r>
-        <w:t>&lt;</w:t>
-      </w:r>
-      <w:proofErr w:type="spellStart"/>
-      <w:proofErr w:type="gramStart"/>
-      <w:r>
-        <w:t>base_de_faits_requise</w:t>
-      </w:r>
-      <w:proofErr w:type="spellEnd"/>
-      <w:r>
-        <w:t>&gt;</w:t>
-      </w:r>
-      <w:proofErr w:type="gramEnd"/>
-      <w:r>
-        <w:t>FAUX&lt;/</w:t>
-      </w:r>
-      <w:proofErr w:type="spellStart"/>
-      <w:r>
-        <w:t>base_de_faits_requise</w:t>
-      </w:r>
-      <w:proofErr w:type="spellEnd"/>
-      <w:r>
-        <w:t>&gt;</w:t>
+        <w:t>&lt;base_de_faits_requise&gt;FAUX&lt;/base_de_faits_requise&gt;</w:t>
       </w:r>
     </w:p>
     <w:p>
@@ -12932,15 +11559,7 @@
         <w:keepNext/>
       </w:pPr>
       <w:r>
-        <w:t xml:space="preserve">  &lt;/</w:t>
-      </w:r>
-      <w:proofErr w:type="gramStart"/>
-      <w:r>
-        <w:t>code</w:t>
-      </w:r>
-      <w:proofErr w:type="gramEnd"/>
-      <w:r>
-        <w:t>&gt;</w:t>
+        <w:t xml:space="preserve">  &lt;/code&gt;</w:t>
       </w:r>
     </w:p>
     <w:p>
@@ -12995,23 +11614,7 @@
         <w:t>Remarque</w:t>
       </w:r>
       <w:r>
-        <w:t xml:space="preserve"> : Dans la plupart des cas (et comme dans les exemples ci-dessus), le seul champ &lt;</w:t>
-      </w:r>
-      <w:proofErr w:type="spellStart"/>
-      <w:r>
-        <w:t>chemin_xx</w:t>
-      </w:r>
-      <w:proofErr w:type="spellEnd"/>
-      <w:r>
-        <w:t>&gt; utile est &lt;</w:t>
-      </w:r>
-      <w:proofErr w:type="spellStart"/>
-      <w:r>
-        <w:t>chemin_IHM</w:t>
-      </w:r>
-      <w:proofErr w:type="spellEnd"/>
-      <w:r>
-        <w:t xml:space="preserve">&gt;. Si d'autres champs doivent être remplis, il faut prendre garde au fait que pour le pré et le post traitement, il faut donner le nom du </w:t>
+        <w:t xml:space="preserve"> : Dans la plupart des cas (et comme dans les exemples ci-dessus), le seul champ &lt;chemin_xx&gt; utile est &lt;chemin_IHM&gt;. Si d'autres champs doivent être remplis, il faut prendre garde au fait que pour le pré et le post traitement, il faut donner le nom du </w:t>
       </w:r>
       <w:r>
         <w:rPr>
@@ -13029,26 +11632,10 @@
         <w:pStyle w:val="Paragraphe"/>
       </w:pPr>
       <w:r>
-        <w:t>Le champ &lt;</w:t>
-      </w:r>
-      <w:proofErr w:type="spellStart"/>
-      <w:r>
-        <w:t>sous_repertoire</w:t>
-      </w:r>
-      <w:proofErr w:type="spellEnd"/>
-      <w:r>
-        <w:t>&gt; donne le nom d'un</w:t>
-      </w:r>
-      <w:r>
-        <w:t xml:space="preserve"> sous-répertoire du répertoire KB3data/</w:t>
-      </w:r>
-      <w:proofErr w:type="spellStart"/>
-      <w:r>
-        <w:t>extern</w:t>
-      </w:r>
-      <w:proofErr w:type="spellEnd"/>
-      <w:r>
-        <w:t xml:space="preserve"> (KB3data</w:t>
+        <w:t>Le champ &lt;sous_repertoire&gt; donne le nom d'un</w:t>
+      </w:r>
+      <w:r>
+        <w:t xml:space="preserve"> sous-répertoire du répertoire KB3data/extern (KB3data</w:t>
       </w:r>
       <w:r>
         <w:t xml:space="preserve"> désignant le répertoire qui contient la base de données chargée dans KB3) dans lequel seront créées les données temporaires nécessaires au lancement du code externe correspondant.</w:t>
@@ -13059,15 +11646,7 @@
         <w:pStyle w:val="Paragraphe"/>
       </w:pPr>
       <w:r>
-        <w:t>Les opérations préliminaires décrites précédemment étant faites, il reste maintenant à insérer dans le fichier .</w:t>
-      </w:r>
-      <w:proofErr w:type="spellStart"/>
-      <w:r>
-        <w:t>bdc</w:t>
-      </w:r>
-      <w:proofErr w:type="spellEnd"/>
-      <w:r>
-        <w:t xml:space="preserve"> </w:t>
+        <w:t xml:space="preserve">Les opérations préliminaires décrites précédemment étant faites, il reste maintenant à insérer dans le fichier .bdc </w:t>
       </w:r>
       <w:r>
         <w:t xml:space="preserve">de la base de connaissances en cours de construction </w:t>
@@ -13081,26 +11660,10 @@
         <w:pStyle w:val="Paragraphe"/>
       </w:pPr>
       <w:r>
-        <w:t>Le seul lien entre la déclaration d’un traitement externe dans le fichier .</w:t>
-      </w:r>
-      <w:proofErr w:type="spellStart"/>
-      <w:r>
-        <w:t>bdc</w:t>
-      </w:r>
-      <w:proofErr w:type="spellEnd"/>
-      <w:r>
-        <w:t xml:space="preserve"> et le fichier </w:t>
-      </w:r>
-      <w:r>
-        <w:t xml:space="preserve">KB3Configuration.xml est le nom du code. Il faut donc faire attention à ne pas se tromper en le saisissant dans l’IHM </w:t>
-      </w:r>
-      <w:proofErr w:type="spellStart"/>
-      <w:r>
-        <w:t>VisualFigaro</w:t>
-      </w:r>
-      <w:proofErr w:type="spellEnd"/>
-      <w:r>
-        <w:t xml:space="preserve"> (il n’y a pas de contrôle).</w:t>
+        <w:t xml:space="preserve">Le seul lien entre la déclaration d’un traitement externe dans le fichier .bdc et le fichier </w:t>
+      </w:r>
+      <w:r>
+        <w:t>KB3Configuration.xml est le nom du code. Il faut donc faire attention à ne pas se tromper en le saisissant dans l’IHM VisualFigaro (il n’y a pas de contrôle).</w:t>
       </w:r>
     </w:p>
     <w:p>
@@ -13108,26 +11671,10 @@
         <w:pStyle w:val="Paragraphe"/>
       </w:pPr>
       <w:r>
-        <w:t>Voici un exemple de ce qui est introduit dans le fichier .</w:t>
-      </w:r>
-      <w:proofErr w:type="spellStart"/>
-      <w:r>
-        <w:t>bdc</w:t>
-      </w:r>
-      <w:proofErr w:type="spellEnd"/>
-      <w:r>
-        <w:t xml:space="preserve"> à la suite de la déclaration d’un traitement externe </w:t>
-      </w:r>
-      <w:r>
-        <w:t xml:space="preserve"> permettant de lancer </w:t>
-      </w:r>
-      <w:proofErr w:type="spellStart"/>
-      <w:r>
-        <w:t>Figseq</w:t>
-      </w:r>
-      <w:proofErr w:type="spellEnd"/>
-      <w:r>
-        <w:t xml:space="preserve"> sans avoir à faire manuellement la génération du Figaro 0 au préalable.</w:t>
+        <w:t xml:space="preserve">Voici un exemple de ce qui est introduit dans le fichier .bdc à la suite de la déclaration d’un traitement externe </w:t>
+      </w:r>
+      <w:r>
+        <w:t xml:space="preserve"> permettant de lancer Figseq sans avoir à faire manuellement la génération du Figaro 0 au préalable.</w:t>
       </w:r>
     </w:p>
     <w:p>
@@ -13163,15 +11710,7 @@
       </w:r>
       <w:r>
         <w:tab/>
-        <w:t xml:space="preserve">&lt;DESCRIPTION&gt;Génère le figaro 0 et lance </w:t>
-      </w:r>
-      <w:proofErr w:type="spellStart"/>
-      <w:r>
-        <w:t>Figseq</w:t>
-      </w:r>
-      <w:proofErr w:type="spellEnd"/>
-      <w:r>
-        <w:t>&lt;/DESCRIPTION&gt;</w:t>
+        <w:t>&lt;DESCRIPTION&gt;Génère le figaro 0 et lance Figseq&lt;/DESCRIPTION&gt;</w:t>
       </w:r>
     </w:p>
     <w:p>
@@ -13300,21 +11839,215 @@
       </w:r>
     </w:p>
     <w:p>
-      <w:proofErr w:type="gramStart"/>
+      <w:r>
+        <w:t>du fichier .bdc et les champs</w:t>
+      </w:r>
+    </w:p>
+    <w:p>
+      <w:pPr>
+        <w:pStyle w:val="Listing"/>
+      </w:pPr>
+      <w:r>
+        <w:lastRenderedPageBreak/>
+        <w:t>&lt;ADD_requis&gt;</w:t>
+      </w:r>
+      <w:r>
+        <w:t>FAUX</w:t>
+      </w:r>
+      <w:r>
+        <w:t>&lt;/ADD_requis&gt;</w:t>
+      </w:r>
+    </w:p>
+    <w:p>
+      <w:pPr>
+        <w:pStyle w:val="Listing"/>
+      </w:pPr>
+      <w:r>
+        <w:t>&lt;Figaro0_requis&gt;FAUX&lt;/Figaro0_requis&gt;</w:t>
+      </w:r>
+    </w:p>
+    <w:p>
+      <w:r>
+        <w:t xml:space="preserve">du fichier </w:t>
+      </w:r>
+      <w:r>
+        <w:t>KB3Configuration.xml</w:t>
+      </w:r>
+      <w:r>
+        <w:t xml:space="preserve">. </w:t>
+      </w:r>
+    </w:p>
+    <w:p>
+      <w:r>
+        <w:t>Les</w:t>
+      </w:r>
+      <w:r>
+        <w:t xml:space="preserve"> informations du fic</w:t>
+      </w:r>
+      <w:r>
+        <w:t xml:space="preserve">hier .bdc sont prises en compte au moment de l’affichage de la fenêtre KB3 « Lancement traitement externe » pour griser certaines cases, mais quand on clique pour lancer effectivement le traitement, une vérification de conformité avec ce qui est mentionné dans le fichier </w:t>
+      </w:r>
+      <w:r>
+        <w:t>KB3Configuration.xml</w:t>
+      </w:r>
+      <w:r>
+        <w:t xml:space="preserve"> </w:t>
+      </w:r>
+      <w:r>
+        <w:t>est faite et déclenche éventuellement un message d’erreur</w:t>
+      </w:r>
+      <w:r>
+        <w:t>.</w:t>
+      </w:r>
+      <w:r>
+        <w:t xml:space="preserve"> Il faut donc s’assurer que l’on respecte bien dans </w:t>
+      </w:r>
+      <w:r>
+        <w:t>le fichier</w:t>
+      </w:r>
+      <w:r>
+        <w:t xml:space="preserve"> </w:t>
+      </w:r>
+      <w:r>
+        <w:t>.</w:t>
+      </w:r>
+      <w:r>
+        <w:t xml:space="preserve">bdc ce qui est spécifié pour le code à lancer dans le fichier </w:t>
+      </w:r>
+      <w:r>
+        <w:t>KB3Configuration.xml</w:t>
+      </w:r>
+      <w:r>
+        <w:t>.</w:t>
+      </w:r>
+    </w:p>
+    <w:p>
+      <w:r>
+        <w:t>Si des groupes de règles ont été définis dans le fichier .fi, o</w:t>
+      </w:r>
+      <w:r>
+        <w:t xml:space="preserve">n est amené à </w:t>
+      </w:r>
+      <w:r>
+        <w:t>préciser</w:t>
+      </w:r>
+      <w:r>
+        <w:t xml:space="preserve"> dans le .bdc les groupes de règles à considérer pour chaque type de traitement. Il faut tenir compte du fait que les règles non attribuées à un (des) groupe(s) sont considérées comme faisant partie </w:t>
+      </w:r>
       <w:r>
         <w:t>du</w:t>
       </w:r>
-      <w:proofErr w:type="gramEnd"/>
-      <w:r>
-        <w:t xml:space="preserve"> fichier .</w:t>
-      </w:r>
-      <w:proofErr w:type="spellStart"/>
-      <w:r>
-        <w:t>bdc</w:t>
-      </w:r>
-      <w:proofErr w:type="spellEnd"/>
-      <w:r>
-        <w:t xml:space="preserve"> et les champs</w:t>
+      <w:r>
+        <w:t xml:space="preserve"> groupe SANS_NOM. </w:t>
+      </w:r>
+      <w:r>
+        <w:t xml:space="preserve">Si on ne précise pas quels groupes de règles il faut utiliser pour un traitement donné, </w:t>
+      </w:r>
+      <w:r>
+        <w:rPr>
+          <w:i/>
+        </w:rPr>
+        <w:t>toutes</w:t>
+      </w:r>
+      <w:r>
+        <w:t xml:space="preserve"> les règles sont utilisées.</w:t>
+      </w:r>
+      <w:r>
+        <w:t xml:space="preserve"> On peut déclarer les choix de groupes de règles faits dans la base de connaissance comme modifiables ou non par l'utilisateur de la base de connaissances dans KB3. </w:t>
+      </w:r>
+    </w:p>
+    <w:p>
+      <w:pPr>
+        <w:pStyle w:val="Titre3"/>
+      </w:pPr>
+      <w:bookmarkStart w:id="20" w:name="_Toc4057677"/>
+      <w:r>
+        <w:t>Premiers tests</w:t>
+      </w:r>
+      <w:bookmarkEnd w:id="20"/>
+    </w:p>
+    <w:p>
+      <w:pPr>
+        <w:pStyle w:val="Paragraphe"/>
+      </w:pPr>
+      <w:r>
+        <w:t xml:space="preserve">On peut à ce stade charger la bdc dans KB3 et faire des tests en remplissant les interfaces à la main. Tous les objets (nœuds et liens) peuvent être créés, et on peut brancher tout lien sur tout nœud (mais cela n'affecte pas </w:t>
+      </w:r>
+      <w:r>
+        <w:t>les interfaces). Les icônes sont toutes identiques à l'icône par défaut</w:t>
+      </w:r>
+      <w:r>
+        <w:t>.</w:t>
+      </w:r>
+    </w:p>
+    <w:p>
+      <w:pPr>
+        <w:pStyle w:val="Paragraphe"/>
+      </w:pPr>
+      <w:r>
+        <w:t>Après saisie de quelques objets, on</w:t>
+      </w:r>
+      <w:r>
+        <w:t xml:space="preserve"> peut lancer des traitements : </w:t>
+      </w:r>
+      <w:r>
+        <w:t xml:space="preserve">il faut </w:t>
+      </w:r>
+      <w:r>
+        <w:t>bien prendre garde aux choix de</w:t>
+      </w:r>
+      <w:r>
+        <w:t>s</w:t>
+      </w:r>
+      <w:r>
+        <w:t xml:space="preserve"> groupes de règles,</w:t>
+      </w:r>
+      <w:r>
+        <w:t xml:space="preserve"> pour chaque type de traitement</w:t>
+      </w:r>
+      <w:r>
+        <w:t xml:space="preserve">. </w:t>
+      </w:r>
+      <w:r>
+        <w:rPr>
+          <w:bCs/>
+        </w:rPr>
+        <w:t xml:space="preserve">Suivant les résultats, </w:t>
+      </w:r>
+      <w:r>
+        <w:rPr>
+          <w:bCs/>
+        </w:rPr>
+        <w:t xml:space="preserve">on peut </w:t>
+      </w:r>
+      <w:r>
+        <w:rPr>
+          <w:bCs/>
+        </w:rPr>
+        <w:t>supprimer ou modifier les modèles de traitement</w:t>
+      </w:r>
+      <w:r>
+        <w:t>.</w:t>
+      </w:r>
+    </w:p>
+    <w:p>
+      <w:pPr>
+        <w:pStyle w:val="Paragraphe"/>
+      </w:pPr>
+      <w:r>
+        <w:t>Dans notre exemple, ce premier test nous permet de voir qu'il manque une condition dans la règle d'interaction qui propage l'attribut "relie"</w:t>
+      </w:r>
+      <w:r>
+        <w:t xml:space="preserve"> dans le type </w:t>
+      </w:r>
+      <w:r>
+        <w:rPr>
+          <w:rFonts w:ascii="Courier" w:hAnsi="Courier"/>
+        </w:rPr>
+        <w:t>arete_uni_dir</w:t>
+      </w:r>
+      <w:r>
+        <w:t xml:space="preserve"> :</w:t>
       </w:r>
     </w:p>
     <w:p>
@@ -13322,30 +12055,7 @@
         <w:pStyle w:val="Listing"/>
       </w:pPr>
       <w:r>
-        <w:lastRenderedPageBreak/>
-        <w:t>&lt;</w:t>
-      </w:r>
-      <w:proofErr w:type="spellStart"/>
-      <w:r>
-        <w:t>ADD_requis</w:t>
-      </w:r>
-      <w:proofErr w:type="spellEnd"/>
-      <w:r>
-        <w:t>&gt;</w:t>
-      </w:r>
-      <w:r>
-        <w:t>FAUX</w:t>
-      </w:r>
-      <w:r>
-        <w:t>&lt;/</w:t>
-      </w:r>
-      <w:proofErr w:type="spellStart"/>
-      <w:r>
-        <w:t>ADD_requis</w:t>
-      </w:r>
-      <w:proofErr w:type="spellEnd"/>
-      <w:r>
-        <w:t>&gt;</w:t>
+        <w:t>INTERACTION</w:t>
       </w:r>
     </w:p>
     <w:p>
@@ -13353,331 +12063,53 @@
         <w:pStyle w:val="Listing"/>
       </w:pPr>
       <w:r>
-        <w:t>&lt;Figaro0_requis&gt;FAUX&lt;/Figaro0_requis&gt;</w:t>
-      </w:r>
-    </w:p>
-    <w:p>
-      <w:proofErr w:type="gramStart"/>
-      <w:r>
-        <w:t>du</w:t>
-      </w:r>
-      <w:proofErr w:type="gramEnd"/>
-      <w:r>
-        <w:t xml:space="preserve"> fichier </w:t>
-      </w:r>
-      <w:r>
-        <w:t>KB3Configuration.xml</w:t>
-      </w:r>
-      <w:r>
-        <w:t xml:space="preserve">. </w:t>
-      </w:r>
-    </w:p>
-    <w:p>
-      <w:r>
-        <w:t>Les</w:t>
-      </w:r>
-      <w:r>
-        <w:t xml:space="preserve"> informations du fic</w:t>
-      </w:r>
-      <w:r>
-        <w:t>hier .</w:t>
-      </w:r>
-      <w:proofErr w:type="spellStart"/>
-      <w:r>
-        <w:t>bdc</w:t>
-      </w:r>
-      <w:proofErr w:type="spellEnd"/>
-      <w:r>
-        <w:t xml:space="preserve"> sont prises en compte au moment de l’affichage de la fenêtre KB3 « Lancement traitement externe » pour griser certaines cases, mais quand on clique pour lancer effectivement le traitement, une vérification de conformité avec ce qui est mentionné dans le fichier </w:t>
-      </w:r>
-      <w:r>
-        <w:t>KB3Configuration.xml</w:t>
-      </w:r>
-      <w:r>
-        <w:t xml:space="preserve"> </w:t>
-      </w:r>
-      <w:r>
-        <w:t>est faite et déclenche éventuellement un message d’erreur</w:t>
-      </w:r>
-      <w:r>
-        <w:t>.</w:t>
-      </w:r>
-      <w:r>
-        <w:t xml:space="preserve"> Il faut donc s’assurer que l’on respecte bien dans </w:t>
-      </w:r>
-      <w:r>
-        <w:t>le fichier</w:t>
-      </w:r>
-      <w:r>
-        <w:t xml:space="preserve"> </w:t>
-      </w:r>
-      <w:r>
-        <w:t>.</w:t>
-      </w:r>
-      <w:proofErr w:type="spellStart"/>
-      <w:r>
-        <w:t>bdc</w:t>
-      </w:r>
-      <w:proofErr w:type="spellEnd"/>
-      <w:r>
-        <w:t xml:space="preserve"> ce qui est spécifié pour le code à lancer dans le fichier </w:t>
-      </w:r>
-      <w:r>
-        <w:t>KB3Configuration.xml</w:t>
-      </w:r>
-      <w:r>
-        <w:t>.</w:t>
-      </w:r>
-    </w:p>
-    <w:p>
-      <w:r>
-        <w:t>Si des groupes de règles ont été définis dans le fichier .fi, o</w:t>
-      </w:r>
-      <w:r>
-        <w:t xml:space="preserve">n est amené à </w:t>
-      </w:r>
-      <w:r>
-        <w:t>préciser</w:t>
-      </w:r>
-      <w:r>
-        <w:t xml:space="preserve"> dans le .</w:t>
-      </w:r>
-      <w:proofErr w:type="spellStart"/>
-      <w:r>
-        <w:t>bdc</w:t>
-      </w:r>
-      <w:proofErr w:type="spellEnd"/>
-      <w:r>
-        <w:t xml:space="preserve"> les groupes de règles à considérer pour chaque type de traitement. Il faut tenir compte du fait que les règles non attribuées à un (des) groupe(s) sont considérées comme faisant partie </w:t>
-      </w:r>
-      <w:r>
-        <w:t>du</w:t>
-      </w:r>
-      <w:r>
-        <w:t xml:space="preserve"> groupe SANS_NOM. </w:t>
-      </w:r>
-      <w:r>
-        <w:t xml:space="preserve">Si on ne précise pas quels groupes de règles il faut utiliser pour un traitement donné, </w:t>
-      </w:r>
-      <w:r>
-        <w:rPr>
-          <w:i/>
-        </w:rPr>
-        <w:t>toutes</w:t>
-      </w:r>
-      <w:r>
-        <w:t xml:space="preserve"> les règles sont utilisées.</w:t>
-      </w:r>
-      <w:r>
-        <w:t xml:space="preserve"> On peut déclarer les choix de groupes de règles faits dans la base de connaissance comme modifiables ou non par l'utilisateur de la base de connaissances dans KB3. </w:t>
-      </w:r>
-    </w:p>
-    <w:p>
-      <w:pPr>
-        <w:pStyle w:val="Titre3"/>
-      </w:pPr>
-      <w:bookmarkStart w:id="19" w:name="_Toc2964563"/>
-      <w:r>
-        <w:t>Premiers tests</w:t>
-      </w:r>
-      <w:bookmarkEnd w:id="19"/>
-    </w:p>
-    <w:p>
-      <w:pPr>
-        <w:pStyle w:val="Paragraphe"/>
-      </w:pPr>
-      <w:r>
-        <w:t xml:space="preserve">On peut à ce stade charger la </w:t>
-      </w:r>
-      <w:proofErr w:type="spellStart"/>
-      <w:r>
-        <w:t>bdc</w:t>
-      </w:r>
-      <w:proofErr w:type="spellEnd"/>
-      <w:r>
-        <w:t xml:space="preserve"> dans KB3 et faire des tests en remplissant les interfaces à la main. Tous les objets (nœuds et liens) peuvent être créés, et on peut brancher tout lien sur tout nœud (mais cela n'affecte pas </w:t>
-      </w:r>
-      <w:r>
-        <w:t>les interfaces). Les icônes sont toutes identiques à l'icône par défaut</w:t>
-      </w:r>
-      <w:r>
-        <w:t>.</w:t>
-      </w:r>
-    </w:p>
-    <w:p>
-      <w:pPr>
-        <w:pStyle w:val="Paragraphe"/>
-      </w:pPr>
-      <w:r>
-        <w:t>Après saisie de quelques objets, on</w:t>
-      </w:r>
-      <w:r>
-        <w:t xml:space="preserve"> peut lancer des traitements : </w:t>
-      </w:r>
-      <w:r>
-        <w:t xml:space="preserve">il faut </w:t>
-      </w:r>
-      <w:r>
-        <w:t>bien prendre garde aux choix de</w:t>
-      </w:r>
-      <w:r>
-        <w:t>s</w:t>
-      </w:r>
-      <w:r>
-        <w:t xml:space="preserve"> groupes de règles,</w:t>
-      </w:r>
-      <w:r>
-        <w:t xml:space="preserve"> pour chaque type de traitement</w:t>
-      </w:r>
-      <w:r>
-        <w:t xml:space="preserve">. </w:t>
-      </w:r>
-      <w:r>
-        <w:rPr>
-          <w:bCs/>
-        </w:rPr>
-        <w:t xml:space="preserve">Suivant les résultats, </w:t>
-      </w:r>
-      <w:r>
-        <w:rPr>
-          <w:bCs/>
-        </w:rPr>
-        <w:t xml:space="preserve">on peut </w:t>
-      </w:r>
-      <w:r>
-        <w:rPr>
-          <w:bCs/>
-        </w:rPr>
-        <w:t>supprimer ou modifier les modèles de traitement</w:t>
-      </w:r>
-      <w:r>
-        <w:t>.</w:t>
-      </w:r>
-    </w:p>
-    <w:p>
-      <w:pPr>
-        <w:pStyle w:val="Paragraphe"/>
-      </w:pPr>
-      <w:r>
-        <w:t>Dans notre exemple, ce premier test nous permet de voir qu'il manque une condition dans la règle d'interaction qui propage l'attribut "relie"</w:t>
-      </w:r>
-      <w:r>
-        <w:t xml:space="preserve"> dans le type </w:t>
-      </w:r>
-      <w:proofErr w:type="spellStart"/>
-      <w:r>
-        <w:rPr>
-          <w:rFonts w:ascii="Courier" w:hAnsi="Courier"/>
-        </w:rPr>
-        <w:t>arete_uni_dir</w:t>
-      </w:r>
-      <w:proofErr w:type="spellEnd"/>
-      <w:r>
-        <w:t xml:space="preserve"> :</w:t>
-      </w:r>
-    </w:p>
-    <w:p>
-      <w:pPr>
-        <w:pStyle w:val="Listing"/>
-      </w:pPr>
-      <w:r>
-        <w:t>INTERACTION</w:t>
-      </w:r>
-    </w:p>
-    <w:p>
-      <w:pPr>
-        <w:pStyle w:val="Listing"/>
-      </w:pPr>
-      <w:r>
-        <w:t xml:space="preserve">SI relie DE </w:t>
-      </w:r>
-      <w:proofErr w:type="spellStart"/>
-      <w:r>
-        <w:t>depart</w:t>
-      </w:r>
-      <w:proofErr w:type="spellEnd"/>
-      <w:r>
-        <w:t xml:space="preserve"> ET MARCHE </w:t>
+        <w:t xml:space="preserve">SI relie DE depart ET MARCHE </w:t>
       </w:r>
       <w:r>
         <w:rPr>
           <w:b/>
           <w:bCs/>
         </w:rPr>
-        <w:t xml:space="preserve">ET MARCHE </w:t>
-      </w:r>
-      <w:proofErr w:type="gramStart"/>
+        <w:t>ET MARCHE DE arrivee</w:t>
+      </w:r>
+    </w:p>
+    <w:p>
+      <w:pPr>
+        <w:pStyle w:val="Listing"/>
+      </w:pPr>
+      <w:r>
+        <w:t>ALORS relie DE arrivee ;</w:t>
+      </w:r>
+    </w:p>
+    <w:p>
+      <w:pPr>
+        <w:pStyle w:val="Titre2"/>
+      </w:pPr>
+      <w:bookmarkStart w:id="21" w:name="_Toc4057678"/>
+      <w:r>
+        <w:t>Spécifier les points de connexion</w:t>
+      </w:r>
+      <w:bookmarkEnd w:id="21"/>
+    </w:p>
+    <w:p>
+      <w:r>
+        <w:t>L’IHM de KB3 permet de définir des interfaces graphiques « intelligentes » capables de connecter (ou refuser de connecter) un lien à un nœud en fonction des instructions contenues dans le fichier .bdc. Il est également possible de faire en sorte que le lien aille automatiquement s’accrocher à  tel ou tel point de connexion (en remplissant une ou plusieurs interfaces d’objets FIGARO), sans obliger l’utilisateur à le viser précisément.</w:t>
+      </w:r>
+    </w:p>
+    <w:p>
+      <w:r>
+        <w:t>Afin que les instructions de remplissage d'interfaces aient un sens, il est nécessaire de mettre des contraintes sur les possibilités d'attacher un lien donné sur des points de connexion de nœuds donnés. Ces contraintes peuvent être déclarées au niveau des liens et/ou des nœuds, dans la sous-structure CONNEXION_ACCEPTEE.</w:t>
+      </w:r>
+    </w:p>
+    <w:p>
+      <w:r>
+        <w:t xml:space="preserve">Au niveau des nœuds, on définit des </w:t>
+      </w:r>
       <w:r>
         <w:rPr>
           <w:b/>
           <w:bCs/>
         </w:rPr>
-        <w:t xml:space="preserve">DE </w:t>
-      </w:r>
-      <w:proofErr w:type="spellStart"/>
-      <w:r>
-        <w:rPr>
-          <w:b/>
-          <w:bCs/>
-        </w:rPr>
-        <w:t>arrivee</w:t>
-      </w:r>
-      <w:proofErr w:type="spellEnd"/>
-      <w:proofErr w:type="gramEnd"/>
-    </w:p>
-    <w:p>
-      <w:pPr>
-        <w:pStyle w:val="Listing"/>
-      </w:pPr>
-      <w:r>
-        <w:t xml:space="preserve">ALORS relie DE </w:t>
-      </w:r>
-      <w:proofErr w:type="spellStart"/>
-      <w:r>
-        <w:t>arrivee</w:t>
-      </w:r>
-      <w:proofErr w:type="spellEnd"/>
-      <w:r>
-        <w:t xml:space="preserve"> ;</w:t>
-      </w:r>
-    </w:p>
-    <w:p>
-      <w:pPr>
-        <w:pStyle w:val="Titre2"/>
-      </w:pPr>
-      <w:bookmarkStart w:id="20" w:name="_Toc2964564"/>
-      <w:r>
-        <w:t>Spécifier les points de connexion</w:t>
-      </w:r>
-      <w:bookmarkEnd w:id="20"/>
-    </w:p>
-    <w:p>
-      <w:r>
-        <w:t>L’IHM de KB3 permet de définir des interfaces graphiques « intelligentes » capables de connecter (ou refuser de connecter) un lien à un nœud en fonction des instructions contenues dans le fichier .</w:t>
-      </w:r>
-      <w:proofErr w:type="spellStart"/>
-      <w:r>
-        <w:t>bdc</w:t>
-      </w:r>
-      <w:proofErr w:type="spellEnd"/>
-      <w:r>
-        <w:t>. Il est également possible de faire en sorte que le lien aille automatiquement s’accrocher à  tel ou tel point de connexion (en remplissant une ou plusieurs interfaces d’objets FIGARO), sans obliger l’utilisateur à le viser précisément.</w:t>
-      </w:r>
-    </w:p>
-    <w:p>
-      <w:r>
-        <w:t>Afin que les instructions de remplissage d'interfaces aient un sens, il est nécessaire de mettre des contraintes sur les possibilités d'attacher un lien donné sur des points de connexion de nœuds donnés. Ces contraintes peuvent être déclarées au niveau des liens et/ou des nœuds, dans la sous-structure CONNEXION_ACCEPTEE.</w:t>
-      </w:r>
-    </w:p>
-    <w:p>
-      <w:r>
-        <w:t xml:space="preserve">Au niveau des nœuds, on définit des </w:t>
-      </w:r>
-      <w:r>
-        <w:rPr>
-          <w:b/>
-          <w:bCs/>
-        </w:rPr>
         <w:t>points de connexion</w:t>
       </w:r>
       <w:r>
@@ -13703,55 +12135,7 @@
     </w:p>
     <w:p>
       <w:r>
-        <w:t xml:space="preserve">C’est ainsi que par exemple, au sein d’une même </w:t>
-      </w:r>
-      <w:proofErr w:type="spellStart"/>
-      <w:r>
-        <w:t>bdc</w:t>
-      </w:r>
-      <w:proofErr w:type="spellEnd"/>
-      <w:r>
-        <w:t xml:space="preserve">, on pourra avoir un lien représentant un tuyau et allant d’un point de connexion « out » d’un type </w:t>
-      </w:r>
-      <w:proofErr w:type="spellStart"/>
-      <w:r>
-        <w:t>composant_hydraulique</w:t>
-      </w:r>
-      <w:proofErr w:type="spellEnd"/>
-      <w:r>
-        <w:t xml:space="preserve"> à un point de connexion « in » d’un type </w:t>
-      </w:r>
-      <w:proofErr w:type="spellStart"/>
-      <w:r>
-        <w:t>composant_hydraulique</w:t>
-      </w:r>
-      <w:proofErr w:type="spellEnd"/>
-      <w:r>
-        <w:t xml:space="preserve">, et un autre lien représentant un câble électrique et allant d’un point de connexion « out » d’un type </w:t>
-      </w:r>
-      <w:proofErr w:type="spellStart"/>
-      <w:r>
-        <w:t>composant_electrique</w:t>
-      </w:r>
-      <w:proofErr w:type="spellEnd"/>
-      <w:r>
-        <w:t xml:space="preserve"> à un point de connexion « in » d’un type </w:t>
-      </w:r>
-      <w:proofErr w:type="spellStart"/>
-      <w:r>
-        <w:t>composant_electrique</w:t>
-      </w:r>
-      <w:proofErr w:type="spellEnd"/>
-      <w:r>
-        <w:t xml:space="preserve">. Le même résultat serait obtenu en différenciant les noms des points de connexion suivant qu'ils appartiennent à des composants électriques ou hydrauliques, ce qui permettrait d’autoriser la connexion des liens sur le type FIGARO, qui est le père de tous les types. La première solution est préférable car elle évite l'inflation du vocabulaire de la </w:t>
-      </w:r>
-      <w:proofErr w:type="spellStart"/>
-      <w:r>
-        <w:t>bdc</w:t>
-      </w:r>
-      <w:proofErr w:type="spellEnd"/>
-      <w:r>
-        <w:t>, qui est une source d'erreurs.</w:t>
+        <w:t>C’est ainsi que par exemple, au sein d’une même bdc, on pourra avoir un lien représentant un tuyau et allant d’un point de connexion « out » d’un type composant_hydraulique à un point de connexion « in » d’un type composant_hydraulique, et un autre lien représentant un câble électrique et allant d’un point de connexion « out » d’un type composant_electrique à un point de connexion « in » d’un type composant_electrique. Le même résultat serait obtenu en différenciant les noms des points de connexion suivant qu'ils appartiennent à des composants électriques ou hydrauliques, ce qui permettrait d’autoriser la connexion des liens sur le type FIGARO, qui est le père de tous les types. La première solution est préférable car elle évite l'inflation du vocabulaire de la bdc, qui est une source d'erreurs.</w:t>
       </w:r>
     </w:p>
     <w:p>
@@ -13784,15 +12168,7 @@
     </w:p>
     <w:p>
       <w:r>
-        <w:t xml:space="preserve"> La première solution est évidemment la plus satisfaisante dans la majorité des cas ; elle a l'avantage de minimiser le nombre de noms de points de connexion à créer et donc à gérer par la suite. En particulier, elle permet de ne pas avoir à retoucher (sauf peut-être en ce qui concerne la position en X et Y) les points de connexion créés par défaut lors de la génération du squelette du fichier .</w:t>
-      </w:r>
-      <w:proofErr w:type="spellStart"/>
-      <w:r>
-        <w:t>bdc</w:t>
-      </w:r>
-      <w:proofErr w:type="spellEnd"/>
-      <w:r>
-        <w:t xml:space="preserve"> à partir du fichier .fi.</w:t>
+        <w:t xml:space="preserve"> La première solution est évidemment la plus satisfaisante dans la majorité des cas ; elle a l'avantage de minimiser le nombre de noms de points de connexion à créer et donc à gérer par la suite. En particulier, elle permet de ne pas avoir à retoucher (sauf peut-être en ce qui concerne la position en X et Y) les points de connexion créés par défaut lors de la génération du squelette du fichier .bdc à partir du fichier .fi.</w:t>
       </w:r>
     </w:p>
     <w:p>
@@ -13809,11 +12185,11 @@
       <w:pPr>
         <w:pStyle w:val="Titre2"/>
       </w:pPr>
-      <w:bookmarkStart w:id="21" w:name="_Toc2964565"/>
+      <w:bookmarkStart w:id="22" w:name="_Toc4057679"/>
       <w:r>
         <w:t>Renseigner les contraintes de connexion et les règles de remplissage des interfaces</w:t>
       </w:r>
-      <w:bookmarkEnd w:id="21"/>
+      <w:bookmarkEnd w:id="22"/>
     </w:p>
     <w:p>
       <w:pPr>
@@ -13862,15 +12238,7 @@
         </w:numPr>
       </w:pPr>
       <w:r>
-        <w:t>comme en général, il y a beaucoup moins de liens que de nœuds dans une base de connaissances, les informations &lt;CONNEXION_ACCEPTEE&gt;, qui sont les plus complexes d'un fichier .</w:t>
-      </w:r>
-      <w:proofErr w:type="spellStart"/>
-      <w:r>
-        <w:t>bdc</w:t>
-      </w:r>
-      <w:proofErr w:type="spellEnd"/>
-      <w:r>
-        <w:t>, sont regroupées en un petit nombre de structures, ce qui facilite la vue d'ensemble.</w:t>
+        <w:t>comme en général, il y a beaucoup moins de liens que de nœuds dans une base de connaissances, les informations &lt;CONNEXION_ACCEPTEE&gt;, qui sont les plus complexes d'un fichier .bdc, sont regroupées en un petit nombre de structures, ce qui facilite la vue d'ensemble.</w:t>
       </w:r>
     </w:p>
     <w:p>
@@ -13960,15 +12328,7 @@
         <w:pStyle w:val="Paragraphe"/>
       </w:pPr>
       <w:r>
-        <w:t>Une telle connexion provoque le remplissage de l'interface "</w:t>
-      </w:r>
-      <w:proofErr w:type="spellStart"/>
-      <w:r>
-        <w:t>depart</w:t>
-      </w:r>
-      <w:proofErr w:type="spellEnd"/>
-      <w:r>
-        <w:t>" du lien lui-même par le nœud de départ.</w:t>
+        <w:t>Une telle connexion provoque le remplissage de l'interface "depart" du lien lui-même par le nœud de départ.</w:t>
       </w:r>
     </w:p>
     <w:p>
@@ -14048,15 +12408,7 @@
       </w:r>
       <w:r>
         <w:tab/>
-        <w:t>&lt;TYPE_POINT_CONNEXION&gt;</w:t>
-      </w:r>
-      <w:proofErr w:type="spellStart"/>
-      <w:r>
-        <w:t>noeud</w:t>
-      </w:r>
-      <w:proofErr w:type="spellEnd"/>
-      <w:r>
-        <w:t>&lt;/TYPE_POINT_CONNEXION&gt;</w:t>
+        <w:t>&lt;TYPE_POINT_CONNEXION&gt;noeud&lt;/TYPE_POINT_CONNEXION&gt;</w:t>
       </w:r>
     </w:p>
     <w:p>
@@ -14103,15 +12455,7 @@
       </w:r>
       <w:r>
         <w:tab/>
-        <w:t>&lt;INTERFACE&gt;</w:t>
-      </w:r>
-      <w:proofErr w:type="spellStart"/>
-      <w:r>
-        <w:t>depart</w:t>
-      </w:r>
-      <w:proofErr w:type="spellEnd"/>
-      <w:r>
-        <w:t>&lt;/INTERFACE&gt;</w:t>
+        <w:t>&lt;INTERFACE&gt;depart&lt;/INTERFACE&gt;</w:t>
       </w:r>
     </w:p>
     <w:p>
@@ -14176,15 +12520,7 @@
         <w:pStyle w:val="Paragraphe"/>
       </w:pPr>
       <w:r>
-        <w:t>Exemple2 : l'extrait qui suit signifie que le point d'arrivée du lien auquel appartient cet extrait peut être connecté sur le point de connexion "</w:t>
-      </w:r>
-      <w:proofErr w:type="spellStart"/>
-      <w:r>
-        <w:t>entree</w:t>
-      </w:r>
-      <w:proofErr w:type="spellEnd"/>
-      <w:r>
-        <w:t>" de n'importe quel type.</w:t>
+        <w:t>Exemple2 : l'extrait qui suit signifie que le point d'arrivée du lien auquel appartient cet extrait peut être connecté sur le point de connexion "entree" de n'importe quel type.</w:t>
       </w:r>
     </w:p>
     <w:p>
@@ -14192,15 +12528,7 @@
         <w:pStyle w:val="Paragraphe"/>
       </w:pPr>
       <w:r>
-        <w:t>Une telle connexion provoque le remplissage de l'interface "</w:t>
-      </w:r>
-      <w:proofErr w:type="spellStart"/>
-      <w:r>
-        <w:t>arrivee</w:t>
-      </w:r>
-      <w:proofErr w:type="spellEnd"/>
-      <w:r>
-        <w:t>" du lien lui-même par le nœud de départ.</w:t>
+        <w:t>Une telle connexion provoque le remplissage de l'interface "arrivee" du lien lui-même par le nœud de départ.</w:t>
       </w:r>
     </w:p>
     <w:p>
@@ -14257,15 +12585,7 @@
       </w:r>
       <w:r>
         <w:tab/>
-        <w:t>&lt;NOM&gt;</w:t>
-      </w:r>
-      <w:proofErr w:type="spellStart"/>
-      <w:r>
-        <w:t>entree</w:t>
-      </w:r>
-      <w:proofErr w:type="spellEnd"/>
-      <w:r>
-        <w:t>&lt;/NOM&gt;</w:t>
+        <w:t>&lt;NOM&gt;entree&lt;/NOM&gt;</w:t>
       </w:r>
     </w:p>
     <w:p>
@@ -14334,15 +12654,7 @@
       </w:r>
       <w:r>
         <w:tab/>
-        <w:t>&lt;INTERFACE&gt;</w:t>
-      </w:r>
-      <w:proofErr w:type="spellStart"/>
-      <w:r>
-        <w:t>arrivee</w:t>
-      </w:r>
-      <w:proofErr w:type="spellEnd"/>
-      <w:r>
-        <w:t>&lt;/INTERFACE&gt;</w:t>
+        <w:t>&lt;INTERFACE&gt;arrivee&lt;/INTERFACE&gt;</w:t>
       </w:r>
     </w:p>
     <w:p>
@@ -14419,31 +12731,7 @@
         <w:pStyle w:val="Paragraphe"/>
       </w:pPr>
       <w:r>
-        <w:t>Une telle connexion provoque le remplissage des interfaces "</w:t>
-      </w:r>
-      <w:proofErr w:type="spellStart"/>
-      <w:r>
-        <w:t>aretes</w:t>
-      </w:r>
-      <w:proofErr w:type="spellEnd"/>
-      <w:r>
-        <w:t>" et "</w:t>
-      </w:r>
-      <w:proofErr w:type="spellStart"/>
-      <w:r>
-        <w:t>aretes_av</w:t>
-      </w:r>
-      <w:proofErr w:type="spellEnd"/>
-      <w:r>
-        <w:t>" de l'objet de départ du lien (donc, un nœud) par le lien lui-même, et de l'interface "</w:t>
-      </w:r>
-      <w:proofErr w:type="spellStart"/>
-      <w:r>
-        <w:t>depart</w:t>
-      </w:r>
-      <w:proofErr w:type="spellEnd"/>
-      <w:r>
-        <w:t>" du lien par le nœud de départ.</w:t>
+        <w:t>Une telle connexion provoque le remplissage des interfaces "aretes" et "aretes_av" de l'objet de départ du lien (donc, un nœud) par le lien lui-même, et de l'interface "depart" du lien par le nœud de départ.</w:t>
       </w:r>
     </w:p>
     <w:p>
@@ -14522,15 +12810,7 @@
       </w:r>
       <w:r>
         <w:tab/>
-        <w:t>&lt;TYPE_POINT_CONNEXION&gt;</w:t>
-      </w:r>
-      <w:proofErr w:type="spellStart"/>
-      <w:r>
-        <w:t>noeud</w:t>
-      </w:r>
-      <w:proofErr w:type="spellEnd"/>
-      <w:r>
-        <w:t>&lt;/TYPE_POINT_CONNEXION&gt;</w:t>
+        <w:t>&lt;TYPE_POINT_CONNEXION&gt;noeud&lt;/TYPE_POINT_CONNEXION&gt;</w:t>
       </w:r>
     </w:p>
     <w:p>
@@ -14606,21 +12886,7 @@
           <w:color w:val="FF0000"/>
         </w:rPr>
         <w:tab/>
-        <w:t>&lt;INTERFACE&gt;</w:t>
-      </w:r>
-      <w:proofErr w:type="spellStart"/>
-      <w:r>
-        <w:rPr>
-          <w:color w:val="FF0000"/>
-        </w:rPr>
-        <w:t>aretes</w:t>
-      </w:r>
-      <w:proofErr w:type="spellEnd"/>
-      <w:r>
-        <w:rPr>
-          <w:color w:val="FF0000"/>
-        </w:rPr>
-        <w:t>&lt;/INTERFACE&gt;</w:t>
+        <w:t>&lt;INTERFACE&gt;aretes&lt;/INTERFACE&gt;</w:t>
       </w:r>
     </w:p>
     <w:p>
@@ -14666,21 +12932,7 @@
           <w:color w:val="FF0000"/>
         </w:rPr>
         <w:tab/>
-        <w:t>&lt;INTERFACE&gt;</w:t>
-      </w:r>
-      <w:proofErr w:type="spellStart"/>
-      <w:r>
-        <w:rPr>
-          <w:color w:val="FF0000"/>
-        </w:rPr>
-        <w:t>aretes_av</w:t>
-      </w:r>
-      <w:proofErr w:type="spellEnd"/>
-      <w:r>
-        <w:rPr>
-          <w:color w:val="FF0000"/>
-        </w:rPr>
-        <w:t>&lt;/INTERFACE&gt;</w:t>
+        <w:t>&lt;INTERFACE&gt;aretes_av&lt;/INTERFACE&gt;</w:t>
       </w:r>
     </w:p>
     <w:p>
@@ -14806,21 +13058,7 @@
           <w:color w:val="FF0000"/>
         </w:rPr>
         <w:tab/>
-        <w:t>&lt;INTERFACE&gt;</w:t>
-      </w:r>
-      <w:proofErr w:type="spellStart"/>
-      <w:r>
-        <w:rPr>
-          <w:color w:val="FF0000"/>
-        </w:rPr>
-        <w:t>depart</w:t>
-      </w:r>
-      <w:proofErr w:type="spellEnd"/>
-      <w:r>
-        <w:rPr>
-          <w:color w:val="FF0000"/>
-        </w:rPr>
-        <w:t>&lt;/INTERFACE&gt;</w:t>
+        <w:t>&lt;INTERFACE&gt;depart&lt;/INTERFACE&gt;</w:t>
       </w:r>
     </w:p>
     <w:p>
@@ -14918,23 +13156,7 @@
         <w:t xml:space="preserve">&lt;CONNEXION_ACCEPTEE&gt; </w:t>
       </w:r>
       <w:r>
-        <w:t>contient plusieurs règles de remplissage d'interfaces, ces règles doivent être dans l'ordre suivant d'après le schéma définissant la structure du fichier .</w:t>
-      </w:r>
-      <w:proofErr w:type="spellStart"/>
-      <w:r>
-        <w:t>bdc</w:t>
-      </w:r>
-      <w:proofErr w:type="spellEnd"/>
-      <w:r>
-        <w:t xml:space="preserve">, faute de quoi la </w:t>
-      </w:r>
-      <w:proofErr w:type="spellStart"/>
-      <w:r>
-        <w:t>bdc</w:t>
-      </w:r>
-      <w:proofErr w:type="spellEnd"/>
-      <w:r>
-        <w:t xml:space="preserve"> ne pourra pas être chargée dans KB3.</w:t>
+        <w:t>contient plusieurs règles de remplissage d'interfaces, ces règles doivent être dans l'ordre suivant d'après le schéma définissant la structure du fichier .bdc, faute de quoi la bdc ne pourra pas être chargée dans KB3.</w:t>
       </w:r>
     </w:p>
     <w:p>
@@ -15037,39 +13259,7 @@
         <w:pStyle w:val="Paragraphe"/>
       </w:pPr>
       <w:r>
-        <w:t>Exemple4 : cet exemple est pris dans une base de connaissances contenant un type composant, muni d'un point de connexion "sortie" et d'un point de connexion "</w:t>
-      </w:r>
-      <w:proofErr w:type="spellStart"/>
-      <w:r>
-        <w:t>entree</w:t>
-      </w:r>
-      <w:proofErr w:type="spellEnd"/>
-      <w:r>
-        <w:t>". Tous les sous-types de composant héritent de ces points de connexion, à l'exception du composant "bascule", qui hérite du point "sortie", mais a, au lieu du point de connexion "</w:t>
-      </w:r>
-      <w:proofErr w:type="spellStart"/>
-      <w:r>
-        <w:t>entree</w:t>
-      </w:r>
-      <w:proofErr w:type="spellEnd"/>
-      <w:r>
-        <w:t>", deux points appelés "</w:t>
-      </w:r>
-      <w:proofErr w:type="spellStart"/>
-      <w:r>
-        <w:t>entree_s</w:t>
-      </w:r>
-      <w:proofErr w:type="spellEnd"/>
-      <w:r>
-        <w:t>" et "</w:t>
-      </w:r>
-      <w:proofErr w:type="spellStart"/>
-      <w:r>
-        <w:t>entree_n</w:t>
-      </w:r>
-      <w:proofErr w:type="spellEnd"/>
-      <w:r>
-        <w:t xml:space="preserve">". On a besoin dans cette base de connaissances d'un seul type de lien, qui va remplir, </w:t>
+        <w:t xml:space="preserve">Exemple4 : cet exemple est pris dans une base de connaissances contenant un type composant, muni d'un point de connexion "sortie" et d'un point de connexion "entree". Tous les sous-types de composant héritent de ces points de connexion, à l'exception du composant "bascule", qui hérite du point "sortie", mais a, au lieu du point de connexion "entree", deux points appelés "entree_s" et "entree_n". On a besoin dans cette base de connaissances d'un seul type de lien, qui va remplir, </w:t>
       </w:r>
       <w:r>
         <w:rPr>
@@ -15277,15 +13467,7 @@
       </w:r>
       <w:r>
         <w:tab/>
-        <w:t>&lt;NOM&gt;</w:t>
-      </w:r>
-      <w:proofErr w:type="spellStart"/>
-      <w:r>
-        <w:t>entree</w:t>
-      </w:r>
-      <w:proofErr w:type="spellEnd"/>
-      <w:r>
-        <w:t>&lt;/NOM&gt;</w:t>
+        <w:t>&lt;NOM&gt;entree&lt;/NOM&gt;</w:t>
       </w:r>
     </w:p>
     <w:p>
@@ -15489,14 +13671,12 @@
         <w:tab/>
         <w:t>&lt;NOM&gt;</w:t>
       </w:r>
-      <w:proofErr w:type="spellStart"/>
       <w:r>
         <w:rPr>
           <w:color w:val="FF0000"/>
         </w:rPr>
         <w:t>entree_n</w:t>
       </w:r>
-      <w:proofErr w:type="spellEnd"/>
       <w:r>
         <w:t>&lt;/NOM&gt;</w:t>
       </w:r>
@@ -15673,14 +13853,12 @@
         <w:tab/>
         <w:t>&lt;NOM&gt;</w:t>
       </w:r>
-      <w:proofErr w:type="spellStart"/>
       <w:r>
         <w:rPr>
           <w:color w:val="FF0000"/>
         </w:rPr>
         <w:t>entree_s</w:t>
       </w:r>
-      <w:proofErr w:type="spellEnd"/>
       <w:r>
         <w:t>&lt;/NOM&gt;</w:t>
       </w:r>
@@ -15906,11 +14084,11 @@
       <w:pPr>
         <w:pStyle w:val="Titre2"/>
       </w:pPr>
-      <w:bookmarkStart w:id="22" w:name="_Toc2964566"/>
+      <w:bookmarkStart w:id="23" w:name="_Toc4057680"/>
       <w:r>
         <w:t>Spécifier les algorithmes d'objets déduits</w:t>
       </w:r>
-      <w:bookmarkEnd w:id="22"/>
+      <w:bookmarkEnd w:id="23"/>
     </w:p>
     <w:p>
       <w:pPr>
@@ -15947,38 +14125,30 @@
       <w:pPr>
         <w:pStyle w:val="Titre2"/>
       </w:pPr>
-      <w:bookmarkStart w:id="23" w:name="_Toc2964567"/>
+      <w:bookmarkStart w:id="24" w:name="_Toc4057681"/>
       <w:r>
         <w:lastRenderedPageBreak/>
         <w:t>Choisir ou créer des icônes et styles de liens</w:t>
       </w:r>
-      <w:bookmarkEnd w:id="23"/>
+      <w:bookmarkEnd w:id="24"/>
     </w:p>
     <w:p>
       <w:pPr>
         <w:pStyle w:val="Paragraphe"/>
       </w:pPr>
       <w:r>
-        <w:t>Une fois parvenu à ce stade, le .</w:t>
-      </w:r>
-      <w:proofErr w:type="spellStart"/>
-      <w:r>
-        <w:t>bdc</w:t>
-      </w:r>
-      <w:proofErr w:type="spellEnd"/>
-      <w:r>
-        <w:t xml:space="preserve"> est suffisant pour permettre de saisir rapidement des systèmes et pour lancer différents types de traitement. Les objets créés ont tous le même aspect, mais ils portent des noms formés du nom de leur type suivi d'un numéro, ce qui est suffisant pour les distinguer. Toutefois, il devient rapidement utile pour la lisibilité des modèles, de particulariser les icônes et styles de liens associés aux différents types.</w:t>
+        <w:t>Une fois parvenu à ce stade, le .bdc est suffisant pour permettre de saisir rapidement des systèmes et pour lancer différents types de traitement. Les objets créés ont tous le même aspect, mais ils portent des noms formés du nom de leur type suivi d'un numéro, ce qui est suffisant pour les distinguer. Toutefois, il devient rapidement utile pour la lisibilité des modèles, de particulariser les icônes et styles de liens associés aux différents types.</w:t>
       </w:r>
     </w:p>
     <w:p>
       <w:pPr>
         <w:pStyle w:val="Titre3"/>
       </w:pPr>
-      <w:bookmarkStart w:id="24" w:name="_Toc2964568"/>
+      <w:bookmarkStart w:id="25" w:name="_Toc4057682"/>
       <w:r>
         <w:t>Icônes</w:t>
       </w:r>
-      <w:bookmarkEnd w:id="24"/>
+      <w:bookmarkEnd w:id="25"/>
     </w:p>
     <w:p>
       <w:pPr>
@@ -15987,29 +14157,11 @@
       <w:r>
         <w:t xml:space="preserve">Se servir de l'IHM pour choisir des icônes </w:t>
       </w:r>
-      <w:proofErr w:type="gramStart"/>
       <w:r>
         <w:t>standard</w:t>
       </w:r>
-      <w:proofErr w:type="gramEnd"/>
-      <w:r>
-        <w:t xml:space="preserve"> (mises dans le répertoire </w:t>
-      </w:r>
-      <w:proofErr w:type="spellStart"/>
-      <w:r>
-        <w:t>icons</w:t>
-      </w:r>
-      <w:proofErr w:type="spellEnd"/>
-      <w:r>
-        <w:t xml:space="preserve"> lors de la création de la base de connaissances) ou aller en récupérer d'autres (qui dans ce cas vont être copiées dans le répertoire </w:t>
-      </w:r>
-      <w:proofErr w:type="spellStart"/>
-      <w:r>
-        <w:t>icons</w:t>
-      </w:r>
-      <w:proofErr w:type="spellEnd"/>
-      <w:r>
-        <w:t>) dans d'autres répertoires.</w:t>
+      <w:r>
+        <w:t xml:space="preserve"> (mises dans le répertoire icons lors de la création de la base de connaissances) ou aller en récupérer d'autres (qui dans ce cas vont être copiées dans le répertoire icons) dans d'autres répertoires.</w:t>
       </w:r>
     </w:p>
     <w:p>
@@ -16026,40 +14178,24 @@
         <w:t xml:space="preserve"> : o</w:t>
       </w:r>
       <w:r>
-        <w:t xml:space="preserve">utre les icônes correspondant aux objets définis dans la </w:t>
-      </w:r>
-      <w:proofErr w:type="spellStart"/>
-      <w:r>
-        <w:t>bdc</w:t>
-      </w:r>
-      <w:proofErr w:type="spellEnd"/>
-      <w:r>
-        <w:t xml:space="preserve">, il faut systématiquement </w:t>
+        <w:t xml:space="preserve">utre les icônes correspondant aux objets définis dans la bdc, il faut systématiquement </w:t>
       </w:r>
       <w:r>
         <w:t>avoir</w:t>
       </w:r>
       <w:r>
-        <w:t xml:space="preserve"> une icône de nom MCG (donc les deux fichiers MCG.ico et </w:t>
-      </w:r>
-      <w:proofErr w:type="spellStart"/>
-      <w:r>
-        <w:t>MCG.sym</w:t>
-      </w:r>
-      <w:proofErr w:type="spellEnd"/>
-      <w:r>
-        <w:t>) qui servira à représenter les macro-composants graphiques.</w:t>
+        <w:t xml:space="preserve"> une icône de nom MCG (donc les deux fichiers MCG.ico et MCG.sym) qui servira à représenter les macro-composants graphiques.</w:t>
       </w:r>
     </w:p>
     <w:p>
       <w:pPr>
         <w:pStyle w:val="Titre3"/>
       </w:pPr>
-      <w:bookmarkStart w:id="25" w:name="_Toc2964569"/>
+      <w:bookmarkStart w:id="26" w:name="_Toc4057683"/>
       <w:r>
         <w:t>Liens</w:t>
       </w:r>
-      <w:bookmarkEnd w:id="25"/>
+      <w:bookmarkEnd w:id="26"/>
     </w:p>
     <w:p>
       <w:pPr>
@@ -16067,23 +14203,7 @@
         <w:jc w:val="left"/>
       </w:pPr>
       <w:r>
-        <w:t xml:space="preserve">Se servir de l'IHM pour choisir des icônes standard (mises dans le répertoire </w:t>
-      </w:r>
-      <w:proofErr w:type="spellStart"/>
-      <w:r>
-        <w:t>icons</w:t>
-      </w:r>
-      <w:proofErr w:type="spellEnd"/>
-      <w:r>
-        <w:t xml:space="preserve"> lors de la création de la base de connaissances) ou aller en récupérer d'autres (qui dans ce cas vont être copiées dans le répertoire </w:t>
-      </w:r>
-      <w:proofErr w:type="spellStart"/>
-      <w:r>
-        <w:t>icons</w:t>
-      </w:r>
-      <w:proofErr w:type="spellEnd"/>
-      <w:r>
-        <w:t>) dans d'autres répertoires, et éditer les caractéristiques du lien accessibles par le bouton "Edit Default GV".</w:t>
+        <w:t>Se servir de l'IHM pour choisir des icônes standard (mises dans le répertoire icons lors de la création de la base de connaissances) ou aller en récupérer d'autres (qui dans ce cas vont être copiées dans le répertoire icons) dans d'autres répertoires, et éditer les caractéristiques du lien accessibles par le bouton "Edit Default GV".</w:t>
       </w:r>
     </w:p>
     <w:p>
@@ -16106,33 +14226,20 @@
       <w:pPr>
         <w:pStyle w:val="Titre2"/>
       </w:pPr>
-      <w:bookmarkStart w:id="26" w:name="_Ref153967930"/>
-      <w:bookmarkStart w:id="27" w:name="_Toc2964570"/>
-      <w:r>
-        <w:t>Exploiter l'héritage dans le fichier .</w:t>
-      </w:r>
-      <w:proofErr w:type="spellStart"/>
-      <w:r>
-        <w:t>bdc</w:t>
-      </w:r>
-      <w:bookmarkEnd w:id="26"/>
+      <w:bookmarkStart w:id="27" w:name="_Ref153967930"/>
+      <w:bookmarkStart w:id="28" w:name="_Toc4057684"/>
+      <w:r>
+        <w:t>Exploiter l'héritage dans le fichier .bdc</w:t>
+      </w:r>
       <w:bookmarkEnd w:id="27"/>
-      <w:proofErr w:type="spellEnd"/>
+      <w:bookmarkEnd w:id="28"/>
     </w:p>
     <w:p>
       <w:pPr>
         <w:pStyle w:val="Paragraphe"/>
       </w:pPr>
       <w:r>
-        <w:t>Jusqu'ici, nous n'avons exploité l'héritage que dans le fichier en langage Figaro. Il est possible de le faire aussi dans le .</w:t>
-      </w:r>
-      <w:proofErr w:type="spellStart"/>
-      <w:r>
-        <w:t>bdc</w:t>
-      </w:r>
-      <w:proofErr w:type="spellEnd"/>
-      <w:r>
-        <w:t xml:space="preserve">. Dans ce dernier, les liens d'héritage doivent être explicites, et doivent constituer </w:t>
+        <w:t xml:space="preserve">Jusqu'ici, nous n'avons exploité l'héritage que dans le fichier en langage Figaro. Il est possible de le faire aussi dans le .bdc. Dans ce dernier, les liens d'héritage doivent être explicites, et doivent constituer </w:t>
       </w:r>
       <w:r>
         <w:rPr>
@@ -16142,15 +14249,7 @@
         <w:t>un sous-ensemble des liens d'héritage existants dans le fichier .fi</w:t>
       </w:r>
       <w:r>
-        <w:t>. Il est possible de sauter des étapes dans la hiérarchie, car il n'est pas obligatoire de déclarer les types non terminaux dans le .</w:t>
-      </w:r>
-      <w:proofErr w:type="spellStart"/>
-      <w:r>
-        <w:t>bdc</w:t>
-      </w:r>
-      <w:proofErr w:type="spellEnd"/>
-      <w:r>
-        <w:t>.</w:t>
+        <w:t>. Il est possible de sauter des étapes dans la hiérarchie, car il n'est pas obligatoire de déclarer les types non terminaux dans le .bdc.</w:t>
       </w:r>
     </w:p>
     <w:p>
@@ -16175,13 +14274,8 @@
       </w:pPr>
       <w:r>
         <w:tab/>
-        <w:t>|-</w:t>
-      </w:r>
-      <w:proofErr w:type="spellStart"/>
-      <w:r>
-        <w:t>etat</w:t>
-      </w:r>
-      <w:proofErr w:type="spellEnd"/>
+        <w:t>|-etat</w:t>
+      </w:r>
     </w:p>
     <w:p>
       <w:pPr>
@@ -16193,13 +14287,8 @@
       </w:r>
       <w:r>
         <w:tab/>
-        <w:t>|-</w:t>
-      </w:r>
-      <w:proofErr w:type="spellStart"/>
-      <w:r>
-        <w:t>etat_depart</w:t>
-      </w:r>
-      <w:proofErr w:type="spellEnd"/>
+        <w:t>|-etat_depart</w:t>
+      </w:r>
     </w:p>
     <w:p>
       <w:pPr>
@@ -16215,13 +14304,8 @@
       </w:r>
       <w:r>
         <w:tab/>
-        <w:t>|-</w:t>
-      </w:r>
-      <w:proofErr w:type="spellStart"/>
-      <w:r>
-        <w:t>etat_depart_tangible</w:t>
-      </w:r>
-      <w:proofErr w:type="spellEnd"/>
+        <w:t>|-etat_depart_tangible</w:t>
+      </w:r>
     </w:p>
     <w:p>
       <w:pPr>
@@ -16237,13 +14321,8 @@
       </w:r>
       <w:r>
         <w:tab/>
-        <w:t>|-</w:t>
-      </w:r>
-      <w:proofErr w:type="spellStart"/>
-      <w:r>
-        <w:t>etat_depart_instantane</w:t>
-      </w:r>
-      <w:proofErr w:type="spellEnd"/>
+        <w:t>|-etat_depart_instantane</w:t>
+      </w:r>
     </w:p>
     <w:p>
       <w:pPr>
@@ -16255,13 +14334,8 @@
       </w:r>
       <w:r>
         <w:tab/>
-        <w:t>|-</w:t>
-      </w:r>
-      <w:proofErr w:type="spellStart"/>
-      <w:r>
-        <w:t>etat_panne</w:t>
-      </w:r>
-      <w:proofErr w:type="spellEnd"/>
+        <w:t>|-etat_panne</w:t>
+      </w:r>
     </w:p>
     <w:p>
       <w:pPr>
@@ -16269,13 +14343,8 @@
       </w:pPr>
       <w:r>
         <w:tab/>
-        <w:t>|-</w:t>
-      </w:r>
-      <w:proofErr w:type="spellStart"/>
-      <w:r>
-        <w:t>transition_exp</w:t>
-      </w:r>
-      <w:proofErr w:type="spellEnd"/>
+        <w:t>|-transition_exp</w:t>
+      </w:r>
     </w:p>
     <w:p>
       <w:pPr>
@@ -16287,13 +14356,8 @@
       </w:r>
       <w:r>
         <w:tab/>
-        <w:t>|-</w:t>
-      </w:r>
-      <w:proofErr w:type="spellStart"/>
-      <w:r>
-        <w:t>defaillance</w:t>
-      </w:r>
-      <w:proofErr w:type="spellEnd"/>
+        <w:t>|-defaillance</w:t>
+      </w:r>
     </w:p>
     <w:p>
       <w:pPr>
@@ -16305,13 +14369,8 @@
       </w:r>
       <w:r>
         <w:tab/>
-        <w:t>|-</w:t>
-      </w:r>
-      <w:proofErr w:type="spellStart"/>
-      <w:r>
-        <w:t>reparation</w:t>
-      </w:r>
-      <w:proofErr w:type="spellEnd"/>
+        <w:t>|-reparation</w:t>
+      </w:r>
     </w:p>
     <w:p>
       <w:pPr>
@@ -16323,36 +14382,7 @@
         <w:pStyle w:val="Paragraphe"/>
       </w:pPr>
       <w:r>
-        <w:t xml:space="preserve">On pourra spécifier que </w:t>
-      </w:r>
-      <w:proofErr w:type="spellStart"/>
-      <w:r>
-        <w:t>etat_depart_tangible</w:t>
-      </w:r>
-      <w:proofErr w:type="spellEnd"/>
-      <w:r>
-        <w:t xml:space="preserve"> et </w:t>
-      </w:r>
-      <w:proofErr w:type="spellStart"/>
-      <w:r>
-        <w:t>etat_depart_instantane</w:t>
-      </w:r>
-      <w:proofErr w:type="spellEnd"/>
-      <w:r>
-        <w:t xml:space="preserve"> héritent certaines de leurs caractéristiques (variantes graphiques ou points de connexion) </w:t>
-      </w:r>
-      <w:proofErr w:type="gramStart"/>
-      <w:r>
-        <w:t xml:space="preserve">de </w:t>
-      </w:r>
-      <w:proofErr w:type="spellStart"/>
-      <w:r>
-        <w:t>etat</w:t>
-      </w:r>
-      <w:proofErr w:type="spellEnd"/>
-      <w:proofErr w:type="gramEnd"/>
-      <w:r>
-        <w:t>.</w:t>
+        <w:t>On pourra spécifier que etat_depart_tangible et etat_depart_instantane héritent certaines de leurs caractéristiques (variantes graphiques ou points de connexion) de etat.</w:t>
       </w:r>
     </w:p>
     <w:p>
@@ -16384,24 +14414,93 @@
         <w:pStyle w:val="Paragraphe"/>
       </w:pPr>
       <w:r>
-        <w:t xml:space="preserve">Il semble que l'introduction de l'héritage est optimale à ce point de développement de la </w:t>
-      </w:r>
-      <w:proofErr w:type="spellStart"/>
-      <w:r>
-        <w:t>bdc</w:t>
-      </w:r>
-      <w:proofErr w:type="spellEnd"/>
-      <w:r>
-        <w:t>. Lorsqu'elle est encore très instable car en cours de mise au point, il semble difficile de le faire, car des changements d'héritage dans le fichier .fi nécessiteraient à chaque fois des modifications dans le .</w:t>
-      </w:r>
-      <w:proofErr w:type="spellStart"/>
-      <w:r>
-        <w:t>bdc</w:t>
-      </w:r>
-      <w:proofErr w:type="spellEnd"/>
+        <w:t>Il semble que l'introduction de l'héritage est optimale à ce point de développement de la bdc. Lorsqu'elle est encore très instable car en cours de mise au point, il semble difficile de le faire, car des changements d'héritage dans le fichier .fi nécessiteraient à chaque fois des modifications dans le .bdc.</w:t>
+      </w:r>
+    </w:p>
+    <w:p>
+      <w:r>
+        <w:rPr>
+          <w:b/>
+        </w:rPr>
+        <w:t>Note importante :</w:t>
+      </w:r>
+      <w:r>
+        <w:rPr>
+          <w:b/>
+        </w:rPr>
+        <w:t xml:space="preserve"> </w:t>
+      </w:r>
+      <w:r>
+        <w:t>depuis 2018, il est possible d'utiliser l'héritage</w:t>
+      </w:r>
+      <w:r>
+        <w:rPr>
+          <w:b/>
+        </w:rPr>
+        <w:t xml:space="preserve"> </w:t>
+      </w:r>
+      <w:r>
+        <w:t>de manière classique (donc comme dans le fichier .fi) dans le .bdc. Cette nouvelle possibilité permet de réduire, souvent par un facteur 2 ou 3, la taille du fichier .bdc. Il suffit de déclarer l'attribut AUTOH et de le mettre à VRAI dans le premier tag:</w:t>
+      </w:r>
+    </w:p>
+    <w:p>
+      <w:pPr>
+        <w:jc w:val="left"/>
+        <w:rPr>
+          <w:b/>
+        </w:rPr>
+      </w:pPr>
+      <w:r>
+        <w:lastRenderedPageBreak/>
+        <w:t>&lt;BDC xmlns:xsi="http://www.w3.org/2001/XMLSchema-instance" xsi:noNamespaceSchemaLocation="bdcfr.xsd" AUTOH="VRAI"&gt;</w:t>
+      </w:r>
+      <w:r>
+        <w:rPr>
+          <w:b/>
+        </w:rPr>
+        <w:t xml:space="preserve"> </w:t>
+      </w:r>
+    </w:p>
+    <w:p>
+      <w:pPr>
+        <w:rPr>
+          <w:rFonts w:ascii="Helvetica" w:hAnsi="Helvetica"/>
+          <w:b/>
+          <w:bCs/>
+          <w:sz w:val="28"/>
+          <w:szCs w:val="28"/>
+        </w:rPr>
+      </w:pPr>
+      <w:r>
+        <w:t>p</w:t>
+      </w:r>
+      <w:r>
+        <w:t>our utiliser ce nouveau mode de gestion de l'héritage</w:t>
+      </w:r>
+      <w:r>
+        <w:t>, et que le fichier .bdc soit correctement interprété par KB3</w:t>
+      </w:r>
       <w:r>
         <w:t>.</w:t>
       </w:r>
+      <w:r>
+        <w:t xml:space="preserve"> </w:t>
+      </w:r>
+      <w:r>
+        <w:rPr>
+          <w:rFonts w:ascii="Helvetica" w:hAnsi="Helvetica"/>
+          <w:b/>
+          <w:bCs/>
+          <w:sz w:val="28"/>
+          <w:szCs w:val="28"/>
+        </w:rPr>
+        <w:t xml:space="preserve"> </w:t>
+      </w:r>
+    </w:p>
+    <w:p>
+      <w:r>
+        <w:t xml:space="preserve">Cette option n'est pas disponible dans VisualFigaro. Elle est seulement accessible avec le nouvel éditeur FigaroIDE de la société Aristè, qui a l'avantage d'automatiser le passage du mode AUTOH = "FAUX" à AUTOH = "VRAI". </w:t>
+      </w:r>
     </w:p>
     <w:p>
       <w:pPr>
@@ -16410,11 +14509,11 @@
       <w:r>
         <w:t xml:space="preserve"> </w:t>
       </w:r>
-      <w:bookmarkStart w:id="28" w:name="_Toc2964571"/>
+      <w:bookmarkStart w:id="29" w:name="_Toc4057685"/>
       <w:r>
         <w:t>Ajouter des modes de visualisation</w:t>
       </w:r>
-      <w:bookmarkEnd w:id="28"/>
+      <w:bookmarkEnd w:id="29"/>
     </w:p>
     <w:p>
       <w:pPr>
@@ -16429,7 +14528,6 @@
         <w:pStyle w:val="Paragraphe"/>
       </w:pPr>
       <w:r>
-        <w:lastRenderedPageBreak/>
         <w:t>Il faut commencer par déclarer la liste des noms de tous les modes de visualisation que l'on prévoit.</w:t>
       </w:r>
     </w:p>
@@ -16439,7 +14537,6 @@
       </w:r>
     </w:p>
     <w:p>
-      <w:bookmarkStart w:id="29" w:name="_GoBack"/>
       <w:r>
         <w:t xml:space="preserve">Une variante graphique permet de : </w:t>
       </w:r>
@@ -16465,15 +14562,7 @@
         </w:numPr>
       </w:pPr>
       <w:r>
-        <w:t>Changer d'icône (il faut alors disposer d'un autre fichier .</w:t>
-      </w:r>
-      <w:proofErr w:type="spellStart"/>
-      <w:r>
-        <w:t>sym</w:t>
-      </w:r>
-      <w:proofErr w:type="spellEnd"/>
-      <w:r>
-        <w:t xml:space="preserve"> que l'on associe à la variante graphique)</w:t>
+        <w:t>Faire clignoter l'icône</w:t>
       </w:r>
     </w:p>
     <w:p>
@@ -16485,6 +14574,18 @@
         </w:numPr>
       </w:pPr>
       <w:r>
+        <w:t>Changer d'icône (il faut alors disposer d'un autre fichier .sym que l'on associe à la variante graphique)</w:t>
+      </w:r>
+    </w:p>
+    <w:p>
+      <w:pPr>
+        <w:pStyle w:val="Paragraphedeliste"/>
+        <w:numPr>
+          <w:ilvl w:val="0"/>
+          <w:numId w:val="20"/>
+        </w:numPr>
+      </w:pPr>
+      <w:r>
         <w:t>Inscrire un texte à proximité de l'icône</w:t>
       </w:r>
       <w:r>
@@ -16515,15 +14616,7 @@
         <w:t xml:space="preserve">, pour afficher une première variable, numérique et une deuxième de type </w:t>
       </w:r>
       <w:r>
-        <w:t>énuméré qui peut prendre les valeurs 'watts' et '</w:t>
-      </w:r>
-      <w:proofErr w:type="spellStart"/>
-      <w:r>
-        <w:t>megawatts</w:t>
-      </w:r>
-      <w:proofErr w:type="spellEnd"/>
-      <w:r>
-        <w:t>'</w:t>
+        <w:t>énuméré qui peut prendre les valeurs 'watts' et 'megawatts'</w:t>
       </w:r>
       <w:r>
         <w:t> </w:t>
@@ -16783,25 +14876,7 @@
           <w:sz w:val="16"/>
           <w:szCs w:val="16"/>
         </w:rPr>
-        <w:t>&lt;PARAMETRES&gt;</w:t>
-      </w:r>
-      <w:proofErr w:type="spellStart"/>
-      <w:r>
-        <w:rPr>
-          <w:rFonts w:ascii="Courier New" w:hAnsi="Courier New" w:cs="Courier New"/>
-          <w:sz w:val="16"/>
-          <w:szCs w:val="16"/>
-        </w:rPr>
-        <w:t>capacite</w:t>
-      </w:r>
-      <w:proofErr w:type="spellEnd"/>
-      <w:r>
-        <w:rPr>
-          <w:rFonts w:ascii="Courier New" w:hAnsi="Courier New" w:cs="Courier New"/>
-          <w:sz w:val="16"/>
-          <w:szCs w:val="16"/>
-        </w:rPr>
-        <w:t>&lt;/PARAMETRES&gt;</w:t>
+        <w:t>&lt;PARAMETRES&gt;capacite&lt;/PARAMETRES&gt;</w:t>
       </w:r>
     </w:p>
     <w:p>
@@ -16833,7 +14908,6 @@
         </w:rPr>
         <w:t>&lt;PARAMETRES&gt;</w:t>
       </w:r>
-      <w:proofErr w:type="spellStart"/>
       <w:r>
         <w:rPr>
           <w:rFonts w:ascii="Courier New" w:hAnsi="Courier New" w:cs="Courier New"/>
@@ -16842,7 +14916,6 @@
         </w:rPr>
         <w:t>unite</w:t>
       </w:r>
-      <w:proofErr w:type="spellEnd"/>
       <w:r>
         <w:rPr>
           <w:rFonts w:ascii="Courier New" w:hAnsi="Courier New" w:cs="Courier New"/>
@@ -16989,43 +15062,682 @@
         <w:ind w:left="708"/>
       </w:pPr>
       <w:r>
-        <w:t xml:space="preserve">Cela écrira par exemple : Puissance = 15,5 </w:t>
-      </w:r>
-      <w:proofErr w:type="spellStart"/>
-      <w:r>
-        <w:t>megawatts</w:t>
-      </w:r>
-      <w:proofErr w:type="spellEnd"/>
-    </w:p>
-    <w:p>
-      <w:r>
-        <w:t xml:space="preserve">Chaque variante graphique est conditionnée à la fois par le mode de visualisation choisi par l'utilisateur de KB3 et par une condition booléenne définie en langage Figaro. Si plusieurs variantes graphiques sont applicables dans une situation donnée, seule la première est appliquée. </w:t>
-      </w:r>
-      <w:bookmarkEnd w:id="29"/>
+        <w:t>Cela écrira par exemple : Puissance = 15,5 megawatts</w:t>
+      </w:r>
+    </w:p>
+    <w:p>
+      <w:r>
+        <w:t xml:space="preserve">Chaque variante graphique est conditionnée à la fois par le mode de visualisation choisi par l'utilisateur de KB3 et par une condition booléenne définie en langage Figaro. Si plusieurs variantes graphiques sont applicables dans une situation donnée, seule la </w:t>
+      </w:r>
+      <w:r>
+        <w:t>dernière</w:t>
+      </w:r>
+      <w:r>
+        <w:t xml:space="preserve"> est appliquée</w:t>
+      </w:r>
+      <w:r>
+        <w:t xml:space="preserve"> (les effets des variantes ne sont pas cumulatifs)</w:t>
+      </w:r>
+      <w:r>
+        <w:t xml:space="preserve">.  </w:t>
+      </w:r>
+    </w:p>
+    <w:p>
+      <w:r>
+        <w:t>Il faut utiliser au maximum l'héritage pour les variantes graphiques.</w:t>
+      </w:r>
+    </w:p>
+    <w:p>
+      <w:pPr>
+        <w:pStyle w:val="Titre2"/>
+      </w:pPr>
+      <w:bookmarkStart w:id="30" w:name="_Toc4057686"/>
+      <w:r>
+        <w:t>Ajouter des calques</w:t>
+      </w:r>
+      <w:r>
+        <w:rPr>
+          <w:rStyle w:val="Appelnotedebasdep"/>
+        </w:rPr>
+        <w:footnoteReference w:id="5"/>
+      </w:r>
+      <w:bookmarkEnd w:id="30"/>
+    </w:p>
+    <w:p>
+      <w:pPr>
+        <w:pStyle w:val="Paragraphe"/>
+      </w:pPr>
+      <w:r>
+        <w:t>Afin de pouvoir basculer rapidement entre différents affichages, plus ou moins épurés, d'un schéma complexe, on peut répartir les objets dans différents calques, que l'on choisit d'afficher ou non. On peut aussi gérer l'ordre des calques, pour tenir compte de situations où il y a des superpositions d'éléments de dessin.</w:t>
+      </w:r>
+    </w:p>
+    <w:p>
+      <w:pPr>
+        <w:pStyle w:val="Paragraphe"/>
+      </w:pPr>
+      <w:r>
+        <w:t xml:space="preserve">Chaque calque peut contenir une image de fond (un fichier de format .bmp) et une liste d'objets. Certains objets peuvent appartenir à plusieurs calques. </w:t>
+      </w:r>
+      <w:r>
+        <w:t xml:space="preserve">L'utilisateur de KB3 peut définir dans chaque étude ses propres calques, mais pour lui faciliter le travail on peut définir dans la base de connaissances une liste de calques, avec les types (et ceux qui en héritent) à afficher sur ces calques. </w:t>
+      </w:r>
+      <w:r>
+        <w:t xml:space="preserve">Les types déclarés dans les calques doivent être présents par ailleurs dans le fichier .bdc. </w:t>
+      </w:r>
+    </w:p>
+    <w:p>
+      <w:pPr>
+        <w:pStyle w:val="Paragraphe"/>
+      </w:pPr>
+      <w:r>
+        <w:lastRenderedPageBreak/>
+        <w:t>Voici un exemple de définition de deux calques, l'un contenant</w:t>
+      </w:r>
+      <w:r>
+        <w:t xml:space="preserve"> une image de fond ainsi que</w:t>
+      </w:r>
+      <w:r>
+        <w:t xml:space="preserve"> les </w:t>
+      </w:r>
+      <w:r>
+        <w:t>composants électriques et hydrauliques,</w:t>
+      </w:r>
       <w:r>
         <w:t xml:space="preserve"> </w:t>
       </w:r>
-    </w:p>
-    <w:p>
-      <w:r>
-        <w:t>Il faut utiliser au maximum l'héritage pour les variantes graphiques.</w:t>
+      <w:r>
+        <w:t>et l'autre contenant le contrôle-commande</w:t>
+      </w:r>
+      <w:r>
+        <w:t xml:space="preserve"> d'un </w:t>
+      </w:r>
+      <w:r>
+        <w:t>système</w:t>
+      </w:r>
+      <w:r>
+        <w:t xml:space="preserve"> (les calques sont à déclarer juste après la liste des modes de visualisation</w:t>
+      </w:r>
+      <w:r>
+        <w:t xml:space="preserve"> dans le .bdc</w:t>
+      </w:r>
+      <w:r>
+        <w:t xml:space="preserve">) : </w:t>
+      </w:r>
+    </w:p>
+    <w:p>
+      <w:pPr>
+        <w:keepNext/>
+        <w:tabs>
+          <w:tab w:val="clear" w:pos="567"/>
+          <w:tab w:val="clear" w:pos="1134"/>
+          <w:tab w:val="clear" w:pos="1701"/>
+          <w:tab w:val="clear" w:pos="2268"/>
+          <w:tab w:val="clear" w:pos="2835"/>
+        </w:tabs>
+        <w:autoSpaceDE/>
+        <w:autoSpaceDN/>
+        <w:adjustRightInd/>
+        <w:spacing w:after="0"/>
+        <w:ind w:left="709" w:firstLine="709"/>
+        <w:jc w:val="left"/>
+        <w:rPr>
+          <w:rFonts w:ascii="Courier New" w:hAnsi="Courier New" w:cs="Courier New"/>
+          <w:sz w:val="16"/>
+          <w:szCs w:val="16"/>
+        </w:rPr>
+      </w:pPr>
+      <w:r>
+        <w:rPr>
+          <w:rFonts w:ascii="Courier New" w:hAnsi="Courier New" w:cs="Courier New"/>
+          <w:sz w:val="16"/>
+          <w:szCs w:val="16"/>
+        </w:rPr>
+        <w:t>&lt;CALQUE&gt;</w:t>
+      </w:r>
+    </w:p>
+    <w:p>
+      <w:pPr>
+        <w:keepNext/>
+        <w:tabs>
+          <w:tab w:val="clear" w:pos="567"/>
+          <w:tab w:val="clear" w:pos="1134"/>
+          <w:tab w:val="clear" w:pos="1701"/>
+          <w:tab w:val="clear" w:pos="2268"/>
+          <w:tab w:val="clear" w:pos="2835"/>
+        </w:tabs>
+        <w:autoSpaceDE/>
+        <w:autoSpaceDN/>
+        <w:adjustRightInd/>
+        <w:spacing w:after="0"/>
+        <w:ind w:left="709" w:firstLine="709"/>
+        <w:jc w:val="left"/>
+        <w:rPr>
+          <w:rFonts w:ascii="Courier New" w:hAnsi="Courier New" w:cs="Courier New"/>
+          <w:sz w:val="16"/>
+          <w:szCs w:val="16"/>
+        </w:rPr>
+      </w:pPr>
+      <w:r>
+        <w:rPr>
+          <w:rFonts w:ascii="Courier New" w:hAnsi="Courier New" w:cs="Courier New"/>
+          <w:sz w:val="16"/>
+          <w:szCs w:val="16"/>
+        </w:rPr>
+        <w:t xml:space="preserve">    &lt;NOM</w:t>
+      </w:r>
+      <w:r>
+        <w:rPr>
+          <w:rFonts w:ascii="Courier New" w:hAnsi="Courier New" w:cs="Courier New"/>
+          <w:sz w:val="16"/>
+          <w:szCs w:val="16"/>
+        </w:rPr>
+        <w:t>&gt;C</w:t>
+      </w:r>
+      <w:r>
+        <w:rPr>
+          <w:rFonts w:ascii="Courier New" w:hAnsi="Courier New" w:cs="Courier New"/>
+          <w:sz w:val="16"/>
+          <w:szCs w:val="16"/>
+        </w:rPr>
+        <w:t>P</w:t>
+      </w:r>
+      <w:r>
+        <w:rPr>
+          <w:rFonts w:ascii="Courier New" w:hAnsi="Courier New" w:cs="Courier New"/>
+          <w:sz w:val="16"/>
+          <w:szCs w:val="16"/>
+        </w:rPr>
+        <w:t>&lt;/NOM&gt;</w:t>
+      </w:r>
+    </w:p>
+    <w:p>
+      <w:pPr>
+        <w:keepNext/>
+        <w:tabs>
+          <w:tab w:val="clear" w:pos="567"/>
+          <w:tab w:val="clear" w:pos="1134"/>
+          <w:tab w:val="clear" w:pos="1701"/>
+          <w:tab w:val="clear" w:pos="2268"/>
+          <w:tab w:val="clear" w:pos="2835"/>
+        </w:tabs>
+        <w:autoSpaceDE/>
+        <w:autoSpaceDN/>
+        <w:adjustRightInd/>
+        <w:spacing w:after="0"/>
+        <w:ind w:left="709" w:firstLine="709"/>
+        <w:jc w:val="left"/>
+        <w:rPr>
+          <w:rFonts w:ascii="Courier New" w:hAnsi="Courier New" w:cs="Courier New"/>
+          <w:sz w:val="16"/>
+          <w:szCs w:val="16"/>
+        </w:rPr>
+      </w:pPr>
+      <w:r>
+        <w:rPr>
+          <w:rFonts w:ascii="Courier New" w:hAnsi="Courier New" w:cs="Courier New"/>
+          <w:sz w:val="16"/>
+          <w:szCs w:val="16"/>
+        </w:rPr>
+        <w:t xml:space="preserve">    &lt;</w:t>
+      </w:r>
+      <w:r>
+        <w:rPr>
+          <w:rFonts w:ascii="Courier New" w:hAnsi="Courier New" w:cs="Courier New"/>
+          <w:sz w:val="16"/>
+          <w:szCs w:val="16"/>
+        </w:rPr>
+        <w:t>DESCRIPTION&gt;Composants principaux</w:t>
+      </w:r>
+      <w:r>
+        <w:rPr>
+          <w:rFonts w:ascii="Courier New" w:hAnsi="Courier New" w:cs="Courier New"/>
+          <w:sz w:val="16"/>
+          <w:szCs w:val="16"/>
+        </w:rPr>
+        <w:t>&lt;/DESCRIPTION&gt;</w:t>
+      </w:r>
+    </w:p>
+    <w:p>
+      <w:pPr>
+        <w:keepNext/>
+        <w:tabs>
+          <w:tab w:val="clear" w:pos="567"/>
+          <w:tab w:val="clear" w:pos="1134"/>
+          <w:tab w:val="clear" w:pos="1701"/>
+          <w:tab w:val="clear" w:pos="2268"/>
+          <w:tab w:val="clear" w:pos="2835"/>
+        </w:tabs>
+        <w:autoSpaceDE/>
+        <w:autoSpaceDN/>
+        <w:adjustRightInd/>
+        <w:spacing w:after="0"/>
+        <w:ind w:left="709" w:firstLine="709"/>
+        <w:jc w:val="left"/>
+        <w:rPr>
+          <w:rFonts w:ascii="Courier New" w:hAnsi="Courier New" w:cs="Courier New"/>
+          <w:sz w:val="16"/>
+          <w:szCs w:val="16"/>
+        </w:rPr>
+      </w:pPr>
+      <w:r>
+        <w:rPr>
+          <w:rFonts w:ascii="Courier New" w:hAnsi="Courier New" w:cs="Courier New"/>
+          <w:sz w:val="16"/>
+          <w:szCs w:val="16"/>
+        </w:rPr>
+        <w:t xml:space="preserve">    </w:t>
+      </w:r>
+      <w:r>
+        <w:rPr>
+          <w:rFonts w:ascii="Courier New" w:hAnsi="Courier New" w:cs="Courier New"/>
+          <w:sz w:val="16"/>
+          <w:szCs w:val="16"/>
+        </w:rPr>
+        <w:t>&lt;</w:t>
+      </w:r>
+      <w:r>
+        <w:rPr>
+          <w:rFonts w:ascii="Courier New" w:hAnsi="Courier New" w:cs="Courier New"/>
+          <w:sz w:val="16"/>
+          <w:szCs w:val="16"/>
+        </w:rPr>
+        <w:t>FICHIER&gt;image_de_fond.bmp</w:t>
+      </w:r>
+      <w:r>
+        <w:rPr>
+          <w:rFonts w:ascii="Courier New" w:hAnsi="Courier New" w:cs="Courier New"/>
+          <w:sz w:val="16"/>
+          <w:szCs w:val="16"/>
+        </w:rPr>
+        <w:t>&lt;/</w:t>
+      </w:r>
+      <w:r>
+        <w:rPr>
+          <w:rFonts w:ascii="Courier New" w:hAnsi="Courier New" w:cs="Courier New"/>
+          <w:sz w:val="16"/>
+          <w:szCs w:val="16"/>
+        </w:rPr>
+        <w:t>FICHIER</w:t>
+      </w:r>
+      <w:r>
+        <w:rPr>
+          <w:rFonts w:ascii="Courier New" w:hAnsi="Courier New" w:cs="Courier New"/>
+          <w:sz w:val="16"/>
+          <w:szCs w:val="16"/>
+        </w:rPr>
+        <w:t>&gt;</w:t>
+      </w:r>
+    </w:p>
+    <w:p>
+      <w:pPr>
+        <w:keepNext/>
+        <w:tabs>
+          <w:tab w:val="clear" w:pos="567"/>
+          <w:tab w:val="clear" w:pos="1134"/>
+          <w:tab w:val="clear" w:pos="1701"/>
+          <w:tab w:val="clear" w:pos="2268"/>
+          <w:tab w:val="clear" w:pos="2835"/>
+        </w:tabs>
+        <w:autoSpaceDE/>
+        <w:autoSpaceDN/>
+        <w:adjustRightInd/>
+        <w:spacing w:after="0"/>
+        <w:ind w:left="709" w:firstLine="709"/>
+        <w:jc w:val="left"/>
+        <w:rPr>
+          <w:rFonts w:ascii="Courier New" w:hAnsi="Courier New" w:cs="Courier New"/>
+          <w:sz w:val="16"/>
+          <w:szCs w:val="16"/>
+        </w:rPr>
+      </w:pPr>
+      <w:r>
+        <w:rPr>
+          <w:rFonts w:ascii="Courier New" w:hAnsi="Courier New" w:cs="Courier New"/>
+          <w:sz w:val="16"/>
+          <w:szCs w:val="16"/>
+        </w:rPr>
+        <w:t xml:space="preserve">    &lt;TYPE</w:t>
+      </w:r>
+      <w:r>
+        <w:rPr>
+          <w:rFonts w:ascii="Courier New" w:hAnsi="Courier New" w:cs="Courier New"/>
+          <w:sz w:val="16"/>
+          <w:szCs w:val="16"/>
+        </w:rPr>
+        <w:t>&gt;</w:t>
+      </w:r>
+      <w:r>
+        <w:rPr>
+          <w:rFonts w:ascii="Courier New" w:hAnsi="Courier New" w:cs="Courier New"/>
+          <w:sz w:val="16"/>
+          <w:szCs w:val="16"/>
+        </w:rPr>
+        <w:t>cpt_electrique</w:t>
+      </w:r>
+      <w:r>
+        <w:rPr>
+          <w:rFonts w:ascii="Courier New" w:hAnsi="Courier New" w:cs="Courier New"/>
+          <w:sz w:val="16"/>
+          <w:szCs w:val="16"/>
+        </w:rPr>
+        <w:t>&lt;/TYPE&gt;</w:t>
+      </w:r>
+    </w:p>
+    <w:p>
+      <w:pPr>
+        <w:keepNext/>
+        <w:tabs>
+          <w:tab w:val="clear" w:pos="567"/>
+          <w:tab w:val="clear" w:pos="1134"/>
+          <w:tab w:val="clear" w:pos="1701"/>
+          <w:tab w:val="clear" w:pos="2268"/>
+          <w:tab w:val="clear" w:pos="2835"/>
+        </w:tabs>
+        <w:autoSpaceDE/>
+        <w:autoSpaceDN/>
+        <w:adjustRightInd/>
+        <w:spacing w:after="0"/>
+        <w:ind w:left="709" w:firstLine="709"/>
+        <w:jc w:val="left"/>
+        <w:rPr>
+          <w:rFonts w:ascii="Courier New" w:hAnsi="Courier New" w:cs="Courier New"/>
+          <w:sz w:val="16"/>
+          <w:szCs w:val="16"/>
+        </w:rPr>
+      </w:pPr>
+      <w:r>
+        <w:rPr>
+          <w:rFonts w:ascii="Courier New" w:hAnsi="Courier New" w:cs="Courier New"/>
+          <w:sz w:val="16"/>
+          <w:szCs w:val="16"/>
+        </w:rPr>
+        <w:t xml:space="preserve">    </w:t>
+      </w:r>
+      <w:r>
+        <w:rPr>
+          <w:rFonts w:ascii="Courier New" w:hAnsi="Courier New" w:cs="Courier New"/>
+          <w:sz w:val="16"/>
+          <w:szCs w:val="16"/>
+        </w:rPr>
+        <w:t>&lt;TYPE</w:t>
+      </w:r>
+      <w:r>
+        <w:rPr>
+          <w:rFonts w:ascii="Courier New" w:hAnsi="Courier New" w:cs="Courier New"/>
+          <w:sz w:val="16"/>
+          <w:szCs w:val="16"/>
+        </w:rPr>
+        <w:t>&gt;</w:t>
+      </w:r>
+      <w:r>
+        <w:rPr>
+          <w:rFonts w:ascii="Courier New" w:hAnsi="Courier New" w:cs="Courier New"/>
+          <w:sz w:val="16"/>
+          <w:szCs w:val="16"/>
+        </w:rPr>
+        <w:t>cpt_hydraulique</w:t>
+      </w:r>
+      <w:r>
+        <w:rPr>
+          <w:rFonts w:ascii="Courier New" w:hAnsi="Courier New" w:cs="Courier New"/>
+          <w:sz w:val="16"/>
+          <w:szCs w:val="16"/>
+        </w:rPr>
+        <w:t>&lt;/TYPE&gt;</w:t>
+      </w:r>
+    </w:p>
+    <w:p>
+      <w:pPr>
+        <w:keepNext/>
+        <w:tabs>
+          <w:tab w:val="clear" w:pos="567"/>
+          <w:tab w:val="clear" w:pos="1134"/>
+          <w:tab w:val="clear" w:pos="1701"/>
+          <w:tab w:val="clear" w:pos="2268"/>
+          <w:tab w:val="clear" w:pos="2835"/>
+        </w:tabs>
+        <w:autoSpaceDE/>
+        <w:autoSpaceDN/>
+        <w:adjustRightInd/>
+        <w:spacing w:after="0"/>
+        <w:ind w:left="709" w:firstLine="709"/>
+        <w:jc w:val="left"/>
+        <w:rPr>
+          <w:rFonts w:ascii="Courier New" w:hAnsi="Courier New" w:cs="Courier New"/>
+          <w:sz w:val="16"/>
+          <w:szCs w:val="16"/>
+        </w:rPr>
+      </w:pPr>
+      <w:r>
+        <w:rPr>
+          <w:rFonts w:ascii="Courier New" w:hAnsi="Courier New" w:cs="Courier New"/>
+          <w:sz w:val="16"/>
+          <w:szCs w:val="16"/>
+        </w:rPr>
+        <w:t>&lt;/CALQUE&gt;</w:t>
+      </w:r>
+    </w:p>
+    <w:p>
+      <w:pPr>
+        <w:tabs>
+          <w:tab w:val="clear" w:pos="567"/>
+          <w:tab w:val="clear" w:pos="1134"/>
+          <w:tab w:val="clear" w:pos="1701"/>
+          <w:tab w:val="clear" w:pos="2268"/>
+          <w:tab w:val="clear" w:pos="2835"/>
+        </w:tabs>
+        <w:autoSpaceDE/>
+        <w:autoSpaceDN/>
+        <w:adjustRightInd/>
+        <w:spacing w:after="0"/>
+        <w:ind w:left="708" w:firstLine="708"/>
+        <w:jc w:val="left"/>
+        <w:rPr>
+          <w:rFonts w:ascii="Courier New" w:hAnsi="Courier New" w:cs="Courier New"/>
+          <w:sz w:val="16"/>
+          <w:szCs w:val="16"/>
+        </w:rPr>
+      </w:pPr>
+      <w:r>
+        <w:rPr>
+          <w:rFonts w:ascii="Courier New" w:hAnsi="Courier New" w:cs="Courier New"/>
+          <w:sz w:val="16"/>
+          <w:szCs w:val="16"/>
+        </w:rPr>
+        <w:t>&lt;CALQUE&gt;</w:t>
+      </w:r>
+    </w:p>
+    <w:p>
+      <w:pPr>
+        <w:tabs>
+          <w:tab w:val="clear" w:pos="567"/>
+          <w:tab w:val="clear" w:pos="1134"/>
+          <w:tab w:val="clear" w:pos="1701"/>
+          <w:tab w:val="clear" w:pos="2268"/>
+          <w:tab w:val="clear" w:pos="2835"/>
+        </w:tabs>
+        <w:autoSpaceDE/>
+        <w:autoSpaceDN/>
+        <w:adjustRightInd/>
+        <w:spacing w:after="0"/>
+        <w:ind w:left="708" w:firstLine="708"/>
+        <w:jc w:val="left"/>
+        <w:rPr>
+          <w:rFonts w:ascii="Courier New" w:hAnsi="Courier New" w:cs="Courier New"/>
+          <w:sz w:val="16"/>
+          <w:szCs w:val="16"/>
+        </w:rPr>
+      </w:pPr>
+      <w:r>
+        <w:rPr>
+          <w:rFonts w:ascii="Courier New" w:hAnsi="Courier New" w:cs="Courier New"/>
+          <w:sz w:val="16"/>
+          <w:szCs w:val="16"/>
+        </w:rPr>
+        <w:t xml:space="preserve">    &lt;NOM</w:t>
+      </w:r>
+      <w:r>
+        <w:rPr>
+          <w:rFonts w:ascii="Courier New" w:hAnsi="Courier New" w:cs="Courier New"/>
+          <w:sz w:val="16"/>
+          <w:szCs w:val="16"/>
+        </w:rPr>
+        <w:t>&gt;C</w:t>
+      </w:r>
+      <w:r>
+        <w:rPr>
+          <w:rFonts w:ascii="Courier New" w:hAnsi="Courier New" w:cs="Courier New"/>
+          <w:sz w:val="16"/>
+          <w:szCs w:val="16"/>
+        </w:rPr>
+        <w:t>C</w:t>
+      </w:r>
+      <w:r>
+        <w:rPr>
+          <w:rFonts w:ascii="Courier New" w:hAnsi="Courier New" w:cs="Courier New"/>
+          <w:sz w:val="16"/>
+          <w:szCs w:val="16"/>
+        </w:rPr>
+        <w:t>&lt;/NOM&gt;</w:t>
+      </w:r>
+    </w:p>
+    <w:p>
+      <w:pPr>
+        <w:tabs>
+          <w:tab w:val="clear" w:pos="567"/>
+          <w:tab w:val="clear" w:pos="1134"/>
+          <w:tab w:val="clear" w:pos="1701"/>
+          <w:tab w:val="clear" w:pos="2268"/>
+          <w:tab w:val="clear" w:pos="2835"/>
+        </w:tabs>
+        <w:autoSpaceDE/>
+        <w:autoSpaceDN/>
+        <w:adjustRightInd/>
+        <w:spacing w:after="0"/>
+        <w:ind w:left="708" w:firstLine="708"/>
+        <w:jc w:val="left"/>
+        <w:rPr>
+          <w:rFonts w:ascii="Courier New" w:hAnsi="Courier New" w:cs="Courier New"/>
+          <w:sz w:val="16"/>
+          <w:szCs w:val="16"/>
+        </w:rPr>
+      </w:pPr>
+      <w:r>
+        <w:rPr>
+          <w:rFonts w:ascii="Courier New" w:hAnsi="Courier New" w:cs="Courier New"/>
+          <w:sz w:val="16"/>
+          <w:szCs w:val="16"/>
+        </w:rPr>
+        <w:t xml:space="preserve">    &lt;DESCRIPTION&gt;</w:t>
+      </w:r>
+      <w:r>
+        <w:rPr>
+          <w:rFonts w:ascii="Courier New" w:hAnsi="Courier New" w:cs="Courier New"/>
+          <w:sz w:val="16"/>
+          <w:szCs w:val="16"/>
+        </w:rPr>
+        <w:t>Contrôle-commande</w:t>
+      </w:r>
+      <w:r>
+        <w:rPr>
+          <w:rFonts w:ascii="Courier New" w:hAnsi="Courier New" w:cs="Courier New"/>
+          <w:sz w:val="16"/>
+          <w:szCs w:val="16"/>
+        </w:rPr>
+        <w:t>&lt;/DESCRIPTION&gt;</w:t>
+      </w:r>
+    </w:p>
+    <w:p>
+      <w:pPr>
+        <w:tabs>
+          <w:tab w:val="clear" w:pos="567"/>
+          <w:tab w:val="clear" w:pos="1134"/>
+          <w:tab w:val="clear" w:pos="1701"/>
+          <w:tab w:val="clear" w:pos="2268"/>
+          <w:tab w:val="clear" w:pos="2835"/>
+        </w:tabs>
+        <w:autoSpaceDE/>
+        <w:autoSpaceDN/>
+        <w:adjustRightInd/>
+        <w:spacing w:after="0"/>
+        <w:ind w:left="708" w:firstLine="708"/>
+        <w:jc w:val="left"/>
+        <w:rPr>
+          <w:rFonts w:ascii="Courier New" w:hAnsi="Courier New" w:cs="Courier New"/>
+          <w:sz w:val="16"/>
+          <w:szCs w:val="16"/>
+        </w:rPr>
+      </w:pPr>
+      <w:r>
+        <w:rPr>
+          <w:rFonts w:ascii="Courier New" w:hAnsi="Courier New" w:cs="Courier New"/>
+          <w:sz w:val="16"/>
+          <w:szCs w:val="16"/>
+        </w:rPr>
+        <w:t xml:space="preserve">    &lt;TYPE</w:t>
+      </w:r>
+      <w:r>
+        <w:rPr>
+          <w:rFonts w:ascii="Courier New" w:hAnsi="Courier New" w:cs="Courier New"/>
+          <w:sz w:val="16"/>
+          <w:szCs w:val="16"/>
+        </w:rPr>
+        <w:t>&gt;</w:t>
+      </w:r>
+      <w:r>
+        <w:rPr>
+          <w:rFonts w:ascii="Courier New" w:hAnsi="Courier New" w:cs="Courier New"/>
+          <w:sz w:val="16"/>
+          <w:szCs w:val="16"/>
+        </w:rPr>
+        <w:t>controle_commande</w:t>
+      </w:r>
+      <w:r>
+        <w:rPr>
+          <w:rFonts w:ascii="Courier New" w:hAnsi="Courier New" w:cs="Courier New"/>
+          <w:sz w:val="16"/>
+          <w:szCs w:val="16"/>
+        </w:rPr>
+        <w:t>&lt;/TYPE&gt;</w:t>
+      </w:r>
+    </w:p>
+    <w:p>
+      <w:pPr>
+        <w:tabs>
+          <w:tab w:val="clear" w:pos="567"/>
+          <w:tab w:val="clear" w:pos="1134"/>
+          <w:tab w:val="clear" w:pos="1701"/>
+          <w:tab w:val="clear" w:pos="2268"/>
+          <w:tab w:val="clear" w:pos="2835"/>
+        </w:tabs>
+        <w:autoSpaceDE/>
+        <w:autoSpaceDN/>
+        <w:adjustRightInd/>
+        <w:spacing w:after="0"/>
+        <w:ind w:left="708" w:firstLine="708"/>
+        <w:jc w:val="left"/>
+      </w:pPr>
+      <w:r>
+        <w:rPr>
+          <w:rFonts w:ascii="Courier New" w:hAnsi="Courier New" w:cs="Courier New"/>
+          <w:sz w:val="16"/>
+          <w:szCs w:val="16"/>
+        </w:rPr>
+        <w:t>&lt;/CALQUE&gt;</w:t>
       </w:r>
     </w:p>
     <w:p>
       <w:pPr>
         <w:pStyle w:val="Titre2"/>
       </w:pPr>
-      <w:r>
-        <w:t xml:space="preserve"> </w:t>
-      </w:r>
-      <w:bookmarkStart w:id="30" w:name="_Toc2964572"/>
+      <w:bookmarkStart w:id="31" w:name="_Toc4057687"/>
       <w:r>
         <w:t>Verrouiller</w:t>
       </w:r>
       <w:r>
         <w:t xml:space="preserve"> l'application</w:t>
       </w:r>
-      <w:bookmarkEnd w:id="30"/>
+      <w:bookmarkEnd w:id="31"/>
     </w:p>
     <w:p>
       <w:pPr>
@@ -17095,11 +15807,11 @@
       <w:r>
         <w:t xml:space="preserve"> </w:t>
       </w:r>
-      <w:bookmarkStart w:id="31" w:name="_Toc2964573"/>
+      <w:bookmarkStart w:id="32" w:name="_Toc4057688"/>
       <w:r>
         <w:t>Rédiger les aides à l’utilisateur</w:t>
       </w:r>
-      <w:bookmarkEnd w:id="31"/>
+      <w:bookmarkEnd w:id="32"/>
     </w:p>
     <w:p>
       <w:pPr>
@@ -17147,15 +15859,7 @@
         <w:t>, etc. Un fichier contenant un squelette de document d'aide est automatiquement copié dans le répertoire de la base de connaissances lors de sa création.</w:t>
       </w:r>
       <w:r>
-        <w:t xml:space="preserve"> Une autre possibilité est de créer un fichier Excel dans lequel chaque feuille est associée à un type de la </w:t>
-      </w:r>
-      <w:proofErr w:type="spellStart"/>
-      <w:r>
-        <w:t>bdc</w:t>
-      </w:r>
-      <w:proofErr w:type="spellEnd"/>
-      <w:r>
-        <w:t xml:space="preserve">, et une feuille « sommaire » contient la hiérarchie des types. </w:t>
+        <w:t xml:space="preserve"> Une autre possibilité est de créer un fichier Excel dans lequel chaque feuille est associée à un type de la bdc, et une feuille « sommaire » contient la hiérarchie des types. </w:t>
       </w:r>
     </w:p>
     <w:p>
@@ -17178,15 +15882,7 @@
         <w:t>seigner le champ DESCRIPTION ass</w:t>
       </w:r>
       <w:r>
-        <w:t>ocié à chaque type dans le fichier .</w:t>
-      </w:r>
-      <w:proofErr w:type="spellStart"/>
-      <w:r>
-        <w:t>bdc</w:t>
-      </w:r>
-      <w:proofErr w:type="spellEnd"/>
-      <w:r>
-        <w:t xml:space="preserve">, car </w:t>
+        <w:t xml:space="preserve">ocié à chaque type dans le fichier .bdc, car </w:t>
       </w:r>
       <w:r>
         <w:t>ce champ s'affiche à droite de l'icône du</w:t>
@@ -17198,202 +15894,96 @@
         <w:t>possible</w:t>
       </w:r>
       <w:r>
-        <w:t xml:space="preserve"> de renseigner dans le fichier .fi les champs LIBELLE associés aux différentes caractéristiques des types : interfaces, constantes, attributs, effets, pannes. En effet, ces libellés, outre le fait qu'ils servent à donner des noms lisibles </w:t>
+        <w:t xml:space="preserve"> de renseigner dans le fichier .fi les champs LIBELLE associés aux différentes caractéristiques des types : interfaces, constantes, attributs, effets, pannes. En effet, ces libellés, outre le fait qu'ils servent à donner des noms lisibles aux portes des arbres de défaillances générés par KB3, sont affichés par l'IHM de KB3 lorsqu'on </w:t>
+      </w:r>
+      <w:r>
+        <w:t>clique sur le "+" associé à un nom d'objet dans la palette</w:t>
+      </w:r>
+      <w:r>
+        <w:t>.</w:t>
+      </w:r>
+      <w:r>
+        <w:t xml:space="preserve"> Ces champs LIBELLE bénéficient de l’héritage au même titre que les constantes ou variables qu’ils décrivent.</w:t>
+      </w:r>
+    </w:p>
+    <w:p>
+      <w:pPr>
+        <w:pStyle w:val="Titre1"/>
+      </w:pPr>
+      <w:bookmarkStart w:id="33" w:name="_Toc4057689"/>
+      <w:r>
+        <w:t>Modification d'une bdc existante</w:t>
+      </w:r>
+      <w:bookmarkEnd w:id="33"/>
+    </w:p>
+    <w:p>
+      <w:pPr>
+        <w:pStyle w:val="Titre2"/>
+      </w:pPr>
+      <w:bookmarkStart w:id="34" w:name="_Toc4057690"/>
+      <w:r>
+        <w:t>Principes généraux</w:t>
+      </w:r>
+      <w:bookmarkEnd w:id="34"/>
+    </w:p>
+    <w:p>
+      <w:r>
+        <w:t>Le risque principal lorsqu'on reprend une base existante, est de se perdre dans les détails et d'introduire des erreurs par manque de vue d'ensemble. C'est pourquoi nous conseillons, pour une reprise assez profonde d'une bdc, de commencer par supprimer le fichier .bdc de façon à re-génerer un squelette de fichier .bdc qui sera réduit au minimum, et de reprendre les étapes définies dans cette note, sans en sauter aucune. Il n'est pas interdit, évidemment, de gagner du temps à chaque étape en utilisant le copier-coller à partir de l'ancienne version du fichier .bdc (cela se fait alors en u</w:t>
+      </w:r>
+      <w:r>
+        <w:t>tilisant XMLPad</w:t>
+      </w:r>
+      <w:r>
+        <w:t>).</w:t>
+      </w:r>
+    </w:p>
+    <w:p>
+      <w:r>
+        <w:rPr>
+          <w:i/>
+        </w:rPr>
+        <w:t>Remarque</w:t>
+      </w:r>
+      <w:r>
+        <w:t xml:space="preserve"> : gestion des versions d'une bdc</w:t>
+      </w:r>
+      <w:r>
+        <w:t xml:space="preserve">. </w:t>
+      </w:r>
+      <w:r>
+        <w:t xml:space="preserve">Dans le cas où on fait peu d'évolutions, il est pratique de garder le même nom de bdc (ce nom est déclaré dans le fichier .bdc), et de signaler le numéro de version dans la </w:t>
       </w:r>
       <w:r>
         <w:lastRenderedPageBreak/>
-        <w:t xml:space="preserve">aux portes des arbres de défaillances générés par KB3, sont affichés par l'IHM de KB3 lorsqu'on </w:t>
-      </w:r>
-      <w:r>
-        <w:t>clique sur le "+" associé à un nom d'objet dans la palette</w:t>
+        <w:t>description. Le nom de la bdc et sa description sont affichés dans KB3</w:t>
+      </w:r>
+      <w:r>
+        <w:t>; on ne peut donc pas se tromper sur la version de bdc que l'on utilise.</w:t>
+      </w:r>
+      <w:r>
+        <w:t xml:space="preserve"> </w:t>
+      </w:r>
+      <w:r>
+        <w:t xml:space="preserve">En revanche, pour des évolutions significatives, il vaut mieux inclure le numéro de version dans le nom de la bdc. Dans tous les cas, il est recommandé de conserver les mêmes noms pour les </w:t>
+      </w:r>
+      <w:r>
+        <w:rPr>
+          <w:i/>
+        </w:rPr>
+        <w:t>fichiers</w:t>
       </w:r>
       <w:r>
         <w:t>.</w:t>
       </w:r>
       <w:r>
-        <w:t xml:space="preserve"> Ces champs LIBELLE bénéficient de l’héritage au même titre que les constantes ou variables qu’ils décrivent.</w:t>
-      </w:r>
-    </w:p>
-    <w:p>
-      <w:pPr>
-        <w:pStyle w:val="Titre1"/>
-      </w:pPr>
-      <w:bookmarkStart w:id="32" w:name="_Toc2964574"/>
-      <w:r>
-        <w:t xml:space="preserve">Modification d'une </w:t>
-      </w:r>
-      <w:proofErr w:type="spellStart"/>
-      <w:r>
-        <w:t>bdc</w:t>
-      </w:r>
-      <w:proofErr w:type="spellEnd"/>
-      <w:r>
-        <w:t xml:space="preserve"> existante</w:t>
-      </w:r>
-      <w:bookmarkEnd w:id="32"/>
+        <w:t xml:space="preserve"> </w:t>
+      </w:r>
     </w:p>
     <w:p>
       <w:pPr>
         <w:pStyle w:val="Titre2"/>
       </w:pPr>
-      <w:bookmarkStart w:id="33" w:name="_Toc2964575"/>
-      <w:r>
-        <w:t>Principes généraux</w:t>
-      </w:r>
-      <w:bookmarkEnd w:id="33"/>
-    </w:p>
-    <w:p>
-      <w:r>
-        <w:t xml:space="preserve">Le risque principal lorsqu'on reprend une base existante, est de se perdre dans les détails et d'introduire des erreurs par manque de vue d'ensemble. C'est pourquoi nous conseillons, pour une reprise assez profonde d'une </w:t>
-      </w:r>
-      <w:proofErr w:type="spellStart"/>
-      <w:r>
-        <w:t>bdc</w:t>
-      </w:r>
-      <w:proofErr w:type="spellEnd"/>
-      <w:r>
-        <w:t>, de commencer par supprimer le fichier .</w:t>
-      </w:r>
-      <w:proofErr w:type="spellStart"/>
-      <w:r>
-        <w:t>bdc</w:t>
-      </w:r>
-      <w:proofErr w:type="spellEnd"/>
-      <w:r>
-        <w:t xml:space="preserve"> de façon à </w:t>
-      </w:r>
-      <w:proofErr w:type="spellStart"/>
-      <w:r>
-        <w:t>re-génerer</w:t>
-      </w:r>
-      <w:proofErr w:type="spellEnd"/>
-      <w:r>
-        <w:t xml:space="preserve"> un squelette de fichier .</w:t>
-      </w:r>
-      <w:proofErr w:type="spellStart"/>
-      <w:r>
-        <w:t>bdc</w:t>
-      </w:r>
-      <w:proofErr w:type="spellEnd"/>
-      <w:r>
-        <w:t xml:space="preserve"> qui sera réduit au minimum, et de reprendre les étapes définies dans cette note, </w:t>
-      </w:r>
-      <w:proofErr w:type="gramStart"/>
-      <w:r>
-        <w:t>sans en</w:t>
-      </w:r>
-      <w:proofErr w:type="gramEnd"/>
-      <w:r>
-        <w:t xml:space="preserve"> sauter aucune. Il n'est pas interdit, évidemment, de gagner du temps à chaque étape en utilisant le copier-coller à partir de l'ancienne version du fichier .</w:t>
-      </w:r>
-      <w:proofErr w:type="spellStart"/>
-      <w:r>
-        <w:t>bdc</w:t>
-      </w:r>
-      <w:proofErr w:type="spellEnd"/>
-      <w:r>
-        <w:t xml:space="preserve"> (cela se fait alors en u</w:t>
-      </w:r>
-      <w:r>
-        <w:t xml:space="preserve">tilisant </w:t>
-      </w:r>
-      <w:proofErr w:type="spellStart"/>
-      <w:r>
-        <w:t>XMLPad</w:t>
-      </w:r>
-      <w:proofErr w:type="spellEnd"/>
-      <w:r>
-        <w:t>).</w:t>
-      </w:r>
-    </w:p>
-    <w:p>
-      <w:r>
-        <w:rPr>
-          <w:i/>
-        </w:rPr>
-        <w:t>Remarque</w:t>
-      </w:r>
-      <w:r>
-        <w:t xml:space="preserve"> : gestion des versions d'une </w:t>
-      </w:r>
-      <w:proofErr w:type="spellStart"/>
-      <w:r>
-        <w:t>bdc</w:t>
-      </w:r>
-      <w:proofErr w:type="spellEnd"/>
-      <w:r>
-        <w:t xml:space="preserve">. </w:t>
-      </w:r>
-      <w:r>
-        <w:t xml:space="preserve">Dans le cas où on fait peu d'évolutions, il est pratique de garder le même nom de </w:t>
-      </w:r>
-      <w:proofErr w:type="spellStart"/>
-      <w:r>
-        <w:t>bdc</w:t>
-      </w:r>
-      <w:proofErr w:type="spellEnd"/>
-      <w:r>
-        <w:t xml:space="preserve"> (ce nom est déclaré dans le fichier .</w:t>
-      </w:r>
-      <w:proofErr w:type="spellStart"/>
-      <w:r>
-        <w:t>bdc</w:t>
-      </w:r>
-      <w:proofErr w:type="spellEnd"/>
-      <w:r>
-        <w:t xml:space="preserve">), et de signaler le numéro de version dans la description. Le nom de la </w:t>
-      </w:r>
-      <w:proofErr w:type="spellStart"/>
-      <w:r>
-        <w:t>bdc</w:t>
-      </w:r>
-      <w:proofErr w:type="spellEnd"/>
-      <w:r>
-        <w:t xml:space="preserve"> et sa description sont affichés dans KB3</w:t>
-      </w:r>
-      <w:r>
-        <w:t xml:space="preserve">; on ne peut donc pas se tromper sur la version de </w:t>
-      </w:r>
-      <w:proofErr w:type="spellStart"/>
-      <w:r>
-        <w:t>bdc</w:t>
-      </w:r>
-      <w:proofErr w:type="spellEnd"/>
-      <w:r>
-        <w:t xml:space="preserve"> que l'on utilise.</w:t>
-      </w:r>
-      <w:r>
-        <w:t xml:space="preserve"> </w:t>
-      </w:r>
-      <w:r>
-        <w:t xml:space="preserve">En revanche, pour des évolutions significatives, il vaut mieux inclure le numéro de version dans le nom de la </w:t>
-      </w:r>
-      <w:proofErr w:type="spellStart"/>
-      <w:r>
-        <w:t>bdc</w:t>
-      </w:r>
-      <w:proofErr w:type="spellEnd"/>
-      <w:r>
-        <w:t xml:space="preserve">. Dans tous les cas, il est recommandé de conserver les mêmes noms pour les </w:t>
-      </w:r>
-      <w:r>
-        <w:rPr>
-          <w:i/>
-        </w:rPr>
-        <w:t>fichiers</w:t>
-      </w:r>
-      <w:r>
-        <w:t>.</w:t>
-      </w:r>
-      <w:r>
-        <w:t xml:space="preserve"> </w:t>
-      </w:r>
-    </w:p>
-    <w:p>
-      <w:pPr>
-        <w:pStyle w:val="Titre2"/>
-      </w:pPr>
-      <w:bookmarkStart w:id="34" w:name="_Toc2964576"/>
+      <w:bookmarkStart w:id="35" w:name="_Toc4057691"/>
       <w:r>
         <w:t xml:space="preserve">Comment </w:t>
       </w:r>
@@ -17401,17 +15991,9 @@
         <w:t>recharger</w:t>
       </w:r>
       <w:r>
-        <w:t xml:space="preserve"> les études saisies avec une version précédente de </w:t>
-      </w:r>
-      <w:proofErr w:type="spellStart"/>
-      <w:r>
-        <w:t>bdc</w:t>
-      </w:r>
-      <w:proofErr w:type="spellEnd"/>
-      <w:r>
-        <w:t xml:space="preserve"> ?</w:t>
-      </w:r>
-      <w:bookmarkEnd w:id="34"/>
+        <w:t xml:space="preserve"> les études saisies avec une version précédente de bdc ?</w:t>
+      </w:r>
+      <w:bookmarkEnd w:id="35"/>
     </w:p>
     <w:p>
       <w:r>
@@ -17468,15 +16050,7 @@
         <w:ind w:left="709" w:hanging="142"/>
       </w:pPr>
       <w:r>
-        <w:t xml:space="preserve">- suppression pure et simple de types : les objets des types inexistants dans la nouvelle </w:t>
-      </w:r>
-      <w:proofErr w:type="spellStart"/>
-      <w:r>
-        <w:t>bdc</w:t>
-      </w:r>
-      <w:proofErr w:type="spellEnd"/>
-      <w:r>
-        <w:t xml:space="preserve"> seront détruits au chargement de l'étude ;</w:t>
+        <w:t>- suppression pure et simple de types : les objets des types inexistants dans la nouvelle bdc seront détruits au chargement de l'étude ;</w:t>
       </w:r>
     </w:p>
     <w:p>
@@ -17531,39 +16105,7 @@
         <w:t>Voici ci-dessous un exemple de tel script, dont l'objet est de</w:t>
       </w:r>
       <w:r>
-        <w:t xml:space="preserve"> réunir en un seul type "</w:t>
-      </w:r>
-      <w:proofErr w:type="spellStart"/>
-      <w:r>
-        <w:t>lien_testeur</w:t>
-      </w:r>
-      <w:proofErr w:type="spellEnd"/>
-      <w:r>
-        <w:t>" des objets qui appartenaient à deux types différents (</w:t>
-      </w:r>
-      <w:proofErr w:type="spellStart"/>
-      <w:r>
-        <w:t>lien_testeur_hydrau</w:t>
-      </w:r>
-      <w:proofErr w:type="spellEnd"/>
-      <w:r>
-        <w:t xml:space="preserve"> et </w:t>
-      </w:r>
-      <w:proofErr w:type="spellStart"/>
-      <w:r>
-        <w:t>lien_testeur_elec</w:t>
-      </w:r>
-      <w:proofErr w:type="spellEnd"/>
-      <w:r>
-        <w:t>). Il s'agit donc juste de changer le nom de type des anciens liens. Un tel script doit être dans un fichier d'extension .</w:t>
-      </w:r>
-      <w:proofErr w:type="spellStart"/>
-      <w:r>
-        <w:t>kbp</w:t>
-      </w:r>
-      <w:proofErr w:type="spellEnd"/>
-      <w:r>
-        <w:t>.</w:t>
+        <w:t xml:space="preserve"> réunir en un seul type "lien_testeur" des objets qui appartenaient à deux types différents (lien_testeur_hydrau et lien_testeur_elec). Il s'agit donc juste de changer le nom de type des anciens liens. Un tel script doit être dans un fichier d'extension .kbp.</w:t>
       </w:r>
     </w:p>
     <w:p>
@@ -17572,41 +16114,37 @@
           <w:sz w:val="14"/>
         </w:rPr>
       </w:pPr>
-      <w:proofErr w:type="gramStart"/>
       <w:r>
         <w:rPr>
           <w:sz w:val="14"/>
         </w:rPr>
-        <w:t>&lt;?</w:t>
-      </w:r>
-      <w:proofErr w:type="spellStart"/>
-      <w:r>
+        <w:t>&lt;?xml version="1.0" encoding="utf-8"?&gt;</w:t>
+      </w:r>
+    </w:p>
+    <w:p>
+      <w:pPr>
         <w:rPr>
           <w:sz w:val="14"/>
         </w:rPr>
-        <w:t>xml</w:t>
-      </w:r>
-      <w:proofErr w:type="spellEnd"/>
-      <w:proofErr w:type="gramEnd"/>
+      </w:pPr>
       <w:r>
         <w:rPr>
           <w:sz w:val="14"/>
         </w:rPr>
-        <w:t xml:space="preserve"> version="1.0" </w:t>
-      </w:r>
-      <w:proofErr w:type="spellStart"/>
-      <w:r>
+        <w:t>&lt;DatabaseManagement xmlns:xsi="http://www.w3.org/2001/XMLSchema-instance" xsi:noNamespaceSchemaLocation="KB3DatabaseManager.xsd"&gt;</w:t>
+      </w:r>
+    </w:p>
+    <w:p>
+      <w:pPr>
         <w:rPr>
           <w:sz w:val="14"/>
         </w:rPr>
-        <w:t>encoding</w:t>
-      </w:r>
-      <w:proofErr w:type="spellEnd"/>
+      </w:pPr>
       <w:r>
         <w:rPr>
           <w:sz w:val="14"/>
         </w:rPr>
-        <w:t>="utf-8"?&gt;</w:t>
+        <w:t>&lt;VersionUpdate fromVersion="24" toVersion="24"&gt;</w:t>
       </w:r>
     </w:p>
     <w:p>
@@ -17619,49 +16157,49 @@
         <w:rPr>
           <w:sz w:val="14"/>
         </w:rPr>
-        <w:t>&lt;</w:t>
-      </w:r>
-      <w:proofErr w:type="spellStart"/>
-      <w:r>
+        <w:tab/>
+        <w:t>&lt;Comment&gt;modification noms bdc et types&lt;/Comment&gt;</w:t>
+      </w:r>
+    </w:p>
+    <w:p>
+      <w:pPr>
         <w:rPr>
           <w:sz w:val="14"/>
         </w:rPr>
-        <w:t>DatabaseManagement</w:t>
-      </w:r>
-      <w:proofErr w:type="spellEnd"/>
+      </w:pPr>
       <w:r>
         <w:rPr>
           <w:sz w:val="14"/>
         </w:rPr>
-        <w:t xml:space="preserve"> </w:t>
-      </w:r>
-      <w:proofErr w:type="spellStart"/>
-      <w:r>
+        <w:tab/>
+      </w:r>
+    </w:p>
+    <w:p>
+      <w:pPr>
         <w:rPr>
           <w:sz w:val="14"/>
         </w:rPr>
-        <w:t>xmlns:xsi</w:t>
-      </w:r>
-      <w:proofErr w:type="spellEnd"/>
+      </w:pPr>
       <w:r>
         <w:rPr>
           <w:sz w:val="14"/>
         </w:rPr>
-        <w:t xml:space="preserve">="http://www.w3.org/2001/XMLSchema-instance" </w:t>
-      </w:r>
-      <w:proofErr w:type="spellStart"/>
-      <w:r>
+        <w:tab/>
+        <w:t>&lt;Command&gt;update STRU_FIG set NOM="lien_testeur" where NOM="lien_testeur_hydrau";&lt;/Command&gt;</w:t>
+      </w:r>
+    </w:p>
+    <w:p>
+      <w:pPr>
         <w:rPr>
           <w:sz w:val="14"/>
         </w:rPr>
-        <w:t>xsi:noNamespaceSchemaLocation</w:t>
-      </w:r>
-      <w:proofErr w:type="spellEnd"/>
+      </w:pPr>
       <w:r>
         <w:rPr>
           <w:sz w:val="14"/>
         </w:rPr>
-        <w:t>="KB3DatabaseManager.xsd"&gt;</w:t>
+        <w:tab/>
+        <w:t>&lt;Command&gt;update STRU_FIG set TYPE_NAME="lien_testeur" where TYPE_NAME="lien_testeur_hydrau";&lt;/Command&gt;</w:t>
       </w:r>
     </w:p>
     <w:p>
@@ -17674,272 +16212,21 @@
         <w:rPr>
           <w:sz w:val="14"/>
         </w:rPr>
-        <w:t>&lt;</w:t>
-      </w:r>
-      <w:proofErr w:type="spellStart"/>
-      <w:r>
+        <w:tab/>
+      </w:r>
+    </w:p>
+    <w:p>
+      <w:pPr>
         <w:rPr>
           <w:sz w:val="14"/>
         </w:rPr>
-        <w:t>VersionUpdate</w:t>
-      </w:r>
-      <w:proofErr w:type="spellEnd"/>
+      </w:pPr>
       <w:r>
         <w:rPr>
           <w:sz w:val="14"/>
         </w:rPr>
-        <w:t xml:space="preserve"> </w:t>
-      </w:r>
-      <w:proofErr w:type="spellStart"/>
-      <w:r>
-        <w:rPr>
-          <w:sz w:val="14"/>
-        </w:rPr>
-        <w:t>fromVersion</w:t>
-      </w:r>
-      <w:proofErr w:type="spellEnd"/>
-      <w:r>
-        <w:rPr>
-          <w:sz w:val="14"/>
-        </w:rPr>
-        <w:t xml:space="preserve">="24" </w:t>
-      </w:r>
-      <w:proofErr w:type="spellStart"/>
-      <w:r>
-        <w:rPr>
-          <w:sz w:val="14"/>
-        </w:rPr>
-        <w:t>toVersion</w:t>
-      </w:r>
-      <w:proofErr w:type="spellEnd"/>
-      <w:r>
-        <w:rPr>
-          <w:sz w:val="14"/>
-        </w:rPr>
-        <w:t>="24"&gt;</w:t>
-      </w:r>
-    </w:p>
-    <w:p>
-      <w:pPr>
-        <w:rPr>
-          <w:sz w:val="14"/>
-        </w:rPr>
-      </w:pPr>
-      <w:r>
-        <w:rPr>
-          <w:sz w:val="14"/>
-        </w:rPr>
-        <w:tab/>
-        <w:t xml:space="preserve">&lt;Comment&gt;modification noms </w:t>
-      </w:r>
-      <w:proofErr w:type="spellStart"/>
-      <w:r>
-        <w:rPr>
-          <w:sz w:val="14"/>
-        </w:rPr>
-        <w:t>bdc</w:t>
-      </w:r>
-      <w:proofErr w:type="spellEnd"/>
-      <w:r>
-        <w:rPr>
-          <w:sz w:val="14"/>
-        </w:rPr>
-        <w:t xml:space="preserve"> et types&lt;/Comment&gt;</w:t>
-      </w:r>
-    </w:p>
-    <w:p>
-      <w:pPr>
-        <w:rPr>
-          <w:sz w:val="14"/>
-        </w:rPr>
-      </w:pPr>
-      <w:r>
-        <w:rPr>
-          <w:sz w:val="14"/>
-        </w:rPr>
-        <w:tab/>
-      </w:r>
-    </w:p>
-    <w:p>
-      <w:pPr>
-        <w:rPr>
-          <w:sz w:val="14"/>
-        </w:rPr>
-      </w:pPr>
-      <w:r>
-        <w:rPr>
-          <w:sz w:val="14"/>
-        </w:rPr>
-        <w:lastRenderedPageBreak/>
-        <w:tab/>
-        <w:t>&lt;Command&gt;update STRU_FIG set NOM="</w:t>
-      </w:r>
-      <w:proofErr w:type="spellStart"/>
-      <w:r>
-        <w:rPr>
-          <w:sz w:val="14"/>
-        </w:rPr>
-        <w:t>lien_testeur</w:t>
-      </w:r>
-      <w:proofErr w:type="spellEnd"/>
-      <w:r>
-        <w:rPr>
-          <w:sz w:val="14"/>
-        </w:rPr>
-        <w:t xml:space="preserve">" </w:t>
-      </w:r>
-      <w:proofErr w:type="spellStart"/>
-      <w:r>
-        <w:rPr>
-          <w:sz w:val="14"/>
-        </w:rPr>
-        <w:t>where</w:t>
-      </w:r>
-      <w:proofErr w:type="spellEnd"/>
-      <w:r>
-        <w:rPr>
-          <w:sz w:val="14"/>
-        </w:rPr>
-        <w:t xml:space="preserve"> NOM="</w:t>
-      </w:r>
-      <w:proofErr w:type="spellStart"/>
-      <w:r>
-        <w:rPr>
-          <w:sz w:val="14"/>
-        </w:rPr>
-        <w:t>lien_testeur_hydrau</w:t>
-      </w:r>
-      <w:proofErr w:type="spellEnd"/>
-      <w:r>
-        <w:rPr>
-          <w:sz w:val="14"/>
-        </w:rPr>
-        <w:t>";&lt;/Command&gt;</w:t>
-      </w:r>
-    </w:p>
-    <w:p>
-      <w:pPr>
-        <w:rPr>
-          <w:sz w:val="14"/>
-        </w:rPr>
-      </w:pPr>
-      <w:r>
-        <w:rPr>
-          <w:sz w:val="14"/>
-        </w:rPr>
-        <w:tab/>
-        <w:t>&lt;Command&gt;update STRU_FIG set TYPE_NAME="</w:t>
-      </w:r>
-      <w:proofErr w:type="spellStart"/>
-      <w:r>
-        <w:rPr>
-          <w:sz w:val="14"/>
-        </w:rPr>
-        <w:t>lien_testeur</w:t>
-      </w:r>
-      <w:proofErr w:type="spellEnd"/>
-      <w:r>
-        <w:rPr>
-          <w:sz w:val="14"/>
-        </w:rPr>
-        <w:t xml:space="preserve">" </w:t>
-      </w:r>
-      <w:proofErr w:type="spellStart"/>
-      <w:r>
-        <w:rPr>
-          <w:sz w:val="14"/>
-        </w:rPr>
-        <w:t>where</w:t>
-      </w:r>
-      <w:proofErr w:type="spellEnd"/>
-      <w:r>
-        <w:rPr>
-          <w:sz w:val="14"/>
-        </w:rPr>
-        <w:t xml:space="preserve"> TYPE_NAME="</w:t>
-      </w:r>
-      <w:proofErr w:type="spellStart"/>
-      <w:r>
-        <w:rPr>
-          <w:sz w:val="14"/>
-        </w:rPr>
-        <w:t>lien_testeur_hydrau</w:t>
-      </w:r>
-      <w:proofErr w:type="spellEnd"/>
-      <w:r>
-        <w:rPr>
-          <w:sz w:val="14"/>
-        </w:rPr>
-        <w:t>";&lt;/Command&gt;</w:t>
-      </w:r>
-    </w:p>
-    <w:p>
-      <w:pPr>
-        <w:rPr>
-          <w:sz w:val="14"/>
-        </w:rPr>
-      </w:pPr>
-      <w:r>
-        <w:rPr>
-          <w:sz w:val="14"/>
-        </w:rPr>
-        <w:tab/>
-      </w:r>
-    </w:p>
-    <w:p>
-      <w:pPr>
-        <w:rPr>
-          <w:sz w:val="14"/>
-        </w:rPr>
-      </w:pPr>
-      <w:r>
-        <w:rPr>
-          <w:sz w:val="14"/>
-        </w:rPr>
-        <w:tab/>
-        <w:t>&lt;Command&gt;update STRU_FIG set NOM="</w:t>
-      </w:r>
-      <w:proofErr w:type="spellStart"/>
-      <w:r>
-        <w:rPr>
-          <w:sz w:val="14"/>
-        </w:rPr>
-        <w:t>lien_testeur</w:t>
-      </w:r>
-      <w:proofErr w:type="spellEnd"/>
-      <w:r>
-        <w:rPr>
-          <w:sz w:val="14"/>
-        </w:rPr>
-        <w:t xml:space="preserve">" </w:t>
-      </w:r>
-      <w:proofErr w:type="spellStart"/>
-      <w:r>
-        <w:rPr>
-          <w:sz w:val="14"/>
-        </w:rPr>
-        <w:t>where</w:t>
-      </w:r>
-      <w:proofErr w:type="spellEnd"/>
-      <w:r>
-        <w:rPr>
-          <w:sz w:val="14"/>
-        </w:rPr>
-        <w:t xml:space="preserve"> NOM="</w:t>
-      </w:r>
-      <w:proofErr w:type="spellStart"/>
-      <w:r>
-        <w:rPr>
-          <w:sz w:val="14"/>
-        </w:rPr>
-        <w:t>lien_testeur_elec</w:t>
-      </w:r>
-      <w:proofErr w:type="spellEnd"/>
-      <w:r>
-        <w:rPr>
-          <w:sz w:val="14"/>
-        </w:rPr>
-        <w:t>";&lt;/Command&gt;</w:t>
+        <w:tab/>
+        <w:t>&lt;Command&gt;update STRU_FIG set NOM="lien_testeur" where NOM="lien_testeur_elec";&lt;/Command&gt;</w:t>
       </w:r>
     </w:p>
     <w:p>
@@ -17960,119 +16247,43 @@
           <w:sz w:val="14"/>
           <w:lang w:val="en-GB"/>
         </w:rPr>
-        <w:t>&lt;Command&gt;update STRU_FIG set TYPE_NAME="</w:t>
-      </w:r>
-      <w:proofErr w:type="spellStart"/>
-      <w:r>
+        <w:t>&lt;Command&gt;update STRU_FIG set TYPE_NAME="lien_testeur" where TYPE_NAME="lien_testeur_elec";&lt;/Command&gt;</w:t>
+      </w:r>
+    </w:p>
+    <w:p>
+      <w:pPr>
         <w:rPr>
           <w:sz w:val="14"/>
           <w:lang w:val="en-GB"/>
         </w:rPr>
-        <w:t>lien_testeur</w:t>
-      </w:r>
-      <w:proofErr w:type="spellEnd"/>
+      </w:pPr>
       <w:r>
         <w:rPr>
           <w:sz w:val="14"/>
           <w:lang w:val="en-GB"/>
         </w:rPr>
-        <w:t>" where TYPE_NAME="</w:t>
-      </w:r>
-      <w:proofErr w:type="spellStart"/>
-      <w:r>
+        <w:tab/>
+      </w:r>
+    </w:p>
+    <w:p>
+      <w:pPr>
         <w:rPr>
           <w:sz w:val="14"/>
-          <w:lang w:val="en-GB"/>
-        </w:rPr>
-        <w:t>lien_testeur_elec</w:t>
-      </w:r>
-      <w:proofErr w:type="spellEnd"/>
+        </w:rPr>
+      </w:pPr>
       <w:r>
         <w:rPr>
           <w:sz w:val="14"/>
-          <w:lang w:val="en-GB"/>
-        </w:rPr>
-        <w:t>";</w:t>
-      </w:r>
-      <w:proofErr w:type="gramStart"/>
+        </w:rPr>
+        <w:t>&lt;/VersionUpdate&gt;</w:t>
+      </w:r>
+    </w:p>
+    <w:p>
       <w:r>
         <w:rPr>
           <w:sz w:val="14"/>
-          <w:lang w:val="en-GB"/>
-        </w:rPr>
-        <w:t>&lt;/</w:t>
-      </w:r>
-      <w:proofErr w:type="gramEnd"/>
-      <w:r>
-        <w:rPr>
-          <w:sz w:val="14"/>
-          <w:lang w:val="en-GB"/>
-        </w:rPr>
-        <w:t>Command&gt;</w:t>
-      </w:r>
-    </w:p>
-    <w:p>
-      <w:pPr>
-        <w:rPr>
-          <w:sz w:val="14"/>
-          <w:lang w:val="en-GB"/>
-        </w:rPr>
-      </w:pPr>
-      <w:r>
-        <w:rPr>
-          <w:sz w:val="14"/>
-          <w:lang w:val="en-GB"/>
-        </w:rPr>
-        <w:tab/>
-      </w:r>
-    </w:p>
-    <w:p>
-      <w:pPr>
-        <w:rPr>
-          <w:sz w:val="14"/>
-        </w:rPr>
-      </w:pPr>
-      <w:r>
-        <w:rPr>
-          <w:sz w:val="14"/>
-        </w:rPr>
-        <w:t>&lt;/</w:t>
-      </w:r>
-      <w:proofErr w:type="spellStart"/>
-      <w:r>
-        <w:rPr>
-          <w:sz w:val="14"/>
-        </w:rPr>
-        <w:t>VersionUpdate</w:t>
-      </w:r>
-      <w:proofErr w:type="spellEnd"/>
-      <w:r>
-        <w:rPr>
-          <w:sz w:val="14"/>
-        </w:rPr>
-        <w:t>&gt;</w:t>
-      </w:r>
-    </w:p>
-    <w:p>
-      <w:r>
-        <w:rPr>
-          <w:sz w:val="14"/>
-        </w:rPr>
-        <w:t>&lt;/</w:t>
-      </w:r>
-      <w:proofErr w:type="spellStart"/>
-      <w:r>
-        <w:rPr>
-          <w:sz w:val="14"/>
-        </w:rPr>
-        <w:t>DatabaseManagement</w:t>
-      </w:r>
-      <w:proofErr w:type="spellEnd"/>
-      <w:r>
-        <w:rPr>
-          <w:sz w:val="14"/>
-        </w:rPr>
-        <w:t>&gt;</w:t>
+        </w:rPr>
+        <w:t>&lt;/DatabaseManagement&gt;</w:t>
       </w:r>
       <w:r>
         <w:t xml:space="preserve"> </w:t>
@@ -18085,11 +16296,11 @@
       <w:pPr>
         <w:pStyle w:val="Titre1"/>
       </w:pPr>
-      <w:bookmarkStart w:id="35" w:name="_Toc2964577"/>
+      <w:bookmarkStart w:id="36" w:name="_Toc4057692"/>
       <w:r>
         <w:t>Conclusion</w:t>
       </w:r>
-      <w:bookmarkEnd w:id="35"/>
+      <w:bookmarkEnd w:id="36"/>
     </w:p>
     <w:p>
       <w:r>
@@ -18101,15 +16312,7 @@
         <w:ind w:left="567"/>
       </w:pPr>
       <w:r>
-        <w:t xml:space="preserve">- l'évolution de KB3 et de l'éditeur </w:t>
-      </w:r>
-      <w:proofErr w:type="spellStart"/>
-      <w:r>
-        <w:t>VisualFigaro</w:t>
-      </w:r>
-      <w:proofErr w:type="spellEnd"/>
-      <w:r>
-        <w:t>,</w:t>
+        <w:t>- l'évolution de KB3 et de l'éditeur VisualFigaro,</w:t>
       </w:r>
     </w:p>
     <w:p>
@@ -18125,6 +16328,7 @@
         <w:ind w:left="567"/>
       </w:pPr>
       <w:r>
+        <w:lastRenderedPageBreak/>
         <w:t>- l'apparition de nouveaux outils sur le marché.</w:t>
       </w:r>
     </w:p>
@@ -18135,12 +16339,12 @@
       <w:r>
         <w:br w:type="page"/>
       </w:r>
-      <w:bookmarkStart w:id="36" w:name="_Toc2964578"/>
+      <w:bookmarkStart w:id="37" w:name="_Toc4057693"/>
       <w:r>
         <w:lastRenderedPageBreak/>
         <w:t>Annexe A : passage de paramètres lors du lancement d'un code externe par KB3</w:t>
       </w:r>
-      <w:bookmarkEnd w:id="36"/>
+      <w:bookmarkEnd w:id="37"/>
     </w:p>
     <w:p/>
     <w:p>
@@ -18271,15 +16475,7 @@
         <w:t xml:space="preserve"> faisant charger directement le fichier Figaro 0 qui vient d'être généré pa</w:t>
       </w:r>
       <w:r>
-        <w:t xml:space="preserve">r KB3 (on peut faire la même chose pour </w:t>
-      </w:r>
-      <w:proofErr w:type="spellStart"/>
-      <w:r>
-        <w:t>Figseq</w:t>
-      </w:r>
-      <w:proofErr w:type="spellEnd"/>
-      <w:r>
-        <w:t>).</w:t>
+        <w:t>r KB3 (on peut faire la même chose pour Figseq).</w:t>
       </w:r>
     </w:p>
     <w:p>
@@ -18304,15 +16500,7 @@
         <w:t>.</w:t>
       </w:r>
       <w:r>
-        <w:t xml:space="preserve"> Dans l'exemple ci-dessus, %1 vaut "-</w:t>
-      </w:r>
-      <w:proofErr w:type="spellStart"/>
-      <w:r>
-        <w:t>wd</w:t>
-      </w:r>
-      <w:proofErr w:type="spellEnd"/>
-      <w:r>
-        <w:t xml:space="preserve">", %2 est le répertoire de travail, %3 vaut "-ffi0" et %4 est le nom complet d'accès au fichier Figaro0 à charger par YAMS. </w:t>
+        <w:t xml:space="preserve"> Dans l'exemple ci-dessus, %1 vaut "-wd", %2 est le répertoire de travail, %3 vaut "-ffi0" et %4 est le nom complet d'accès au fichier Figaro0 à charger par YAMS. </w:t>
       </w:r>
       <w:r>
         <w:t xml:space="preserve"> </w:t>
@@ -18554,15 +16742,7 @@
         <w:footnoteRef/>
       </w:r>
       <w:r>
-        <w:t xml:space="preserve"> Pour </w:t>
-      </w:r>
-      <w:proofErr w:type="spellStart"/>
-      <w:r>
-        <w:t>Figseq</w:t>
-      </w:r>
-      <w:proofErr w:type="spellEnd"/>
-      <w:r>
-        <w:t xml:space="preserve"> et YAMS, il faut installer ces codes séparément de Visual Figaro, et se référer aux indications du §</w:t>
+        <w:t xml:space="preserve"> Pour Figseq et YAMS, il faut installer ces codes séparément de Visual Figaro, et se référer aux indications du §</w:t>
       </w:r>
       <w:r>
         <w:fldChar w:fldCharType="begin"/>
@@ -18596,23 +16776,7 @@
         <w:footnoteRef/>
       </w:r>
       <w:r>
-        <w:t xml:space="preserve"> Noter que </w:t>
-      </w:r>
-      <w:proofErr w:type="spellStart"/>
-      <w:r>
-        <w:t>VisualFigaro</w:t>
-      </w:r>
-      <w:proofErr w:type="spellEnd"/>
-      <w:r>
-        <w:t xml:space="preserve"> utilise aussi ce fichier pour savoir où se trouvent YAMS et </w:t>
-      </w:r>
-      <w:proofErr w:type="spellStart"/>
-      <w:r>
-        <w:t>Figseq</w:t>
-      </w:r>
-      <w:proofErr w:type="spellEnd"/>
-      <w:r>
-        <w:t>.</w:t>
+        <w:t xml:space="preserve"> Noter que VisualFigaro utilise aussi ce fichier pour savoir où se trouvent YAMS et Figseq.</w:t>
       </w:r>
     </w:p>
   </w:footnote>
@@ -18628,15 +16792,7 @@
         <w:footnoteRef/>
       </w:r>
       <w:r>
-        <w:t xml:space="preserve"> En fait, il peut exister deux fichiers KB3Configuration.xml : un fichier situé dans C:\ProgramData\EDF MRI TOOLS, dont les données sont accessibles à tous les utilisateurs de la machine, et qui n'est pas modifié par KB3, et un fichier propre à l'utilisateur "</w:t>
-      </w:r>
-      <w:proofErr w:type="spellStart"/>
-      <w:r>
-        <w:t>nom_user</w:t>
-      </w:r>
-      <w:proofErr w:type="spellEnd"/>
-      <w:r>
-        <w:t xml:space="preserve">", situé dans le répertoire : </w:t>
+        <w:t xml:space="preserve"> En fait, il peut exister deux fichiers KB3Configuration.xml : un fichier situé dans C:\ProgramData\EDF MRI TOOLS, dont les données sont accessibles à tous les utilisateurs de la machine, et qui n'est pas modifié par KB3, et un fichier propre à l'utilisateur "nom_user", situé dans le répertoire : </w:t>
       </w:r>
       <w:r>
         <w:t>C:\Users\</w:t>
@@ -18672,13 +16828,27 @@
         <w:footnoteRef/>
       </w:r>
       <w:r>
-        <w:t xml:space="preserve"> Les points de connexion sont appelés « ports » dans l’IHM </w:t>
-      </w:r>
-      <w:proofErr w:type="spellStart"/>
-      <w:r>
-        <w:t>VisualFigaro</w:t>
-      </w:r>
-      <w:proofErr w:type="spellEnd"/>
+        <w:t xml:space="preserve"> Les points de connexion sont appelés « ports » dans l’IHM VisualFigaro.</w:t>
+      </w:r>
+    </w:p>
+  </w:footnote>
+  <w:footnote w:id="5">
+    <w:p>
+      <w:pPr>
+        <w:pStyle w:val="Notedebasdepage"/>
+      </w:pPr>
+      <w:r>
+        <w:rPr>
+          <w:rStyle w:val="Appelnotedebasdep"/>
+        </w:rPr>
+        <w:footnoteRef/>
+      </w:r>
+      <w:r>
+        <w:t xml:space="preserve"> A partir de KB3 v</w:t>
+      </w:r>
+      <w:r>
+        <w:t>1.3.2.4</w:t>
+      </w:r>
       <w:r>
         <w:t>.</w:t>
       </w:r>
@@ -18911,7 +17081,7 @@
               <w:noProof/>
               <w:sz w:val="20"/>
             </w:rPr>
-            <w:t>23</w:t>
+            <w:t>6</w:t>
           </w:r>
           <w:r>
             <w:rPr>
@@ -18954,7 +17124,7 @@
               <w:noProof/>
               <w:sz w:val="20"/>
             </w:rPr>
-            <w:t>24</w:t>
+            <w:t>25</w:t>
           </w:r>
           <w:r>
             <w:rPr>
@@ -22726,7 +20896,7 @@
 </file>
 
 <file path=customXml/itemProps1.xml><?xml version="1.0" encoding="utf-8"?>
-<ds:datastoreItem xmlns:ds="http://schemas.openxmlformats.org/officeDocument/2006/customXml" ds:itemID="{28DE607C-500E-46C7-9970-58430C689578}">
+<ds:datastoreItem xmlns:ds="http://schemas.openxmlformats.org/officeDocument/2006/customXml" ds:itemID="{6E45AA29-BFA0-4423-A313-34B85BDE207B}">
   <ds:schemaRefs>
     <ds:schemaRef ds:uri="http://schemas.openxmlformats.org/officeDocument/2006/bibliography"/>
   </ds:schemaRefs>

--- a/Package/5_Docs/Francais/Manuel devt BDC pour KB3 v3.docx
+++ b/Package/5_Docs/Francais/Manuel devt BDC pour KB3 v3.docx
@@ -79,31 +79,50 @@
               <w:jc w:val="center"/>
             </w:pPr>
             <w:r>
-              <w:object w:dxaOrig="1188" w:dyaOrig="1576">
-                <v:shapetype id="_x0000_t75" coordsize="21600,21600" o:spt="75" o:preferrelative="t" path="m@4@5l@4@11@9@11@9@5xe" filled="f" stroked="f">
-                  <v:stroke joinstyle="miter"/>
-                  <v:formulas>
-                    <v:f eqn="if lineDrawn pixelLineWidth 0"/>
-                    <v:f eqn="sum @0 1 0"/>
-                    <v:f eqn="sum 0 0 @1"/>
-                    <v:f eqn="prod @2 1 2"/>
-                    <v:f eqn="prod @3 21600 pixelWidth"/>
-                    <v:f eqn="prod @3 21600 pixelHeight"/>
-                    <v:f eqn="sum @0 0 1"/>
-                    <v:f eqn="prod @6 1 2"/>
-                    <v:f eqn="prod @7 21600 pixelWidth"/>
-                    <v:f eqn="sum @8 21600 0"/>
-                    <v:f eqn="prod @7 21600 pixelHeight"/>
-                    <v:f eqn="sum @10 21600 0"/>
-                  </v:formulas>
-                  <v:path o:extrusionok="f" gradientshapeok="t" o:connecttype="rect"/>
-                  <o:lock v:ext="edit" aspectratio="t"/>
-                </v:shapetype>
-                <v:shape id="_x0000_i1025" type="#_x0000_t75" style="width:59.35pt;height:78.9pt" o:ole="">
-                  <v:imagedata r:id="rId8" o:title=""/>
-                </v:shape>
-                <o:OLEObject Type="Embed" ProgID="Word.Picture.8" ShapeID="_x0000_i1025" DrawAspect="Content" ObjectID="_1614670429" r:id="rId9"/>
-              </w:object>
+              <w:rPr>
+                <w:noProof/>
+              </w:rPr>
+              <w:drawing>
+                <wp:inline distT="0" distB="0" distL="0" distR="0">
+                  <wp:extent cx="742950" cy="1050520"/>
+                  <wp:effectExtent l="0" t="0" r="0" b="0"/>
+                  <wp:docPr id="3" name="Image 3"/>
+                  <wp:cNvGraphicFramePr>
+                    <a:graphicFrameLocks xmlns:a="http://schemas.openxmlformats.org/drawingml/2006/main" noChangeAspect="1"/>
+                  </wp:cNvGraphicFramePr>
+                  <a:graphic xmlns:a="http://schemas.openxmlformats.org/drawingml/2006/main">
+                    <a:graphicData uri="http://schemas.openxmlformats.org/drawingml/2006/picture">
+                      <pic:pic xmlns:pic="http://schemas.openxmlformats.org/drawingml/2006/picture">
+                        <pic:nvPicPr>
+                          <pic:cNvPr id="3" name="Logo-eDF1-3.jpg"/>
+                          <pic:cNvPicPr/>
+                        </pic:nvPicPr>
+                        <pic:blipFill>
+                          <a:blip r:embed="rId8" cstate="print">
+                            <a:extLst>
+                              <a:ext uri="{28A0092B-C50C-407E-A947-70E740481C1C}">
+                                <a14:useLocalDpi xmlns:a14="http://schemas.microsoft.com/office/drawing/2010/main" val="0"/>
+                              </a:ext>
+                            </a:extLst>
+                          </a:blip>
+                          <a:stretch>
+                            <a:fillRect/>
+                          </a:stretch>
+                        </pic:blipFill>
+                        <pic:spPr>
+                          <a:xfrm>
+                            <a:off x="0" y="0"/>
+                            <a:ext cx="749850" cy="1060276"/>
+                          </a:xfrm>
+                          <a:prstGeom prst="rect">
+                            <a:avLst/>
+                          </a:prstGeom>
+                        </pic:spPr>
+                      </pic:pic>
+                    </a:graphicData>
+                  </a:graphic>
+                </wp:inline>
+              </w:drawing>
             </w:r>
           </w:p>
         </w:tc>
@@ -134,7 +153,7 @@
         <w:framePr w:hSpace="0" w:wrap="auto" w:vAnchor="margin" w:hAnchor="text" w:xAlign="left" w:yAlign="inline"/>
       </w:pPr>
       <w:r>
-        <w:t>Mars</w:t>
+        <w:t>Avril</w:t>
       </w:r>
       <w:r>
         <w:t xml:space="preserve"> </w:t>
@@ -168,145 +187,6 @@
           <w:szCs w:val="24"/>
         </w:rPr>
         <w:br/>
-        <w:t>de fonctionnement</w:t>
-      </w:r>
-    </w:p>
-    <w:p>
-      <w:pPr>
-        <w:pStyle w:val="Z-Fr-Groupe-Adresse1"/>
-        <w:rPr>
-          <w:szCs w:val="24"/>
-        </w:rPr>
-      </w:pPr>
-      <w:r>
-        <w:rPr>
-          <w:szCs w:val="24"/>
-        </w:rPr>
-        <w:t>1, AVENUE DU GÉNÉRAL DE GAULLE</w:t>
-      </w:r>
-    </w:p>
-    <w:p>
-      <w:pPr>
-        <w:pStyle w:val="Z-Fr-Groupe-Adresse2"/>
-        <w:rPr>
-          <w:szCs w:val="24"/>
-        </w:rPr>
-      </w:pPr>
-      <w:r>
-        <w:rPr>
-          <w:szCs w:val="24"/>
-        </w:rPr>
-        <w:t>F-92141 CLAMART CEDEX</w:t>
-      </w:r>
-    </w:p>
-    <w:p>
-      <w:pPr>
-        <w:pStyle w:val="Z-Fr-Telephone"/>
-        <w:rPr>
-          <w:szCs w:val="24"/>
-        </w:rPr>
-      </w:pPr>
-      <w:r>
-        <w:rPr>
-          <w:szCs w:val="24"/>
-        </w:rPr>
-        <w:t>Tel : 33 1 01 47 65 44 16</w:t>
-      </w:r>
-    </w:p>
-    <w:p>
-      <w:pPr>
-        <w:pStyle w:val="Z-Fr-Fax"/>
-        <w:rPr>
-          <w:szCs w:val="24"/>
-        </w:rPr>
-      </w:pPr>
-      <w:r>
-        <w:rPr>
-          <w:szCs w:val="24"/>
-        </w:rPr>
-        <w:t>FAX : 33 1 01 47 65 51 73</w:t>
-      </w:r>
-    </w:p>
-    <w:p>
-      <w:pPr>
-        <w:pStyle w:val="Z-Base"/>
-        <w:rPr>
-          <w:rFonts w:ascii="Arial" w:hAnsi="Arial"/>
-          <w:caps/>
-          <w:spacing w:val="20"/>
-          <w:sz w:val="12"/>
-          <w:szCs w:val="24"/>
-        </w:rPr>
-      </w:pPr>
-    </w:p>
-    <w:p>
-      <w:pPr>
-        <w:pStyle w:val="Z-Base"/>
-        <w:rPr>
-          <w:rFonts w:ascii="Arial" w:hAnsi="Arial"/>
-          <w:caps/>
-          <w:spacing w:val="20"/>
-          <w:sz w:val="12"/>
-          <w:szCs w:val="24"/>
-        </w:rPr>
-      </w:pPr>
-      <w:r>
-        <w:rPr>
-          <w:rFonts w:ascii="Arial" w:hAnsi="Arial"/>
-          <w:caps/>
-          <w:spacing w:val="20"/>
-          <w:sz w:val="12"/>
-          <w:szCs w:val="24"/>
-        </w:rPr>
-        <w:t>6, quai Watier</w:t>
-      </w:r>
-    </w:p>
-    <w:p>
-      <w:pPr>
-        <w:pStyle w:val="Z-Base"/>
-        <w:rPr>
-          <w:rFonts w:ascii="Arial" w:hAnsi="Arial"/>
-          <w:sz w:val="12"/>
-          <w:szCs w:val="24"/>
-        </w:rPr>
-      </w:pPr>
-      <w:r>
-        <w:rPr>
-          <w:rFonts w:ascii="Arial" w:hAnsi="Arial"/>
-          <w:caps/>
-          <w:spacing w:val="20"/>
-          <w:sz w:val="12"/>
-          <w:szCs w:val="24"/>
-        </w:rPr>
-        <w:t>F-78400 CHATOU</w:t>
-      </w:r>
-    </w:p>
-    <w:p>
-      <w:pPr>
-        <w:pStyle w:val="Z-Fr-Telephone"/>
-        <w:rPr>
-          <w:szCs w:val="24"/>
-        </w:rPr>
-      </w:pPr>
-      <w:r>
-        <w:rPr>
-          <w:szCs w:val="24"/>
-        </w:rPr>
-        <w:t>Tel : 33 1 01 30 87 74 42</w:t>
-      </w:r>
-    </w:p>
-    <w:p>
-      <w:pPr>
-        <w:pStyle w:val="Z-Fr-Fax"/>
-        <w:rPr>
-          <w:szCs w:val="24"/>
-        </w:rPr>
-      </w:pPr>
-      <w:r>
-        <w:rPr>
-          <w:szCs w:val="24"/>
-        </w:rPr>
-        <w:t>FAX : 33 1 01 30 87 80 80</w:t>
       </w:r>
     </w:p>
     <w:p>
@@ -719,67 +599,50 @@
           <w:tab w:val="left" w:pos="7797"/>
         </w:tabs>
         <w:rPr>
+          <w:szCs w:val="24"/>
+        </w:rPr>
+      </w:pPr>
+      <w:r>
+        <w:rPr>
+          <w:rStyle w:val="Z-Fr-Access"/>
+          <w:szCs w:val="24"/>
+        </w:rPr>
+        <w:t>Accessibilité : LIBRE</w:t>
+      </w:r>
+      <w:r>
+        <w:rPr>
           <w:rStyle w:val="Z-Fr-Copyright"/>
           <w:szCs w:val="24"/>
         </w:rPr>
-      </w:pPr>
-      <w:r>
-        <w:rPr>
-          <w:rStyle w:val="Z-Fr-Access"/>
-          <w:szCs w:val="24"/>
-        </w:rPr>
-        <w:t>Accessibilité : LIBRE</w:t>
+        <w:tab/>
+      </w:r>
+      <w:r>
+        <w:rPr>
+          <w:rStyle w:val="Z-Fr-Copyright"/>
+        </w:rPr>
+        <w:sym w:font="Symbol" w:char="F0D3"/>
       </w:r>
       <w:r>
         <w:rPr>
           <w:rStyle w:val="Z-Fr-Copyright"/>
           <w:szCs w:val="24"/>
         </w:rPr>
-        <w:tab/>
-      </w:r>
-      <w:r>
-        <w:rPr>
-          <w:rStyle w:val="Z-Fr-Copyright"/>
-        </w:rPr>
-        <w:sym w:font="Symbol" w:char="F0D3"/>
+        <w:t xml:space="preserve"> EDF </w:t>
       </w:r>
       <w:r>
         <w:rPr>
           <w:rStyle w:val="Z-Fr-Copyright"/>
           <w:szCs w:val="24"/>
         </w:rPr>
-        <w:t xml:space="preserve"> EDF </w:t>
+        <w:t>201</w:t>
       </w:r>
       <w:r>
         <w:rPr>
           <w:rStyle w:val="Z-Fr-Copyright"/>
           <w:szCs w:val="24"/>
         </w:rPr>
-        <w:t>201</w:t>
-      </w:r>
-      <w:r>
-        <w:rPr>
-          <w:rStyle w:val="Z-Fr-Copyright"/>
-          <w:szCs w:val="24"/>
-        </w:rPr>
         <w:t>9</w:t>
       </w:r>
-    </w:p>
-    <w:p>
-      <w:pPr>
-        <w:pStyle w:val="Z-Base"/>
-        <w:tabs>
-          <w:tab w:val="clear" w:pos="567"/>
-          <w:tab w:val="clear" w:pos="1134"/>
-          <w:tab w:val="clear" w:pos="1701"/>
-          <w:tab w:val="clear" w:pos="2268"/>
-          <w:tab w:val="clear" w:pos="2835"/>
-          <w:tab w:val="left" w:pos="7797"/>
-        </w:tabs>
-        <w:rPr>
-          <w:szCs w:val="24"/>
-        </w:rPr>
-      </w:pPr>
       <w:r>
         <w:rPr>
           <w:szCs w:val="24"/>
@@ -818,51 +681,6 @@
           </w:tcPr>
           <w:p>
             <w:pPr>
-              <w:pStyle w:val="Z-Fr-PoleIndustrie"/>
-              <w:rPr>
-                <w:bCs w:val="0"/>
-                <w:szCs w:val="24"/>
-                <w:lang w:val="en-GB"/>
-              </w:rPr>
-            </w:pPr>
-            <w:r>
-              <w:rPr>
-                <w:bCs w:val="0"/>
-                <w:szCs w:val="24"/>
-                <w:lang w:val="en-GB"/>
-              </w:rPr>
-              <w:lastRenderedPageBreak/>
-              <w:br w:type="page"/>
-            </w:r>
-            <w:r>
-              <w:rPr>
-                <w:rStyle w:val="Z-Fr-Copyright"/>
-                <w:bCs w:val="0"/>
-                <w:szCs w:val="24"/>
-                <w:lang w:val="en-GB"/>
-              </w:rPr>
-              <w:br w:type="page"/>
-            </w:r>
-            <w:r>
-              <w:rPr>
-                <w:bCs w:val="0"/>
-                <w:szCs w:val="24"/>
-                <w:lang w:val="en-GB"/>
-              </w:rPr>
-              <w:br w:type="page"/>
-            </w:r>
-            <w:r>
-              <w:rPr>
-                <w:bCs w:val="0"/>
-                <w:sz w:val="24"/>
-                <w:szCs w:val="24"/>
-                <w:lang w:val="en-GB"/>
-              </w:rPr>
-              <w:t>EDF - R&amp;D</w:t>
-            </w:r>
-          </w:p>
-          <w:p>
-            <w:pPr>
               <w:pStyle w:val="Z-Fr-RD"/>
               <w:framePr w:wrap="auto"/>
               <w:rPr>
@@ -870,15 +688,6 @@
                 <w:lang w:val="en-GB"/>
               </w:rPr>
             </w:pPr>
-            <w:r>
-              <w:rPr>
-                <w:b/>
-                <w:sz w:val="16"/>
-                <w:szCs w:val="24"/>
-                <w:lang w:val="en-GB"/>
-              </w:rPr>
-              <w:t>INDUSTRIAL RISK MANAGEMENT</w:t>
-            </w:r>
           </w:p>
         </w:tc>
         <w:tc>
@@ -899,17 +708,6 @@
                 <w:szCs w:val="24"/>
               </w:rPr>
             </w:pPr>
-            <w:r>
-              <w:rPr>
-                <w:szCs w:val="24"/>
-              </w:rPr>
-              <w:object w:dxaOrig="1188" w:dyaOrig="1576">
-                <v:shape id="_x0000_i1026" type="#_x0000_t75" style="width:59.35pt;height:78.9pt" o:ole="">
-                  <v:imagedata r:id="rId10" o:title=""/>
-                </v:shape>
-                <o:OLEObject Type="Embed" ProgID="Word.Picture.8" ShapeID="_x0000_i1026" DrawAspect="Content" ObjectID="_1614670430" r:id="rId11"/>
-              </w:object>
-            </w:r>
           </w:p>
         </w:tc>
         <w:tc>
@@ -934,3949 +732,20 @@
     </w:tbl>
     <w:p>
       <w:pPr>
-        <w:pStyle w:val="Z-Fr-Date"/>
-        <w:framePr w:hSpace="0" w:wrap="auto" w:vAnchor="margin" w:hAnchor="text" w:xAlign="left" w:yAlign="inline"/>
-        <w:rPr>
-          <w:lang w:val="en-GB"/>
-        </w:rPr>
-      </w:pPr>
-      <w:r>
-        <w:rPr>
-          <w:lang w:val="en-GB"/>
-        </w:rPr>
-        <w:t>March</w:t>
-      </w:r>
-      <w:r>
-        <w:rPr>
-          <w:lang w:val="en-GB"/>
-        </w:rPr>
-        <w:t xml:space="preserve"> </w:t>
-      </w:r>
-      <w:r>
-        <w:rPr>
-          <w:lang w:val="en-GB"/>
-        </w:rPr>
-        <w:t>201</w:t>
-      </w:r>
-      <w:r>
-        <w:rPr>
-          <w:lang w:val="en-GB"/>
-        </w:rPr>
-        <w:t>9</w:t>
-      </w:r>
-    </w:p>
-    <w:p>
-      <w:pPr>
-        <w:pStyle w:val="Z-Fr-Groupe-Libelle"/>
-        <w:rPr>
+        <w:pStyle w:val="Z-Fr-Synthese"/>
+        <w:rPr>
+          <w:iCs w:val="0"/>
           <w:szCs w:val="24"/>
-          <w:lang w:val="en-GB"/>
-        </w:rPr>
-      </w:pPr>
-      <w:r>
-        <w:rPr>
-          <w:szCs w:val="24"/>
-          <w:lang w:val="en-GB"/>
-        </w:rPr>
-        <w:t>Organisations and Systems risks</w:t>
-      </w:r>
-      <w:r>
-        <w:rPr>
-          <w:szCs w:val="24"/>
-          <w:lang w:val="en-GB"/>
-        </w:rPr>
-        <w:br/>
-        <w:t>analysis group</w:t>
-      </w:r>
-    </w:p>
-    <w:p>
-      <w:pPr>
-        <w:pStyle w:val="Z-Fr-Groupe-Adresse1"/>
-        <w:rPr>
-          <w:szCs w:val="24"/>
-        </w:rPr>
-      </w:pPr>
-      <w:r>
-        <w:rPr>
-          <w:szCs w:val="24"/>
-        </w:rPr>
-        <w:t>1, AVENUE DU GÉNÉRAL DE GAULLE</w:t>
-      </w:r>
-    </w:p>
-    <w:p>
-      <w:pPr>
-        <w:pStyle w:val="Z-Fr-Groupe-Adresse2"/>
-        <w:rPr>
-          <w:szCs w:val="24"/>
-        </w:rPr>
-      </w:pPr>
-      <w:r>
-        <w:rPr>
-          <w:szCs w:val="24"/>
-        </w:rPr>
-        <w:t>F-92141 CLAMART CEDEX</w:t>
-      </w:r>
-    </w:p>
-    <w:p>
-      <w:pPr>
-        <w:pStyle w:val="Z-Fr-Telephone"/>
-        <w:rPr>
-          <w:szCs w:val="24"/>
-        </w:rPr>
-      </w:pPr>
-      <w:r>
-        <w:rPr>
-          <w:szCs w:val="24"/>
-        </w:rPr>
-        <w:t>Tel : 33 1 01 47 65 44 16</w:t>
-      </w:r>
-    </w:p>
-    <w:p>
-      <w:pPr>
-        <w:pStyle w:val="Z-Fr-Fax"/>
-        <w:rPr>
-          <w:szCs w:val="24"/>
-        </w:rPr>
-      </w:pPr>
-      <w:r>
-        <w:rPr>
-          <w:szCs w:val="24"/>
-        </w:rPr>
-        <w:t>FAX : 33 1 01 47 65 51 73</w:t>
-      </w:r>
-    </w:p>
-    <w:p>
-      <w:pPr>
-        <w:pStyle w:val="Z-Base"/>
-        <w:rPr>
-          <w:rFonts w:ascii="Arial" w:hAnsi="Arial"/>
-          <w:caps/>
-          <w:spacing w:val="20"/>
-          <w:sz w:val="12"/>
-          <w:szCs w:val="24"/>
-        </w:rPr>
-      </w:pPr>
-    </w:p>
-    <w:p>
-      <w:pPr>
-        <w:pStyle w:val="Z-Base"/>
-        <w:rPr>
-          <w:rFonts w:ascii="Arial" w:hAnsi="Arial"/>
-          <w:caps/>
-          <w:spacing w:val="20"/>
-          <w:sz w:val="12"/>
-          <w:szCs w:val="24"/>
-        </w:rPr>
-      </w:pPr>
-      <w:r>
-        <w:rPr>
-          <w:rFonts w:ascii="Arial" w:hAnsi="Arial"/>
-          <w:caps/>
-          <w:spacing w:val="20"/>
-          <w:sz w:val="12"/>
-          <w:szCs w:val="24"/>
-        </w:rPr>
-        <w:t>6, quai Watier</w:t>
-      </w:r>
-    </w:p>
-    <w:p>
-      <w:pPr>
-        <w:pStyle w:val="Z-Base"/>
-        <w:rPr>
-          <w:rFonts w:ascii="Arial" w:hAnsi="Arial"/>
-          <w:sz w:val="12"/>
-          <w:szCs w:val="24"/>
-        </w:rPr>
-      </w:pPr>
-      <w:r>
-        <w:rPr>
-          <w:rFonts w:ascii="Arial" w:hAnsi="Arial"/>
-          <w:caps/>
-          <w:spacing w:val="20"/>
-          <w:sz w:val="12"/>
-          <w:szCs w:val="24"/>
-        </w:rPr>
-        <w:t>F-78400 CHATOU</w:t>
-      </w:r>
-    </w:p>
-    <w:p>
-      <w:pPr>
-        <w:pStyle w:val="Z-Fr-Telephone"/>
-        <w:rPr>
-          <w:szCs w:val="24"/>
-        </w:rPr>
-      </w:pPr>
-      <w:r>
-        <w:rPr>
-          <w:szCs w:val="24"/>
-        </w:rPr>
-        <w:t>Tel : 33 1 01 30 87 74 42</w:t>
-      </w:r>
-    </w:p>
-    <w:p>
-      <w:pPr>
-        <w:pStyle w:val="Z-Fr-Fax"/>
-        <w:rPr>
-          <w:szCs w:val="24"/>
-        </w:rPr>
-      </w:pPr>
-      <w:r>
-        <w:rPr>
-          <w:szCs w:val="24"/>
-        </w:rPr>
-        <w:t>FAX : 33 1 01 30 87 80 80</w:t>
-      </w:r>
-    </w:p>
-    <w:p>
-      <w:pPr>
-        <w:pStyle w:val="Z-Fr-Fax"/>
-        <w:rPr>
-          <w:szCs w:val="24"/>
-        </w:rPr>
-      </w:pPr>
-    </w:p>
-    <w:p>
-      <w:pPr>
-        <w:pStyle w:val="Z-Fr-Fax"/>
-        <w:rPr>
-          <w:szCs w:val="24"/>
-        </w:rPr>
-      </w:pPr>
-    </w:p>
-    <w:p>
-      <w:pPr>
-        <w:pStyle w:val="Z-Fr-Fax"/>
-        <w:rPr>
-          <w:szCs w:val="24"/>
-        </w:rPr>
-      </w:pPr>
-    </w:p>
-    <w:p>
-      <w:pPr>
-        <w:pStyle w:val="Z-Fr-Fax"/>
-        <w:rPr>
-          <w:szCs w:val="24"/>
-        </w:rPr>
-      </w:pPr>
-    </w:p>
-    <w:p>
-      <w:pPr>
-        <w:pStyle w:val="Z-Fr-Fax"/>
-        <w:rPr>
-          <w:szCs w:val="24"/>
-        </w:rPr>
-      </w:pPr>
-    </w:p>
-    <w:p>
-      <w:pPr>
-        <w:pStyle w:val="Z-Fr-Fax"/>
-        <w:rPr>
-          <w:szCs w:val="24"/>
-        </w:rPr>
-      </w:pPr>
-    </w:p>
-    <w:p>
-      <w:pPr>
-        <w:pStyle w:val="Z-Fr-Fax"/>
-        <w:rPr>
-          <w:szCs w:val="24"/>
-        </w:rPr>
-      </w:pPr>
-    </w:p>
-    <w:tbl>
-      <w:tblPr>
-        <w:tblW w:w="0" w:type="auto"/>
-        <w:jc w:val="center"/>
-        <w:tblBorders>
-          <w:top w:val="single" w:sz="6" w:space="0" w:color="auto"/>
-          <w:left w:val="single" w:sz="6" w:space="0" w:color="auto"/>
-          <w:bottom w:val="single" w:sz="6" w:space="0" w:color="auto"/>
-          <w:right w:val="single" w:sz="6" w:space="0" w:color="auto"/>
-          <w:insideH w:val="single" w:sz="6" w:space="0" w:color="auto"/>
-          <w:insideV w:val="single" w:sz="6" w:space="0" w:color="auto"/>
-        </w:tblBorders>
-        <w:tblLayout w:type="fixed"/>
-        <w:tblCellMar>
-          <w:left w:w="70" w:type="dxa"/>
-          <w:right w:w="70" w:type="dxa"/>
-        </w:tblCellMar>
-        <w:tblLook w:val="0000" w:firstRow="0" w:lastRow="0" w:firstColumn="0" w:lastColumn="0" w:noHBand="0" w:noVBand="0"/>
-      </w:tblPr>
-      <w:tblGrid>
-        <w:gridCol w:w="6372"/>
-      </w:tblGrid>
-      <w:tr>
-        <w:trPr>
-          <w:trHeight w:hRule="exact" w:val="540"/>
-          <w:jc w:val="center"/>
-        </w:trPr>
-        <w:tc>
-          <w:tcPr>
-            <w:tcW w:w="6372" w:type="dxa"/>
-            <w:tcBorders>
-              <w:top w:val="single" w:sz="6" w:space="0" w:color="auto"/>
-              <w:left w:val="single" w:sz="6" w:space="0" w:color="auto"/>
-              <w:bottom w:val="nil"/>
-              <w:right w:val="single" w:sz="6" w:space="0" w:color="auto"/>
-            </w:tcBorders>
-          </w:tcPr>
-          <w:p>
-            <w:pPr>
-              <w:pStyle w:val="Z-Fr-Auteur"/>
-            </w:pPr>
-            <w:r>
-              <w:t>Bouissou M.</w:t>
-            </w:r>
-          </w:p>
-        </w:tc>
-      </w:tr>
-      <w:tr>
-        <w:trPr>
-          <w:trHeight w:hRule="exact" w:val="1400"/>
-          <w:jc w:val="center"/>
-        </w:trPr>
-        <w:tc>
-          <w:tcPr>
-            <w:tcW w:w="6372" w:type="dxa"/>
-            <w:tcBorders>
-              <w:top w:val="nil"/>
-              <w:left w:val="single" w:sz="6" w:space="0" w:color="auto"/>
-              <w:bottom w:val="nil"/>
-              <w:right w:val="single" w:sz="6" w:space="0" w:color="auto"/>
-            </w:tcBorders>
-          </w:tcPr>
-          <w:p>
-            <w:pPr>
-              <w:pStyle w:val="Z-Ang-Titre"/>
-              <w:rPr>
-                <w:bCs w:val="0"/>
-                <w:lang w:val="en-GB"/>
-              </w:rPr>
-            </w:pPr>
-            <w:r>
-              <w:rPr>
-                <w:bCs w:val="0"/>
-                <w:lang w:val="en-GB"/>
-              </w:rPr>
-              <w:t>How to develop knowledge bases for the KB3 v3 software</w:t>
-            </w:r>
-          </w:p>
-        </w:tc>
-      </w:tr>
-      <w:tr>
-        <w:trPr>
-          <w:trHeight w:hRule="exact" w:val="540"/>
-          <w:jc w:val="center"/>
-        </w:trPr>
-        <w:tc>
-          <w:tcPr>
-            <w:tcW w:w="6372" w:type="dxa"/>
-            <w:tcBorders>
-              <w:top w:val="nil"/>
-              <w:left w:val="single" w:sz="6" w:space="0" w:color="auto"/>
-              <w:bottom w:val="single" w:sz="6" w:space="0" w:color="auto"/>
-              <w:right w:val="single" w:sz="6" w:space="0" w:color="auto"/>
-            </w:tcBorders>
-          </w:tcPr>
-          <w:p>
-            <w:pPr>
-              <w:pStyle w:val="Z-Fr-Refnote"/>
-            </w:pPr>
-            <w:r>
-              <w:rPr>
-                <w:noProof/>
-              </w:rPr>
-              <w:fldChar w:fldCharType="begin"/>
-            </w:r>
-            <w:r>
-              <w:rPr>
-                <w:noProof/>
-              </w:rPr>
-              <w:instrText xml:space="preserve"> STYLEREF Z-Fr-Refnote \* MERGEFORMAT </w:instrText>
-            </w:r>
-            <w:r>
-              <w:rPr>
-                <w:noProof/>
-              </w:rPr>
-              <w:fldChar w:fldCharType="separate"/>
-            </w:r>
-            <w:r>
-              <w:rPr>
-                <w:noProof/>
-              </w:rPr>
-              <w:t>HT-52/03/042/J</w:t>
-            </w:r>
-            <w:r>
-              <w:rPr>
-                <w:noProof/>
-              </w:rPr>
-              <w:fldChar w:fldCharType="end"/>
-            </w:r>
-          </w:p>
-        </w:tc>
-      </w:tr>
-    </w:tbl>
-    <w:p>
-      <w:pPr>
-        <w:pStyle w:val="Z-Base"/>
-        <w:rPr>
-          <w:szCs w:val="24"/>
-          <w:lang w:val="en-GB"/>
-        </w:rPr>
-      </w:pPr>
-    </w:p>
-    <w:p>
-      <w:pPr>
-        <w:pStyle w:val="Z-Base"/>
-        <w:rPr>
-          <w:szCs w:val="24"/>
-          <w:lang w:val="en-GB"/>
-        </w:rPr>
-      </w:pPr>
-    </w:p>
-    <w:p>
-      <w:pPr>
-        <w:pStyle w:val="Z-Base"/>
-        <w:rPr>
-          <w:szCs w:val="24"/>
-          <w:lang w:val="en-GB"/>
-        </w:rPr>
-      </w:pPr>
-    </w:p>
-    <w:tbl>
-      <w:tblPr>
-        <w:tblW w:w="0" w:type="auto"/>
-        <w:tblLayout w:type="fixed"/>
-        <w:tblCellMar>
-          <w:left w:w="70" w:type="dxa"/>
-          <w:right w:w="70" w:type="dxa"/>
-        </w:tblCellMar>
-        <w:tblLook w:val="0000" w:firstRow="0" w:lastRow="0" w:firstColumn="0" w:lastColumn="0" w:noHBand="0" w:noVBand="0"/>
-      </w:tblPr>
-      <w:tblGrid>
-        <w:gridCol w:w="9211"/>
-      </w:tblGrid>
-      <w:tr>
-        <w:trPr>
-          <w:trHeight w:hRule="exact" w:val="1000"/>
-        </w:trPr>
-        <w:tc>
-          <w:tcPr>
-            <w:tcW w:w="9211" w:type="dxa"/>
-            <w:tcBorders>
-              <w:top w:val="nil"/>
-              <w:left w:val="nil"/>
-              <w:bottom w:val="nil"/>
-              <w:right w:val="nil"/>
-            </w:tcBorders>
-          </w:tcPr>
-          <w:p>
-            <w:pPr>
-              <w:pStyle w:val="Z-Ang-DocAssocie"/>
-              <w:numPr>
-                <w:ilvl w:val="0"/>
-                <w:numId w:val="4"/>
-              </w:numPr>
-              <w:rPr>
-                <w:szCs w:val="24"/>
-              </w:rPr>
-            </w:pPr>
-            <w:r>
-              <w:rPr>
-                <w:b/>
-                <w:szCs w:val="24"/>
-              </w:rPr>
-              <w:t>Related Documents</w:t>
-            </w:r>
-            <w:r>
-              <w:rPr>
-                <w:szCs w:val="24"/>
-              </w:rPr>
-              <w:t> :</w:t>
-            </w:r>
-            <w:r>
-              <w:rPr>
-                <w:szCs w:val="24"/>
-              </w:rPr>
-              <w:tab/>
-            </w:r>
-          </w:p>
-          <w:p>
-            <w:pPr>
-              <w:pStyle w:val="Z-Fr-DocAssocie"/>
-              <w:rPr>
-                <w:szCs w:val="24"/>
-                <w:lang w:val="en-GB"/>
-              </w:rPr>
-            </w:pPr>
-            <w:r>
-              <w:rPr>
-                <w:szCs w:val="24"/>
-                <w:lang w:val="en-GB"/>
-              </w:rPr>
-              <w:t>Document</w:t>
-            </w:r>
-            <w:r>
-              <w:rPr>
-                <w:szCs w:val="24"/>
-                <w:lang w:val="en-GB"/>
-              </w:rPr>
-              <w:t xml:space="preserve"> describing the syntax of the FIGARO lan</w:t>
-            </w:r>
-            <w:r>
-              <w:rPr>
-                <w:szCs w:val="24"/>
-                <w:lang w:val="en-GB"/>
-              </w:rPr>
-              <w:t>guage</w:t>
-            </w:r>
-            <w:r>
-              <w:rPr>
-                <w:szCs w:val="24"/>
-                <w:lang w:val="en-GB"/>
-              </w:rPr>
-              <w:tab/>
-            </w:r>
-          </w:p>
-          <w:p>
-            <w:pPr>
-              <w:pStyle w:val="Z-Ang-DocAssocie"/>
-              <w:jc w:val="both"/>
-              <w:rPr>
-                <w:szCs w:val="24"/>
-              </w:rPr>
-            </w:pPr>
-            <w:r>
-              <w:rPr>
-                <w:szCs w:val="24"/>
-              </w:rPr>
-              <w:t>Reference manual of the FIGARO lan</w:t>
-            </w:r>
-            <w:r>
-              <w:rPr>
-                <w:szCs w:val="24"/>
-              </w:rPr>
-              <w:t>guage</w:t>
-            </w:r>
-          </w:p>
-        </w:tc>
-      </w:tr>
-    </w:tbl>
-    <w:p>
-      <w:pPr>
-        <w:pStyle w:val="Z-Base"/>
-        <w:rPr>
-          <w:szCs w:val="24"/>
-          <w:lang w:val="en-GB"/>
-        </w:rPr>
-      </w:pPr>
-    </w:p>
-    <w:p>
-      <w:pPr>
-        <w:pStyle w:val="Z-Ang-Resume"/>
-        <w:numPr>
-          <w:ilvl w:val="0"/>
-          <w:numId w:val="8"/>
-        </w:numPr>
-        <w:rPr>
-          <w:szCs w:val="24"/>
-          <w:lang w:val="en-GB"/>
-        </w:rPr>
-      </w:pPr>
-      <w:r>
-        <w:rPr>
-          <w:b/>
-          <w:szCs w:val="24"/>
-          <w:lang w:val="en-GB"/>
-        </w:rPr>
-        <w:t>Abstract</w:t>
-      </w:r>
-      <w:r>
-        <w:rPr>
-          <w:szCs w:val="24"/>
-          <w:lang w:val="en-GB"/>
-        </w:rPr>
-        <w:t xml:space="preserve"> : </w:t>
-      </w:r>
-    </w:p>
-    <w:p>
-      <w:pPr>
-        <w:pStyle w:val="Z-Base"/>
-        <w:rPr>
-          <w:szCs w:val="24"/>
-          <w:lang w:val="en-GB"/>
-        </w:rPr>
-      </w:pPr>
-      <w:r>
-        <w:rPr>
-          <w:lang w:val="en-US" w:eastAsia="en-US"/>
-        </w:rPr>
-        <w:t xml:space="preserve">The tool KB3 aims at automating dependability studies, thanks to the use of knowledge bases. It allows very large gains in the productivity of the studies of complex systems and allows users who are not dependability specialists to perform them. Knowledge bases are constituted by two parts, the first one relative to the semantics of the graphic models input by the end user, described in FIGARO language, and the second one dedicated to the graphic interface customization. In this manual, we give a procedure allowing to develop a new knowledge base, in successive "layers", starting from the heart of the knowledge base written in FIGARO language and bringing gradually to a </w:t>
-      </w:r>
-      <w:r>
-        <w:rPr>
-          <w:lang w:val="en-US" w:eastAsia="en-US"/>
-        </w:rPr>
-        <w:t>finalized</w:t>
-      </w:r>
-      <w:r>
-        <w:rPr>
-          <w:lang w:val="en-US" w:eastAsia="en-US"/>
-        </w:rPr>
-        <w:t xml:space="preserve"> and user-friendly application.</w:t>
-      </w:r>
-    </w:p>
-    <w:p>
-      <w:pPr>
-        <w:pStyle w:val="Z-Base"/>
-        <w:rPr>
-          <w:szCs w:val="24"/>
-          <w:lang w:val="en-GB"/>
-        </w:rPr>
-      </w:pPr>
-    </w:p>
-    <w:p>
-      <w:pPr>
-        <w:pStyle w:val="Z-Base"/>
-        <w:rPr>
-          <w:szCs w:val="24"/>
-          <w:lang w:val="en-GB"/>
-        </w:rPr>
-      </w:pPr>
-    </w:p>
-    <w:p>
-      <w:pPr>
-        <w:pStyle w:val="Z-Base"/>
-        <w:rPr>
-          <w:szCs w:val="24"/>
-          <w:lang w:val="en-GB"/>
-        </w:rPr>
-      </w:pPr>
-    </w:p>
-    <w:p>
-      <w:pPr>
-        <w:pStyle w:val="Z-Base"/>
-        <w:rPr>
-          <w:szCs w:val="24"/>
-          <w:lang w:val="en-GB"/>
-        </w:rPr>
-      </w:pPr>
-    </w:p>
-    <w:p>
-      <w:pPr>
-        <w:pStyle w:val="Z-Base"/>
-        <w:rPr>
-          <w:szCs w:val="24"/>
-          <w:lang w:val="en-GB"/>
-        </w:rPr>
-      </w:pPr>
-    </w:p>
-    <w:p>
-      <w:pPr>
-        <w:pStyle w:val="Z-Base"/>
-        <w:rPr>
-          <w:szCs w:val="24"/>
-          <w:lang w:val="en-GB"/>
-        </w:rPr>
-      </w:pPr>
-    </w:p>
-    <w:p>
-      <w:pPr>
-        <w:pStyle w:val="Z-Base"/>
-        <w:rPr>
-          <w:szCs w:val="24"/>
-          <w:lang w:val="en-GB"/>
-        </w:rPr>
-      </w:pPr>
-    </w:p>
-    <w:p>
-      <w:pPr>
-        <w:pStyle w:val="Z-Base"/>
-        <w:rPr>
-          <w:szCs w:val="24"/>
-          <w:lang w:val="en-GB"/>
-        </w:rPr>
-      </w:pPr>
-    </w:p>
-    <w:p>
-      <w:pPr>
-        <w:pStyle w:val="Z-Base"/>
-        <w:tabs>
-          <w:tab w:val="clear" w:pos="567"/>
-          <w:tab w:val="clear" w:pos="1134"/>
-          <w:tab w:val="clear" w:pos="1701"/>
-          <w:tab w:val="clear" w:pos="2268"/>
-          <w:tab w:val="clear" w:pos="2835"/>
-          <w:tab w:val="left" w:pos="7797"/>
-        </w:tabs>
-        <w:rPr>
-          <w:rStyle w:val="Z-Fr-Access"/>
-          <w:szCs w:val="24"/>
-          <w:lang w:val="en-GB"/>
-        </w:rPr>
-      </w:pPr>
-      <w:r>
-        <w:rPr>
-          <w:rStyle w:val="Z-Fr-Access"/>
-          <w:szCs w:val="24"/>
-          <w:lang w:val="en-GB"/>
-        </w:rPr>
-        <w:t xml:space="preserve">Accessibility: </w:t>
-      </w:r>
-      <w:r>
-        <w:rPr>
-          <w:szCs w:val="24"/>
-          <w:lang w:val="en-GB"/>
-        </w:rPr>
-        <w:t>FREE</w:t>
-      </w:r>
-      <w:r>
-        <w:rPr>
-          <w:rStyle w:val="Z-Fr-Access"/>
-          <w:szCs w:val="24"/>
-          <w:lang w:val="en-GB"/>
-        </w:rPr>
-        <w:tab/>
-      </w:r>
-      <w:r>
-        <w:rPr>
-          <w:rStyle w:val="Z-Fr-Copyright"/>
-        </w:rPr>
-        <w:sym w:font="Symbol" w:char="F0D3"/>
-      </w:r>
-      <w:r>
-        <w:rPr>
-          <w:rStyle w:val="Z-Fr-Copyright"/>
-          <w:szCs w:val="24"/>
-          <w:lang w:val="en-GB"/>
-        </w:rPr>
-        <w:t xml:space="preserve"> EDF </w:t>
-      </w:r>
-      <w:r>
-        <w:rPr>
-          <w:rStyle w:val="Z-Fr-Copyright"/>
-          <w:szCs w:val="24"/>
-          <w:lang w:val="en-GB"/>
-        </w:rPr>
-        <w:t>201</w:t>
-      </w:r>
-      <w:r>
-        <w:rPr>
-          <w:rStyle w:val="Z-Fr-Copyright"/>
-          <w:szCs w:val="24"/>
-          <w:lang w:val="en-GB"/>
-        </w:rPr>
-        <w:t>9</w:t>
-      </w:r>
-    </w:p>
-    <w:p>
-      <w:pPr>
-        <w:tabs>
-          <w:tab w:val="left" w:pos="2562"/>
-          <w:tab w:val="left" w:pos="7380"/>
-        </w:tabs>
-        <w:rPr>
-          <w:szCs w:val="24"/>
-          <w:lang w:val="en-GB"/>
-        </w:rPr>
-        <w:sectPr>
-          <w:type w:val="continuous"/>
-          <w:pgSz w:w="11907" w:h="16840"/>
-          <w:pgMar w:top="567" w:right="1418" w:bottom="726" w:left="1418" w:header="709" w:footer="709" w:gutter="0"/>
-          <w:cols w:space="708"/>
-        </w:sectPr>
-      </w:pPr>
-    </w:p>
-    <w:p>
-      <w:pPr>
-        <w:pStyle w:val="Z-Base"/>
-        <w:rPr>
-          <w:szCs w:val="24"/>
-          <w:lang w:val="en-GB"/>
         </w:rPr>
       </w:pPr>
       <w:bookmarkStart w:id="0" w:name="PG_GardeAng"/>
       <w:bookmarkStart w:id="1" w:name="PGcontr"/>
+      <w:bookmarkStart w:id="2" w:name="Synth_fr"/>
+      <w:bookmarkStart w:id="3" w:name="_GoBack"/>
       <w:bookmarkEnd w:id="0"/>
       <w:bookmarkEnd w:id="1"/>
-    </w:p>
-    <w:tbl>
-      <w:tblPr>
-        <w:tblW w:w="0" w:type="auto"/>
-        <w:tblInd w:w="278" w:type="dxa"/>
-        <w:tblBorders>
-          <w:top w:val="single" w:sz="12" w:space="0" w:color="auto"/>
-          <w:left w:val="single" w:sz="12" w:space="0" w:color="auto"/>
-          <w:bottom w:val="single" w:sz="12" w:space="0" w:color="auto"/>
-          <w:right w:val="single" w:sz="12" w:space="0" w:color="auto"/>
-          <w:insideH w:val="single" w:sz="6" w:space="0" w:color="auto"/>
-          <w:insideV w:val="single" w:sz="6" w:space="0" w:color="auto"/>
-        </w:tblBorders>
-        <w:tblLayout w:type="fixed"/>
-        <w:tblCellMar>
-          <w:left w:w="70" w:type="dxa"/>
-          <w:right w:w="70" w:type="dxa"/>
-        </w:tblCellMar>
-        <w:tblLook w:val="0000" w:firstRow="0" w:lastRow="0" w:firstColumn="0" w:lastColumn="0" w:noHBand="0" w:noVBand="0"/>
-      </w:tblPr>
-      <w:tblGrid>
-        <w:gridCol w:w="1855"/>
-        <w:gridCol w:w="7077"/>
-      </w:tblGrid>
-      <w:tr>
-        <w:tc>
-          <w:tcPr>
-            <w:tcW w:w="1855" w:type="dxa"/>
-            <w:tcBorders>
-              <w:top w:val="single" w:sz="12" w:space="0" w:color="auto"/>
-              <w:left w:val="single" w:sz="12" w:space="0" w:color="auto"/>
-              <w:bottom w:val="single" w:sz="6" w:space="0" w:color="auto"/>
-              <w:right w:val="single" w:sz="6" w:space="0" w:color="auto"/>
-            </w:tcBorders>
-          </w:tcPr>
-          <w:p>
-            <w:pPr>
-              <w:pStyle w:val="Z-Base"/>
-              <w:spacing w:after="120"/>
-              <w:jc w:val="left"/>
-              <w:rPr>
-                <w:b/>
-                <w:szCs w:val="24"/>
-              </w:rPr>
-            </w:pPr>
-            <w:r>
-              <w:rPr>
-                <w:b/>
-                <w:szCs w:val="24"/>
-              </w:rPr>
-              <w:t>Auteur(s)</w:t>
-            </w:r>
-          </w:p>
-        </w:tc>
-        <w:tc>
-          <w:tcPr>
-            <w:tcW w:w="7077" w:type="dxa"/>
-            <w:tcBorders>
-              <w:top w:val="single" w:sz="12" w:space="0" w:color="auto"/>
-              <w:left w:val="single" w:sz="6" w:space="0" w:color="auto"/>
-              <w:bottom w:val="single" w:sz="6" w:space="0" w:color="auto"/>
-              <w:right w:val="single" w:sz="12" w:space="0" w:color="auto"/>
-            </w:tcBorders>
-          </w:tcPr>
-          <w:p>
-            <w:pPr>
-              <w:pStyle w:val="Z-Fr-Auteur"/>
-            </w:pPr>
-            <w:r>
-              <w:t>Bouissou M.</w:t>
-            </w:r>
-          </w:p>
-        </w:tc>
-      </w:tr>
-      <w:tr>
-        <w:tc>
-          <w:tcPr>
-            <w:tcW w:w="1855" w:type="dxa"/>
-            <w:tcBorders>
-              <w:top w:val="single" w:sz="6" w:space="0" w:color="auto"/>
-              <w:left w:val="single" w:sz="12" w:space="0" w:color="auto"/>
-              <w:bottom w:val="single" w:sz="6" w:space="0" w:color="auto"/>
-              <w:right w:val="single" w:sz="6" w:space="0" w:color="auto"/>
-            </w:tcBorders>
-          </w:tcPr>
-          <w:p>
-            <w:pPr>
-              <w:pStyle w:val="Z-Base"/>
-              <w:rPr>
-                <w:szCs w:val="24"/>
-              </w:rPr>
-            </w:pPr>
-            <w:r>
-              <w:rPr>
-                <w:b/>
-                <w:sz w:val="20"/>
-                <w:szCs w:val="24"/>
-              </w:rPr>
-              <w:t>Code Action</w:t>
-            </w:r>
-          </w:p>
-        </w:tc>
-        <w:tc>
-          <w:tcPr>
-            <w:tcW w:w="7077" w:type="dxa"/>
-            <w:tcBorders>
-              <w:top w:val="single" w:sz="6" w:space="0" w:color="auto"/>
-              <w:left w:val="single" w:sz="6" w:space="0" w:color="auto"/>
-              <w:bottom w:val="single" w:sz="6" w:space="0" w:color="auto"/>
-              <w:right w:val="single" w:sz="12" w:space="0" w:color="auto"/>
-            </w:tcBorders>
-          </w:tcPr>
-          <w:p>
-            <w:pPr>
-              <w:rPr>
-                <w:rStyle w:val="Z-D-GestionCodeARD"/>
-                <w:szCs w:val="24"/>
-              </w:rPr>
-            </w:pPr>
-            <w:r>
-              <w:rPr>
-                <w:rStyle w:val="Z-D-GestionCodeARD"/>
-                <w:szCs w:val="24"/>
-              </w:rPr>
-              <w:t>T5280P</w:t>
-            </w:r>
-          </w:p>
-        </w:tc>
-      </w:tr>
-      <w:tr>
-        <w:tc>
-          <w:tcPr>
-            <w:tcW w:w="1855" w:type="dxa"/>
-            <w:tcBorders>
-              <w:top w:val="single" w:sz="6" w:space="0" w:color="auto"/>
-              <w:left w:val="single" w:sz="12" w:space="0" w:color="auto"/>
-              <w:bottom w:val="single" w:sz="12" w:space="0" w:color="auto"/>
-              <w:right w:val="single" w:sz="6" w:space="0" w:color="auto"/>
-            </w:tcBorders>
-          </w:tcPr>
-          <w:p>
-            <w:pPr>
-              <w:pStyle w:val="Z-Base"/>
-              <w:rPr>
-                <w:szCs w:val="24"/>
-              </w:rPr>
-            </w:pPr>
-            <w:r>
-              <w:rPr>
-                <w:b/>
-                <w:sz w:val="20"/>
-                <w:szCs w:val="24"/>
-              </w:rPr>
-              <w:t>Classement Interne</w:t>
-            </w:r>
-          </w:p>
-        </w:tc>
-        <w:tc>
-          <w:tcPr>
-            <w:tcW w:w="7077" w:type="dxa"/>
-            <w:tcBorders>
-              <w:top w:val="single" w:sz="6" w:space="0" w:color="auto"/>
-              <w:left w:val="single" w:sz="6" w:space="0" w:color="auto"/>
-              <w:bottom w:val="single" w:sz="12" w:space="0" w:color="auto"/>
-              <w:right w:val="single" w:sz="12" w:space="0" w:color="auto"/>
-            </w:tcBorders>
-          </w:tcPr>
-          <w:p>
-            <w:pPr>
-              <w:rPr>
-                <w:szCs w:val="24"/>
-              </w:rPr>
-            </w:pPr>
-            <w:r>
-              <w:rPr>
-                <w:szCs w:val="24"/>
-              </w:rPr>
-              <w:t>Numéro du DAF : T5-81</w:t>
-            </w:r>
-          </w:p>
-        </w:tc>
-      </w:tr>
-    </w:tbl>
-    <w:p>
-      <w:pPr>
-        <w:tabs>
-          <w:tab w:val="clear" w:pos="567"/>
-          <w:tab w:val="clear" w:pos="1134"/>
-          <w:tab w:val="clear" w:pos="1701"/>
-          <w:tab w:val="clear" w:pos="2268"/>
-          <w:tab w:val="clear" w:pos="2835"/>
-          <w:tab w:val="left" w:pos="2170"/>
-          <w:tab w:val="left" w:pos="9212"/>
-        </w:tabs>
-        <w:ind w:left="266"/>
-        <w:jc w:val="left"/>
-        <w:rPr>
-          <w:rStyle w:val="Z-D-GestionTypeRapport"/>
-          <w:szCs w:val="24"/>
-        </w:rPr>
-      </w:pPr>
-    </w:p>
-    <w:tbl>
-      <w:tblPr>
-        <w:tblW w:w="0" w:type="auto"/>
-        <w:tblInd w:w="266" w:type="dxa"/>
-        <w:tblBorders>
-          <w:top w:val="single" w:sz="12" w:space="0" w:color="auto"/>
-          <w:left w:val="single" w:sz="12" w:space="0" w:color="auto"/>
-          <w:bottom w:val="single" w:sz="12" w:space="0" w:color="auto"/>
-          <w:right w:val="single" w:sz="12" w:space="0" w:color="auto"/>
-          <w:insideH w:val="single" w:sz="6" w:space="0" w:color="auto"/>
-          <w:insideV w:val="single" w:sz="6" w:space="0" w:color="auto"/>
-        </w:tblBorders>
-        <w:tblLayout w:type="fixed"/>
-        <w:tblCellMar>
-          <w:left w:w="70" w:type="dxa"/>
-          <w:right w:w="70" w:type="dxa"/>
-        </w:tblCellMar>
-        <w:tblLook w:val="0000" w:firstRow="0" w:lastRow="0" w:firstColumn="0" w:lastColumn="0" w:noHBand="0" w:noVBand="0"/>
-      </w:tblPr>
-      <w:tblGrid>
-        <w:gridCol w:w="1904"/>
-        <w:gridCol w:w="7042"/>
-      </w:tblGrid>
-      <w:tr>
-        <w:tc>
-          <w:tcPr>
-            <w:tcW w:w="1904" w:type="dxa"/>
-            <w:tcBorders>
-              <w:top w:val="single" w:sz="12" w:space="0" w:color="auto"/>
-              <w:left w:val="single" w:sz="12" w:space="0" w:color="auto"/>
-              <w:bottom w:val="single" w:sz="6" w:space="0" w:color="auto"/>
-              <w:right w:val="single" w:sz="6" w:space="0" w:color="auto"/>
-            </w:tcBorders>
-          </w:tcPr>
-          <w:p>
-            <w:pPr>
-              <w:pStyle w:val="Z-Base"/>
-              <w:rPr>
-                <w:szCs w:val="24"/>
-              </w:rPr>
-            </w:pPr>
-            <w:r>
-              <w:rPr>
-                <w:b/>
-                <w:szCs w:val="24"/>
-              </w:rPr>
-              <w:t>Type de rapport</w:t>
-            </w:r>
-          </w:p>
-        </w:tc>
-        <w:tc>
-          <w:tcPr>
-            <w:tcW w:w="7042" w:type="dxa"/>
-            <w:tcBorders>
-              <w:top w:val="single" w:sz="12" w:space="0" w:color="auto"/>
-              <w:left w:val="single" w:sz="6" w:space="0" w:color="auto"/>
-              <w:bottom w:val="single" w:sz="6" w:space="0" w:color="auto"/>
-              <w:right w:val="single" w:sz="12" w:space="0" w:color="auto"/>
-            </w:tcBorders>
-          </w:tcPr>
-          <w:p>
-            <w:pPr>
-              <w:ind w:left="98"/>
-              <w:rPr>
-                <w:rStyle w:val="Z-D-GestionTypeRapport"/>
-                <w:szCs w:val="24"/>
-              </w:rPr>
-            </w:pPr>
-            <w:r>
-              <w:rPr>
-                <w:rStyle w:val="Z-D-GestionTypeRapport"/>
-                <w:szCs w:val="24"/>
-              </w:rPr>
-              <w:t>Rapport technique</w:t>
-            </w:r>
-          </w:p>
-        </w:tc>
-      </w:tr>
-      <w:tr>
-        <w:trPr>
-          <w:trHeight w:val="330"/>
-        </w:trPr>
-        <w:tc>
-          <w:tcPr>
-            <w:tcW w:w="1904" w:type="dxa"/>
-            <w:tcBorders>
-              <w:top w:val="single" w:sz="6" w:space="0" w:color="auto"/>
-              <w:left w:val="single" w:sz="12" w:space="0" w:color="auto"/>
-              <w:bottom w:val="single" w:sz="6" w:space="0" w:color="auto"/>
-              <w:right w:val="single" w:sz="6" w:space="0" w:color="auto"/>
-            </w:tcBorders>
-          </w:tcPr>
-          <w:p>
-            <w:pPr>
-              <w:pStyle w:val="Z-Base"/>
-              <w:rPr>
-                <w:szCs w:val="24"/>
-              </w:rPr>
-            </w:pPr>
-            <w:r>
-              <w:rPr>
-                <w:b/>
-                <w:szCs w:val="24"/>
-              </w:rPr>
-              <w:t>Nombre de pages</w:t>
-            </w:r>
-          </w:p>
-        </w:tc>
-        <w:tc>
-          <w:tcPr>
-            <w:tcW w:w="7042" w:type="dxa"/>
-            <w:tcBorders>
-              <w:top w:val="single" w:sz="6" w:space="0" w:color="auto"/>
-              <w:left w:val="single" w:sz="6" w:space="0" w:color="auto"/>
-              <w:bottom w:val="single" w:sz="6" w:space="0" w:color="auto"/>
-              <w:right w:val="single" w:sz="12" w:space="0" w:color="auto"/>
-            </w:tcBorders>
-          </w:tcPr>
-          <w:p>
-            <w:pPr>
-              <w:ind w:left="98"/>
-              <w:rPr>
-                <w:rStyle w:val="Z-D-GestionNbPages"/>
-                <w:szCs w:val="24"/>
-              </w:rPr>
-            </w:pPr>
-            <w:r>
-              <w:rPr>
-                <w:rStyle w:val="Z-D-GestionNbPages"/>
-                <w:szCs w:val="24"/>
-              </w:rPr>
-              <w:fldChar w:fldCharType="begin"/>
-            </w:r>
-            <w:r>
-              <w:rPr>
-                <w:rStyle w:val="Z-D-GestionNbPages"/>
-                <w:szCs w:val="24"/>
-              </w:rPr>
-              <w:instrText xml:space="preserve">NUMPAGES  \* MERGEFORMAT </w:instrText>
-            </w:r>
-            <w:r>
-              <w:rPr>
-                <w:rStyle w:val="Z-D-GestionNbPages"/>
-                <w:szCs w:val="24"/>
-              </w:rPr>
-              <w:fldChar w:fldCharType="separate"/>
-            </w:r>
-            <w:r>
-              <w:rPr>
-                <w:rStyle w:val="Z-D-GestionNbPages"/>
-                <w:noProof/>
-              </w:rPr>
-              <w:t>21</w:t>
-            </w:r>
-            <w:r>
-              <w:rPr>
-                <w:rStyle w:val="Z-D-GestionNbPages"/>
-                <w:szCs w:val="24"/>
-              </w:rPr>
-              <w:fldChar w:fldCharType="end"/>
-            </w:r>
-          </w:p>
-        </w:tc>
-      </w:tr>
-      <w:tr>
-        <w:tc>
-          <w:tcPr>
-            <w:tcW w:w="1904" w:type="dxa"/>
-            <w:tcBorders>
-              <w:top w:val="single" w:sz="6" w:space="0" w:color="auto"/>
-              <w:left w:val="single" w:sz="12" w:space="0" w:color="auto"/>
-              <w:bottom w:val="single" w:sz="6" w:space="0" w:color="auto"/>
-              <w:right w:val="single" w:sz="6" w:space="0" w:color="auto"/>
-            </w:tcBorders>
-          </w:tcPr>
-          <w:p>
-            <w:pPr>
-              <w:pStyle w:val="Z-Base"/>
-              <w:rPr>
-                <w:b/>
-                <w:szCs w:val="24"/>
-              </w:rPr>
-            </w:pPr>
-            <w:r>
-              <w:rPr>
-                <w:b/>
-                <w:szCs w:val="24"/>
-              </w:rPr>
-              <w:t>Orientation dans</w:t>
-            </w:r>
-          </w:p>
-          <w:p>
-            <w:pPr>
-              <w:pStyle w:val="Z-Base"/>
-              <w:rPr>
-                <w:b/>
-                <w:szCs w:val="24"/>
-              </w:rPr>
-            </w:pPr>
-            <w:r>
-              <w:rPr>
-                <w:b/>
-                <w:szCs w:val="24"/>
-              </w:rPr>
-              <w:t>le fonds</w:t>
-            </w:r>
-          </w:p>
-          <w:p>
-            <w:pPr>
-              <w:pStyle w:val="Z-Base"/>
-              <w:rPr>
-                <w:szCs w:val="24"/>
-              </w:rPr>
-            </w:pPr>
-            <w:r>
-              <w:rPr>
-                <w:b/>
-                <w:szCs w:val="24"/>
-              </w:rPr>
-              <w:t>documentaire</w:t>
-            </w:r>
-          </w:p>
-        </w:tc>
-        <w:tc>
-          <w:tcPr>
-            <w:tcW w:w="7042" w:type="dxa"/>
-            <w:tcBorders>
-              <w:top w:val="single" w:sz="6" w:space="0" w:color="auto"/>
-              <w:left w:val="single" w:sz="6" w:space="0" w:color="auto"/>
-              <w:bottom w:val="single" w:sz="6" w:space="0" w:color="auto"/>
-              <w:right w:val="single" w:sz="12" w:space="0" w:color="auto"/>
-            </w:tcBorders>
-          </w:tcPr>
-          <w:p>
-            <w:pPr>
-              <w:ind w:left="98"/>
-              <w:rPr>
-                <w:szCs w:val="24"/>
-              </w:rPr>
-            </w:pPr>
-            <w:r>
-              <w:rPr>
-                <w:szCs w:val="24"/>
-              </w:rPr>
-              <w:fldChar w:fldCharType="begin"/>
-            </w:r>
-            <w:r>
-              <w:rPr>
-                <w:szCs w:val="24"/>
-              </w:rPr>
-              <w:instrText>SYMBOL 168 \f "Wingdings" \s 10</w:instrText>
-            </w:r>
-            <w:r>
-              <w:rPr>
-                <w:szCs w:val="24"/>
-              </w:rPr>
-              <w:fldChar w:fldCharType="separate"/>
-            </w:r>
-            <w:r>
-              <w:rPr>
-                <w:rFonts w:ascii="Wingdings" w:hAnsi="Wingdings"/>
-                <w:szCs w:val="24"/>
-              </w:rPr>
-              <w:t></w:t>
-            </w:r>
-            <w:r>
-              <w:rPr>
-                <w:szCs w:val="24"/>
-              </w:rPr>
-              <w:fldChar w:fldCharType="end"/>
-            </w:r>
-            <w:r>
-              <w:rPr>
-                <w:szCs w:val="24"/>
-              </w:rPr>
-              <w:t xml:space="preserve">  EDF DOC (accès à tous les agents EDF)</w:t>
-            </w:r>
-          </w:p>
-          <w:p>
-            <w:pPr>
-              <w:ind w:left="98"/>
-              <w:rPr>
-                <w:szCs w:val="24"/>
-              </w:rPr>
-            </w:pPr>
-            <w:r>
-              <w:rPr>
-                <w:szCs w:val="24"/>
-              </w:rPr>
-              <w:sym w:font="Wingdings" w:char="F0FE"/>
-            </w:r>
-            <w:r>
-              <w:rPr>
-                <w:szCs w:val="24"/>
-              </w:rPr>
-              <w:t xml:space="preserve">  R&amp;D DOC (accès aux seuls agents R&amp;D)</w:t>
-            </w:r>
-          </w:p>
-        </w:tc>
-      </w:tr>
-      <w:tr>
-        <w:tc>
-          <w:tcPr>
-            <w:tcW w:w="1904" w:type="dxa"/>
-            <w:tcBorders>
-              <w:top w:val="single" w:sz="6" w:space="0" w:color="auto"/>
-              <w:left w:val="single" w:sz="12" w:space="0" w:color="auto"/>
-              <w:bottom w:val="single" w:sz="12" w:space="0" w:color="auto"/>
-              <w:right w:val="single" w:sz="6" w:space="0" w:color="auto"/>
-            </w:tcBorders>
-          </w:tcPr>
-          <w:p>
-            <w:pPr>
-              <w:pStyle w:val="Z-Base"/>
-              <w:rPr>
-                <w:szCs w:val="24"/>
-              </w:rPr>
-            </w:pPr>
-            <w:r>
-              <w:rPr>
-                <w:b/>
-                <w:szCs w:val="24"/>
-              </w:rPr>
-              <w:t>Mots-clés</w:t>
-            </w:r>
-          </w:p>
-        </w:tc>
-        <w:tc>
-          <w:tcPr>
-            <w:tcW w:w="7042" w:type="dxa"/>
-            <w:tcBorders>
-              <w:top w:val="single" w:sz="6" w:space="0" w:color="auto"/>
-              <w:left w:val="single" w:sz="6" w:space="0" w:color="auto"/>
-              <w:bottom w:val="single" w:sz="12" w:space="0" w:color="auto"/>
-              <w:right w:val="single" w:sz="12" w:space="0" w:color="auto"/>
-            </w:tcBorders>
-          </w:tcPr>
-          <w:p>
-            <w:pPr>
-              <w:ind w:left="98"/>
-              <w:rPr>
-                <w:szCs w:val="24"/>
-              </w:rPr>
-            </w:pPr>
-            <w:r>
-              <w:rPr>
-                <w:szCs w:val="24"/>
-              </w:rPr>
-              <w:t>KB3, base de connaissances, sûreté de fonctionnement, fiabilité, langage FIGARO</w:t>
-            </w:r>
-          </w:p>
-        </w:tc>
-      </w:tr>
-    </w:tbl>
-    <w:p>
-      <w:pPr>
-        <w:pStyle w:val="Z-Base"/>
-        <w:spacing w:after="120"/>
-        <w:rPr>
-          <w:szCs w:val="24"/>
-        </w:rPr>
-      </w:pPr>
-    </w:p>
-    <w:tbl>
-      <w:tblPr>
-        <w:tblW w:w="0" w:type="auto"/>
-        <w:tblInd w:w="284" w:type="dxa"/>
-        <w:tblBorders>
-          <w:top w:val="single" w:sz="12" w:space="0" w:color="auto"/>
-          <w:left w:val="single" w:sz="12" w:space="0" w:color="auto"/>
-          <w:bottom w:val="single" w:sz="12" w:space="0" w:color="auto"/>
-          <w:right w:val="single" w:sz="12" w:space="0" w:color="auto"/>
-          <w:insideH w:val="single" w:sz="6" w:space="0" w:color="auto"/>
-          <w:insideV w:val="single" w:sz="6" w:space="0" w:color="auto"/>
-        </w:tblBorders>
-        <w:tblLayout w:type="fixed"/>
-        <w:tblCellMar>
-          <w:left w:w="70" w:type="dxa"/>
-          <w:right w:w="70" w:type="dxa"/>
-        </w:tblCellMar>
-        <w:tblLook w:val="0000" w:firstRow="0" w:lastRow="0" w:firstColumn="0" w:lastColumn="0" w:noHBand="0" w:noVBand="0"/>
-      </w:tblPr>
-      <w:tblGrid>
-        <w:gridCol w:w="1226"/>
-        <w:gridCol w:w="2567"/>
-        <w:gridCol w:w="2567"/>
-        <w:gridCol w:w="2568"/>
-      </w:tblGrid>
-      <w:tr>
-        <w:trPr>
-          <w:trHeight w:val="345"/>
-        </w:trPr>
-        <w:tc>
-          <w:tcPr>
-            <w:tcW w:w="1226" w:type="dxa"/>
-            <w:tcBorders>
-              <w:top w:val="single" w:sz="12" w:space="0" w:color="auto"/>
-              <w:left w:val="single" w:sz="12" w:space="0" w:color="auto"/>
-              <w:bottom w:val="single" w:sz="6" w:space="0" w:color="auto"/>
-              <w:right w:val="single" w:sz="6" w:space="0" w:color="auto"/>
-            </w:tcBorders>
-          </w:tcPr>
-          <w:p>
-            <w:pPr>
-              <w:pStyle w:val="Z-Base"/>
-              <w:jc w:val="center"/>
-              <w:rPr>
-                <w:b/>
-                <w:sz w:val="20"/>
-                <w:szCs w:val="24"/>
-              </w:rPr>
-            </w:pPr>
-            <w:r>
-              <w:rPr>
-                <w:b/>
-                <w:sz w:val="20"/>
-                <w:szCs w:val="24"/>
-              </w:rPr>
-              <w:t>Indice</w:t>
-            </w:r>
-          </w:p>
-        </w:tc>
-        <w:tc>
-          <w:tcPr>
-            <w:tcW w:w="2567" w:type="dxa"/>
-            <w:tcBorders>
-              <w:top w:val="single" w:sz="12" w:space="0" w:color="auto"/>
-              <w:left w:val="single" w:sz="6" w:space="0" w:color="auto"/>
-              <w:bottom w:val="single" w:sz="6" w:space="0" w:color="auto"/>
-              <w:right w:val="single" w:sz="6" w:space="0" w:color="auto"/>
-            </w:tcBorders>
-          </w:tcPr>
-          <w:p>
-            <w:pPr>
-              <w:pStyle w:val="Z-Base"/>
-              <w:jc w:val="center"/>
-              <w:rPr>
-                <w:b/>
-                <w:sz w:val="20"/>
-                <w:szCs w:val="24"/>
-              </w:rPr>
-            </w:pPr>
-            <w:r>
-              <w:rPr>
-                <w:b/>
-                <w:sz w:val="20"/>
-                <w:szCs w:val="24"/>
-              </w:rPr>
-              <w:t>Auteur</w:t>
-            </w:r>
-          </w:p>
-        </w:tc>
-        <w:tc>
-          <w:tcPr>
-            <w:tcW w:w="2567" w:type="dxa"/>
-            <w:tcBorders>
-              <w:top w:val="single" w:sz="12" w:space="0" w:color="auto"/>
-              <w:left w:val="single" w:sz="6" w:space="0" w:color="auto"/>
-              <w:bottom w:val="single" w:sz="6" w:space="0" w:color="auto"/>
-              <w:right w:val="single" w:sz="6" w:space="0" w:color="auto"/>
-            </w:tcBorders>
-          </w:tcPr>
-          <w:p>
-            <w:pPr>
-              <w:pStyle w:val="Z-Base"/>
-              <w:jc w:val="center"/>
-              <w:rPr>
-                <w:b/>
-                <w:sz w:val="20"/>
-                <w:szCs w:val="24"/>
-              </w:rPr>
-            </w:pPr>
-            <w:r>
-              <w:rPr>
-                <w:b/>
-                <w:sz w:val="20"/>
-                <w:szCs w:val="24"/>
-              </w:rPr>
-              <w:t>Vérificateur</w:t>
-            </w:r>
-          </w:p>
-        </w:tc>
-        <w:tc>
-          <w:tcPr>
-            <w:tcW w:w="2568" w:type="dxa"/>
-            <w:tcBorders>
-              <w:top w:val="single" w:sz="12" w:space="0" w:color="auto"/>
-              <w:left w:val="single" w:sz="6" w:space="0" w:color="auto"/>
-              <w:bottom w:val="single" w:sz="6" w:space="0" w:color="auto"/>
-              <w:right w:val="single" w:sz="12" w:space="0" w:color="auto"/>
-            </w:tcBorders>
-          </w:tcPr>
-          <w:p>
-            <w:pPr>
-              <w:pStyle w:val="Z-Base"/>
-              <w:jc w:val="center"/>
-              <w:rPr>
-                <w:b/>
-                <w:sz w:val="20"/>
-                <w:szCs w:val="24"/>
-              </w:rPr>
-            </w:pPr>
-            <w:r>
-              <w:rPr>
-                <w:b/>
-                <w:sz w:val="20"/>
-                <w:szCs w:val="24"/>
-              </w:rPr>
-              <w:t>Approbateur</w:t>
-            </w:r>
-          </w:p>
-        </w:tc>
-      </w:tr>
-      <w:tr>
-        <w:trPr>
-          <w:trHeight w:val="345"/>
-        </w:trPr>
-        <w:tc>
-          <w:tcPr>
-            <w:tcW w:w="1226" w:type="dxa"/>
-            <w:tcBorders>
-              <w:top w:val="single" w:sz="6" w:space="0" w:color="auto"/>
-              <w:left w:val="single" w:sz="12" w:space="0" w:color="auto"/>
-              <w:bottom w:val="single" w:sz="12" w:space="0" w:color="auto"/>
-              <w:right w:val="single" w:sz="6" w:space="0" w:color="auto"/>
-            </w:tcBorders>
-          </w:tcPr>
-          <w:p>
-            <w:pPr>
-              <w:jc w:val="center"/>
-              <w:rPr>
-                <w:szCs w:val="24"/>
-              </w:rPr>
-            </w:pPr>
-          </w:p>
-          <w:p>
-            <w:pPr>
-              <w:jc w:val="center"/>
-              <w:rPr>
-                <w:szCs w:val="24"/>
-              </w:rPr>
-            </w:pPr>
-          </w:p>
-          <w:p>
-            <w:pPr>
-              <w:jc w:val="center"/>
-              <w:rPr>
-                <w:szCs w:val="24"/>
-              </w:rPr>
-            </w:pPr>
-            <w:r>
-              <w:rPr>
-                <w:szCs w:val="24"/>
-              </w:rPr>
-              <w:t>A</w:t>
-            </w:r>
-          </w:p>
-          <w:p>
-            <w:pPr>
-              <w:jc w:val="center"/>
-              <w:rPr>
-                <w:szCs w:val="24"/>
-              </w:rPr>
-            </w:pPr>
-          </w:p>
-          <w:p>
-            <w:pPr>
-              <w:jc w:val="center"/>
-              <w:rPr>
-                <w:szCs w:val="24"/>
-              </w:rPr>
-            </w:pPr>
-          </w:p>
-        </w:tc>
-        <w:tc>
-          <w:tcPr>
-            <w:tcW w:w="2567" w:type="dxa"/>
-            <w:tcBorders>
-              <w:top w:val="single" w:sz="6" w:space="0" w:color="auto"/>
-              <w:left w:val="single" w:sz="6" w:space="0" w:color="auto"/>
-              <w:bottom w:val="single" w:sz="12" w:space="0" w:color="auto"/>
-              <w:right w:val="single" w:sz="6" w:space="0" w:color="auto"/>
-            </w:tcBorders>
-          </w:tcPr>
-          <w:p>
-            <w:pPr>
-              <w:jc w:val="center"/>
-              <w:rPr>
-                <w:szCs w:val="24"/>
-              </w:rPr>
-            </w:pPr>
-          </w:p>
-          <w:p>
-            <w:pPr>
-              <w:jc w:val="center"/>
-              <w:rPr>
-                <w:szCs w:val="24"/>
-              </w:rPr>
-            </w:pPr>
-            <w:r>
-              <w:rPr>
-                <w:szCs w:val="24"/>
-              </w:rPr>
-              <w:t>BOUISSOU Marc</w:t>
-            </w:r>
-          </w:p>
-          <w:p>
-            <w:pPr>
-              <w:jc w:val="center"/>
-              <w:rPr>
-                <w:szCs w:val="24"/>
-              </w:rPr>
-            </w:pPr>
-          </w:p>
-          <w:p>
-            <w:pPr>
-              <w:jc w:val="center"/>
-              <w:rPr>
-                <w:szCs w:val="24"/>
-              </w:rPr>
-            </w:pPr>
-          </w:p>
-          <w:p>
-            <w:pPr>
-              <w:jc w:val="center"/>
-              <w:rPr>
-                <w:szCs w:val="24"/>
-              </w:rPr>
-            </w:pPr>
-          </w:p>
-          <w:p>
-            <w:pPr>
-              <w:jc w:val="center"/>
-              <w:rPr>
-                <w:szCs w:val="24"/>
-              </w:rPr>
-            </w:pPr>
-          </w:p>
-        </w:tc>
-        <w:tc>
-          <w:tcPr>
-            <w:tcW w:w="2567" w:type="dxa"/>
-            <w:tcBorders>
-              <w:top w:val="single" w:sz="6" w:space="0" w:color="auto"/>
-              <w:left w:val="single" w:sz="6" w:space="0" w:color="auto"/>
-              <w:bottom w:val="single" w:sz="12" w:space="0" w:color="auto"/>
-              <w:right w:val="single" w:sz="6" w:space="0" w:color="auto"/>
-            </w:tcBorders>
-          </w:tcPr>
-          <w:p>
-            <w:pPr>
-              <w:ind w:left="34"/>
-              <w:jc w:val="center"/>
-              <w:rPr>
-                <w:szCs w:val="24"/>
-              </w:rPr>
-            </w:pPr>
-          </w:p>
-          <w:p>
-            <w:pPr>
-              <w:ind w:left="34"/>
-              <w:jc w:val="center"/>
-              <w:rPr>
-                <w:szCs w:val="24"/>
-              </w:rPr>
-            </w:pPr>
-          </w:p>
-          <w:p>
-            <w:pPr>
-              <w:ind w:left="34"/>
-              <w:jc w:val="center"/>
-              <w:rPr>
-                <w:szCs w:val="24"/>
-              </w:rPr>
-            </w:pPr>
-          </w:p>
-          <w:p>
-            <w:pPr>
-              <w:ind w:left="34"/>
-              <w:rPr>
-                <w:szCs w:val="24"/>
-              </w:rPr>
-            </w:pPr>
-          </w:p>
-          <w:p>
-            <w:pPr>
-              <w:ind w:left="34"/>
-              <w:rPr>
-                <w:szCs w:val="24"/>
-              </w:rPr>
-            </w:pPr>
-          </w:p>
-          <w:p>
-            <w:pPr>
-              <w:ind w:left="34"/>
-              <w:rPr>
-                <w:szCs w:val="24"/>
-              </w:rPr>
-            </w:pPr>
-          </w:p>
-        </w:tc>
-        <w:tc>
-          <w:tcPr>
-            <w:tcW w:w="2568" w:type="dxa"/>
-            <w:tcBorders>
-              <w:top w:val="single" w:sz="6" w:space="0" w:color="auto"/>
-              <w:left w:val="single" w:sz="6" w:space="0" w:color="auto"/>
-              <w:bottom w:val="single" w:sz="12" w:space="0" w:color="auto"/>
-              <w:right w:val="single" w:sz="12" w:space="0" w:color="auto"/>
-            </w:tcBorders>
-          </w:tcPr>
-          <w:p>
-            <w:pPr>
-              <w:ind w:firstLine="19"/>
-              <w:jc w:val="center"/>
-              <w:rPr>
-                <w:szCs w:val="24"/>
-              </w:rPr>
-            </w:pPr>
-          </w:p>
-          <w:p>
-            <w:pPr>
-              <w:ind w:firstLine="19"/>
-              <w:jc w:val="center"/>
-              <w:rPr>
-                <w:szCs w:val="24"/>
-              </w:rPr>
-            </w:pPr>
-            <w:r>
-              <w:rPr>
-                <w:szCs w:val="24"/>
-              </w:rPr>
-              <w:t>DUVAL Carole</w:t>
-            </w:r>
-          </w:p>
-          <w:p>
-            <w:pPr>
-              <w:ind w:firstLine="19"/>
-              <w:jc w:val="center"/>
-              <w:rPr>
-                <w:szCs w:val="24"/>
-              </w:rPr>
-            </w:pPr>
-          </w:p>
-          <w:p>
-            <w:pPr>
-              <w:ind w:firstLine="19"/>
-              <w:rPr>
-                <w:szCs w:val="24"/>
-              </w:rPr>
-            </w:pPr>
-          </w:p>
-          <w:p>
-            <w:pPr>
-              <w:ind w:firstLine="19"/>
-              <w:rPr>
-                <w:szCs w:val="24"/>
-              </w:rPr>
-            </w:pPr>
-          </w:p>
-          <w:p>
-            <w:pPr>
-              <w:ind w:firstLine="19"/>
-              <w:rPr>
-                <w:sz w:val="16"/>
-                <w:szCs w:val="24"/>
-              </w:rPr>
-            </w:pPr>
-            <w:r>
-              <w:rPr>
-                <w:sz w:val="16"/>
-                <w:szCs w:val="16"/>
-              </w:rPr>
-              <w:sym w:font="Wingdings" w:char="F0FE"/>
-            </w:r>
-            <w:r>
-              <w:rPr>
-                <w:sz w:val="16"/>
-                <w:szCs w:val="24"/>
-              </w:rPr>
-              <w:t xml:space="preserve"> Autorise l’exploitation de la version électronique de cette note</w:t>
-            </w:r>
-            <w:r>
-              <w:rPr>
-                <w:sz w:val="16"/>
-                <w:szCs w:val="24"/>
-                <w:vertAlign w:val="superscript"/>
-              </w:rPr>
-              <w:t>*</w:t>
-            </w:r>
-            <w:r>
-              <w:rPr>
-                <w:sz w:val="16"/>
-                <w:szCs w:val="24"/>
-              </w:rPr>
-              <w:t xml:space="preserve"> pour alimenter les fonds documentaires de Galaxie.</w:t>
-            </w:r>
-          </w:p>
-          <w:p>
-            <w:pPr>
-              <w:ind w:firstLine="19"/>
-              <w:rPr>
-                <w:szCs w:val="24"/>
-              </w:rPr>
-            </w:pPr>
-            <w:r>
-              <w:rPr>
-                <w:color w:val="FF0000"/>
-                <w:sz w:val="16"/>
-                <w:szCs w:val="24"/>
-                <w:vertAlign w:val="superscript"/>
-              </w:rPr>
-              <w:t>*</w:t>
-            </w:r>
-            <w:r>
-              <w:rPr>
-                <w:color w:val="FF0000"/>
-                <w:sz w:val="16"/>
-                <w:szCs w:val="24"/>
-              </w:rPr>
-              <w:t xml:space="preserve"> </w:t>
-            </w:r>
-            <w:r>
-              <w:rPr>
-                <w:i/>
-                <w:color w:val="FF0000"/>
-                <w:sz w:val="16"/>
-                <w:szCs w:val="24"/>
-              </w:rPr>
-              <w:t>sauf  pour les notes confidentielles</w:t>
-            </w:r>
-            <w:r>
-              <w:rPr>
-                <w:sz w:val="16"/>
-                <w:szCs w:val="24"/>
-              </w:rPr>
-              <w:t>.</w:t>
-            </w:r>
-          </w:p>
-        </w:tc>
-      </w:tr>
-    </w:tbl>
-    <w:p>
-      <w:pPr>
-        <w:pStyle w:val="Z-Base"/>
-        <w:spacing w:after="120"/>
-        <w:rPr>
-          <w:szCs w:val="24"/>
-        </w:rPr>
-      </w:pPr>
-    </w:p>
-    <w:tbl>
-      <w:tblPr>
-        <w:tblW w:w="0" w:type="auto"/>
-        <w:tblInd w:w="284" w:type="dxa"/>
-        <w:tblBorders>
-          <w:top w:val="single" w:sz="6" w:space="0" w:color="auto"/>
-          <w:left w:val="single" w:sz="6" w:space="0" w:color="auto"/>
-          <w:bottom w:val="single" w:sz="6" w:space="0" w:color="auto"/>
-          <w:right w:val="single" w:sz="6" w:space="0" w:color="auto"/>
-          <w:insideH w:val="single" w:sz="6" w:space="0" w:color="auto"/>
-          <w:insideV w:val="single" w:sz="6" w:space="0" w:color="auto"/>
-        </w:tblBorders>
-        <w:tblLayout w:type="fixed"/>
-        <w:tblCellMar>
-          <w:left w:w="70" w:type="dxa"/>
-          <w:right w:w="70" w:type="dxa"/>
-        </w:tblCellMar>
-        <w:tblLook w:val="0000" w:firstRow="0" w:lastRow="0" w:firstColumn="0" w:lastColumn="0" w:noHBand="0" w:noVBand="0"/>
-      </w:tblPr>
-      <w:tblGrid>
-        <w:gridCol w:w="353"/>
-        <w:gridCol w:w="2546"/>
-        <w:gridCol w:w="1140"/>
-        <w:gridCol w:w="425"/>
-        <w:gridCol w:w="2886"/>
-        <w:gridCol w:w="1083"/>
-        <w:gridCol w:w="425"/>
-      </w:tblGrid>
-      <w:tr>
-        <w:tc>
-          <w:tcPr>
-            <w:tcW w:w="353" w:type="dxa"/>
-            <w:tcBorders>
-              <w:top w:val="single" w:sz="6" w:space="0" w:color="auto"/>
-              <w:left w:val="single" w:sz="6" w:space="0" w:color="auto"/>
-              <w:bottom w:val="single" w:sz="6" w:space="0" w:color="auto"/>
-              <w:right w:val="single" w:sz="6" w:space="0" w:color="auto"/>
-            </w:tcBorders>
-          </w:tcPr>
-          <w:p>
-            <w:pPr>
-              <w:pStyle w:val="Z-Base"/>
-              <w:jc w:val="center"/>
-              <w:rPr>
-                <w:b/>
-                <w:sz w:val="20"/>
-                <w:szCs w:val="24"/>
-              </w:rPr>
-            </w:pPr>
-          </w:p>
-        </w:tc>
-        <w:tc>
-          <w:tcPr>
-            <w:tcW w:w="2546" w:type="dxa"/>
-            <w:tcBorders>
-              <w:top w:val="single" w:sz="6" w:space="0" w:color="auto"/>
-              <w:left w:val="single" w:sz="6" w:space="0" w:color="auto"/>
-              <w:bottom w:val="single" w:sz="6" w:space="0" w:color="auto"/>
-              <w:right w:val="single" w:sz="6" w:space="0" w:color="auto"/>
-            </w:tcBorders>
-          </w:tcPr>
-          <w:p>
-            <w:pPr>
-              <w:pStyle w:val="Z-Base"/>
-              <w:jc w:val="center"/>
-              <w:rPr>
-                <w:b/>
-                <w:sz w:val="20"/>
-                <w:szCs w:val="24"/>
-              </w:rPr>
-            </w:pPr>
-            <w:r>
-              <w:rPr>
-                <w:b/>
-                <w:sz w:val="20"/>
-                <w:szCs w:val="24"/>
-              </w:rPr>
-              <w:t>Destinataire</w:t>
-            </w:r>
-          </w:p>
-        </w:tc>
-        <w:tc>
-          <w:tcPr>
-            <w:tcW w:w="1140" w:type="dxa"/>
-            <w:tcBorders>
-              <w:top w:val="single" w:sz="6" w:space="0" w:color="auto"/>
-              <w:left w:val="single" w:sz="6" w:space="0" w:color="auto"/>
-              <w:bottom w:val="single" w:sz="6" w:space="0" w:color="auto"/>
-              <w:right w:val="single" w:sz="6" w:space="0" w:color="auto"/>
-            </w:tcBorders>
-          </w:tcPr>
-          <w:p>
-            <w:pPr>
-              <w:pStyle w:val="Z-Base"/>
-              <w:jc w:val="center"/>
-              <w:rPr>
-                <w:b/>
-                <w:sz w:val="20"/>
-                <w:szCs w:val="24"/>
-              </w:rPr>
-            </w:pPr>
-            <w:r>
-              <w:rPr>
-                <w:b/>
-                <w:sz w:val="20"/>
-                <w:szCs w:val="24"/>
-              </w:rPr>
-              <w:t>Dept</w:t>
-            </w:r>
-          </w:p>
-        </w:tc>
-        <w:tc>
-          <w:tcPr>
-            <w:tcW w:w="425" w:type="dxa"/>
-            <w:tcBorders>
-              <w:top w:val="single" w:sz="6" w:space="0" w:color="auto"/>
-              <w:left w:val="single" w:sz="6" w:space="0" w:color="auto"/>
-              <w:bottom w:val="single" w:sz="6" w:space="0" w:color="auto"/>
-              <w:right w:val="single" w:sz="6" w:space="0" w:color="auto"/>
-            </w:tcBorders>
-          </w:tcPr>
-          <w:p>
-            <w:pPr>
-              <w:pStyle w:val="Z-Base"/>
-              <w:jc w:val="center"/>
-              <w:rPr>
-                <w:b/>
-                <w:sz w:val="20"/>
-                <w:szCs w:val="24"/>
-              </w:rPr>
-            </w:pPr>
-            <w:r>
-              <w:rPr>
-                <w:b/>
-                <w:sz w:val="20"/>
-                <w:szCs w:val="24"/>
-              </w:rPr>
-              <w:t>Nb</w:t>
-            </w:r>
-          </w:p>
-        </w:tc>
-        <w:tc>
-          <w:tcPr>
-            <w:tcW w:w="2886" w:type="dxa"/>
-            <w:tcBorders>
-              <w:top w:val="single" w:sz="6" w:space="0" w:color="auto"/>
-              <w:left w:val="single" w:sz="6" w:space="0" w:color="auto"/>
-              <w:bottom w:val="single" w:sz="6" w:space="0" w:color="auto"/>
-              <w:right w:val="single" w:sz="6" w:space="0" w:color="auto"/>
-            </w:tcBorders>
-          </w:tcPr>
-          <w:p>
-            <w:pPr>
-              <w:pStyle w:val="Z-Base"/>
-              <w:tabs>
-                <w:tab w:val="clear" w:pos="567"/>
-                <w:tab w:val="clear" w:pos="1134"/>
-              </w:tabs>
-              <w:jc w:val="center"/>
-              <w:rPr>
-                <w:b/>
-                <w:sz w:val="20"/>
-                <w:szCs w:val="24"/>
-              </w:rPr>
-            </w:pPr>
-            <w:r>
-              <w:rPr>
-                <w:b/>
-                <w:sz w:val="20"/>
-                <w:szCs w:val="24"/>
-              </w:rPr>
-              <w:t>Destinataire</w:t>
-            </w:r>
-          </w:p>
-        </w:tc>
-        <w:tc>
-          <w:tcPr>
-            <w:tcW w:w="1083" w:type="dxa"/>
-            <w:tcBorders>
-              <w:top w:val="single" w:sz="6" w:space="0" w:color="auto"/>
-              <w:left w:val="single" w:sz="6" w:space="0" w:color="auto"/>
-              <w:bottom w:val="single" w:sz="6" w:space="0" w:color="auto"/>
-              <w:right w:val="single" w:sz="6" w:space="0" w:color="auto"/>
-            </w:tcBorders>
-          </w:tcPr>
-          <w:p>
-            <w:pPr>
-              <w:pStyle w:val="Z-Base"/>
-              <w:tabs>
-                <w:tab w:val="clear" w:pos="567"/>
-              </w:tabs>
-              <w:jc w:val="center"/>
-              <w:rPr>
-                <w:b/>
-                <w:sz w:val="20"/>
-                <w:szCs w:val="24"/>
-              </w:rPr>
-            </w:pPr>
-            <w:r>
-              <w:rPr>
-                <w:b/>
-                <w:sz w:val="20"/>
-                <w:szCs w:val="24"/>
-              </w:rPr>
-              <w:t>Dept</w:t>
-            </w:r>
-          </w:p>
-        </w:tc>
-        <w:tc>
-          <w:tcPr>
-            <w:tcW w:w="425" w:type="dxa"/>
-            <w:tcBorders>
-              <w:top w:val="single" w:sz="6" w:space="0" w:color="auto"/>
-              <w:left w:val="single" w:sz="6" w:space="0" w:color="auto"/>
-              <w:bottom w:val="single" w:sz="6" w:space="0" w:color="auto"/>
-              <w:right w:val="single" w:sz="6" w:space="0" w:color="auto"/>
-            </w:tcBorders>
-          </w:tcPr>
-          <w:p>
-            <w:pPr>
-              <w:pStyle w:val="Z-Base"/>
-              <w:jc w:val="center"/>
-              <w:rPr>
-                <w:b/>
-                <w:sz w:val="20"/>
-                <w:szCs w:val="24"/>
-              </w:rPr>
-            </w:pPr>
-            <w:r>
-              <w:rPr>
-                <w:b/>
-                <w:sz w:val="20"/>
-                <w:szCs w:val="24"/>
-              </w:rPr>
-              <w:t>Nb</w:t>
-            </w:r>
-          </w:p>
-        </w:tc>
-      </w:tr>
-      <w:tr>
-        <w:tc>
-          <w:tcPr>
-            <w:tcW w:w="353" w:type="dxa"/>
-            <w:tcBorders>
-              <w:top w:val="single" w:sz="6" w:space="0" w:color="auto"/>
-              <w:left w:val="single" w:sz="6" w:space="0" w:color="auto"/>
-              <w:bottom w:val="single" w:sz="6" w:space="0" w:color="auto"/>
-              <w:right w:val="single" w:sz="6" w:space="0" w:color="auto"/>
-            </w:tcBorders>
-          </w:tcPr>
-          <w:p>
-            <w:pPr>
-              <w:spacing w:before="60" w:after="60"/>
-              <w:jc w:val="center"/>
-              <w:rPr>
-                <w:szCs w:val="24"/>
-              </w:rPr>
-            </w:pPr>
-            <w:r>
-              <w:rPr>
-                <w:szCs w:val="24"/>
-              </w:rPr>
-              <w:t>@</w:t>
-            </w:r>
-          </w:p>
-        </w:tc>
-        <w:tc>
-          <w:tcPr>
-            <w:tcW w:w="2546" w:type="dxa"/>
-            <w:tcBorders>
-              <w:top w:val="single" w:sz="6" w:space="0" w:color="auto"/>
-              <w:left w:val="single" w:sz="6" w:space="0" w:color="auto"/>
-              <w:bottom w:val="single" w:sz="6" w:space="0" w:color="auto"/>
-              <w:right w:val="single" w:sz="6" w:space="0" w:color="auto"/>
-            </w:tcBorders>
-          </w:tcPr>
-          <w:p>
-            <w:pPr>
-              <w:spacing w:before="60" w:after="60"/>
-              <w:rPr>
-                <w:szCs w:val="24"/>
-              </w:rPr>
-            </w:pPr>
-            <w:r>
-              <w:rPr>
-                <w:szCs w:val="24"/>
-              </w:rPr>
-              <w:t>fonds-documentaire@edf.fr</w:t>
-            </w:r>
-          </w:p>
-        </w:tc>
-        <w:tc>
-          <w:tcPr>
-            <w:tcW w:w="1140" w:type="dxa"/>
-            <w:tcBorders>
-              <w:top w:val="single" w:sz="6" w:space="0" w:color="auto"/>
-              <w:left w:val="single" w:sz="6" w:space="0" w:color="auto"/>
-              <w:bottom w:val="single" w:sz="6" w:space="0" w:color="auto"/>
-              <w:right w:val="single" w:sz="6" w:space="0" w:color="auto"/>
-            </w:tcBorders>
-          </w:tcPr>
-          <w:p>
-            <w:pPr>
-              <w:spacing w:before="60" w:after="60"/>
-              <w:jc w:val="center"/>
-              <w:rPr>
-                <w:szCs w:val="24"/>
-              </w:rPr>
-            </w:pPr>
-            <w:r>
-              <w:rPr>
-                <w:szCs w:val="24"/>
-              </w:rPr>
-              <w:t>CIVAP</w:t>
-            </w:r>
-          </w:p>
-        </w:tc>
-        <w:tc>
-          <w:tcPr>
-            <w:tcW w:w="425" w:type="dxa"/>
-            <w:tcBorders>
-              <w:top w:val="single" w:sz="6" w:space="0" w:color="auto"/>
-              <w:left w:val="single" w:sz="6" w:space="0" w:color="auto"/>
-              <w:bottom w:val="single" w:sz="6" w:space="0" w:color="auto"/>
-              <w:right w:val="single" w:sz="6" w:space="0" w:color="auto"/>
-            </w:tcBorders>
-          </w:tcPr>
-          <w:p>
-            <w:pPr>
-              <w:spacing w:before="60" w:after="60"/>
-              <w:jc w:val="center"/>
-              <w:rPr>
-                <w:szCs w:val="24"/>
-              </w:rPr>
-            </w:pPr>
-            <w:r>
-              <w:rPr>
-                <w:szCs w:val="24"/>
-              </w:rPr>
-              <w:t>1</w:t>
-            </w:r>
-          </w:p>
-        </w:tc>
-        <w:tc>
-          <w:tcPr>
-            <w:tcW w:w="2886" w:type="dxa"/>
-            <w:tcBorders>
-              <w:top w:val="single" w:sz="6" w:space="0" w:color="auto"/>
-              <w:left w:val="single" w:sz="6" w:space="0" w:color="auto"/>
-              <w:bottom w:val="single" w:sz="6" w:space="0" w:color="auto"/>
-              <w:right w:val="single" w:sz="6" w:space="0" w:color="auto"/>
-            </w:tcBorders>
-          </w:tcPr>
-          <w:p>
-            <w:pPr>
-              <w:tabs>
-                <w:tab w:val="clear" w:pos="567"/>
-                <w:tab w:val="clear" w:pos="1134"/>
-              </w:tabs>
-              <w:spacing w:before="60" w:after="60"/>
-              <w:rPr>
-                <w:szCs w:val="24"/>
-              </w:rPr>
-            </w:pPr>
-          </w:p>
-        </w:tc>
-        <w:tc>
-          <w:tcPr>
-            <w:tcW w:w="1083" w:type="dxa"/>
-            <w:tcBorders>
-              <w:top w:val="single" w:sz="6" w:space="0" w:color="auto"/>
-              <w:left w:val="single" w:sz="6" w:space="0" w:color="auto"/>
-              <w:bottom w:val="single" w:sz="6" w:space="0" w:color="auto"/>
-              <w:right w:val="single" w:sz="6" w:space="0" w:color="auto"/>
-            </w:tcBorders>
-          </w:tcPr>
-          <w:p>
-            <w:pPr>
-              <w:tabs>
-                <w:tab w:val="clear" w:pos="567"/>
-              </w:tabs>
-              <w:spacing w:before="60" w:after="60"/>
-              <w:jc w:val="center"/>
-              <w:rPr>
-                <w:szCs w:val="24"/>
-              </w:rPr>
-            </w:pPr>
-          </w:p>
-        </w:tc>
-        <w:tc>
-          <w:tcPr>
-            <w:tcW w:w="425" w:type="dxa"/>
-            <w:tcBorders>
-              <w:top w:val="single" w:sz="6" w:space="0" w:color="auto"/>
-              <w:left w:val="single" w:sz="6" w:space="0" w:color="auto"/>
-              <w:bottom w:val="single" w:sz="6" w:space="0" w:color="auto"/>
-              <w:right w:val="single" w:sz="6" w:space="0" w:color="auto"/>
-            </w:tcBorders>
-          </w:tcPr>
-          <w:p>
-            <w:pPr>
-              <w:spacing w:before="60" w:after="60"/>
-              <w:jc w:val="center"/>
-              <w:rPr>
-                <w:szCs w:val="24"/>
-              </w:rPr>
-            </w:pPr>
-          </w:p>
-        </w:tc>
-      </w:tr>
-      <w:tr>
-        <w:tc>
-          <w:tcPr>
-            <w:tcW w:w="353" w:type="dxa"/>
-            <w:tcBorders>
-              <w:top w:val="single" w:sz="6" w:space="0" w:color="auto"/>
-              <w:left w:val="single" w:sz="6" w:space="0" w:color="auto"/>
-              <w:bottom w:val="single" w:sz="6" w:space="0" w:color="auto"/>
-              <w:right w:val="single" w:sz="6" w:space="0" w:color="auto"/>
-            </w:tcBorders>
-          </w:tcPr>
-          <w:p>
-            <w:pPr>
-              <w:spacing w:before="60" w:after="60"/>
-              <w:jc w:val="center"/>
-              <w:rPr>
-                <w:szCs w:val="24"/>
-              </w:rPr>
-            </w:pPr>
-          </w:p>
-        </w:tc>
-        <w:tc>
-          <w:tcPr>
-            <w:tcW w:w="2546" w:type="dxa"/>
-            <w:tcBorders>
-              <w:top w:val="single" w:sz="6" w:space="0" w:color="auto"/>
-              <w:left w:val="single" w:sz="6" w:space="0" w:color="auto"/>
-              <w:bottom w:val="single" w:sz="6" w:space="0" w:color="auto"/>
-              <w:right w:val="single" w:sz="6" w:space="0" w:color="auto"/>
-            </w:tcBorders>
-          </w:tcPr>
-          <w:p>
-            <w:pPr>
-              <w:spacing w:before="60" w:after="60"/>
-            </w:pPr>
-            <w:r>
-              <w:t>Magne L.</w:t>
-            </w:r>
-          </w:p>
-        </w:tc>
-        <w:tc>
-          <w:tcPr>
-            <w:tcW w:w="1140" w:type="dxa"/>
-            <w:tcBorders>
-              <w:top w:val="single" w:sz="6" w:space="0" w:color="auto"/>
-              <w:left w:val="single" w:sz="6" w:space="0" w:color="auto"/>
-              <w:bottom w:val="single" w:sz="6" w:space="0" w:color="auto"/>
-              <w:right w:val="single" w:sz="6" w:space="0" w:color="auto"/>
-            </w:tcBorders>
-          </w:tcPr>
-          <w:p>
-            <w:pPr>
-              <w:spacing w:before="60" w:after="60"/>
-              <w:jc w:val="center"/>
-              <w:rPr>
-                <w:lang w:val="en-GB"/>
-              </w:rPr>
-            </w:pPr>
-            <w:r>
-              <w:rPr>
-                <w:lang w:val="en-GB"/>
-              </w:rPr>
-              <w:t>MRI</w:t>
-            </w:r>
-          </w:p>
-        </w:tc>
-        <w:tc>
-          <w:tcPr>
-            <w:tcW w:w="425" w:type="dxa"/>
-            <w:tcBorders>
-              <w:top w:val="single" w:sz="6" w:space="0" w:color="auto"/>
-              <w:left w:val="single" w:sz="6" w:space="0" w:color="auto"/>
-              <w:bottom w:val="single" w:sz="6" w:space="0" w:color="auto"/>
-              <w:right w:val="single" w:sz="6" w:space="0" w:color="auto"/>
-            </w:tcBorders>
-          </w:tcPr>
-          <w:p>
-            <w:pPr>
-              <w:spacing w:before="60" w:after="60"/>
-              <w:jc w:val="center"/>
-              <w:rPr>
-                <w:lang w:val="en-GB"/>
-              </w:rPr>
-            </w:pPr>
-            <w:r>
-              <w:rPr>
-                <w:lang w:val="en-GB"/>
-              </w:rPr>
-              <w:t>S</w:t>
-            </w:r>
-          </w:p>
-        </w:tc>
-        <w:tc>
-          <w:tcPr>
-            <w:tcW w:w="2886" w:type="dxa"/>
-            <w:tcBorders>
-              <w:top w:val="single" w:sz="6" w:space="0" w:color="auto"/>
-              <w:left w:val="single" w:sz="6" w:space="0" w:color="auto"/>
-              <w:bottom w:val="single" w:sz="6" w:space="0" w:color="auto"/>
-              <w:right w:val="single" w:sz="6" w:space="0" w:color="auto"/>
-            </w:tcBorders>
-          </w:tcPr>
-          <w:p>
-            <w:pPr>
-              <w:tabs>
-                <w:tab w:val="clear" w:pos="567"/>
-                <w:tab w:val="clear" w:pos="1134"/>
-              </w:tabs>
-              <w:spacing w:before="60" w:after="60"/>
-              <w:rPr>
-                <w:lang w:val="en-GB"/>
-              </w:rPr>
-            </w:pPr>
-            <w:r>
-              <w:rPr>
-                <w:lang w:val="en-GB"/>
-              </w:rPr>
-              <w:t>Villatte N.</w:t>
-            </w:r>
-          </w:p>
-        </w:tc>
-        <w:tc>
-          <w:tcPr>
-            <w:tcW w:w="1083" w:type="dxa"/>
-            <w:tcBorders>
-              <w:top w:val="single" w:sz="6" w:space="0" w:color="auto"/>
-              <w:left w:val="single" w:sz="6" w:space="0" w:color="auto"/>
-              <w:bottom w:val="single" w:sz="6" w:space="0" w:color="auto"/>
-              <w:right w:val="single" w:sz="6" w:space="0" w:color="auto"/>
-            </w:tcBorders>
-          </w:tcPr>
-          <w:p>
-            <w:pPr>
-              <w:tabs>
-                <w:tab w:val="clear" w:pos="567"/>
-              </w:tabs>
-              <w:spacing w:before="60" w:after="60"/>
-              <w:jc w:val="center"/>
-              <w:rPr>
-                <w:lang w:val="en-GB"/>
-              </w:rPr>
-            </w:pPr>
-            <w:r>
-              <w:rPr>
-                <w:lang w:val="en-GB"/>
-              </w:rPr>
-              <w:t>MRI</w:t>
-            </w:r>
-          </w:p>
-        </w:tc>
-        <w:tc>
-          <w:tcPr>
-            <w:tcW w:w="425" w:type="dxa"/>
-            <w:tcBorders>
-              <w:top w:val="single" w:sz="6" w:space="0" w:color="auto"/>
-              <w:left w:val="single" w:sz="6" w:space="0" w:color="auto"/>
-              <w:bottom w:val="single" w:sz="6" w:space="0" w:color="auto"/>
-              <w:right w:val="single" w:sz="6" w:space="0" w:color="auto"/>
-            </w:tcBorders>
-          </w:tcPr>
-          <w:p>
-            <w:pPr>
-              <w:spacing w:before="60" w:after="60"/>
-              <w:jc w:val="center"/>
-              <w:rPr>
-                <w:lang w:val="en-GB"/>
-              </w:rPr>
-            </w:pPr>
-            <w:r>
-              <w:rPr>
-                <w:lang w:val="en-GB"/>
-              </w:rPr>
-              <w:t>1</w:t>
-            </w:r>
-          </w:p>
-        </w:tc>
-      </w:tr>
-      <w:tr>
-        <w:tc>
-          <w:tcPr>
-            <w:tcW w:w="353" w:type="dxa"/>
-            <w:tcBorders>
-              <w:top w:val="single" w:sz="6" w:space="0" w:color="auto"/>
-              <w:left w:val="single" w:sz="6" w:space="0" w:color="auto"/>
-              <w:bottom w:val="single" w:sz="6" w:space="0" w:color="auto"/>
-              <w:right w:val="single" w:sz="6" w:space="0" w:color="auto"/>
-            </w:tcBorders>
-          </w:tcPr>
-          <w:p>
-            <w:pPr>
-              <w:spacing w:before="60" w:after="60"/>
-              <w:jc w:val="center"/>
-              <w:rPr>
-                <w:szCs w:val="24"/>
-                <w:lang w:val="en-GB"/>
-              </w:rPr>
-            </w:pPr>
-          </w:p>
-        </w:tc>
-        <w:tc>
-          <w:tcPr>
-            <w:tcW w:w="2546" w:type="dxa"/>
-            <w:tcBorders>
-              <w:top w:val="single" w:sz="6" w:space="0" w:color="auto"/>
-              <w:left w:val="single" w:sz="6" w:space="0" w:color="auto"/>
-              <w:bottom w:val="single" w:sz="6" w:space="0" w:color="auto"/>
-              <w:right w:val="single" w:sz="6" w:space="0" w:color="auto"/>
-            </w:tcBorders>
-          </w:tcPr>
-          <w:p>
-            <w:pPr>
-              <w:spacing w:before="60" w:after="60"/>
-              <w:rPr>
-                <w:lang w:val="en-GB"/>
-              </w:rPr>
-            </w:pPr>
-            <w:r>
-              <w:rPr>
-                <w:lang w:val="en-GB"/>
-              </w:rPr>
-              <w:t>Khin-Yedid C.</w:t>
-            </w:r>
-          </w:p>
-        </w:tc>
-        <w:tc>
-          <w:tcPr>
-            <w:tcW w:w="1140" w:type="dxa"/>
-            <w:tcBorders>
-              <w:top w:val="single" w:sz="6" w:space="0" w:color="auto"/>
-              <w:left w:val="single" w:sz="6" w:space="0" w:color="auto"/>
-              <w:bottom w:val="single" w:sz="6" w:space="0" w:color="auto"/>
-              <w:right w:val="single" w:sz="6" w:space="0" w:color="auto"/>
-            </w:tcBorders>
-          </w:tcPr>
-          <w:p>
-            <w:pPr>
-              <w:spacing w:before="60" w:after="60"/>
-              <w:jc w:val="center"/>
-              <w:rPr>
-                <w:lang w:val="en-GB"/>
-              </w:rPr>
-            </w:pPr>
-            <w:r>
-              <w:rPr>
-                <w:lang w:val="en-GB"/>
-              </w:rPr>
-              <w:t>MRI</w:t>
-            </w:r>
-          </w:p>
-        </w:tc>
-        <w:tc>
-          <w:tcPr>
-            <w:tcW w:w="425" w:type="dxa"/>
-            <w:tcBorders>
-              <w:top w:val="single" w:sz="6" w:space="0" w:color="auto"/>
-              <w:left w:val="single" w:sz="6" w:space="0" w:color="auto"/>
-              <w:bottom w:val="single" w:sz="6" w:space="0" w:color="auto"/>
-              <w:right w:val="single" w:sz="6" w:space="0" w:color="auto"/>
-            </w:tcBorders>
-          </w:tcPr>
-          <w:p>
-            <w:pPr>
-              <w:spacing w:before="60" w:after="60"/>
-              <w:jc w:val="center"/>
-              <w:rPr>
-                <w:lang w:val="en-GB"/>
-              </w:rPr>
-            </w:pPr>
-            <w:r>
-              <w:rPr>
-                <w:lang w:val="en-GB"/>
-              </w:rPr>
-              <w:t>S</w:t>
-            </w:r>
-          </w:p>
-        </w:tc>
-        <w:tc>
-          <w:tcPr>
-            <w:tcW w:w="2886" w:type="dxa"/>
-            <w:tcBorders>
-              <w:top w:val="single" w:sz="6" w:space="0" w:color="auto"/>
-              <w:left w:val="single" w:sz="6" w:space="0" w:color="auto"/>
-              <w:bottom w:val="single" w:sz="6" w:space="0" w:color="auto"/>
-              <w:right w:val="single" w:sz="6" w:space="0" w:color="auto"/>
-            </w:tcBorders>
-          </w:tcPr>
-          <w:p>
-            <w:pPr>
-              <w:tabs>
-                <w:tab w:val="clear" w:pos="567"/>
-                <w:tab w:val="clear" w:pos="1134"/>
-              </w:tabs>
-              <w:spacing w:before="60" w:after="60"/>
-              <w:rPr>
-                <w:lang w:val="en-GB"/>
-              </w:rPr>
-            </w:pPr>
-            <w:r>
-              <w:rPr>
-                <w:lang w:val="en-GB"/>
-              </w:rPr>
-              <w:t>Chraïbi H.</w:t>
-            </w:r>
-          </w:p>
-        </w:tc>
-        <w:tc>
-          <w:tcPr>
-            <w:tcW w:w="1083" w:type="dxa"/>
-            <w:tcBorders>
-              <w:top w:val="single" w:sz="6" w:space="0" w:color="auto"/>
-              <w:left w:val="single" w:sz="6" w:space="0" w:color="auto"/>
-              <w:bottom w:val="single" w:sz="6" w:space="0" w:color="auto"/>
-              <w:right w:val="single" w:sz="6" w:space="0" w:color="auto"/>
-            </w:tcBorders>
-          </w:tcPr>
-          <w:p>
-            <w:pPr>
-              <w:tabs>
-                <w:tab w:val="clear" w:pos="567"/>
-              </w:tabs>
-              <w:spacing w:before="60" w:after="60"/>
-              <w:jc w:val="center"/>
-              <w:rPr>
-                <w:lang w:val="en-GB"/>
-              </w:rPr>
-            </w:pPr>
-            <w:r>
-              <w:rPr>
-                <w:lang w:val="en-GB"/>
-              </w:rPr>
-              <w:t>MRI</w:t>
-            </w:r>
-          </w:p>
-        </w:tc>
-        <w:tc>
-          <w:tcPr>
-            <w:tcW w:w="425" w:type="dxa"/>
-            <w:tcBorders>
-              <w:top w:val="single" w:sz="6" w:space="0" w:color="auto"/>
-              <w:left w:val="single" w:sz="6" w:space="0" w:color="auto"/>
-              <w:bottom w:val="single" w:sz="6" w:space="0" w:color="auto"/>
-              <w:right w:val="single" w:sz="6" w:space="0" w:color="auto"/>
-            </w:tcBorders>
-          </w:tcPr>
-          <w:p>
-            <w:pPr>
-              <w:spacing w:before="60" w:after="60"/>
-              <w:jc w:val="center"/>
-              <w:rPr>
-                <w:lang w:val="en-GB"/>
-              </w:rPr>
-            </w:pPr>
-            <w:r>
-              <w:rPr>
-                <w:lang w:val="en-GB"/>
-              </w:rPr>
-              <w:t>1</w:t>
-            </w:r>
-          </w:p>
-        </w:tc>
-      </w:tr>
-      <w:tr>
-        <w:tc>
-          <w:tcPr>
-            <w:tcW w:w="353" w:type="dxa"/>
-            <w:tcBorders>
-              <w:top w:val="single" w:sz="6" w:space="0" w:color="auto"/>
-              <w:left w:val="single" w:sz="6" w:space="0" w:color="auto"/>
-              <w:bottom w:val="single" w:sz="6" w:space="0" w:color="auto"/>
-              <w:right w:val="single" w:sz="6" w:space="0" w:color="auto"/>
-            </w:tcBorders>
-          </w:tcPr>
-          <w:p>
-            <w:pPr>
-              <w:spacing w:before="60" w:after="60"/>
-              <w:jc w:val="center"/>
-              <w:rPr>
-                <w:szCs w:val="24"/>
-                <w:lang w:val="en-GB"/>
-              </w:rPr>
-            </w:pPr>
-          </w:p>
-        </w:tc>
-        <w:tc>
-          <w:tcPr>
-            <w:tcW w:w="2546" w:type="dxa"/>
-            <w:tcBorders>
-              <w:top w:val="single" w:sz="6" w:space="0" w:color="auto"/>
-              <w:left w:val="single" w:sz="6" w:space="0" w:color="auto"/>
-              <w:bottom w:val="single" w:sz="6" w:space="0" w:color="auto"/>
-              <w:right w:val="single" w:sz="6" w:space="0" w:color="auto"/>
-            </w:tcBorders>
-          </w:tcPr>
-          <w:p>
-            <w:pPr>
-              <w:spacing w:before="60" w:after="60"/>
-              <w:rPr>
-                <w:lang w:val="en-GB"/>
-              </w:rPr>
-            </w:pPr>
-            <w:r>
-              <w:rPr>
-                <w:lang w:val="en-GB"/>
-              </w:rPr>
-              <w:t>Primet J.</w:t>
-            </w:r>
-          </w:p>
-        </w:tc>
-        <w:tc>
-          <w:tcPr>
-            <w:tcW w:w="1140" w:type="dxa"/>
-            <w:tcBorders>
-              <w:top w:val="single" w:sz="6" w:space="0" w:color="auto"/>
-              <w:left w:val="single" w:sz="6" w:space="0" w:color="auto"/>
-              <w:bottom w:val="single" w:sz="6" w:space="0" w:color="auto"/>
-              <w:right w:val="single" w:sz="6" w:space="0" w:color="auto"/>
-            </w:tcBorders>
-          </w:tcPr>
-          <w:p>
-            <w:pPr>
-              <w:spacing w:before="60" w:after="60"/>
-              <w:jc w:val="center"/>
-              <w:rPr>
-                <w:lang w:val="en-GB"/>
-              </w:rPr>
-            </w:pPr>
-            <w:r>
-              <w:rPr>
-                <w:lang w:val="en-GB"/>
-              </w:rPr>
-              <w:t>MRI</w:t>
-            </w:r>
-          </w:p>
-        </w:tc>
-        <w:tc>
-          <w:tcPr>
-            <w:tcW w:w="425" w:type="dxa"/>
-            <w:tcBorders>
-              <w:top w:val="single" w:sz="6" w:space="0" w:color="auto"/>
-              <w:left w:val="single" w:sz="6" w:space="0" w:color="auto"/>
-              <w:bottom w:val="single" w:sz="6" w:space="0" w:color="auto"/>
-              <w:right w:val="single" w:sz="6" w:space="0" w:color="auto"/>
-            </w:tcBorders>
-          </w:tcPr>
-          <w:p>
-            <w:pPr>
-              <w:spacing w:before="60" w:after="60"/>
-              <w:jc w:val="center"/>
-              <w:rPr>
-                <w:lang w:val="en-GB"/>
-              </w:rPr>
-            </w:pPr>
-            <w:r>
-              <w:rPr>
-                <w:lang w:val="en-GB"/>
-              </w:rPr>
-              <w:t>S</w:t>
-            </w:r>
-          </w:p>
-        </w:tc>
-        <w:tc>
-          <w:tcPr>
-            <w:tcW w:w="2886" w:type="dxa"/>
-            <w:tcBorders>
-              <w:top w:val="single" w:sz="6" w:space="0" w:color="auto"/>
-              <w:left w:val="single" w:sz="6" w:space="0" w:color="auto"/>
-              <w:bottom w:val="single" w:sz="6" w:space="0" w:color="auto"/>
-              <w:right w:val="single" w:sz="6" w:space="0" w:color="auto"/>
-            </w:tcBorders>
-          </w:tcPr>
-          <w:p>
-            <w:pPr>
-              <w:tabs>
-                <w:tab w:val="clear" w:pos="567"/>
-                <w:tab w:val="clear" w:pos="1134"/>
-              </w:tabs>
-              <w:spacing w:before="60" w:after="60"/>
-            </w:pPr>
-            <w:r>
-              <w:t>Rossignol F.</w:t>
-            </w:r>
-          </w:p>
-        </w:tc>
-        <w:tc>
-          <w:tcPr>
-            <w:tcW w:w="1083" w:type="dxa"/>
-            <w:tcBorders>
-              <w:top w:val="single" w:sz="6" w:space="0" w:color="auto"/>
-              <w:left w:val="single" w:sz="6" w:space="0" w:color="auto"/>
-              <w:bottom w:val="single" w:sz="6" w:space="0" w:color="auto"/>
-              <w:right w:val="single" w:sz="6" w:space="0" w:color="auto"/>
-            </w:tcBorders>
-          </w:tcPr>
-          <w:p>
-            <w:pPr>
-              <w:tabs>
-                <w:tab w:val="clear" w:pos="567"/>
-              </w:tabs>
-              <w:spacing w:before="60" w:after="60"/>
-              <w:jc w:val="center"/>
-            </w:pPr>
-            <w:r>
-              <w:t>MRI</w:t>
-            </w:r>
-          </w:p>
-        </w:tc>
-        <w:tc>
-          <w:tcPr>
-            <w:tcW w:w="425" w:type="dxa"/>
-            <w:tcBorders>
-              <w:top w:val="single" w:sz="6" w:space="0" w:color="auto"/>
-              <w:left w:val="single" w:sz="6" w:space="0" w:color="auto"/>
-              <w:bottom w:val="single" w:sz="6" w:space="0" w:color="auto"/>
-              <w:right w:val="single" w:sz="6" w:space="0" w:color="auto"/>
-            </w:tcBorders>
-          </w:tcPr>
-          <w:p>
-            <w:pPr>
-              <w:spacing w:before="60" w:after="60"/>
-              <w:jc w:val="center"/>
-            </w:pPr>
-            <w:r>
-              <w:t>1</w:t>
-            </w:r>
-          </w:p>
-        </w:tc>
-      </w:tr>
-      <w:tr>
-        <w:tc>
-          <w:tcPr>
-            <w:tcW w:w="353" w:type="dxa"/>
-            <w:tcBorders>
-              <w:top w:val="single" w:sz="6" w:space="0" w:color="auto"/>
-              <w:left w:val="single" w:sz="6" w:space="0" w:color="auto"/>
-              <w:bottom w:val="single" w:sz="6" w:space="0" w:color="auto"/>
-              <w:right w:val="single" w:sz="6" w:space="0" w:color="auto"/>
-            </w:tcBorders>
-          </w:tcPr>
-          <w:p>
-            <w:pPr>
-              <w:spacing w:before="60" w:after="60"/>
-              <w:jc w:val="center"/>
-              <w:rPr>
-                <w:szCs w:val="24"/>
-              </w:rPr>
-            </w:pPr>
-          </w:p>
-        </w:tc>
-        <w:tc>
-          <w:tcPr>
-            <w:tcW w:w="2546" w:type="dxa"/>
-            <w:tcBorders>
-              <w:top w:val="single" w:sz="6" w:space="0" w:color="auto"/>
-              <w:left w:val="single" w:sz="6" w:space="0" w:color="auto"/>
-              <w:bottom w:val="single" w:sz="6" w:space="0" w:color="auto"/>
-              <w:right w:val="single" w:sz="6" w:space="0" w:color="auto"/>
-            </w:tcBorders>
-          </w:tcPr>
-          <w:p>
-            <w:pPr>
-              <w:spacing w:before="60" w:after="60"/>
-            </w:pPr>
-            <w:r>
-              <w:t>Duval C.</w:t>
-            </w:r>
-          </w:p>
-        </w:tc>
-        <w:tc>
-          <w:tcPr>
-            <w:tcW w:w="1140" w:type="dxa"/>
-            <w:tcBorders>
-              <w:top w:val="single" w:sz="6" w:space="0" w:color="auto"/>
-              <w:left w:val="single" w:sz="6" w:space="0" w:color="auto"/>
-              <w:bottom w:val="single" w:sz="6" w:space="0" w:color="auto"/>
-              <w:right w:val="single" w:sz="6" w:space="0" w:color="auto"/>
-            </w:tcBorders>
-          </w:tcPr>
-          <w:p>
-            <w:pPr>
-              <w:spacing w:before="60" w:after="60"/>
-              <w:jc w:val="center"/>
-              <w:rPr>
-                <w:lang w:val="de-DE"/>
-              </w:rPr>
-            </w:pPr>
-            <w:r>
-              <w:rPr>
-                <w:lang w:val="de-DE"/>
-              </w:rPr>
-              <w:t>MRI</w:t>
-            </w:r>
-          </w:p>
-        </w:tc>
-        <w:tc>
-          <w:tcPr>
-            <w:tcW w:w="425" w:type="dxa"/>
-            <w:tcBorders>
-              <w:top w:val="single" w:sz="6" w:space="0" w:color="auto"/>
-              <w:left w:val="single" w:sz="6" w:space="0" w:color="auto"/>
-              <w:bottom w:val="single" w:sz="6" w:space="0" w:color="auto"/>
-              <w:right w:val="single" w:sz="6" w:space="0" w:color="auto"/>
-            </w:tcBorders>
-          </w:tcPr>
-          <w:p>
-            <w:pPr>
-              <w:spacing w:before="60" w:after="60"/>
-              <w:jc w:val="center"/>
-              <w:rPr>
-                <w:lang w:val="de-DE"/>
-              </w:rPr>
-            </w:pPr>
-            <w:r>
-              <w:rPr>
-                <w:lang w:val="de-DE"/>
-              </w:rPr>
-              <w:t>1</w:t>
-            </w:r>
-          </w:p>
-        </w:tc>
-        <w:tc>
-          <w:tcPr>
-            <w:tcW w:w="2886" w:type="dxa"/>
-            <w:tcBorders>
-              <w:top w:val="single" w:sz="6" w:space="0" w:color="auto"/>
-              <w:left w:val="single" w:sz="6" w:space="0" w:color="auto"/>
-              <w:bottom w:val="single" w:sz="6" w:space="0" w:color="auto"/>
-              <w:right w:val="single" w:sz="6" w:space="0" w:color="auto"/>
-            </w:tcBorders>
-          </w:tcPr>
-          <w:p>
-            <w:pPr>
-              <w:tabs>
-                <w:tab w:val="clear" w:pos="567"/>
-                <w:tab w:val="clear" w:pos="1134"/>
-              </w:tabs>
-              <w:spacing w:before="60" w:after="60"/>
-              <w:rPr>
-                <w:lang w:val="de-DE"/>
-              </w:rPr>
-            </w:pPr>
-            <w:r>
-              <w:rPr>
-                <w:lang w:val="de-DE"/>
-              </w:rPr>
-              <w:t>Lhuillier A.</w:t>
-            </w:r>
-          </w:p>
-        </w:tc>
-        <w:tc>
-          <w:tcPr>
-            <w:tcW w:w="1083" w:type="dxa"/>
-            <w:tcBorders>
-              <w:top w:val="single" w:sz="6" w:space="0" w:color="auto"/>
-              <w:left w:val="single" w:sz="6" w:space="0" w:color="auto"/>
-              <w:bottom w:val="single" w:sz="6" w:space="0" w:color="auto"/>
-              <w:right w:val="single" w:sz="6" w:space="0" w:color="auto"/>
-            </w:tcBorders>
-          </w:tcPr>
-          <w:p>
-            <w:pPr>
-              <w:tabs>
-                <w:tab w:val="clear" w:pos="567"/>
-              </w:tabs>
-              <w:spacing w:before="60" w:after="60"/>
-              <w:jc w:val="center"/>
-              <w:rPr>
-                <w:lang w:val="de-DE"/>
-              </w:rPr>
-            </w:pPr>
-            <w:r>
-              <w:rPr>
-                <w:lang w:val="de-DE"/>
-              </w:rPr>
-              <w:t>MRI</w:t>
-            </w:r>
-          </w:p>
-        </w:tc>
-        <w:tc>
-          <w:tcPr>
-            <w:tcW w:w="425" w:type="dxa"/>
-            <w:tcBorders>
-              <w:top w:val="single" w:sz="6" w:space="0" w:color="auto"/>
-              <w:left w:val="single" w:sz="6" w:space="0" w:color="auto"/>
-              <w:bottom w:val="single" w:sz="6" w:space="0" w:color="auto"/>
-              <w:right w:val="single" w:sz="6" w:space="0" w:color="auto"/>
-            </w:tcBorders>
-          </w:tcPr>
-          <w:p>
-            <w:pPr>
-              <w:spacing w:before="60" w:after="60"/>
-              <w:jc w:val="center"/>
-            </w:pPr>
-            <w:r>
-              <w:t>1</w:t>
-            </w:r>
-          </w:p>
-        </w:tc>
-      </w:tr>
-      <w:tr>
-        <w:tc>
-          <w:tcPr>
-            <w:tcW w:w="353" w:type="dxa"/>
-            <w:tcBorders>
-              <w:top w:val="single" w:sz="6" w:space="0" w:color="auto"/>
-              <w:left w:val="single" w:sz="6" w:space="0" w:color="auto"/>
-              <w:bottom w:val="single" w:sz="6" w:space="0" w:color="auto"/>
-              <w:right w:val="single" w:sz="6" w:space="0" w:color="auto"/>
-            </w:tcBorders>
-          </w:tcPr>
-          <w:p>
-            <w:pPr>
-              <w:spacing w:before="60" w:after="60"/>
-              <w:jc w:val="center"/>
-              <w:rPr>
-                <w:szCs w:val="24"/>
-              </w:rPr>
-            </w:pPr>
-          </w:p>
-        </w:tc>
-        <w:tc>
-          <w:tcPr>
-            <w:tcW w:w="2546" w:type="dxa"/>
-            <w:tcBorders>
-              <w:top w:val="single" w:sz="6" w:space="0" w:color="auto"/>
-              <w:left w:val="single" w:sz="6" w:space="0" w:color="auto"/>
-              <w:bottom w:val="single" w:sz="6" w:space="0" w:color="auto"/>
-              <w:right w:val="single" w:sz="6" w:space="0" w:color="auto"/>
-            </w:tcBorders>
-          </w:tcPr>
-          <w:p>
-            <w:pPr>
-              <w:spacing w:before="60" w:after="60"/>
-            </w:pPr>
-            <w:r>
-              <w:t>Montat D.</w:t>
-            </w:r>
-          </w:p>
-        </w:tc>
-        <w:tc>
-          <w:tcPr>
-            <w:tcW w:w="1140" w:type="dxa"/>
-            <w:tcBorders>
-              <w:top w:val="single" w:sz="6" w:space="0" w:color="auto"/>
-              <w:left w:val="single" w:sz="6" w:space="0" w:color="auto"/>
-              <w:bottom w:val="single" w:sz="6" w:space="0" w:color="auto"/>
-              <w:right w:val="single" w:sz="6" w:space="0" w:color="auto"/>
-            </w:tcBorders>
-          </w:tcPr>
-          <w:p>
-            <w:pPr>
-              <w:spacing w:before="60" w:after="60"/>
-              <w:jc w:val="center"/>
-              <w:rPr>
-                <w:lang w:val="en-GB"/>
-              </w:rPr>
-            </w:pPr>
-            <w:r>
-              <w:rPr>
-                <w:lang w:val="en-GB"/>
-              </w:rPr>
-              <w:t>MRI</w:t>
-            </w:r>
-          </w:p>
-        </w:tc>
-        <w:tc>
-          <w:tcPr>
-            <w:tcW w:w="425" w:type="dxa"/>
-            <w:tcBorders>
-              <w:top w:val="single" w:sz="6" w:space="0" w:color="auto"/>
-              <w:left w:val="single" w:sz="6" w:space="0" w:color="auto"/>
-              <w:bottom w:val="single" w:sz="6" w:space="0" w:color="auto"/>
-              <w:right w:val="single" w:sz="6" w:space="0" w:color="auto"/>
-            </w:tcBorders>
-          </w:tcPr>
-          <w:p>
-            <w:pPr>
-              <w:spacing w:before="60" w:after="60"/>
-              <w:jc w:val="center"/>
-              <w:rPr>
-                <w:lang w:val="en-GB"/>
-              </w:rPr>
-            </w:pPr>
-            <w:r>
-              <w:rPr>
-                <w:lang w:val="en-GB"/>
-              </w:rPr>
-              <w:t>S</w:t>
-            </w:r>
-          </w:p>
-        </w:tc>
-        <w:tc>
-          <w:tcPr>
-            <w:tcW w:w="2886" w:type="dxa"/>
-            <w:tcBorders>
-              <w:top w:val="single" w:sz="6" w:space="0" w:color="auto"/>
-              <w:left w:val="single" w:sz="6" w:space="0" w:color="auto"/>
-              <w:bottom w:val="single" w:sz="6" w:space="0" w:color="auto"/>
-              <w:right w:val="single" w:sz="6" w:space="0" w:color="auto"/>
-            </w:tcBorders>
-          </w:tcPr>
-          <w:p>
-            <w:pPr>
-              <w:tabs>
-                <w:tab w:val="clear" w:pos="567"/>
-                <w:tab w:val="clear" w:pos="1134"/>
-              </w:tabs>
-              <w:spacing w:before="60" w:after="60"/>
-              <w:rPr>
-                <w:lang w:val="en-GB"/>
-              </w:rPr>
-            </w:pPr>
-            <w:r>
-              <w:rPr>
-                <w:lang w:val="en-GB"/>
-              </w:rPr>
-              <w:t>Chardonnal H.</w:t>
-            </w:r>
-          </w:p>
-        </w:tc>
-        <w:tc>
-          <w:tcPr>
-            <w:tcW w:w="1083" w:type="dxa"/>
-            <w:tcBorders>
-              <w:top w:val="single" w:sz="6" w:space="0" w:color="auto"/>
-              <w:left w:val="single" w:sz="6" w:space="0" w:color="auto"/>
-              <w:bottom w:val="single" w:sz="6" w:space="0" w:color="auto"/>
-              <w:right w:val="single" w:sz="6" w:space="0" w:color="auto"/>
-            </w:tcBorders>
-          </w:tcPr>
-          <w:p>
-            <w:pPr>
-              <w:tabs>
-                <w:tab w:val="clear" w:pos="567"/>
-              </w:tabs>
-              <w:spacing w:before="60" w:after="60"/>
-              <w:jc w:val="center"/>
-            </w:pPr>
-            <w:r>
-              <w:t>MRI</w:t>
-            </w:r>
-          </w:p>
-        </w:tc>
-        <w:tc>
-          <w:tcPr>
-            <w:tcW w:w="425" w:type="dxa"/>
-            <w:tcBorders>
-              <w:top w:val="single" w:sz="6" w:space="0" w:color="auto"/>
-              <w:left w:val="single" w:sz="6" w:space="0" w:color="auto"/>
-              <w:bottom w:val="single" w:sz="6" w:space="0" w:color="auto"/>
-              <w:right w:val="single" w:sz="6" w:space="0" w:color="auto"/>
-            </w:tcBorders>
-          </w:tcPr>
-          <w:p>
-            <w:pPr>
-              <w:spacing w:before="60" w:after="60"/>
-              <w:jc w:val="center"/>
-            </w:pPr>
-            <w:r>
-              <w:t>1</w:t>
-            </w:r>
-          </w:p>
-        </w:tc>
-      </w:tr>
-      <w:tr>
-        <w:tc>
-          <w:tcPr>
-            <w:tcW w:w="353" w:type="dxa"/>
-            <w:tcBorders>
-              <w:top w:val="single" w:sz="6" w:space="0" w:color="auto"/>
-              <w:left w:val="single" w:sz="6" w:space="0" w:color="auto"/>
-              <w:bottom w:val="single" w:sz="6" w:space="0" w:color="auto"/>
-              <w:right w:val="single" w:sz="6" w:space="0" w:color="auto"/>
-            </w:tcBorders>
-          </w:tcPr>
-          <w:p>
-            <w:pPr>
-              <w:spacing w:before="60" w:after="60"/>
-              <w:jc w:val="center"/>
-              <w:rPr>
-                <w:szCs w:val="24"/>
-              </w:rPr>
-            </w:pPr>
-          </w:p>
-        </w:tc>
-        <w:tc>
-          <w:tcPr>
-            <w:tcW w:w="2546" w:type="dxa"/>
-            <w:tcBorders>
-              <w:top w:val="single" w:sz="6" w:space="0" w:color="auto"/>
-              <w:left w:val="single" w:sz="6" w:space="0" w:color="auto"/>
-              <w:bottom w:val="single" w:sz="6" w:space="0" w:color="auto"/>
-              <w:right w:val="single" w:sz="6" w:space="0" w:color="auto"/>
-            </w:tcBorders>
-          </w:tcPr>
-          <w:p>
-            <w:pPr>
-              <w:spacing w:before="60" w:after="60"/>
-            </w:pPr>
-            <w:r>
-              <w:t>Lainé P.</w:t>
-            </w:r>
-          </w:p>
-        </w:tc>
-        <w:tc>
-          <w:tcPr>
-            <w:tcW w:w="1140" w:type="dxa"/>
-            <w:tcBorders>
-              <w:top w:val="single" w:sz="6" w:space="0" w:color="auto"/>
-              <w:left w:val="single" w:sz="6" w:space="0" w:color="auto"/>
-              <w:bottom w:val="single" w:sz="6" w:space="0" w:color="auto"/>
-              <w:right w:val="single" w:sz="6" w:space="0" w:color="auto"/>
-            </w:tcBorders>
-          </w:tcPr>
-          <w:p>
-            <w:pPr>
-              <w:spacing w:before="60" w:after="60"/>
-              <w:jc w:val="center"/>
-              <w:rPr>
-                <w:lang w:val="en-GB"/>
-              </w:rPr>
-            </w:pPr>
-            <w:r>
-              <w:rPr>
-                <w:lang w:val="en-GB"/>
-              </w:rPr>
-              <w:t>MRI</w:t>
-            </w:r>
-          </w:p>
-        </w:tc>
-        <w:tc>
-          <w:tcPr>
-            <w:tcW w:w="425" w:type="dxa"/>
-            <w:tcBorders>
-              <w:top w:val="single" w:sz="6" w:space="0" w:color="auto"/>
-              <w:left w:val="single" w:sz="6" w:space="0" w:color="auto"/>
-              <w:bottom w:val="single" w:sz="6" w:space="0" w:color="auto"/>
-              <w:right w:val="single" w:sz="6" w:space="0" w:color="auto"/>
-            </w:tcBorders>
-          </w:tcPr>
-          <w:p>
-            <w:pPr>
-              <w:spacing w:before="60" w:after="60"/>
-              <w:jc w:val="center"/>
-              <w:rPr>
-                <w:lang w:val="en-GB"/>
-              </w:rPr>
-            </w:pPr>
-            <w:r>
-              <w:rPr>
-                <w:lang w:val="en-GB"/>
-              </w:rPr>
-              <w:t>S</w:t>
-            </w:r>
-          </w:p>
-        </w:tc>
-        <w:tc>
-          <w:tcPr>
-            <w:tcW w:w="2886" w:type="dxa"/>
-            <w:tcBorders>
-              <w:top w:val="single" w:sz="6" w:space="0" w:color="auto"/>
-              <w:left w:val="single" w:sz="6" w:space="0" w:color="auto"/>
-              <w:bottom w:val="single" w:sz="6" w:space="0" w:color="auto"/>
-              <w:right w:val="single" w:sz="6" w:space="0" w:color="auto"/>
-            </w:tcBorders>
-          </w:tcPr>
-          <w:p>
-            <w:pPr>
-              <w:tabs>
-                <w:tab w:val="clear" w:pos="567"/>
-                <w:tab w:val="clear" w:pos="1134"/>
-              </w:tabs>
-              <w:spacing w:before="60" w:after="60"/>
-              <w:rPr>
-                <w:lang w:val="en-GB"/>
-              </w:rPr>
-            </w:pPr>
-            <w:r>
-              <w:rPr>
-                <w:lang w:val="en-GB"/>
-              </w:rPr>
-              <w:t>Voirin M.</w:t>
-            </w:r>
-          </w:p>
-        </w:tc>
-        <w:tc>
-          <w:tcPr>
-            <w:tcW w:w="1083" w:type="dxa"/>
-            <w:tcBorders>
-              <w:top w:val="single" w:sz="6" w:space="0" w:color="auto"/>
-              <w:left w:val="single" w:sz="6" w:space="0" w:color="auto"/>
-              <w:bottom w:val="single" w:sz="6" w:space="0" w:color="auto"/>
-              <w:right w:val="single" w:sz="6" w:space="0" w:color="auto"/>
-            </w:tcBorders>
-          </w:tcPr>
-          <w:p>
-            <w:pPr>
-              <w:tabs>
-                <w:tab w:val="clear" w:pos="567"/>
-              </w:tabs>
-              <w:spacing w:before="60" w:after="60"/>
-              <w:jc w:val="center"/>
-              <w:rPr>
-                <w:lang w:val="en-GB"/>
-              </w:rPr>
-            </w:pPr>
-            <w:r>
-              <w:rPr>
-                <w:lang w:val="en-GB"/>
-              </w:rPr>
-              <w:t>MRI</w:t>
-            </w:r>
-          </w:p>
-        </w:tc>
-        <w:tc>
-          <w:tcPr>
-            <w:tcW w:w="425" w:type="dxa"/>
-            <w:tcBorders>
-              <w:top w:val="single" w:sz="6" w:space="0" w:color="auto"/>
-              <w:left w:val="single" w:sz="6" w:space="0" w:color="auto"/>
-              <w:bottom w:val="single" w:sz="6" w:space="0" w:color="auto"/>
-              <w:right w:val="single" w:sz="6" w:space="0" w:color="auto"/>
-            </w:tcBorders>
-          </w:tcPr>
-          <w:p>
-            <w:pPr>
-              <w:spacing w:before="60" w:after="60"/>
-              <w:jc w:val="center"/>
-            </w:pPr>
-            <w:r>
-              <w:t>1</w:t>
-            </w:r>
-          </w:p>
-        </w:tc>
-      </w:tr>
-      <w:tr>
-        <w:tc>
-          <w:tcPr>
-            <w:tcW w:w="353" w:type="dxa"/>
-            <w:tcBorders>
-              <w:top w:val="single" w:sz="6" w:space="0" w:color="auto"/>
-              <w:left w:val="single" w:sz="6" w:space="0" w:color="auto"/>
-              <w:bottom w:val="single" w:sz="6" w:space="0" w:color="auto"/>
-              <w:right w:val="single" w:sz="6" w:space="0" w:color="auto"/>
-            </w:tcBorders>
-          </w:tcPr>
-          <w:p>
-            <w:pPr>
-              <w:spacing w:before="60" w:after="60"/>
-              <w:jc w:val="center"/>
-              <w:rPr>
-                <w:szCs w:val="24"/>
-              </w:rPr>
-            </w:pPr>
-          </w:p>
-        </w:tc>
-        <w:tc>
-          <w:tcPr>
-            <w:tcW w:w="2546" w:type="dxa"/>
-            <w:tcBorders>
-              <w:top w:val="single" w:sz="6" w:space="0" w:color="auto"/>
-              <w:left w:val="single" w:sz="6" w:space="0" w:color="auto"/>
-              <w:bottom w:val="single" w:sz="6" w:space="0" w:color="auto"/>
-              <w:right w:val="single" w:sz="6" w:space="0" w:color="auto"/>
-            </w:tcBorders>
-          </w:tcPr>
-          <w:p>
-            <w:pPr>
-              <w:spacing w:before="60" w:after="60"/>
-            </w:pPr>
-            <w:r>
-              <w:t>Aurori C.</w:t>
-            </w:r>
-          </w:p>
-        </w:tc>
-        <w:tc>
-          <w:tcPr>
-            <w:tcW w:w="1140" w:type="dxa"/>
-            <w:tcBorders>
-              <w:top w:val="single" w:sz="6" w:space="0" w:color="auto"/>
-              <w:left w:val="single" w:sz="6" w:space="0" w:color="auto"/>
-              <w:bottom w:val="single" w:sz="6" w:space="0" w:color="auto"/>
-              <w:right w:val="single" w:sz="6" w:space="0" w:color="auto"/>
-            </w:tcBorders>
-          </w:tcPr>
-          <w:p>
-            <w:pPr>
-              <w:spacing w:before="60" w:after="60"/>
-              <w:jc w:val="center"/>
-              <w:rPr>
-                <w:lang w:val="nl-NL"/>
-              </w:rPr>
-            </w:pPr>
-            <w:r>
-              <w:rPr>
-                <w:lang w:val="nl-NL"/>
-              </w:rPr>
-              <w:t>MRI</w:t>
-            </w:r>
-          </w:p>
-        </w:tc>
-        <w:tc>
-          <w:tcPr>
-            <w:tcW w:w="425" w:type="dxa"/>
-            <w:tcBorders>
-              <w:top w:val="single" w:sz="6" w:space="0" w:color="auto"/>
-              <w:left w:val="single" w:sz="6" w:space="0" w:color="auto"/>
-              <w:bottom w:val="single" w:sz="6" w:space="0" w:color="auto"/>
-              <w:right w:val="single" w:sz="6" w:space="0" w:color="auto"/>
-            </w:tcBorders>
-          </w:tcPr>
-          <w:p>
-            <w:pPr>
-              <w:spacing w:before="60" w:after="60"/>
-              <w:jc w:val="center"/>
-              <w:rPr>
-                <w:lang w:val="nl-NL"/>
-              </w:rPr>
-            </w:pPr>
-            <w:r>
-              <w:rPr>
-                <w:lang w:val="nl-NL"/>
-              </w:rPr>
-              <w:t>S</w:t>
-            </w:r>
-          </w:p>
-        </w:tc>
-        <w:tc>
-          <w:tcPr>
-            <w:tcW w:w="2886" w:type="dxa"/>
-            <w:tcBorders>
-              <w:top w:val="single" w:sz="6" w:space="0" w:color="auto"/>
-              <w:left w:val="single" w:sz="6" w:space="0" w:color="auto"/>
-              <w:bottom w:val="single" w:sz="6" w:space="0" w:color="auto"/>
-              <w:right w:val="single" w:sz="6" w:space="0" w:color="auto"/>
-            </w:tcBorders>
-          </w:tcPr>
-          <w:p>
-            <w:pPr>
-              <w:tabs>
-                <w:tab w:val="clear" w:pos="567"/>
-                <w:tab w:val="clear" w:pos="1134"/>
-              </w:tabs>
-              <w:spacing w:before="60" w:after="60"/>
-              <w:rPr>
-                <w:lang w:val="en-GB"/>
-              </w:rPr>
-            </w:pPr>
-            <w:r>
-              <w:rPr>
-                <w:lang w:val="en-GB"/>
-              </w:rPr>
-              <w:t>Pestourie J.</w:t>
-            </w:r>
-          </w:p>
-        </w:tc>
-        <w:tc>
-          <w:tcPr>
-            <w:tcW w:w="1083" w:type="dxa"/>
-            <w:tcBorders>
-              <w:top w:val="single" w:sz="6" w:space="0" w:color="auto"/>
-              <w:left w:val="single" w:sz="6" w:space="0" w:color="auto"/>
-              <w:bottom w:val="single" w:sz="6" w:space="0" w:color="auto"/>
-              <w:right w:val="single" w:sz="6" w:space="0" w:color="auto"/>
-            </w:tcBorders>
-          </w:tcPr>
-          <w:p>
-            <w:pPr>
-              <w:tabs>
-                <w:tab w:val="clear" w:pos="567"/>
-              </w:tabs>
-              <w:spacing w:before="60" w:after="60"/>
-              <w:jc w:val="center"/>
-              <w:rPr>
-                <w:lang w:val="en-GB"/>
-              </w:rPr>
-            </w:pPr>
-            <w:r>
-              <w:rPr>
-                <w:lang w:val="en-GB"/>
-              </w:rPr>
-              <w:t>MIRE</w:t>
-            </w:r>
-          </w:p>
-        </w:tc>
-        <w:tc>
-          <w:tcPr>
-            <w:tcW w:w="425" w:type="dxa"/>
-            <w:tcBorders>
-              <w:top w:val="single" w:sz="6" w:space="0" w:color="auto"/>
-              <w:left w:val="single" w:sz="6" w:space="0" w:color="auto"/>
-              <w:bottom w:val="single" w:sz="6" w:space="0" w:color="auto"/>
-              <w:right w:val="single" w:sz="6" w:space="0" w:color="auto"/>
-            </w:tcBorders>
-          </w:tcPr>
-          <w:p>
-            <w:pPr>
-              <w:spacing w:before="60" w:after="60"/>
-              <w:jc w:val="center"/>
-              <w:rPr>
-                <w:lang w:val="en-GB"/>
-              </w:rPr>
-            </w:pPr>
-            <w:r>
-              <w:rPr>
-                <w:lang w:val="en-GB"/>
-              </w:rPr>
-              <w:t>1</w:t>
-            </w:r>
-          </w:p>
-        </w:tc>
-      </w:tr>
-      <w:tr>
-        <w:tc>
-          <w:tcPr>
-            <w:tcW w:w="353" w:type="dxa"/>
-            <w:tcBorders>
-              <w:top w:val="single" w:sz="6" w:space="0" w:color="auto"/>
-              <w:left w:val="single" w:sz="6" w:space="0" w:color="auto"/>
-              <w:bottom w:val="single" w:sz="6" w:space="0" w:color="auto"/>
-              <w:right w:val="single" w:sz="6" w:space="0" w:color="auto"/>
-            </w:tcBorders>
-          </w:tcPr>
-          <w:p>
-            <w:pPr>
-              <w:spacing w:before="60" w:after="60"/>
-              <w:jc w:val="center"/>
-              <w:rPr>
-                <w:szCs w:val="24"/>
-                <w:lang w:val="de-DE"/>
-              </w:rPr>
-            </w:pPr>
-          </w:p>
-        </w:tc>
-        <w:tc>
-          <w:tcPr>
-            <w:tcW w:w="2546" w:type="dxa"/>
-            <w:tcBorders>
-              <w:top w:val="single" w:sz="6" w:space="0" w:color="auto"/>
-              <w:left w:val="single" w:sz="6" w:space="0" w:color="auto"/>
-              <w:bottom w:val="single" w:sz="6" w:space="0" w:color="auto"/>
-              <w:right w:val="single" w:sz="6" w:space="0" w:color="auto"/>
-            </w:tcBorders>
-          </w:tcPr>
-          <w:p>
-            <w:pPr>
-              <w:spacing w:before="60" w:after="60"/>
-              <w:rPr>
-                <w:lang w:val="de-DE"/>
-              </w:rPr>
-            </w:pPr>
-            <w:r>
-              <w:rPr>
-                <w:lang w:val="de-DE"/>
-              </w:rPr>
-              <w:t>Hernandez A.L.</w:t>
-            </w:r>
-          </w:p>
-        </w:tc>
-        <w:tc>
-          <w:tcPr>
-            <w:tcW w:w="1140" w:type="dxa"/>
-            <w:tcBorders>
-              <w:top w:val="single" w:sz="6" w:space="0" w:color="auto"/>
-              <w:left w:val="single" w:sz="6" w:space="0" w:color="auto"/>
-              <w:bottom w:val="single" w:sz="6" w:space="0" w:color="auto"/>
-              <w:right w:val="single" w:sz="6" w:space="0" w:color="auto"/>
-            </w:tcBorders>
-          </w:tcPr>
-          <w:p>
-            <w:pPr>
-              <w:spacing w:before="60" w:after="60"/>
-              <w:jc w:val="center"/>
-              <w:rPr>
-                <w:lang w:val="de-DE"/>
-              </w:rPr>
-            </w:pPr>
-            <w:r>
-              <w:rPr>
-                <w:lang w:val="de-DE"/>
-              </w:rPr>
-              <w:t>MRI</w:t>
-            </w:r>
-          </w:p>
-        </w:tc>
-        <w:tc>
-          <w:tcPr>
-            <w:tcW w:w="425" w:type="dxa"/>
-            <w:tcBorders>
-              <w:top w:val="single" w:sz="6" w:space="0" w:color="auto"/>
-              <w:left w:val="single" w:sz="6" w:space="0" w:color="auto"/>
-              <w:bottom w:val="single" w:sz="6" w:space="0" w:color="auto"/>
-              <w:right w:val="single" w:sz="6" w:space="0" w:color="auto"/>
-            </w:tcBorders>
-          </w:tcPr>
-          <w:p>
-            <w:pPr>
-              <w:spacing w:before="60" w:after="60"/>
-              <w:jc w:val="center"/>
-              <w:rPr>
-                <w:lang w:val="en-GB"/>
-              </w:rPr>
-            </w:pPr>
-            <w:r>
-              <w:rPr>
-                <w:lang w:val="en-GB"/>
-              </w:rPr>
-              <w:t>S</w:t>
-            </w:r>
-          </w:p>
-        </w:tc>
-        <w:tc>
-          <w:tcPr>
-            <w:tcW w:w="2886" w:type="dxa"/>
-            <w:tcBorders>
-              <w:top w:val="single" w:sz="6" w:space="0" w:color="auto"/>
-              <w:left w:val="single" w:sz="6" w:space="0" w:color="auto"/>
-              <w:bottom w:val="single" w:sz="6" w:space="0" w:color="auto"/>
-              <w:right w:val="single" w:sz="6" w:space="0" w:color="auto"/>
-            </w:tcBorders>
-          </w:tcPr>
-          <w:p>
-            <w:pPr>
-              <w:tabs>
-                <w:tab w:val="clear" w:pos="567"/>
-                <w:tab w:val="clear" w:pos="1134"/>
-              </w:tabs>
-              <w:spacing w:before="60" w:after="60"/>
-            </w:pPr>
-            <w:r>
-              <w:t>Breton E.</w:t>
-            </w:r>
-          </w:p>
-        </w:tc>
-        <w:tc>
-          <w:tcPr>
-            <w:tcW w:w="1083" w:type="dxa"/>
-            <w:tcBorders>
-              <w:top w:val="single" w:sz="6" w:space="0" w:color="auto"/>
-              <w:left w:val="single" w:sz="6" w:space="0" w:color="auto"/>
-              <w:bottom w:val="single" w:sz="6" w:space="0" w:color="auto"/>
-              <w:right w:val="single" w:sz="6" w:space="0" w:color="auto"/>
-            </w:tcBorders>
-          </w:tcPr>
-          <w:p>
-            <w:pPr>
-              <w:tabs>
-                <w:tab w:val="clear" w:pos="567"/>
-              </w:tabs>
-              <w:spacing w:before="60" w:after="60"/>
-              <w:jc w:val="center"/>
-            </w:pPr>
-            <w:r>
-              <w:t>MIRE</w:t>
-            </w:r>
-          </w:p>
-        </w:tc>
-        <w:tc>
-          <w:tcPr>
-            <w:tcW w:w="425" w:type="dxa"/>
-            <w:tcBorders>
-              <w:top w:val="single" w:sz="6" w:space="0" w:color="auto"/>
-              <w:left w:val="single" w:sz="6" w:space="0" w:color="auto"/>
-              <w:bottom w:val="single" w:sz="6" w:space="0" w:color="auto"/>
-              <w:right w:val="single" w:sz="6" w:space="0" w:color="auto"/>
-            </w:tcBorders>
-          </w:tcPr>
-          <w:p>
-            <w:pPr>
-              <w:spacing w:before="60" w:after="60"/>
-              <w:jc w:val="center"/>
-            </w:pPr>
-            <w:r>
-              <w:t>1</w:t>
-            </w:r>
-          </w:p>
-        </w:tc>
-      </w:tr>
-      <w:tr>
-        <w:tc>
-          <w:tcPr>
-            <w:tcW w:w="353" w:type="dxa"/>
-            <w:tcBorders>
-              <w:top w:val="single" w:sz="6" w:space="0" w:color="auto"/>
-              <w:left w:val="single" w:sz="6" w:space="0" w:color="auto"/>
-              <w:bottom w:val="single" w:sz="6" w:space="0" w:color="auto"/>
-              <w:right w:val="single" w:sz="6" w:space="0" w:color="auto"/>
-            </w:tcBorders>
-          </w:tcPr>
-          <w:p>
-            <w:pPr>
-              <w:spacing w:before="60" w:after="60"/>
-              <w:jc w:val="center"/>
-              <w:rPr>
-                <w:szCs w:val="24"/>
-              </w:rPr>
-            </w:pPr>
-          </w:p>
-        </w:tc>
-        <w:tc>
-          <w:tcPr>
-            <w:tcW w:w="2546" w:type="dxa"/>
-            <w:tcBorders>
-              <w:top w:val="single" w:sz="6" w:space="0" w:color="auto"/>
-              <w:left w:val="single" w:sz="6" w:space="0" w:color="auto"/>
-              <w:bottom w:val="single" w:sz="6" w:space="0" w:color="auto"/>
-              <w:right w:val="single" w:sz="6" w:space="0" w:color="auto"/>
-            </w:tcBorders>
-          </w:tcPr>
-          <w:p>
-            <w:pPr>
-              <w:spacing w:before="60" w:after="60"/>
-            </w:pPr>
-            <w:r>
-              <w:t>Guillet J.</w:t>
-            </w:r>
-          </w:p>
-        </w:tc>
-        <w:tc>
-          <w:tcPr>
-            <w:tcW w:w="1140" w:type="dxa"/>
-            <w:tcBorders>
-              <w:top w:val="single" w:sz="6" w:space="0" w:color="auto"/>
-              <w:left w:val="single" w:sz="6" w:space="0" w:color="auto"/>
-              <w:bottom w:val="single" w:sz="6" w:space="0" w:color="auto"/>
-              <w:right w:val="single" w:sz="6" w:space="0" w:color="auto"/>
-            </w:tcBorders>
-          </w:tcPr>
-          <w:p>
-            <w:pPr>
-              <w:spacing w:before="60" w:after="60"/>
-              <w:jc w:val="center"/>
-              <w:rPr>
-                <w:lang w:val="nl-NL"/>
-              </w:rPr>
-            </w:pPr>
-            <w:r>
-              <w:rPr>
-                <w:lang w:val="nl-NL"/>
-              </w:rPr>
-              <w:t>MRI</w:t>
-            </w:r>
-          </w:p>
-        </w:tc>
-        <w:tc>
-          <w:tcPr>
-            <w:tcW w:w="425" w:type="dxa"/>
-            <w:tcBorders>
-              <w:top w:val="single" w:sz="6" w:space="0" w:color="auto"/>
-              <w:left w:val="single" w:sz="6" w:space="0" w:color="auto"/>
-              <w:bottom w:val="single" w:sz="6" w:space="0" w:color="auto"/>
-              <w:right w:val="single" w:sz="6" w:space="0" w:color="auto"/>
-            </w:tcBorders>
-          </w:tcPr>
-          <w:p>
-            <w:pPr>
-              <w:spacing w:before="60" w:after="60"/>
-              <w:jc w:val="center"/>
-              <w:rPr>
-                <w:lang w:val="nl-NL"/>
-              </w:rPr>
-            </w:pPr>
-            <w:r>
-              <w:rPr>
-                <w:lang w:val="nl-NL"/>
-              </w:rPr>
-              <w:t>S</w:t>
-            </w:r>
-          </w:p>
-        </w:tc>
-        <w:tc>
-          <w:tcPr>
-            <w:tcW w:w="2886" w:type="dxa"/>
-            <w:tcBorders>
-              <w:top w:val="single" w:sz="6" w:space="0" w:color="auto"/>
-              <w:left w:val="single" w:sz="6" w:space="0" w:color="auto"/>
-              <w:bottom w:val="single" w:sz="6" w:space="0" w:color="auto"/>
-              <w:right w:val="single" w:sz="6" w:space="0" w:color="auto"/>
-            </w:tcBorders>
-          </w:tcPr>
-          <w:p>
-            <w:pPr>
-              <w:tabs>
-                <w:tab w:val="clear" w:pos="567"/>
-                <w:tab w:val="clear" w:pos="1134"/>
-              </w:tabs>
-              <w:spacing w:before="60" w:after="60"/>
-              <w:rPr>
-                <w:lang w:val="nl-NL"/>
-              </w:rPr>
-            </w:pPr>
-            <w:r>
-              <w:rPr>
-                <w:lang w:val="nl-NL"/>
-              </w:rPr>
-              <w:t>Spelleman C.</w:t>
-            </w:r>
-          </w:p>
-        </w:tc>
-        <w:tc>
-          <w:tcPr>
-            <w:tcW w:w="1083" w:type="dxa"/>
-            <w:tcBorders>
-              <w:top w:val="single" w:sz="6" w:space="0" w:color="auto"/>
-              <w:left w:val="single" w:sz="6" w:space="0" w:color="auto"/>
-              <w:bottom w:val="single" w:sz="6" w:space="0" w:color="auto"/>
-              <w:right w:val="single" w:sz="6" w:space="0" w:color="auto"/>
-            </w:tcBorders>
-          </w:tcPr>
-          <w:p>
-            <w:pPr>
-              <w:tabs>
-                <w:tab w:val="clear" w:pos="567"/>
-              </w:tabs>
-              <w:spacing w:before="60" w:after="60"/>
-              <w:jc w:val="center"/>
-              <w:rPr>
-                <w:lang w:val="nl-NL"/>
-              </w:rPr>
-            </w:pPr>
-            <w:r>
-              <w:rPr>
-                <w:lang w:val="nl-NL"/>
-              </w:rPr>
-              <w:t>MIRE</w:t>
-            </w:r>
-          </w:p>
-        </w:tc>
-        <w:tc>
-          <w:tcPr>
-            <w:tcW w:w="425" w:type="dxa"/>
-            <w:tcBorders>
-              <w:top w:val="single" w:sz="6" w:space="0" w:color="auto"/>
-              <w:left w:val="single" w:sz="6" w:space="0" w:color="auto"/>
-              <w:bottom w:val="single" w:sz="6" w:space="0" w:color="auto"/>
-              <w:right w:val="single" w:sz="6" w:space="0" w:color="auto"/>
-            </w:tcBorders>
-          </w:tcPr>
-          <w:p>
-            <w:pPr>
-              <w:spacing w:before="60" w:after="60"/>
-              <w:jc w:val="center"/>
-              <w:rPr>
-                <w:lang w:val="nl-NL"/>
-              </w:rPr>
-            </w:pPr>
-            <w:r>
-              <w:rPr>
-                <w:lang w:val="nl-NL"/>
-              </w:rPr>
-              <w:t>1</w:t>
-            </w:r>
-          </w:p>
-        </w:tc>
-      </w:tr>
-    </w:tbl>
-    <w:p>
-      <w:pPr>
-        <w:pStyle w:val="Z-Base"/>
-        <w:rPr>
-          <w:szCs w:val="24"/>
-        </w:rPr>
-      </w:pPr>
-    </w:p>
-    <w:tbl>
-      <w:tblPr>
-        <w:tblW w:w="0" w:type="auto"/>
-        <w:tblInd w:w="284" w:type="dxa"/>
-        <w:tblBorders>
-          <w:top w:val="single" w:sz="6" w:space="0" w:color="auto"/>
-          <w:left w:val="single" w:sz="6" w:space="0" w:color="auto"/>
-          <w:bottom w:val="single" w:sz="6" w:space="0" w:color="auto"/>
-          <w:right w:val="single" w:sz="6" w:space="0" w:color="auto"/>
-          <w:insideH w:val="single" w:sz="6" w:space="0" w:color="auto"/>
-          <w:insideV w:val="single" w:sz="6" w:space="0" w:color="auto"/>
-        </w:tblBorders>
-        <w:tblLayout w:type="fixed"/>
-        <w:tblCellMar>
-          <w:left w:w="70" w:type="dxa"/>
-          <w:right w:w="70" w:type="dxa"/>
-        </w:tblCellMar>
-        <w:tblLook w:val="0000" w:firstRow="0" w:lastRow="0" w:firstColumn="0" w:lastColumn="0" w:noHBand="0" w:noVBand="0"/>
-      </w:tblPr>
-      <w:tblGrid>
-        <w:gridCol w:w="4467"/>
-        <w:gridCol w:w="4461"/>
-      </w:tblGrid>
-      <w:tr>
-        <w:tc>
-          <w:tcPr>
-            <w:tcW w:w="4467" w:type="dxa"/>
-            <w:tcBorders>
-              <w:top w:val="single" w:sz="6" w:space="0" w:color="auto"/>
-              <w:left w:val="single" w:sz="6" w:space="0" w:color="auto"/>
-              <w:bottom w:val="single" w:sz="6" w:space="0" w:color="auto"/>
-              <w:right w:val="single" w:sz="6" w:space="0" w:color="auto"/>
-            </w:tcBorders>
-          </w:tcPr>
-          <w:p>
-            <w:pPr>
-              <w:pStyle w:val="Z-Base"/>
-              <w:rPr>
-                <w:szCs w:val="24"/>
-              </w:rPr>
-            </w:pPr>
-            <w:r>
-              <w:rPr>
-                <w:sz w:val="20"/>
-                <w:szCs w:val="24"/>
-              </w:rPr>
-              <w:t>Pré diffusion aux destinataires signalés par *</w:t>
-            </w:r>
-          </w:p>
-        </w:tc>
-        <w:tc>
-          <w:tcPr>
-            <w:tcW w:w="4461" w:type="dxa"/>
-            <w:tcBorders>
-              <w:top w:val="single" w:sz="6" w:space="0" w:color="auto"/>
-              <w:left w:val="single" w:sz="6" w:space="0" w:color="auto"/>
-              <w:bottom w:val="single" w:sz="6" w:space="0" w:color="auto"/>
-              <w:right w:val="single" w:sz="6" w:space="0" w:color="auto"/>
-            </w:tcBorders>
-          </w:tcPr>
-          <w:p>
-            <w:pPr>
-              <w:pStyle w:val="Z-Base"/>
-              <w:rPr>
-                <w:sz w:val="20"/>
-                <w:szCs w:val="24"/>
-              </w:rPr>
-            </w:pPr>
-            <w:r>
-              <w:rPr>
-                <w:sz w:val="20"/>
-                <w:szCs w:val="24"/>
-              </w:rPr>
-              <w:t>Diffusion :</w:t>
-            </w:r>
-          </w:p>
-          <w:p>
-            <w:pPr>
-              <w:pStyle w:val="Z-Base"/>
-              <w:rPr>
-                <w:sz w:val="20"/>
-                <w:szCs w:val="24"/>
-              </w:rPr>
-            </w:pPr>
-            <w:r>
-              <w:rPr>
-                <w:sz w:val="20"/>
-                <w:szCs w:val="24"/>
-              </w:rPr>
-              <w:t>P pour pages de garde et contrôle,</w:t>
-            </w:r>
-          </w:p>
-          <w:p>
-            <w:pPr>
-              <w:pStyle w:val="Z-Base"/>
-              <w:rPr>
-                <w:sz w:val="20"/>
-                <w:szCs w:val="24"/>
-              </w:rPr>
-            </w:pPr>
-            <w:r>
-              <w:rPr>
-                <w:sz w:val="20"/>
-                <w:szCs w:val="24"/>
-              </w:rPr>
-              <w:t>S pour pages de garde, de contrôle et de synthèse</w:t>
-            </w:r>
-          </w:p>
-          <w:p>
-            <w:pPr>
-              <w:pStyle w:val="Z-Base"/>
-              <w:rPr>
-                <w:szCs w:val="24"/>
-              </w:rPr>
-            </w:pPr>
-            <w:r>
-              <w:rPr>
-                <w:sz w:val="20"/>
-                <w:szCs w:val="24"/>
-              </w:rPr>
-              <w:t>@ pour version électronique</w:t>
-            </w:r>
-          </w:p>
-        </w:tc>
-      </w:tr>
-    </w:tbl>
-    <w:p>
-      <w:pPr>
-        <w:pStyle w:val="Z-Base"/>
-        <w:rPr>
-          <w:szCs w:val="24"/>
-        </w:rPr>
-      </w:pPr>
-    </w:p>
-    <w:p>
-      <w:pPr>
-        <w:tabs>
-          <w:tab w:val="left" w:pos="2562"/>
-          <w:tab w:val="left" w:pos="7380"/>
-        </w:tabs>
-        <w:rPr>
-          <w:szCs w:val="24"/>
-        </w:rPr>
-      </w:pPr>
-      <w:r>
-        <w:rPr>
-          <w:szCs w:val="24"/>
-        </w:rPr>
-        <w:br w:type="page"/>
-      </w:r>
-      <w:bookmarkStart w:id="2" w:name="Synth_fr"/>
       <w:bookmarkEnd w:id="2"/>
+      <w:bookmarkEnd w:id="3"/>
     </w:p>
     <w:p>
       <w:pPr>
@@ -4886,12 +755,20 @@
           <w:szCs w:val="24"/>
         </w:rPr>
       </w:pPr>
-      <w:r>
+    </w:p>
+    <w:p>
+      <w:pPr>
+        <w:pStyle w:val="Z-Fr-Synthese"/>
         <w:rPr>
           <w:iCs w:val="0"/>
           <w:szCs w:val="24"/>
         </w:rPr>
-        <w:lastRenderedPageBreak/>
+      </w:pPr>
+      <w:r>
+        <w:rPr>
+          <w:iCs w:val="0"/>
+          <w:szCs w:val="24"/>
+        </w:rPr>
         <w:t>SYNTHESE</w:t>
       </w:r>
     </w:p>
@@ -5046,7 +923,21 @@
         </w:numPr>
       </w:pPr>
       <w:r>
-        <w:t>La rédaction d'un fichier d'aide</w:t>
+        <w:t>La rédaction d'aide</w:t>
+      </w:r>
+      <w:r>
+        <w:t>s pour l'utilisateur</w:t>
+      </w:r>
+    </w:p>
+    <w:p>
+      <w:pPr>
+        <w:numPr>
+          <w:ilvl w:val="0"/>
+          <w:numId w:val="16"/>
+        </w:numPr>
+      </w:pPr>
+      <w:r>
+        <w:t>La maintenance de la bdc en assurant la compatibilité avec les études déjà saisies</w:t>
       </w:r>
     </w:p>
     <w:p>
@@ -5061,742 +952,8 @@
         </w:rPr>
         <w:br w:type="page"/>
       </w:r>
-      <w:bookmarkStart w:id="3" w:name="Synth_Ang"/>
-      <w:bookmarkEnd w:id="3"/>
-    </w:p>
-    <w:p>
-      <w:pPr>
-        <w:pStyle w:val="Z-Ang-Titre"/>
-        <w:rPr>
-          <w:bCs w:val="0"/>
-          <w:lang w:val="en-GB"/>
-        </w:rPr>
-      </w:pPr>
-      <w:r>
-        <w:rPr>
-          <w:bCs w:val="0"/>
-        </w:rPr>
-        <w:lastRenderedPageBreak/>
-        <w:fldChar w:fldCharType="begin"/>
-      </w:r>
-      <w:r>
-        <w:rPr>
-          <w:bCs w:val="0"/>
-          <w:lang w:val="en-GB"/>
-        </w:rPr>
-        <w:instrText xml:space="preserve"> STYLEREF Z-Ang-Titre \* MERGEFORMAT </w:instrText>
-      </w:r>
-      <w:r>
-        <w:rPr>
-          <w:bCs w:val="0"/>
-        </w:rPr>
-        <w:fldChar w:fldCharType="separate"/>
-      </w:r>
-      <w:r>
-        <w:rPr>
-          <w:bCs w:val="0"/>
-          <w:noProof/>
-          <w:lang w:val="en-GB"/>
-        </w:rPr>
-        <w:t>How to develop knowledge bases for the KB3 v3 software</w:t>
-      </w:r>
-      <w:r>
-        <w:rPr>
-          <w:bCs w:val="0"/>
-        </w:rPr>
-        <w:fldChar w:fldCharType="end"/>
-      </w:r>
-    </w:p>
-    <w:p>
-      <w:pPr>
-        <w:spacing w:before="120" w:after="360"/>
-        <w:jc w:val="center"/>
-        <w:rPr>
-          <w:i/>
-          <w:szCs w:val="24"/>
-          <w:lang w:val="en-GB"/>
-        </w:rPr>
-      </w:pPr>
-      <w:r>
-        <w:rPr>
-          <w:i/>
-          <w:szCs w:val="24"/>
-          <w:lang w:val="en-GB"/>
-        </w:rPr>
-        <w:t>EXECUTIVE SUMMARY</w:t>
-      </w:r>
-    </w:p>
-    <w:p>
-      <w:pPr>
-        <w:rPr>
-          <w:lang w:val="en-US" w:eastAsia="en-US"/>
-        </w:rPr>
-      </w:pPr>
-      <w:r>
-        <w:rPr>
-          <w:lang w:val="en-US" w:eastAsia="en-US"/>
-        </w:rPr>
-        <w:t>The tool KB3 aims at automating dependability studies, thanks to the use of knowledge bases. It allows very large gains in the productivity of the studies of complex systems and allows users who are not dependability specialists to perform them. Knowledge bases are constituted by two parts, the first one relative to the semantics of the graphic models input by the end user, described in FIGARO language, and the second one dedicated to the graphic interface customization. In this manual, we give a procedure allowing to develop a new knowledge base, in successive "layers", starting from the heart of the knowledge base written in FIGARO language and bringing gradually to a finalized and user-friendly application.</w:t>
-      </w:r>
-    </w:p>
-    <w:p>
-      <w:pPr>
-        <w:rPr>
-          <w:szCs w:val="24"/>
-          <w:lang w:val="en-GB"/>
-        </w:rPr>
-      </w:pPr>
-    </w:p>
-    <w:p>
-      <w:pPr>
-        <w:rPr>
-          <w:lang w:val="en-US" w:eastAsia="en-US"/>
-        </w:rPr>
-      </w:pPr>
-      <w:r>
-        <w:rPr>
-          <w:lang w:val="en-US" w:eastAsia="en-US"/>
-        </w:rPr>
-        <w:t xml:space="preserve">To minimize the development costs of tools around KB3, the procedure which we give is essentially based on the use of standard tools </w:t>
-      </w:r>
-      <w:r>
-        <w:rPr>
-          <w:lang w:val="en-GB"/>
-        </w:rPr>
-        <w:t>o</w:t>
-      </w:r>
-      <w:r>
-        <w:rPr>
-          <w:lang w:val="en-US" w:eastAsia="en-US"/>
-        </w:rPr>
-        <w:t xml:space="preserve">f the market, completed by </w:t>
-      </w:r>
-      <w:r>
-        <w:rPr>
-          <w:lang w:val="en-US" w:eastAsia="en-US"/>
-        </w:rPr>
-        <w:t>the specific program Visual</w:t>
-      </w:r>
-      <w:r>
-        <w:rPr>
-          <w:lang w:val="en-US" w:eastAsia="en-US"/>
-        </w:rPr>
-        <w:t>Figaro</w:t>
-      </w:r>
-      <w:r>
-        <w:rPr>
-          <w:lang w:val="en-US" w:eastAsia="en-US"/>
-        </w:rPr>
-        <w:t xml:space="preserve"> which provide</w:t>
-      </w:r>
-      <w:r>
-        <w:rPr>
-          <w:lang w:val="en-US" w:eastAsia="en-US"/>
-        </w:rPr>
-        <w:t>s</w:t>
-      </w:r>
-      <w:r>
-        <w:rPr>
-          <w:lang w:val="en-US" w:eastAsia="en-US"/>
-        </w:rPr>
-        <w:t xml:space="preserve"> </w:t>
-      </w:r>
-      <w:r>
-        <w:rPr>
-          <w:lang w:val="en-US" w:eastAsia="en-US"/>
-        </w:rPr>
-        <w:t>help and</w:t>
-      </w:r>
-      <w:r>
-        <w:rPr>
-          <w:lang w:val="en-US" w:eastAsia="en-US"/>
-        </w:rPr>
-        <w:t xml:space="preserve"> sophisticated consistency checks of the information</w:t>
-      </w:r>
-      <w:r>
-        <w:rPr>
-          <w:lang w:val="en-US" w:eastAsia="en-US"/>
-        </w:rPr>
-        <w:t xml:space="preserve"> input by the user</w:t>
-      </w:r>
-      <w:r>
-        <w:rPr>
-          <w:lang w:val="en-US" w:eastAsia="en-US"/>
-        </w:rPr>
-        <w:t>.</w:t>
-      </w:r>
-    </w:p>
-    <w:p>
-      <w:pPr>
-        <w:rPr>
-          <w:lang w:val="en-US" w:eastAsia="en-US"/>
-        </w:rPr>
-      </w:pPr>
-      <w:r>
-        <w:rPr>
-          <w:lang w:val="en-US" w:eastAsia="en-US"/>
-        </w:rPr>
-        <w:t xml:space="preserve">The stages of the development are in summary: </w:t>
-      </w:r>
-    </w:p>
-    <w:p>
-      <w:pPr>
-        <w:tabs>
-          <w:tab w:val="left" w:pos="720"/>
-        </w:tabs>
-        <w:ind w:left="720" w:hanging="360"/>
-        <w:rPr>
-          <w:lang w:val="en-US" w:eastAsia="en-US"/>
-        </w:rPr>
-      </w:pPr>
-      <w:r>
-        <w:rPr>
-          <w:rFonts w:ascii="Symbol" w:hAnsi="Symbol" w:cs="Symbol"/>
-          <w:lang w:val="en-US" w:eastAsia="en-US"/>
-        </w:rPr>
-        <w:t></w:t>
-      </w:r>
-      <w:r>
-        <w:rPr>
-          <w:rFonts w:ascii="Symbol" w:hAnsi="Symbol" w:cs="Symbol"/>
-          <w:lang w:val="en-US" w:eastAsia="en-US"/>
-        </w:rPr>
-        <w:t></w:t>
-      </w:r>
-      <w:r>
-        <w:rPr>
-          <w:rFonts w:ascii="Symbol" w:hAnsi="Symbol" w:cs="Symbol"/>
-          <w:lang w:val="en-US" w:eastAsia="en-US"/>
-        </w:rPr>
-        <w:tab/>
-      </w:r>
-      <w:r>
-        <w:rPr>
-          <w:rFonts w:ascii="Symbol" w:hAnsi="Symbol" w:cs="Symbol"/>
-          <w:lang w:val="en-US" w:eastAsia="en-US"/>
-        </w:rPr>
-        <w:t></w:t>
-      </w:r>
-      <w:r>
-        <w:rPr>
-          <w:lang w:val="en-US" w:eastAsia="en-US"/>
-        </w:rPr>
-        <w:t xml:space="preserve">The construction of the </w:t>
-      </w:r>
-      <w:r>
-        <w:rPr>
-          <w:lang w:val="en-US" w:eastAsia="en-US"/>
-        </w:rPr>
-        <w:t>"core</w:t>
-      </w:r>
-      <w:r>
-        <w:rPr>
-          <w:lang w:val="en-US" w:eastAsia="en-US"/>
-        </w:rPr>
-        <w:t xml:space="preserve">" of the </w:t>
-      </w:r>
-      <w:r>
-        <w:rPr>
-          <w:lang w:val="en-US"/>
-        </w:rPr>
-        <w:t>knowledge base</w:t>
-      </w:r>
-    </w:p>
-    <w:p>
-      <w:pPr>
-        <w:tabs>
-          <w:tab w:val="left" w:pos="1440"/>
-        </w:tabs>
-        <w:ind w:left="1440" w:hanging="360"/>
-        <w:rPr>
-          <w:lang w:val="en-US" w:eastAsia="en-US"/>
-        </w:rPr>
-      </w:pPr>
-      <w:r>
-        <w:rPr>
-          <w:rFonts w:ascii="Courier New" w:hAnsi="Courier New" w:cs="Courier New"/>
-          <w:lang w:val="en-US" w:eastAsia="en-US"/>
-        </w:rPr>
-        <w:t xml:space="preserve">O </w:t>
-      </w:r>
-      <w:r>
-        <w:rPr>
-          <w:rFonts w:ascii="Courier New" w:hAnsi="Courier New" w:cs="Courier New"/>
-          <w:lang w:val="en-US" w:eastAsia="en-US"/>
-        </w:rPr>
-        <w:tab/>
-        <w:t xml:space="preserve"> </w:t>
-      </w:r>
-      <w:r>
-        <w:rPr>
-          <w:lang w:val="en-US" w:eastAsia="en-US"/>
-        </w:rPr>
-        <w:t xml:space="preserve">The construction in FIGARO language of a first sketch of the </w:t>
-      </w:r>
-      <w:r>
-        <w:rPr>
-          <w:lang w:val="en-US"/>
-        </w:rPr>
-        <w:t>knowledge base</w:t>
-      </w:r>
-    </w:p>
-    <w:p>
-      <w:pPr>
-        <w:tabs>
-          <w:tab w:val="clear" w:pos="567"/>
-          <w:tab w:val="clear" w:pos="1134"/>
-          <w:tab w:val="clear" w:pos="1701"/>
-          <w:tab w:val="clear" w:pos="2268"/>
-          <w:tab w:val="clear" w:pos="2835"/>
-        </w:tabs>
-        <w:ind w:left="1440" w:hanging="360"/>
-        <w:rPr>
-          <w:lang w:val="en-US" w:eastAsia="en-US"/>
-        </w:rPr>
-      </w:pPr>
-      <w:r>
-        <w:rPr>
-          <w:rFonts w:ascii="Courier New" w:hAnsi="Courier New" w:cs="Courier New"/>
-          <w:lang w:val="en-US" w:eastAsia="en-US"/>
-        </w:rPr>
-        <w:t xml:space="preserve">O </w:t>
-      </w:r>
-      <w:r>
-        <w:rPr>
-          <w:rFonts w:ascii="Courier New" w:hAnsi="Courier New" w:cs="Courier New"/>
-          <w:lang w:val="en-US" w:eastAsia="en-US"/>
-        </w:rPr>
-        <w:tab/>
-        <w:t xml:space="preserve"> </w:t>
-      </w:r>
-      <w:r>
-        <w:rPr>
-          <w:lang w:val="en-US" w:eastAsia="en-US"/>
-        </w:rPr>
-        <w:t xml:space="preserve">The first tests of behavior of the </w:t>
-      </w:r>
-      <w:r>
-        <w:rPr>
-          <w:lang w:val="en-US" w:eastAsia="en-US"/>
-        </w:rPr>
-        <w:t>models</w:t>
-      </w:r>
-      <w:r>
-        <w:rPr>
-          <w:lang w:val="en-US" w:eastAsia="en-US"/>
-        </w:rPr>
-        <w:t xml:space="preserve"> built thanks to a minimal interface</w:t>
-      </w:r>
-    </w:p>
-    <w:p>
-      <w:pPr>
-        <w:tabs>
-          <w:tab w:val="clear" w:pos="567"/>
-          <w:tab w:val="clear" w:pos="1134"/>
-          <w:tab w:val="clear" w:pos="1701"/>
-          <w:tab w:val="clear" w:pos="2268"/>
-          <w:tab w:val="clear" w:pos="2835"/>
-        </w:tabs>
-        <w:ind w:left="1440" w:hanging="360"/>
-        <w:rPr>
-          <w:lang w:val="en-US" w:eastAsia="en-US"/>
-        </w:rPr>
-      </w:pPr>
-      <w:r>
-        <w:rPr>
-          <w:rFonts w:ascii="Courier New" w:hAnsi="Courier New" w:cs="Courier New"/>
-          <w:lang w:val="en-US" w:eastAsia="en-US"/>
-        </w:rPr>
-        <w:t xml:space="preserve">O </w:t>
-      </w:r>
-      <w:r>
-        <w:rPr>
-          <w:rFonts w:ascii="Courier New" w:hAnsi="Courier New" w:cs="Courier New"/>
-          <w:lang w:val="en-US" w:eastAsia="en-US"/>
-        </w:rPr>
-        <w:tab/>
-        <w:t xml:space="preserve"> </w:t>
-      </w:r>
-      <w:r>
-        <w:rPr>
-          <w:lang w:val="en-US" w:eastAsia="en-US"/>
-        </w:rPr>
-        <w:t xml:space="preserve">A first parameter setting of the graphic interface, intended to facilitate the graphic input of </w:t>
-      </w:r>
-      <w:r>
-        <w:rPr>
-          <w:lang w:val="en-US" w:eastAsia="en-US"/>
-        </w:rPr>
-        <w:t>models</w:t>
-      </w:r>
-      <w:r>
-        <w:rPr>
-          <w:lang w:val="en-US" w:eastAsia="en-US"/>
-        </w:rPr>
-        <w:t xml:space="preserve"> by an automatic filling of the interfaces of FIGARO objects from the links drawn by the user</w:t>
-      </w:r>
-    </w:p>
-    <w:p>
-      <w:pPr>
-        <w:tabs>
-          <w:tab w:val="clear" w:pos="567"/>
-          <w:tab w:val="clear" w:pos="1134"/>
-          <w:tab w:val="clear" w:pos="1701"/>
-          <w:tab w:val="clear" w:pos="2268"/>
-          <w:tab w:val="clear" w:pos="2835"/>
-        </w:tabs>
-        <w:ind w:left="1440" w:hanging="360"/>
-        <w:rPr>
-          <w:lang w:val="en-US" w:eastAsia="en-US"/>
-        </w:rPr>
-      </w:pPr>
-      <w:r>
-        <w:rPr>
-          <w:rFonts w:ascii="Courier New" w:hAnsi="Courier New" w:cs="Courier New"/>
-          <w:lang w:val="en-US" w:eastAsia="en-US"/>
-        </w:rPr>
-        <w:t xml:space="preserve">O </w:t>
-      </w:r>
-      <w:r>
-        <w:rPr>
-          <w:rFonts w:ascii="Courier New" w:hAnsi="Courier New" w:cs="Courier New"/>
-          <w:lang w:val="en-US" w:eastAsia="en-US"/>
-        </w:rPr>
-        <w:tab/>
-        <w:t xml:space="preserve"> </w:t>
-      </w:r>
-      <w:r>
-        <w:rPr>
-          <w:lang w:val="en-US" w:eastAsia="en-US"/>
-        </w:rPr>
-        <w:t xml:space="preserve">The writing of the algorithms allowing to build </w:t>
-      </w:r>
-      <w:r>
-        <w:rPr>
-          <w:lang w:val="en-US" w:eastAsia="en-US"/>
-        </w:rPr>
-        <w:t>deduc</w:t>
-      </w:r>
-      <w:r>
-        <w:rPr>
-          <w:lang w:val="en-US" w:eastAsia="en-US"/>
-        </w:rPr>
-        <w:t>ed</w:t>
-      </w:r>
-      <w:r>
-        <w:rPr>
-          <w:lang w:val="en-US" w:eastAsia="en-US"/>
-        </w:rPr>
-        <w:t xml:space="preserve"> objects from manually input objects </w:t>
-      </w:r>
-    </w:p>
-    <w:p>
-      <w:pPr>
-        <w:tabs>
-          <w:tab w:val="left" w:pos="720"/>
-        </w:tabs>
-        <w:ind w:left="720" w:hanging="360"/>
-        <w:rPr>
-          <w:lang w:val="en-US" w:eastAsia="en-US"/>
-        </w:rPr>
-      </w:pPr>
-      <w:r>
-        <w:rPr>
-          <w:rFonts w:ascii="Symbol" w:hAnsi="Symbol" w:cs="Symbol"/>
-          <w:lang w:val="en-US" w:eastAsia="en-US"/>
-        </w:rPr>
-        <w:t></w:t>
-      </w:r>
-      <w:r>
-        <w:rPr>
-          <w:rFonts w:ascii="Symbol" w:hAnsi="Symbol" w:cs="Symbol"/>
-          <w:lang w:val="en-US" w:eastAsia="en-US"/>
-        </w:rPr>
-        <w:t></w:t>
-      </w:r>
-      <w:r>
-        <w:rPr>
-          <w:rFonts w:ascii="Symbol" w:hAnsi="Symbol" w:cs="Symbol"/>
-          <w:lang w:val="en-US" w:eastAsia="en-US"/>
-        </w:rPr>
-        <w:tab/>
-      </w:r>
-      <w:r>
-        <w:rPr>
-          <w:rFonts w:ascii="Symbol" w:hAnsi="Symbol" w:cs="Symbol"/>
-          <w:lang w:val="en-US" w:eastAsia="en-US"/>
-        </w:rPr>
-        <w:t></w:t>
-      </w:r>
-      <w:r>
-        <w:rPr>
-          <w:lang w:val="en-US" w:eastAsia="en-US"/>
-        </w:rPr>
-        <w:t>The improvements of the ease of use</w:t>
-      </w:r>
-    </w:p>
-    <w:p>
-      <w:pPr>
-        <w:tabs>
-          <w:tab w:val="left" w:pos="1440"/>
-        </w:tabs>
-        <w:ind w:left="1440" w:hanging="360"/>
-        <w:rPr>
-          <w:lang w:val="en-US" w:eastAsia="en-US"/>
-        </w:rPr>
-      </w:pPr>
-      <w:r>
-        <w:rPr>
-          <w:rFonts w:ascii="Courier New" w:hAnsi="Courier New" w:cs="Courier New"/>
-          <w:lang w:val="en-US" w:eastAsia="en-US"/>
-        </w:rPr>
-        <w:t xml:space="preserve">O </w:t>
-      </w:r>
-      <w:r>
-        <w:rPr>
-          <w:rFonts w:ascii="Courier New" w:hAnsi="Courier New" w:cs="Courier New"/>
-          <w:lang w:val="en-US" w:eastAsia="en-US"/>
-        </w:rPr>
-        <w:tab/>
-        <w:t xml:space="preserve"> </w:t>
-      </w:r>
-      <w:r>
-        <w:rPr>
-          <w:lang w:val="en-US" w:eastAsia="en-US"/>
-        </w:rPr>
-        <w:t>Choose or create icons and styles of links</w:t>
-      </w:r>
-    </w:p>
-    <w:p>
-      <w:pPr>
-        <w:tabs>
-          <w:tab w:val="clear" w:pos="567"/>
-          <w:tab w:val="clear" w:pos="1134"/>
-          <w:tab w:val="clear" w:pos="1701"/>
-          <w:tab w:val="clear" w:pos="2268"/>
-          <w:tab w:val="clear" w:pos="2835"/>
-        </w:tabs>
-        <w:ind w:left="1440" w:hanging="360"/>
-        <w:rPr>
-          <w:lang w:val="en-US" w:eastAsia="en-US"/>
-        </w:rPr>
-      </w:pPr>
-      <w:r>
-        <w:rPr>
-          <w:rFonts w:ascii="Courier New" w:hAnsi="Courier New" w:cs="Courier New"/>
-          <w:lang w:val="en-US" w:eastAsia="en-US"/>
-        </w:rPr>
-        <w:t xml:space="preserve">O </w:t>
-      </w:r>
-      <w:r>
-        <w:rPr>
-          <w:rFonts w:ascii="Courier New" w:hAnsi="Courier New" w:cs="Courier New"/>
-          <w:lang w:val="en-US" w:eastAsia="en-US"/>
-        </w:rPr>
-        <w:tab/>
-        <w:t xml:space="preserve"> </w:t>
-      </w:r>
-      <w:r>
-        <w:rPr>
-          <w:lang w:val="en-US" w:eastAsia="en-US"/>
-        </w:rPr>
-        <w:t xml:space="preserve">Exploit the inheritance in the file of definition of the </w:t>
-      </w:r>
-      <w:r>
-        <w:rPr>
-          <w:lang w:val="en-US"/>
-        </w:rPr>
-        <w:t>GUI</w:t>
-      </w:r>
-    </w:p>
-    <w:p>
-      <w:pPr>
-        <w:tabs>
-          <w:tab w:val="clear" w:pos="567"/>
-          <w:tab w:val="clear" w:pos="1134"/>
-          <w:tab w:val="clear" w:pos="1701"/>
-          <w:tab w:val="clear" w:pos="2268"/>
-          <w:tab w:val="clear" w:pos="2835"/>
-        </w:tabs>
-        <w:ind w:left="1440" w:hanging="360"/>
-        <w:rPr>
-          <w:lang w:val="en-US" w:eastAsia="en-US"/>
-        </w:rPr>
-      </w:pPr>
-      <w:r>
-        <w:rPr>
-          <w:rFonts w:ascii="Courier New" w:hAnsi="Courier New" w:cs="Courier New"/>
-          <w:lang w:val="en-US" w:eastAsia="en-US"/>
-        </w:rPr>
-        <w:t xml:space="preserve">O </w:t>
-      </w:r>
-      <w:r>
-        <w:rPr>
-          <w:rFonts w:ascii="Courier New" w:hAnsi="Courier New" w:cs="Courier New"/>
-          <w:lang w:val="en-US" w:eastAsia="en-US"/>
-        </w:rPr>
-        <w:tab/>
-        <w:t xml:space="preserve"> </w:t>
-      </w:r>
-      <w:r>
-        <w:rPr>
-          <w:lang w:val="en-US" w:eastAsia="en-US"/>
-        </w:rPr>
-        <w:t>Add visualization modes</w:t>
-      </w:r>
-    </w:p>
-    <w:p>
-      <w:pPr>
-        <w:tabs>
-          <w:tab w:val="left" w:pos="720"/>
-        </w:tabs>
-        <w:ind w:left="720" w:hanging="360"/>
-        <w:rPr>
-          <w:lang w:val="en-US" w:eastAsia="en-US"/>
-        </w:rPr>
-      </w:pPr>
-      <w:r>
-        <w:rPr>
-          <w:rFonts w:ascii="Symbol" w:hAnsi="Symbol" w:cs="Symbol"/>
-          <w:lang w:val="en-US" w:eastAsia="en-US"/>
-        </w:rPr>
-        <w:t></w:t>
-      </w:r>
-      <w:r>
-        <w:rPr>
-          <w:rFonts w:ascii="Symbol" w:hAnsi="Symbol" w:cs="Symbol"/>
-          <w:lang w:val="en-US" w:eastAsia="en-US"/>
-        </w:rPr>
-        <w:t></w:t>
-      </w:r>
-      <w:r>
-        <w:rPr>
-          <w:rFonts w:ascii="Symbol" w:hAnsi="Symbol" w:cs="Symbol"/>
-          <w:lang w:val="en-US" w:eastAsia="en-US"/>
-        </w:rPr>
-        <w:tab/>
-      </w:r>
-      <w:r>
-        <w:rPr>
-          <w:rFonts w:ascii="Symbol" w:hAnsi="Symbol" w:cs="Symbol"/>
-          <w:lang w:val="en-US" w:eastAsia="en-US"/>
-        </w:rPr>
-        <w:t></w:t>
-      </w:r>
-      <w:r>
-        <w:rPr>
-          <w:lang w:val="en-US" w:eastAsia="en-US"/>
-        </w:rPr>
-        <w:t>The "</w:t>
-      </w:r>
-      <w:r>
-        <w:rPr>
-          <w:lang w:val="en-US" w:eastAsia="en-US"/>
-        </w:rPr>
-        <w:t>armor</w:t>
-      </w:r>
-      <w:r>
-        <w:rPr>
-          <w:lang w:val="en-US" w:eastAsia="en-US"/>
-        </w:rPr>
-        <w:t xml:space="preserve"> plating" of the application</w:t>
-      </w:r>
-    </w:p>
-    <w:p>
-      <w:pPr>
-        <w:tabs>
-          <w:tab w:val="left" w:pos="1440"/>
-        </w:tabs>
-        <w:ind w:left="1440" w:hanging="360"/>
-        <w:rPr>
-          <w:lang w:val="en-US" w:eastAsia="en-US"/>
-        </w:rPr>
-      </w:pPr>
-      <w:r>
-        <w:rPr>
-          <w:rFonts w:ascii="Courier New" w:hAnsi="Courier New" w:cs="Courier New"/>
-          <w:lang w:val="en-US" w:eastAsia="en-US"/>
-        </w:rPr>
-        <w:t xml:space="preserve">O </w:t>
-      </w:r>
-      <w:r>
-        <w:rPr>
-          <w:rFonts w:ascii="Courier New" w:hAnsi="Courier New" w:cs="Courier New"/>
-          <w:lang w:val="en-US" w:eastAsia="en-US"/>
-        </w:rPr>
-        <w:tab/>
-        <w:t xml:space="preserve"> </w:t>
-      </w:r>
-      <w:r>
-        <w:rPr>
-          <w:lang w:val="en-US" w:eastAsia="en-US"/>
-        </w:rPr>
-        <w:t>How to protect the application against bad manipulations by the user</w:t>
-      </w:r>
-    </w:p>
-    <w:p>
-      <w:pPr>
-        <w:tabs>
-          <w:tab w:val="left" w:pos="720"/>
-        </w:tabs>
-        <w:ind w:left="720" w:hanging="360"/>
-        <w:rPr>
-          <w:lang w:val="en-US" w:eastAsia="en-US"/>
-        </w:rPr>
-      </w:pPr>
-      <w:r>
-        <w:rPr>
-          <w:rFonts w:ascii="Symbol" w:hAnsi="Symbol" w:cs="Symbol"/>
-          <w:lang w:val="en-US" w:eastAsia="en-US"/>
-        </w:rPr>
-        <w:t></w:t>
-      </w:r>
-      <w:r>
-        <w:rPr>
-          <w:rFonts w:ascii="Symbol" w:hAnsi="Symbol" w:cs="Symbol"/>
-          <w:lang w:val="en-US" w:eastAsia="en-US"/>
-        </w:rPr>
-        <w:t></w:t>
-      </w:r>
-      <w:r>
-        <w:rPr>
-          <w:rFonts w:ascii="Symbol" w:hAnsi="Symbol" w:cs="Symbol"/>
-          <w:lang w:val="en-US" w:eastAsia="en-US"/>
-        </w:rPr>
-        <w:tab/>
-      </w:r>
-      <w:r>
-        <w:rPr>
-          <w:rFonts w:ascii="Symbol" w:hAnsi="Symbol" w:cs="Symbol"/>
-          <w:lang w:val="en-US" w:eastAsia="en-US"/>
-        </w:rPr>
-        <w:t></w:t>
-      </w:r>
-      <w:r>
-        <w:rPr>
-          <w:lang w:val="en-US" w:eastAsia="en-US"/>
-        </w:rPr>
-        <w:t>The writing of the user's guide of the application</w:t>
-      </w:r>
-    </w:p>
-    <w:p>
-      <w:pPr>
-        <w:tabs>
-          <w:tab w:val="left" w:pos="1440"/>
-        </w:tabs>
-        <w:ind w:left="1440" w:hanging="360"/>
-        <w:rPr>
-          <w:lang w:val="en-US" w:eastAsia="en-US"/>
-        </w:rPr>
-      </w:pPr>
-    </w:p>
-    <w:p>
-      <w:pPr>
-        <w:rPr>
-          <w:szCs w:val="24"/>
-          <w:lang w:val="en-US"/>
-        </w:rPr>
-      </w:pPr>
+      <w:bookmarkStart w:id="4" w:name="Synth_Ang"/>
+      <w:bookmarkEnd w:id="4"/>
     </w:p>
     <w:p>
       <w:pPr>
@@ -5807,15 +964,8 @@
           <w:szCs w:val="24"/>
         </w:rPr>
       </w:pPr>
-      <w:r>
-        <w:rPr>
-          <w:szCs w:val="24"/>
-          <w:lang w:val="en-US"/>
-        </w:rPr>
-        <w:br w:type="page"/>
-      </w:r>
-      <w:bookmarkStart w:id="4" w:name="TOC"/>
-      <w:bookmarkEnd w:id="4"/>
+      <w:bookmarkStart w:id="5" w:name="TOC"/>
+      <w:bookmarkEnd w:id="5"/>
       <w:r>
         <w:rPr>
           <w:b/>
@@ -5865,7 +1015,7 @@
         </w:rPr>
         <w:fldChar w:fldCharType="separate"/>
       </w:r>
-      <w:hyperlink w:anchor="_Toc4057664" w:history="1">
+      <w:hyperlink w:anchor="_Toc5806965" w:history="1">
         <w:r>
           <w:rPr>
             <w:rStyle w:val="Lienhypertexte"/>
@@ -5911,7 +1061,7 @@
             <w:noProof/>
             <w:webHidden/>
           </w:rPr>
-          <w:instrText xml:space="preserve"> PAGEREF _Toc4057664 \h </w:instrText>
+          <w:instrText xml:space="preserve"> PAGEREF _Toc5806965 \h </w:instrText>
         </w:r>
         <w:r>
           <w:rPr>
@@ -5931,7 +1081,7 @@
             <w:noProof/>
             <w:webHidden/>
           </w:rPr>
-          <w:t>7</w:t>
+          <w:t>4</w:t>
         </w:r>
         <w:r>
           <w:rPr>
@@ -5958,7 +1108,7 @@
           <w:szCs w:val="22"/>
         </w:rPr>
       </w:pPr>
-      <w:hyperlink w:anchor="_Toc4057665" w:history="1">
+      <w:hyperlink w:anchor="_Toc5806966" w:history="1">
         <w:r>
           <w:rPr>
             <w:rStyle w:val="Lienhypertexte"/>
@@ -6004,7 +1154,7 @@
             <w:noProof/>
             <w:webHidden/>
           </w:rPr>
-          <w:instrText xml:space="preserve"> PAGEREF _Toc4057665 \h </w:instrText>
+          <w:instrText xml:space="preserve"> PAGEREF _Toc5806966 \h </w:instrText>
         </w:r>
         <w:r>
           <w:rPr>
@@ -6024,7 +1174,7 @@
             <w:noProof/>
             <w:webHidden/>
           </w:rPr>
-          <w:t>7</w:t>
+          <w:t>4</w:t>
         </w:r>
         <w:r>
           <w:rPr>
@@ -6051,7 +1201,7 @@
           <w:szCs w:val="22"/>
         </w:rPr>
       </w:pPr>
-      <w:hyperlink w:anchor="_Toc4057666" w:history="1">
+      <w:hyperlink w:anchor="_Toc5806967" w:history="1">
         <w:r>
           <w:rPr>
             <w:rStyle w:val="Lienhypertexte"/>
@@ -6097,7 +1247,7 @@
             <w:noProof/>
             <w:webHidden/>
           </w:rPr>
-          <w:instrText xml:space="preserve"> PAGEREF _Toc4057666 \h </w:instrText>
+          <w:instrText xml:space="preserve"> PAGEREF _Toc5806967 \h </w:instrText>
         </w:r>
         <w:r>
           <w:rPr>
@@ -6117,7 +1267,7 @@
             <w:noProof/>
             <w:webHidden/>
           </w:rPr>
-          <w:t>8</w:t>
+          <w:t>5</w:t>
         </w:r>
         <w:r>
           <w:rPr>
@@ -6142,7 +1292,7 @@
           <w:szCs w:val="22"/>
         </w:rPr>
       </w:pPr>
-      <w:hyperlink w:anchor="_Toc4057667" w:history="1">
+      <w:hyperlink w:anchor="_Toc5806968" w:history="1">
         <w:r>
           <w:rPr>
             <w:rStyle w:val="Lienhypertexte"/>
@@ -6186,7 +1336,7 @@
             <w:noProof/>
             <w:webHidden/>
           </w:rPr>
-          <w:instrText xml:space="preserve"> PAGEREF _Toc4057667 \h </w:instrText>
+          <w:instrText xml:space="preserve"> PAGEREF _Toc5806968 \h </w:instrText>
         </w:r>
         <w:r>
           <w:rPr>
@@ -6206,7 +1356,7 @@
             <w:noProof/>
             <w:webHidden/>
           </w:rPr>
-          <w:t>8</w:t>
+          <w:t>5</w:t>
         </w:r>
         <w:r>
           <w:rPr>
@@ -6231,7 +1381,7 @@
           <w:szCs w:val="22"/>
         </w:rPr>
       </w:pPr>
-      <w:hyperlink w:anchor="_Toc4057668" w:history="1">
+      <w:hyperlink w:anchor="_Toc5806969" w:history="1">
         <w:r>
           <w:rPr>
             <w:rStyle w:val="Lienhypertexte"/>
@@ -6275,7 +1425,7 @@
             <w:noProof/>
             <w:webHidden/>
           </w:rPr>
-          <w:instrText xml:space="preserve"> PAGEREF _Toc4057668 \h </w:instrText>
+          <w:instrText xml:space="preserve"> PAGEREF _Toc5806969 \h </w:instrText>
         </w:r>
         <w:r>
           <w:rPr>
@@ -6295,7 +1445,7 @@
             <w:noProof/>
             <w:webHidden/>
           </w:rPr>
-          <w:t>8</w:t>
+          <w:t>5</w:t>
         </w:r>
         <w:r>
           <w:rPr>
@@ -6320,7 +1470,7 @@
           <w:szCs w:val="22"/>
         </w:rPr>
       </w:pPr>
-      <w:hyperlink w:anchor="_Toc4057669" w:history="1">
+      <w:hyperlink w:anchor="_Toc5806970" w:history="1">
         <w:r>
           <w:rPr>
             <w:rStyle w:val="Lienhypertexte"/>
@@ -6364,7 +1514,7 @@
             <w:noProof/>
             <w:webHidden/>
           </w:rPr>
-          <w:instrText xml:space="preserve"> PAGEREF _Toc4057669 \h </w:instrText>
+          <w:instrText xml:space="preserve"> PAGEREF _Toc5806970 \h </w:instrText>
         </w:r>
         <w:r>
           <w:rPr>
@@ -6384,7 +1534,7 @@
             <w:noProof/>
             <w:webHidden/>
           </w:rPr>
-          <w:t>9</w:t>
+          <w:t>6</w:t>
         </w:r>
         <w:r>
           <w:rPr>
@@ -6411,7 +1561,7 @@
           <w:szCs w:val="22"/>
         </w:rPr>
       </w:pPr>
-      <w:hyperlink w:anchor="_Toc4057670" w:history="1">
+      <w:hyperlink w:anchor="_Toc5806971" w:history="1">
         <w:r>
           <w:rPr>
             <w:rStyle w:val="Lienhypertexte"/>
@@ -6457,7 +1607,7 @@
             <w:noProof/>
             <w:webHidden/>
           </w:rPr>
-          <w:instrText xml:space="preserve"> PAGEREF _Toc4057670 \h </w:instrText>
+          <w:instrText xml:space="preserve"> PAGEREF _Toc5806971 \h </w:instrText>
         </w:r>
         <w:r>
           <w:rPr>
@@ -6477,7 +1627,7 @@
             <w:noProof/>
             <w:webHidden/>
           </w:rPr>
-          <w:t>10</w:t>
+          <w:t>7</w:t>
         </w:r>
         <w:r>
           <w:rPr>
@@ -6502,7 +1652,7 @@
           <w:szCs w:val="22"/>
         </w:rPr>
       </w:pPr>
-      <w:hyperlink w:anchor="_Toc4057671" w:history="1">
+      <w:hyperlink w:anchor="_Toc5806972" w:history="1">
         <w:r>
           <w:rPr>
             <w:rStyle w:val="Lienhypertexte"/>
@@ -6546,7 +1696,7 @@
             <w:noProof/>
             <w:webHidden/>
           </w:rPr>
-          <w:instrText xml:space="preserve"> PAGEREF _Toc4057671 \h </w:instrText>
+          <w:instrText xml:space="preserve"> PAGEREF _Toc5806972 \h </w:instrText>
         </w:r>
         <w:r>
           <w:rPr>
@@ -6566,7 +1716,7 @@
             <w:noProof/>
             <w:webHidden/>
           </w:rPr>
-          <w:t>10</w:t>
+          <w:t>7</w:t>
         </w:r>
         <w:r>
           <w:rPr>
@@ -6591,7 +1741,7 @@
           <w:szCs w:val="22"/>
         </w:rPr>
       </w:pPr>
-      <w:hyperlink w:anchor="_Toc4057672" w:history="1">
+      <w:hyperlink w:anchor="_Toc5806973" w:history="1">
         <w:r>
           <w:rPr>
             <w:rStyle w:val="Lienhypertexte"/>
@@ -6635,7 +1785,7 @@
             <w:noProof/>
             <w:webHidden/>
           </w:rPr>
-          <w:instrText xml:space="preserve"> PAGEREF _Toc4057672 \h </w:instrText>
+          <w:instrText xml:space="preserve"> PAGEREF _Toc5806973 \h </w:instrText>
         </w:r>
         <w:r>
           <w:rPr>
@@ -6655,7 +1805,7 @@
             <w:noProof/>
             <w:webHidden/>
           </w:rPr>
-          <w:t>10</w:t>
+          <w:t>7</w:t>
         </w:r>
         <w:r>
           <w:rPr>
@@ -6680,7 +1830,7 @@
           <w:szCs w:val="22"/>
         </w:rPr>
       </w:pPr>
-      <w:hyperlink w:anchor="_Toc4057673" w:history="1">
+      <w:hyperlink w:anchor="_Toc5806974" w:history="1">
         <w:r>
           <w:rPr>
             <w:rStyle w:val="Lienhypertexte"/>
@@ -6724,7 +1874,7 @@
             <w:noProof/>
             <w:webHidden/>
           </w:rPr>
-          <w:instrText xml:space="preserve"> PAGEREF _Toc4057673 \h </w:instrText>
+          <w:instrText xml:space="preserve"> PAGEREF _Toc5806974 \h </w:instrText>
         </w:r>
         <w:r>
           <w:rPr>
@@ -6744,7 +1894,7 @@
             <w:noProof/>
             <w:webHidden/>
           </w:rPr>
-          <w:t>11</w:t>
+          <w:t>8</w:t>
         </w:r>
         <w:r>
           <w:rPr>
@@ -6769,7 +1919,7 @@
           <w:szCs w:val="22"/>
         </w:rPr>
       </w:pPr>
-      <w:hyperlink w:anchor="_Toc4057674" w:history="1">
+      <w:hyperlink w:anchor="_Toc5806975" w:history="1">
         <w:r>
           <w:rPr>
             <w:rStyle w:val="Lienhypertexte"/>
@@ -6813,7 +1963,7 @@
             <w:noProof/>
             <w:webHidden/>
           </w:rPr>
-          <w:instrText xml:space="preserve"> PAGEREF _Toc4057674 \h </w:instrText>
+          <w:instrText xml:space="preserve"> PAGEREF _Toc5806975 \h </w:instrText>
         </w:r>
         <w:r>
           <w:rPr>
@@ -6833,7 +1983,7 @@
             <w:noProof/>
             <w:webHidden/>
           </w:rPr>
-          <w:t>12</w:t>
+          <w:t>9</w:t>
         </w:r>
         <w:r>
           <w:rPr>
@@ -6859,7 +2009,7 @@
           <w:szCs w:val="22"/>
         </w:rPr>
       </w:pPr>
-      <w:hyperlink w:anchor="_Toc4057675" w:history="1">
+      <w:hyperlink w:anchor="_Toc5806976" w:history="1">
         <w:r>
           <w:rPr>
             <w:rStyle w:val="Lienhypertexte"/>
@@ -6904,7 +2054,7 @@
             <w:noProof/>
             <w:webHidden/>
           </w:rPr>
-          <w:instrText xml:space="preserve"> PAGEREF _Toc4057675 \h </w:instrText>
+          <w:instrText xml:space="preserve"> PAGEREF _Toc5806976 \h </w:instrText>
         </w:r>
         <w:r>
           <w:rPr>
@@ -6924,7 +2074,7 @@
             <w:noProof/>
             <w:webHidden/>
           </w:rPr>
-          <w:t>12</w:t>
+          <w:t>9</w:t>
         </w:r>
         <w:r>
           <w:rPr>
@@ -6950,7 +2100,7 @@
           <w:szCs w:val="22"/>
         </w:rPr>
       </w:pPr>
-      <w:hyperlink w:anchor="_Toc4057676" w:history="1">
+      <w:hyperlink w:anchor="_Toc5806977" w:history="1">
         <w:r>
           <w:rPr>
             <w:rStyle w:val="Lienhypertexte"/>
@@ -6995,7 +2145,7 @@
             <w:noProof/>
             <w:webHidden/>
           </w:rPr>
-          <w:instrText xml:space="preserve"> PAGEREF _Toc4057676 \h </w:instrText>
+          <w:instrText xml:space="preserve"> PAGEREF _Toc5806977 \h </w:instrText>
         </w:r>
         <w:r>
           <w:rPr>
@@ -7015,7 +2165,7 @@
             <w:noProof/>
             <w:webHidden/>
           </w:rPr>
-          <w:t>13</w:t>
+          <w:t>10</w:t>
         </w:r>
         <w:r>
           <w:rPr>
@@ -7041,7 +2191,7 @@
           <w:szCs w:val="22"/>
         </w:rPr>
       </w:pPr>
-      <w:hyperlink w:anchor="_Toc4057677" w:history="1">
+      <w:hyperlink w:anchor="_Toc5806978" w:history="1">
         <w:r>
           <w:rPr>
             <w:rStyle w:val="Lienhypertexte"/>
@@ -7086,7 +2236,7 @@
             <w:noProof/>
             <w:webHidden/>
           </w:rPr>
-          <w:instrText xml:space="preserve"> PAGEREF _Toc4057677 \h </w:instrText>
+          <w:instrText xml:space="preserve"> PAGEREF _Toc5806978 \h </w:instrText>
         </w:r>
         <w:r>
           <w:rPr>
@@ -7106,7 +2256,7 @@
             <w:noProof/>
             <w:webHidden/>
           </w:rPr>
-          <w:t>15</w:t>
+          <w:t>12</w:t>
         </w:r>
         <w:r>
           <w:rPr>
@@ -7131,7 +2281,7 @@
           <w:szCs w:val="22"/>
         </w:rPr>
       </w:pPr>
-      <w:hyperlink w:anchor="_Toc4057678" w:history="1">
+      <w:hyperlink w:anchor="_Toc5806979" w:history="1">
         <w:r>
           <w:rPr>
             <w:rStyle w:val="Lienhypertexte"/>
@@ -7175,7 +2325,7 @@
             <w:noProof/>
             <w:webHidden/>
           </w:rPr>
-          <w:instrText xml:space="preserve"> PAGEREF _Toc4057678 \h </w:instrText>
+          <w:instrText xml:space="preserve"> PAGEREF _Toc5806979 \h </w:instrText>
         </w:r>
         <w:r>
           <w:rPr>
@@ -7195,7 +2345,7 @@
             <w:noProof/>
             <w:webHidden/>
           </w:rPr>
-          <w:t>15</w:t>
+          <w:t>12</w:t>
         </w:r>
         <w:r>
           <w:rPr>
@@ -7220,7 +2370,7 @@
           <w:szCs w:val="22"/>
         </w:rPr>
       </w:pPr>
-      <w:hyperlink w:anchor="_Toc4057679" w:history="1">
+      <w:hyperlink w:anchor="_Toc5806980" w:history="1">
         <w:r>
           <w:rPr>
             <w:rStyle w:val="Lienhypertexte"/>
@@ -7264,7 +2414,7 @@
             <w:noProof/>
             <w:webHidden/>
           </w:rPr>
-          <w:instrText xml:space="preserve"> PAGEREF _Toc4057679 \h </w:instrText>
+          <w:instrText xml:space="preserve"> PAGEREF _Toc5806980 \h </w:instrText>
         </w:r>
         <w:r>
           <w:rPr>
@@ -7284,7 +2434,7 @@
             <w:noProof/>
             <w:webHidden/>
           </w:rPr>
-          <w:t>16</w:t>
+          <w:t>13</w:t>
         </w:r>
         <w:r>
           <w:rPr>
@@ -7309,7 +2459,7 @@
           <w:szCs w:val="22"/>
         </w:rPr>
       </w:pPr>
-      <w:hyperlink w:anchor="_Toc4057680" w:history="1">
+      <w:hyperlink w:anchor="_Toc5806981" w:history="1">
         <w:r>
           <w:rPr>
             <w:rStyle w:val="Lienhypertexte"/>
@@ -7332,16 +2482,7 @@
             <w:rStyle w:val="Lienhypertexte"/>
             <w:noProof/>
           </w:rPr>
-          <w:t>Spécifier les algorithmes d'ob</w:t>
-        </w:r>
-        <w:bookmarkStart w:id="5" w:name="_GoBack"/>
-        <w:bookmarkEnd w:id="5"/>
-        <w:r>
-          <w:rPr>
-            <w:rStyle w:val="Lienhypertexte"/>
-            <w:noProof/>
-          </w:rPr>
-          <w:t>jets déduits</w:t>
+          <w:t>Spécifier les algorithmes d'objets déduits</w:t>
         </w:r>
         <w:r>
           <w:rPr>
@@ -7362,7 +2503,7 @@
             <w:noProof/>
             <w:webHidden/>
           </w:rPr>
-          <w:instrText xml:space="preserve"> PAGEREF _Toc4057680 \h </w:instrText>
+          <w:instrText xml:space="preserve"> PAGEREF _Toc5806981 \h </w:instrText>
         </w:r>
         <w:r>
           <w:rPr>
@@ -7382,7 +2523,7 @@
             <w:noProof/>
             <w:webHidden/>
           </w:rPr>
-          <w:t>18</w:t>
+          <w:t>15</w:t>
         </w:r>
         <w:r>
           <w:rPr>
@@ -7407,7 +2548,7 @@
           <w:szCs w:val="22"/>
         </w:rPr>
       </w:pPr>
-      <w:hyperlink w:anchor="_Toc4057681" w:history="1">
+      <w:hyperlink w:anchor="_Toc5806982" w:history="1">
         <w:r>
           <w:rPr>
             <w:rStyle w:val="Lienhypertexte"/>
@@ -7451,7 +2592,7 @@
             <w:noProof/>
             <w:webHidden/>
           </w:rPr>
-          <w:instrText xml:space="preserve"> PAGEREF _Toc4057681 \h </w:instrText>
+          <w:instrText xml:space="preserve"> PAGEREF _Toc5806982 \h </w:instrText>
         </w:r>
         <w:r>
           <w:rPr>
@@ -7471,7 +2612,7 @@
             <w:noProof/>
             <w:webHidden/>
           </w:rPr>
-          <w:t>19</w:t>
+          <w:t>16</w:t>
         </w:r>
         <w:r>
           <w:rPr>
@@ -7497,7 +2638,7 @@
           <w:szCs w:val="22"/>
         </w:rPr>
       </w:pPr>
-      <w:hyperlink w:anchor="_Toc4057682" w:history="1">
+      <w:hyperlink w:anchor="_Toc5806983" w:history="1">
         <w:r>
           <w:rPr>
             <w:rStyle w:val="Lienhypertexte"/>
@@ -7542,7 +2683,7 @@
             <w:noProof/>
             <w:webHidden/>
           </w:rPr>
-          <w:instrText xml:space="preserve"> PAGEREF _Toc4057682 \h </w:instrText>
+          <w:instrText xml:space="preserve"> PAGEREF _Toc5806983 \h </w:instrText>
         </w:r>
         <w:r>
           <w:rPr>
@@ -7562,7 +2703,7 @@
             <w:noProof/>
             <w:webHidden/>
           </w:rPr>
-          <w:t>19</w:t>
+          <w:t>16</w:t>
         </w:r>
         <w:r>
           <w:rPr>
@@ -7588,7 +2729,7 @@
           <w:szCs w:val="22"/>
         </w:rPr>
       </w:pPr>
-      <w:hyperlink w:anchor="_Toc4057683" w:history="1">
+      <w:hyperlink w:anchor="_Toc5806984" w:history="1">
         <w:r>
           <w:rPr>
             <w:rStyle w:val="Lienhypertexte"/>
@@ -7633,7 +2774,7 @@
             <w:noProof/>
             <w:webHidden/>
           </w:rPr>
-          <w:instrText xml:space="preserve"> PAGEREF _Toc4057683 \h </w:instrText>
+          <w:instrText xml:space="preserve"> PAGEREF _Toc5806984 \h </w:instrText>
         </w:r>
         <w:r>
           <w:rPr>
@@ -7653,7 +2794,7 @@
             <w:noProof/>
             <w:webHidden/>
           </w:rPr>
-          <w:t>19</w:t>
+          <w:t>16</w:t>
         </w:r>
         <w:r>
           <w:rPr>
@@ -7678,7 +2819,7 @@
           <w:szCs w:val="22"/>
         </w:rPr>
       </w:pPr>
-      <w:hyperlink w:anchor="_Toc4057684" w:history="1">
+      <w:hyperlink w:anchor="_Toc5806985" w:history="1">
         <w:r>
           <w:rPr>
             <w:rStyle w:val="Lienhypertexte"/>
@@ -7722,7 +2863,7 @@
             <w:noProof/>
             <w:webHidden/>
           </w:rPr>
-          <w:instrText xml:space="preserve"> PAGEREF _Toc4057684 \h </w:instrText>
+          <w:instrText xml:space="preserve"> PAGEREF _Toc5806985 \h </w:instrText>
         </w:r>
         <w:r>
           <w:rPr>
@@ -7742,7 +2883,7 @@
             <w:noProof/>
             <w:webHidden/>
           </w:rPr>
-          <w:t>19</w:t>
+          <w:t>16</w:t>
         </w:r>
         <w:r>
           <w:rPr>
@@ -7767,7 +2908,7 @@
           <w:szCs w:val="22"/>
         </w:rPr>
       </w:pPr>
-      <w:hyperlink w:anchor="_Toc4057685" w:history="1">
+      <w:hyperlink w:anchor="_Toc5806986" w:history="1">
         <w:r>
           <w:rPr>
             <w:rStyle w:val="Lienhypertexte"/>
@@ -7790,7 +2931,7 @@
             <w:rStyle w:val="Lienhypertexte"/>
             <w:noProof/>
           </w:rPr>
-          <w:t>Ajouter des modes de visualisation</w:t>
+          <w:t>Ajouter des modes de visualisation et variantes graphiques</w:t>
         </w:r>
         <w:r>
           <w:rPr>
@@ -7811,7 +2952,7 @@
             <w:noProof/>
             <w:webHidden/>
           </w:rPr>
-          <w:instrText xml:space="preserve"> PAGEREF _Toc4057685 \h </w:instrText>
+          <w:instrText xml:space="preserve"> PAGEREF _Toc5806986 \h </w:instrText>
         </w:r>
         <w:r>
           <w:rPr>
@@ -7831,7 +2972,7 @@
             <w:noProof/>
             <w:webHidden/>
           </w:rPr>
-          <w:t>20</w:t>
+          <w:t>17</w:t>
         </w:r>
         <w:r>
           <w:rPr>
@@ -7856,7 +2997,7 @@
           <w:szCs w:val="22"/>
         </w:rPr>
       </w:pPr>
-      <w:hyperlink w:anchor="_Toc4057686" w:history="1">
+      <w:hyperlink w:anchor="_Toc5806987" w:history="1">
         <w:r>
           <w:rPr>
             <w:rStyle w:val="Lienhypertexte"/>
@@ -7900,7 +3041,7 @@
             <w:noProof/>
             <w:webHidden/>
           </w:rPr>
-          <w:instrText xml:space="preserve"> PAGEREF _Toc4057686 \h </w:instrText>
+          <w:instrText xml:space="preserve"> PAGEREF _Toc5806987 \h </w:instrText>
         </w:r>
         <w:r>
           <w:rPr>
@@ -7920,7 +3061,7 @@
             <w:noProof/>
             <w:webHidden/>
           </w:rPr>
-          <w:t>20</w:t>
+          <w:t>17</w:t>
         </w:r>
         <w:r>
           <w:rPr>
@@ -7945,7 +3086,7 @@
           <w:szCs w:val="22"/>
         </w:rPr>
       </w:pPr>
-      <w:hyperlink w:anchor="_Toc4057687" w:history="1">
+      <w:hyperlink w:anchor="_Toc5806988" w:history="1">
         <w:r>
           <w:rPr>
             <w:rStyle w:val="Lienhypertexte"/>
@@ -7989,7 +3130,7 @@
             <w:noProof/>
             <w:webHidden/>
           </w:rPr>
-          <w:instrText xml:space="preserve"> PAGEREF _Toc4057687 \h </w:instrText>
+          <w:instrText xml:space="preserve"> PAGEREF _Toc5806988 \h </w:instrText>
         </w:r>
         <w:r>
           <w:rPr>
@@ -8009,7 +3150,7 @@
             <w:noProof/>
             <w:webHidden/>
           </w:rPr>
-          <w:t>21</w:t>
+          <w:t>18</w:t>
         </w:r>
         <w:r>
           <w:rPr>
@@ -8034,7 +3175,7 @@
           <w:szCs w:val="22"/>
         </w:rPr>
       </w:pPr>
-      <w:hyperlink w:anchor="_Toc4057688" w:history="1">
+      <w:hyperlink w:anchor="_Toc5806989" w:history="1">
         <w:r>
           <w:rPr>
             <w:rStyle w:val="Lienhypertexte"/>
@@ -8078,7 +3219,7 @@
             <w:noProof/>
             <w:webHidden/>
           </w:rPr>
-          <w:instrText xml:space="preserve"> PAGEREF _Toc4057688 \h </w:instrText>
+          <w:instrText xml:space="preserve"> PAGEREF _Toc5806989 \h </w:instrText>
         </w:r>
         <w:r>
           <w:rPr>
@@ -8098,7 +3239,7 @@
             <w:noProof/>
             <w:webHidden/>
           </w:rPr>
-          <w:t>21</w:t>
+          <w:t>18</w:t>
         </w:r>
         <w:r>
           <w:rPr>
@@ -8125,7 +3266,7 @@
           <w:szCs w:val="22"/>
         </w:rPr>
       </w:pPr>
-      <w:hyperlink w:anchor="_Toc4057689" w:history="1">
+      <w:hyperlink w:anchor="_Toc5806990" w:history="1">
         <w:r>
           <w:rPr>
             <w:rStyle w:val="Lienhypertexte"/>
@@ -8171,7 +3312,7 @@
             <w:noProof/>
             <w:webHidden/>
           </w:rPr>
-          <w:instrText xml:space="preserve"> PAGEREF _Toc4057689 \h </w:instrText>
+          <w:instrText xml:space="preserve"> PAGEREF _Toc5806990 \h </w:instrText>
         </w:r>
         <w:r>
           <w:rPr>
@@ -8191,7 +3332,7 @@
             <w:noProof/>
             <w:webHidden/>
           </w:rPr>
-          <w:t>21</w:t>
+          <w:t>18</w:t>
         </w:r>
         <w:r>
           <w:rPr>
@@ -8216,7 +3357,7 @@
           <w:szCs w:val="22"/>
         </w:rPr>
       </w:pPr>
-      <w:hyperlink w:anchor="_Toc4057690" w:history="1">
+      <w:hyperlink w:anchor="_Toc5806991" w:history="1">
         <w:r>
           <w:rPr>
             <w:rStyle w:val="Lienhypertexte"/>
@@ -8260,7 +3401,7 @@
             <w:noProof/>
             <w:webHidden/>
           </w:rPr>
-          <w:instrText xml:space="preserve"> PAGEREF _Toc4057690 \h </w:instrText>
+          <w:instrText xml:space="preserve"> PAGEREF _Toc5806991 \h </w:instrText>
         </w:r>
         <w:r>
           <w:rPr>
@@ -8280,7 +3421,7 @@
             <w:noProof/>
             <w:webHidden/>
           </w:rPr>
-          <w:t>21</w:t>
+          <w:t>18</w:t>
         </w:r>
         <w:r>
           <w:rPr>
@@ -8305,7 +3446,7 @@
           <w:szCs w:val="22"/>
         </w:rPr>
       </w:pPr>
-      <w:hyperlink w:anchor="_Toc4057691" w:history="1">
+      <w:hyperlink w:anchor="_Toc5806992" w:history="1">
         <w:r>
           <w:rPr>
             <w:rStyle w:val="Lienhypertexte"/>
@@ -8349,7 +3490,7 @@
             <w:noProof/>
             <w:webHidden/>
           </w:rPr>
-          <w:instrText xml:space="preserve"> PAGEREF _Toc4057691 \h </w:instrText>
+          <w:instrText xml:space="preserve"> PAGEREF _Toc5806992 \h </w:instrText>
         </w:r>
         <w:r>
           <w:rPr>
@@ -8369,7 +3510,7 @@
             <w:noProof/>
             <w:webHidden/>
           </w:rPr>
-          <w:t>22</w:t>
+          <w:t>19</w:t>
         </w:r>
         <w:r>
           <w:rPr>
@@ -8396,7 +3537,7 @@
           <w:szCs w:val="22"/>
         </w:rPr>
       </w:pPr>
-      <w:hyperlink w:anchor="_Toc4057692" w:history="1">
+      <w:hyperlink w:anchor="_Toc5806993" w:history="1">
         <w:r>
           <w:rPr>
             <w:rStyle w:val="Lienhypertexte"/>
@@ -8442,7 +3583,7 @@
             <w:noProof/>
             <w:webHidden/>
           </w:rPr>
-          <w:instrText xml:space="preserve"> PAGEREF _Toc4057692 \h </w:instrText>
+          <w:instrText xml:space="preserve"> PAGEREF _Toc5806993 \h </w:instrText>
         </w:r>
         <w:r>
           <w:rPr>
@@ -8462,7 +3603,7 @@
             <w:noProof/>
             <w:webHidden/>
           </w:rPr>
-          <w:t>22</w:t>
+          <w:t>20</w:t>
         </w:r>
         <w:r>
           <w:rPr>
@@ -8489,7 +3630,7 @@
           <w:szCs w:val="22"/>
         </w:rPr>
       </w:pPr>
-      <w:hyperlink w:anchor="_Toc4057693" w:history="1">
+      <w:hyperlink w:anchor="_Toc5806994" w:history="1">
         <w:r>
           <w:rPr>
             <w:rStyle w:val="Lienhypertexte"/>
@@ -8535,7 +3676,7 @@
             <w:noProof/>
             <w:webHidden/>
           </w:rPr>
-          <w:instrText xml:space="preserve"> PAGEREF _Toc4057693 \h </w:instrText>
+          <w:instrText xml:space="preserve"> PAGEREF _Toc5806994 \h </w:instrText>
         </w:r>
         <w:r>
           <w:rPr>
@@ -8555,7 +3696,7 @@
             <w:noProof/>
             <w:webHidden/>
           </w:rPr>
-          <w:t>24</w:t>
+          <w:t>21</w:t>
         </w:r>
         <w:r>
           <w:rPr>
@@ -8912,7 +4053,7 @@
       <w:pPr>
         <w:pStyle w:val="Titre1"/>
       </w:pPr>
-      <w:bookmarkStart w:id="6" w:name="_Toc4057664"/>
+      <w:bookmarkStart w:id="6" w:name="_Toc5806965"/>
       <w:r>
         <w:lastRenderedPageBreak/>
         <w:t>Introduction</w:t>
@@ -8994,7 +4135,7 @@
       <w:pPr>
         <w:pStyle w:val="Titre1"/>
       </w:pPr>
-      <w:bookmarkStart w:id="7" w:name="_Toc4057665"/>
+      <w:bookmarkStart w:id="7" w:name="_Toc5806966"/>
       <w:r>
         <w:t>Eléments constituants d'une bdc</w:t>
       </w:r>
@@ -9211,7 +4352,7 @@
       <w:r>
         <w:br w:type="page"/>
       </w:r>
-      <w:bookmarkStart w:id="8" w:name="_Toc4057666"/>
+      <w:bookmarkStart w:id="8" w:name="_Toc5806967"/>
       <w:r>
         <w:lastRenderedPageBreak/>
         <w:t>L'environnement développeur pour KB3</w:t>
@@ -9222,7 +4363,7 @@
       <w:pPr>
         <w:pStyle w:val="Titre2"/>
       </w:pPr>
-      <w:bookmarkStart w:id="9" w:name="_Toc4057667"/>
+      <w:bookmarkStart w:id="9" w:name="_Toc5806968"/>
       <w:r>
         <w:t>Les logiciels</w:t>
       </w:r>
@@ -9236,7 +4377,13 @@
         <w:t>gratuits</w:t>
       </w:r>
       <w:r>
-        <w:t xml:space="preserve"> qui ont été choisis pour leur efficacité dans différentes fonctions qui sont nécessaires à la construction de la bdc. </w:t>
+        <w:t xml:space="preserve"> qui ont été choisis pour leur efficacité dans différentes fonctions qui sont nécessaires à la construction de la bdc.</w:t>
+      </w:r>
+      <w:r>
+        <w:t xml:space="preserve"> Ces outils existent tous en version "portable", donc on peut les installer sans droit d'administration (sauf pour Java). </w:t>
+      </w:r>
+      <w:r>
+        <w:t xml:space="preserve"> </w:t>
       </w:r>
     </w:p>
     <w:p>
@@ -9252,7 +4399,13 @@
         </w:numPr>
       </w:pPr>
       <w:r>
-        <w:t xml:space="preserve">L'environnement d'exécution de Java, </w:t>
+        <w:t>L'en</w:t>
+      </w:r>
+      <w:r>
+        <w:t>vironnement d'exécution de Java,</w:t>
+      </w:r>
+      <w:r>
+        <w:t xml:space="preserve"> </w:t>
       </w:r>
     </w:p>
     <w:p>
@@ -9282,9 +4435,6 @@
       </w:r>
     </w:p>
     <w:p>
-      <w:pPr>
-        <w:ind w:left="360"/>
-      </w:pPr>
       <w:r>
         <w:t>Log</w:t>
       </w:r>
@@ -9295,7 +4445,10 @@
         <w:t xml:space="preserve">) permettant de </w:t>
       </w:r>
       <w:r>
-        <w:t>travailler sur les bases de connaissances KB3.</w:t>
+        <w:t>travailler sur</w:t>
+      </w:r>
+      <w:r>
+        <w:t xml:space="preserve"> les bases de connaissances KB3 :</w:t>
       </w:r>
     </w:p>
     <w:p>
@@ -9306,13 +4459,28 @@
         </w:numPr>
       </w:pPr>
       <w:r>
-        <w:t>XnView pour visualiser les icônes en différents modes, les gérer (copier, coller, déplacer, renommer…) et lancer les éditeurs permettant de les modifier. XnView permet aussi de convertir tout un ensemble de fichiers .bmp</w:t>
-      </w:r>
-      <w:r>
-        <w:t xml:space="preserve"> (ancien format des icônes KB3)</w:t>
-      </w:r>
-      <w:r>
-        <w:t xml:space="preserve"> en fichiers .ico pour lesquels il existe beaucoup plus d'outils d'édition, </w:t>
+        <w:t xml:space="preserve">Designer pour éditer les icônes en .sym. Designer est le </w:t>
+      </w:r>
+      <w:r>
+        <w:rPr>
+          <w:b/>
+        </w:rPr>
+        <w:t>seul</w:t>
+      </w:r>
+      <w:r>
+        <w:t xml:space="preserve"> outil permettant d’éditer les icônes dans ce format, propre à la bibliothèque graphique Stingray. Il est systématiquement livré avec KB3</w:t>
+      </w:r>
+      <w:r>
+        <w:t xml:space="preserve"> (c’est l’exécutable </w:t>
+      </w:r>
+      <w:r>
+        <w:t>Designer.exe</w:t>
+      </w:r>
+      <w:r>
+        <w:t xml:space="preserve"> présent dans le répertoire d’installation de KB3)</w:t>
+      </w:r>
+      <w:r>
+        <w:t xml:space="preserve">. </w:t>
       </w:r>
     </w:p>
     <w:p>
@@ -9323,28 +4491,10 @@
         </w:numPr>
       </w:pPr>
       <w:r>
-        <w:t xml:space="preserve">Designer pour éditer les icônes en .sym. Designer est le </w:t>
-      </w:r>
-      <w:r>
-        <w:rPr>
-          <w:b/>
-        </w:rPr>
-        <w:t>seul</w:t>
-      </w:r>
-      <w:r>
-        <w:t xml:space="preserve"> outil permettant d’éditer les icônes dans ce format, propre à la bibliothèque graphique Stingray. Il est systématiquement livré avec KB3</w:t>
-      </w:r>
-      <w:r>
-        <w:t xml:space="preserve"> (c’est l’exécutable </w:t>
-      </w:r>
-      <w:r>
-        <w:t>Designer.exe</w:t>
-      </w:r>
-      <w:r>
-        <w:t xml:space="preserve"> présent dans le répertoire d’installation de KB3)</w:t>
-      </w:r>
-      <w:r>
-        <w:t>. Après configuration de XnView, Designer peut être lancé pour éditer une icône directement à partir de la fenêtre de XnView permettant de visualiser la liste de tous les fichiers contenus dans un répertoire,</w:t>
+        <w:t>IcoFX, AWicons lite etc.</w:t>
+      </w:r>
+      <w:r>
+        <w:t xml:space="preserve"> pour éditer les icônes en .ico. Ces outils offrent un mode de visualisation simultané de l'icône en gros (pour l'édition) et en réduction (pour que l'on voie en temps réel l'effet produit) ; ils permettent l'utilisation d'une palette réduite à 16 couleurs, le dessin de formes géométriques (cercles…) et de texte.</w:t>
       </w:r>
     </w:p>
     <w:p>
@@ -9355,72 +4505,46 @@
         </w:numPr>
       </w:pPr>
       <w:r>
-        <w:t>Awicons lite ou IconArt pour éditer les icônes en .ico. Ces outils offrent un mode de visualisation simultané de l'icône en gros (pour l'édition) et en réduction (pour que l'on voie en temps réel l'effet produit) ; ils permettent l'utilisation d'une palette réduite à 16 couleurs, le dessin de formes géométriques (cercles…) et de texte.</w:t>
-      </w:r>
-    </w:p>
-    <w:p>
-      <w:pPr>
-        <w:numPr>
-          <w:ilvl w:val="0"/>
-          <w:numId w:val="14"/>
-        </w:numPr>
-      </w:pPr>
-      <w:r>
         <w:t>QxmlEdit</w:t>
       </w:r>
       <w:r>
         <w:t xml:space="preserve"> est un éditeur simple pour les fichiers XML. Il a l'avantage d'être léger à installer et riche en fonctions. Il présente clairement la structure arborescente du fichier XML et sépare bien les "tags" du contenu des champs. Il vérifie la conformité du fichier au schéma associé, ce qui peut être utile pour chercher les erreurs dans le fichier .bdc. Il permet aussi de visualiser graphiquement sous forme d'arbre les schémas tels que bdcfr.xsd et bdceng.xsd. </w:t>
       </w:r>
-      <w:r>
-        <w:t>O</w:t>
-      </w:r>
-      <w:r>
-        <w:t xml:space="preserve">n pourra </w:t>
-      </w:r>
-      <w:r>
-        <w:t>aussi utiliser</w:t>
-      </w:r>
-      <w:r>
-        <w:t xml:space="preserve"> XML Copy editor, </w:t>
-      </w:r>
-      <w:r>
-        <w:t>de facture plus classique</w:t>
+    </w:p>
+    <w:p>
+      <w:pPr>
+        <w:ind w:left="360"/>
+      </w:pPr>
+      <w:r>
+        <w:t>Le premier travail à effectuer est évidemment l'installation de l'environnement développeur. L'installation de tous les outils cité</w:t>
+      </w:r>
+      <w:r>
+        <w:t>s ci-dessus est très rapide. Le principal installateur</w:t>
+      </w:r>
+      <w:r>
+        <w:t xml:space="preserve"> (Jedit + VisualFigaro)</w:t>
+      </w:r>
+      <w:r>
+        <w:t xml:space="preserve"> qui contient une version « portable », c'est-à-dire entièrement autonome et ne nécessitant pas les droits d’administration</w:t>
+      </w:r>
+      <w:r>
+        <w:t xml:space="preserve"> </w:t>
+      </w:r>
+      <w:r>
+        <w:t>est disponible sur Sourceforge, à l’adresse : http</w:t>
+      </w:r>
+      <w:r>
+        <w:t>://sourceforge.net/projects/visualfigaro/</w:t>
       </w:r>
       <w:r>
         <w:t>.</w:t>
       </w:r>
     </w:p>
     <w:p>
-      <w:r>
-        <w:t>Le premier travail à effectuer est évidemment l'installation de l'environnement développeur. L'installation de tous les outils cité</w:t>
-      </w:r>
-      <w:r>
-        <w:t>s ci-dessus est très rapide. Le principal installateur</w:t>
-      </w:r>
-      <w:r>
-        <w:t xml:space="preserve"> (Jedit + VisualFigaro)</w:t>
-      </w:r>
-      <w:r>
-        <w:t xml:space="preserve"> qui contient une version « portable », c'est-à-dire entièrement autonome et ne nécessitant pas les droits d’administration</w:t>
-      </w:r>
-      <w:r>
-        <w:t xml:space="preserve"> </w:t>
-      </w:r>
-      <w:r>
-        <w:t>est disponible sur Sourceforge, à l’adresse : http</w:t>
-      </w:r>
-      <w:r>
-        <w:t>://sourceforge.net/projects/visualfigaro/</w:t>
-      </w:r>
-      <w:r>
-        <w:t>.</w:t>
-      </w:r>
-    </w:p>
-    <w:p>
       <w:pPr>
         <w:pStyle w:val="Titre2"/>
       </w:pPr>
-      <w:bookmarkStart w:id="10" w:name="_Toc4057668"/>
+      <w:bookmarkStart w:id="10" w:name="_Toc5806969"/>
       <w:r>
         <w:t>Configuration de Jedit</w:t>
       </w:r>
@@ -9502,7 +4626,7 @@
                     </pic:cNvPicPr>
                   </pic:nvPicPr>
                   <pic:blipFill>
-                    <a:blip r:embed="rId12">
+                    <a:blip r:embed="rId9">
                       <a:extLst>
                         <a:ext uri="{28A0092B-C50C-407E-A947-70E740481C1C}">
                           <a14:useLocalDpi xmlns:a14="http://schemas.microsoft.com/office/drawing/2010/main" val="0"/>
@@ -9566,7 +4690,7 @@
       <w:pPr>
         <w:pStyle w:val="Titre2"/>
       </w:pPr>
-      <w:bookmarkStart w:id="11" w:name="_Toc4057669"/>
+      <w:bookmarkStart w:id="11" w:name="_Toc5806970"/>
       <w:r>
         <w:t>Les icônes standard</w:t>
       </w:r>
@@ -9642,7 +4766,19 @@
         <w:pStyle w:val="Retraitcorpsdetexte3"/>
       </w:pPr>
       <w:r>
-        <w:t>La taille moyenne correspondra à une image inscrite dans un carré de 48x48 pixels (2 fois la taille des .bmp). Sera considéré comme "small" toute taille inférieure à cette limite, et comme "big" toute taille supérieure. Ce qualificatif de taille ne s'applique qu'à l'icône vectorielle : le même fichier .bmp peut être associé à trois icônes vectorielles différentes.</w:t>
+        <w:t>La taille moyenne correspondra à une image inscrite dans un carré de 48x48 pixels (2 fois la taille des .</w:t>
+      </w:r>
+      <w:r>
+        <w:t>ico</w:t>
+      </w:r>
+      <w:r>
+        <w:t>). Sera considéré comme "small" toute taille inférieure à cette limite, et comme "big" toute taille supérieure. Ce qualificatif de taille ne s'applique qu'à l'icône vectorielle : le même fichier .</w:t>
+      </w:r>
+      <w:r>
+        <w:t>ico</w:t>
+      </w:r>
+      <w:r>
+        <w:t xml:space="preserve"> peut être associé à trois icônes vectorielles différentes.</w:t>
       </w:r>
     </w:p>
     <w:p>
@@ -10143,7 +5279,7 @@
       <w:pPr>
         <w:pStyle w:val="Titre1"/>
       </w:pPr>
-      <w:bookmarkStart w:id="12" w:name="_Toc4057670"/>
+      <w:bookmarkStart w:id="12" w:name="_Toc5806971"/>
       <w:r>
         <w:t>Etapes de la construction d'une nouvelle bdc</w:t>
       </w:r>
@@ -10158,7 +5294,7 @@
       <w:pPr>
         <w:pStyle w:val="Titre2"/>
       </w:pPr>
-      <w:bookmarkStart w:id="13" w:name="_Toc4057671"/>
+      <w:bookmarkStart w:id="13" w:name="_Toc5806972"/>
       <w:r>
         <w:t>Création des fichiers de départ</w:t>
       </w:r>
@@ -10207,7 +5343,13 @@
         <w:ind w:left="567"/>
       </w:pPr>
       <w:r>
-        <w:t xml:space="preserve">- le fichier de schéma Bdcfr.xsd ou Bdceng.xsd suivant qu'on on choisi la langue Français ou Anglais, </w:t>
+        <w:t xml:space="preserve">- le fichier de schéma Bdcfr.xsd ou Bdceng.xsd suivant qu'on </w:t>
+      </w:r>
+      <w:r>
+        <w:t>a</w:t>
+      </w:r>
+      <w:r>
+        <w:t xml:space="preserve"> choisi la langue Français ou Anglais, </w:t>
       </w:r>
     </w:p>
     <w:p>
@@ -10226,7 +5368,7 @@
       <w:pPr>
         <w:pStyle w:val="Titre2"/>
       </w:pPr>
-      <w:bookmarkStart w:id="14" w:name="_Toc4057672"/>
+      <w:bookmarkStart w:id="14" w:name="_Toc5806973"/>
       <w:r>
         <w:t>Construction du cœur du modèle</w:t>
       </w:r>
@@ -10562,7 +5704,7 @@
       <w:pPr>
         <w:pStyle w:val="Titre2"/>
       </w:pPr>
-      <w:bookmarkStart w:id="15" w:name="_Toc4057673"/>
+      <w:bookmarkStart w:id="15" w:name="_Toc5806974"/>
       <w:r>
         <w:t>Premiers tests en mode texte pur</w:t>
       </w:r>
@@ -10710,20 +5852,35 @@
       <w:r>
         <w:t>groupes de règles à instancier. Il faut en particulier penser à sélectionner le groupe SANS_NOM si cela est pertinent.</w:t>
       </w:r>
+      <w:r>
+        <w:t xml:space="preserve"> Si aucun groupe n'est sélectionné dans la liste, les règles de </w:t>
+      </w:r>
+      <w:r>
+        <w:rPr>
+          <w:i/>
+        </w:rPr>
+        <w:t>tous</w:t>
+      </w:r>
+      <w:r>
+        <w:t xml:space="preserve"> les groupes, y compris le groupe SANS_NOM sont instanciées. </w:t>
+      </w:r>
     </w:p>
     <w:p>
       <w:pPr>
         <w:pStyle w:val="Paragraphe"/>
       </w:pPr>
       <w:r>
-        <w:t>Pour l'instant, les options proposées ne comprennent pas toutes les possibilités qui existent à partir de l'IHM de KB3, mais seulement les plus courantes, suffisantes au début de la mise au point de la base de connaissances.</w:t>
+        <w:t>L</w:t>
+      </w:r>
+      <w:r>
+        <w:t>es options proposées ne comprennent pas toutes les possibilités qui existent à partir de l'IHM de KB3, mais seulement les plus courantes, suffisantes au début de la mise au point de la base de connaissances.</w:t>
       </w:r>
     </w:p>
     <w:p>
       <w:pPr>
         <w:pStyle w:val="Titre2"/>
       </w:pPr>
-      <w:bookmarkStart w:id="16" w:name="_Toc4057674"/>
+      <w:bookmarkStart w:id="16" w:name="_Toc5806975"/>
       <w:r>
         <w:t xml:space="preserve">Premiers tests avec </w:t>
       </w:r>
@@ -10752,7 +5909,7 @@
       <w:pPr>
         <w:pStyle w:val="Titre3"/>
       </w:pPr>
-      <w:bookmarkStart w:id="17" w:name="_Toc4057675"/>
+      <w:bookmarkStart w:id="17" w:name="_Toc5806976"/>
       <w:r>
         <w:t>Génération automatique d’une première version du fichier .bdc</w:t>
       </w:r>
@@ -11015,17 +6172,92 @@
         <w:pStyle w:val="Paragraphe"/>
       </w:pPr>
       <w:r>
-        <w:t xml:space="preserve">Les types terminaux </w:t>
+        <w:t>Chaque type terminal</w:t>
+      </w:r>
+      <w:r>
+        <w:t xml:space="preserve"> </w:t>
       </w:r>
       <w:r>
         <w:rPr>
           <w:b/>
           <w:bCs/>
         </w:rPr>
-        <w:t>nœuds</w:t>
-      </w:r>
-      <w:r>
-        <w:t xml:space="preserve"> sont munis de points de connexion "standard" in et out sur lesquels tous les liens sont autorisés.</w:t>
+        <w:t>nœud</w:t>
+      </w:r>
+      <w:r>
+        <w:t xml:space="preserve"> </w:t>
+      </w:r>
+      <w:r>
+        <w:t>est muni</w:t>
+      </w:r>
+      <w:r>
+        <w:t xml:space="preserve"> de </w:t>
+      </w:r>
+      <w:r>
+        <w:t>"ports" (points dés</w:t>
+      </w:r>
+      <w:r>
+        <w:t>ignés par leurs coordonnées en X</w:t>
+      </w:r>
+      <w:r>
+        <w:t xml:space="preserve"> et </w:t>
+      </w:r>
+      <w:r>
+        <w:t>Y</w:t>
+      </w:r>
+      <w:r>
+        <w:t xml:space="preserve"> dans le </w:t>
+      </w:r>
+      <w:r>
+        <w:t>rectangle</w:t>
+      </w:r>
+      <w:r>
+        <w:t xml:space="preserve"> circonscrit à l'icône du nœud)</w:t>
+      </w:r>
+      <w:r>
+        <w:t xml:space="preserve"> </w:t>
+      </w:r>
+      <w:r>
+        <w:t>standard</w:t>
+      </w:r>
+      <w:r>
+        <w:t xml:space="preserve"> </w:t>
+      </w:r>
+      <w:r>
+        <w:t>"</w:t>
+      </w:r>
+      <w:r>
+        <w:t>in</w:t>
+      </w:r>
+      <w:r>
+        <w:t>"</w:t>
+      </w:r>
+      <w:r>
+        <w:t xml:space="preserve"> et </w:t>
+      </w:r>
+      <w:r>
+        <w:t>"</w:t>
+      </w:r>
+      <w:r>
+        <w:t>out</w:t>
+      </w:r>
+      <w:r>
+        <w:t>"</w:t>
+      </w:r>
+      <w:r>
+        <w:t xml:space="preserve"> </w:t>
+      </w:r>
+      <w:r>
+        <w:t>auxquels</w:t>
+      </w:r>
+      <w:r>
+        <w:t xml:space="preserve"> tous les liens </w:t>
+      </w:r>
+      <w:r>
+        <w:t>ont l'autorisation de s'accrocher</w:t>
+      </w:r>
+      <w:r>
+        <w:t>.</w:t>
       </w:r>
     </w:p>
     <w:p>
@@ -11044,7 +6276,19 @@
         <w:t>liens</w:t>
       </w:r>
       <w:r>
-        <w:t xml:space="preserve"> ont tous les mêmes caractéristiques : ils sont noirs, en trait plein d'épaisseur 1, terminés par une flèche et ils sont autorisés d'un point de connexion "out" à un point de connexion "in". </w:t>
+        <w:t xml:space="preserve"> ont tous les mêmes caractéristiques : ils sont noirs, en trait plein d'épaisseur 1, terminés par une flèche et ils sont autorisés d'un </w:t>
+      </w:r>
+      <w:r>
+        <w:t>port</w:t>
+      </w:r>
+      <w:r>
+        <w:t xml:space="preserve"> </w:t>
+      </w:r>
+      <w:r>
+        <w:t>"out" à un port</w:t>
+      </w:r>
+      <w:r>
+        <w:t xml:space="preserve"> "in". </w:t>
       </w:r>
     </w:p>
     <w:p>
@@ -11052,7 +6296,7 @@
         <w:pStyle w:val="Titre3"/>
       </w:pPr>
       <w:bookmarkStart w:id="18" w:name="_Ref417747541"/>
-      <w:bookmarkStart w:id="19" w:name="_Toc4057676"/>
+      <w:bookmarkStart w:id="19" w:name="_Toc5806977"/>
       <w:r>
         <w:t>Spécification des traitements associés à la bdc</w:t>
       </w:r>
@@ -11108,10 +6352,16 @@
         <w:t xml:space="preserve">En outre, il est possible d'ajouter des lancements de codes externes qui permettent d'enchaîner automatiquement des opérations telles que la génération d'un  ADD et/ou d'un modèle en Figaro 0 et le lancement d'un traitement  externe (par exemple : </w:t>
       </w:r>
       <w:r>
-        <w:t>GRIF.Tree</w:t>
-      </w:r>
-      <w:r>
-        <w:t xml:space="preserve"> ou Figseq).</w:t>
+        <w:t xml:space="preserve">RiskSpectrum </w:t>
+      </w:r>
+      <w:r>
+        <w:t xml:space="preserve">ou </w:t>
+      </w:r>
+      <w:r>
+        <w:t>YAMS</w:t>
+      </w:r>
+      <w:r>
+        <w:t>).</w:t>
       </w:r>
       <w:r>
         <w:t xml:space="preserve"> </w:t>
@@ -11139,6 +6389,9 @@
       </w:r>
       <w:r>
         <w:t xml:space="preserve"> </w:t>
+      </w:r>
+      <w:r>
+        <w:t xml:space="preserve">(cette fonction n'existe que depuis 2018 : avant il fallait éditer le fichier directement, en dehors de KB3) </w:t>
       </w:r>
       <w:r>
         <w:t>:</w:t>
@@ -11168,7 +6421,7 @@
                     <pic:cNvPicPr/>
                   </pic:nvPicPr>
                   <pic:blipFill rotWithShape="1">
-                    <a:blip r:embed="rId13"/>
+                    <a:blip r:embed="rId10"/>
                     <a:srcRect l="896" r="1029" b="2801"/>
                     <a:stretch/>
                   </pic:blipFill>
@@ -11960,7 +7213,7 @@
       <w:pPr>
         <w:pStyle w:val="Titre3"/>
       </w:pPr>
-      <w:bookmarkStart w:id="20" w:name="_Toc4057677"/>
+      <w:bookmarkStart w:id="20" w:name="_Toc5806978"/>
       <w:r>
         <w:t>Premiers tests</w:t>
       </w:r>
@@ -11971,10 +7224,25 @@
         <w:pStyle w:val="Paragraphe"/>
       </w:pPr>
       <w:r>
-        <w:t xml:space="preserve">On peut à ce stade charger la bdc dans KB3 et faire des tests en remplissant les interfaces à la main. Tous les objets (nœuds et liens) peuvent être créés, et on peut brancher tout lien sur tout nœud (mais cela n'affecte pas </w:t>
-      </w:r>
-      <w:r>
-        <w:t>les interfaces). Les icônes sont toutes identiques à l'icône par défaut</w:t>
+        <w:t xml:space="preserve">On peut à ce stade charger la bdc dans KB3 et faire des tests en </w:t>
+      </w:r>
+      <w:r>
+        <w:t>créant des objets</w:t>
+      </w:r>
+      <w:r>
+        <w:t>. Tous les objets (nœuds et liens) peuvent être créés, et on peut br</w:t>
+      </w:r>
+      <w:r>
+        <w:t xml:space="preserve">ancher tout lien sur tout nœud, </w:t>
+      </w:r>
+      <w:r>
+        <w:t xml:space="preserve">mais cela n'affecte pas </w:t>
+      </w:r>
+      <w:r>
+        <w:t>les interfaces : il faut les remplir "à la main", à partir de l'éditeur d'objets</w:t>
+      </w:r>
+      <w:r>
+        <w:t>. Les icônes sont toutes identiques à l'icône par défaut</w:t>
       </w:r>
       <w:r>
         <w:t>.</w:t>
@@ -12085,7 +7353,7 @@
       <w:pPr>
         <w:pStyle w:val="Titre2"/>
       </w:pPr>
-      <w:bookmarkStart w:id="21" w:name="_Toc4057678"/>
+      <w:bookmarkStart w:id="21" w:name="_Toc5806979"/>
       <w:r>
         <w:t>Spécifier les points de connexion</w:t>
       </w:r>
@@ -12185,7 +7453,7 @@
       <w:pPr>
         <w:pStyle w:val="Titre2"/>
       </w:pPr>
-      <w:bookmarkStart w:id="22" w:name="_Toc4057679"/>
+      <w:bookmarkStart w:id="22" w:name="_Toc5806980"/>
       <w:r>
         <w:t>Renseigner les contraintes de connexion et les règles de remplissage des interfaces</w:t>
       </w:r>
@@ -13274,20 +8542,6 @@
     </w:p>
     <w:p>
       <w:pPr>
-        <w:pStyle w:val="Paragraphe"/>
-      </w:pPr>
-      <w:r>
-        <w:t>On profite du fait que le type "bascule" est un sous-type du type "composant" pour factoriser le r</w:t>
-      </w:r>
-      <w:r>
-        <w:t>emplissage de l'interface amont</w:t>
-      </w:r>
-      <w:r>
-        <w:t>.</w:t>
-      </w:r>
-    </w:p>
-    <w:p>
-      <w:pPr>
         <w:pStyle w:val="Listing"/>
         <w:keepNext/>
       </w:pPr>
@@ -13496,29 +8750,21 @@
       <w:pPr>
         <w:pStyle w:val="Listing"/>
         <w:keepNext/>
-        <w:rPr>
-          <w:color w:val="FF0000"/>
-        </w:rPr>
-      </w:pPr>
-      <w:r>
-        <w:tab/>
-      </w:r>
-      <w:r>
-        <w:tab/>
-      </w:r>
-      <w:r>
-        <w:tab/>
-      </w:r>
-      <w:r>
-        <w:tab/>
-      </w:r>
-      <w:r>
-        <w:tab/>
-      </w:r>
-      <w:r>
-        <w:rPr>
-          <w:color w:val="FF0000"/>
-        </w:rPr>
+      </w:pPr>
+      <w:r>
+        <w:tab/>
+      </w:r>
+      <w:r>
+        <w:tab/>
+      </w:r>
+      <w:r>
+        <w:tab/>
+      </w:r>
+      <w:r>
+        <w:tab/>
+      </w:r>
+      <w:r>
+        <w:tab/>
         <w:t>&lt;REGLE_ARRIVEE_DEPART&gt;</w:t>
       </w:r>
     </w:p>
@@ -13526,51 +8772,34 @@
       <w:pPr>
         <w:pStyle w:val="Listing"/>
         <w:keepNext/>
+      </w:pPr>
+      <w:r>
+        <w:tab/>
+      </w:r>
+      <w:r>
+        <w:tab/>
+      </w:r>
+      <w:r>
+        <w:tab/>
+      </w:r>
+      <w:r>
+        <w:tab/>
+      </w:r>
+      <w:r>
+        <w:tab/>
+      </w:r>
+      <w:r>
+        <w:tab/>
+        <w:t>&lt;INTERFACE&gt;</w:t>
+      </w:r>
+      <w:r>
         <w:rPr>
           <w:color w:val="FF0000"/>
         </w:rPr>
-      </w:pPr>
-      <w:r>
-        <w:rPr>
-          <w:color w:val="FF0000"/>
-        </w:rPr>
-        <w:tab/>
-      </w:r>
-      <w:r>
-        <w:rPr>
-          <w:color w:val="FF0000"/>
-        </w:rPr>
-        <w:tab/>
-      </w:r>
-      <w:r>
-        <w:rPr>
-          <w:color w:val="FF0000"/>
-        </w:rPr>
-        <w:tab/>
-      </w:r>
-      <w:r>
-        <w:rPr>
-          <w:color w:val="FF0000"/>
-        </w:rPr>
-        <w:tab/>
-      </w:r>
-      <w:r>
-        <w:rPr>
-          <w:color w:val="FF0000"/>
-        </w:rPr>
-        <w:tab/>
-      </w:r>
-      <w:r>
-        <w:rPr>
-          <w:color w:val="FF0000"/>
-        </w:rPr>
-        <w:tab/>
-      </w:r>
-      <w:r>
-        <w:rPr>
-          <w:color w:val="FF0000"/>
-        </w:rPr>
-        <w:t>&lt;INTERFACE&gt;amont&lt;/INTERFACE&gt;</w:t>
+        <w:t>amont</w:t>
+      </w:r>
+      <w:r>
+        <w:t>&lt;/INTERFACE&gt;</w:t>
       </w:r>
     </w:p>
     <w:p>
@@ -13579,33 +8808,18 @@
         <w:keepNext/>
       </w:pPr>
       <w:r>
-        <w:rPr>
-          <w:color w:val="FF0000"/>
-        </w:rPr>
-        <w:tab/>
-      </w:r>
-      <w:r>
-        <w:rPr>
-          <w:color w:val="FF0000"/>
-        </w:rPr>
-        <w:tab/>
-      </w:r>
-      <w:r>
-        <w:rPr>
-          <w:color w:val="FF0000"/>
-        </w:rPr>
-        <w:tab/>
-      </w:r>
-      <w:r>
-        <w:rPr>
-          <w:color w:val="FF0000"/>
-        </w:rPr>
-        <w:tab/>
-      </w:r>
-      <w:r>
-        <w:rPr>
-          <w:color w:val="FF0000"/>
-        </w:rPr>
+        <w:tab/>
+      </w:r>
+      <w:r>
+        <w:tab/>
+      </w:r>
+      <w:r>
+        <w:tab/>
+      </w:r>
+      <w:r>
+        <w:tab/>
+      </w:r>
+      <w:r>
         <w:tab/>
         <w:t>&lt;/REGLE_ARRIVEE_DEPART&gt;</w:t>
       </w:r>
@@ -13791,7 +9005,21 @@
       </w:r>
       <w:r>
         <w:tab/>
-        <w:t>&lt;/REGLE_ARRIVEE_DEPART&gt;</w:t>
+      </w:r>
+      <w:r>
+        <w:tab/>
+      </w:r>
+      <w:r>
+        <w:t>&lt;INTERFACE&gt;</w:t>
+      </w:r>
+      <w:r>
+        <w:rPr>
+          <w:color w:val="FF0000"/>
+        </w:rPr>
+        <w:t>amont</w:t>
+      </w:r>
+      <w:r>
+        <w:t>&lt;/INTERFACE&gt;</w:t>
       </w:r>
     </w:p>
     <w:p>
@@ -13810,7 +9038,10 @@
       </w:r>
       <w:r>
         <w:tab/>
-        <w:t>&lt;/CONNEXION_ACCEPTEE&gt;</w:t>
+      </w:r>
+      <w:r>
+        <w:tab/>
+        <w:t>&lt;/REGLE_ARRIVEE_DEPART&gt;</w:t>
       </w:r>
     </w:p>
     <w:p>
@@ -13829,7 +9060,7 @@
       </w:r>
       <w:r>
         <w:tab/>
-        <w:t>&lt;CONNEXION_ACCEPTEE&gt;</w:t>
+        <w:t>&lt;/CONNEXION_ACCEPTEE&gt;</w:t>
       </w:r>
     </w:p>
     <w:p>
@@ -13848,19 +9079,7 @@
       </w:r>
       <w:r>
         <w:tab/>
-      </w:r>
-      <w:r>
-        <w:tab/>
-        <w:t>&lt;NOM&gt;</w:t>
-      </w:r>
-      <w:r>
-        <w:rPr>
-          <w:color w:val="FF0000"/>
-        </w:rPr>
-        <w:t>entree_s</w:t>
-      </w:r>
-      <w:r>
-        <w:t>&lt;/NOM&gt;</w:t>
+        <w:t>&lt;CONNEXION_ACCEPTEE&gt;</w:t>
       </w:r>
     </w:p>
     <w:p>
@@ -13882,65 +9101,84 @@
       </w:r>
       <w:r>
         <w:tab/>
-        <w:t>&lt;TYPE_POINT_CONNEXION&gt;</w:t>
+        <w:t>&lt;NOM&gt;</w:t>
       </w:r>
       <w:r>
         <w:rPr>
           <w:color w:val="FF0000"/>
         </w:rPr>
-        <w:t>bascule</w:t>
-      </w:r>
-      <w:r>
-        <w:t>&lt;/TYPE_POINT_CONNEXION&gt;</w:t>
+        <w:t>entree_s</w:t>
+      </w:r>
+      <w:r>
+        <w:t>&lt;/NOM&gt;</w:t>
       </w:r>
     </w:p>
     <w:p>
       <w:pPr>
         <w:pStyle w:val="Listing"/>
         <w:keepNext/>
-        <w:rPr>
-          <w:lang w:val="en-GB"/>
-        </w:rPr>
-      </w:pPr>
-      <w:r>
-        <w:tab/>
-      </w:r>
-      <w:r>
-        <w:tab/>
-      </w:r>
-      <w:r>
-        <w:tab/>
-      </w:r>
-      <w:r>
-        <w:tab/>
-      </w:r>
-      <w:r>
-        <w:tab/>
-      </w:r>
-      <w:r>
-        <w:rPr>
-          <w:lang w:val="en-GB"/>
-        </w:rPr>
-        <w:t>&lt;REGLE_ARRIVEE_DEPART&gt;</w:t>
+      </w:pPr>
+      <w:r>
+        <w:tab/>
+      </w:r>
+      <w:r>
+        <w:tab/>
+      </w:r>
+      <w:r>
+        <w:tab/>
+      </w:r>
+      <w:r>
+        <w:tab/>
+      </w:r>
+      <w:r>
+        <w:tab/>
+        <w:t>&lt;TYPE_POINT_CONNEXION&gt;</w:t>
+      </w:r>
+      <w:r>
+        <w:rPr>
+          <w:color w:val="FF0000"/>
+        </w:rPr>
+        <w:t>bascule</w:t>
+      </w:r>
+      <w:r>
+        <w:t>&lt;/TYPE_POINT_CONNEXION&gt;</w:t>
       </w:r>
     </w:p>
     <w:p>
       <w:pPr>
         <w:pStyle w:val="Listing"/>
         <w:keepNext/>
-      </w:pPr>
-      <w:r>
         <w:rPr>
           <w:lang w:val="en-GB"/>
         </w:rPr>
+      </w:pPr>
+      <w:r>
+        <w:tab/>
+      </w:r>
+      <w:r>
+        <w:tab/>
+      </w:r>
+      <w:r>
+        <w:tab/>
+      </w:r>
+      <w:r>
+        <w:tab/>
+      </w:r>
+      <w:r>
         <w:tab/>
       </w:r>
       <w:r>
         <w:rPr>
           <w:lang w:val="en-GB"/>
         </w:rPr>
-        <w:tab/>
-      </w:r>
+        <w:t>&lt;REGLE_ARRIVEE_DEPART&gt;</w:t>
+      </w:r>
+    </w:p>
+    <w:p>
+      <w:pPr>
+        <w:pStyle w:val="Listing"/>
+        <w:keepNext/>
+      </w:pPr>
       <w:r>
         <w:rPr>
           <w:lang w:val="en-GB"/>
@@ -13966,6 +9204,18 @@
         <w:tab/>
       </w:r>
       <w:r>
+        <w:rPr>
+          <w:lang w:val="en-GB"/>
+        </w:rPr>
+        <w:tab/>
+      </w:r>
+      <w:r>
+        <w:rPr>
+          <w:lang w:val="en-GB"/>
+        </w:rPr>
+        <w:tab/>
+      </w:r>
+      <w:r>
         <w:t>&lt;INTERFACE&gt;</w:t>
       </w:r>
       <w:r>
@@ -13973,6 +9223,42 @@
           <w:color w:val="FF0000"/>
         </w:rPr>
         <w:t>secours</w:t>
+      </w:r>
+      <w:r>
+        <w:t>&lt;/INTERFACE&gt;</w:t>
+      </w:r>
+    </w:p>
+    <w:p>
+      <w:pPr>
+        <w:pStyle w:val="Listing"/>
+        <w:keepNext/>
+      </w:pPr>
+      <w:r>
+        <w:tab/>
+      </w:r>
+      <w:r>
+        <w:tab/>
+      </w:r>
+      <w:r>
+        <w:tab/>
+      </w:r>
+      <w:r>
+        <w:tab/>
+      </w:r>
+      <w:r>
+        <w:tab/>
+      </w:r>
+      <w:r>
+        <w:tab/>
+      </w:r>
+      <w:r>
+        <w:t>&lt;INTERFACE&gt;</w:t>
+      </w:r>
+      <w:r>
+        <w:rPr>
+          <w:color w:val="FF0000"/>
+        </w:rPr>
+        <w:t>amont</w:t>
       </w:r>
       <w:r>
         <w:t>&lt;/INTERFACE&gt;</w:t>
@@ -14072,6 +9358,9 @@
         <w:tab/>
       </w:r>
       <w:r>
+        <w:tab/>
+      </w:r>
+      <w:r>
         <w:rPr>
           <w:rFonts w:ascii="Courier New" w:hAnsi="Courier New"/>
           <w:sz w:val="16"/>
@@ -14084,7 +9373,7 @@
       <w:pPr>
         <w:pStyle w:val="Titre2"/>
       </w:pPr>
-      <w:bookmarkStart w:id="23" w:name="_Toc4057680"/>
+      <w:bookmarkStart w:id="23" w:name="_Toc5806981"/>
       <w:r>
         <w:t>Spécifier les algorithmes d'objets déduits</w:t>
       </w:r>
@@ -14125,7 +9414,7 @@
       <w:pPr>
         <w:pStyle w:val="Titre2"/>
       </w:pPr>
-      <w:bookmarkStart w:id="24" w:name="_Toc4057681"/>
+      <w:bookmarkStart w:id="24" w:name="_Toc5806982"/>
       <w:r>
         <w:lastRenderedPageBreak/>
         <w:t>Choisir ou créer des icônes et styles de liens</w:t>
@@ -14144,7 +9433,7 @@
       <w:pPr>
         <w:pStyle w:val="Titre3"/>
       </w:pPr>
-      <w:bookmarkStart w:id="25" w:name="_Toc4057682"/>
+      <w:bookmarkStart w:id="25" w:name="_Toc5806983"/>
       <w:r>
         <w:t>Icônes</w:t>
       </w:r>
@@ -14191,7 +9480,7 @@
       <w:pPr>
         <w:pStyle w:val="Titre3"/>
       </w:pPr>
-      <w:bookmarkStart w:id="26" w:name="_Toc4057683"/>
+      <w:bookmarkStart w:id="26" w:name="_Toc5806984"/>
       <w:r>
         <w:t>Liens</w:t>
       </w:r>
@@ -14227,7 +9516,7 @@
         <w:pStyle w:val="Titre2"/>
       </w:pPr>
       <w:bookmarkStart w:id="27" w:name="_Ref153967930"/>
-      <w:bookmarkStart w:id="28" w:name="_Toc4057684"/>
+      <w:bookmarkStart w:id="28" w:name="_Toc5806985"/>
       <w:r>
         <w:t>Exploiter l'héritage dans le fichier .bdc</w:t>
       </w:r>
@@ -14509,9 +9798,12 @@
       <w:r>
         <w:t xml:space="preserve"> </w:t>
       </w:r>
-      <w:bookmarkStart w:id="29" w:name="_Toc4057685"/>
+      <w:bookmarkStart w:id="29" w:name="_Toc5806986"/>
       <w:r>
         <w:t>Ajouter des modes de visualisation</w:t>
+      </w:r>
+      <w:r>
+        <w:t xml:space="preserve"> et variantes graphiques</w:t>
       </w:r>
       <w:bookmarkEnd w:id="29"/>
     </w:p>
@@ -15091,7 +10383,7 @@
       <w:pPr>
         <w:pStyle w:val="Titre2"/>
       </w:pPr>
-      <w:bookmarkStart w:id="30" w:name="_Toc4057686"/>
+      <w:bookmarkStart w:id="30" w:name="_Toc5806987"/>
       <w:r>
         <w:t>Ajouter des calques</w:t>
       </w:r>
@@ -15116,10 +10408,32 @@
         <w:pStyle w:val="Paragraphe"/>
       </w:pPr>
       <w:r>
-        <w:t xml:space="preserve">Chaque calque peut contenir une image de fond (un fichier de format .bmp) et une liste d'objets. Certains objets peuvent appartenir à plusieurs calques. </w:t>
-      </w:r>
-      <w:r>
-        <w:t xml:space="preserve">L'utilisateur de KB3 peut définir dans chaque étude ses propres calques, mais pour lui faciliter le travail on peut définir dans la base de connaissances une liste de calques, avec les types (et ceux qui en héritent) à afficher sur ces calques. </w:t>
+        <w:t>Chaque calque peut contenir une image de fond (un fichier de format .bmp</w:t>
+      </w:r>
+      <w:r>
+        <w:t>, à l'exclusion de tout autre format</w:t>
+      </w:r>
+      <w:r>
+        <w:t xml:space="preserve">) et une liste d'objets. Certains objets peuvent appartenir à plusieurs calques. </w:t>
+      </w:r>
+      <w:r>
+        <w:t xml:space="preserve">L'utilisateur de KB3 peut définir dans chaque étude ses propres calques, mais pour lui faciliter le travail on peut </w:t>
+      </w:r>
+      <w:r>
+        <w:t>déclarer</w:t>
+      </w:r>
+      <w:r>
+        <w:t xml:space="preserve"> dans la base de connaissances </w:t>
+      </w:r>
+      <w:r>
+        <w:lastRenderedPageBreak/>
+        <w:t>une liste de calques, avec les types (et ceux qui en héritent) à afficher sur ces calques.</w:t>
+      </w:r>
+      <w:r>
+        <w:t xml:space="preserve"> Ainsi, lors de la création dans KB3 d'un nouvel objet, celui-ci sera automatiquement associé à certains calques, en fonction des informations définies dans la bdc.</w:t>
+      </w:r>
+      <w:r>
+        <w:t xml:space="preserve"> </w:t>
       </w:r>
       <w:r>
         <w:t xml:space="preserve">Les types déclarés dans les calques doivent être présents par ailleurs dans le fichier .bdc. </w:t>
@@ -15130,7 +10444,6 @@
         <w:pStyle w:val="Paragraphe"/>
       </w:pPr>
       <w:r>
-        <w:lastRenderedPageBreak/>
         <w:t>Voici un exemple de définition de deux calques, l'un contenant</w:t>
       </w:r>
       <w:r>
@@ -15730,7 +11043,7 @@
       <w:pPr>
         <w:pStyle w:val="Titre2"/>
       </w:pPr>
-      <w:bookmarkStart w:id="31" w:name="_Toc4057687"/>
+      <w:bookmarkStart w:id="31" w:name="_Toc5806988"/>
       <w:r>
         <w:t>Verrouiller</w:t>
       </w:r>
@@ -15807,7 +11120,7 @@
       <w:r>
         <w:t xml:space="preserve"> </w:t>
       </w:r>
-      <w:bookmarkStart w:id="32" w:name="_Toc4057688"/>
+      <w:bookmarkStart w:id="32" w:name="_Toc5806989"/>
       <w:r>
         <w:t>Rédiger les aides à l’utilisateur</w:t>
       </w:r>
@@ -15910,7 +11223,7 @@
       <w:pPr>
         <w:pStyle w:val="Titre1"/>
       </w:pPr>
-      <w:bookmarkStart w:id="33" w:name="_Toc4057689"/>
+      <w:bookmarkStart w:id="33" w:name="_Toc5806990"/>
       <w:r>
         <w:t>Modification d'une bdc existante</w:t>
       </w:r>
@@ -15920,7 +11233,7 @@
       <w:pPr>
         <w:pStyle w:val="Titre2"/>
       </w:pPr>
-      <w:bookmarkStart w:id="34" w:name="_Toc4057690"/>
+      <w:bookmarkStart w:id="34" w:name="_Toc5806991"/>
       <w:r>
         <w:t>Principes généraux</w:t>
       </w:r>
@@ -15928,10 +11241,17 @@
     </w:p>
     <w:p>
       <w:r>
-        <w:t>Le risque principal lorsqu'on reprend une base existante, est de se perdre dans les détails et d'introduire des erreurs par manque de vue d'ensemble. C'est pourquoi nous conseillons, pour une reprise assez profonde d'une bdc, de commencer par supprimer le fichier .bdc de façon à re-génerer un squelette de fichier .bdc qui sera réduit au minimum, et de reprendre les étapes définies dans cette note, sans en sauter aucune. Il n'est pas interdit, évidemment, de gagner du temps à chaque étape en utilisant le copier-coller à partir de l'ancienne version du fichier .bdc (cela se fait alors en u</w:t>
-      </w:r>
-      <w:r>
-        <w:t>tilisant XMLPad</w:t>
+        <w:t xml:space="preserve">Le risque principal lorsqu'on reprend une base existante, est de se perdre dans les détails et d'introduire des erreurs par manque de vue d'ensemble. C'est pourquoi nous conseillons, pour une reprise assez profonde d'une bdc, de commencer par supprimer le fichier .bdc de façon à re-génerer un squelette de fichier .bdc qui sera réduit au minimum, et de reprendre les étapes définies dans cette note, sans en sauter aucune. Il n'est pas interdit, </w:t>
+      </w:r>
+      <w:r>
+        <w:lastRenderedPageBreak/>
+        <w:t>évidemment, de gagner du temps à chaque étape en utilisant le copier-coller à partir de l'ancienne version du fichier .bdc (cela se fait alors en u</w:t>
+      </w:r>
+      <w:r>
+        <w:t xml:space="preserve">tilisant </w:t>
+      </w:r>
+      <w:r>
+        <w:t>QXmlEdit</w:t>
       </w:r>
       <w:r>
         <w:t>).</w:t>
@@ -15951,11 +11271,7 @@
         <w:t xml:space="preserve">. </w:t>
       </w:r>
       <w:r>
-        <w:t xml:space="preserve">Dans le cas où on fait peu d'évolutions, il est pratique de garder le même nom de bdc (ce nom est déclaré dans le fichier .bdc), et de signaler le numéro de version dans la </w:t>
-      </w:r>
-      <w:r>
-        <w:lastRenderedPageBreak/>
-        <w:t>description. Le nom de la bdc et sa description sont affichés dans KB3</w:t>
+        <w:t>Dans le cas où on fait peu d'évolutions, il est pratique de garder le même nom de bdc (ce nom est déclaré dans le fichier .bdc), et de signaler le numéro de version dans la description. Le nom de la bdc et sa description sont affichés dans KB3</w:t>
       </w:r>
       <w:r>
         <w:t>; on ne peut donc pas se tromper sur la version de bdc que l'on utilise.</w:t>
@@ -15983,7 +11299,7 @@
       <w:pPr>
         <w:pStyle w:val="Titre2"/>
       </w:pPr>
-      <w:bookmarkStart w:id="35" w:name="_Toc4057691"/>
+      <w:bookmarkStart w:id="35" w:name="_Toc5806992"/>
       <w:r>
         <w:t xml:space="preserve">Comment </w:t>
       </w:r>
@@ -16110,52 +11426,124 @@
     </w:p>
     <w:p>
       <w:pPr>
-        <w:rPr>
-          <w:sz w:val="14"/>
-        </w:rPr>
-      </w:pPr>
-      <w:r>
-        <w:rPr>
-          <w:sz w:val="14"/>
+        <w:keepNext/>
+        <w:tabs>
+          <w:tab w:val="clear" w:pos="567"/>
+          <w:tab w:val="clear" w:pos="1134"/>
+          <w:tab w:val="clear" w:pos="1701"/>
+          <w:tab w:val="clear" w:pos="2268"/>
+          <w:tab w:val="clear" w:pos="2835"/>
+        </w:tabs>
+        <w:autoSpaceDE/>
+        <w:autoSpaceDN/>
+        <w:adjustRightInd/>
+        <w:spacing w:after="0"/>
+        <w:ind w:left="709" w:hanging="425"/>
+        <w:jc w:val="left"/>
+        <w:rPr>
+          <w:rFonts w:ascii="Courier New" w:hAnsi="Courier New" w:cs="Courier New"/>
+          <w:sz w:val="16"/>
+          <w:szCs w:val="16"/>
+        </w:rPr>
+      </w:pPr>
+      <w:r>
+        <w:rPr>
+          <w:rFonts w:ascii="Courier New" w:hAnsi="Courier New" w:cs="Courier New"/>
+          <w:sz w:val="16"/>
+          <w:szCs w:val="16"/>
         </w:rPr>
         <w:t>&lt;?xml version="1.0" encoding="utf-8"?&gt;</w:t>
       </w:r>
     </w:p>
     <w:p>
       <w:pPr>
-        <w:rPr>
-          <w:sz w:val="14"/>
-        </w:rPr>
-      </w:pPr>
-      <w:r>
-        <w:rPr>
-          <w:sz w:val="14"/>
+        <w:keepNext/>
+        <w:tabs>
+          <w:tab w:val="clear" w:pos="567"/>
+          <w:tab w:val="clear" w:pos="1134"/>
+          <w:tab w:val="clear" w:pos="1701"/>
+          <w:tab w:val="clear" w:pos="2268"/>
+          <w:tab w:val="clear" w:pos="2835"/>
+        </w:tabs>
+        <w:autoSpaceDE/>
+        <w:autoSpaceDN/>
+        <w:adjustRightInd/>
+        <w:spacing w:after="0"/>
+        <w:ind w:left="709" w:hanging="425"/>
+        <w:jc w:val="left"/>
+        <w:rPr>
+          <w:rFonts w:ascii="Courier New" w:hAnsi="Courier New" w:cs="Courier New"/>
+          <w:sz w:val="16"/>
+          <w:szCs w:val="16"/>
+        </w:rPr>
+      </w:pPr>
+      <w:r>
+        <w:rPr>
+          <w:rFonts w:ascii="Courier New" w:hAnsi="Courier New" w:cs="Courier New"/>
+          <w:sz w:val="16"/>
+          <w:szCs w:val="16"/>
         </w:rPr>
         <w:t>&lt;DatabaseManagement xmlns:xsi="http://www.w3.org/2001/XMLSchema-instance" xsi:noNamespaceSchemaLocation="KB3DatabaseManager.xsd"&gt;</w:t>
       </w:r>
     </w:p>
     <w:p>
       <w:pPr>
-        <w:rPr>
-          <w:sz w:val="14"/>
-        </w:rPr>
-      </w:pPr>
-      <w:r>
-        <w:rPr>
-          <w:sz w:val="14"/>
+        <w:keepNext/>
+        <w:tabs>
+          <w:tab w:val="clear" w:pos="567"/>
+          <w:tab w:val="clear" w:pos="1134"/>
+          <w:tab w:val="clear" w:pos="1701"/>
+          <w:tab w:val="clear" w:pos="2268"/>
+          <w:tab w:val="clear" w:pos="2835"/>
+        </w:tabs>
+        <w:autoSpaceDE/>
+        <w:autoSpaceDN/>
+        <w:adjustRightInd/>
+        <w:spacing w:after="0"/>
+        <w:ind w:left="709" w:hanging="425"/>
+        <w:jc w:val="left"/>
+        <w:rPr>
+          <w:rFonts w:ascii="Courier New" w:hAnsi="Courier New" w:cs="Courier New"/>
+          <w:sz w:val="16"/>
+          <w:szCs w:val="16"/>
+        </w:rPr>
+      </w:pPr>
+      <w:r>
+        <w:rPr>
+          <w:rFonts w:ascii="Courier New" w:hAnsi="Courier New" w:cs="Courier New"/>
+          <w:sz w:val="16"/>
+          <w:szCs w:val="16"/>
         </w:rPr>
         <w:t>&lt;VersionUpdate fromVersion="24" toVersion="24"&gt;</w:t>
       </w:r>
     </w:p>
     <w:p>
       <w:pPr>
-        <w:rPr>
-          <w:sz w:val="14"/>
-        </w:rPr>
-      </w:pPr>
-      <w:r>
-        <w:rPr>
-          <w:sz w:val="14"/>
+        <w:keepNext/>
+        <w:tabs>
+          <w:tab w:val="clear" w:pos="567"/>
+          <w:tab w:val="clear" w:pos="1134"/>
+          <w:tab w:val="clear" w:pos="1701"/>
+          <w:tab w:val="clear" w:pos="2268"/>
+          <w:tab w:val="clear" w:pos="2835"/>
+        </w:tabs>
+        <w:autoSpaceDE/>
+        <w:autoSpaceDN/>
+        <w:adjustRightInd/>
+        <w:spacing w:after="0"/>
+        <w:ind w:left="709" w:hanging="425"/>
+        <w:jc w:val="left"/>
+        <w:rPr>
+          <w:rFonts w:ascii="Courier New" w:hAnsi="Courier New" w:cs="Courier New"/>
+          <w:sz w:val="16"/>
+          <w:szCs w:val="16"/>
+        </w:rPr>
+      </w:pPr>
+      <w:r>
+        <w:rPr>
+          <w:rFonts w:ascii="Courier New" w:hAnsi="Courier New" w:cs="Courier New"/>
+          <w:sz w:val="16"/>
+          <w:szCs w:val="16"/>
         </w:rPr>
         <w:tab/>
         <w:t>&lt;Comment&gt;modification noms bdc et types&lt;/Comment&gt;</w:t>
@@ -16163,26 +11551,62 @@
     </w:p>
     <w:p>
       <w:pPr>
-        <w:rPr>
-          <w:sz w:val="14"/>
-        </w:rPr>
-      </w:pPr>
-      <w:r>
-        <w:rPr>
-          <w:sz w:val="14"/>
-        </w:rPr>
-        <w:tab/>
-      </w:r>
-    </w:p>
-    <w:p>
-      <w:pPr>
-        <w:rPr>
-          <w:sz w:val="14"/>
-        </w:rPr>
-      </w:pPr>
-      <w:r>
-        <w:rPr>
-          <w:sz w:val="14"/>
+        <w:keepNext/>
+        <w:tabs>
+          <w:tab w:val="clear" w:pos="567"/>
+          <w:tab w:val="clear" w:pos="1134"/>
+          <w:tab w:val="clear" w:pos="1701"/>
+          <w:tab w:val="clear" w:pos="2268"/>
+          <w:tab w:val="clear" w:pos="2835"/>
+        </w:tabs>
+        <w:autoSpaceDE/>
+        <w:autoSpaceDN/>
+        <w:adjustRightInd/>
+        <w:spacing w:after="0"/>
+        <w:ind w:left="709" w:hanging="425"/>
+        <w:jc w:val="left"/>
+        <w:rPr>
+          <w:rFonts w:ascii="Courier New" w:hAnsi="Courier New" w:cs="Courier New"/>
+          <w:sz w:val="16"/>
+          <w:szCs w:val="16"/>
+        </w:rPr>
+      </w:pPr>
+      <w:r>
+        <w:rPr>
+          <w:rFonts w:ascii="Courier New" w:hAnsi="Courier New" w:cs="Courier New"/>
+          <w:sz w:val="16"/>
+          <w:szCs w:val="16"/>
+        </w:rPr>
+        <w:tab/>
+      </w:r>
+    </w:p>
+    <w:p>
+      <w:pPr>
+        <w:keepNext/>
+        <w:tabs>
+          <w:tab w:val="clear" w:pos="567"/>
+          <w:tab w:val="clear" w:pos="1134"/>
+          <w:tab w:val="clear" w:pos="1701"/>
+          <w:tab w:val="clear" w:pos="2268"/>
+          <w:tab w:val="clear" w:pos="2835"/>
+        </w:tabs>
+        <w:autoSpaceDE/>
+        <w:autoSpaceDN/>
+        <w:adjustRightInd/>
+        <w:spacing w:after="0"/>
+        <w:ind w:left="709" w:hanging="425"/>
+        <w:jc w:val="left"/>
+        <w:rPr>
+          <w:rFonts w:ascii="Courier New" w:hAnsi="Courier New" w:cs="Courier New"/>
+          <w:sz w:val="16"/>
+          <w:szCs w:val="16"/>
+        </w:rPr>
+      </w:pPr>
+      <w:r>
+        <w:rPr>
+          <w:rFonts w:ascii="Courier New" w:hAnsi="Courier New" w:cs="Courier New"/>
+          <w:sz w:val="16"/>
+          <w:szCs w:val="16"/>
         </w:rPr>
         <w:tab/>
         <w:t>&lt;Command&gt;update STRU_FIG set NOM="lien_testeur" where NOM="lien_testeur_hydrau";&lt;/Command&gt;</w:t>
@@ -16190,13 +11614,31 @@
     </w:p>
     <w:p>
       <w:pPr>
-        <w:rPr>
-          <w:sz w:val="14"/>
-        </w:rPr>
-      </w:pPr>
-      <w:r>
-        <w:rPr>
-          <w:sz w:val="14"/>
+        <w:keepNext/>
+        <w:tabs>
+          <w:tab w:val="clear" w:pos="567"/>
+          <w:tab w:val="clear" w:pos="1134"/>
+          <w:tab w:val="clear" w:pos="1701"/>
+          <w:tab w:val="clear" w:pos="2268"/>
+          <w:tab w:val="clear" w:pos="2835"/>
+        </w:tabs>
+        <w:autoSpaceDE/>
+        <w:autoSpaceDN/>
+        <w:adjustRightInd/>
+        <w:spacing w:after="0"/>
+        <w:ind w:left="709" w:hanging="425"/>
+        <w:jc w:val="left"/>
+        <w:rPr>
+          <w:rFonts w:ascii="Courier New" w:hAnsi="Courier New" w:cs="Courier New"/>
+          <w:sz w:val="16"/>
+          <w:szCs w:val="16"/>
+        </w:rPr>
+      </w:pPr>
+      <w:r>
+        <w:rPr>
+          <w:rFonts w:ascii="Courier New" w:hAnsi="Courier New" w:cs="Courier New"/>
+          <w:sz w:val="16"/>
+          <w:szCs w:val="16"/>
         </w:rPr>
         <w:tab/>
         <w:t>&lt;Command&gt;update STRU_FIG set TYPE_NAME="lien_testeur" where TYPE_NAME="lien_testeur_hydrau";&lt;/Command&gt;</w:t>
@@ -16204,26 +11646,62 @@
     </w:p>
     <w:p>
       <w:pPr>
-        <w:rPr>
-          <w:sz w:val="14"/>
-        </w:rPr>
-      </w:pPr>
-      <w:r>
-        <w:rPr>
-          <w:sz w:val="14"/>
-        </w:rPr>
-        <w:tab/>
-      </w:r>
-    </w:p>
-    <w:p>
-      <w:pPr>
-        <w:rPr>
-          <w:sz w:val="14"/>
-        </w:rPr>
-      </w:pPr>
-      <w:r>
-        <w:rPr>
-          <w:sz w:val="14"/>
+        <w:keepNext/>
+        <w:tabs>
+          <w:tab w:val="clear" w:pos="567"/>
+          <w:tab w:val="clear" w:pos="1134"/>
+          <w:tab w:val="clear" w:pos="1701"/>
+          <w:tab w:val="clear" w:pos="2268"/>
+          <w:tab w:val="clear" w:pos="2835"/>
+        </w:tabs>
+        <w:autoSpaceDE/>
+        <w:autoSpaceDN/>
+        <w:adjustRightInd/>
+        <w:spacing w:after="0"/>
+        <w:ind w:left="709" w:hanging="425"/>
+        <w:jc w:val="left"/>
+        <w:rPr>
+          <w:rFonts w:ascii="Courier New" w:hAnsi="Courier New" w:cs="Courier New"/>
+          <w:sz w:val="16"/>
+          <w:szCs w:val="16"/>
+        </w:rPr>
+      </w:pPr>
+      <w:r>
+        <w:rPr>
+          <w:rFonts w:ascii="Courier New" w:hAnsi="Courier New" w:cs="Courier New"/>
+          <w:sz w:val="16"/>
+          <w:szCs w:val="16"/>
+        </w:rPr>
+        <w:tab/>
+      </w:r>
+    </w:p>
+    <w:p>
+      <w:pPr>
+        <w:keepNext/>
+        <w:tabs>
+          <w:tab w:val="clear" w:pos="567"/>
+          <w:tab w:val="clear" w:pos="1134"/>
+          <w:tab w:val="clear" w:pos="1701"/>
+          <w:tab w:val="clear" w:pos="2268"/>
+          <w:tab w:val="clear" w:pos="2835"/>
+        </w:tabs>
+        <w:autoSpaceDE/>
+        <w:autoSpaceDN/>
+        <w:adjustRightInd/>
+        <w:spacing w:after="0"/>
+        <w:ind w:left="709" w:hanging="425"/>
+        <w:jc w:val="left"/>
+        <w:rPr>
+          <w:rFonts w:ascii="Courier New" w:hAnsi="Courier New" w:cs="Courier New"/>
+          <w:sz w:val="16"/>
+          <w:szCs w:val="16"/>
+        </w:rPr>
+      </w:pPr>
+      <w:r>
+        <w:rPr>
+          <w:rFonts w:ascii="Courier New" w:hAnsi="Courier New" w:cs="Courier New"/>
+          <w:sz w:val="16"/>
+          <w:szCs w:val="16"/>
         </w:rPr>
         <w:tab/>
         <w:t>&lt;Command&gt;update STRU_FIG set NOM="lien_testeur" where NOM="lien_testeur_elec";&lt;/Command&gt;</w:t>
@@ -16231,20 +11709,40 @@
     </w:p>
     <w:p>
       <w:pPr>
-        <w:rPr>
-          <w:sz w:val="14"/>
+        <w:keepNext/>
+        <w:tabs>
+          <w:tab w:val="clear" w:pos="567"/>
+          <w:tab w:val="clear" w:pos="1134"/>
+          <w:tab w:val="clear" w:pos="1701"/>
+          <w:tab w:val="clear" w:pos="2268"/>
+          <w:tab w:val="clear" w:pos="2835"/>
+        </w:tabs>
+        <w:autoSpaceDE/>
+        <w:autoSpaceDN/>
+        <w:adjustRightInd/>
+        <w:spacing w:after="0"/>
+        <w:ind w:left="709" w:hanging="425"/>
+        <w:jc w:val="left"/>
+        <w:rPr>
+          <w:rFonts w:ascii="Courier New" w:hAnsi="Courier New" w:cs="Courier New"/>
+          <w:sz w:val="16"/>
+          <w:szCs w:val="16"/>
           <w:lang w:val="en-GB"/>
         </w:rPr>
       </w:pPr>
       <w:r>
         <w:rPr>
-          <w:sz w:val="14"/>
-        </w:rPr>
-        <w:tab/>
-      </w:r>
-      <w:r>
-        <w:rPr>
-          <w:sz w:val="14"/>
+          <w:rFonts w:ascii="Courier New" w:hAnsi="Courier New" w:cs="Courier New"/>
+          <w:sz w:val="16"/>
+          <w:szCs w:val="16"/>
+        </w:rPr>
+        <w:tab/>
+      </w:r>
+      <w:r>
+        <w:rPr>
+          <w:rFonts w:ascii="Courier New" w:hAnsi="Courier New" w:cs="Courier New"/>
+          <w:sz w:val="16"/>
+          <w:szCs w:val="16"/>
           <w:lang w:val="en-GB"/>
         </w:rPr>
         <w:t>&lt;Command&gt;update STRU_FIG set TYPE_NAME="lien_testeur" where TYPE_NAME="lien_testeur_elec";&lt;/Command&gt;</w:t>
@@ -16252,14 +11750,32 @@
     </w:p>
     <w:p>
       <w:pPr>
-        <w:rPr>
-          <w:sz w:val="14"/>
+        <w:keepNext/>
+        <w:tabs>
+          <w:tab w:val="clear" w:pos="567"/>
+          <w:tab w:val="clear" w:pos="1134"/>
+          <w:tab w:val="clear" w:pos="1701"/>
+          <w:tab w:val="clear" w:pos="2268"/>
+          <w:tab w:val="clear" w:pos="2835"/>
+        </w:tabs>
+        <w:autoSpaceDE/>
+        <w:autoSpaceDN/>
+        <w:adjustRightInd/>
+        <w:spacing w:after="0"/>
+        <w:ind w:left="709" w:hanging="425"/>
+        <w:jc w:val="left"/>
+        <w:rPr>
+          <w:rFonts w:ascii="Courier New" w:hAnsi="Courier New" w:cs="Courier New"/>
+          <w:sz w:val="16"/>
+          <w:szCs w:val="16"/>
           <w:lang w:val="en-GB"/>
         </w:rPr>
       </w:pPr>
       <w:r>
         <w:rPr>
-          <w:sz w:val="14"/>
+          <w:rFonts w:ascii="Courier New" w:hAnsi="Courier New" w:cs="Courier New"/>
+          <w:sz w:val="16"/>
+          <w:szCs w:val="16"/>
           <w:lang w:val="en-GB"/>
         </w:rPr>
         <w:tab/>
@@ -16267,37 +11783,110 @@
     </w:p>
     <w:p>
       <w:pPr>
-        <w:rPr>
-          <w:sz w:val="14"/>
-        </w:rPr>
-      </w:pPr>
-      <w:r>
-        <w:rPr>
-          <w:sz w:val="14"/>
+        <w:keepNext/>
+        <w:tabs>
+          <w:tab w:val="clear" w:pos="567"/>
+          <w:tab w:val="clear" w:pos="1134"/>
+          <w:tab w:val="clear" w:pos="1701"/>
+          <w:tab w:val="clear" w:pos="2268"/>
+          <w:tab w:val="clear" w:pos="2835"/>
+        </w:tabs>
+        <w:autoSpaceDE/>
+        <w:autoSpaceDN/>
+        <w:adjustRightInd/>
+        <w:spacing w:after="0"/>
+        <w:ind w:left="709" w:hanging="425"/>
+        <w:jc w:val="left"/>
+        <w:rPr>
+          <w:rFonts w:ascii="Courier New" w:hAnsi="Courier New" w:cs="Courier New"/>
+          <w:sz w:val="16"/>
+          <w:szCs w:val="16"/>
+        </w:rPr>
+      </w:pPr>
+      <w:r>
+        <w:rPr>
+          <w:rFonts w:ascii="Courier New" w:hAnsi="Courier New" w:cs="Courier New"/>
+          <w:sz w:val="16"/>
+          <w:szCs w:val="16"/>
         </w:rPr>
         <w:t>&lt;/VersionUpdate&gt;</w:t>
       </w:r>
     </w:p>
     <w:p>
-      <w:r>
-        <w:rPr>
-          <w:sz w:val="14"/>
+      <w:pPr>
+        <w:keepNext/>
+        <w:tabs>
+          <w:tab w:val="clear" w:pos="567"/>
+          <w:tab w:val="clear" w:pos="1134"/>
+          <w:tab w:val="clear" w:pos="1701"/>
+          <w:tab w:val="clear" w:pos="2268"/>
+          <w:tab w:val="clear" w:pos="2835"/>
+        </w:tabs>
+        <w:autoSpaceDE/>
+        <w:autoSpaceDN/>
+        <w:adjustRightInd/>
+        <w:spacing w:after="0"/>
+        <w:ind w:left="709" w:hanging="425"/>
+        <w:jc w:val="left"/>
+      </w:pPr>
+      <w:r>
+        <w:rPr>
+          <w:rFonts w:ascii="Courier New" w:hAnsi="Courier New" w:cs="Courier New"/>
+          <w:sz w:val="16"/>
+          <w:szCs w:val="16"/>
         </w:rPr>
         <w:t>&lt;/DatabaseManagement&gt;</w:t>
       </w:r>
       <w:r>
+        <w:rPr>
+          <w:rFonts w:ascii="Courier New" w:hAnsi="Courier New" w:cs="Courier New"/>
+          <w:sz w:val="16"/>
+          <w:szCs w:val="16"/>
+        </w:rPr>
         <w:t xml:space="preserve"> </w:t>
       </w:r>
       <w:r>
+        <w:rPr>
+          <w:rFonts w:ascii="Courier New" w:hAnsi="Courier New" w:cs="Courier New"/>
+          <w:sz w:val="16"/>
+          <w:szCs w:val="16"/>
+        </w:rPr>
         <w:t xml:space="preserve">  </w:t>
       </w:r>
     </w:p>
     <w:p>
       <w:pPr>
+        <w:tabs>
+          <w:tab w:val="clear" w:pos="567"/>
+          <w:tab w:val="clear" w:pos="1134"/>
+          <w:tab w:val="clear" w:pos="1701"/>
+          <w:tab w:val="clear" w:pos="2268"/>
+          <w:tab w:val="clear" w:pos="2835"/>
+        </w:tabs>
+        <w:autoSpaceDE/>
+        <w:autoSpaceDN/>
+        <w:adjustRightInd/>
+        <w:spacing w:after="0"/>
+        <w:jc w:val="left"/>
+        <w:rPr>
+          <w:rFonts w:ascii="Helvetica" w:hAnsi="Helvetica"/>
+          <w:b/>
+          <w:bCs/>
+          <w:sz w:val="32"/>
+          <w:szCs w:val="32"/>
+        </w:rPr>
+      </w:pPr>
+      <w:r>
+        <w:br w:type="page"/>
+      </w:r>
+    </w:p>
+    <w:p>
+      <w:pPr>
         <w:pStyle w:val="Titre1"/>
       </w:pPr>
-      <w:bookmarkStart w:id="36" w:name="_Toc4057692"/>
-      <w:r>
+      <w:bookmarkStart w:id="36" w:name="_Toc5806993"/>
+      <w:r>
+        <w:lastRenderedPageBreak/>
         <w:t>Conclusion</w:t>
       </w:r>
       <w:bookmarkEnd w:id="36"/>
@@ -16328,10 +11917,11 @@
         <w:ind w:left="567"/>
       </w:pPr>
       <w:r>
-        <w:lastRenderedPageBreak/>
         <w:t>- l'apparition de nouveaux outils sur le marché.</w:t>
       </w:r>
     </w:p>
+    <w:p/>
+    <w:p/>
     <w:p>
       <w:pPr>
         <w:pStyle w:val="Titre1"/>
@@ -16339,7 +11929,7 @@
       <w:r>
         <w:br w:type="page"/>
       </w:r>
-      <w:bookmarkStart w:id="37" w:name="_Toc4057693"/>
+      <w:bookmarkStart w:id="37" w:name="_Toc5806994"/>
       <w:r>
         <w:lastRenderedPageBreak/>
         <w:t>Annexe A : passage de paramètres lors du lancement d'un code externe par KB3</w:t>
@@ -16385,7 +11975,7 @@
                     <pic:cNvPicPr/>
                   </pic:nvPicPr>
                   <pic:blipFill>
-                    <a:blip r:embed="rId14"/>
+                    <a:blip r:embed="rId11"/>
                     <a:stretch>
                       <a:fillRect/>
                     </a:stretch>
@@ -16436,7 +12026,7 @@
                     <pic:cNvPicPr/>
                   </pic:nvPicPr>
                   <pic:blipFill rotWithShape="1">
-                    <a:blip r:embed="rId15"/>
+                    <a:blip r:embed="rId12"/>
                     <a:srcRect l="1152"/>
                     <a:stretch/>
                   </pic:blipFill>
@@ -16466,7 +12056,13 @@
     </w:p>
     <w:p>
       <w:r>
-        <w:t xml:space="preserve">Cela permet par exemple de lancer YAMS en </w:t>
+        <w:t xml:space="preserve">Cela permet </w:t>
+      </w:r>
+      <w:r>
+        <w:t>dans cet</w:t>
+      </w:r>
+      <w:r>
+        <w:t xml:space="preserve"> exemple de lancer YAMS en </w:t>
       </w:r>
       <w:r>
         <w:t>lui</w:t>
@@ -16686,7 +12282,7 @@
       </w:pPr>
     </w:p>
     <w:sectPr>
-      <w:headerReference w:type="default" r:id="rId16"/>
+      <w:headerReference w:type="default" r:id="rId13"/>
       <w:pgSz w:w="11906" w:h="16838"/>
       <w:pgMar w:top="1417" w:right="1417" w:bottom="1417" w:left="1417" w:header="708" w:footer="708" w:gutter="0"/>
       <w:cols w:space="708"/>
@@ -17081,7 +12677,7 @@
               <w:noProof/>
               <w:sz w:val="20"/>
             </w:rPr>
-            <w:t>6</w:t>
+            <w:t>22</w:t>
           </w:r>
           <w:r>
             <w:rPr>
@@ -17124,7 +12720,7 @@
               <w:noProof/>
               <w:sz w:val="20"/>
             </w:rPr>
-            <w:t>25</w:t>
+            <w:t>22</w:t>
           </w:r>
           <w:r>
             <w:rPr>
@@ -20896,7 +16492,7 @@
 </file>
 
 <file path=customXml/itemProps1.xml><?xml version="1.0" encoding="utf-8"?>
-<ds:datastoreItem xmlns:ds="http://schemas.openxmlformats.org/officeDocument/2006/customXml" ds:itemID="{6E45AA29-BFA0-4423-A313-34B85BDE207B}">
+<ds:datastoreItem xmlns:ds="http://schemas.openxmlformats.org/officeDocument/2006/customXml" ds:itemID="{7760E466-1B1B-42B0-A889-15ECA62E3C82}">
   <ds:schemaRefs>
     <ds:schemaRef ds:uri="http://schemas.openxmlformats.org/officeDocument/2006/bibliography"/>
   </ds:schemaRefs>
